--- a/arb/docx/31.content.docx
+++ b/arb/docx/31.content.docx
@@ -674,6 +674,22 @@
       </w:r>
       <w:r>
         <w:rPr>
+          <w:lang w:val="ar_AE" w:bidi="ar_AE"/>
+        </w:rPr>
+        <w:t>יְהוִ֜ה</w:t>
+      </w:r>
+    </w:p>
+    <w:p>
+      <w:pPr>
+        <w:bidi/>
+      </w:pPr>
+      <w:r>
+        <w:rPr>
+          <w:lang w:val="ar_AE" w:bidi="ar_AE"/>
+        </w:rPr>
+      </w:r>
+      <w:r>
+        <w:rPr>
           <w:b/>
           <w:lang w:val="ar_AE" w:bidi="ar_AE"/>
         </w:rPr>
@@ -779,6 +795,22 @@
       </w:r>
       <w:r>
         <w:rPr>
+          <w:lang w:val="ar_AE" w:bidi="ar_AE"/>
+        </w:rPr>
+        <w:t>ק֛וּמוּ</w:t>
+      </w:r>
+    </w:p>
+    <w:p>
+      <w:pPr>
+        <w:bidi/>
+      </w:pPr>
+      <w:r>
+        <w:rPr>
+          <w:lang w:val="ar_AE" w:bidi="ar_AE"/>
+        </w:rPr>
+      </w:r>
+      <w:r>
+        <w:rPr>
           <w:b/>
           <w:lang w:val="ar_AE" w:bidi="ar_AE"/>
         </w:rPr>
@@ -871,6 +903,22 @@
       </w:r>
       <w:r>
         <w:rPr>
+          <w:lang w:val="ar_AE" w:bidi="ar_AE"/>
+        </w:rPr>
+        <w:t>הִנֵּ֥ה קָטֹ֛ן נְתַתִּ֖י⁠ךָ</w:t>
+      </w:r>
+    </w:p>
+    <w:p>
+      <w:pPr>
+        <w:bidi/>
+      </w:pPr>
+      <w:r>
+        <w:rPr>
+          <w:lang w:val="ar_AE" w:bidi="ar_AE"/>
+        </w:rPr>
+      </w:r>
+      <w:r>
+        <w:rPr>
           <w:b/>
           <w:lang w:val="ar_AE" w:bidi="ar_AE"/>
         </w:rPr>
@@ -963,6 +1011,22 @@
       </w:r>
       <w:r>
         <w:rPr>
+          <w:lang w:val="ar_AE" w:bidi="ar_AE"/>
+        </w:rPr>
+        <w:t>הִנֵּ֥ה</w:t>
+      </w:r>
+    </w:p>
+    <w:p>
+      <w:pPr>
+        <w:bidi/>
+      </w:pPr>
+      <w:r>
+        <w:rPr>
+          <w:lang w:val="ar_AE" w:bidi="ar_AE"/>
+        </w:rPr>
+      </w:r>
+      <w:r>
+        <w:rPr>
           <w:b/>
           <w:lang w:val="ar_AE" w:bidi="ar_AE"/>
         </w:rPr>
@@ -1033,6 +1097,22 @@
       </w:r>
       <w:r>
         <w:rPr>
+          <w:lang w:val="ar_AE" w:bidi="ar_AE"/>
+        </w:rPr>
+        <w:t>קָטֹ֛ן נְתַתִּ֖י⁠ךָ בַּ⁠גּוֹיִ֑ם בָּז֥וּי אַתָּ֖ה מְאֹֽד</w:t>
+      </w:r>
+    </w:p>
+    <w:p>
+      <w:pPr>
+        <w:bidi/>
+      </w:pPr>
+      <w:r>
+        <w:rPr>
+          <w:lang w:val="ar_AE" w:bidi="ar_AE"/>
+        </w:rPr>
+      </w:r>
+      <w:r>
+        <w:rPr>
           <w:b/>
           <w:lang w:val="ar_AE" w:bidi="ar_AE"/>
         </w:rPr>
@@ -1125,6 +1205,22 @@
       </w:r>
       <w:r>
         <w:rPr>
+          <w:lang w:val="ar_AE" w:bidi="ar_AE"/>
+        </w:rPr>
+        <w:t>קָטֹ֛ן נְתַתִּ֖י⁠ךָ בַּ⁠גּוֹיִ֑ם</w:t>
+      </w:r>
+    </w:p>
+    <w:p>
+      <w:pPr>
+        <w:bidi/>
+      </w:pPr>
+      <w:r>
+        <w:rPr>
+          <w:lang w:val="ar_AE" w:bidi="ar_AE"/>
+        </w:rPr>
+      </w:r>
+      <w:r>
+        <w:rPr>
           <w:b/>
           <w:lang w:val="ar_AE" w:bidi="ar_AE"/>
         </w:rPr>
@@ -1217,6 +1313,22 @@
       </w:r>
       <w:r>
         <w:rPr>
+          <w:lang w:val="ar_AE" w:bidi="ar_AE"/>
+        </w:rPr>
+        <w:t>בָּז֥וּי אַתָּ֖ה מְאֹֽד</w:t>
+      </w:r>
+    </w:p>
+    <w:p>
+      <w:pPr>
+        <w:bidi/>
+      </w:pPr>
+      <w:r>
+        <w:rPr>
+          <w:lang w:val="ar_AE" w:bidi="ar_AE"/>
+        </w:rPr>
+      </w:r>
+      <w:r>
+        <w:rPr>
           <w:b/>
           <w:lang w:val="ar_AE" w:bidi="ar_AE"/>
         </w:rPr>
@@ -1309,6 +1421,22 @@
       </w:r>
       <w:r>
         <w:rPr>
+          <w:lang w:val="ar_AE" w:bidi="ar_AE"/>
+        </w:rPr>
+        <w:t>זְד֤וֹן לִבְּ⁠ךָ֙ הִשִּׁיאֶ֔⁠ךָ</w:t>
+      </w:r>
+    </w:p>
+    <w:p>
+      <w:pPr>
+        <w:bidi/>
+      </w:pPr>
+      <w:r>
+        <w:rPr>
+          <w:lang w:val="ar_AE" w:bidi="ar_AE"/>
+        </w:rPr>
+      </w:r>
+      <w:r>
+        <w:rPr>
           <w:b/>
           <w:lang w:val="ar_AE" w:bidi="ar_AE"/>
         </w:rPr>
@@ -1414,6 +1542,22 @@
       </w:r>
       <w:r>
         <w:rPr>
+          <w:lang w:val="ar_AE" w:bidi="ar_AE"/>
+        </w:rPr>
+        <w:t>זְד֤וֹן לִבְּ⁠ךָ֙ הִשִּׁיאֶ֔⁠ךָ</w:t>
+      </w:r>
+    </w:p>
+    <w:p>
+      <w:pPr>
+        <w:bidi/>
+      </w:pPr>
+      <w:r>
+        <w:rPr>
+          <w:lang w:val="ar_AE" w:bidi="ar_AE"/>
+        </w:rPr>
+      </w:r>
+      <w:r>
+        <w:rPr>
           <w:b/>
           <w:lang w:val="ar_AE" w:bidi="ar_AE"/>
         </w:rPr>
@@ -1519,6 +1663,22 @@
       </w:r>
       <w:r>
         <w:rPr>
+          <w:lang w:val="ar_AE" w:bidi="ar_AE"/>
+        </w:rPr>
+        <w:t>זְד֤וֹן לִבְּ⁠ךָ֙</w:t>
+      </w:r>
+    </w:p>
+    <w:p>
+      <w:pPr>
+        <w:bidi/>
+      </w:pPr>
+      <w:r>
+        <w:rPr>
+          <w:lang w:val="ar_AE" w:bidi="ar_AE"/>
+        </w:rPr>
+      </w:r>
+      <w:r>
+        <w:rPr>
           <w:b/>
           <w:lang w:val="ar_AE" w:bidi="ar_AE"/>
         </w:rPr>
@@ -1624,6 +1784,22 @@
       </w:r>
       <w:r>
         <w:rPr>
+          <w:lang w:val="ar_AE" w:bidi="ar_AE"/>
+        </w:rPr>
+        <w:t>זְד֤וֹן לִבְּ⁠ךָ֙</w:t>
+      </w:r>
+    </w:p>
+    <w:p>
+      <w:pPr>
+        <w:bidi/>
+      </w:pPr>
+      <w:r>
+        <w:rPr>
+          <w:lang w:val="ar_AE" w:bidi="ar_AE"/>
+        </w:rPr>
+      </w:r>
+      <w:r>
+        <w:rPr>
           <w:b/>
           <w:lang w:val="ar_AE" w:bidi="ar_AE"/>
         </w:rPr>
@@ -1729,6 +1905,22 @@
       </w:r>
       <w:r>
         <w:rPr>
+          <w:lang w:val="ar_AE" w:bidi="ar_AE"/>
+        </w:rPr>
+        <w:t>שֹׁכְנִ֥י בְ⁠חַגְוֵי־סֶּ֖לַע</w:t>
+      </w:r>
+    </w:p>
+    <w:p>
+      <w:pPr>
+        <w:bidi/>
+      </w:pPr>
+      <w:r>
+        <w:rPr>
+          <w:lang w:val="ar_AE" w:bidi="ar_AE"/>
+        </w:rPr>
+      </w:r>
+      <w:r>
+        <w:rPr>
           <w:b/>
           <w:lang w:val="ar_AE" w:bidi="ar_AE"/>
         </w:rPr>
@@ -1860,6 +2052,22 @@
       </w:r>
       <w:r>
         <w:rPr>
+          <w:lang w:val="ar_AE" w:bidi="ar_AE"/>
+        </w:rPr>
+        <w:t>בְ⁠חַגְוֵי־סֶּ֖לַע</w:t>
+      </w:r>
+    </w:p>
+    <w:p>
+      <w:pPr>
+        <w:bidi/>
+      </w:pPr>
+      <w:r>
+        <w:rPr>
+          <w:lang w:val="ar_AE" w:bidi="ar_AE"/>
+        </w:rPr>
+      </w:r>
+      <w:r>
+        <w:rPr>
           <w:b/>
           <w:lang w:val="ar_AE" w:bidi="ar_AE"/>
         </w:rPr>
@@ -1930,6 +2138,22 @@
       </w:r>
       <w:r>
         <w:rPr>
+          <w:lang w:val="ar_AE" w:bidi="ar_AE"/>
+        </w:rPr>
+        <w:t>אֹמֵ֣ר בְּ⁠לִבּ֔⁠וֹ</w:t>
+      </w:r>
+    </w:p>
+    <w:p>
+      <w:pPr>
+        <w:bidi/>
+      </w:pPr>
+      <w:r>
+        <w:rPr>
+          <w:lang w:val="ar_AE" w:bidi="ar_AE"/>
+        </w:rPr>
+      </w:r>
+      <w:r>
+        <w:rPr>
           <w:b/>
           <w:lang w:val="ar_AE" w:bidi="ar_AE"/>
         </w:rPr>
@@ -2061,6 +2285,22 @@
       </w:r>
       <w:r>
         <w:rPr>
+          <w:lang w:val="ar_AE" w:bidi="ar_AE"/>
+        </w:rPr>
+        <w:t>אֹמֵ֣ר בְּ⁠לִבּ֔⁠וֹ</w:t>
+      </w:r>
+    </w:p>
+    <w:p>
+      <w:pPr>
+        <w:bidi/>
+      </w:pPr>
+      <w:r>
+        <w:rPr>
+          <w:lang w:val="ar_AE" w:bidi="ar_AE"/>
+        </w:rPr>
+      </w:r>
+      <w:r>
+        <w:rPr>
           <w:b/>
           <w:lang w:val="ar_AE" w:bidi="ar_AE"/>
         </w:rPr>
@@ -2153,6 +2393,22 @@
       </w:r>
       <w:r>
         <w:rPr>
+          <w:lang w:val="ar_AE" w:bidi="ar_AE"/>
+        </w:rPr>
+        <w:t>מִ֥י יוֹרִדֵ֖⁠נִי אָֽרֶץ</w:t>
+      </w:r>
+    </w:p>
+    <w:p>
+      <w:pPr>
+        <w:bidi/>
+      </w:pPr>
+      <w:r>
+        <w:rPr>
+          <w:lang w:val="ar_AE" w:bidi="ar_AE"/>
+        </w:rPr>
+      </w:r>
+      <w:r>
+        <w:rPr>
           <w:b/>
           <w:lang w:val="ar_AE" w:bidi="ar_AE"/>
         </w:rPr>
@@ -2245,6 +2501,22 @@
       </w:r>
       <w:r>
         <w:rPr>
+          <w:lang w:val="ar_AE" w:bidi="ar_AE"/>
+        </w:rPr>
+        <w:t>אִם־תַּגְבִּ֣יהַּ כַּ⁠נֶּ֔שֶׁר וְ⁠אִם־בֵּ֥ין כּֽוֹכָבִ֖ים שִׂ֣ים קִנֶּ֑⁠ךָ</w:t>
+      </w:r>
+    </w:p>
+    <w:p>
+      <w:pPr>
+        <w:bidi/>
+      </w:pPr>
+      <w:r>
+        <w:rPr>
+          <w:lang w:val="ar_AE" w:bidi="ar_AE"/>
+        </w:rPr>
+      </w:r>
+      <w:r>
+        <w:rPr>
           <w:b/>
           <w:lang w:val="ar_AE" w:bidi="ar_AE"/>
         </w:rPr>
@@ -2337,6 +2609,22 @@
       </w:r>
       <w:r>
         <w:rPr>
+          <w:lang w:val="ar_AE" w:bidi="ar_AE"/>
+        </w:rPr>
+        <w:t>אִם־תַּגְבִּ֣יהַּ כַּ⁠נֶּ֔שֶׁר וְ⁠אִם־בֵּ֥ין כּֽוֹכָבִ֖ים שִׂ֣ים קִנֶּ֑⁠ךָ</w:t>
+      </w:r>
+    </w:p>
+    <w:p>
+      <w:pPr>
+        <w:bidi/>
+      </w:pPr>
+      <w:r>
+        <w:rPr>
+          <w:lang w:val="ar_AE" w:bidi="ar_AE"/>
+        </w:rPr>
+      </w:r>
+      <w:r>
+        <w:rPr>
           <w:b/>
           <w:lang w:val="ar_AE" w:bidi="ar_AE"/>
         </w:rPr>
@@ -2429,6 +2717,22 @@
       </w:r>
       <w:r>
         <w:rPr>
+          <w:lang w:val="ar_AE" w:bidi="ar_AE"/>
+        </w:rPr>
+        <w:t>שִׂ֣ים קִנֶּ֑⁠ךָ</w:t>
+      </w:r>
+    </w:p>
+    <w:p>
+      <w:pPr>
+        <w:bidi/>
+      </w:pPr>
+      <w:r>
+        <w:rPr>
+          <w:lang w:val="ar_AE" w:bidi="ar_AE"/>
+        </w:rPr>
+      </w:r>
+      <w:r>
+        <w:rPr>
           <w:b/>
           <w:lang w:val="ar_AE" w:bidi="ar_AE"/>
         </w:rPr>
@@ -2521,6 +2825,22 @@
       </w:r>
       <w:r>
         <w:rPr>
+          <w:lang w:val="ar_AE" w:bidi="ar_AE"/>
+        </w:rPr>
+        <w:t>מִ⁠שָּׁ֥ם אוֹרִֽידְ⁠ךָ֖</w:t>
+      </w:r>
+    </w:p>
+    <w:p>
+      <w:pPr>
+        <w:bidi/>
+      </w:pPr>
+      <w:r>
+        <w:rPr>
+          <w:lang w:val="ar_AE" w:bidi="ar_AE"/>
+        </w:rPr>
+      </w:r>
+      <w:r>
+        <w:rPr>
           <w:b/>
           <w:lang w:val="ar_AE" w:bidi="ar_AE"/>
         </w:rPr>
@@ -2626,6 +2946,22 @@
       </w:r>
       <w:r>
         <w:rPr>
+          <w:lang w:val="ar_AE" w:bidi="ar_AE"/>
+        </w:rPr>
+        <w:t>נְאֻם־יְהוָֽה</w:t>
+      </w:r>
+    </w:p>
+    <w:p>
+      <w:pPr>
+        <w:bidi/>
+      </w:pPr>
+      <w:r>
+        <w:rPr>
+          <w:lang w:val="ar_AE" w:bidi="ar_AE"/>
+        </w:rPr>
+      </w:r>
+      <w:r>
+        <w:rPr>
           <w:b/>
           <w:lang w:val="ar_AE" w:bidi="ar_AE"/>
         </w:rPr>
@@ -2718,6 +3054,22 @@
       </w:r>
       <w:r>
         <w:rPr>
+          <w:lang w:val="ar_AE" w:bidi="ar_AE"/>
+        </w:rPr>
+        <w:t>נְאֻם־יְהוָֽה</w:t>
+      </w:r>
+    </w:p>
+    <w:p>
+      <w:pPr>
+        <w:bidi/>
+      </w:pPr>
+      <w:r>
+        <w:rPr>
+          <w:lang w:val="ar_AE" w:bidi="ar_AE"/>
+        </w:rPr>
+      </w:r>
+      <w:r>
+        <w:rPr>
           <w:b/>
           <w:lang w:val="ar_AE" w:bidi="ar_AE"/>
         </w:rPr>
@@ -2823,6 +3175,22 @@
       </w:r>
       <w:r>
         <w:rPr>
+          <w:lang w:val="ar_AE" w:bidi="ar_AE"/>
+        </w:rPr>
+        <w:t>אִם־גַּנָּבִ֤ים בָּאֽוּ־לְ⁠ךָ֙ אִם־שׁ֣וֹדְדֵי לַ֔יְלָה</w:t>
+      </w:r>
+    </w:p>
+    <w:p>
+      <w:pPr>
+        <w:bidi/>
+      </w:pPr>
+      <w:r>
+        <w:rPr>
+          <w:lang w:val="ar_AE" w:bidi="ar_AE"/>
+        </w:rPr>
+      </w:r>
+      <w:r>
+        <w:rPr>
           <w:b/>
           <w:lang w:val="ar_AE" w:bidi="ar_AE"/>
         </w:rPr>
@@ -2915,6 +3283,22 @@
       </w:r>
       <w:r>
         <w:rPr>
+          <w:lang w:val="ar_AE" w:bidi="ar_AE"/>
+        </w:rPr>
+        <w:t>אֵ֣יךְ נִדְמֵ֔יתָה</w:t>
+      </w:r>
+    </w:p>
+    <w:p>
+      <w:pPr>
+        <w:bidi/>
+      </w:pPr>
+      <w:r>
+        <w:rPr>
+          <w:lang w:val="ar_AE" w:bidi="ar_AE"/>
+        </w:rPr>
+      </w:r>
+      <w:r>
+        <w:rPr>
           <w:b/>
           <w:lang w:val="ar_AE" w:bidi="ar_AE"/>
         </w:rPr>
@@ -3007,6 +3391,22 @@
       </w:r>
       <w:r>
         <w:rPr>
+          <w:lang w:val="ar_AE" w:bidi="ar_AE"/>
+        </w:rPr>
+        <w:t>אֵ֣יךְ נִדְמֵ֔יתָה</w:t>
+      </w:r>
+    </w:p>
+    <w:p>
+      <w:pPr>
+        <w:bidi/>
+      </w:pPr>
+      <w:r>
+        <w:rPr>
+          <w:lang w:val="ar_AE" w:bidi="ar_AE"/>
+        </w:rPr>
+      </w:r>
+      <w:r>
+        <w:rPr>
           <w:b/>
           <w:lang w:val="ar_AE" w:bidi="ar_AE"/>
         </w:rPr>
@@ -3099,6 +3499,22 @@
       </w:r>
       <w:r>
         <w:rPr>
+          <w:lang w:val="ar_AE" w:bidi="ar_AE"/>
+        </w:rPr>
+        <w:t>הֲ⁠ל֥וֹא יִגְנְב֖וּ דַּיָּ֑⁠ם</w:t>
+      </w:r>
+    </w:p>
+    <w:p>
+      <w:pPr>
+        <w:bidi/>
+      </w:pPr>
+      <w:r>
+        <w:rPr>
+          <w:lang w:val="ar_AE" w:bidi="ar_AE"/>
+        </w:rPr>
+      </w:r>
+      <w:r>
+        <w:rPr>
           <w:b/>
           <w:lang w:val="ar_AE" w:bidi="ar_AE"/>
         </w:rPr>
@@ -3191,6 +3607,22 @@
       </w:r>
       <w:r>
         <w:rPr>
+          <w:lang w:val="ar_AE" w:bidi="ar_AE"/>
+        </w:rPr>
+        <w:t>אִם־בֹּֽצְרִים֙ בָּ֣אוּ לָ֔⁠ךְ הֲ⁠ל֖וֹא יַשְׁאִ֥ירוּ עֹלֵלֽוֹת</w:t>
+      </w:r>
+    </w:p>
+    <w:p>
+      <w:pPr>
+        <w:bidi/>
+      </w:pPr>
+      <w:r>
+        <w:rPr>
+          <w:lang w:val="ar_AE" w:bidi="ar_AE"/>
+        </w:rPr>
+      </w:r>
+      <w:r>
+        <w:rPr>
           <w:b/>
           <w:lang w:val="ar_AE" w:bidi="ar_AE"/>
         </w:rPr>
@@ -3283,6 +3715,22 @@
       </w:r>
       <w:r>
         <w:rPr>
+          <w:lang w:val="ar_AE" w:bidi="ar_AE"/>
+        </w:rPr>
+        <w:t>אֵ֚יךְ</w:t>
+      </w:r>
+    </w:p>
+    <w:p>
+      <w:pPr>
+        <w:bidi/>
+      </w:pPr>
+      <w:r>
+        <w:rPr>
+          <w:lang w:val="ar_AE" w:bidi="ar_AE"/>
+        </w:rPr>
+      </w:r>
+      <w:r>
+        <w:rPr>
           <w:b/>
           <w:lang w:val="ar_AE" w:bidi="ar_AE"/>
         </w:rPr>
@@ -3388,6 +3836,22 @@
       </w:r>
       <w:r>
         <w:rPr>
+          <w:lang w:val="ar_AE" w:bidi="ar_AE"/>
+        </w:rPr>
+        <w:t>אֵ֚יךְ נֶחְפְּשׂ֣וּ עֵשָׂ֔ו</w:t>
+      </w:r>
+    </w:p>
+    <w:p>
+      <w:pPr>
+        <w:bidi/>
+      </w:pPr>
+      <w:r>
+        <w:rPr>
+          <w:lang w:val="ar_AE" w:bidi="ar_AE"/>
+        </w:rPr>
+      </w:r>
+      <w:r>
+        <w:rPr>
           <w:b/>
           <w:lang w:val="ar_AE" w:bidi="ar_AE"/>
         </w:rPr>
@@ -3480,6 +3944,22 @@
       </w:r>
       <w:r>
         <w:rPr>
+          <w:lang w:val="ar_AE" w:bidi="ar_AE"/>
+        </w:rPr>
+        <w:t>עֵשָׂ֔ו</w:t>
+      </w:r>
+    </w:p>
+    <w:p>
+      <w:pPr>
+        <w:bidi/>
+      </w:pPr>
+      <w:r>
+        <w:rPr>
+          <w:lang w:val="ar_AE" w:bidi="ar_AE"/>
+        </w:rPr>
+      </w:r>
+      <w:r>
+        <w:rPr>
           <w:b/>
           <w:lang w:val="ar_AE" w:bidi="ar_AE"/>
         </w:rPr>
@@ -3585,6 +4065,22 @@
       </w:r>
       <w:r>
         <w:rPr>
+          <w:lang w:val="ar_AE" w:bidi="ar_AE"/>
+        </w:rPr>
+        <w:t>נֶחְפְּשׂ֣וּ</w:t>
+      </w:r>
+    </w:p>
+    <w:p>
+      <w:pPr>
+        <w:bidi/>
+      </w:pPr>
+      <w:r>
+        <w:rPr>
+          <w:lang w:val="ar_AE" w:bidi="ar_AE"/>
+        </w:rPr>
+      </w:r>
+      <w:r>
+        <w:rPr>
           <w:b/>
           <w:lang w:val="ar_AE" w:bidi="ar_AE"/>
         </w:rPr>
@@ -3668,6 +4164,22 @@
       </w:r>
       <w:r>
         <w:rPr>
+          <w:lang w:val="ar_AE" w:bidi="ar_AE"/>
+        </w:rPr>
+        <w:t>נִבְע֖וּ מַצְפֻּנָֽי⁠ו</w:t>
+      </w:r>
+    </w:p>
+    <w:p>
+      <w:pPr>
+        <w:bidi/>
+      </w:pPr>
+      <w:r>
+        <w:rPr>
+          <w:lang w:val="ar_AE" w:bidi="ar_AE"/>
+        </w:rPr>
+      </w:r>
+      <w:r>
+        <w:rPr>
           <w:b/>
           <w:lang w:val="ar_AE" w:bidi="ar_AE"/>
         </w:rPr>
@@ -3760,6 +4272,22 @@
       </w:r>
       <w:r>
         <w:rPr>
+          <w:lang w:val="ar_AE" w:bidi="ar_AE"/>
+        </w:rPr>
+        <w:t>עַֽד־הַ⁠גְּב֣וּל שִׁלְּח֗וּ⁠ךָ כֹּ֚ל אַנְשֵׁ֣י בְרִיתֶ֔⁠ךָ</w:t>
+      </w:r>
+    </w:p>
+    <w:p>
+      <w:pPr>
+        <w:bidi/>
+      </w:pPr>
+      <w:r>
+        <w:rPr>
+          <w:lang w:val="ar_AE" w:bidi="ar_AE"/>
+        </w:rPr>
+      </w:r>
+      <w:r>
+        <w:rPr>
           <w:b/>
           <w:lang w:val="ar_AE" w:bidi="ar_AE"/>
         </w:rPr>
@@ -3865,6 +4393,22 @@
       </w:r>
       <w:r>
         <w:rPr>
+          <w:lang w:val="ar_AE" w:bidi="ar_AE"/>
+        </w:rPr>
+        <w:t>בְרִיתֶ֔⁠ךָ</w:t>
+      </w:r>
+    </w:p>
+    <w:p>
+      <w:pPr>
+        <w:bidi/>
+      </w:pPr>
+      <w:r>
+        <w:rPr>
+          <w:lang w:val="ar_AE" w:bidi="ar_AE"/>
+        </w:rPr>
+      </w:r>
+      <w:r>
+        <w:rPr>
           <w:b/>
           <w:lang w:val="ar_AE" w:bidi="ar_AE"/>
         </w:rPr>
@@ -3970,6 +4514,22 @@
       </w:r>
       <w:r>
         <w:rPr>
+          <w:lang w:val="ar_AE" w:bidi="ar_AE"/>
+        </w:rPr>
+        <w:t>עַֽד־הַ⁠גְּב֣וּל שִׁלְּח֗וּ⁠ךָ</w:t>
+      </w:r>
+    </w:p>
+    <w:p>
+      <w:pPr>
+        <w:bidi/>
+      </w:pPr>
+      <w:r>
+        <w:rPr>
+          <w:lang w:val="ar_AE" w:bidi="ar_AE"/>
+        </w:rPr>
+      </w:r>
+      <w:r>
+        <w:rPr>
           <w:b/>
           <w:lang w:val="ar_AE" w:bidi="ar_AE"/>
         </w:rPr>
@@ -4053,6 +4613,22 @@
       </w:r>
       <w:r>
         <w:rPr>
+          <w:lang w:val="ar_AE" w:bidi="ar_AE"/>
+        </w:rPr>
+        <w:t>כֹּ֚ל אַנְשֵׁ֣י בְרִיתֶ֔⁠ךָ &amp; אַנְשֵׁ֣י שְׁלֹמֶ֑⁠ךָ לַחְמְ⁠ךָ֗</w:t>
+      </w:r>
+    </w:p>
+    <w:p>
+      <w:pPr>
+        <w:bidi/>
+      </w:pPr>
+      <w:r>
+        <w:rPr>
+          <w:lang w:val="ar_AE" w:bidi="ar_AE"/>
+        </w:rPr>
+      </w:r>
+      <w:r>
+        <w:rPr>
           <w:b/>
           <w:lang w:val="ar_AE" w:bidi="ar_AE"/>
         </w:rPr>
@@ -4171,6 +4747,22 @@
       </w:r>
       <w:r>
         <w:rPr>
+          <w:lang w:val="ar_AE" w:bidi="ar_AE"/>
+        </w:rPr>
+        <w:t>לַחְמְ⁠ךָ֗ יָשִׂ֤ימוּ מָזוֹר֙ תַּחְתֶּ֔י⁠ךָ</w:t>
+      </w:r>
+    </w:p>
+    <w:p>
+      <w:pPr>
+        <w:bidi/>
+      </w:pPr>
+      <w:r>
+        <w:rPr>
+          <w:lang w:val="ar_AE" w:bidi="ar_AE"/>
+        </w:rPr>
+      </w:r>
+      <w:r>
+        <w:rPr>
           <w:b/>
           <w:lang w:val="ar_AE" w:bidi="ar_AE"/>
         </w:rPr>
@@ -4289,6 +4881,22 @@
       </w:r>
       <w:r>
         <w:rPr>
+          <w:lang w:val="ar_AE" w:bidi="ar_AE"/>
+        </w:rPr>
+        <w:t>אֵ֥ין תְּבוּנָ֖ה בּֽ⁠וֹ</w:t>
+      </w:r>
+    </w:p>
+    <w:p>
+      <w:pPr>
+        <w:bidi/>
+      </w:pPr>
+      <w:r>
+        <w:rPr>
+          <w:lang w:val="ar_AE" w:bidi="ar_AE"/>
+        </w:rPr>
+      </w:r>
+      <w:r>
+        <w:rPr>
           <w:b/>
           <w:lang w:val="ar_AE" w:bidi="ar_AE"/>
         </w:rPr>
@@ -4395,6 +5003,22 @@
       </w:r>
       <w:r>
         <w:rPr>
+          <w:lang w:val="ar_AE" w:bidi="ar_AE"/>
+        </w:rPr>
+        <w:t>אֵ֥ין תְּבוּנָ֖ה בּֽ⁠וֹ</w:t>
+      </w:r>
+    </w:p>
+    <w:p>
+      <w:pPr>
+        <w:bidi/>
+      </w:pPr>
+      <w:r>
+        <w:rPr>
+          <w:lang w:val="ar_AE" w:bidi="ar_AE"/>
+        </w:rPr>
+      </w:r>
+      <w:r>
+        <w:rPr>
           <w:b/>
           <w:lang w:val="ar_AE" w:bidi="ar_AE"/>
         </w:rPr>
@@ -4500,6 +5124,22 @@
       </w:r>
       <w:r>
         <w:rPr>
+          <w:lang w:val="ar_AE" w:bidi="ar_AE"/>
+        </w:rPr>
+        <w:t>בּֽ⁠וֹ</w:t>
+      </w:r>
+    </w:p>
+    <w:p>
+      <w:pPr>
+        <w:bidi/>
+      </w:pPr>
+      <w:r>
+        <w:rPr>
+          <w:lang w:val="ar_AE" w:bidi="ar_AE"/>
+        </w:rPr>
+      </w:r>
+      <w:r>
+        <w:rPr>
           <w:b/>
           <w:lang w:val="ar_AE" w:bidi="ar_AE"/>
         </w:rPr>
@@ -4605,6 +5245,22 @@
       </w:r>
       <w:r>
         <w:rPr>
+          <w:lang w:val="ar_AE" w:bidi="ar_AE"/>
+        </w:rPr>
+        <w:t>הֲ⁠ל֛וֹא בַּ⁠יּ֥וֹם הַ⁠ה֖וּא &amp; וְ⁠הַאֲבַדְתִּ֤י חֲכָמִים֙ מֵֽ⁠אֱד֔וֹם</w:t>
+      </w:r>
+    </w:p>
+    <w:p>
+      <w:pPr>
+        <w:bidi/>
+      </w:pPr>
+      <w:r>
+        <w:rPr>
+          <w:lang w:val="ar_AE" w:bidi="ar_AE"/>
+        </w:rPr>
+      </w:r>
+      <w:r>
+        <w:rPr>
           <w:b/>
           <w:lang w:val="ar_AE" w:bidi="ar_AE"/>
         </w:rPr>
@@ -4697,6 +5353,22 @@
       </w:r>
       <w:r>
         <w:rPr>
+          <w:lang w:val="ar_AE" w:bidi="ar_AE"/>
+        </w:rPr>
+        <w:t>וְ⁠הַאֲבַדְתִּ֤י חֲכָמִים֙ מֵֽ⁠אֱד֔וֹם</w:t>
+      </w:r>
+    </w:p>
+    <w:p>
+      <w:pPr>
+        <w:bidi/>
+      </w:pPr>
+      <w:r>
+        <w:rPr>
+          <w:lang w:val="ar_AE" w:bidi="ar_AE"/>
+        </w:rPr>
+      </w:r>
+      <w:r>
+        <w:rPr>
           <w:b/>
           <w:lang w:val="ar_AE" w:bidi="ar_AE"/>
         </w:rPr>
@@ -4802,6 +5474,22 @@
       </w:r>
       <w:r>
         <w:rPr>
+          <w:lang w:val="ar_AE" w:bidi="ar_AE"/>
+        </w:rPr>
+        <w:t>וּ⁠תְבוּנָ֖ה מֵ⁠הַ֥ר עֵשָֽׂו</w:t>
+      </w:r>
+    </w:p>
+    <w:p>
+      <w:pPr>
+        <w:bidi/>
+      </w:pPr>
+      <w:r>
+        <w:rPr>
+          <w:lang w:val="ar_AE" w:bidi="ar_AE"/>
+        </w:rPr>
+      </w:r>
+      <w:r>
+        <w:rPr>
           <w:b/>
           <w:lang w:val="ar_AE" w:bidi="ar_AE"/>
         </w:rPr>
@@ -4894,6 +5582,22 @@
       </w:r>
       <w:r>
         <w:rPr>
+          <w:lang w:val="ar_AE" w:bidi="ar_AE"/>
+        </w:rPr>
+        <w:t>וּ⁠תְבוּנָ֖ה מֵ⁠הַ֥ר עֵשָֽׂו</w:t>
+      </w:r>
+    </w:p>
+    <w:p>
+      <w:pPr>
+        <w:bidi/>
+      </w:pPr>
+      <w:r>
+        <w:rPr>
+          <w:lang w:val="ar_AE" w:bidi="ar_AE"/>
+        </w:rPr>
+      </w:r>
+      <w:r>
+        <w:rPr>
           <w:b/>
           <w:lang w:val="ar_AE" w:bidi="ar_AE"/>
         </w:rPr>
@@ -4999,6 +5703,22 @@
       </w:r>
       <w:r>
         <w:rPr>
+          <w:lang w:val="ar_AE" w:bidi="ar_AE"/>
+        </w:rPr>
+        <w:t>חֲכָמִים֙ מֵֽ⁠אֱד֔וֹם וּ⁠תְבוּנָ֖ה מֵ⁠הַ֥ר עֵשָֽׂו</w:t>
+      </w:r>
+    </w:p>
+    <w:p>
+      <w:pPr>
+        <w:bidi/>
+      </w:pPr>
+      <w:r>
+        <w:rPr>
+          <w:lang w:val="ar_AE" w:bidi="ar_AE"/>
+        </w:rPr>
+      </w:r>
+      <w:r>
+        <w:rPr>
           <w:b/>
           <w:lang w:val="ar_AE" w:bidi="ar_AE"/>
         </w:rPr>
@@ -5143,6 +5863,22 @@
       </w:r>
       <w:r>
         <w:rPr>
+          <w:lang w:val="ar_AE" w:bidi="ar_AE"/>
+        </w:rPr>
+        <w:t>וּ⁠תְבוּנָ֖ה</w:t>
+      </w:r>
+    </w:p>
+    <w:p>
+      <w:pPr>
+        <w:bidi/>
+      </w:pPr>
+      <w:r>
+        <w:rPr>
+          <w:lang w:val="ar_AE" w:bidi="ar_AE"/>
+        </w:rPr>
+      </w:r>
+      <w:r>
+        <w:rPr>
           <w:b/>
           <w:lang w:val="ar_AE" w:bidi="ar_AE"/>
         </w:rPr>
@@ -5248,6 +5984,22 @@
       </w:r>
       <w:r>
         <w:rPr>
+          <w:lang w:val="ar_AE" w:bidi="ar_AE"/>
+        </w:rPr>
+        <w:t>מֵ⁠הַ֥ר עֵשָֽׂו</w:t>
+      </w:r>
+    </w:p>
+    <w:p>
+      <w:pPr>
+        <w:bidi/>
+      </w:pPr>
+      <w:r>
+        <w:rPr>
+          <w:lang w:val="ar_AE" w:bidi="ar_AE"/>
+        </w:rPr>
+      </w:r>
+      <w:r>
+        <w:rPr>
           <w:b/>
           <w:lang w:val="ar_AE" w:bidi="ar_AE"/>
         </w:rPr>
@@ -5340,6 +6092,22 @@
         <w:rPr>
           <w:lang w:val="ar_AE" w:bidi="ar_AE"/>
         </w:rPr>
+      </w:r>
+    </w:p>
+    <w:p>
+      <w:pPr>
+        <w:bidi/>
+      </w:pPr>
+      <w:r>
+        <w:rPr>
+          <w:lang w:val="ar_AE" w:bidi="ar_AE"/>
+        </w:rPr>
+      </w:r>
+      <w:r>
+        <w:rPr>
+          <w:lang w:val="ar_AE" w:bidi="ar_AE"/>
+        </w:rPr>
+        <w:t>עֵשָֽׂו</w:t>
       </w:r>
     </w:p>
     <w:p>
@@ -5463,6 +6231,22 @@
       </w:r>
       <w:r>
         <w:rPr>
+          <w:lang w:val="ar_AE" w:bidi="ar_AE"/>
+        </w:rPr>
+        <w:t>וְ⁠חַתּ֥וּ גִבּוֹרֶ֖י⁠ךָ תֵּימָ֑ן</w:t>
+      </w:r>
+    </w:p>
+    <w:p>
+      <w:pPr>
+        <w:bidi/>
+      </w:pPr>
+      <w:r>
+        <w:rPr>
+          <w:lang w:val="ar_AE" w:bidi="ar_AE"/>
+        </w:rPr>
+      </w:r>
+      <w:r>
+        <w:rPr>
           <w:b/>
           <w:lang w:val="ar_AE" w:bidi="ar_AE"/>
         </w:rPr>
@@ -5568,6 +6352,22 @@
       </w:r>
       <w:r>
         <w:rPr>
+          <w:lang w:val="ar_AE" w:bidi="ar_AE"/>
+        </w:rPr>
+        <w:t>תֵּימָ֑ן</w:t>
+      </w:r>
+    </w:p>
+    <w:p>
+      <w:pPr>
+        <w:bidi/>
+      </w:pPr>
+      <w:r>
+        <w:rPr>
+          <w:lang w:val="ar_AE" w:bidi="ar_AE"/>
+        </w:rPr>
+      </w:r>
+      <w:r>
+        <w:rPr>
           <w:b/>
           <w:lang w:val="ar_AE" w:bidi="ar_AE"/>
         </w:rPr>
@@ -5660,6 +6460,22 @@
       </w:r>
       <w:r>
         <w:rPr>
+          <w:lang w:val="ar_AE" w:bidi="ar_AE"/>
+        </w:rPr>
+        <w:t>לְמַ֧עַן</w:t>
+      </w:r>
+    </w:p>
+    <w:p>
+      <w:pPr>
+        <w:bidi/>
+      </w:pPr>
+      <w:r>
+        <w:rPr>
+          <w:lang w:val="ar_AE" w:bidi="ar_AE"/>
+        </w:rPr>
+      </w:r>
+      <w:r>
+        <w:rPr>
           <w:b/>
           <w:lang w:val="ar_AE" w:bidi="ar_AE"/>
         </w:rPr>
@@ -5752,6 +6568,22 @@
       </w:r>
       <w:r>
         <w:rPr>
+          <w:lang w:val="ar_AE" w:bidi="ar_AE"/>
+        </w:rPr>
+        <w:t>יִכָּֽרֶת־אִ֛ישׁ</w:t>
+      </w:r>
+    </w:p>
+    <w:p>
+      <w:pPr>
+        <w:bidi/>
+      </w:pPr>
+      <w:r>
+        <w:rPr>
+          <w:lang w:val="ar_AE" w:bidi="ar_AE"/>
+        </w:rPr>
+      </w:r>
+      <w:r>
+        <w:rPr>
           <w:b/>
           <w:lang w:val="ar_AE" w:bidi="ar_AE"/>
         </w:rPr>
@@ -5857,6 +6689,22 @@
       </w:r>
       <w:r>
         <w:rPr>
+          <w:lang w:val="ar_AE" w:bidi="ar_AE"/>
+        </w:rPr>
+        <w:t>יִכָּֽרֶת־אִ֛ישׁ</w:t>
+      </w:r>
+    </w:p>
+    <w:p>
+      <w:pPr>
+        <w:bidi/>
+      </w:pPr>
+      <w:r>
+        <w:rPr>
+          <w:lang w:val="ar_AE" w:bidi="ar_AE"/>
+        </w:rPr>
+      </w:r>
+      <w:r>
+        <w:rPr>
           <w:b/>
           <w:lang w:val="ar_AE" w:bidi="ar_AE"/>
         </w:rPr>
@@ -5963,6 +6811,22 @@
       </w:r>
       <w:r>
         <w:rPr>
+          <w:lang w:val="ar_AE" w:bidi="ar_AE"/>
+        </w:rPr>
+        <w:t>אִ֛ישׁ</w:t>
+      </w:r>
+    </w:p>
+    <w:p>
+      <w:pPr>
+        <w:bidi/>
+      </w:pPr>
+      <w:r>
+        <w:rPr>
+          <w:lang w:val="ar_AE" w:bidi="ar_AE"/>
+        </w:rPr>
+      </w:r>
+      <w:r>
+        <w:rPr>
           <w:b/>
           <w:lang w:val="ar_AE" w:bidi="ar_AE"/>
         </w:rPr>
@@ -6076,6 +6940,22 @@
       </w:r>
       <w:r>
         <w:rPr>
+          <w:lang w:val="ar_AE" w:bidi="ar_AE"/>
+        </w:rPr>
+        <w:t>מֵ⁠הַ֥ר עֵשָׂ֖ו</w:t>
+      </w:r>
+    </w:p>
+    <w:p>
+      <w:pPr>
+        <w:bidi/>
+      </w:pPr>
+      <w:r>
+        <w:rPr>
+          <w:lang w:val="ar_AE" w:bidi="ar_AE"/>
+        </w:rPr>
+      </w:r>
+      <w:r>
+        <w:rPr>
           <w:b/>
           <w:lang w:val="ar_AE" w:bidi="ar_AE"/>
         </w:rPr>
@@ -6182,6 +7062,22 @@
       </w:r>
       <w:r>
         <w:rPr>
+          <w:lang w:val="ar_AE" w:bidi="ar_AE"/>
+        </w:rPr>
+        <w:t>מִ⁠קָּֽטֶל</w:t>
+      </w:r>
+    </w:p>
+    <w:p>
+      <w:pPr>
+        <w:bidi/>
+      </w:pPr>
+      <w:r>
+        <w:rPr>
+          <w:lang w:val="ar_AE" w:bidi="ar_AE"/>
+        </w:rPr>
+      </w:r>
+      <w:r>
+        <w:rPr>
           <w:b/>
           <w:lang w:val="ar_AE" w:bidi="ar_AE"/>
         </w:rPr>
@@ -6393,6 +7289,22 @@
       </w:r>
       <w:r>
         <w:rPr>
+          <w:lang w:val="ar_AE" w:bidi="ar_AE"/>
+        </w:rPr>
+        <w:t>אָחִ֥י⁠ךָ</w:t>
+      </w:r>
+    </w:p>
+    <w:p>
+      <w:pPr>
+        <w:bidi/>
+      </w:pPr>
+      <w:r>
+        <w:rPr>
+          <w:lang w:val="ar_AE" w:bidi="ar_AE"/>
+        </w:rPr>
+      </w:r>
+      <w:r>
+        <w:rPr>
           <w:b/>
           <w:lang w:val="ar_AE" w:bidi="ar_AE"/>
         </w:rPr>
@@ -6512,6 +7424,22 @@
       </w:r>
       <w:r>
         <w:rPr>
+          <w:lang w:val="ar_AE" w:bidi="ar_AE"/>
+        </w:rPr>
+        <w:t>יַעֲקֹ֖ב</w:t>
+      </w:r>
+    </w:p>
+    <w:p>
+      <w:pPr>
+        <w:bidi/>
+      </w:pPr>
+      <w:r>
+        <w:rPr>
+          <w:lang w:val="ar_AE" w:bidi="ar_AE"/>
+        </w:rPr>
+      </w:r>
+      <w:r>
+        <w:rPr>
           <w:b/>
           <w:lang w:val="ar_AE" w:bidi="ar_AE"/>
         </w:rPr>
@@ -6631,6 +7559,22 @@
       </w:r>
       <w:r>
         <w:rPr>
+          <w:lang w:val="ar_AE" w:bidi="ar_AE"/>
+        </w:rPr>
+        <w:t>תְּכַסְּ⁠ךָ֣ בוּשָׁ֑ה</w:t>
+      </w:r>
+    </w:p>
+    <w:p>
+      <w:pPr>
+        <w:bidi/>
+      </w:pPr>
+      <w:r>
+        <w:rPr>
+          <w:lang w:val="ar_AE" w:bidi="ar_AE"/>
+        </w:rPr>
+      </w:r>
+      <w:r>
+        <w:rPr>
           <w:b/>
           <w:lang w:val="ar_AE" w:bidi="ar_AE"/>
         </w:rPr>
@@ -6750,6 +7694,22 @@
       </w:r>
       <w:r>
         <w:rPr>
+          <w:lang w:val="ar_AE" w:bidi="ar_AE"/>
+        </w:rPr>
+        <w:t>תְּכַסְּ⁠ךָ֣ בוּשָׁ֑ה</w:t>
+      </w:r>
+    </w:p>
+    <w:p>
+      <w:pPr>
+        <w:bidi/>
+      </w:pPr>
+      <w:r>
+        <w:rPr>
+          <w:lang w:val="ar_AE" w:bidi="ar_AE"/>
+        </w:rPr>
+      </w:r>
+      <w:r>
+        <w:rPr>
           <w:b/>
           <w:lang w:val="ar_AE" w:bidi="ar_AE"/>
         </w:rPr>
@@ -6869,6 +7829,22 @@
       </w:r>
       <w:r>
         <w:rPr>
+          <w:lang w:val="ar_AE" w:bidi="ar_AE"/>
+        </w:rPr>
+        <w:t>וְ⁠נִכְרַ֖תָּ</w:t>
+      </w:r>
+    </w:p>
+    <w:p>
+      <w:pPr>
+        <w:bidi/>
+      </w:pPr>
+      <w:r>
+        <w:rPr>
+          <w:lang w:val="ar_AE" w:bidi="ar_AE"/>
+        </w:rPr>
+      </w:r>
+      <w:r>
+        <w:rPr>
           <w:b/>
           <w:lang w:val="ar_AE" w:bidi="ar_AE"/>
         </w:rPr>
@@ -6975,6 +7951,22 @@
       </w:r>
       <w:r>
         <w:rPr>
+          <w:lang w:val="ar_AE" w:bidi="ar_AE"/>
+        </w:rPr>
+        <w:t>וְ⁠נִכְרַ֖תָּ</w:t>
+      </w:r>
+    </w:p>
+    <w:p>
+      <w:pPr>
+        <w:bidi/>
+      </w:pPr>
+      <w:r>
+        <w:rPr>
+          <w:lang w:val="ar_AE" w:bidi="ar_AE"/>
+        </w:rPr>
+      </w:r>
+      <w:r>
+        <w:rPr>
           <w:b/>
           <w:lang w:val="ar_AE" w:bidi="ar_AE"/>
         </w:rPr>
@@ -7054,6 +8046,22 @@
         <w:rPr>
           <w:lang w:val="ar_AE" w:bidi="ar_AE"/>
         </w:rPr>
+      </w:r>
+    </w:p>
+    <w:p>
+      <w:pPr>
+        <w:bidi/>
+      </w:pPr>
+      <w:r>
+        <w:rPr>
+          <w:lang w:val="ar_AE" w:bidi="ar_AE"/>
+        </w:rPr>
+      </w:r>
+      <w:r>
+        <w:rPr>
+          <w:lang w:val="ar_AE" w:bidi="ar_AE"/>
+        </w:rPr>
+        <w:t>וְ⁠נִכְרַ֖תָּ</w:t>
       </w:r>
     </w:p>
     <w:p>
@@ -7190,6 +8198,22 @@
       </w:r>
       <w:r>
         <w:rPr>
+          <w:lang w:val="ar_AE" w:bidi="ar_AE"/>
+        </w:rPr>
+        <w:t>עֲמָֽדְ⁠ךָ֣ מִ⁠נֶּ֔גֶד</w:t>
+      </w:r>
+    </w:p>
+    <w:p>
+      <w:pPr>
+        <w:bidi/>
+      </w:pPr>
+      <w:r>
+        <w:rPr>
+          <w:lang w:val="ar_AE" w:bidi="ar_AE"/>
+        </w:rPr>
+      </w:r>
+      <w:r>
+        <w:rPr>
           <w:b/>
           <w:lang w:val="ar_AE" w:bidi="ar_AE"/>
         </w:rPr>
@@ -7283,6 +8307,22 @@
         <w:rPr>
           <w:lang w:val="ar_AE" w:bidi="ar_AE"/>
         </w:rPr>
+      </w:r>
+    </w:p>
+    <w:p>
+      <w:pPr>
+        <w:bidi/>
+      </w:pPr>
+      <w:r>
+        <w:rPr>
+          <w:lang w:val="ar_AE" w:bidi="ar_AE"/>
+        </w:rPr>
+      </w:r>
+      <w:r>
+        <w:rPr>
+          <w:lang w:val="ar_AE" w:bidi="ar_AE"/>
+        </w:rPr>
+        <w:t>שְׁב֥וֹת זָרִ֖ים חֵיל֑⁠וֹ וְ⁠נָכְרִ֞ים בָּ֣אוּ שְׁעָרָ֗יו</w:t>
       </w:r>
     </w:p>
     <w:p>
@@ -7539,6 +8579,22 @@
       </w:r>
       <w:r>
         <w:rPr>
+          <w:lang w:val="ar_AE" w:bidi="ar_AE"/>
+        </w:rPr>
+        <w:t>חֵיל֑⁠וֹ</w:t>
+      </w:r>
+    </w:p>
+    <w:p>
+      <w:pPr>
+        <w:bidi/>
+      </w:pPr>
+      <w:r>
+        <w:rPr>
+          <w:lang w:val="ar_AE" w:bidi="ar_AE"/>
+        </w:rPr>
+      </w:r>
+      <w:r>
+        <w:rPr>
           <w:b/>
           <w:lang w:val="ar_AE" w:bidi="ar_AE"/>
         </w:rPr>
@@ -7654,6 +8710,22 @@
       </w:r>
       <w:r>
         <w:rPr>
+          <w:lang w:val="ar_AE" w:bidi="ar_AE"/>
+        </w:rPr>
+        <w:t>שְׁעָרָ֗יו</w:t>
+      </w:r>
+    </w:p>
+    <w:p>
+      <w:pPr>
+        <w:bidi/>
+      </w:pPr>
+      <w:r>
+        <w:rPr>
+          <w:lang w:val="ar_AE" w:bidi="ar_AE"/>
+        </w:rPr>
+      </w:r>
+      <w:r>
+        <w:rPr>
           <w:b/>
           <w:lang w:val="ar_AE" w:bidi="ar_AE"/>
         </w:rPr>
@@ -7773,6 +8845,22 @@
       </w:r>
       <w:r>
         <w:rPr>
+          <w:lang w:val="ar_AE" w:bidi="ar_AE"/>
+        </w:rPr>
+        <w:t>וְ⁠עַל־יְרוּשָׁלִַ֨ם֙ יַדּ֣וּ גוֹרָ֔ל</w:t>
+      </w:r>
+    </w:p>
+    <w:p>
+      <w:pPr>
+        <w:bidi/>
+      </w:pPr>
+      <w:r>
+        <w:rPr>
+          <w:lang w:val="ar_AE" w:bidi="ar_AE"/>
+        </w:rPr>
+      </w:r>
+      <w:r>
+        <w:rPr>
           <w:b/>
           <w:lang w:val="ar_AE" w:bidi="ar_AE"/>
         </w:rPr>
@@ -7905,6 +8993,22 @@
       </w:r>
       <w:r>
         <w:rPr>
+          <w:lang w:val="ar_AE" w:bidi="ar_AE"/>
+        </w:rPr>
+        <w:t>גַּם־אַתָּ֖ה כְּ⁠אַחַ֥ד מֵ⁠הֶֽם</w:t>
+      </w:r>
+    </w:p>
+    <w:p>
+      <w:pPr>
+        <w:bidi/>
+      </w:pPr>
+      <w:r>
+        <w:rPr>
+          <w:lang w:val="ar_AE" w:bidi="ar_AE"/>
+        </w:rPr>
+      </w:r>
+      <w:r>
+        <w:rPr>
           <w:b/>
           <w:lang w:val="ar_AE" w:bidi="ar_AE"/>
         </w:rPr>
@@ -8037,6 +9141,22 @@
       </w:r>
       <w:r>
         <w:rPr>
+          <w:lang w:val="ar_AE" w:bidi="ar_AE"/>
+        </w:rPr>
+        <w:t>וְ⁠אַל &amp; וְ⁠אַל &amp; וְ⁠אַל</w:t>
+      </w:r>
+    </w:p>
+    <w:p>
+      <w:pPr>
+        <w:bidi/>
+      </w:pPr>
+      <w:r>
+        <w:rPr>
+          <w:lang w:val="ar_AE" w:bidi="ar_AE"/>
+        </w:rPr>
+      </w:r>
+      <w:r>
+        <w:rPr>
           <w:b/>
           <w:lang w:val="ar_AE" w:bidi="ar_AE"/>
         </w:rPr>
@@ -8156,6 +9276,22 @@
       </w:r>
       <w:r>
         <w:rPr>
+          <w:lang w:val="ar_AE" w:bidi="ar_AE"/>
+        </w:rPr>
+        <w:t>וְ⁠אַל־תֵּ֤רֶא</w:t>
+      </w:r>
+    </w:p>
+    <w:p>
+      <w:pPr>
+        <w:bidi/>
+      </w:pPr>
+      <w:r>
+        <w:rPr>
+          <w:lang w:val="ar_AE" w:bidi="ar_AE"/>
+        </w:rPr>
+      </w:r>
+      <w:r>
+        <w:rPr>
           <w:b/>
           <w:lang w:val="ar_AE" w:bidi="ar_AE"/>
         </w:rPr>
@@ -8275,6 +9411,22 @@
       </w:r>
       <w:r>
         <w:rPr>
+          <w:lang w:val="ar_AE" w:bidi="ar_AE"/>
+        </w:rPr>
+        <w:t>בְ⁠יוֹם־אָחִ֨י⁠ךָ֙ בְּ⁠י֣וֹם נָכְר֔⁠וֹ</w:t>
+      </w:r>
+    </w:p>
+    <w:p>
+      <w:pPr>
+        <w:bidi/>
+      </w:pPr>
+      <w:r>
+        <w:rPr>
+          <w:lang w:val="ar_AE" w:bidi="ar_AE"/>
+        </w:rPr>
+      </w:r>
+      <w:r>
+        <w:rPr>
           <w:b/>
           <w:lang w:val="ar_AE" w:bidi="ar_AE"/>
         </w:rPr>
@@ -8407,6 +9559,22 @@
       </w:r>
       <w:r>
         <w:rPr>
+          <w:lang w:val="ar_AE" w:bidi="ar_AE"/>
+        </w:rPr>
+        <w:t>בְ⁠יוֹם</w:t>
+      </w:r>
+    </w:p>
+    <w:p>
+      <w:pPr>
+        <w:bidi/>
+      </w:pPr>
+      <w:r>
+        <w:rPr>
+          <w:lang w:val="ar_AE" w:bidi="ar_AE"/>
+        </w:rPr>
+      </w:r>
+      <w:r>
+        <w:rPr>
           <w:b/>
           <w:lang w:val="ar_AE" w:bidi="ar_AE"/>
         </w:rPr>
@@ -8513,6 +9681,22 @@
         <w:rPr>
           <w:lang w:val="ar_AE" w:bidi="ar_AE"/>
         </w:rPr>
+      </w:r>
+    </w:p>
+    <w:p>
+      <w:pPr>
+        <w:bidi/>
+      </w:pPr>
+      <w:r>
+        <w:rPr>
+          <w:lang w:val="ar_AE" w:bidi="ar_AE"/>
+        </w:rPr>
+      </w:r>
+      <w:r>
+        <w:rPr>
+          <w:lang w:val="ar_AE" w:bidi="ar_AE"/>
+        </w:rPr>
+        <w:t>אָחִ֨י⁠ךָ֙</w:t>
       </w:r>
     </w:p>
     <w:p>
@@ -8663,6 +9847,22 @@
       </w:r>
       <w:r>
         <w:rPr>
+          <w:lang w:val="ar_AE" w:bidi="ar_AE"/>
+        </w:rPr>
+        <w:t>לִ⁠בְנֵֽי־יְהוּדָ֖ה</w:t>
+      </w:r>
+    </w:p>
+    <w:p>
+      <w:pPr>
+        <w:bidi/>
+      </w:pPr>
+      <w:r>
+        <w:rPr>
+          <w:lang w:val="ar_AE" w:bidi="ar_AE"/>
+        </w:rPr>
+      </w:r>
+      <w:r>
+        <w:rPr>
           <w:b/>
           <w:lang w:val="ar_AE" w:bidi="ar_AE"/>
         </w:rPr>
@@ -8782,6 +9982,22 @@
       </w:r>
       <w:r>
         <w:rPr>
+          <w:lang w:val="ar_AE" w:bidi="ar_AE"/>
+        </w:rPr>
+        <w:t>וְ⁠אַל־תַּגְדֵּ֥ל פִּ֖י⁠ךָ</w:t>
+      </w:r>
+    </w:p>
+    <w:p>
+      <w:pPr>
+        <w:bidi/>
+      </w:pPr>
+      <w:r>
+        <w:rPr>
+          <w:lang w:val="ar_AE" w:bidi="ar_AE"/>
+        </w:rPr>
+      </w:r>
+      <w:r>
+        <w:rPr>
           <w:b/>
           <w:lang w:val="ar_AE" w:bidi="ar_AE"/>
         </w:rPr>
@@ -8888,6 +10104,22 @@
       </w:r>
       <w:r>
         <w:rPr>
+          <w:lang w:val="ar_AE" w:bidi="ar_AE"/>
+        </w:rPr>
+        <w:t>בְּ⁠י֣וֹם אֵידָ֔⁠ם &amp; בְּ⁠י֣וֹם אֵיד֑⁠וֹ &amp; בְּ⁠י֥וֹם אֵידֽ⁠וֹ</w:t>
+      </w:r>
+    </w:p>
+    <w:p>
+      <w:pPr>
+        <w:bidi/>
+      </w:pPr>
+      <w:r>
+        <w:rPr>
+          <w:lang w:val="ar_AE" w:bidi="ar_AE"/>
+        </w:rPr>
+      </w:r>
+      <w:r>
+        <w:rPr>
           <w:b/>
           <w:lang w:val="ar_AE" w:bidi="ar_AE"/>
         </w:rPr>
@@ -8994,6 +10226,22 @@
         <w:rPr>
           <w:lang w:val="ar_AE" w:bidi="ar_AE"/>
         </w:rPr>
+      </w:r>
+    </w:p>
+    <w:p>
+      <w:pPr>
+        <w:bidi/>
+      </w:pPr>
+      <w:r>
+        <w:rPr>
+          <w:lang w:val="ar_AE" w:bidi="ar_AE"/>
+        </w:rPr>
+      </w:r>
+      <w:r>
+        <w:rPr>
+          <w:lang w:val="ar_AE" w:bidi="ar_AE"/>
+        </w:rPr>
+        <w:t>אֵידָ֔⁠ם &amp; אֵיד֑⁠וֹ &amp; אֵידֽ⁠וֹ</w:t>
       </w:r>
     </w:p>
     <w:p>
@@ -9170,6 +10418,22 @@
       </w:r>
       <w:r>
         <w:rPr>
+          <w:lang w:val="ar_AE" w:bidi="ar_AE"/>
+        </w:rPr>
+        <w:t>גַם־אַתָּ֛ה</w:t>
+      </w:r>
+    </w:p>
+    <w:p>
+      <w:pPr>
+        <w:bidi/>
+      </w:pPr>
+      <w:r>
+        <w:rPr>
+          <w:lang w:val="ar_AE" w:bidi="ar_AE"/>
+        </w:rPr>
+      </w:r>
+      <w:r>
+        <w:rPr>
           <w:b/>
           <w:lang w:val="ar_AE" w:bidi="ar_AE"/>
         </w:rPr>
@@ -9263,6 +10527,22 @@
         <w:rPr>
           <w:lang w:val="ar_AE" w:bidi="ar_AE"/>
         </w:rPr>
+      </w:r>
+    </w:p>
+    <w:p>
+      <w:pPr>
+        <w:bidi/>
+      </w:pPr>
+      <w:r>
+        <w:rPr>
+          <w:lang w:val="ar_AE" w:bidi="ar_AE"/>
+        </w:rPr>
+      </w:r>
+      <w:r>
+        <w:rPr>
+          <w:lang w:val="ar_AE" w:bidi="ar_AE"/>
+        </w:rPr>
+        <w:t>אַל־תֵּ֧רֶא</w:t>
       </w:r>
     </w:p>
     <w:p>
@@ -9413,6 +10693,22 @@
       </w:r>
       <w:r>
         <w:rPr>
+          <w:lang w:val="ar_AE" w:bidi="ar_AE"/>
+        </w:rPr>
+        <w:t>וְ⁠אַל־תִּשְׁלַ֥חְנָה בְ⁠חֵיל֖⁠וֹ</w:t>
+      </w:r>
+    </w:p>
+    <w:p>
+      <w:pPr>
+        <w:bidi/>
+      </w:pPr>
+      <w:r>
+        <w:rPr>
+          <w:lang w:val="ar_AE" w:bidi="ar_AE"/>
+        </w:rPr>
+      </w:r>
+      <w:r>
+        <w:rPr>
           <w:b/>
           <w:lang w:val="ar_AE" w:bidi="ar_AE"/>
         </w:rPr>
@@ -9519,6 +10815,22 @@
       </w:r>
       <w:r>
         <w:rPr>
+          <w:lang w:val="ar_AE" w:bidi="ar_AE"/>
+        </w:rPr>
+        <w:t>הַ⁠פֶּ֔רֶק</w:t>
+      </w:r>
+    </w:p>
+    <w:p>
+      <w:pPr>
+        <w:bidi/>
+      </w:pPr>
+      <w:r>
+        <w:rPr>
+          <w:lang w:val="ar_AE" w:bidi="ar_AE"/>
+        </w:rPr>
+      </w:r>
+      <w:r>
+        <w:rPr>
           <w:b/>
           <w:lang w:val="ar_AE" w:bidi="ar_AE"/>
         </w:rPr>
@@ -9619,6 +10931,22 @@
         <w:rPr>
           <w:lang w:val="ar_AE" w:bidi="ar_AE"/>
         </w:rPr>
+      </w:r>
+    </w:p>
+    <w:p>
+      <w:pPr>
+        <w:bidi/>
+      </w:pPr>
+      <w:r>
+        <w:rPr>
+          <w:lang w:val="ar_AE" w:bidi="ar_AE"/>
+        </w:rPr>
+      </w:r>
+      <w:r>
+        <w:rPr>
+          <w:lang w:val="ar_AE" w:bidi="ar_AE"/>
+        </w:rPr>
+        <w:t>לְ⁠הַכְרִ֖ית</w:t>
       </w:r>
     </w:p>
     <w:p>
@@ -9769,6 +11097,22 @@
       </w:r>
       <w:r>
         <w:rPr>
+          <w:lang w:val="ar_AE" w:bidi="ar_AE"/>
+        </w:rPr>
+        <w:t>וְ⁠אַל־תַּסְגֵּ֥ר שְׂרִידָ֖י⁠ו</w:t>
+      </w:r>
+    </w:p>
+    <w:p>
+      <w:pPr>
+        <w:bidi/>
+      </w:pPr>
+      <w:r>
+        <w:rPr>
+          <w:lang w:val="ar_AE" w:bidi="ar_AE"/>
+        </w:rPr>
+      </w:r>
+      <w:r>
+        <w:rPr>
           <w:b/>
           <w:lang w:val="ar_AE" w:bidi="ar_AE"/>
         </w:rPr>
@@ -9959,6 +11303,22 @@
       </w:r>
       <w:r>
         <w:rPr>
+          <w:lang w:val="ar_AE" w:bidi="ar_AE"/>
+        </w:rPr>
+        <w:t>כִּֽי־קָר֥וֹב יוֹם־יְהוָ֖ה עַל־כָּל־הַ⁠גּוֹיִ֑ם</w:t>
+      </w:r>
+    </w:p>
+    <w:p>
+      <w:pPr>
+        <w:bidi/>
+      </w:pPr>
+      <w:r>
+        <w:rPr>
+          <w:lang w:val="ar_AE" w:bidi="ar_AE"/>
+        </w:rPr>
+      </w:r>
+      <w:r>
+        <w:rPr>
           <w:b/>
           <w:lang w:val="ar_AE" w:bidi="ar_AE"/>
         </w:rPr>
@@ -10051,6 +11411,22 @@
       </w:r>
       <w:r>
         <w:rPr>
+          <w:lang w:val="ar_AE" w:bidi="ar_AE"/>
+        </w:rPr>
+        <w:t>יוֹם־יְהוָ֖ה</w:t>
+      </w:r>
+    </w:p>
+    <w:p>
+      <w:pPr>
+        <w:bidi/>
+      </w:pPr>
+      <w:r>
+        <w:rPr>
+          <w:lang w:val="ar_AE" w:bidi="ar_AE"/>
+        </w:rPr>
+      </w:r>
+      <w:r>
+        <w:rPr>
           <w:b/>
           <w:lang w:val="ar_AE" w:bidi="ar_AE"/>
         </w:rPr>
@@ -10170,6 +11546,22 @@
       </w:r>
       <w:r>
         <w:rPr>
+          <w:lang w:val="ar_AE" w:bidi="ar_AE"/>
+        </w:rPr>
+        <w:t>קָר֥וֹב</w:t>
+      </w:r>
+    </w:p>
+    <w:p>
+      <w:pPr>
+        <w:bidi/>
+      </w:pPr>
+      <w:r>
+        <w:rPr>
+          <w:lang w:val="ar_AE" w:bidi="ar_AE"/>
+        </w:rPr>
+      </w:r>
+      <w:r>
+        <w:rPr>
           <w:b/>
           <w:lang w:val="ar_AE" w:bidi="ar_AE"/>
         </w:rPr>
@@ -10267,6 +11659,22 @@
       </w:r>
       <w:r>
         <w:rPr>
+          <w:lang w:val="ar_AE" w:bidi="ar_AE"/>
+        </w:rPr>
+        <w:t>יֵעָ֣שֶׂה לָּ֔⁠ךְ</w:t>
+      </w:r>
+    </w:p>
+    <w:p>
+      <w:pPr>
+        <w:bidi/>
+      </w:pPr>
+      <w:r>
+        <w:rPr>
+          <w:lang w:val="ar_AE" w:bidi="ar_AE"/>
+        </w:rPr>
+      </w:r>
+      <w:r>
+        <w:rPr>
           <w:b/>
           <w:lang w:val="ar_AE" w:bidi="ar_AE"/>
         </w:rPr>
@@ -10373,6 +11781,22 @@
       </w:r>
       <w:r>
         <w:rPr>
+          <w:lang w:val="ar_AE" w:bidi="ar_AE"/>
+        </w:rPr>
+        <w:t>גְּמֻלְ⁠ךָ֖ יָשׁ֥וּב בְּ⁠רֹאשֶֽׁ⁠ךָ</w:t>
+      </w:r>
+    </w:p>
+    <w:p>
+      <w:pPr>
+        <w:bidi/>
+      </w:pPr>
+      <w:r>
+        <w:rPr>
+          <w:lang w:val="ar_AE" w:bidi="ar_AE"/>
+        </w:rPr>
+      </w:r>
+      <w:r>
+        <w:rPr>
           <w:b/>
           <w:lang w:val="ar_AE" w:bidi="ar_AE"/>
         </w:rPr>
@@ -10479,6 +11903,22 @@
       </w:r>
       <w:r>
         <w:rPr>
+          <w:lang w:val="ar_AE" w:bidi="ar_AE"/>
+        </w:rPr>
+        <w:t>בְּ⁠רֹאשֶֽׁ⁠ךָ</w:t>
+      </w:r>
+    </w:p>
+    <w:p>
+      <w:pPr>
+        <w:bidi/>
+      </w:pPr>
+      <w:r>
+        <w:rPr>
+          <w:lang w:val="ar_AE" w:bidi="ar_AE"/>
+        </w:rPr>
+      </w:r>
+      <w:r>
+        <w:rPr>
           <w:b/>
           <w:lang w:val="ar_AE" w:bidi="ar_AE"/>
         </w:rPr>
@@ -10598,6 +12038,22 @@
       </w:r>
       <w:r>
         <w:rPr>
+          <w:lang w:val="ar_AE" w:bidi="ar_AE"/>
+        </w:rPr>
+        <w:t>כִּ֗י כַּֽ⁠אֲשֶׁ֤ר שְׁתִיתֶם֙</w:t>
+      </w:r>
+    </w:p>
+    <w:p>
+      <w:pPr>
+        <w:bidi/>
+      </w:pPr>
+      <w:r>
+        <w:rPr>
+          <w:lang w:val="ar_AE" w:bidi="ar_AE"/>
+        </w:rPr>
+      </w:r>
+      <w:r>
+        <w:rPr>
           <w:b/>
           <w:lang w:val="ar_AE" w:bidi="ar_AE"/>
         </w:rPr>
@@ -10690,6 +12146,22 @@
       </w:r>
       <w:r>
         <w:rPr>
+          <w:lang w:val="ar_AE" w:bidi="ar_AE"/>
+        </w:rPr>
+        <w:t>כַּֽ⁠אֲשֶׁ֤ר שְׁתִיתֶם֙</w:t>
+      </w:r>
+    </w:p>
+    <w:p>
+      <w:pPr>
+        <w:bidi/>
+      </w:pPr>
+      <w:r>
+        <w:rPr>
+          <w:lang w:val="ar_AE" w:bidi="ar_AE"/>
+        </w:rPr>
+      </w:r>
+      <w:r>
+        <w:rPr>
           <w:b/>
           <w:lang w:val="ar_AE" w:bidi="ar_AE"/>
         </w:rPr>
@@ -10795,6 +12267,22 @@
       </w:r>
       <w:r>
         <w:rPr>
+          <w:lang w:val="ar_AE" w:bidi="ar_AE"/>
+        </w:rPr>
+        <w:t>שְׁתִיתֶם֙</w:t>
+      </w:r>
+    </w:p>
+    <w:p>
+      <w:pPr>
+        <w:bidi/>
+      </w:pPr>
+      <w:r>
+        <w:rPr>
+          <w:lang w:val="ar_AE" w:bidi="ar_AE"/>
+        </w:rPr>
+      </w:r>
+      <w:r>
+        <w:rPr>
           <w:b/>
           <w:lang w:val="ar_AE" w:bidi="ar_AE"/>
         </w:rPr>
@@ -10901,6 +12389,22 @@
       </w:r>
       <w:r>
         <w:rPr>
+          <w:lang w:val="ar_AE" w:bidi="ar_AE"/>
+        </w:rPr>
+        <w:t>עַל־הַ֣ר קָדְשִׁ֔⁠י</w:t>
+      </w:r>
+    </w:p>
+    <w:p>
+      <w:pPr>
+        <w:bidi/>
+      </w:pPr>
+      <w:r>
+        <w:rPr>
+          <w:lang w:val="ar_AE" w:bidi="ar_AE"/>
+        </w:rPr>
+      </w:r>
+      <w:r>
+        <w:rPr>
           <w:b/>
           <w:lang w:val="ar_AE" w:bidi="ar_AE"/>
         </w:rPr>
@@ -11020,6 +12524,22 @@
       </w:r>
       <w:r>
         <w:rPr>
+          <w:lang w:val="ar_AE" w:bidi="ar_AE"/>
+        </w:rPr>
+        <w:t>יִשְׁתּ֥וּ כָֽל־הַ⁠גּוֹיִ֖ם תָּמִ֑יד</w:t>
+      </w:r>
+    </w:p>
+    <w:p>
+      <w:pPr>
+        <w:bidi/>
+      </w:pPr>
+      <w:r>
+        <w:rPr>
+          <w:lang w:val="ar_AE" w:bidi="ar_AE"/>
+        </w:rPr>
+      </w:r>
+      <w:r>
+        <w:rPr>
           <w:b/>
           <w:lang w:val="ar_AE" w:bidi="ar_AE"/>
         </w:rPr>
@@ -11139,6 +12659,22 @@
       </w:r>
       <w:r>
         <w:rPr>
+          <w:lang w:val="ar_AE" w:bidi="ar_AE"/>
+        </w:rPr>
+        <w:t>וְ⁠שָׁת֣וּ וְ⁠לָע֔וּ</w:t>
+      </w:r>
+    </w:p>
+    <w:p>
+      <w:pPr>
+        <w:bidi/>
+      </w:pPr>
+      <w:r>
+        <w:rPr>
+          <w:lang w:val="ar_AE" w:bidi="ar_AE"/>
+        </w:rPr>
+      </w:r>
+      <w:r>
+        <w:rPr>
           <w:b/>
           <w:lang w:val="ar_AE" w:bidi="ar_AE"/>
         </w:rPr>
@@ -11271,6 +12807,22 @@
       </w:r>
       <w:r>
         <w:rPr>
+          <w:lang w:val="ar_AE" w:bidi="ar_AE"/>
+        </w:rPr>
+        <w:t>וְ⁠שָׁת֣וּ וְ⁠לָע֔וּ</w:t>
+      </w:r>
+    </w:p>
+    <w:p>
+      <w:pPr>
+        <w:bidi/>
+      </w:pPr>
+      <w:r>
+        <w:rPr>
+          <w:lang w:val="ar_AE" w:bidi="ar_AE"/>
+        </w:rPr>
+      </w:r>
+      <w:r>
+        <w:rPr>
           <w:b/>
           <w:lang w:val="ar_AE" w:bidi="ar_AE"/>
         </w:rPr>
@@ -11376,6 +12928,22 @@
         <w:rPr>
           <w:lang w:val="ar_AE" w:bidi="ar_AE"/>
         </w:rPr>
+      </w:r>
+    </w:p>
+    <w:p>
+      <w:pPr>
+        <w:bidi/>
+      </w:pPr>
+      <w:r>
+        <w:rPr>
+          <w:lang w:val="ar_AE" w:bidi="ar_AE"/>
+        </w:rPr>
+      </w:r>
+      <w:r>
+        <w:rPr>
+          <w:lang w:val="ar_AE" w:bidi="ar_AE"/>
+        </w:rPr>
+        <w:t>וּ⁠בְ⁠הַ֥ר צִיּ֛וֹן תִּהְיֶ֥ה פְלֵיטָ֖ה</w:t>
       </w:r>
     </w:p>
     <w:p>
@@ -11526,6 +13094,22 @@
       </w:r>
       <w:r>
         <w:rPr>
+          <w:lang w:val="ar_AE" w:bidi="ar_AE"/>
+        </w:rPr>
+        <w:t>וּ⁠בְ⁠הַ֥ר צִיּ֛וֹן</w:t>
+      </w:r>
+    </w:p>
+    <w:p>
+      <w:pPr>
+        <w:bidi/>
+      </w:pPr>
+      <w:r>
+        <w:rPr>
+          <w:lang w:val="ar_AE" w:bidi="ar_AE"/>
+        </w:rPr>
+      </w:r>
+      <w:r>
+        <w:rPr>
           <w:b/>
           <w:lang w:val="ar_AE" w:bidi="ar_AE"/>
         </w:rPr>
@@ -11618,6 +13202,22 @@
       </w:r>
       <w:r>
         <w:rPr>
+          <w:lang w:val="ar_AE" w:bidi="ar_AE"/>
+        </w:rPr>
+        <w:t>וְ⁠הָ֣יָה קֹ֑דֶשׁ</w:t>
+      </w:r>
+    </w:p>
+    <w:p>
+      <w:pPr>
+        <w:bidi/>
+      </w:pPr>
+      <w:r>
+        <w:rPr>
+          <w:lang w:val="ar_AE" w:bidi="ar_AE"/>
+        </w:rPr>
+      </w:r>
+      <w:r>
+        <w:rPr>
           <w:b/>
           <w:lang w:val="ar_AE" w:bidi="ar_AE"/>
         </w:rPr>
@@ -11737,6 +13337,22 @@
       </w:r>
       <w:r>
         <w:rPr>
+          <w:lang w:val="ar_AE" w:bidi="ar_AE"/>
+        </w:rPr>
+        <w:t>בֵּ֣ית יַֽעֲקֹ֔ב</w:t>
+      </w:r>
+    </w:p>
+    <w:p>
+      <w:pPr>
+        <w:bidi/>
+      </w:pPr>
+      <w:r>
+        <w:rPr>
+          <w:lang w:val="ar_AE" w:bidi="ar_AE"/>
+        </w:rPr>
+      </w:r>
+      <w:r>
+        <w:rPr>
           <w:b/>
           <w:lang w:val="ar_AE" w:bidi="ar_AE"/>
         </w:rPr>
@@ -11856,6 +13472,22 @@
       </w:r>
       <w:r>
         <w:rPr>
+          <w:lang w:val="ar_AE" w:bidi="ar_AE"/>
+        </w:rPr>
+        <w:t>אֵ֖ת מוֹרָֽשֵׁי⁠הֶם</w:t>
+      </w:r>
+    </w:p>
+    <w:p>
+      <w:pPr>
+        <w:bidi/>
+      </w:pPr>
+      <w:r>
+        <w:rPr>
+          <w:lang w:val="ar_AE" w:bidi="ar_AE"/>
+        </w:rPr>
+      </w:r>
+      <w:r>
+        <w:rPr>
           <w:b/>
           <w:lang w:val="ar_AE" w:bidi="ar_AE"/>
         </w:rPr>
@@ -11953,6 +13585,22 @@
       </w:r>
       <w:r>
         <w:rPr>
+          <w:lang w:val="ar_AE" w:bidi="ar_AE"/>
+        </w:rPr>
+        <w:t>וְ⁠הָיָה֩ בֵית־יַעֲקֹ֨ב אֵ֜שׁ וּ⁠בֵ֧ית יוֹסֵ֣ף לֶהָבָ֗ה</w:t>
+      </w:r>
+    </w:p>
+    <w:p>
+      <w:pPr>
+        <w:bidi/>
+      </w:pPr>
+      <w:r>
+        <w:rPr>
+          <w:lang w:val="ar_AE" w:bidi="ar_AE"/>
+        </w:rPr>
+      </w:r>
+      <w:r>
+        <w:rPr>
           <w:b/>
           <w:lang w:val="ar_AE" w:bidi="ar_AE"/>
         </w:rPr>
@@ -12059,6 +13707,22 @@
       </w:r>
       <w:r>
         <w:rPr>
+          <w:lang w:val="ar_AE" w:bidi="ar_AE"/>
+        </w:rPr>
+        <w:t>בֵית־יַעֲקֹ֨ב</w:t>
+      </w:r>
+    </w:p>
+    <w:p>
+      <w:pPr>
+        <w:bidi/>
+      </w:pPr>
+      <w:r>
+        <w:rPr>
+          <w:lang w:val="ar_AE" w:bidi="ar_AE"/>
+        </w:rPr>
+      </w:r>
+      <w:r>
+        <w:rPr>
           <w:b/>
           <w:lang w:val="ar_AE" w:bidi="ar_AE"/>
         </w:rPr>
@@ -12178,6 +13842,22 @@
       </w:r>
       <w:r>
         <w:rPr>
+          <w:lang w:val="ar_AE" w:bidi="ar_AE"/>
+        </w:rPr>
+        <w:t>וּ⁠בֵ֧ית יוֹסֵ֣ף</w:t>
+      </w:r>
+    </w:p>
+    <w:p>
+      <w:pPr>
+        <w:bidi/>
+      </w:pPr>
+      <w:r>
+        <w:rPr>
+          <w:lang w:val="ar_AE" w:bidi="ar_AE"/>
+        </w:rPr>
+      </w:r>
+      <w:r>
+        <w:rPr>
           <w:b/>
           <w:lang w:val="ar_AE" w:bidi="ar_AE"/>
         </w:rPr>
@@ -12284,6 +13964,22 @@
       </w:r>
       <w:r>
         <w:rPr>
+          <w:lang w:val="ar_AE" w:bidi="ar_AE"/>
+        </w:rPr>
+        <w:t>וּ⁠בֵ֤ית עֵשָׂו֙ &amp; לְ⁠בֵ֣ית עֵשָׂ֔ו</w:t>
+      </w:r>
+    </w:p>
+    <w:p>
+      <w:pPr>
+        <w:bidi/>
+      </w:pPr>
+      <w:r>
+        <w:rPr>
+          <w:lang w:val="ar_AE" w:bidi="ar_AE"/>
+        </w:rPr>
+      </w:r>
+      <w:r>
+        <w:rPr>
           <w:b/>
           <w:lang w:val="ar_AE" w:bidi="ar_AE"/>
         </w:rPr>
@@ -12404,6 +14100,22 @@
       </w:r>
       <w:r>
         <w:rPr>
+          <w:lang w:val="ar_AE" w:bidi="ar_AE"/>
+        </w:rPr>
+        <w:t>אֵ֜שׁ &amp; לֶהָבָ֗ה &amp; לְ⁠קַ֔שׁ</w:t>
+      </w:r>
+    </w:p>
+    <w:p>
+      <w:pPr>
+        <w:bidi/>
+      </w:pPr>
+      <w:r>
+        <w:rPr>
+          <w:lang w:val="ar_AE" w:bidi="ar_AE"/>
+        </w:rPr>
+      </w:r>
+      <w:r>
+        <w:rPr>
           <w:b/>
           <w:lang w:val="ar_AE" w:bidi="ar_AE"/>
         </w:rPr>
@@ -12496,6 +14208,22 @@
       </w:r>
       <w:r>
         <w:rPr>
+          <w:lang w:val="ar_AE" w:bidi="ar_AE"/>
+        </w:rPr>
+        <w:t>לְ⁠קַ֔שׁ</w:t>
+      </w:r>
+    </w:p>
+    <w:p>
+      <w:pPr>
+        <w:bidi/>
+      </w:pPr>
+      <w:r>
+        <w:rPr>
+          <w:lang w:val="ar_AE" w:bidi="ar_AE"/>
+        </w:rPr>
+      </w:r>
+      <w:r>
+        <w:rPr>
           <w:b/>
           <w:lang w:val="ar_AE" w:bidi="ar_AE"/>
         </w:rPr>
@@ -12615,6 +14343,22 @@
       </w:r>
       <w:r>
         <w:rPr>
+          <w:lang w:val="ar_AE" w:bidi="ar_AE"/>
+        </w:rPr>
+        <w:t>וְ⁠דָלְק֥וּ בָ⁠הֶ֖ם וַ⁠אֲכָל֑וּ⁠ם</w:t>
+      </w:r>
+    </w:p>
+    <w:p>
+      <w:pPr>
+        <w:bidi/>
+      </w:pPr>
+      <w:r>
+        <w:rPr>
+          <w:lang w:val="ar_AE" w:bidi="ar_AE"/>
+        </w:rPr>
+      </w:r>
+      <w:r>
+        <w:rPr>
           <w:b/>
           <w:lang w:val="ar_AE" w:bidi="ar_AE"/>
         </w:rPr>
@@ -12747,6 +14491,22 @@
       </w:r>
       <w:r>
         <w:rPr>
+          <w:lang w:val="ar_AE" w:bidi="ar_AE"/>
+        </w:rPr>
+        <w:t>כִּ֥י</w:t>
+      </w:r>
+    </w:p>
+    <w:p>
+      <w:pPr>
+        <w:bidi/>
+      </w:pPr>
+      <w:r>
+        <w:rPr>
+          <w:lang w:val="ar_AE" w:bidi="ar_AE"/>
+        </w:rPr>
+      </w:r>
+      <w:r>
+        <w:rPr>
           <w:b/>
           <w:lang w:val="ar_AE" w:bidi="ar_AE"/>
         </w:rPr>
@@ -12853,6 +14613,22 @@
       </w:r>
       <w:r>
         <w:rPr>
+          <w:lang w:val="ar_AE" w:bidi="ar_AE"/>
+        </w:rPr>
+        <w:t>כִּ֥י יְהוָ֖ה דִּבֵּֽר</w:t>
+      </w:r>
+    </w:p>
+    <w:p>
+      <w:pPr>
+        <w:bidi/>
+      </w:pPr>
+      <w:r>
+        <w:rPr>
+          <w:lang w:val="ar_AE" w:bidi="ar_AE"/>
+        </w:rPr>
+      </w:r>
+      <w:r>
+        <w:rPr>
           <w:b/>
           <w:lang w:val="ar_AE" w:bidi="ar_AE"/>
         </w:rPr>
@@ -12959,6 +14735,22 @@
       </w:r>
       <w:r>
         <w:rPr>
+          <w:lang w:val="ar_AE" w:bidi="ar_AE"/>
+        </w:rPr>
+        <w:t>וְ⁠יָרְשׁ֨וּ</w:t>
+      </w:r>
+    </w:p>
+    <w:p>
+      <w:pPr>
+        <w:bidi/>
+      </w:pPr>
+      <w:r>
+        <w:rPr>
+          <w:lang w:val="ar_AE" w:bidi="ar_AE"/>
+        </w:rPr>
+      </w:r>
+      <w:r>
+        <w:rPr>
           <w:b/>
           <w:lang w:val="ar_AE" w:bidi="ar_AE"/>
         </w:rPr>
@@ -13043,6 +14835,22 @@
       </w:r>
       <w:r>
         <w:rPr>
+          <w:lang w:val="ar_AE" w:bidi="ar_AE"/>
+        </w:rPr>
+        <w:t>הַ⁠נֶּ֜גֶב</w:t>
+      </w:r>
+    </w:p>
+    <w:p>
+      <w:pPr>
+        <w:bidi/>
+      </w:pPr>
+      <w:r>
+        <w:rPr>
+          <w:lang w:val="ar_AE" w:bidi="ar_AE"/>
+        </w:rPr>
+      </w:r>
+      <w:r>
+        <w:rPr>
           <w:b/>
           <w:lang w:val="ar_AE" w:bidi="ar_AE"/>
         </w:rPr>
@@ -13156,6 +14964,22 @@
       </w:r>
       <w:r>
         <w:rPr>
+          <w:lang w:val="ar_AE" w:bidi="ar_AE"/>
+        </w:rPr>
+        <w:t>אֶת־הַ֣ר עֵשָׂ֗ו</w:t>
+      </w:r>
+    </w:p>
+    <w:p>
+      <w:pPr>
+        <w:bidi/>
+      </w:pPr>
+      <w:r>
+        <w:rPr>
+          <w:lang w:val="ar_AE" w:bidi="ar_AE"/>
+        </w:rPr>
+      </w:r>
+      <w:r>
+        <w:rPr>
           <w:b/>
           <w:lang w:val="ar_AE" w:bidi="ar_AE"/>
         </w:rPr>
@@ -13262,6 +15086,22 @@
       </w:r>
       <w:r>
         <w:rPr>
+          <w:lang w:val="ar_AE" w:bidi="ar_AE"/>
+        </w:rPr>
+        <w:t>וְ⁠הַ⁠שְּׁפֵלָה֙</w:t>
+      </w:r>
+    </w:p>
+    <w:p>
+      <w:pPr>
+        <w:bidi/>
+      </w:pPr>
+      <w:r>
+        <w:rPr>
+          <w:lang w:val="ar_AE" w:bidi="ar_AE"/>
+        </w:rPr>
+      </w:r>
+      <w:r>
+        <w:rPr>
           <w:b/>
           <w:lang w:val="ar_AE" w:bidi="ar_AE"/>
         </w:rPr>
@@ -13375,6 +15215,22 @@
       </w:r>
       <w:r>
         <w:rPr>
+          <w:lang w:val="ar_AE" w:bidi="ar_AE"/>
+        </w:rPr>
+        <w:t>וְ⁠הַ⁠שְּׁפֵלָה֙ אֶת־פְּלִשְׁתִּ֔ים</w:t>
+      </w:r>
+    </w:p>
+    <w:p>
+      <w:pPr>
+        <w:bidi/>
+      </w:pPr>
+      <w:r>
+        <w:rPr>
+          <w:lang w:val="ar_AE" w:bidi="ar_AE"/>
+        </w:rPr>
+      </w:r>
+      <w:r>
+        <w:rPr>
           <w:b/>
           <w:lang w:val="ar_AE" w:bidi="ar_AE"/>
         </w:rPr>
@@ -13494,6 +15350,22 @@
       </w:r>
       <w:r>
         <w:rPr>
+          <w:lang w:val="ar_AE" w:bidi="ar_AE"/>
+        </w:rPr>
+        <w:t>אֶת־פְּלִשְׁתִּ֔ים</w:t>
+      </w:r>
+    </w:p>
+    <w:p>
+      <w:pPr>
+        <w:bidi/>
+      </w:pPr>
+      <w:r>
+        <w:rPr>
+          <w:lang w:val="ar_AE" w:bidi="ar_AE"/>
+        </w:rPr>
+      </w:r>
+      <w:r>
+        <w:rPr>
           <w:b/>
           <w:lang w:val="ar_AE" w:bidi="ar_AE"/>
         </w:rPr>
@@ -13613,6 +15485,22 @@
       </w:r>
       <w:r>
         <w:rPr>
+          <w:lang w:val="ar_AE" w:bidi="ar_AE"/>
+        </w:rPr>
+        <w:t>וְ⁠יָרְשׁוּ֙</w:t>
+      </w:r>
+    </w:p>
+    <w:p>
+      <w:pPr>
+        <w:bidi/>
+      </w:pPr>
+      <w:r>
+        <w:rPr>
+          <w:lang w:val="ar_AE" w:bidi="ar_AE"/>
+        </w:rPr>
+      </w:r>
+      <w:r>
+        <w:rPr>
           <w:b/>
           <w:lang w:val="ar_AE" w:bidi="ar_AE"/>
         </w:rPr>
@@ -13697,6 +15585,22 @@
       </w:r>
       <w:r>
         <w:rPr>
+          <w:lang w:val="ar_AE" w:bidi="ar_AE"/>
+        </w:rPr>
+        <w:t>אֶת־שְׂדֵ֣ה אֶפְרַ֔יִם וְ⁠אֵ֖ת שְׂדֵ֣ה שֹׁמְר֑וֹן</w:t>
+      </w:r>
+    </w:p>
+    <w:p>
+      <w:pPr>
+        <w:bidi/>
+      </w:pPr>
+      <w:r>
+        <w:rPr>
+          <w:lang w:val="ar_AE" w:bidi="ar_AE"/>
+        </w:rPr>
+      </w:r>
+      <w:r>
+        <w:rPr>
           <w:b/>
           <w:lang w:val="ar_AE" w:bidi="ar_AE"/>
         </w:rPr>
@@ -13816,6 +15720,22 @@
       </w:r>
       <w:r>
         <w:rPr>
+          <w:lang w:val="ar_AE" w:bidi="ar_AE"/>
+        </w:rPr>
+        <w:t>וּ⁠בִנְיָמִ֖ן</w:t>
+      </w:r>
+    </w:p>
+    <w:p>
+      <w:pPr>
+        <w:bidi/>
+      </w:pPr>
+      <w:r>
+        <w:rPr>
+          <w:lang w:val="ar_AE" w:bidi="ar_AE"/>
+        </w:rPr>
+      </w:r>
+      <w:r>
+        <w:rPr>
           <w:b/>
           <w:lang w:val="ar_AE" w:bidi="ar_AE"/>
         </w:rPr>
@@ -13935,6 +15855,22 @@
       </w:r>
       <w:r>
         <w:rPr>
+          <w:lang w:val="ar_AE" w:bidi="ar_AE"/>
+        </w:rPr>
+        <w:t>וּ⁠בִנְיָמִ֖ן אֶת־הַ⁠גִּלְעָֽד</w:t>
+      </w:r>
+    </w:p>
+    <w:p>
+      <w:pPr>
+        <w:bidi/>
+      </w:pPr>
+      <w:r>
+        <w:rPr>
+          <w:lang w:val="ar_AE" w:bidi="ar_AE"/>
+        </w:rPr>
+      </w:r>
+      <w:r>
+        <w:rPr>
           <w:b/>
           <w:lang w:val="ar_AE" w:bidi="ar_AE"/>
         </w:rPr>
@@ -14054,6 +15990,22 @@
       </w:r>
       <w:r>
         <w:rPr>
+          <w:lang w:val="ar_AE" w:bidi="ar_AE"/>
+        </w:rPr>
+        <w:t>אֶת־הַ⁠גִּלְעָֽד</w:t>
+      </w:r>
+    </w:p>
+    <w:p>
+      <w:pPr>
+        <w:bidi/>
+      </w:pPr>
+      <w:r>
+        <w:rPr>
+          <w:lang w:val="ar_AE" w:bidi="ar_AE"/>
+        </w:rPr>
+      </w:r>
+      <w:r>
+        <w:rPr>
           <w:b/>
           <w:lang w:val="ar_AE" w:bidi="ar_AE"/>
         </w:rPr>
@@ -14153,6 +16105,22 @@
       </w:r>
       <w:r>
         <w:rPr>
+          <w:lang w:val="ar_AE" w:bidi="ar_AE"/>
+        </w:rPr>
+        <w:t>וְ⁠גָלֻ֣ת הַֽ⁠חֵל־הַ֠⁠זֶּה</w:t>
+      </w:r>
+    </w:p>
+    <w:p>
+      <w:pPr>
+        <w:bidi/>
+      </w:pPr>
+      <w:r>
+        <w:rPr>
+          <w:lang w:val="ar_AE" w:bidi="ar_AE"/>
+        </w:rPr>
+      </w:r>
+      <w:r>
+        <w:rPr>
           <w:b/>
           <w:lang w:val="ar_AE" w:bidi="ar_AE"/>
         </w:rPr>
@@ -14272,6 +16240,22 @@
       </w:r>
       <w:r>
         <w:rPr>
+          <w:lang w:val="ar_AE" w:bidi="ar_AE"/>
+        </w:rPr>
+        <w:t>הַֽ⁠חֵל</w:t>
+      </w:r>
+    </w:p>
+    <w:p>
+      <w:pPr>
+        <w:bidi/>
+      </w:pPr>
+      <w:r>
+        <w:rPr>
+          <w:lang w:val="ar_AE" w:bidi="ar_AE"/>
+        </w:rPr>
+      </w:r>
+      <w:r>
+        <w:rPr>
           <w:b/>
           <w:lang w:val="ar_AE" w:bidi="ar_AE"/>
         </w:rPr>
@@ -14355,6 +16339,22 @@
       </w:r>
       <w:r>
         <w:rPr>
+          <w:lang w:val="ar_AE" w:bidi="ar_AE"/>
+        </w:rPr>
+        <w:t>לִ⁠בְנֵ֨י יִשְׂרָאֵ֤ל</w:t>
+      </w:r>
+    </w:p>
+    <w:p>
+      <w:pPr>
+        <w:bidi/>
+      </w:pPr>
+      <w:r>
+        <w:rPr>
+          <w:lang w:val="ar_AE" w:bidi="ar_AE"/>
+        </w:rPr>
+      </w:r>
+      <w:r>
+        <w:rPr>
           <w:b/>
           <w:lang w:val="ar_AE" w:bidi="ar_AE"/>
         </w:rPr>
@@ -14513,6 +16513,22 @@
       </w:r>
       <w:r>
         <w:rPr>
+          <w:lang w:val="ar_AE" w:bidi="ar_AE"/>
+        </w:rPr>
+        <w:t>אֲשֶֽׁר־כְּנַעֲנִים֙</w:t>
+      </w:r>
+    </w:p>
+    <w:p>
+      <w:pPr>
+        <w:bidi/>
+      </w:pPr>
+      <w:r>
+        <w:rPr>
+          <w:lang w:val="ar_AE" w:bidi="ar_AE"/>
+        </w:rPr>
+      </w:r>
+      <w:r>
+        <w:rPr>
           <w:b/>
           <w:lang w:val="ar_AE" w:bidi="ar_AE"/>
         </w:rPr>
@@ -14619,6 +16635,22 @@
       </w:r>
       <w:r>
         <w:rPr>
+          <w:lang w:val="ar_AE" w:bidi="ar_AE"/>
+        </w:rPr>
+        <w:t>עַד־צָ֣רְפַ֔ת</w:t>
+      </w:r>
+    </w:p>
+    <w:p>
+      <w:pPr>
+        <w:bidi/>
+      </w:pPr>
+      <w:r>
+        <w:rPr>
+          <w:lang w:val="ar_AE" w:bidi="ar_AE"/>
+        </w:rPr>
+      </w:r>
+      <w:r>
+        <w:rPr>
           <w:b/>
           <w:lang w:val="ar_AE" w:bidi="ar_AE"/>
         </w:rPr>
@@ -14725,6 +16757,22 @@
       </w:r>
       <w:r>
         <w:rPr>
+          <w:lang w:val="ar_AE" w:bidi="ar_AE"/>
+        </w:rPr>
+        <w:t>עַד־צָ֣רְפַ֔ת</w:t>
+      </w:r>
+    </w:p>
+    <w:p>
+      <w:pPr>
+        <w:bidi/>
+      </w:pPr>
+      <w:r>
+        <w:rPr>
+          <w:lang w:val="ar_AE" w:bidi="ar_AE"/>
+        </w:rPr>
+      </w:r>
+      <w:r>
+        <w:rPr>
           <w:b/>
           <w:lang w:val="ar_AE" w:bidi="ar_AE"/>
         </w:rPr>
@@ -14829,6 +16877,22 @@
       </w:r>
       <w:r>
         <w:rPr>
+          <w:lang w:val="ar_AE" w:bidi="ar_AE"/>
+        </w:rPr>
+        <w:t>וְ⁠גָלֻ֥ת יְרוּשָׁלִַ֖ם</w:t>
+      </w:r>
+    </w:p>
+    <w:p>
+      <w:pPr>
+        <w:bidi/>
+      </w:pPr>
+      <w:r>
+        <w:rPr>
+          <w:lang w:val="ar_AE" w:bidi="ar_AE"/>
+        </w:rPr>
+      </w:r>
+      <w:r>
+        <w:rPr>
           <w:b/>
           <w:lang w:val="ar_AE" w:bidi="ar_AE"/>
         </w:rPr>
@@ -14948,6 +17012,22 @@
       </w:r>
       <w:r>
         <w:rPr>
+          <w:lang w:val="ar_AE" w:bidi="ar_AE"/>
+        </w:rPr>
+        <w:t>בִּ⁠סְפָרַ֑ד</w:t>
+      </w:r>
+    </w:p>
+    <w:p>
+      <w:pPr>
+        <w:bidi/>
+      </w:pPr>
+      <w:r>
+        <w:rPr>
+          <w:lang w:val="ar_AE" w:bidi="ar_AE"/>
+        </w:rPr>
+      </w:r>
+      <w:r>
+        <w:rPr>
           <w:b/>
           <w:lang w:val="ar_AE" w:bidi="ar_AE"/>
         </w:rPr>
@@ -15061,6 +17141,22 @@
       </w:r>
       <w:r>
         <w:rPr>
+          <w:lang w:val="ar_AE" w:bidi="ar_AE"/>
+        </w:rPr>
+        <w:t>יִֽרְשׁ֕וּ</w:t>
+      </w:r>
+    </w:p>
+    <w:p>
+      <w:pPr>
+        <w:bidi/>
+      </w:pPr>
+      <w:r>
+        <w:rPr>
+          <w:lang w:val="ar_AE" w:bidi="ar_AE"/>
+        </w:rPr>
+      </w:r>
+      <w:r>
+        <w:rPr>
           <w:b/>
           <w:lang w:val="ar_AE" w:bidi="ar_AE"/>
         </w:rPr>
@@ -15167,6 +17263,22 @@
         <w:rPr>
           <w:lang w:val="ar_AE" w:bidi="ar_AE"/>
         </w:rPr>
+      </w:r>
+    </w:p>
+    <w:p>
+      <w:pPr>
+        <w:bidi/>
+      </w:pPr>
+      <w:r>
+        <w:rPr>
+          <w:lang w:val="ar_AE" w:bidi="ar_AE"/>
+        </w:rPr>
+      </w:r>
+      <w:r>
+        <w:rPr>
+          <w:lang w:val="ar_AE" w:bidi="ar_AE"/>
+        </w:rPr>
+        <w:t>הַ⁠נֶּֽגֶב</w:t>
       </w:r>
     </w:p>
     <w:p>
@@ -15311,6 +17423,22 @@
       </w:r>
       <w:r>
         <w:rPr>
+          <w:lang w:val="ar_AE" w:bidi="ar_AE"/>
+        </w:rPr>
+        <w:t>וְ⁠עָל֤וּ מֽוֹשִׁעִים֙ בְּ⁠הַ֣ר צִיּ֔וֹן לִ⁠שְׁפֹּ֖ט אֶת־הַ֣ר עֵשָׂ֑ו</w:t>
+      </w:r>
+    </w:p>
+    <w:p>
+      <w:pPr>
+        <w:bidi/>
+      </w:pPr>
+      <w:r>
+        <w:rPr>
+          <w:lang w:val="ar_AE" w:bidi="ar_AE"/>
+        </w:rPr>
+      </w:r>
+      <w:r>
+        <w:rPr>
           <w:b/>
           <w:lang w:val="ar_AE" w:bidi="ar_AE"/>
         </w:rPr>
@@ -15417,6 +17545,22 @@
       </w:r>
       <w:r>
         <w:rPr>
+          <w:lang w:val="ar_AE" w:bidi="ar_AE"/>
+        </w:rPr>
+        <w:t>מֽוֹשִׁעִים֙</w:t>
+      </w:r>
+    </w:p>
+    <w:p>
+      <w:pPr>
+        <w:bidi/>
+      </w:pPr>
+      <w:r>
+        <w:rPr>
+          <w:lang w:val="ar_AE" w:bidi="ar_AE"/>
+        </w:rPr>
+      </w:r>
+      <w:r>
+        <w:rPr>
           <w:b/>
           <w:lang w:val="ar_AE" w:bidi="ar_AE"/>
         </w:rPr>
@@ -15514,6 +17658,22 @@
       </w:r>
       <w:r>
         <w:rPr>
+          <w:lang w:val="ar_AE" w:bidi="ar_AE"/>
+        </w:rPr>
+        <w:t>בְּ⁠הַ֣ר צִיּ֔וֹן</w:t>
+      </w:r>
+    </w:p>
+    <w:p>
+      <w:pPr>
+        <w:bidi/>
+      </w:pPr>
+      <w:r>
+        <w:rPr>
+          <w:lang w:val="ar_AE" w:bidi="ar_AE"/>
+        </w:rPr>
+      </w:r>
+      <w:r>
+        <w:rPr>
           <w:b/>
           <w:lang w:val="ar_AE" w:bidi="ar_AE"/>
         </w:rPr>
@@ -15620,6 +17780,22 @@
       </w:r>
       <w:r>
         <w:rPr>
+          <w:lang w:val="ar_AE" w:bidi="ar_AE"/>
+        </w:rPr>
+        <w:t>אֶת־הַ֣ר עֵשָׂ֑ו</w:t>
+      </w:r>
+    </w:p>
+    <w:p>
+      <w:pPr>
+        <w:bidi/>
+      </w:pPr>
+      <w:r>
+        <w:rPr>
+          <w:lang w:val="ar_AE" w:bidi="ar_AE"/>
+        </w:rPr>
+      </w:r>
+      <w:r>
+        <w:rPr>
           <w:b/>
           <w:lang w:val="ar_AE" w:bidi="ar_AE"/>
         </w:rPr>
@@ -15713,6 +17889,22 @@
         <w:rPr>
           <w:lang w:val="ar_AE" w:bidi="ar_AE"/>
         </w:rPr>
+      </w:r>
+    </w:p>
+    <w:p>
+      <w:pPr>
+        <w:bidi/>
+      </w:pPr>
+      <w:r>
+        <w:rPr>
+          <w:lang w:val="ar_AE" w:bidi="ar_AE"/>
+        </w:rPr>
+      </w:r>
+      <w:r>
+        <w:rPr>
+          <w:lang w:val="ar_AE" w:bidi="ar_AE"/>
+        </w:rPr>
+        <w:t>וְ⁠הָיְתָ֥ה לַֽ⁠יהוָ֖ה הַ⁠מְּלוּכָֽה</w:t>
       </w:r>
     </w:p>
     <w:p>

--- a/arb/docx/31.content.docx
+++ b/arb/docx/31.content.docx
@@ -32,51 +32,16 @@
     </w:p>
     <w:p>
       <w:pPr>
-        <w:pStyle w:val="Heading2"/>
-        <w:bidi/>
-      </w:pPr>
-      <w:r>
-        <w:rPr>
-          <w:lang w:val="ar_AE" w:bidi="ar_AE"/>
-        </w:rPr>
-        <w:t>License Information</w:t>
-      </w:r>
-      <w:r>
-        <w:rPr>
-          <w:lang w:val="ar_AE" w:bidi="ar_AE"/>
-        </w:rPr>
-      </w:r>
-    </w:p>
-    <w:p>
-      <w:pPr>
-        <w:bidi/>
-      </w:pPr>
-      <w:r>
-        <w:rPr>
-          <w:lang w:val="ar_AE" w:bidi="ar_AE"/>
-        </w:rPr>
-      </w:r>
-      <w:r>
-        <w:rPr>
-          <w:b/>
-          <w:lang w:val="ar_AE" w:bidi="ar_AE"/>
-        </w:rPr>
-        <w:t>ملاحظات الترجمة (كلمة متكشفة)</w:t>
-      </w:r>
-      <w:r>
-        <w:rPr>
-          <w:lang w:val="ar_AE" w:bidi="ar_AE"/>
-        </w:rPr>
-        <w:t xml:space="preserve"> (Arabic) is based on</w:t>
-      </w:r>
-      <w:r>
-        <w:rPr>
-          <w:lang w:val="ar_AE" w:bidi="ar_AE"/>
-        </w:rPr>
-        <w:t xml:space="preserve">: </w:t>
-      </w:r>
-      <w:r>
-        <w:rPr>
+        <w:bidi/>
+      </w:pPr>
+      <w:r>
+        <w:rPr>
+          <w:lang w:val="ar_AE" w:bidi="ar_AE"/>
+        </w:rPr>
+      </w:r>
+      <w:r>
+        <w:rPr>
+          <w:b/>
           <w:lang w:val="ar_AE" w:bidi="ar_AE"/>
         </w:rPr>
         <w:t>unfoldingWord® Translation Notes</w:t>
@@ -85,64 +50,31 @@
         <w:rPr>
           <w:lang w:val="ar_AE" w:bidi="ar_AE"/>
         </w:rPr>
-        <w:t xml:space="preserve">, </w:t>
-      </w:r>
-      <w:hyperlink r:id="rId13">
-        <w:r>
-          <w:rPr>
-            <w:lang w:val="ar_AE" w:bidi="ar_AE"/>
-          </w:rPr>
-          <w:rPr>
-            <w:color w:val="0000EE"/>
-            <w:u w:val="single"/>
-          </w:rPr>
-          <w:t>unfoldingWord</w:t>
-        </w:r>
-      </w:hyperlink>
-      <w:r>
-        <w:rPr>
-          <w:lang w:val="ar_AE" w:bidi="ar_AE"/>
-        </w:rPr>
-        <w:t xml:space="preserve">, 2022, which is licensed under a </w:t>
-      </w:r>
-      <w:hyperlink r:id="rId14">
-        <w:r>
-          <w:rPr>
-            <w:lang w:val="ar_AE" w:bidi="ar_AE"/>
-          </w:rPr>
-          <w:rPr>
-            <w:color w:val="0000EE"/>
-            <w:u w:val="single"/>
-          </w:rPr>
-          <w:t>CC BY-SA 4.0 license</w:t>
-        </w:r>
-      </w:hyperlink>
-      <w:r>
-        <w:rPr>
-          <w:lang w:val="ar_AE" w:bidi="ar_AE"/>
-        </w:rPr>
-        <w:t>.</w:t>
-      </w:r>
-      <w:r>
-        <w:rPr>
-          <w:lang w:val="ar_AE" w:bidi="ar_AE"/>
-        </w:rPr>
-      </w:r>
-    </w:p>
-    <w:p>
-      <w:pPr>
-        <w:bidi/>
-      </w:pPr>
-      <w:r>
-        <w:rPr>
-          <w:lang w:val="ar_AE" w:bidi="ar_AE"/>
-        </w:rPr>
-      </w:r>
-      <w:r>
-        <w:rPr>
-          <w:lang w:val="ar_AE" w:bidi="ar_AE"/>
-        </w:rPr>
-        <w:t>This PDF version is provided under the same license.</w:t>
+        <w:t xml:space="preserve"> © 2022 unfoldingWord. Released under CC BY-SA 4.0 license. </w:t>
+      </w:r>
+      <w:r>
+        <w:rPr>
+          <w:lang w:val="ar_AE" w:bidi="ar_AE"/>
+        </w:rPr>
+        <w:t>unfoldingWord® Translation Notes</w:t>
+      </w:r>
+      <w:r>
+        <w:rPr>
+          <w:lang w:val="ar_AE" w:bidi="ar_AE"/>
+        </w:rPr>
+        <w:t xml:space="preserve"> has been adapted in the following languages: Tok Pisin, Arabic (عربي), French (Français), Hindi (हिंदी), Indonesian (Bahasa Indonesia), Portuguese (Português), Russian (Русский), Spanish (Español), Swahili (Kiswahili), and Simplified Chinese (简体中文) from </w:t>
+      </w:r>
+      <w:r>
+        <w:rPr>
+          <w:lang w:val="ar_AE" w:bidi="ar_AE"/>
+        </w:rPr>
+        <w:t>unfoldingWord® Translation Notes</w:t>
+      </w:r>
+      <w:r>
+        <w:rPr>
+          <w:lang w:val="ar_AE" w:bidi="ar_AE"/>
+        </w:rPr>
+        <w:t xml:space="preserve"> © 2022 unfoldingWord. Released under CC BY-SA 4.0 license by Mission Mutual</w:t>
       </w:r>
       <w:r>
         <w:rPr>
@@ -674,22 +606,6 @@
       </w:r>
       <w:r>
         <w:rPr>
-          <w:lang w:val="ar_AE" w:bidi="ar_AE"/>
-        </w:rPr>
-        <w:t>יְהוִ֜ה</w:t>
-      </w:r>
-    </w:p>
-    <w:p>
-      <w:pPr>
-        <w:bidi/>
-      </w:pPr>
-      <w:r>
-        <w:rPr>
-          <w:lang w:val="ar_AE" w:bidi="ar_AE"/>
-        </w:rPr>
-      </w:r>
-      <w:r>
-        <w:rPr>
           <w:b/>
           <w:lang w:val="ar_AE" w:bidi="ar_AE"/>
         </w:rPr>
@@ -795,22 +711,6 @@
       </w:r>
       <w:r>
         <w:rPr>
-          <w:lang w:val="ar_AE" w:bidi="ar_AE"/>
-        </w:rPr>
-        <w:t>ק֛וּמוּ</w:t>
-      </w:r>
-    </w:p>
-    <w:p>
-      <w:pPr>
-        <w:bidi/>
-      </w:pPr>
-      <w:r>
-        <w:rPr>
-          <w:lang w:val="ar_AE" w:bidi="ar_AE"/>
-        </w:rPr>
-      </w:r>
-      <w:r>
-        <w:rPr>
           <w:b/>
           <w:lang w:val="ar_AE" w:bidi="ar_AE"/>
         </w:rPr>
@@ -903,22 +803,6 @@
       </w:r>
       <w:r>
         <w:rPr>
-          <w:lang w:val="ar_AE" w:bidi="ar_AE"/>
-        </w:rPr>
-        <w:t>הִנֵּ֥ה קָטֹ֛ן נְתַתִּ֖י⁠ךָ</w:t>
-      </w:r>
-    </w:p>
-    <w:p>
-      <w:pPr>
-        <w:bidi/>
-      </w:pPr>
-      <w:r>
-        <w:rPr>
-          <w:lang w:val="ar_AE" w:bidi="ar_AE"/>
-        </w:rPr>
-      </w:r>
-      <w:r>
-        <w:rPr>
           <w:b/>
           <w:lang w:val="ar_AE" w:bidi="ar_AE"/>
         </w:rPr>
@@ -1011,22 +895,6 @@
       </w:r>
       <w:r>
         <w:rPr>
-          <w:lang w:val="ar_AE" w:bidi="ar_AE"/>
-        </w:rPr>
-        <w:t>הִנֵּ֥ה</w:t>
-      </w:r>
-    </w:p>
-    <w:p>
-      <w:pPr>
-        <w:bidi/>
-      </w:pPr>
-      <w:r>
-        <w:rPr>
-          <w:lang w:val="ar_AE" w:bidi="ar_AE"/>
-        </w:rPr>
-      </w:r>
-      <w:r>
-        <w:rPr>
           <w:b/>
           <w:lang w:val="ar_AE" w:bidi="ar_AE"/>
         </w:rPr>
@@ -1097,22 +965,6 @@
       </w:r>
       <w:r>
         <w:rPr>
-          <w:lang w:val="ar_AE" w:bidi="ar_AE"/>
-        </w:rPr>
-        <w:t>קָטֹ֛ן נְתַתִּ֖י⁠ךָ בַּ⁠גּוֹיִ֑ם בָּז֥וּי אַתָּ֖ה מְאֹֽד</w:t>
-      </w:r>
-    </w:p>
-    <w:p>
-      <w:pPr>
-        <w:bidi/>
-      </w:pPr>
-      <w:r>
-        <w:rPr>
-          <w:lang w:val="ar_AE" w:bidi="ar_AE"/>
-        </w:rPr>
-      </w:r>
-      <w:r>
-        <w:rPr>
           <w:b/>
           <w:lang w:val="ar_AE" w:bidi="ar_AE"/>
         </w:rPr>
@@ -1205,22 +1057,6 @@
       </w:r>
       <w:r>
         <w:rPr>
-          <w:lang w:val="ar_AE" w:bidi="ar_AE"/>
-        </w:rPr>
-        <w:t>קָטֹ֛ן נְתַתִּ֖י⁠ךָ בַּ⁠גּוֹיִ֑ם</w:t>
-      </w:r>
-    </w:p>
-    <w:p>
-      <w:pPr>
-        <w:bidi/>
-      </w:pPr>
-      <w:r>
-        <w:rPr>
-          <w:lang w:val="ar_AE" w:bidi="ar_AE"/>
-        </w:rPr>
-      </w:r>
-      <w:r>
-        <w:rPr>
           <w:b/>
           <w:lang w:val="ar_AE" w:bidi="ar_AE"/>
         </w:rPr>
@@ -1313,22 +1149,6 @@
       </w:r>
       <w:r>
         <w:rPr>
-          <w:lang w:val="ar_AE" w:bidi="ar_AE"/>
-        </w:rPr>
-        <w:t>בָּז֥וּי אַתָּ֖ה מְאֹֽד</w:t>
-      </w:r>
-    </w:p>
-    <w:p>
-      <w:pPr>
-        <w:bidi/>
-      </w:pPr>
-      <w:r>
-        <w:rPr>
-          <w:lang w:val="ar_AE" w:bidi="ar_AE"/>
-        </w:rPr>
-      </w:r>
-      <w:r>
-        <w:rPr>
           <w:b/>
           <w:lang w:val="ar_AE" w:bidi="ar_AE"/>
         </w:rPr>
@@ -1421,22 +1241,6 @@
       </w:r>
       <w:r>
         <w:rPr>
-          <w:lang w:val="ar_AE" w:bidi="ar_AE"/>
-        </w:rPr>
-        <w:t>זְד֤וֹן לִבְּ⁠ךָ֙ הִשִּׁיאֶ֔⁠ךָ</w:t>
-      </w:r>
-    </w:p>
-    <w:p>
-      <w:pPr>
-        <w:bidi/>
-      </w:pPr>
-      <w:r>
-        <w:rPr>
-          <w:lang w:val="ar_AE" w:bidi="ar_AE"/>
-        </w:rPr>
-      </w:r>
-      <w:r>
-        <w:rPr>
           <w:b/>
           <w:lang w:val="ar_AE" w:bidi="ar_AE"/>
         </w:rPr>
@@ -1542,22 +1346,6 @@
       </w:r>
       <w:r>
         <w:rPr>
-          <w:lang w:val="ar_AE" w:bidi="ar_AE"/>
-        </w:rPr>
-        <w:t>זְד֤וֹן לִבְּ⁠ךָ֙ הִשִּׁיאֶ֔⁠ךָ</w:t>
-      </w:r>
-    </w:p>
-    <w:p>
-      <w:pPr>
-        <w:bidi/>
-      </w:pPr>
-      <w:r>
-        <w:rPr>
-          <w:lang w:val="ar_AE" w:bidi="ar_AE"/>
-        </w:rPr>
-      </w:r>
-      <w:r>
-        <w:rPr>
           <w:b/>
           <w:lang w:val="ar_AE" w:bidi="ar_AE"/>
         </w:rPr>
@@ -1663,22 +1451,6 @@
       </w:r>
       <w:r>
         <w:rPr>
-          <w:lang w:val="ar_AE" w:bidi="ar_AE"/>
-        </w:rPr>
-        <w:t>זְד֤וֹן לִבְּ⁠ךָ֙</w:t>
-      </w:r>
-    </w:p>
-    <w:p>
-      <w:pPr>
-        <w:bidi/>
-      </w:pPr>
-      <w:r>
-        <w:rPr>
-          <w:lang w:val="ar_AE" w:bidi="ar_AE"/>
-        </w:rPr>
-      </w:r>
-      <w:r>
-        <w:rPr>
           <w:b/>
           <w:lang w:val="ar_AE" w:bidi="ar_AE"/>
         </w:rPr>
@@ -1784,22 +1556,6 @@
       </w:r>
       <w:r>
         <w:rPr>
-          <w:lang w:val="ar_AE" w:bidi="ar_AE"/>
-        </w:rPr>
-        <w:t>זְד֤וֹן לִבְּ⁠ךָ֙</w:t>
-      </w:r>
-    </w:p>
-    <w:p>
-      <w:pPr>
-        <w:bidi/>
-      </w:pPr>
-      <w:r>
-        <w:rPr>
-          <w:lang w:val="ar_AE" w:bidi="ar_AE"/>
-        </w:rPr>
-      </w:r>
-      <w:r>
-        <w:rPr>
           <w:b/>
           <w:lang w:val="ar_AE" w:bidi="ar_AE"/>
         </w:rPr>
@@ -1905,22 +1661,6 @@
       </w:r>
       <w:r>
         <w:rPr>
-          <w:lang w:val="ar_AE" w:bidi="ar_AE"/>
-        </w:rPr>
-        <w:t>שֹׁכְנִ֥י בְ⁠חַגְוֵי־סֶּ֖לַע</w:t>
-      </w:r>
-    </w:p>
-    <w:p>
-      <w:pPr>
-        <w:bidi/>
-      </w:pPr>
-      <w:r>
-        <w:rPr>
-          <w:lang w:val="ar_AE" w:bidi="ar_AE"/>
-        </w:rPr>
-      </w:r>
-      <w:r>
-        <w:rPr>
           <w:b/>
           <w:lang w:val="ar_AE" w:bidi="ar_AE"/>
         </w:rPr>
@@ -2052,22 +1792,6 @@
       </w:r>
       <w:r>
         <w:rPr>
-          <w:lang w:val="ar_AE" w:bidi="ar_AE"/>
-        </w:rPr>
-        <w:t>בְ⁠חַגְוֵי־סֶּ֖לַע</w:t>
-      </w:r>
-    </w:p>
-    <w:p>
-      <w:pPr>
-        <w:bidi/>
-      </w:pPr>
-      <w:r>
-        <w:rPr>
-          <w:lang w:val="ar_AE" w:bidi="ar_AE"/>
-        </w:rPr>
-      </w:r>
-      <w:r>
-        <w:rPr>
           <w:b/>
           <w:lang w:val="ar_AE" w:bidi="ar_AE"/>
         </w:rPr>
@@ -2138,22 +1862,6 @@
       </w:r>
       <w:r>
         <w:rPr>
-          <w:lang w:val="ar_AE" w:bidi="ar_AE"/>
-        </w:rPr>
-        <w:t>אֹמֵ֣ר בְּ⁠לִבּ֔⁠וֹ</w:t>
-      </w:r>
-    </w:p>
-    <w:p>
-      <w:pPr>
-        <w:bidi/>
-      </w:pPr>
-      <w:r>
-        <w:rPr>
-          <w:lang w:val="ar_AE" w:bidi="ar_AE"/>
-        </w:rPr>
-      </w:r>
-      <w:r>
-        <w:rPr>
           <w:b/>
           <w:lang w:val="ar_AE" w:bidi="ar_AE"/>
         </w:rPr>
@@ -2285,22 +1993,6 @@
       </w:r>
       <w:r>
         <w:rPr>
-          <w:lang w:val="ar_AE" w:bidi="ar_AE"/>
-        </w:rPr>
-        <w:t>אֹמֵ֣ר בְּ⁠לִבּ֔⁠וֹ</w:t>
-      </w:r>
-    </w:p>
-    <w:p>
-      <w:pPr>
-        <w:bidi/>
-      </w:pPr>
-      <w:r>
-        <w:rPr>
-          <w:lang w:val="ar_AE" w:bidi="ar_AE"/>
-        </w:rPr>
-      </w:r>
-      <w:r>
-        <w:rPr>
           <w:b/>
           <w:lang w:val="ar_AE" w:bidi="ar_AE"/>
         </w:rPr>
@@ -2393,22 +2085,6 @@
       </w:r>
       <w:r>
         <w:rPr>
-          <w:lang w:val="ar_AE" w:bidi="ar_AE"/>
-        </w:rPr>
-        <w:t>מִ֥י יוֹרִדֵ֖⁠נִי אָֽרֶץ</w:t>
-      </w:r>
-    </w:p>
-    <w:p>
-      <w:pPr>
-        <w:bidi/>
-      </w:pPr>
-      <w:r>
-        <w:rPr>
-          <w:lang w:val="ar_AE" w:bidi="ar_AE"/>
-        </w:rPr>
-      </w:r>
-      <w:r>
-        <w:rPr>
           <w:b/>
           <w:lang w:val="ar_AE" w:bidi="ar_AE"/>
         </w:rPr>
@@ -2501,22 +2177,6 @@
       </w:r>
       <w:r>
         <w:rPr>
-          <w:lang w:val="ar_AE" w:bidi="ar_AE"/>
-        </w:rPr>
-        <w:t>אִם־תַּגְבִּ֣יהַּ כַּ⁠נֶּ֔שֶׁר וְ⁠אִם־בֵּ֥ין כּֽוֹכָבִ֖ים שִׂ֣ים קִנֶּ֑⁠ךָ</w:t>
-      </w:r>
-    </w:p>
-    <w:p>
-      <w:pPr>
-        <w:bidi/>
-      </w:pPr>
-      <w:r>
-        <w:rPr>
-          <w:lang w:val="ar_AE" w:bidi="ar_AE"/>
-        </w:rPr>
-      </w:r>
-      <w:r>
-        <w:rPr>
           <w:b/>
           <w:lang w:val="ar_AE" w:bidi="ar_AE"/>
         </w:rPr>
@@ -2609,22 +2269,6 @@
       </w:r>
       <w:r>
         <w:rPr>
-          <w:lang w:val="ar_AE" w:bidi="ar_AE"/>
-        </w:rPr>
-        <w:t>אִם־תַּגְבִּ֣יהַּ כַּ⁠נֶּ֔שֶׁר וְ⁠אִם־בֵּ֥ין כּֽוֹכָבִ֖ים שִׂ֣ים קִנֶּ֑⁠ךָ</w:t>
-      </w:r>
-    </w:p>
-    <w:p>
-      <w:pPr>
-        <w:bidi/>
-      </w:pPr>
-      <w:r>
-        <w:rPr>
-          <w:lang w:val="ar_AE" w:bidi="ar_AE"/>
-        </w:rPr>
-      </w:r>
-      <w:r>
-        <w:rPr>
           <w:b/>
           <w:lang w:val="ar_AE" w:bidi="ar_AE"/>
         </w:rPr>
@@ -2717,22 +2361,6 @@
       </w:r>
       <w:r>
         <w:rPr>
-          <w:lang w:val="ar_AE" w:bidi="ar_AE"/>
-        </w:rPr>
-        <w:t>שִׂ֣ים קִנֶּ֑⁠ךָ</w:t>
-      </w:r>
-    </w:p>
-    <w:p>
-      <w:pPr>
-        <w:bidi/>
-      </w:pPr>
-      <w:r>
-        <w:rPr>
-          <w:lang w:val="ar_AE" w:bidi="ar_AE"/>
-        </w:rPr>
-      </w:r>
-      <w:r>
-        <w:rPr>
           <w:b/>
           <w:lang w:val="ar_AE" w:bidi="ar_AE"/>
         </w:rPr>
@@ -2825,22 +2453,6 @@
       </w:r>
       <w:r>
         <w:rPr>
-          <w:lang w:val="ar_AE" w:bidi="ar_AE"/>
-        </w:rPr>
-        <w:t>מִ⁠שָּׁ֥ם אוֹרִֽידְ⁠ךָ֖</w:t>
-      </w:r>
-    </w:p>
-    <w:p>
-      <w:pPr>
-        <w:bidi/>
-      </w:pPr>
-      <w:r>
-        <w:rPr>
-          <w:lang w:val="ar_AE" w:bidi="ar_AE"/>
-        </w:rPr>
-      </w:r>
-      <w:r>
-        <w:rPr>
           <w:b/>
           <w:lang w:val="ar_AE" w:bidi="ar_AE"/>
         </w:rPr>
@@ -2946,22 +2558,6 @@
       </w:r>
       <w:r>
         <w:rPr>
-          <w:lang w:val="ar_AE" w:bidi="ar_AE"/>
-        </w:rPr>
-        <w:t>נְאֻם־יְהוָֽה</w:t>
-      </w:r>
-    </w:p>
-    <w:p>
-      <w:pPr>
-        <w:bidi/>
-      </w:pPr>
-      <w:r>
-        <w:rPr>
-          <w:lang w:val="ar_AE" w:bidi="ar_AE"/>
-        </w:rPr>
-      </w:r>
-      <w:r>
-        <w:rPr>
           <w:b/>
           <w:lang w:val="ar_AE" w:bidi="ar_AE"/>
         </w:rPr>
@@ -3054,22 +2650,6 @@
       </w:r>
       <w:r>
         <w:rPr>
-          <w:lang w:val="ar_AE" w:bidi="ar_AE"/>
-        </w:rPr>
-        <w:t>נְאֻם־יְהוָֽה</w:t>
-      </w:r>
-    </w:p>
-    <w:p>
-      <w:pPr>
-        <w:bidi/>
-      </w:pPr>
-      <w:r>
-        <w:rPr>
-          <w:lang w:val="ar_AE" w:bidi="ar_AE"/>
-        </w:rPr>
-      </w:r>
-      <w:r>
-        <w:rPr>
           <w:b/>
           <w:lang w:val="ar_AE" w:bidi="ar_AE"/>
         </w:rPr>
@@ -3175,22 +2755,6 @@
       </w:r>
       <w:r>
         <w:rPr>
-          <w:lang w:val="ar_AE" w:bidi="ar_AE"/>
-        </w:rPr>
-        <w:t>אִם־גַּנָּבִ֤ים בָּאֽוּ־לְ⁠ךָ֙ אִם־שׁ֣וֹדְדֵי לַ֔יְלָה</w:t>
-      </w:r>
-    </w:p>
-    <w:p>
-      <w:pPr>
-        <w:bidi/>
-      </w:pPr>
-      <w:r>
-        <w:rPr>
-          <w:lang w:val="ar_AE" w:bidi="ar_AE"/>
-        </w:rPr>
-      </w:r>
-      <w:r>
-        <w:rPr>
           <w:b/>
           <w:lang w:val="ar_AE" w:bidi="ar_AE"/>
         </w:rPr>
@@ -3283,22 +2847,6 @@
       </w:r>
       <w:r>
         <w:rPr>
-          <w:lang w:val="ar_AE" w:bidi="ar_AE"/>
-        </w:rPr>
-        <w:t>אֵ֣יךְ נִדְמֵ֔יתָה</w:t>
-      </w:r>
-    </w:p>
-    <w:p>
-      <w:pPr>
-        <w:bidi/>
-      </w:pPr>
-      <w:r>
-        <w:rPr>
-          <w:lang w:val="ar_AE" w:bidi="ar_AE"/>
-        </w:rPr>
-      </w:r>
-      <w:r>
-        <w:rPr>
           <w:b/>
           <w:lang w:val="ar_AE" w:bidi="ar_AE"/>
         </w:rPr>
@@ -3391,22 +2939,6 @@
       </w:r>
       <w:r>
         <w:rPr>
-          <w:lang w:val="ar_AE" w:bidi="ar_AE"/>
-        </w:rPr>
-        <w:t>אֵ֣יךְ נִדְמֵ֔יתָה</w:t>
-      </w:r>
-    </w:p>
-    <w:p>
-      <w:pPr>
-        <w:bidi/>
-      </w:pPr>
-      <w:r>
-        <w:rPr>
-          <w:lang w:val="ar_AE" w:bidi="ar_AE"/>
-        </w:rPr>
-      </w:r>
-      <w:r>
-        <w:rPr>
           <w:b/>
           <w:lang w:val="ar_AE" w:bidi="ar_AE"/>
         </w:rPr>
@@ -3499,22 +3031,6 @@
       </w:r>
       <w:r>
         <w:rPr>
-          <w:lang w:val="ar_AE" w:bidi="ar_AE"/>
-        </w:rPr>
-        <w:t>הֲ⁠ל֥וֹא יִגְנְב֖וּ דַּיָּ֑⁠ם</w:t>
-      </w:r>
-    </w:p>
-    <w:p>
-      <w:pPr>
-        <w:bidi/>
-      </w:pPr>
-      <w:r>
-        <w:rPr>
-          <w:lang w:val="ar_AE" w:bidi="ar_AE"/>
-        </w:rPr>
-      </w:r>
-      <w:r>
-        <w:rPr>
           <w:b/>
           <w:lang w:val="ar_AE" w:bidi="ar_AE"/>
         </w:rPr>
@@ -3607,22 +3123,6 @@
       </w:r>
       <w:r>
         <w:rPr>
-          <w:lang w:val="ar_AE" w:bidi="ar_AE"/>
-        </w:rPr>
-        <w:t>אִם־בֹּֽצְרִים֙ בָּ֣אוּ לָ֔⁠ךְ הֲ⁠ל֖וֹא יַשְׁאִ֥ירוּ עֹלֵלֽוֹת</w:t>
-      </w:r>
-    </w:p>
-    <w:p>
-      <w:pPr>
-        <w:bidi/>
-      </w:pPr>
-      <w:r>
-        <w:rPr>
-          <w:lang w:val="ar_AE" w:bidi="ar_AE"/>
-        </w:rPr>
-      </w:r>
-      <w:r>
-        <w:rPr>
           <w:b/>
           <w:lang w:val="ar_AE" w:bidi="ar_AE"/>
         </w:rPr>
@@ -3715,22 +3215,6 @@
       </w:r>
       <w:r>
         <w:rPr>
-          <w:lang w:val="ar_AE" w:bidi="ar_AE"/>
-        </w:rPr>
-        <w:t>אֵ֚יךְ</w:t>
-      </w:r>
-    </w:p>
-    <w:p>
-      <w:pPr>
-        <w:bidi/>
-      </w:pPr>
-      <w:r>
-        <w:rPr>
-          <w:lang w:val="ar_AE" w:bidi="ar_AE"/>
-        </w:rPr>
-      </w:r>
-      <w:r>
-        <w:rPr>
           <w:b/>
           <w:lang w:val="ar_AE" w:bidi="ar_AE"/>
         </w:rPr>
@@ -3836,22 +3320,6 @@
       </w:r>
       <w:r>
         <w:rPr>
-          <w:lang w:val="ar_AE" w:bidi="ar_AE"/>
-        </w:rPr>
-        <w:t>אֵ֚יךְ נֶחְפְּשׂ֣וּ עֵשָׂ֔ו</w:t>
-      </w:r>
-    </w:p>
-    <w:p>
-      <w:pPr>
-        <w:bidi/>
-      </w:pPr>
-      <w:r>
-        <w:rPr>
-          <w:lang w:val="ar_AE" w:bidi="ar_AE"/>
-        </w:rPr>
-      </w:r>
-      <w:r>
-        <w:rPr>
           <w:b/>
           <w:lang w:val="ar_AE" w:bidi="ar_AE"/>
         </w:rPr>
@@ -3944,22 +3412,6 @@
       </w:r>
       <w:r>
         <w:rPr>
-          <w:lang w:val="ar_AE" w:bidi="ar_AE"/>
-        </w:rPr>
-        <w:t>עֵשָׂ֔ו</w:t>
-      </w:r>
-    </w:p>
-    <w:p>
-      <w:pPr>
-        <w:bidi/>
-      </w:pPr>
-      <w:r>
-        <w:rPr>
-          <w:lang w:val="ar_AE" w:bidi="ar_AE"/>
-        </w:rPr>
-      </w:r>
-      <w:r>
-        <w:rPr>
           <w:b/>
           <w:lang w:val="ar_AE" w:bidi="ar_AE"/>
         </w:rPr>
@@ -4065,22 +3517,6 @@
       </w:r>
       <w:r>
         <w:rPr>
-          <w:lang w:val="ar_AE" w:bidi="ar_AE"/>
-        </w:rPr>
-        <w:t>נֶחְפְּשׂ֣וּ</w:t>
-      </w:r>
-    </w:p>
-    <w:p>
-      <w:pPr>
-        <w:bidi/>
-      </w:pPr>
-      <w:r>
-        <w:rPr>
-          <w:lang w:val="ar_AE" w:bidi="ar_AE"/>
-        </w:rPr>
-      </w:r>
-      <w:r>
-        <w:rPr>
           <w:b/>
           <w:lang w:val="ar_AE" w:bidi="ar_AE"/>
         </w:rPr>
@@ -4164,22 +3600,6 @@
       </w:r>
       <w:r>
         <w:rPr>
-          <w:lang w:val="ar_AE" w:bidi="ar_AE"/>
-        </w:rPr>
-        <w:t>נִבְע֖וּ מַצְפֻּנָֽי⁠ו</w:t>
-      </w:r>
-    </w:p>
-    <w:p>
-      <w:pPr>
-        <w:bidi/>
-      </w:pPr>
-      <w:r>
-        <w:rPr>
-          <w:lang w:val="ar_AE" w:bidi="ar_AE"/>
-        </w:rPr>
-      </w:r>
-      <w:r>
-        <w:rPr>
           <w:b/>
           <w:lang w:val="ar_AE" w:bidi="ar_AE"/>
         </w:rPr>
@@ -4272,22 +3692,6 @@
       </w:r>
       <w:r>
         <w:rPr>
-          <w:lang w:val="ar_AE" w:bidi="ar_AE"/>
-        </w:rPr>
-        <w:t>עַֽד־הַ⁠גְּב֣וּל שִׁלְּח֗וּ⁠ךָ כֹּ֚ל אַנְשֵׁ֣י בְרִיתֶ֔⁠ךָ</w:t>
-      </w:r>
-    </w:p>
-    <w:p>
-      <w:pPr>
-        <w:bidi/>
-      </w:pPr>
-      <w:r>
-        <w:rPr>
-          <w:lang w:val="ar_AE" w:bidi="ar_AE"/>
-        </w:rPr>
-      </w:r>
-      <w:r>
-        <w:rPr>
           <w:b/>
           <w:lang w:val="ar_AE" w:bidi="ar_AE"/>
         </w:rPr>
@@ -4393,22 +3797,6 @@
       </w:r>
       <w:r>
         <w:rPr>
-          <w:lang w:val="ar_AE" w:bidi="ar_AE"/>
-        </w:rPr>
-        <w:t>בְרִיתֶ֔⁠ךָ</w:t>
-      </w:r>
-    </w:p>
-    <w:p>
-      <w:pPr>
-        <w:bidi/>
-      </w:pPr>
-      <w:r>
-        <w:rPr>
-          <w:lang w:val="ar_AE" w:bidi="ar_AE"/>
-        </w:rPr>
-      </w:r>
-      <w:r>
-        <w:rPr>
           <w:b/>
           <w:lang w:val="ar_AE" w:bidi="ar_AE"/>
         </w:rPr>
@@ -4514,22 +3902,6 @@
       </w:r>
       <w:r>
         <w:rPr>
-          <w:lang w:val="ar_AE" w:bidi="ar_AE"/>
-        </w:rPr>
-        <w:t>עַֽד־הַ⁠גְּב֣וּל שִׁלְּח֗וּ⁠ךָ</w:t>
-      </w:r>
-    </w:p>
-    <w:p>
-      <w:pPr>
-        <w:bidi/>
-      </w:pPr>
-      <w:r>
-        <w:rPr>
-          <w:lang w:val="ar_AE" w:bidi="ar_AE"/>
-        </w:rPr>
-      </w:r>
-      <w:r>
-        <w:rPr>
           <w:b/>
           <w:lang w:val="ar_AE" w:bidi="ar_AE"/>
         </w:rPr>
@@ -4613,22 +3985,6 @@
       </w:r>
       <w:r>
         <w:rPr>
-          <w:lang w:val="ar_AE" w:bidi="ar_AE"/>
-        </w:rPr>
-        <w:t>כֹּ֚ל אַנְשֵׁ֣י בְרִיתֶ֔⁠ךָ &amp; אַנְשֵׁ֣י שְׁלֹמֶ֑⁠ךָ לַחְמְ⁠ךָ֗</w:t>
-      </w:r>
-    </w:p>
-    <w:p>
-      <w:pPr>
-        <w:bidi/>
-      </w:pPr>
-      <w:r>
-        <w:rPr>
-          <w:lang w:val="ar_AE" w:bidi="ar_AE"/>
-        </w:rPr>
-      </w:r>
-      <w:r>
-        <w:rPr>
           <w:b/>
           <w:lang w:val="ar_AE" w:bidi="ar_AE"/>
         </w:rPr>
@@ -4747,22 +4103,6 @@
       </w:r>
       <w:r>
         <w:rPr>
-          <w:lang w:val="ar_AE" w:bidi="ar_AE"/>
-        </w:rPr>
-        <w:t>לַחְמְ⁠ךָ֗ יָשִׂ֤ימוּ מָזוֹר֙ תַּחְתֶּ֔י⁠ךָ</w:t>
-      </w:r>
-    </w:p>
-    <w:p>
-      <w:pPr>
-        <w:bidi/>
-      </w:pPr>
-      <w:r>
-        <w:rPr>
-          <w:lang w:val="ar_AE" w:bidi="ar_AE"/>
-        </w:rPr>
-      </w:r>
-      <w:r>
-        <w:rPr>
           <w:b/>
           <w:lang w:val="ar_AE" w:bidi="ar_AE"/>
         </w:rPr>
@@ -4881,22 +4221,6 @@
       </w:r>
       <w:r>
         <w:rPr>
-          <w:lang w:val="ar_AE" w:bidi="ar_AE"/>
-        </w:rPr>
-        <w:t>אֵ֥ין תְּבוּנָ֖ה בּֽ⁠וֹ</w:t>
-      </w:r>
-    </w:p>
-    <w:p>
-      <w:pPr>
-        <w:bidi/>
-      </w:pPr>
-      <w:r>
-        <w:rPr>
-          <w:lang w:val="ar_AE" w:bidi="ar_AE"/>
-        </w:rPr>
-      </w:r>
-      <w:r>
-        <w:rPr>
           <w:b/>
           <w:lang w:val="ar_AE" w:bidi="ar_AE"/>
         </w:rPr>
@@ -5003,22 +4327,6 @@
       </w:r>
       <w:r>
         <w:rPr>
-          <w:lang w:val="ar_AE" w:bidi="ar_AE"/>
-        </w:rPr>
-        <w:t>אֵ֥ין תְּבוּנָ֖ה בּֽ⁠וֹ</w:t>
-      </w:r>
-    </w:p>
-    <w:p>
-      <w:pPr>
-        <w:bidi/>
-      </w:pPr>
-      <w:r>
-        <w:rPr>
-          <w:lang w:val="ar_AE" w:bidi="ar_AE"/>
-        </w:rPr>
-      </w:r>
-      <w:r>
-        <w:rPr>
           <w:b/>
           <w:lang w:val="ar_AE" w:bidi="ar_AE"/>
         </w:rPr>
@@ -5124,22 +4432,6 @@
       </w:r>
       <w:r>
         <w:rPr>
-          <w:lang w:val="ar_AE" w:bidi="ar_AE"/>
-        </w:rPr>
-        <w:t>בּֽ⁠וֹ</w:t>
-      </w:r>
-    </w:p>
-    <w:p>
-      <w:pPr>
-        <w:bidi/>
-      </w:pPr>
-      <w:r>
-        <w:rPr>
-          <w:lang w:val="ar_AE" w:bidi="ar_AE"/>
-        </w:rPr>
-      </w:r>
-      <w:r>
-        <w:rPr>
           <w:b/>
           <w:lang w:val="ar_AE" w:bidi="ar_AE"/>
         </w:rPr>
@@ -5245,22 +4537,6 @@
       </w:r>
       <w:r>
         <w:rPr>
-          <w:lang w:val="ar_AE" w:bidi="ar_AE"/>
-        </w:rPr>
-        <w:t>הֲ⁠ל֛וֹא בַּ⁠יּ֥וֹם הַ⁠ה֖וּא &amp; וְ⁠הַאֲבַדְתִּ֤י חֲכָמִים֙ מֵֽ⁠אֱד֔וֹם</w:t>
-      </w:r>
-    </w:p>
-    <w:p>
-      <w:pPr>
-        <w:bidi/>
-      </w:pPr>
-      <w:r>
-        <w:rPr>
-          <w:lang w:val="ar_AE" w:bidi="ar_AE"/>
-        </w:rPr>
-      </w:r>
-      <w:r>
-        <w:rPr>
           <w:b/>
           <w:lang w:val="ar_AE" w:bidi="ar_AE"/>
         </w:rPr>
@@ -5353,22 +4629,6 @@
       </w:r>
       <w:r>
         <w:rPr>
-          <w:lang w:val="ar_AE" w:bidi="ar_AE"/>
-        </w:rPr>
-        <w:t>וְ⁠הַאֲבַדְתִּ֤י חֲכָמִים֙ מֵֽ⁠אֱד֔וֹם</w:t>
-      </w:r>
-    </w:p>
-    <w:p>
-      <w:pPr>
-        <w:bidi/>
-      </w:pPr>
-      <w:r>
-        <w:rPr>
-          <w:lang w:val="ar_AE" w:bidi="ar_AE"/>
-        </w:rPr>
-      </w:r>
-      <w:r>
-        <w:rPr>
           <w:b/>
           <w:lang w:val="ar_AE" w:bidi="ar_AE"/>
         </w:rPr>
@@ -5474,22 +4734,6 @@
       </w:r>
       <w:r>
         <w:rPr>
-          <w:lang w:val="ar_AE" w:bidi="ar_AE"/>
-        </w:rPr>
-        <w:t>וּ⁠תְבוּנָ֖ה מֵ⁠הַ֥ר עֵשָֽׂו</w:t>
-      </w:r>
-    </w:p>
-    <w:p>
-      <w:pPr>
-        <w:bidi/>
-      </w:pPr>
-      <w:r>
-        <w:rPr>
-          <w:lang w:val="ar_AE" w:bidi="ar_AE"/>
-        </w:rPr>
-      </w:r>
-      <w:r>
-        <w:rPr>
           <w:b/>
           <w:lang w:val="ar_AE" w:bidi="ar_AE"/>
         </w:rPr>
@@ -5582,22 +4826,6 @@
       </w:r>
       <w:r>
         <w:rPr>
-          <w:lang w:val="ar_AE" w:bidi="ar_AE"/>
-        </w:rPr>
-        <w:t>וּ⁠תְבוּנָ֖ה מֵ⁠הַ֥ר עֵשָֽׂו</w:t>
-      </w:r>
-    </w:p>
-    <w:p>
-      <w:pPr>
-        <w:bidi/>
-      </w:pPr>
-      <w:r>
-        <w:rPr>
-          <w:lang w:val="ar_AE" w:bidi="ar_AE"/>
-        </w:rPr>
-      </w:r>
-      <w:r>
-        <w:rPr>
           <w:b/>
           <w:lang w:val="ar_AE" w:bidi="ar_AE"/>
         </w:rPr>
@@ -5703,22 +4931,6 @@
       </w:r>
       <w:r>
         <w:rPr>
-          <w:lang w:val="ar_AE" w:bidi="ar_AE"/>
-        </w:rPr>
-        <w:t>חֲכָמִים֙ מֵֽ⁠אֱד֔וֹם וּ⁠תְבוּנָ֖ה מֵ⁠הַ֥ר עֵשָֽׂו</w:t>
-      </w:r>
-    </w:p>
-    <w:p>
-      <w:pPr>
-        <w:bidi/>
-      </w:pPr>
-      <w:r>
-        <w:rPr>
-          <w:lang w:val="ar_AE" w:bidi="ar_AE"/>
-        </w:rPr>
-      </w:r>
-      <w:r>
-        <w:rPr>
           <w:b/>
           <w:lang w:val="ar_AE" w:bidi="ar_AE"/>
         </w:rPr>
@@ -5863,22 +5075,6 @@
       </w:r>
       <w:r>
         <w:rPr>
-          <w:lang w:val="ar_AE" w:bidi="ar_AE"/>
-        </w:rPr>
-        <w:t>וּ⁠תְבוּנָ֖ה</w:t>
-      </w:r>
-    </w:p>
-    <w:p>
-      <w:pPr>
-        <w:bidi/>
-      </w:pPr>
-      <w:r>
-        <w:rPr>
-          <w:lang w:val="ar_AE" w:bidi="ar_AE"/>
-        </w:rPr>
-      </w:r>
-      <w:r>
-        <w:rPr>
           <w:b/>
           <w:lang w:val="ar_AE" w:bidi="ar_AE"/>
         </w:rPr>
@@ -5984,22 +5180,6 @@
       </w:r>
       <w:r>
         <w:rPr>
-          <w:lang w:val="ar_AE" w:bidi="ar_AE"/>
-        </w:rPr>
-        <w:t>מֵ⁠הַ֥ר עֵשָֽׂו</w:t>
-      </w:r>
-    </w:p>
-    <w:p>
-      <w:pPr>
-        <w:bidi/>
-      </w:pPr>
-      <w:r>
-        <w:rPr>
-          <w:lang w:val="ar_AE" w:bidi="ar_AE"/>
-        </w:rPr>
-      </w:r>
-      <w:r>
-        <w:rPr>
           <w:b/>
           <w:lang w:val="ar_AE" w:bidi="ar_AE"/>
         </w:rPr>
@@ -6105,22 +5285,6 @@
       </w:r>
       <w:r>
         <w:rPr>
-          <w:lang w:val="ar_AE" w:bidi="ar_AE"/>
-        </w:rPr>
-        <w:t>עֵשָֽׂו</w:t>
-      </w:r>
-    </w:p>
-    <w:p>
-      <w:pPr>
-        <w:bidi/>
-      </w:pPr>
-      <w:r>
-        <w:rPr>
-          <w:lang w:val="ar_AE" w:bidi="ar_AE"/>
-        </w:rPr>
-      </w:r>
-      <w:r>
-        <w:rPr>
           <w:b/>
           <w:lang w:val="ar_AE" w:bidi="ar_AE"/>
         </w:rPr>
@@ -6142,7 +5306,7 @@
         </w:rPr>
         <w:t xml:space="preserve">هذا هو اسم الرجُل الذي كان سَلَف شعب أدوم. انظر كيف ترجمتَ هذا في </w:t>
       </w:r>
-      <w:hyperlink r:id="rId15">
+      <w:hyperlink r:id="rId13">
         <w:r>
           <w:rPr>
             <w:lang w:val="ar_AE" w:bidi="ar_AE"/>
@@ -6231,22 +5395,6 @@
       </w:r>
       <w:r>
         <w:rPr>
-          <w:lang w:val="ar_AE" w:bidi="ar_AE"/>
-        </w:rPr>
-        <w:t>וְ⁠חַתּ֥וּ גִבּוֹרֶ֖י⁠ךָ תֵּימָ֑ן</w:t>
-      </w:r>
-    </w:p>
-    <w:p>
-      <w:pPr>
-        <w:bidi/>
-      </w:pPr>
-      <w:r>
-        <w:rPr>
-          <w:lang w:val="ar_AE" w:bidi="ar_AE"/>
-        </w:rPr>
-      </w:r>
-      <w:r>
-        <w:rPr>
           <w:b/>
           <w:lang w:val="ar_AE" w:bidi="ar_AE"/>
         </w:rPr>
@@ -6352,22 +5500,6 @@
       </w:r>
       <w:r>
         <w:rPr>
-          <w:lang w:val="ar_AE" w:bidi="ar_AE"/>
-        </w:rPr>
-        <w:t>תֵּימָ֑ן</w:t>
-      </w:r>
-    </w:p>
-    <w:p>
-      <w:pPr>
-        <w:bidi/>
-      </w:pPr>
-      <w:r>
-        <w:rPr>
-          <w:lang w:val="ar_AE" w:bidi="ar_AE"/>
-        </w:rPr>
-      </w:r>
-      <w:r>
-        <w:rPr>
           <w:b/>
           <w:lang w:val="ar_AE" w:bidi="ar_AE"/>
         </w:rPr>
@@ -6460,22 +5592,6 @@
       </w:r>
       <w:r>
         <w:rPr>
-          <w:lang w:val="ar_AE" w:bidi="ar_AE"/>
-        </w:rPr>
-        <w:t>לְמַ֧עַן</w:t>
-      </w:r>
-    </w:p>
-    <w:p>
-      <w:pPr>
-        <w:bidi/>
-      </w:pPr>
-      <w:r>
-        <w:rPr>
-          <w:lang w:val="ar_AE" w:bidi="ar_AE"/>
-        </w:rPr>
-      </w:r>
-      <w:r>
-        <w:rPr>
           <w:b/>
           <w:lang w:val="ar_AE" w:bidi="ar_AE"/>
         </w:rPr>
@@ -6568,22 +5684,6 @@
       </w:r>
       <w:r>
         <w:rPr>
-          <w:lang w:val="ar_AE" w:bidi="ar_AE"/>
-        </w:rPr>
-        <w:t>יִכָּֽרֶת־אִ֛ישׁ</w:t>
-      </w:r>
-    </w:p>
-    <w:p>
-      <w:pPr>
-        <w:bidi/>
-      </w:pPr>
-      <w:r>
-        <w:rPr>
-          <w:lang w:val="ar_AE" w:bidi="ar_AE"/>
-        </w:rPr>
-      </w:r>
-      <w:r>
-        <w:rPr>
           <w:b/>
           <w:lang w:val="ar_AE" w:bidi="ar_AE"/>
         </w:rPr>
@@ -6689,22 +5789,6 @@
       </w:r>
       <w:r>
         <w:rPr>
-          <w:lang w:val="ar_AE" w:bidi="ar_AE"/>
-        </w:rPr>
-        <w:t>יִכָּֽרֶת־אִ֛ישׁ</w:t>
-      </w:r>
-    </w:p>
-    <w:p>
-      <w:pPr>
-        <w:bidi/>
-      </w:pPr>
-      <w:r>
-        <w:rPr>
-          <w:lang w:val="ar_AE" w:bidi="ar_AE"/>
-        </w:rPr>
-      </w:r>
-      <w:r>
-        <w:rPr>
           <w:b/>
           <w:lang w:val="ar_AE" w:bidi="ar_AE"/>
         </w:rPr>
@@ -6811,22 +5895,6 @@
       </w:r>
       <w:r>
         <w:rPr>
-          <w:lang w:val="ar_AE" w:bidi="ar_AE"/>
-        </w:rPr>
-        <w:t>אִ֛ישׁ</w:t>
-      </w:r>
-    </w:p>
-    <w:p>
-      <w:pPr>
-        <w:bidi/>
-      </w:pPr>
-      <w:r>
-        <w:rPr>
-          <w:lang w:val="ar_AE" w:bidi="ar_AE"/>
-        </w:rPr>
-      </w:r>
-      <w:r>
-        <w:rPr>
           <w:b/>
           <w:lang w:val="ar_AE" w:bidi="ar_AE"/>
         </w:rPr>
@@ -6940,22 +6008,6 @@
       </w:r>
       <w:r>
         <w:rPr>
-          <w:lang w:val="ar_AE" w:bidi="ar_AE"/>
-        </w:rPr>
-        <w:t>מֵ⁠הַ֥ר עֵשָׂ֖ו</w:t>
-      </w:r>
-    </w:p>
-    <w:p>
-      <w:pPr>
-        <w:bidi/>
-      </w:pPr>
-      <w:r>
-        <w:rPr>
-          <w:lang w:val="ar_AE" w:bidi="ar_AE"/>
-        </w:rPr>
-      </w:r>
-      <w:r>
-        <w:rPr>
           <w:b/>
           <w:lang w:val="ar_AE" w:bidi="ar_AE"/>
         </w:rPr>
@@ -7062,22 +6114,6 @@
       </w:r>
       <w:r>
         <w:rPr>
-          <w:lang w:val="ar_AE" w:bidi="ar_AE"/>
-        </w:rPr>
-        <w:t>מִ⁠קָּֽטֶל</w:t>
-      </w:r>
-    </w:p>
-    <w:p>
-      <w:pPr>
-        <w:bidi/>
-      </w:pPr>
-      <w:r>
-        <w:rPr>
-          <w:lang w:val="ar_AE" w:bidi="ar_AE"/>
-        </w:rPr>
-      </w:r>
-      <w:r>
-        <w:rPr>
           <w:b/>
           <w:lang w:val="ar_AE" w:bidi="ar_AE"/>
         </w:rPr>
@@ -7289,22 +6325,6 @@
       </w:r>
       <w:r>
         <w:rPr>
-          <w:lang w:val="ar_AE" w:bidi="ar_AE"/>
-        </w:rPr>
-        <w:t>אָחִ֥י⁠ךָ</w:t>
-      </w:r>
-    </w:p>
-    <w:p>
-      <w:pPr>
-        <w:bidi/>
-      </w:pPr>
-      <w:r>
-        <w:rPr>
-          <w:lang w:val="ar_AE" w:bidi="ar_AE"/>
-        </w:rPr>
-      </w:r>
-      <w:r>
-        <w:rPr>
           <w:b/>
           <w:lang w:val="ar_AE" w:bidi="ar_AE"/>
         </w:rPr>
@@ -7424,22 +6444,6 @@
       </w:r>
       <w:r>
         <w:rPr>
-          <w:lang w:val="ar_AE" w:bidi="ar_AE"/>
-        </w:rPr>
-        <w:t>יַעֲקֹ֖ב</w:t>
-      </w:r>
-    </w:p>
-    <w:p>
-      <w:pPr>
-        <w:bidi/>
-      </w:pPr>
-      <w:r>
-        <w:rPr>
-          <w:lang w:val="ar_AE" w:bidi="ar_AE"/>
-        </w:rPr>
-      </w:r>
-      <w:r>
-        <w:rPr>
           <w:b/>
           <w:lang w:val="ar_AE" w:bidi="ar_AE"/>
         </w:rPr>
@@ -7559,22 +6563,6 @@
       </w:r>
       <w:r>
         <w:rPr>
-          <w:lang w:val="ar_AE" w:bidi="ar_AE"/>
-        </w:rPr>
-        <w:t>תְּכַסְּ⁠ךָ֣ בוּשָׁ֑ה</w:t>
-      </w:r>
-    </w:p>
-    <w:p>
-      <w:pPr>
-        <w:bidi/>
-      </w:pPr>
-      <w:r>
-        <w:rPr>
-          <w:lang w:val="ar_AE" w:bidi="ar_AE"/>
-        </w:rPr>
-      </w:r>
-      <w:r>
-        <w:rPr>
           <w:b/>
           <w:lang w:val="ar_AE" w:bidi="ar_AE"/>
         </w:rPr>
@@ -7694,22 +6682,6 @@
       </w:r>
       <w:r>
         <w:rPr>
-          <w:lang w:val="ar_AE" w:bidi="ar_AE"/>
-        </w:rPr>
-        <w:t>תְּכַסְּ⁠ךָ֣ בוּשָׁ֑ה</w:t>
-      </w:r>
-    </w:p>
-    <w:p>
-      <w:pPr>
-        <w:bidi/>
-      </w:pPr>
-      <w:r>
-        <w:rPr>
-          <w:lang w:val="ar_AE" w:bidi="ar_AE"/>
-        </w:rPr>
-      </w:r>
-      <w:r>
-        <w:rPr>
           <w:b/>
           <w:lang w:val="ar_AE" w:bidi="ar_AE"/>
         </w:rPr>
@@ -7829,22 +6801,6 @@
       </w:r>
       <w:r>
         <w:rPr>
-          <w:lang w:val="ar_AE" w:bidi="ar_AE"/>
-        </w:rPr>
-        <w:t>וְ⁠נִכְרַ֖תָּ</w:t>
-      </w:r>
-    </w:p>
-    <w:p>
-      <w:pPr>
-        <w:bidi/>
-      </w:pPr>
-      <w:r>
-        <w:rPr>
-          <w:lang w:val="ar_AE" w:bidi="ar_AE"/>
-        </w:rPr>
-      </w:r>
-      <w:r>
-        <w:rPr>
           <w:b/>
           <w:lang w:val="ar_AE" w:bidi="ar_AE"/>
         </w:rPr>
@@ -7951,22 +6907,6 @@
       </w:r>
       <w:r>
         <w:rPr>
-          <w:lang w:val="ar_AE" w:bidi="ar_AE"/>
-        </w:rPr>
-        <w:t>וְ⁠נִכְרַ֖תָּ</w:t>
-      </w:r>
-    </w:p>
-    <w:p>
-      <w:pPr>
-        <w:bidi/>
-      </w:pPr>
-      <w:r>
-        <w:rPr>
-          <w:lang w:val="ar_AE" w:bidi="ar_AE"/>
-        </w:rPr>
-      </w:r>
-      <w:r>
-        <w:rPr>
           <w:b/>
           <w:lang w:val="ar_AE" w:bidi="ar_AE"/>
         </w:rPr>
@@ -8059,22 +6999,6 @@
       </w:r>
       <w:r>
         <w:rPr>
-          <w:lang w:val="ar_AE" w:bidi="ar_AE"/>
-        </w:rPr>
-        <w:t>וְ⁠נִכְרַ֖תָּ</w:t>
-      </w:r>
-    </w:p>
-    <w:p>
-      <w:pPr>
-        <w:bidi/>
-      </w:pPr>
-      <w:r>
-        <w:rPr>
-          <w:lang w:val="ar_AE" w:bidi="ar_AE"/>
-        </w:rPr>
-      </w:r>
-      <w:r>
-        <w:rPr>
           <w:b/>
           <w:lang w:val="ar_AE" w:bidi="ar_AE"/>
         </w:rPr>
@@ -8096,7 +7020,7 @@
         </w:rPr>
         <w:t xml:space="preserve">على غرار ما ورد في </w:t>
       </w:r>
-      <w:hyperlink r:id="rId16">
+      <w:hyperlink r:id="rId14">
         <w:r>
           <w:rPr>
             <w:lang w:val="ar_AE" w:bidi="ar_AE"/>
@@ -8198,22 +7122,6 @@
       </w:r>
       <w:r>
         <w:rPr>
-          <w:lang w:val="ar_AE" w:bidi="ar_AE"/>
-        </w:rPr>
-        <w:t>עֲמָֽדְ⁠ךָ֣ מִ⁠נֶּ֔גֶד</w:t>
-      </w:r>
-    </w:p>
-    <w:p>
-      <w:pPr>
-        <w:bidi/>
-      </w:pPr>
-      <w:r>
-        <w:rPr>
-          <w:lang w:val="ar_AE" w:bidi="ar_AE"/>
-        </w:rPr>
-      </w:r>
-      <w:r>
-        <w:rPr>
           <w:b/>
           <w:lang w:val="ar_AE" w:bidi="ar_AE"/>
         </w:rPr>
@@ -8320,22 +7228,6 @@
       </w:r>
       <w:r>
         <w:rPr>
-          <w:lang w:val="ar_AE" w:bidi="ar_AE"/>
-        </w:rPr>
-        <w:t>שְׁב֥וֹת זָרִ֖ים חֵיל֑⁠וֹ וְ⁠נָכְרִ֞ים בָּ֣אוּ שְׁעָרָ֗יו</w:t>
-      </w:r>
-    </w:p>
-    <w:p>
-      <w:pPr>
-        <w:bidi/>
-      </w:pPr>
-      <w:r>
-        <w:rPr>
-          <w:lang w:val="ar_AE" w:bidi="ar_AE"/>
-        </w:rPr>
-      </w:r>
-      <w:r>
-        <w:rPr>
           <w:b/>
           <w:lang w:val="ar_AE" w:bidi="ar_AE"/>
         </w:rPr>
@@ -8490,7 +7382,7 @@
         </w:rPr>
         <w:t xml:space="preserve">" على "أخيك يعقوب" المذكور في </w:t>
       </w:r>
-      <w:hyperlink r:id="rId17">
+      <w:hyperlink r:id="rId15">
         <w:r>
           <w:rPr>
             <w:lang w:val="ar_AE" w:bidi="ar_AE"/>
@@ -8579,22 +7471,6 @@
       </w:r>
       <w:r>
         <w:rPr>
-          <w:lang w:val="ar_AE" w:bidi="ar_AE"/>
-        </w:rPr>
-        <w:t>חֵיל֑⁠וֹ</w:t>
-      </w:r>
-    </w:p>
-    <w:p>
-      <w:pPr>
-        <w:bidi/>
-      </w:pPr>
-      <w:r>
-        <w:rPr>
-          <w:lang w:val="ar_AE" w:bidi="ar_AE"/>
-        </w:rPr>
-      </w:r>
-      <w:r>
-        <w:rPr>
           <w:b/>
           <w:lang w:val="ar_AE" w:bidi="ar_AE"/>
         </w:rPr>
@@ -8643,7 +7519,7 @@
         </w:rPr>
         <w:t xml:space="preserve">" أيضًا إلى "جيشه". ولكن بما أنه يعني بوضوح "ثروة" في </w:t>
       </w:r>
-      <w:hyperlink r:id="rId18">
+      <w:hyperlink r:id="rId16">
         <w:r>
           <w:rPr>
             <w:lang w:val="ar_AE" w:bidi="ar_AE"/>
@@ -8710,22 +7586,6 @@
       </w:r>
       <w:r>
         <w:rPr>
-          <w:lang w:val="ar_AE" w:bidi="ar_AE"/>
-        </w:rPr>
-        <w:t>שְׁעָרָ֗יו</w:t>
-      </w:r>
-    </w:p>
-    <w:p>
-      <w:pPr>
-        <w:bidi/>
-      </w:pPr>
-      <w:r>
-        <w:rPr>
-          <w:lang w:val="ar_AE" w:bidi="ar_AE"/>
-        </w:rPr>
-      </w:r>
-      <w:r>
-        <w:rPr>
           <w:b/>
           <w:lang w:val="ar_AE" w:bidi="ar_AE"/>
         </w:rPr>
@@ -8845,22 +7705,6 @@
       </w:r>
       <w:r>
         <w:rPr>
-          <w:lang w:val="ar_AE" w:bidi="ar_AE"/>
-        </w:rPr>
-        <w:t>וְ⁠עַל־יְרוּשָׁלִַ֨ם֙ יַדּ֣וּ גוֹרָ֔ל</w:t>
-      </w:r>
-    </w:p>
-    <w:p>
-      <w:pPr>
-        <w:bidi/>
-      </w:pPr>
-      <w:r>
-        <w:rPr>
-          <w:lang w:val="ar_AE" w:bidi="ar_AE"/>
-        </w:rPr>
-      </w:r>
-      <w:r>
-        <w:rPr>
           <w:b/>
           <w:lang w:val="ar_AE" w:bidi="ar_AE"/>
         </w:rPr>
@@ -8993,22 +7837,6 @@
       </w:r>
       <w:r>
         <w:rPr>
-          <w:lang w:val="ar_AE" w:bidi="ar_AE"/>
-        </w:rPr>
-        <w:t>גַּם־אַתָּ֖ה כְּ⁠אַחַ֥ד מֵ⁠הֶֽם</w:t>
-      </w:r>
-    </w:p>
-    <w:p>
-      <w:pPr>
-        <w:bidi/>
-      </w:pPr>
-      <w:r>
-        <w:rPr>
-          <w:lang w:val="ar_AE" w:bidi="ar_AE"/>
-        </w:rPr>
-      </w:r>
-      <w:r>
-        <w:rPr>
           <w:b/>
           <w:lang w:val="ar_AE" w:bidi="ar_AE"/>
         </w:rPr>
@@ -9141,22 +7969,6 @@
       </w:r>
       <w:r>
         <w:rPr>
-          <w:lang w:val="ar_AE" w:bidi="ar_AE"/>
-        </w:rPr>
-        <w:t>וְ⁠אַל &amp; וְ⁠אַל &amp; וְ⁠אַל</w:t>
-      </w:r>
-    </w:p>
-    <w:p>
-      <w:pPr>
-        <w:bidi/>
-      </w:pPr>
-      <w:r>
-        <w:rPr>
-          <w:lang w:val="ar_AE" w:bidi="ar_AE"/>
-        </w:rPr>
-      </w:r>
-      <w:r>
-        <w:rPr>
           <w:b/>
           <w:lang w:val="ar_AE" w:bidi="ar_AE"/>
         </w:rPr>
@@ -9276,22 +8088,6 @@
       </w:r>
       <w:r>
         <w:rPr>
-          <w:lang w:val="ar_AE" w:bidi="ar_AE"/>
-        </w:rPr>
-        <w:t>וְ⁠אַל־תֵּ֤רֶא</w:t>
-      </w:r>
-    </w:p>
-    <w:p>
-      <w:pPr>
-        <w:bidi/>
-      </w:pPr>
-      <w:r>
-        <w:rPr>
-          <w:lang w:val="ar_AE" w:bidi="ar_AE"/>
-        </w:rPr>
-      </w:r>
-      <w:r>
-        <w:rPr>
           <w:b/>
           <w:lang w:val="ar_AE" w:bidi="ar_AE"/>
         </w:rPr>
@@ -9411,22 +8207,6 @@
       </w:r>
       <w:r>
         <w:rPr>
-          <w:lang w:val="ar_AE" w:bidi="ar_AE"/>
-        </w:rPr>
-        <w:t>בְ⁠יוֹם־אָחִ֨י⁠ךָ֙ בְּ⁠י֣וֹם נָכְר֔⁠וֹ</w:t>
-      </w:r>
-    </w:p>
-    <w:p>
-      <w:pPr>
-        <w:bidi/>
-      </w:pPr>
-      <w:r>
-        <w:rPr>
-          <w:lang w:val="ar_AE" w:bidi="ar_AE"/>
-        </w:rPr>
-      </w:r>
-      <w:r>
-        <w:rPr>
           <w:b/>
           <w:lang w:val="ar_AE" w:bidi="ar_AE"/>
         </w:rPr>
@@ -9559,22 +8339,6 @@
       </w:r>
       <w:r>
         <w:rPr>
-          <w:lang w:val="ar_AE" w:bidi="ar_AE"/>
-        </w:rPr>
-        <w:t>בְ⁠יוֹם</w:t>
-      </w:r>
-    </w:p>
-    <w:p>
-      <w:pPr>
-        <w:bidi/>
-      </w:pPr>
-      <w:r>
-        <w:rPr>
-          <w:lang w:val="ar_AE" w:bidi="ar_AE"/>
-        </w:rPr>
-      </w:r>
-      <w:r>
-        <w:rPr>
           <w:b/>
           <w:lang w:val="ar_AE" w:bidi="ar_AE"/>
         </w:rPr>
@@ -9694,22 +8458,6 @@
       </w:r>
       <w:r>
         <w:rPr>
-          <w:lang w:val="ar_AE" w:bidi="ar_AE"/>
-        </w:rPr>
-        <w:t>אָחִ֨י⁠ךָ֙</w:t>
-      </w:r>
-    </w:p>
-    <w:p>
-      <w:pPr>
-        <w:bidi/>
-      </w:pPr>
-      <w:r>
-        <w:rPr>
-          <w:lang w:val="ar_AE" w:bidi="ar_AE"/>
-        </w:rPr>
-      </w:r>
-      <w:r>
-        <w:rPr>
           <w:b/>
           <w:lang w:val="ar_AE" w:bidi="ar_AE"/>
         </w:rPr>
@@ -9745,7 +8493,7 @@
         </w:rPr>
         <w:t xml:space="preserve">على غرار ما ورد في </w:t>
       </w:r>
-      <w:hyperlink r:id="rId17">
+      <w:hyperlink r:id="rId15">
         <w:r>
           <w:rPr>
             <w:lang w:val="ar_AE" w:bidi="ar_AE"/>
@@ -9847,22 +8595,6 @@
       </w:r>
       <w:r>
         <w:rPr>
-          <w:lang w:val="ar_AE" w:bidi="ar_AE"/>
-        </w:rPr>
-        <w:t>לִ⁠בְנֵֽי־יְהוּדָ֖ה</w:t>
-      </w:r>
-    </w:p>
-    <w:p>
-      <w:pPr>
-        <w:bidi/>
-      </w:pPr>
-      <w:r>
-        <w:rPr>
-          <w:lang w:val="ar_AE" w:bidi="ar_AE"/>
-        </w:rPr>
-      </w:r>
-      <w:r>
-        <w:rPr>
           <w:b/>
           <w:lang w:val="ar_AE" w:bidi="ar_AE"/>
         </w:rPr>
@@ -9982,22 +8714,6 @@
       </w:r>
       <w:r>
         <w:rPr>
-          <w:lang w:val="ar_AE" w:bidi="ar_AE"/>
-        </w:rPr>
-        <w:t>וְ⁠אַל־תַּגְדֵּ֥ל פִּ֖י⁠ךָ</w:t>
-      </w:r>
-    </w:p>
-    <w:p>
-      <w:pPr>
-        <w:bidi/>
-      </w:pPr>
-      <w:r>
-        <w:rPr>
-          <w:lang w:val="ar_AE" w:bidi="ar_AE"/>
-        </w:rPr>
-      </w:r>
-      <w:r>
-        <w:rPr>
           <w:b/>
           <w:lang w:val="ar_AE" w:bidi="ar_AE"/>
         </w:rPr>
@@ -10104,22 +8820,6 @@
       </w:r>
       <w:r>
         <w:rPr>
-          <w:lang w:val="ar_AE" w:bidi="ar_AE"/>
-        </w:rPr>
-        <w:t>בְּ⁠י֣וֹם אֵידָ֔⁠ם &amp; בְּ⁠י֣וֹם אֵיד֑⁠וֹ &amp; בְּ⁠י֥וֹם אֵידֽ⁠וֹ</w:t>
-      </w:r>
-    </w:p>
-    <w:p>
-      <w:pPr>
-        <w:bidi/>
-      </w:pPr>
-      <w:r>
-        <w:rPr>
-          <w:lang w:val="ar_AE" w:bidi="ar_AE"/>
-        </w:rPr>
-      </w:r>
-      <w:r>
-        <w:rPr>
           <w:b/>
           <w:lang w:val="ar_AE" w:bidi="ar_AE"/>
         </w:rPr>
@@ -10239,22 +8939,6 @@
       </w:r>
       <w:r>
         <w:rPr>
-          <w:lang w:val="ar_AE" w:bidi="ar_AE"/>
-        </w:rPr>
-        <w:t>אֵידָ֔⁠ם &amp; אֵיד֑⁠וֹ &amp; אֵידֽ⁠וֹ</w:t>
-      </w:r>
-    </w:p>
-    <w:p>
-      <w:pPr>
-        <w:bidi/>
-      </w:pPr>
-      <w:r>
-        <w:rPr>
-          <w:lang w:val="ar_AE" w:bidi="ar_AE"/>
-        </w:rPr>
-      </w:r>
-      <w:r>
-        <w:rPr>
           <w:b/>
           <w:lang w:val="ar_AE" w:bidi="ar_AE"/>
         </w:rPr>
@@ -10329,7 +9013,7 @@
         </w:rPr>
         <w:t xml:space="preserve">" (انظر: </w:t>
       </w:r>
-      <w:hyperlink r:id="rId17">
+      <w:hyperlink r:id="rId15">
         <w:r>
           <w:rPr>
             <w:lang w:val="ar_AE" w:bidi="ar_AE"/>
@@ -10418,22 +9102,6 @@
       </w:r>
       <w:r>
         <w:rPr>
-          <w:lang w:val="ar_AE" w:bidi="ar_AE"/>
-        </w:rPr>
-        <w:t>גַם־אַתָּ֛ה</w:t>
-      </w:r>
-    </w:p>
-    <w:p>
-      <w:pPr>
-        <w:bidi/>
-      </w:pPr>
-      <w:r>
-        <w:rPr>
-          <w:lang w:val="ar_AE" w:bidi="ar_AE"/>
-        </w:rPr>
-      </w:r>
-      <w:r>
-        <w:rPr>
           <w:b/>
           <w:lang w:val="ar_AE" w:bidi="ar_AE"/>
         </w:rPr>
@@ -10540,22 +9208,6 @@
       </w:r>
       <w:r>
         <w:rPr>
-          <w:lang w:val="ar_AE" w:bidi="ar_AE"/>
-        </w:rPr>
-        <w:t>אַל־תֵּ֧רֶא</w:t>
-      </w:r>
-    </w:p>
-    <w:p>
-      <w:pPr>
-        <w:bidi/>
-      </w:pPr>
-      <w:r>
-        <w:rPr>
-          <w:lang w:val="ar_AE" w:bidi="ar_AE"/>
-        </w:rPr>
-      </w:r>
-      <w:r>
-        <w:rPr>
           <w:b/>
           <w:lang w:val="ar_AE" w:bidi="ar_AE"/>
         </w:rPr>
@@ -10604,7 +9256,7 @@
         </w:rPr>
         <w:t xml:space="preserve">" في هذا السياق، هو اصطلاح يُقصد به "التمتع بالنظر". راجع كيف ترجمته في </w:t>
       </w:r>
-      <w:hyperlink r:id="rId19">
+      <w:hyperlink r:id="rId17">
         <w:r>
           <w:rPr>
             <w:lang w:val="ar_AE" w:bidi="ar_AE"/>
@@ -10693,22 +9345,6 @@
       </w:r>
       <w:r>
         <w:rPr>
-          <w:lang w:val="ar_AE" w:bidi="ar_AE"/>
-        </w:rPr>
-        <w:t>וְ⁠אַל־תִּשְׁלַ֥חְנָה בְ⁠חֵיל֖⁠וֹ</w:t>
-      </w:r>
-    </w:p>
-    <w:p>
-      <w:pPr>
-        <w:bidi/>
-      </w:pPr>
-      <w:r>
-        <w:rPr>
-          <w:lang w:val="ar_AE" w:bidi="ar_AE"/>
-        </w:rPr>
-      </w:r>
-      <w:r>
-        <w:rPr>
           <w:b/>
           <w:lang w:val="ar_AE" w:bidi="ar_AE"/>
         </w:rPr>
@@ -10815,22 +9451,6 @@
       </w:r>
       <w:r>
         <w:rPr>
-          <w:lang w:val="ar_AE" w:bidi="ar_AE"/>
-        </w:rPr>
-        <w:t>הַ⁠פֶּ֔רֶק</w:t>
-      </w:r>
-    </w:p>
-    <w:p>
-      <w:pPr>
-        <w:bidi/>
-      </w:pPr>
-      <w:r>
-        <w:rPr>
-          <w:lang w:val="ar_AE" w:bidi="ar_AE"/>
-        </w:rPr>
-      </w:r>
-      <w:r>
-        <w:rPr>
           <w:b/>
           <w:lang w:val="ar_AE" w:bidi="ar_AE"/>
         </w:rPr>
@@ -10944,22 +9564,6 @@
       </w:r>
       <w:r>
         <w:rPr>
-          <w:lang w:val="ar_AE" w:bidi="ar_AE"/>
-        </w:rPr>
-        <w:t>לְ⁠הַכְרִ֖ית</w:t>
-      </w:r>
-    </w:p>
-    <w:p>
-      <w:pPr>
-        <w:bidi/>
-      </w:pPr>
-      <w:r>
-        <w:rPr>
-          <w:lang w:val="ar_AE" w:bidi="ar_AE"/>
-        </w:rPr>
-      </w:r>
-      <w:r>
-        <w:rPr>
           <w:b/>
           <w:lang w:val="ar_AE" w:bidi="ar_AE"/>
         </w:rPr>
@@ -11008,7 +9612,7 @@
         </w:rPr>
         <w:t xml:space="preserve">" هنا، هو استعارة يقصد بها "يقتل". ومن المرجح أن المقارنة مأخوذة من طريقة حصاد الحبوب حين تُقطع عند جمعها. راجع كيف ترجمت هذا التعبير نفسه في </w:t>
       </w:r>
-      <w:hyperlink r:id="rId20">
+      <w:hyperlink r:id="rId18">
         <w:r>
           <w:rPr>
             <w:lang w:val="ar_AE" w:bidi="ar_AE"/>
@@ -11097,22 +9701,6 @@
       </w:r>
       <w:r>
         <w:rPr>
-          <w:lang w:val="ar_AE" w:bidi="ar_AE"/>
-        </w:rPr>
-        <w:t>וְ⁠אַל־תַּסְגֵּ֥ר שְׂרִידָ֖י⁠ו</w:t>
-      </w:r>
-    </w:p>
-    <w:p>
-      <w:pPr>
-        <w:bidi/>
-      </w:pPr>
-      <w:r>
-        <w:rPr>
-          <w:lang w:val="ar_AE" w:bidi="ar_AE"/>
-        </w:rPr>
-      </w:r>
-      <w:r>
-        <w:rPr>
           <w:b/>
           <w:lang w:val="ar_AE" w:bidi="ar_AE"/>
         </w:rPr>
@@ -11303,22 +9891,6 @@
       </w:r>
       <w:r>
         <w:rPr>
-          <w:lang w:val="ar_AE" w:bidi="ar_AE"/>
-        </w:rPr>
-        <w:t>כִּֽי־קָר֥וֹב יוֹם־יְהוָ֖ה עַל־כָּל־הַ⁠גּוֹיִ֑ם</w:t>
-      </w:r>
-    </w:p>
-    <w:p>
-      <w:pPr>
-        <w:bidi/>
-      </w:pPr>
-      <w:r>
-        <w:rPr>
-          <w:lang w:val="ar_AE" w:bidi="ar_AE"/>
-        </w:rPr>
-      </w:r>
-      <w:r>
-        <w:rPr>
           <w:b/>
           <w:lang w:val="ar_AE" w:bidi="ar_AE"/>
         </w:rPr>
@@ -11411,22 +9983,6 @@
       </w:r>
       <w:r>
         <w:rPr>
-          <w:lang w:val="ar_AE" w:bidi="ar_AE"/>
-        </w:rPr>
-        <w:t>יוֹם־יְהוָ֖ה</w:t>
-      </w:r>
-    </w:p>
-    <w:p>
-      <w:pPr>
-        <w:bidi/>
-      </w:pPr>
-      <w:r>
-        <w:rPr>
-          <w:lang w:val="ar_AE" w:bidi="ar_AE"/>
-        </w:rPr>
-      </w:r>
-      <w:r>
-        <w:rPr>
           <w:b/>
           <w:lang w:val="ar_AE" w:bidi="ar_AE"/>
         </w:rPr>
@@ -11546,22 +10102,6 @@
       </w:r>
       <w:r>
         <w:rPr>
-          <w:lang w:val="ar_AE" w:bidi="ar_AE"/>
-        </w:rPr>
-        <w:t>קָר֥וֹב</w:t>
-      </w:r>
-    </w:p>
-    <w:p>
-      <w:pPr>
-        <w:bidi/>
-      </w:pPr>
-      <w:r>
-        <w:rPr>
-          <w:lang w:val="ar_AE" w:bidi="ar_AE"/>
-        </w:rPr>
-      </w:r>
-      <w:r>
-        <w:rPr>
           <w:b/>
           <w:lang w:val="ar_AE" w:bidi="ar_AE"/>
         </w:rPr>
@@ -11659,22 +10199,6 @@
       </w:r>
       <w:r>
         <w:rPr>
-          <w:lang w:val="ar_AE" w:bidi="ar_AE"/>
-        </w:rPr>
-        <w:t>יֵעָ֣שֶׂה לָּ֔⁠ךְ</w:t>
-      </w:r>
-    </w:p>
-    <w:p>
-      <w:pPr>
-        <w:bidi/>
-      </w:pPr>
-      <w:r>
-        <w:rPr>
-          <w:lang w:val="ar_AE" w:bidi="ar_AE"/>
-        </w:rPr>
-      </w:r>
-      <w:r>
-        <w:rPr>
           <w:b/>
           <w:lang w:val="ar_AE" w:bidi="ar_AE"/>
         </w:rPr>
@@ -11781,22 +10305,6 @@
       </w:r>
       <w:r>
         <w:rPr>
-          <w:lang w:val="ar_AE" w:bidi="ar_AE"/>
-        </w:rPr>
-        <w:t>גְּמֻלְ⁠ךָ֖ יָשׁ֥וּב בְּ⁠רֹאשֶֽׁ⁠ךָ</w:t>
-      </w:r>
-    </w:p>
-    <w:p>
-      <w:pPr>
-        <w:bidi/>
-      </w:pPr>
-      <w:r>
-        <w:rPr>
-          <w:lang w:val="ar_AE" w:bidi="ar_AE"/>
-        </w:rPr>
-      </w:r>
-      <w:r>
-        <w:rPr>
           <w:b/>
           <w:lang w:val="ar_AE" w:bidi="ar_AE"/>
         </w:rPr>
@@ -11903,22 +10411,6 @@
       </w:r>
       <w:r>
         <w:rPr>
-          <w:lang w:val="ar_AE" w:bidi="ar_AE"/>
-        </w:rPr>
-        <w:t>בְּ⁠רֹאשֶֽׁ⁠ךָ</w:t>
-      </w:r>
-    </w:p>
-    <w:p>
-      <w:pPr>
-        <w:bidi/>
-      </w:pPr>
-      <w:r>
-        <w:rPr>
-          <w:lang w:val="ar_AE" w:bidi="ar_AE"/>
-        </w:rPr>
-      </w:r>
-      <w:r>
-        <w:rPr>
           <w:b/>
           <w:lang w:val="ar_AE" w:bidi="ar_AE"/>
         </w:rPr>
@@ -12038,22 +10530,6 @@
       </w:r>
       <w:r>
         <w:rPr>
-          <w:lang w:val="ar_AE" w:bidi="ar_AE"/>
-        </w:rPr>
-        <w:t>כִּ֗י כַּֽ⁠אֲשֶׁ֤ר שְׁתִיתֶם֙</w:t>
-      </w:r>
-    </w:p>
-    <w:p>
-      <w:pPr>
-        <w:bidi/>
-      </w:pPr>
-      <w:r>
-        <w:rPr>
-          <w:lang w:val="ar_AE" w:bidi="ar_AE"/>
-        </w:rPr>
-      </w:r>
-      <w:r>
-        <w:rPr>
           <w:b/>
           <w:lang w:val="ar_AE" w:bidi="ar_AE"/>
         </w:rPr>
@@ -12146,22 +10622,6 @@
       </w:r>
       <w:r>
         <w:rPr>
-          <w:lang w:val="ar_AE" w:bidi="ar_AE"/>
-        </w:rPr>
-        <w:t>כַּֽ⁠אֲשֶׁ֤ר שְׁתִיתֶם֙</w:t>
-      </w:r>
-    </w:p>
-    <w:p>
-      <w:pPr>
-        <w:bidi/>
-      </w:pPr>
-      <w:r>
-        <w:rPr>
-          <w:lang w:val="ar_AE" w:bidi="ar_AE"/>
-        </w:rPr>
-      </w:r>
-      <w:r>
-        <w:rPr>
           <w:b/>
           <w:lang w:val="ar_AE" w:bidi="ar_AE"/>
         </w:rPr>
@@ -12267,22 +10727,6 @@
       </w:r>
       <w:r>
         <w:rPr>
-          <w:lang w:val="ar_AE" w:bidi="ar_AE"/>
-        </w:rPr>
-        <w:t>שְׁתִיתֶם֙</w:t>
-      </w:r>
-    </w:p>
-    <w:p>
-      <w:pPr>
-        <w:bidi/>
-      </w:pPr>
-      <w:r>
-        <w:rPr>
-          <w:lang w:val="ar_AE" w:bidi="ar_AE"/>
-        </w:rPr>
-      </w:r>
-      <w:r>
-        <w:rPr>
           <w:b/>
           <w:lang w:val="ar_AE" w:bidi="ar_AE"/>
         </w:rPr>
@@ -12389,22 +10833,6 @@
       </w:r>
       <w:r>
         <w:rPr>
-          <w:lang w:val="ar_AE" w:bidi="ar_AE"/>
-        </w:rPr>
-        <w:t>עַל־הַ֣ר קָדְשִׁ֔⁠י</w:t>
-      </w:r>
-    </w:p>
-    <w:p>
-      <w:pPr>
-        <w:bidi/>
-      </w:pPr>
-      <w:r>
-        <w:rPr>
-          <w:lang w:val="ar_AE" w:bidi="ar_AE"/>
-        </w:rPr>
-      </w:r>
-      <w:r>
-        <w:rPr>
           <w:b/>
           <w:lang w:val="ar_AE" w:bidi="ar_AE"/>
         </w:rPr>
@@ -12524,22 +10952,6 @@
       </w:r>
       <w:r>
         <w:rPr>
-          <w:lang w:val="ar_AE" w:bidi="ar_AE"/>
-        </w:rPr>
-        <w:t>יִשְׁתּ֥וּ כָֽל־הַ⁠גּוֹיִ֖ם תָּמִ֑יד</w:t>
-      </w:r>
-    </w:p>
-    <w:p>
-      <w:pPr>
-        <w:bidi/>
-      </w:pPr>
-      <w:r>
-        <w:rPr>
-          <w:lang w:val="ar_AE" w:bidi="ar_AE"/>
-        </w:rPr>
-      </w:r>
-      <w:r>
-        <w:rPr>
           <w:b/>
           <w:lang w:val="ar_AE" w:bidi="ar_AE"/>
         </w:rPr>
@@ -12659,22 +11071,6 @@
       </w:r>
       <w:r>
         <w:rPr>
-          <w:lang w:val="ar_AE" w:bidi="ar_AE"/>
-        </w:rPr>
-        <w:t>וְ⁠שָׁת֣וּ וְ⁠לָע֔וּ</w:t>
-      </w:r>
-    </w:p>
-    <w:p>
-      <w:pPr>
-        <w:bidi/>
-      </w:pPr>
-      <w:r>
-        <w:rPr>
-          <w:lang w:val="ar_AE" w:bidi="ar_AE"/>
-        </w:rPr>
-      </w:r>
-      <w:r>
-        <w:rPr>
           <w:b/>
           <w:lang w:val="ar_AE" w:bidi="ar_AE"/>
         </w:rPr>
@@ -12807,22 +11203,6 @@
       </w:r>
       <w:r>
         <w:rPr>
-          <w:lang w:val="ar_AE" w:bidi="ar_AE"/>
-        </w:rPr>
-        <w:t>וְ⁠שָׁת֣וּ וְ⁠לָע֔וּ</w:t>
-      </w:r>
-    </w:p>
-    <w:p>
-      <w:pPr>
-        <w:bidi/>
-      </w:pPr>
-      <w:r>
-        <w:rPr>
-          <w:lang w:val="ar_AE" w:bidi="ar_AE"/>
-        </w:rPr>
-      </w:r>
-      <w:r>
-        <w:rPr>
           <w:b/>
           <w:lang w:val="ar_AE" w:bidi="ar_AE"/>
         </w:rPr>
@@ -12941,22 +11321,6 @@
       </w:r>
       <w:r>
         <w:rPr>
-          <w:lang w:val="ar_AE" w:bidi="ar_AE"/>
-        </w:rPr>
-        <w:t>וּ⁠בְ⁠הַ֥ר צִיּ֛וֹן תִּהְיֶ֥ה פְלֵיטָ֖ה</w:t>
-      </w:r>
-    </w:p>
-    <w:p>
-      <w:pPr>
-        <w:bidi/>
-      </w:pPr>
-      <w:r>
-        <w:rPr>
-          <w:lang w:val="ar_AE" w:bidi="ar_AE"/>
-        </w:rPr>
-      </w:r>
-      <w:r>
-        <w:rPr>
           <w:b/>
           <w:lang w:val="ar_AE" w:bidi="ar_AE"/>
         </w:rPr>
@@ -13005,7 +11369,7 @@
         </w:rPr>
         <w:t xml:space="preserve">" إلى شعب إسرائيل الذين سيبقون أحياء في أورشليم بعد أن يُكمل يهوه عقاب الأمم الأخرى. وكما جاء في </w:t>
       </w:r>
-      <w:hyperlink r:id="rId21">
+      <w:hyperlink r:id="rId19">
         <w:r>
           <w:rPr>
             <w:lang w:val="ar_AE" w:bidi="ar_AE"/>
@@ -13094,22 +11458,6 @@
       </w:r>
       <w:r>
         <w:rPr>
-          <w:lang w:val="ar_AE" w:bidi="ar_AE"/>
-        </w:rPr>
-        <w:t>וּ⁠בְ⁠הַ֥ר צִיּ֛וֹן</w:t>
-      </w:r>
-    </w:p>
-    <w:p>
-      <w:pPr>
-        <w:bidi/>
-      </w:pPr>
-      <w:r>
-        <w:rPr>
-          <w:lang w:val="ar_AE" w:bidi="ar_AE"/>
-        </w:rPr>
-      </w:r>
-      <w:r>
-        <w:rPr>
           <w:b/>
           <w:lang w:val="ar_AE" w:bidi="ar_AE"/>
         </w:rPr>
@@ -13202,22 +11550,6 @@
       </w:r>
       <w:r>
         <w:rPr>
-          <w:lang w:val="ar_AE" w:bidi="ar_AE"/>
-        </w:rPr>
-        <w:t>וְ⁠הָ֣יָה קֹ֑דֶשׁ</w:t>
-      </w:r>
-    </w:p>
-    <w:p>
-      <w:pPr>
-        <w:bidi/>
-      </w:pPr>
-      <w:r>
-        <w:rPr>
-          <w:lang w:val="ar_AE" w:bidi="ar_AE"/>
-        </w:rPr>
-      </w:r>
-      <w:r>
-        <w:rPr>
           <w:b/>
           <w:lang w:val="ar_AE" w:bidi="ar_AE"/>
         </w:rPr>
@@ -13337,22 +11669,6 @@
       </w:r>
       <w:r>
         <w:rPr>
-          <w:lang w:val="ar_AE" w:bidi="ar_AE"/>
-        </w:rPr>
-        <w:t>בֵּ֣ית יַֽעֲקֹ֔ב</w:t>
-      </w:r>
-    </w:p>
-    <w:p>
-      <w:pPr>
-        <w:bidi/>
-      </w:pPr>
-      <w:r>
-        <w:rPr>
-          <w:lang w:val="ar_AE" w:bidi="ar_AE"/>
-        </w:rPr>
-      </w:r>
-      <w:r>
-        <w:rPr>
           <w:b/>
           <w:lang w:val="ar_AE" w:bidi="ar_AE"/>
         </w:rPr>
@@ -13472,22 +11788,6 @@
       </w:r>
       <w:r>
         <w:rPr>
-          <w:lang w:val="ar_AE" w:bidi="ar_AE"/>
-        </w:rPr>
-        <w:t>אֵ֖ת מוֹרָֽשֵׁי⁠הֶם</w:t>
-      </w:r>
-    </w:p>
-    <w:p>
-      <w:pPr>
-        <w:bidi/>
-      </w:pPr>
-      <w:r>
-        <w:rPr>
-          <w:lang w:val="ar_AE" w:bidi="ar_AE"/>
-        </w:rPr>
-      </w:r>
-      <w:r>
-        <w:rPr>
           <w:b/>
           <w:lang w:val="ar_AE" w:bidi="ar_AE"/>
         </w:rPr>
@@ -13585,22 +11885,6 @@
       </w:r>
       <w:r>
         <w:rPr>
-          <w:lang w:val="ar_AE" w:bidi="ar_AE"/>
-        </w:rPr>
-        <w:t>וְ⁠הָיָה֩ בֵית־יַעֲקֹ֨ב אֵ֜שׁ וּ⁠בֵ֧ית יוֹסֵ֣ף לֶהָבָ֗ה</w:t>
-      </w:r>
-    </w:p>
-    <w:p>
-      <w:pPr>
-        <w:bidi/>
-      </w:pPr>
-      <w:r>
-        <w:rPr>
-          <w:lang w:val="ar_AE" w:bidi="ar_AE"/>
-        </w:rPr>
-      </w:r>
-      <w:r>
-        <w:rPr>
           <w:b/>
           <w:lang w:val="ar_AE" w:bidi="ar_AE"/>
         </w:rPr>
@@ -13707,22 +11991,6 @@
       </w:r>
       <w:r>
         <w:rPr>
-          <w:lang w:val="ar_AE" w:bidi="ar_AE"/>
-        </w:rPr>
-        <w:t>בֵית־יַעֲקֹ֨ב</w:t>
-      </w:r>
-    </w:p>
-    <w:p>
-      <w:pPr>
-        <w:bidi/>
-      </w:pPr>
-      <w:r>
-        <w:rPr>
-          <w:lang w:val="ar_AE" w:bidi="ar_AE"/>
-        </w:rPr>
-      </w:r>
-      <w:r>
-        <w:rPr>
           <w:b/>
           <w:lang w:val="ar_AE" w:bidi="ar_AE"/>
         </w:rPr>
@@ -13842,22 +12110,6 @@
       </w:r>
       <w:r>
         <w:rPr>
-          <w:lang w:val="ar_AE" w:bidi="ar_AE"/>
-        </w:rPr>
-        <w:t>וּ⁠בֵ֧ית יוֹסֵ֣ף</w:t>
-      </w:r>
-    </w:p>
-    <w:p>
-      <w:pPr>
-        <w:bidi/>
-      </w:pPr>
-      <w:r>
-        <w:rPr>
-          <w:lang w:val="ar_AE" w:bidi="ar_AE"/>
-        </w:rPr>
-      </w:r>
-      <w:r>
-        <w:rPr>
           <w:b/>
           <w:lang w:val="ar_AE" w:bidi="ar_AE"/>
         </w:rPr>
@@ -13964,22 +12216,6 @@
       </w:r>
       <w:r>
         <w:rPr>
-          <w:lang w:val="ar_AE" w:bidi="ar_AE"/>
-        </w:rPr>
-        <w:t>וּ⁠בֵ֤ית עֵשָׂו֙ &amp; לְ⁠בֵ֣ית עֵשָׂ֔ו</w:t>
-      </w:r>
-    </w:p>
-    <w:p>
-      <w:pPr>
-        <w:bidi/>
-      </w:pPr>
-      <w:r>
-        <w:rPr>
-          <w:lang w:val="ar_AE" w:bidi="ar_AE"/>
-        </w:rPr>
-      </w:r>
-      <w:r>
-        <w:rPr>
           <w:b/>
           <w:lang w:val="ar_AE" w:bidi="ar_AE"/>
         </w:rPr>
@@ -14100,22 +12336,6 @@
       </w:r>
       <w:r>
         <w:rPr>
-          <w:lang w:val="ar_AE" w:bidi="ar_AE"/>
-        </w:rPr>
-        <w:t>אֵ֜שׁ &amp; לֶהָבָ֗ה &amp; לְ⁠קַ֔שׁ</w:t>
-      </w:r>
-    </w:p>
-    <w:p>
-      <w:pPr>
-        <w:bidi/>
-      </w:pPr>
-      <w:r>
-        <w:rPr>
-          <w:lang w:val="ar_AE" w:bidi="ar_AE"/>
-        </w:rPr>
-      </w:r>
-      <w:r>
-        <w:rPr>
           <w:b/>
           <w:lang w:val="ar_AE" w:bidi="ar_AE"/>
         </w:rPr>
@@ -14208,22 +12428,6 @@
       </w:r>
       <w:r>
         <w:rPr>
-          <w:lang w:val="ar_AE" w:bidi="ar_AE"/>
-        </w:rPr>
-        <w:t>לְ⁠קַ֔שׁ</w:t>
-      </w:r>
-    </w:p>
-    <w:p>
-      <w:pPr>
-        <w:bidi/>
-      </w:pPr>
-      <w:r>
-        <w:rPr>
-          <w:lang w:val="ar_AE" w:bidi="ar_AE"/>
-        </w:rPr>
-      </w:r>
-      <w:r>
-        <w:rPr>
           <w:b/>
           <w:lang w:val="ar_AE" w:bidi="ar_AE"/>
         </w:rPr>
@@ -14343,22 +12547,6 @@
       </w:r>
       <w:r>
         <w:rPr>
-          <w:lang w:val="ar_AE" w:bidi="ar_AE"/>
-        </w:rPr>
-        <w:t>וְ⁠דָלְק֥וּ בָ⁠הֶ֖ם וַ⁠אֲכָל֑וּ⁠ם</w:t>
-      </w:r>
-    </w:p>
-    <w:p>
-      <w:pPr>
-        <w:bidi/>
-      </w:pPr>
-      <w:r>
-        <w:rPr>
-          <w:lang w:val="ar_AE" w:bidi="ar_AE"/>
-        </w:rPr>
-      </w:r>
-      <w:r>
-        <w:rPr>
           <w:b/>
           <w:lang w:val="ar_AE" w:bidi="ar_AE"/>
         </w:rPr>
@@ -14491,22 +12679,6 @@
       </w:r>
       <w:r>
         <w:rPr>
-          <w:lang w:val="ar_AE" w:bidi="ar_AE"/>
-        </w:rPr>
-        <w:t>כִּ֥י</w:t>
-      </w:r>
-    </w:p>
-    <w:p>
-      <w:pPr>
-        <w:bidi/>
-      </w:pPr>
-      <w:r>
-        <w:rPr>
-          <w:lang w:val="ar_AE" w:bidi="ar_AE"/>
-        </w:rPr>
-      </w:r>
-      <w:r>
-        <w:rPr>
           <w:b/>
           <w:lang w:val="ar_AE" w:bidi="ar_AE"/>
         </w:rPr>
@@ -14613,22 +12785,6 @@
       </w:r>
       <w:r>
         <w:rPr>
-          <w:lang w:val="ar_AE" w:bidi="ar_AE"/>
-        </w:rPr>
-        <w:t>כִּ֥י יְהוָ֖ה דִּבֵּֽר</w:t>
-      </w:r>
-    </w:p>
-    <w:p>
-      <w:pPr>
-        <w:bidi/>
-      </w:pPr>
-      <w:r>
-        <w:rPr>
-          <w:lang w:val="ar_AE" w:bidi="ar_AE"/>
-        </w:rPr>
-      </w:r>
-      <w:r>
-        <w:rPr>
           <w:b/>
           <w:lang w:val="ar_AE" w:bidi="ar_AE"/>
         </w:rPr>
@@ -14735,22 +12891,6 @@
       </w:r>
       <w:r>
         <w:rPr>
-          <w:lang w:val="ar_AE" w:bidi="ar_AE"/>
-        </w:rPr>
-        <w:t>וְ⁠יָרְשׁ֨וּ</w:t>
-      </w:r>
-    </w:p>
-    <w:p>
-      <w:pPr>
-        <w:bidi/>
-      </w:pPr>
-      <w:r>
-        <w:rPr>
-          <w:lang w:val="ar_AE" w:bidi="ar_AE"/>
-        </w:rPr>
-      </w:r>
-      <w:r>
-        <w:rPr>
           <w:b/>
           <w:lang w:val="ar_AE" w:bidi="ar_AE"/>
         </w:rPr>
@@ -14835,22 +12975,6 @@
       </w:r>
       <w:r>
         <w:rPr>
-          <w:lang w:val="ar_AE" w:bidi="ar_AE"/>
-        </w:rPr>
-        <w:t>הַ⁠נֶּ֜גֶב</w:t>
-      </w:r>
-    </w:p>
-    <w:p>
-      <w:pPr>
-        <w:bidi/>
-      </w:pPr>
-      <w:r>
-        <w:rPr>
-          <w:lang w:val="ar_AE" w:bidi="ar_AE"/>
-        </w:rPr>
-      </w:r>
-      <w:r>
-        <w:rPr>
           <w:b/>
           <w:lang w:val="ar_AE" w:bidi="ar_AE"/>
         </w:rPr>
@@ -14964,22 +13088,6 @@
       </w:r>
       <w:r>
         <w:rPr>
-          <w:lang w:val="ar_AE" w:bidi="ar_AE"/>
-        </w:rPr>
-        <w:t>אֶת־הַ֣ר עֵשָׂ֗ו</w:t>
-      </w:r>
-    </w:p>
-    <w:p>
-      <w:pPr>
-        <w:bidi/>
-      </w:pPr>
-      <w:r>
-        <w:rPr>
-          <w:lang w:val="ar_AE" w:bidi="ar_AE"/>
-        </w:rPr>
-      </w:r>
-      <w:r>
-        <w:rPr>
           <w:b/>
           <w:lang w:val="ar_AE" w:bidi="ar_AE"/>
         </w:rPr>
@@ -15086,22 +13194,6 @@
       </w:r>
       <w:r>
         <w:rPr>
-          <w:lang w:val="ar_AE" w:bidi="ar_AE"/>
-        </w:rPr>
-        <w:t>וְ⁠הַ⁠שְּׁפֵלָה֙</w:t>
-      </w:r>
-    </w:p>
-    <w:p>
-      <w:pPr>
-        <w:bidi/>
-      </w:pPr>
-      <w:r>
-        <w:rPr>
-          <w:lang w:val="ar_AE" w:bidi="ar_AE"/>
-        </w:rPr>
-      </w:r>
-      <w:r>
-        <w:rPr>
           <w:b/>
           <w:lang w:val="ar_AE" w:bidi="ar_AE"/>
         </w:rPr>
@@ -15215,22 +13307,6 @@
       </w:r>
       <w:r>
         <w:rPr>
-          <w:lang w:val="ar_AE" w:bidi="ar_AE"/>
-        </w:rPr>
-        <w:t>וְ⁠הַ⁠שְּׁפֵלָה֙ אֶת־פְּלִשְׁתִּ֔ים</w:t>
-      </w:r>
-    </w:p>
-    <w:p>
-      <w:pPr>
-        <w:bidi/>
-      </w:pPr>
-      <w:r>
-        <w:rPr>
-          <w:lang w:val="ar_AE" w:bidi="ar_AE"/>
-        </w:rPr>
-      </w:r>
-      <w:r>
-        <w:rPr>
           <w:b/>
           <w:lang w:val="ar_AE" w:bidi="ar_AE"/>
         </w:rPr>
@@ -15350,22 +13426,6 @@
       </w:r>
       <w:r>
         <w:rPr>
-          <w:lang w:val="ar_AE" w:bidi="ar_AE"/>
-        </w:rPr>
-        <w:t>אֶת־פְּלִשְׁתִּ֔ים</w:t>
-      </w:r>
-    </w:p>
-    <w:p>
-      <w:pPr>
-        <w:bidi/>
-      </w:pPr>
-      <w:r>
-        <w:rPr>
-          <w:lang w:val="ar_AE" w:bidi="ar_AE"/>
-        </w:rPr>
-      </w:r>
-      <w:r>
-        <w:rPr>
           <w:b/>
           <w:lang w:val="ar_AE" w:bidi="ar_AE"/>
         </w:rPr>
@@ -15485,22 +13545,6 @@
       </w:r>
       <w:r>
         <w:rPr>
-          <w:lang w:val="ar_AE" w:bidi="ar_AE"/>
-        </w:rPr>
-        <w:t>וְ⁠יָרְשׁוּ֙</w:t>
-      </w:r>
-    </w:p>
-    <w:p>
-      <w:pPr>
-        <w:bidi/>
-      </w:pPr>
-      <w:r>
-        <w:rPr>
-          <w:lang w:val="ar_AE" w:bidi="ar_AE"/>
-        </w:rPr>
-      </w:r>
-      <w:r>
-        <w:rPr>
           <w:b/>
           <w:lang w:val="ar_AE" w:bidi="ar_AE"/>
         </w:rPr>
@@ -15585,22 +13629,6 @@
       </w:r>
       <w:r>
         <w:rPr>
-          <w:lang w:val="ar_AE" w:bidi="ar_AE"/>
-        </w:rPr>
-        <w:t>אֶת־שְׂדֵ֣ה אֶפְרַ֔יִם וְ⁠אֵ֖ת שְׂדֵ֣ה שֹׁמְר֑וֹן</w:t>
-      </w:r>
-    </w:p>
-    <w:p>
-      <w:pPr>
-        <w:bidi/>
-      </w:pPr>
-      <w:r>
-        <w:rPr>
-          <w:lang w:val="ar_AE" w:bidi="ar_AE"/>
-        </w:rPr>
-      </w:r>
-      <w:r>
-        <w:rPr>
           <w:b/>
           <w:lang w:val="ar_AE" w:bidi="ar_AE"/>
         </w:rPr>
@@ -15720,22 +13748,6 @@
       </w:r>
       <w:r>
         <w:rPr>
-          <w:lang w:val="ar_AE" w:bidi="ar_AE"/>
-        </w:rPr>
-        <w:t>וּ⁠בִנְיָמִ֖ן</w:t>
-      </w:r>
-    </w:p>
-    <w:p>
-      <w:pPr>
-        <w:bidi/>
-      </w:pPr>
-      <w:r>
-        <w:rPr>
-          <w:lang w:val="ar_AE" w:bidi="ar_AE"/>
-        </w:rPr>
-      </w:r>
-      <w:r>
-        <w:rPr>
           <w:b/>
           <w:lang w:val="ar_AE" w:bidi="ar_AE"/>
         </w:rPr>
@@ -15855,22 +13867,6 @@
       </w:r>
       <w:r>
         <w:rPr>
-          <w:lang w:val="ar_AE" w:bidi="ar_AE"/>
-        </w:rPr>
-        <w:t>וּ⁠בִנְיָמִ֖ן אֶת־הַ⁠גִּלְעָֽד</w:t>
-      </w:r>
-    </w:p>
-    <w:p>
-      <w:pPr>
-        <w:bidi/>
-      </w:pPr>
-      <w:r>
-        <w:rPr>
-          <w:lang w:val="ar_AE" w:bidi="ar_AE"/>
-        </w:rPr>
-      </w:r>
-      <w:r>
-        <w:rPr>
           <w:b/>
           <w:lang w:val="ar_AE" w:bidi="ar_AE"/>
         </w:rPr>
@@ -15990,22 +13986,6 @@
       </w:r>
       <w:r>
         <w:rPr>
-          <w:lang w:val="ar_AE" w:bidi="ar_AE"/>
-        </w:rPr>
-        <w:t>אֶת־הַ⁠גִּלְעָֽד</w:t>
-      </w:r>
-    </w:p>
-    <w:p>
-      <w:pPr>
-        <w:bidi/>
-      </w:pPr>
-      <w:r>
-        <w:rPr>
-          <w:lang w:val="ar_AE" w:bidi="ar_AE"/>
-        </w:rPr>
-      </w:r>
-      <w:r>
-        <w:rPr>
           <w:b/>
           <w:lang w:val="ar_AE" w:bidi="ar_AE"/>
         </w:rPr>
@@ -16105,22 +14085,6 @@
       </w:r>
       <w:r>
         <w:rPr>
-          <w:lang w:val="ar_AE" w:bidi="ar_AE"/>
-        </w:rPr>
-        <w:t>וְ⁠גָלֻ֣ת הַֽ⁠חֵל־הַ֠⁠זֶּה</w:t>
-      </w:r>
-    </w:p>
-    <w:p>
-      <w:pPr>
-        <w:bidi/>
-      </w:pPr>
-      <w:r>
-        <w:rPr>
-          <w:lang w:val="ar_AE" w:bidi="ar_AE"/>
-        </w:rPr>
-      </w:r>
-      <w:r>
-        <w:rPr>
           <w:b/>
           <w:lang w:val="ar_AE" w:bidi="ar_AE"/>
         </w:rPr>
@@ -16240,22 +14204,6 @@
       </w:r>
       <w:r>
         <w:rPr>
-          <w:lang w:val="ar_AE" w:bidi="ar_AE"/>
-        </w:rPr>
-        <w:t>הַֽ⁠חֵל</w:t>
-      </w:r>
-    </w:p>
-    <w:p>
-      <w:pPr>
-        <w:bidi/>
-      </w:pPr>
-      <w:r>
-        <w:rPr>
-          <w:lang w:val="ar_AE" w:bidi="ar_AE"/>
-        </w:rPr>
-      </w:r>
-      <w:r>
-        <w:rPr>
           <w:b/>
           <w:lang w:val="ar_AE" w:bidi="ar_AE"/>
         </w:rPr>
@@ -16339,22 +14287,6 @@
       </w:r>
       <w:r>
         <w:rPr>
-          <w:lang w:val="ar_AE" w:bidi="ar_AE"/>
-        </w:rPr>
-        <w:t>לִ⁠בְנֵ֨י יִשְׂרָאֵ֤ל</w:t>
-      </w:r>
-    </w:p>
-    <w:p>
-      <w:pPr>
-        <w:bidi/>
-      </w:pPr>
-      <w:r>
-        <w:rPr>
-          <w:lang w:val="ar_AE" w:bidi="ar_AE"/>
-        </w:rPr>
-      </w:r>
-      <w:r>
-        <w:rPr>
           <w:b/>
           <w:lang w:val="ar_AE" w:bidi="ar_AE"/>
         </w:rPr>
@@ -16513,22 +14445,6 @@
       </w:r>
       <w:r>
         <w:rPr>
-          <w:lang w:val="ar_AE" w:bidi="ar_AE"/>
-        </w:rPr>
-        <w:t>אֲשֶֽׁר־כְּנַעֲנִים֙</w:t>
-      </w:r>
-    </w:p>
-    <w:p>
-      <w:pPr>
-        <w:bidi/>
-      </w:pPr>
-      <w:r>
-        <w:rPr>
-          <w:lang w:val="ar_AE" w:bidi="ar_AE"/>
-        </w:rPr>
-      </w:r>
-      <w:r>
-        <w:rPr>
           <w:b/>
           <w:lang w:val="ar_AE" w:bidi="ar_AE"/>
         </w:rPr>
@@ -16635,22 +14551,6 @@
       </w:r>
       <w:r>
         <w:rPr>
-          <w:lang w:val="ar_AE" w:bidi="ar_AE"/>
-        </w:rPr>
-        <w:t>עַד־צָ֣רְפַ֔ת</w:t>
-      </w:r>
-    </w:p>
-    <w:p>
-      <w:pPr>
-        <w:bidi/>
-      </w:pPr>
-      <w:r>
-        <w:rPr>
-          <w:lang w:val="ar_AE" w:bidi="ar_AE"/>
-        </w:rPr>
-      </w:r>
-      <w:r>
-        <w:rPr>
           <w:b/>
           <w:lang w:val="ar_AE" w:bidi="ar_AE"/>
         </w:rPr>
@@ -16757,22 +14657,6 @@
       </w:r>
       <w:r>
         <w:rPr>
-          <w:lang w:val="ar_AE" w:bidi="ar_AE"/>
-        </w:rPr>
-        <w:t>עַד־צָ֣רְפַ֔ת</w:t>
-      </w:r>
-    </w:p>
-    <w:p>
-      <w:pPr>
-        <w:bidi/>
-      </w:pPr>
-      <w:r>
-        <w:rPr>
-          <w:lang w:val="ar_AE" w:bidi="ar_AE"/>
-        </w:rPr>
-      </w:r>
-      <w:r>
-        <w:rPr>
           <w:b/>
           <w:lang w:val="ar_AE" w:bidi="ar_AE"/>
         </w:rPr>
@@ -16877,22 +14761,6 @@
       </w:r>
       <w:r>
         <w:rPr>
-          <w:lang w:val="ar_AE" w:bidi="ar_AE"/>
-        </w:rPr>
-        <w:t>וְ⁠גָלֻ֥ת יְרוּשָׁלִַ֖ם</w:t>
-      </w:r>
-    </w:p>
-    <w:p>
-      <w:pPr>
-        <w:bidi/>
-      </w:pPr>
-      <w:r>
-        <w:rPr>
-          <w:lang w:val="ar_AE" w:bidi="ar_AE"/>
-        </w:rPr>
-      </w:r>
-      <w:r>
-        <w:rPr>
           <w:b/>
           <w:lang w:val="ar_AE" w:bidi="ar_AE"/>
         </w:rPr>
@@ -17012,22 +14880,6 @@
       </w:r>
       <w:r>
         <w:rPr>
-          <w:lang w:val="ar_AE" w:bidi="ar_AE"/>
-        </w:rPr>
-        <w:t>בִּ⁠סְפָרַ֑ד</w:t>
-      </w:r>
-    </w:p>
-    <w:p>
-      <w:pPr>
-        <w:bidi/>
-      </w:pPr>
-      <w:r>
-        <w:rPr>
-          <w:lang w:val="ar_AE" w:bidi="ar_AE"/>
-        </w:rPr>
-      </w:r>
-      <w:r>
-        <w:rPr>
           <w:b/>
           <w:lang w:val="ar_AE" w:bidi="ar_AE"/>
         </w:rPr>
@@ -17141,22 +14993,6 @@
       </w:r>
       <w:r>
         <w:rPr>
-          <w:lang w:val="ar_AE" w:bidi="ar_AE"/>
-        </w:rPr>
-        <w:t>יִֽרְשׁ֕וּ</w:t>
-      </w:r>
-    </w:p>
-    <w:p>
-      <w:pPr>
-        <w:bidi/>
-      </w:pPr>
-      <w:r>
-        <w:rPr>
-          <w:lang w:val="ar_AE" w:bidi="ar_AE"/>
-        </w:rPr>
-      </w:r>
-      <w:r>
-        <w:rPr>
           <w:b/>
           <w:lang w:val="ar_AE" w:bidi="ar_AE"/>
         </w:rPr>
@@ -17276,22 +15112,6 @@
       </w:r>
       <w:r>
         <w:rPr>
-          <w:lang w:val="ar_AE" w:bidi="ar_AE"/>
-        </w:rPr>
-        <w:t>הַ⁠נֶּֽגֶב</w:t>
-      </w:r>
-    </w:p>
-    <w:p>
-      <w:pPr>
-        <w:bidi/>
-      </w:pPr>
-      <w:r>
-        <w:rPr>
-          <w:lang w:val="ar_AE" w:bidi="ar_AE"/>
-        </w:rPr>
-      </w:r>
-      <w:r>
-        <w:rPr>
           <w:b/>
           <w:lang w:val="ar_AE" w:bidi="ar_AE"/>
         </w:rPr>
@@ -17334,7 +15154,7 @@
         </w:rPr>
         <w:t>هو اسم المنطقة الجنوبية من يهوذا، وهي منطقة جافة وصخرية وقاحلة. انظر كيف ترجمت هذا في العدد</w:t>
       </w:r>
-      <w:hyperlink r:id="rId22">
+      <w:hyperlink r:id="rId20">
         <w:r>
           <w:rPr>
             <w:lang w:val="ar_AE" w:bidi="ar_AE"/>
@@ -17423,22 +15243,6 @@
       </w:r>
       <w:r>
         <w:rPr>
-          <w:lang w:val="ar_AE" w:bidi="ar_AE"/>
-        </w:rPr>
-        <w:t>וְ⁠עָל֤וּ מֽוֹשִׁעִים֙ בְּ⁠הַ֣ר צִיּ֔וֹן לִ⁠שְׁפֹּ֖ט אֶת־הַ֣ר עֵשָׂ֑ו</w:t>
-      </w:r>
-    </w:p>
-    <w:p>
-      <w:pPr>
-        <w:bidi/>
-      </w:pPr>
-      <w:r>
-        <w:rPr>
-          <w:lang w:val="ar_AE" w:bidi="ar_AE"/>
-        </w:rPr>
-      </w:r>
-      <w:r>
-        <w:rPr>
           <w:b/>
           <w:lang w:val="ar_AE" w:bidi="ar_AE"/>
         </w:rPr>
@@ -17545,22 +15349,6 @@
       </w:r>
       <w:r>
         <w:rPr>
-          <w:lang w:val="ar_AE" w:bidi="ar_AE"/>
-        </w:rPr>
-        <w:t>מֽוֹשִׁעִים֙</w:t>
-      </w:r>
-    </w:p>
-    <w:p>
-      <w:pPr>
-        <w:bidi/>
-      </w:pPr>
-      <w:r>
-        <w:rPr>
-          <w:lang w:val="ar_AE" w:bidi="ar_AE"/>
-        </w:rPr>
-      </w:r>
-      <w:r>
-        <w:rPr>
           <w:b/>
           <w:lang w:val="ar_AE" w:bidi="ar_AE"/>
         </w:rPr>
@@ -17658,22 +15446,6 @@
       </w:r>
       <w:r>
         <w:rPr>
-          <w:lang w:val="ar_AE" w:bidi="ar_AE"/>
-        </w:rPr>
-        <w:t>בְּ⁠הַ֣ר צִיּ֔וֹן</w:t>
-      </w:r>
-    </w:p>
-    <w:p>
-      <w:pPr>
-        <w:bidi/>
-      </w:pPr>
-      <w:r>
-        <w:rPr>
-          <w:lang w:val="ar_AE" w:bidi="ar_AE"/>
-        </w:rPr>
-      </w:r>
-      <w:r>
-        <w:rPr>
           <w:b/>
           <w:lang w:val="ar_AE" w:bidi="ar_AE"/>
         </w:rPr>
@@ -17780,22 +15552,6 @@
       </w:r>
       <w:r>
         <w:rPr>
-          <w:lang w:val="ar_AE" w:bidi="ar_AE"/>
-        </w:rPr>
-        <w:t>אֶת־הַ֣ר עֵשָׂ֑ו</w:t>
-      </w:r>
-    </w:p>
-    <w:p>
-      <w:pPr>
-        <w:bidi/>
-      </w:pPr>
-      <w:r>
-        <w:rPr>
-          <w:lang w:val="ar_AE" w:bidi="ar_AE"/>
-        </w:rPr>
-      </w:r>
-      <w:r>
-        <w:rPr>
           <w:b/>
           <w:lang w:val="ar_AE" w:bidi="ar_AE"/>
         </w:rPr>
@@ -17889,22 +15645,6 @@
         <w:rPr>
           <w:lang w:val="ar_AE" w:bidi="ar_AE"/>
         </w:rPr>
-      </w:r>
-    </w:p>
-    <w:p>
-      <w:pPr>
-        <w:bidi/>
-      </w:pPr>
-      <w:r>
-        <w:rPr>
-          <w:lang w:val="ar_AE" w:bidi="ar_AE"/>
-        </w:rPr>
-      </w:r>
-      <w:r>
-        <w:rPr>
-          <w:lang w:val="ar_AE" w:bidi="ar_AE"/>
-        </w:rPr>
-        <w:t>וְ⁠הָיְתָ֥ה לַֽ⁠יהוָ֖ה הַ⁠מְּלוּכָֽה</w:t>
       </w:r>
     </w:p>
     <w:p>

--- a/arb/docx/31.content.docx
+++ b/arb/docx/31.content.docx
@@ -32,16 +32,51 @@
     </w:p>
     <w:p>
       <w:pPr>
-        <w:bidi/>
-      </w:pPr>
-      <w:r>
-        <w:rPr>
-          <w:lang w:val="ar_AE" w:bidi="ar_AE"/>
-        </w:rPr>
-      </w:r>
-      <w:r>
-        <w:rPr>
-          <w:b/>
+        <w:pStyle w:val="Heading2"/>
+        <w:bidi/>
+      </w:pPr>
+      <w:r>
+        <w:rPr>
+          <w:lang w:val="ar_AE" w:bidi="ar_AE"/>
+        </w:rPr>
+        <w:t>License Information</w:t>
+      </w:r>
+      <w:r>
+        <w:rPr>
+          <w:lang w:val="ar_AE" w:bidi="ar_AE"/>
+        </w:rPr>
+      </w:r>
+    </w:p>
+    <w:p>
+      <w:pPr>
+        <w:bidi/>
+      </w:pPr>
+      <w:r>
+        <w:rPr>
+          <w:lang w:val="ar_AE" w:bidi="ar_AE"/>
+        </w:rPr>
+      </w:r>
+      <w:r>
+        <w:rPr>
+          <w:b/>
+          <w:lang w:val="ar_AE" w:bidi="ar_AE"/>
+        </w:rPr>
+        <w:t>ملاحظات الترجمة (كلمة متكشفة)</w:t>
+      </w:r>
+      <w:r>
+        <w:rPr>
+          <w:lang w:val="ar_AE" w:bidi="ar_AE"/>
+        </w:rPr>
+        <w:t xml:space="preserve"> (Arabic) is based on</w:t>
+      </w:r>
+      <w:r>
+        <w:rPr>
+          <w:lang w:val="ar_AE" w:bidi="ar_AE"/>
+        </w:rPr>
+        <w:t xml:space="preserve">: </w:t>
+      </w:r>
+      <w:r>
+        <w:rPr>
           <w:lang w:val="ar_AE" w:bidi="ar_AE"/>
         </w:rPr>
         <w:t>unfoldingWord® Translation Notes</w:t>
@@ -50,31 +85,64 @@
         <w:rPr>
           <w:lang w:val="ar_AE" w:bidi="ar_AE"/>
         </w:rPr>
-        <w:t xml:space="preserve"> © 2022 unfoldingWord. Released under CC BY-SA 4.0 license. </w:t>
-      </w:r>
-      <w:r>
-        <w:rPr>
-          <w:lang w:val="ar_AE" w:bidi="ar_AE"/>
-        </w:rPr>
-        <w:t>unfoldingWord® Translation Notes</w:t>
-      </w:r>
-      <w:r>
-        <w:rPr>
-          <w:lang w:val="ar_AE" w:bidi="ar_AE"/>
-        </w:rPr>
-        <w:t xml:space="preserve"> has been adapted in the following languages: Tok Pisin, Arabic (عربي), French (Français), Hindi (हिंदी), Indonesian (Bahasa Indonesia), Portuguese (Português), Russian (Русский), Spanish (Español), Swahili (Kiswahili), and Simplified Chinese (简体中文) from </w:t>
-      </w:r>
-      <w:r>
-        <w:rPr>
-          <w:lang w:val="ar_AE" w:bidi="ar_AE"/>
-        </w:rPr>
-        <w:t>unfoldingWord® Translation Notes</w:t>
-      </w:r>
-      <w:r>
-        <w:rPr>
-          <w:lang w:val="ar_AE" w:bidi="ar_AE"/>
-        </w:rPr>
-        <w:t xml:space="preserve"> © 2022 unfoldingWord. Released under CC BY-SA 4.0 license by Mission Mutual</w:t>
+        <w:t xml:space="preserve">, </w:t>
+      </w:r>
+      <w:hyperlink r:id="rId13">
+        <w:r>
+          <w:rPr>
+            <w:lang w:val="ar_AE" w:bidi="ar_AE"/>
+          </w:rPr>
+          <w:rPr>
+            <w:color w:val="0000EE"/>
+            <w:u w:val="single"/>
+          </w:rPr>
+          <w:t>unfoldingWord</w:t>
+        </w:r>
+      </w:hyperlink>
+      <w:r>
+        <w:rPr>
+          <w:lang w:val="ar_AE" w:bidi="ar_AE"/>
+        </w:rPr>
+        <w:t xml:space="preserve">, 2022, which is licensed under a </w:t>
+      </w:r>
+      <w:hyperlink r:id="rId14">
+        <w:r>
+          <w:rPr>
+            <w:lang w:val="ar_AE" w:bidi="ar_AE"/>
+          </w:rPr>
+          <w:rPr>
+            <w:color w:val="0000EE"/>
+            <w:u w:val="single"/>
+          </w:rPr>
+          <w:t>CC BY-SA 4.0 license</w:t>
+        </w:r>
+      </w:hyperlink>
+      <w:r>
+        <w:rPr>
+          <w:lang w:val="ar_AE" w:bidi="ar_AE"/>
+        </w:rPr>
+        <w:t>.</w:t>
+      </w:r>
+      <w:r>
+        <w:rPr>
+          <w:lang w:val="ar_AE" w:bidi="ar_AE"/>
+        </w:rPr>
+      </w:r>
+    </w:p>
+    <w:p>
+      <w:pPr>
+        <w:bidi/>
+      </w:pPr>
+      <w:r>
+        <w:rPr>
+          <w:lang w:val="ar_AE" w:bidi="ar_AE"/>
+        </w:rPr>
+      </w:r>
+      <w:r>
+        <w:rPr>
+          <w:lang w:val="ar_AE" w:bidi="ar_AE"/>
+        </w:rPr>
+        <w:t>This PDF version is provided under the same license.</w:t>
       </w:r>
       <w:r>
         <w:rPr>
@@ -606,6 +674,22 @@
       </w:r>
       <w:r>
         <w:rPr>
+          <w:lang w:val="ar_AE" w:bidi="ar_AE"/>
+        </w:rPr>
+        <w:t>יְהוִ֜ה</w:t>
+      </w:r>
+    </w:p>
+    <w:p>
+      <w:pPr>
+        <w:bidi/>
+      </w:pPr>
+      <w:r>
+        <w:rPr>
+          <w:lang w:val="ar_AE" w:bidi="ar_AE"/>
+        </w:rPr>
+      </w:r>
+      <w:r>
+        <w:rPr>
           <w:b/>
           <w:lang w:val="ar_AE" w:bidi="ar_AE"/>
         </w:rPr>
@@ -711,6 +795,22 @@
       </w:r>
       <w:r>
         <w:rPr>
+          <w:lang w:val="ar_AE" w:bidi="ar_AE"/>
+        </w:rPr>
+        <w:t>ק֛וּמוּ</w:t>
+      </w:r>
+    </w:p>
+    <w:p>
+      <w:pPr>
+        <w:bidi/>
+      </w:pPr>
+      <w:r>
+        <w:rPr>
+          <w:lang w:val="ar_AE" w:bidi="ar_AE"/>
+        </w:rPr>
+      </w:r>
+      <w:r>
+        <w:rPr>
           <w:b/>
           <w:lang w:val="ar_AE" w:bidi="ar_AE"/>
         </w:rPr>
@@ -803,6 +903,22 @@
       </w:r>
       <w:r>
         <w:rPr>
+          <w:lang w:val="ar_AE" w:bidi="ar_AE"/>
+        </w:rPr>
+        <w:t>הִנֵּ֥ה קָטֹ֛ן נְתַתִּ֖י⁠ךָ</w:t>
+      </w:r>
+    </w:p>
+    <w:p>
+      <w:pPr>
+        <w:bidi/>
+      </w:pPr>
+      <w:r>
+        <w:rPr>
+          <w:lang w:val="ar_AE" w:bidi="ar_AE"/>
+        </w:rPr>
+      </w:r>
+      <w:r>
+        <w:rPr>
           <w:b/>
           <w:lang w:val="ar_AE" w:bidi="ar_AE"/>
         </w:rPr>
@@ -895,6 +1011,22 @@
       </w:r>
       <w:r>
         <w:rPr>
+          <w:lang w:val="ar_AE" w:bidi="ar_AE"/>
+        </w:rPr>
+        <w:t>הִנֵּ֥ה</w:t>
+      </w:r>
+    </w:p>
+    <w:p>
+      <w:pPr>
+        <w:bidi/>
+      </w:pPr>
+      <w:r>
+        <w:rPr>
+          <w:lang w:val="ar_AE" w:bidi="ar_AE"/>
+        </w:rPr>
+      </w:r>
+      <w:r>
+        <w:rPr>
           <w:b/>
           <w:lang w:val="ar_AE" w:bidi="ar_AE"/>
         </w:rPr>
@@ -965,6 +1097,22 @@
       </w:r>
       <w:r>
         <w:rPr>
+          <w:lang w:val="ar_AE" w:bidi="ar_AE"/>
+        </w:rPr>
+        <w:t>קָטֹ֛ן נְתַתִּ֖י⁠ךָ בַּ⁠גּוֹיִ֑ם בָּז֥וּי אַתָּ֖ה מְאֹֽד</w:t>
+      </w:r>
+    </w:p>
+    <w:p>
+      <w:pPr>
+        <w:bidi/>
+      </w:pPr>
+      <w:r>
+        <w:rPr>
+          <w:lang w:val="ar_AE" w:bidi="ar_AE"/>
+        </w:rPr>
+      </w:r>
+      <w:r>
+        <w:rPr>
           <w:b/>
           <w:lang w:val="ar_AE" w:bidi="ar_AE"/>
         </w:rPr>
@@ -1057,6 +1205,22 @@
       </w:r>
       <w:r>
         <w:rPr>
+          <w:lang w:val="ar_AE" w:bidi="ar_AE"/>
+        </w:rPr>
+        <w:t>קָטֹ֛ן נְתַתִּ֖י⁠ךָ בַּ⁠גּוֹיִ֑ם</w:t>
+      </w:r>
+    </w:p>
+    <w:p>
+      <w:pPr>
+        <w:bidi/>
+      </w:pPr>
+      <w:r>
+        <w:rPr>
+          <w:lang w:val="ar_AE" w:bidi="ar_AE"/>
+        </w:rPr>
+      </w:r>
+      <w:r>
+        <w:rPr>
           <w:b/>
           <w:lang w:val="ar_AE" w:bidi="ar_AE"/>
         </w:rPr>
@@ -1149,6 +1313,22 @@
       </w:r>
       <w:r>
         <w:rPr>
+          <w:lang w:val="ar_AE" w:bidi="ar_AE"/>
+        </w:rPr>
+        <w:t>בָּז֥וּי אַתָּ֖ה מְאֹֽד</w:t>
+      </w:r>
+    </w:p>
+    <w:p>
+      <w:pPr>
+        <w:bidi/>
+      </w:pPr>
+      <w:r>
+        <w:rPr>
+          <w:lang w:val="ar_AE" w:bidi="ar_AE"/>
+        </w:rPr>
+      </w:r>
+      <w:r>
+        <w:rPr>
           <w:b/>
           <w:lang w:val="ar_AE" w:bidi="ar_AE"/>
         </w:rPr>
@@ -1241,6 +1421,22 @@
       </w:r>
       <w:r>
         <w:rPr>
+          <w:lang w:val="ar_AE" w:bidi="ar_AE"/>
+        </w:rPr>
+        <w:t>זְד֤וֹן לִבְּ⁠ךָ֙ הִשִּׁיאֶ֔⁠ךָ</w:t>
+      </w:r>
+    </w:p>
+    <w:p>
+      <w:pPr>
+        <w:bidi/>
+      </w:pPr>
+      <w:r>
+        <w:rPr>
+          <w:lang w:val="ar_AE" w:bidi="ar_AE"/>
+        </w:rPr>
+      </w:r>
+      <w:r>
+        <w:rPr>
           <w:b/>
           <w:lang w:val="ar_AE" w:bidi="ar_AE"/>
         </w:rPr>
@@ -1346,6 +1542,22 @@
       </w:r>
       <w:r>
         <w:rPr>
+          <w:lang w:val="ar_AE" w:bidi="ar_AE"/>
+        </w:rPr>
+        <w:t>זְד֤וֹן לִבְּ⁠ךָ֙ הִשִּׁיאֶ֔⁠ךָ</w:t>
+      </w:r>
+    </w:p>
+    <w:p>
+      <w:pPr>
+        <w:bidi/>
+      </w:pPr>
+      <w:r>
+        <w:rPr>
+          <w:lang w:val="ar_AE" w:bidi="ar_AE"/>
+        </w:rPr>
+      </w:r>
+      <w:r>
+        <w:rPr>
           <w:b/>
           <w:lang w:val="ar_AE" w:bidi="ar_AE"/>
         </w:rPr>
@@ -1451,6 +1663,22 @@
       </w:r>
       <w:r>
         <w:rPr>
+          <w:lang w:val="ar_AE" w:bidi="ar_AE"/>
+        </w:rPr>
+        <w:t>זְד֤וֹן לִבְּ⁠ךָ֙</w:t>
+      </w:r>
+    </w:p>
+    <w:p>
+      <w:pPr>
+        <w:bidi/>
+      </w:pPr>
+      <w:r>
+        <w:rPr>
+          <w:lang w:val="ar_AE" w:bidi="ar_AE"/>
+        </w:rPr>
+      </w:r>
+      <w:r>
+        <w:rPr>
           <w:b/>
           <w:lang w:val="ar_AE" w:bidi="ar_AE"/>
         </w:rPr>
@@ -1556,6 +1784,22 @@
       </w:r>
       <w:r>
         <w:rPr>
+          <w:lang w:val="ar_AE" w:bidi="ar_AE"/>
+        </w:rPr>
+        <w:t>זְד֤וֹן לִבְּ⁠ךָ֙</w:t>
+      </w:r>
+    </w:p>
+    <w:p>
+      <w:pPr>
+        <w:bidi/>
+      </w:pPr>
+      <w:r>
+        <w:rPr>
+          <w:lang w:val="ar_AE" w:bidi="ar_AE"/>
+        </w:rPr>
+      </w:r>
+      <w:r>
+        <w:rPr>
           <w:b/>
           <w:lang w:val="ar_AE" w:bidi="ar_AE"/>
         </w:rPr>
@@ -1661,6 +1905,22 @@
       </w:r>
       <w:r>
         <w:rPr>
+          <w:lang w:val="ar_AE" w:bidi="ar_AE"/>
+        </w:rPr>
+        <w:t>שֹׁכְנִ֥י בְ⁠חַגְוֵי־סֶּ֖לַע</w:t>
+      </w:r>
+    </w:p>
+    <w:p>
+      <w:pPr>
+        <w:bidi/>
+      </w:pPr>
+      <w:r>
+        <w:rPr>
+          <w:lang w:val="ar_AE" w:bidi="ar_AE"/>
+        </w:rPr>
+      </w:r>
+      <w:r>
+        <w:rPr>
           <w:b/>
           <w:lang w:val="ar_AE" w:bidi="ar_AE"/>
         </w:rPr>
@@ -1792,6 +2052,22 @@
       </w:r>
       <w:r>
         <w:rPr>
+          <w:lang w:val="ar_AE" w:bidi="ar_AE"/>
+        </w:rPr>
+        <w:t>בְ⁠חַגְוֵי־סֶּ֖לַע</w:t>
+      </w:r>
+    </w:p>
+    <w:p>
+      <w:pPr>
+        <w:bidi/>
+      </w:pPr>
+      <w:r>
+        <w:rPr>
+          <w:lang w:val="ar_AE" w:bidi="ar_AE"/>
+        </w:rPr>
+      </w:r>
+      <w:r>
+        <w:rPr>
           <w:b/>
           <w:lang w:val="ar_AE" w:bidi="ar_AE"/>
         </w:rPr>
@@ -1862,6 +2138,22 @@
       </w:r>
       <w:r>
         <w:rPr>
+          <w:lang w:val="ar_AE" w:bidi="ar_AE"/>
+        </w:rPr>
+        <w:t>אֹמֵ֣ר בְּ⁠לִבּ֔⁠וֹ</w:t>
+      </w:r>
+    </w:p>
+    <w:p>
+      <w:pPr>
+        <w:bidi/>
+      </w:pPr>
+      <w:r>
+        <w:rPr>
+          <w:lang w:val="ar_AE" w:bidi="ar_AE"/>
+        </w:rPr>
+      </w:r>
+      <w:r>
+        <w:rPr>
           <w:b/>
           <w:lang w:val="ar_AE" w:bidi="ar_AE"/>
         </w:rPr>
@@ -1993,6 +2285,22 @@
       </w:r>
       <w:r>
         <w:rPr>
+          <w:lang w:val="ar_AE" w:bidi="ar_AE"/>
+        </w:rPr>
+        <w:t>אֹמֵ֣ר בְּ⁠לִבּ֔⁠וֹ</w:t>
+      </w:r>
+    </w:p>
+    <w:p>
+      <w:pPr>
+        <w:bidi/>
+      </w:pPr>
+      <w:r>
+        <w:rPr>
+          <w:lang w:val="ar_AE" w:bidi="ar_AE"/>
+        </w:rPr>
+      </w:r>
+      <w:r>
+        <w:rPr>
           <w:b/>
           <w:lang w:val="ar_AE" w:bidi="ar_AE"/>
         </w:rPr>
@@ -2085,6 +2393,22 @@
       </w:r>
       <w:r>
         <w:rPr>
+          <w:lang w:val="ar_AE" w:bidi="ar_AE"/>
+        </w:rPr>
+        <w:t>מִ֥י יוֹרִדֵ֖⁠נִי אָֽרֶץ</w:t>
+      </w:r>
+    </w:p>
+    <w:p>
+      <w:pPr>
+        <w:bidi/>
+      </w:pPr>
+      <w:r>
+        <w:rPr>
+          <w:lang w:val="ar_AE" w:bidi="ar_AE"/>
+        </w:rPr>
+      </w:r>
+      <w:r>
+        <w:rPr>
           <w:b/>
           <w:lang w:val="ar_AE" w:bidi="ar_AE"/>
         </w:rPr>
@@ -2177,6 +2501,22 @@
       </w:r>
       <w:r>
         <w:rPr>
+          <w:lang w:val="ar_AE" w:bidi="ar_AE"/>
+        </w:rPr>
+        <w:t>אִם־תַּגְבִּ֣יהַּ כַּ⁠נֶּ֔שֶׁר וְ⁠אִם־בֵּ֥ין כּֽוֹכָבִ֖ים שִׂ֣ים קִנֶּ֑⁠ךָ</w:t>
+      </w:r>
+    </w:p>
+    <w:p>
+      <w:pPr>
+        <w:bidi/>
+      </w:pPr>
+      <w:r>
+        <w:rPr>
+          <w:lang w:val="ar_AE" w:bidi="ar_AE"/>
+        </w:rPr>
+      </w:r>
+      <w:r>
+        <w:rPr>
           <w:b/>
           <w:lang w:val="ar_AE" w:bidi="ar_AE"/>
         </w:rPr>
@@ -2269,6 +2609,22 @@
       </w:r>
       <w:r>
         <w:rPr>
+          <w:lang w:val="ar_AE" w:bidi="ar_AE"/>
+        </w:rPr>
+        <w:t>אִם־תַּגְבִּ֣יהַּ כַּ⁠נֶּ֔שֶׁר וְ⁠אִם־בֵּ֥ין כּֽוֹכָבִ֖ים שִׂ֣ים קִנֶּ֑⁠ךָ</w:t>
+      </w:r>
+    </w:p>
+    <w:p>
+      <w:pPr>
+        <w:bidi/>
+      </w:pPr>
+      <w:r>
+        <w:rPr>
+          <w:lang w:val="ar_AE" w:bidi="ar_AE"/>
+        </w:rPr>
+      </w:r>
+      <w:r>
+        <w:rPr>
           <w:b/>
           <w:lang w:val="ar_AE" w:bidi="ar_AE"/>
         </w:rPr>
@@ -2361,6 +2717,22 @@
       </w:r>
       <w:r>
         <w:rPr>
+          <w:lang w:val="ar_AE" w:bidi="ar_AE"/>
+        </w:rPr>
+        <w:t>שִׂ֣ים קִנֶּ֑⁠ךָ</w:t>
+      </w:r>
+    </w:p>
+    <w:p>
+      <w:pPr>
+        <w:bidi/>
+      </w:pPr>
+      <w:r>
+        <w:rPr>
+          <w:lang w:val="ar_AE" w:bidi="ar_AE"/>
+        </w:rPr>
+      </w:r>
+      <w:r>
+        <w:rPr>
           <w:b/>
           <w:lang w:val="ar_AE" w:bidi="ar_AE"/>
         </w:rPr>
@@ -2453,6 +2825,22 @@
       </w:r>
       <w:r>
         <w:rPr>
+          <w:lang w:val="ar_AE" w:bidi="ar_AE"/>
+        </w:rPr>
+        <w:t>מִ⁠שָּׁ֥ם אוֹרִֽידְ⁠ךָ֖</w:t>
+      </w:r>
+    </w:p>
+    <w:p>
+      <w:pPr>
+        <w:bidi/>
+      </w:pPr>
+      <w:r>
+        <w:rPr>
+          <w:lang w:val="ar_AE" w:bidi="ar_AE"/>
+        </w:rPr>
+      </w:r>
+      <w:r>
+        <w:rPr>
           <w:b/>
           <w:lang w:val="ar_AE" w:bidi="ar_AE"/>
         </w:rPr>
@@ -2558,6 +2946,22 @@
       </w:r>
       <w:r>
         <w:rPr>
+          <w:lang w:val="ar_AE" w:bidi="ar_AE"/>
+        </w:rPr>
+        <w:t>נְאֻם־יְהוָֽה</w:t>
+      </w:r>
+    </w:p>
+    <w:p>
+      <w:pPr>
+        <w:bidi/>
+      </w:pPr>
+      <w:r>
+        <w:rPr>
+          <w:lang w:val="ar_AE" w:bidi="ar_AE"/>
+        </w:rPr>
+      </w:r>
+      <w:r>
+        <w:rPr>
           <w:b/>
           <w:lang w:val="ar_AE" w:bidi="ar_AE"/>
         </w:rPr>
@@ -2650,6 +3054,22 @@
       </w:r>
       <w:r>
         <w:rPr>
+          <w:lang w:val="ar_AE" w:bidi="ar_AE"/>
+        </w:rPr>
+        <w:t>נְאֻם־יְהוָֽה</w:t>
+      </w:r>
+    </w:p>
+    <w:p>
+      <w:pPr>
+        <w:bidi/>
+      </w:pPr>
+      <w:r>
+        <w:rPr>
+          <w:lang w:val="ar_AE" w:bidi="ar_AE"/>
+        </w:rPr>
+      </w:r>
+      <w:r>
+        <w:rPr>
           <w:b/>
           <w:lang w:val="ar_AE" w:bidi="ar_AE"/>
         </w:rPr>
@@ -2755,6 +3175,22 @@
       </w:r>
       <w:r>
         <w:rPr>
+          <w:lang w:val="ar_AE" w:bidi="ar_AE"/>
+        </w:rPr>
+        <w:t>אִם־גַּנָּבִ֤ים בָּאֽוּ־לְ⁠ךָ֙ אִם־שׁ֣וֹדְדֵי לַ֔יְלָה</w:t>
+      </w:r>
+    </w:p>
+    <w:p>
+      <w:pPr>
+        <w:bidi/>
+      </w:pPr>
+      <w:r>
+        <w:rPr>
+          <w:lang w:val="ar_AE" w:bidi="ar_AE"/>
+        </w:rPr>
+      </w:r>
+      <w:r>
+        <w:rPr>
           <w:b/>
           <w:lang w:val="ar_AE" w:bidi="ar_AE"/>
         </w:rPr>
@@ -2847,6 +3283,22 @@
       </w:r>
       <w:r>
         <w:rPr>
+          <w:lang w:val="ar_AE" w:bidi="ar_AE"/>
+        </w:rPr>
+        <w:t>אֵ֣יךְ נִדְמֵ֔יתָה</w:t>
+      </w:r>
+    </w:p>
+    <w:p>
+      <w:pPr>
+        <w:bidi/>
+      </w:pPr>
+      <w:r>
+        <w:rPr>
+          <w:lang w:val="ar_AE" w:bidi="ar_AE"/>
+        </w:rPr>
+      </w:r>
+      <w:r>
+        <w:rPr>
           <w:b/>
           <w:lang w:val="ar_AE" w:bidi="ar_AE"/>
         </w:rPr>
@@ -2939,6 +3391,22 @@
       </w:r>
       <w:r>
         <w:rPr>
+          <w:lang w:val="ar_AE" w:bidi="ar_AE"/>
+        </w:rPr>
+        <w:t>אֵ֣יךְ נִדְמֵ֔יתָה</w:t>
+      </w:r>
+    </w:p>
+    <w:p>
+      <w:pPr>
+        <w:bidi/>
+      </w:pPr>
+      <w:r>
+        <w:rPr>
+          <w:lang w:val="ar_AE" w:bidi="ar_AE"/>
+        </w:rPr>
+      </w:r>
+      <w:r>
+        <w:rPr>
           <w:b/>
           <w:lang w:val="ar_AE" w:bidi="ar_AE"/>
         </w:rPr>
@@ -3031,6 +3499,22 @@
       </w:r>
       <w:r>
         <w:rPr>
+          <w:lang w:val="ar_AE" w:bidi="ar_AE"/>
+        </w:rPr>
+        <w:t>הֲ⁠ל֥וֹא יִגְנְב֖וּ דַּיָּ֑⁠ם</w:t>
+      </w:r>
+    </w:p>
+    <w:p>
+      <w:pPr>
+        <w:bidi/>
+      </w:pPr>
+      <w:r>
+        <w:rPr>
+          <w:lang w:val="ar_AE" w:bidi="ar_AE"/>
+        </w:rPr>
+      </w:r>
+      <w:r>
+        <w:rPr>
           <w:b/>
           <w:lang w:val="ar_AE" w:bidi="ar_AE"/>
         </w:rPr>
@@ -3123,6 +3607,22 @@
       </w:r>
       <w:r>
         <w:rPr>
+          <w:lang w:val="ar_AE" w:bidi="ar_AE"/>
+        </w:rPr>
+        <w:t>אִם־בֹּֽצְרִים֙ בָּ֣אוּ לָ֔⁠ךְ הֲ⁠ל֖וֹא יַשְׁאִ֥ירוּ עֹלֵלֽוֹת</w:t>
+      </w:r>
+    </w:p>
+    <w:p>
+      <w:pPr>
+        <w:bidi/>
+      </w:pPr>
+      <w:r>
+        <w:rPr>
+          <w:lang w:val="ar_AE" w:bidi="ar_AE"/>
+        </w:rPr>
+      </w:r>
+      <w:r>
+        <w:rPr>
           <w:b/>
           <w:lang w:val="ar_AE" w:bidi="ar_AE"/>
         </w:rPr>
@@ -3215,6 +3715,22 @@
       </w:r>
       <w:r>
         <w:rPr>
+          <w:lang w:val="ar_AE" w:bidi="ar_AE"/>
+        </w:rPr>
+        <w:t>אֵ֚יךְ</w:t>
+      </w:r>
+    </w:p>
+    <w:p>
+      <w:pPr>
+        <w:bidi/>
+      </w:pPr>
+      <w:r>
+        <w:rPr>
+          <w:lang w:val="ar_AE" w:bidi="ar_AE"/>
+        </w:rPr>
+      </w:r>
+      <w:r>
+        <w:rPr>
           <w:b/>
           <w:lang w:val="ar_AE" w:bidi="ar_AE"/>
         </w:rPr>
@@ -3320,6 +3836,22 @@
       </w:r>
       <w:r>
         <w:rPr>
+          <w:lang w:val="ar_AE" w:bidi="ar_AE"/>
+        </w:rPr>
+        <w:t>אֵ֚יךְ נֶחְפְּשׂ֣וּ עֵשָׂ֔ו</w:t>
+      </w:r>
+    </w:p>
+    <w:p>
+      <w:pPr>
+        <w:bidi/>
+      </w:pPr>
+      <w:r>
+        <w:rPr>
+          <w:lang w:val="ar_AE" w:bidi="ar_AE"/>
+        </w:rPr>
+      </w:r>
+      <w:r>
+        <w:rPr>
           <w:b/>
           <w:lang w:val="ar_AE" w:bidi="ar_AE"/>
         </w:rPr>
@@ -3412,6 +3944,22 @@
       </w:r>
       <w:r>
         <w:rPr>
+          <w:lang w:val="ar_AE" w:bidi="ar_AE"/>
+        </w:rPr>
+        <w:t>עֵשָׂ֔ו</w:t>
+      </w:r>
+    </w:p>
+    <w:p>
+      <w:pPr>
+        <w:bidi/>
+      </w:pPr>
+      <w:r>
+        <w:rPr>
+          <w:lang w:val="ar_AE" w:bidi="ar_AE"/>
+        </w:rPr>
+      </w:r>
+      <w:r>
+        <w:rPr>
           <w:b/>
           <w:lang w:val="ar_AE" w:bidi="ar_AE"/>
         </w:rPr>
@@ -3517,6 +4065,22 @@
       </w:r>
       <w:r>
         <w:rPr>
+          <w:lang w:val="ar_AE" w:bidi="ar_AE"/>
+        </w:rPr>
+        <w:t>נֶחְפְּשׂ֣וּ</w:t>
+      </w:r>
+    </w:p>
+    <w:p>
+      <w:pPr>
+        <w:bidi/>
+      </w:pPr>
+      <w:r>
+        <w:rPr>
+          <w:lang w:val="ar_AE" w:bidi="ar_AE"/>
+        </w:rPr>
+      </w:r>
+      <w:r>
+        <w:rPr>
           <w:b/>
           <w:lang w:val="ar_AE" w:bidi="ar_AE"/>
         </w:rPr>
@@ -3600,6 +4164,22 @@
       </w:r>
       <w:r>
         <w:rPr>
+          <w:lang w:val="ar_AE" w:bidi="ar_AE"/>
+        </w:rPr>
+        <w:t>נִבְע֖וּ מַצְפֻּנָֽי⁠ו</w:t>
+      </w:r>
+    </w:p>
+    <w:p>
+      <w:pPr>
+        <w:bidi/>
+      </w:pPr>
+      <w:r>
+        <w:rPr>
+          <w:lang w:val="ar_AE" w:bidi="ar_AE"/>
+        </w:rPr>
+      </w:r>
+      <w:r>
+        <w:rPr>
           <w:b/>
           <w:lang w:val="ar_AE" w:bidi="ar_AE"/>
         </w:rPr>
@@ -3692,6 +4272,22 @@
       </w:r>
       <w:r>
         <w:rPr>
+          <w:lang w:val="ar_AE" w:bidi="ar_AE"/>
+        </w:rPr>
+        <w:t>עַֽד־הַ⁠גְּב֣וּל שִׁלְּח֗וּ⁠ךָ כֹּ֚ל אַנְשֵׁ֣י בְרִיתֶ֔⁠ךָ</w:t>
+      </w:r>
+    </w:p>
+    <w:p>
+      <w:pPr>
+        <w:bidi/>
+      </w:pPr>
+      <w:r>
+        <w:rPr>
+          <w:lang w:val="ar_AE" w:bidi="ar_AE"/>
+        </w:rPr>
+      </w:r>
+      <w:r>
+        <w:rPr>
           <w:b/>
           <w:lang w:val="ar_AE" w:bidi="ar_AE"/>
         </w:rPr>
@@ -3797,6 +4393,22 @@
       </w:r>
       <w:r>
         <w:rPr>
+          <w:lang w:val="ar_AE" w:bidi="ar_AE"/>
+        </w:rPr>
+        <w:t>בְרִיתֶ֔⁠ךָ</w:t>
+      </w:r>
+    </w:p>
+    <w:p>
+      <w:pPr>
+        <w:bidi/>
+      </w:pPr>
+      <w:r>
+        <w:rPr>
+          <w:lang w:val="ar_AE" w:bidi="ar_AE"/>
+        </w:rPr>
+      </w:r>
+      <w:r>
+        <w:rPr>
           <w:b/>
           <w:lang w:val="ar_AE" w:bidi="ar_AE"/>
         </w:rPr>
@@ -3902,6 +4514,22 @@
       </w:r>
       <w:r>
         <w:rPr>
+          <w:lang w:val="ar_AE" w:bidi="ar_AE"/>
+        </w:rPr>
+        <w:t>עַֽד־הַ⁠גְּב֣וּל שִׁלְּח֗וּ⁠ךָ</w:t>
+      </w:r>
+    </w:p>
+    <w:p>
+      <w:pPr>
+        <w:bidi/>
+      </w:pPr>
+      <w:r>
+        <w:rPr>
+          <w:lang w:val="ar_AE" w:bidi="ar_AE"/>
+        </w:rPr>
+      </w:r>
+      <w:r>
+        <w:rPr>
           <w:b/>
           <w:lang w:val="ar_AE" w:bidi="ar_AE"/>
         </w:rPr>
@@ -3985,6 +4613,22 @@
       </w:r>
       <w:r>
         <w:rPr>
+          <w:lang w:val="ar_AE" w:bidi="ar_AE"/>
+        </w:rPr>
+        <w:t>כֹּ֚ל אַנְשֵׁ֣י בְרִיתֶ֔⁠ךָ &amp; אַנְשֵׁ֣י שְׁלֹמֶ֑⁠ךָ לַחְמְ⁠ךָ֗</w:t>
+      </w:r>
+    </w:p>
+    <w:p>
+      <w:pPr>
+        <w:bidi/>
+      </w:pPr>
+      <w:r>
+        <w:rPr>
+          <w:lang w:val="ar_AE" w:bidi="ar_AE"/>
+        </w:rPr>
+      </w:r>
+      <w:r>
+        <w:rPr>
           <w:b/>
           <w:lang w:val="ar_AE" w:bidi="ar_AE"/>
         </w:rPr>
@@ -4103,6 +4747,22 @@
       </w:r>
       <w:r>
         <w:rPr>
+          <w:lang w:val="ar_AE" w:bidi="ar_AE"/>
+        </w:rPr>
+        <w:t>לַחְמְ⁠ךָ֗ יָשִׂ֤ימוּ מָזוֹר֙ תַּחְתֶּ֔י⁠ךָ</w:t>
+      </w:r>
+    </w:p>
+    <w:p>
+      <w:pPr>
+        <w:bidi/>
+      </w:pPr>
+      <w:r>
+        <w:rPr>
+          <w:lang w:val="ar_AE" w:bidi="ar_AE"/>
+        </w:rPr>
+      </w:r>
+      <w:r>
+        <w:rPr>
           <w:b/>
           <w:lang w:val="ar_AE" w:bidi="ar_AE"/>
         </w:rPr>
@@ -4221,6 +4881,22 @@
       </w:r>
       <w:r>
         <w:rPr>
+          <w:lang w:val="ar_AE" w:bidi="ar_AE"/>
+        </w:rPr>
+        <w:t>אֵ֥ין תְּבוּנָ֖ה בּֽ⁠וֹ</w:t>
+      </w:r>
+    </w:p>
+    <w:p>
+      <w:pPr>
+        <w:bidi/>
+      </w:pPr>
+      <w:r>
+        <w:rPr>
+          <w:lang w:val="ar_AE" w:bidi="ar_AE"/>
+        </w:rPr>
+      </w:r>
+      <w:r>
+        <w:rPr>
           <w:b/>
           <w:lang w:val="ar_AE" w:bidi="ar_AE"/>
         </w:rPr>
@@ -4327,6 +5003,22 @@
       </w:r>
       <w:r>
         <w:rPr>
+          <w:lang w:val="ar_AE" w:bidi="ar_AE"/>
+        </w:rPr>
+        <w:t>אֵ֥ין תְּבוּנָ֖ה בּֽ⁠וֹ</w:t>
+      </w:r>
+    </w:p>
+    <w:p>
+      <w:pPr>
+        <w:bidi/>
+      </w:pPr>
+      <w:r>
+        <w:rPr>
+          <w:lang w:val="ar_AE" w:bidi="ar_AE"/>
+        </w:rPr>
+      </w:r>
+      <w:r>
+        <w:rPr>
           <w:b/>
           <w:lang w:val="ar_AE" w:bidi="ar_AE"/>
         </w:rPr>
@@ -4432,6 +5124,22 @@
       </w:r>
       <w:r>
         <w:rPr>
+          <w:lang w:val="ar_AE" w:bidi="ar_AE"/>
+        </w:rPr>
+        <w:t>בּֽ⁠וֹ</w:t>
+      </w:r>
+    </w:p>
+    <w:p>
+      <w:pPr>
+        <w:bidi/>
+      </w:pPr>
+      <w:r>
+        <w:rPr>
+          <w:lang w:val="ar_AE" w:bidi="ar_AE"/>
+        </w:rPr>
+      </w:r>
+      <w:r>
+        <w:rPr>
           <w:b/>
           <w:lang w:val="ar_AE" w:bidi="ar_AE"/>
         </w:rPr>
@@ -4537,6 +5245,22 @@
       </w:r>
       <w:r>
         <w:rPr>
+          <w:lang w:val="ar_AE" w:bidi="ar_AE"/>
+        </w:rPr>
+        <w:t>הֲ⁠ל֛וֹא בַּ⁠יּ֥וֹם הַ⁠ה֖וּא &amp; וְ⁠הַאֲבַדְתִּ֤י חֲכָמִים֙ מֵֽ⁠אֱד֔וֹם</w:t>
+      </w:r>
+    </w:p>
+    <w:p>
+      <w:pPr>
+        <w:bidi/>
+      </w:pPr>
+      <w:r>
+        <w:rPr>
+          <w:lang w:val="ar_AE" w:bidi="ar_AE"/>
+        </w:rPr>
+      </w:r>
+      <w:r>
+        <w:rPr>
           <w:b/>
           <w:lang w:val="ar_AE" w:bidi="ar_AE"/>
         </w:rPr>
@@ -4629,6 +5353,22 @@
       </w:r>
       <w:r>
         <w:rPr>
+          <w:lang w:val="ar_AE" w:bidi="ar_AE"/>
+        </w:rPr>
+        <w:t>וְ⁠הַאֲבַדְתִּ֤י חֲכָמִים֙ מֵֽ⁠אֱד֔וֹם</w:t>
+      </w:r>
+    </w:p>
+    <w:p>
+      <w:pPr>
+        <w:bidi/>
+      </w:pPr>
+      <w:r>
+        <w:rPr>
+          <w:lang w:val="ar_AE" w:bidi="ar_AE"/>
+        </w:rPr>
+      </w:r>
+      <w:r>
+        <w:rPr>
           <w:b/>
           <w:lang w:val="ar_AE" w:bidi="ar_AE"/>
         </w:rPr>
@@ -4734,6 +5474,22 @@
       </w:r>
       <w:r>
         <w:rPr>
+          <w:lang w:val="ar_AE" w:bidi="ar_AE"/>
+        </w:rPr>
+        <w:t>וּ⁠תְבוּנָ֖ה מֵ⁠הַ֥ר עֵשָֽׂו</w:t>
+      </w:r>
+    </w:p>
+    <w:p>
+      <w:pPr>
+        <w:bidi/>
+      </w:pPr>
+      <w:r>
+        <w:rPr>
+          <w:lang w:val="ar_AE" w:bidi="ar_AE"/>
+        </w:rPr>
+      </w:r>
+      <w:r>
+        <w:rPr>
           <w:b/>
           <w:lang w:val="ar_AE" w:bidi="ar_AE"/>
         </w:rPr>
@@ -4826,6 +5582,22 @@
       </w:r>
       <w:r>
         <w:rPr>
+          <w:lang w:val="ar_AE" w:bidi="ar_AE"/>
+        </w:rPr>
+        <w:t>וּ⁠תְבוּנָ֖ה מֵ⁠הַ֥ר עֵשָֽׂו</w:t>
+      </w:r>
+    </w:p>
+    <w:p>
+      <w:pPr>
+        <w:bidi/>
+      </w:pPr>
+      <w:r>
+        <w:rPr>
+          <w:lang w:val="ar_AE" w:bidi="ar_AE"/>
+        </w:rPr>
+      </w:r>
+      <w:r>
+        <w:rPr>
           <w:b/>
           <w:lang w:val="ar_AE" w:bidi="ar_AE"/>
         </w:rPr>
@@ -4931,6 +5703,22 @@
       </w:r>
       <w:r>
         <w:rPr>
+          <w:lang w:val="ar_AE" w:bidi="ar_AE"/>
+        </w:rPr>
+        <w:t>חֲכָמִים֙ מֵֽ⁠אֱד֔וֹם וּ⁠תְבוּנָ֖ה מֵ⁠הַ֥ר עֵשָֽׂו</w:t>
+      </w:r>
+    </w:p>
+    <w:p>
+      <w:pPr>
+        <w:bidi/>
+      </w:pPr>
+      <w:r>
+        <w:rPr>
+          <w:lang w:val="ar_AE" w:bidi="ar_AE"/>
+        </w:rPr>
+      </w:r>
+      <w:r>
+        <w:rPr>
           <w:b/>
           <w:lang w:val="ar_AE" w:bidi="ar_AE"/>
         </w:rPr>
@@ -5075,6 +5863,22 @@
       </w:r>
       <w:r>
         <w:rPr>
+          <w:lang w:val="ar_AE" w:bidi="ar_AE"/>
+        </w:rPr>
+        <w:t>וּ⁠תְבוּנָ֖ה</w:t>
+      </w:r>
+    </w:p>
+    <w:p>
+      <w:pPr>
+        <w:bidi/>
+      </w:pPr>
+      <w:r>
+        <w:rPr>
+          <w:lang w:val="ar_AE" w:bidi="ar_AE"/>
+        </w:rPr>
+      </w:r>
+      <w:r>
+        <w:rPr>
           <w:b/>
           <w:lang w:val="ar_AE" w:bidi="ar_AE"/>
         </w:rPr>
@@ -5180,6 +5984,22 @@
       </w:r>
       <w:r>
         <w:rPr>
+          <w:lang w:val="ar_AE" w:bidi="ar_AE"/>
+        </w:rPr>
+        <w:t>מֵ⁠הַ֥ר עֵשָֽׂו</w:t>
+      </w:r>
+    </w:p>
+    <w:p>
+      <w:pPr>
+        <w:bidi/>
+      </w:pPr>
+      <w:r>
+        <w:rPr>
+          <w:lang w:val="ar_AE" w:bidi="ar_AE"/>
+        </w:rPr>
+      </w:r>
+      <w:r>
+        <w:rPr>
           <w:b/>
           <w:lang w:val="ar_AE" w:bidi="ar_AE"/>
         </w:rPr>
@@ -5285,6 +6105,22 @@
       </w:r>
       <w:r>
         <w:rPr>
+          <w:lang w:val="ar_AE" w:bidi="ar_AE"/>
+        </w:rPr>
+        <w:t>עֵשָֽׂו</w:t>
+      </w:r>
+    </w:p>
+    <w:p>
+      <w:pPr>
+        <w:bidi/>
+      </w:pPr>
+      <w:r>
+        <w:rPr>
+          <w:lang w:val="ar_AE" w:bidi="ar_AE"/>
+        </w:rPr>
+      </w:r>
+      <w:r>
+        <w:rPr>
           <w:b/>
           <w:lang w:val="ar_AE" w:bidi="ar_AE"/>
         </w:rPr>
@@ -5306,7 +6142,7 @@
         </w:rPr>
         <w:t xml:space="preserve">هذا هو اسم الرجُل الذي كان سَلَف شعب أدوم. انظر كيف ترجمتَ هذا في </w:t>
       </w:r>
-      <w:hyperlink r:id="rId13">
+      <w:hyperlink r:id="rId15">
         <w:r>
           <w:rPr>
             <w:lang w:val="ar_AE" w:bidi="ar_AE"/>
@@ -5395,6 +6231,22 @@
       </w:r>
       <w:r>
         <w:rPr>
+          <w:lang w:val="ar_AE" w:bidi="ar_AE"/>
+        </w:rPr>
+        <w:t>וְ⁠חַתּ֥וּ גִבּוֹרֶ֖י⁠ךָ תֵּימָ֑ן</w:t>
+      </w:r>
+    </w:p>
+    <w:p>
+      <w:pPr>
+        <w:bidi/>
+      </w:pPr>
+      <w:r>
+        <w:rPr>
+          <w:lang w:val="ar_AE" w:bidi="ar_AE"/>
+        </w:rPr>
+      </w:r>
+      <w:r>
+        <w:rPr>
           <w:b/>
           <w:lang w:val="ar_AE" w:bidi="ar_AE"/>
         </w:rPr>
@@ -5500,6 +6352,22 @@
       </w:r>
       <w:r>
         <w:rPr>
+          <w:lang w:val="ar_AE" w:bidi="ar_AE"/>
+        </w:rPr>
+        <w:t>תֵּימָ֑ן</w:t>
+      </w:r>
+    </w:p>
+    <w:p>
+      <w:pPr>
+        <w:bidi/>
+      </w:pPr>
+      <w:r>
+        <w:rPr>
+          <w:lang w:val="ar_AE" w:bidi="ar_AE"/>
+        </w:rPr>
+      </w:r>
+      <w:r>
+        <w:rPr>
           <w:b/>
           <w:lang w:val="ar_AE" w:bidi="ar_AE"/>
         </w:rPr>
@@ -5592,6 +6460,22 @@
       </w:r>
       <w:r>
         <w:rPr>
+          <w:lang w:val="ar_AE" w:bidi="ar_AE"/>
+        </w:rPr>
+        <w:t>לְמַ֧עַן</w:t>
+      </w:r>
+    </w:p>
+    <w:p>
+      <w:pPr>
+        <w:bidi/>
+      </w:pPr>
+      <w:r>
+        <w:rPr>
+          <w:lang w:val="ar_AE" w:bidi="ar_AE"/>
+        </w:rPr>
+      </w:r>
+      <w:r>
+        <w:rPr>
           <w:b/>
           <w:lang w:val="ar_AE" w:bidi="ar_AE"/>
         </w:rPr>
@@ -5684,6 +6568,22 @@
       </w:r>
       <w:r>
         <w:rPr>
+          <w:lang w:val="ar_AE" w:bidi="ar_AE"/>
+        </w:rPr>
+        <w:t>יִכָּֽרֶת־אִ֛ישׁ</w:t>
+      </w:r>
+    </w:p>
+    <w:p>
+      <w:pPr>
+        <w:bidi/>
+      </w:pPr>
+      <w:r>
+        <w:rPr>
+          <w:lang w:val="ar_AE" w:bidi="ar_AE"/>
+        </w:rPr>
+      </w:r>
+      <w:r>
+        <w:rPr>
           <w:b/>
           <w:lang w:val="ar_AE" w:bidi="ar_AE"/>
         </w:rPr>
@@ -5789,6 +6689,22 @@
       </w:r>
       <w:r>
         <w:rPr>
+          <w:lang w:val="ar_AE" w:bidi="ar_AE"/>
+        </w:rPr>
+        <w:t>יִכָּֽרֶת־אִ֛ישׁ</w:t>
+      </w:r>
+    </w:p>
+    <w:p>
+      <w:pPr>
+        <w:bidi/>
+      </w:pPr>
+      <w:r>
+        <w:rPr>
+          <w:lang w:val="ar_AE" w:bidi="ar_AE"/>
+        </w:rPr>
+      </w:r>
+      <w:r>
+        <w:rPr>
           <w:b/>
           <w:lang w:val="ar_AE" w:bidi="ar_AE"/>
         </w:rPr>
@@ -5895,6 +6811,22 @@
       </w:r>
       <w:r>
         <w:rPr>
+          <w:lang w:val="ar_AE" w:bidi="ar_AE"/>
+        </w:rPr>
+        <w:t>אִ֛ישׁ</w:t>
+      </w:r>
+    </w:p>
+    <w:p>
+      <w:pPr>
+        <w:bidi/>
+      </w:pPr>
+      <w:r>
+        <w:rPr>
+          <w:lang w:val="ar_AE" w:bidi="ar_AE"/>
+        </w:rPr>
+      </w:r>
+      <w:r>
+        <w:rPr>
           <w:b/>
           <w:lang w:val="ar_AE" w:bidi="ar_AE"/>
         </w:rPr>
@@ -6008,6 +6940,22 @@
       </w:r>
       <w:r>
         <w:rPr>
+          <w:lang w:val="ar_AE" w:bidi="ar_AE"/>
+        </w:rPr>
+        <w:t>מֵ⁠הַ֥ר עֵשָׂ֖ו</w:t>
+      </w:r>
+    </w:p>
+    <w:p>
+      <w:pPr>
+        <w:bidi/>
+      </w:pPr>
+      <w:r>
+        <w:rPr>
+          <w:lang w:val="ar_AE" w:bidi="ar_AE"/>
+        </w:rPr>
+      </w:r>
+      <w:r>
+        <w:rPr>
           <w:b/>
           <w:lang w:val="ar_AE" w:bidi="ar_AE"/>
         </w:rPr>
@@ -6114,6 +7062,22 @@
       </w:r>
       <w:r>
         <w:rPr>
+          <w:lang w:val="ar_AE" w:bidi="ar_AE"/>
+        </w:rPr>
+        <w:t>מִ⁠קָּֽטֶל</w:t>
+      </w:r>
+    </w:p>
+    <w:p>
+      <w:pPr>
+        <w:bidi/>
+      </w:pPr>
+      <w:r>
+        <w:rPr>
+          <w:lang w:val="ar_AE" w:bidi="ar_AE"/>
+        </w:rPr>
+      </w:r>
+      <w:r>
+        <w:rPr>
           <w:b/>
           <w:lang w:val="ar_AE" w:bidi="ar_AE"/>
         </w:rPr>
@@ -6325,6 +7289,22 @@
       </w:r>
       <w:r>
         <w:rPr>
+          <w:lang w:val="ar_AE" w:bidi="ar_AE"/>
+        </w:rPr>
+        <w:t>אָחִ֥י⁠ךָ</w:t>
+      </w:r>
+    </w:p>
+    <w:p>
+      <w:pPr>
+        <w:bidi/>
+      </w:pPr>
+      <w:r>
+        <w:rPr>
+          <w:lang w:val="ar_AE" w:bidi="ar_AE"/>
+        </w:rPr>
+      </w:r>
+      <w:r>
+        <w:rPr>
           <w:b/>
           <w:lang w:val="ar_AE" w:bidi="ar_AE"/>
         </w:rPr>
@@ -6444,6 +7424,22 @@
       </w:r>
       <w:r>
         <w:rPr>
+          <w:lang w:val="ar_AE" w:bidi="ar_AE"/>
+        </w:rPr>
+        <w:t>יַעֲקֹ֖ב</w:t>
+      </w:r>
+    </w:p>
+    <w:p>
+      <w:pPr>
+        <w:bidi/>
+      </w:pPr>
+      <w:r>
+        <w:rPr>
+          <w:lang w:val="ar_AE" w:bidi="ar_AE"/>
+        </w:rPr>
+      </w:r>
+      <w:r>
+        <w:rPr>
           <w:b/>
           <w:lang w:val="ar_AE" w:bidi="ar_AE"/>
         </w:rPr>
@@ -6563,6 +7559,22 @@
       </w:r>
       <w:r>
         <w:rPr>
+          <w:lang w:val="ar_AE" w:bidi="ar_AE"/>
+        </w:rPr>
+        <w:t>תְּכַסְּ⁠ךָ֣ בוּשָׁ֑ה</w:t>
+      </w:r>
+    </w:p>
+    <w:p>
+      <w:pPr>
+        <w:bidi/>
+      </w:pPr>
+      <w:r>
+        <w:rPr>
+          <w:lang w:val="ar_AE" w:bidi="ar_AE"/>
+        </w:rPr>
+      </w:r>
+      <w:r>
+        <w:rPr>
           <w:b/>
           <w:lang w:val="ar_AE" w:bidi="ar_AE"/>
         </w:rPr>
@@ -6682,6 +7694,22 @@
       </w:r>
       <w:r>
         <w:rPr>
+          <w:lang w:val="ar_AE" w:bidi="ar_AE"/>
+        </w:rPr>
+        <w:t>תְּכַסְּ⁠ךָ֣ בוּשָׁ֑ה</w:t>
+      </w:r>
+    </w:p>
+    <w:p>
+      <w:pPr>
+        <w:bidi/>
+      </w:pPr>
+      <w:r>
+        <w:rPr>
+          <w:lang w:val="ar_AE" w:bidi="ar_AE"/>
+        </w:rPr>
+      </w:r>
+      <w:r>
+        <w:rPr>
           <w:b/>
           <w:lang w:val="ar_AE" w:bidi="ar_AE"/>
         </w:rPr>
@@ -6801,6 +7829,22 @@
       </w:r>
       <w:r>
         <w:rPr>
+          <w:lang w:val="ar_AE" w:bidi="ar_AE"/>
+        </w:rPr>
+        <w:t>וְ⁠נִכְרַ֖תָּ</w:t>
+      </w:r>
+    </w:p>
+    <w:p>
+      <w:pPr>
+        <w:bidi/>
+      </w:pPr>
+      <w:r>
+        <w:rPr>
+          <w:lang w:val="ar_AE" w:bidi="ar_AE"/>
+        </w:rPr>
+      </w:r>
+      <w:r>
+        <w:rPr>
           <w:b/>
           <w:lang w:val="ar_AE" w:bidi="ar_AE"/>
         </w:rPr>
@@ -6907,6 +7951,22 @@
       </w:r>
       <w:r>
         <w:rPr>
+          <w:lang w:val="ar_AE" w:bidi="ar_AE"/>
+        </w:rPr>
+        <w:t>וְ⁠נִכְרַ֖תָּ</w:t>
+      </w:r>
+    </w:p>
+    <w:p>
+      <w:pPr>
+        <w:bidi/>
+      </w:pPr>
+      <w:r>
+        <w:rPr>
+          <w:lang w:val="ar_AE" w:bidi="ar_AE"/>
+        </w:rPr>
+      </w:r>
+      <w:r>
+        <w:rPr>
           <w:b/>
           <w:lang w:val="ar_AE" w:bidi="ar_AE"/>
         </w:rPr>
@@ -6999,6 +8059,22 @@
       </w:r>
       <w:r>
         <w:rPr>
+          <w:lang w:val="ar_AE" w:bidi="ar_AE"/>
+        </w:rPr>
+        <w:t>וְ⁠נִכְרַ֖תָּ</w:t>
+      </w:r>
+    </w:p>
+    <w:p>
+      <w:pPr>
+        <w:bidi/>
+      </w:pPr>
+      <w:r>
+        <w:rPr>
+          <w:lang w:val="ar_AE" w:bidi="ar_AE"/>
+        </w:rPr>
+      </w:r>
+      <w:r>
+        <w:rPr>
           <w:b/>
           <w:lang w:val="ar_AE" w:bidi="ar_AE"/>
         </w:rPr>
@@ -7020,7 +8096,7 @@
         </w:rPr>
         <w:t xml:space="preserve">على غرار ما ورد في </w:t>
       </w:r>
-      <w:hyperlink r:id="rId14">
+      <w:hyperlink r:id="rId16">
         <w:r>
           <w:rPr>
             <w:lang w:val="ar_AE" w:bidi="ar_AE"/>
@@ -7122,6 +8198,22 @@
       </w:r>
       <w:r>
         <w:rPr>
+          <w:lang w:val="ar_AE" w:bidi="ar_AE"/>
+        </w:rPr>
+        <w:t>עֲמָֽדְ⁠ךָ֣ מִ⁠נֶּ֔גֶד</w:t>
+      </w:r>
+    </w:p>
+    <w:p>
+      <w:pPr>
+        <w:bidi/>
+      </w:pPr>
+      <w:r>
+        <w:rPr>
+          <w:lang w:val="ar_AE" w:bidi="ar_AE"/>
+        </w:rPr>
+      </w:r>
+      <w:r>
+        <w:rPr>
           <w:b/>
           <w:lang w:val="ar_AE" w:bidi="ar_AE"/>
         </w:rPr>
@@ -7228,6 +8320,22 @@
       </w:r>
       <w:r>
         <w:rPr>
+          <w:lang w:val="ar_AE" w:bidi="ar_AE"/>
+        </w:rPr>
+        <w:t>שְׁב֥וֹת זָרִ֖ים חֵיל֑⁠וֹ וְ⁠נָכְרִ֞ים בָּ֣אוּ שְׁעָרָ֗יו</w:t>
+      </w:r>
+    </w:p>
+    <w:p>
+      <w:pPr>
+        <w:bidi/>
+      </w:pPr>
+      <w:r>
+        <w:rPr>
+          <w:lang w:val="ar_AE" w:bidi="ar_AE"/>
+        </w:rPr>
+      </w:r>
+      <w:r>
+        <w:rPr>
           <w:b/>
           <w:lang w:val="ar_AE" w:bidi="ar_AE"/>
         </w:rPr>
@@ -7382,7 +8490,7 @@
         </w:rPr>
         <w:t xml:space="preserve">" على "أخيك يعقوب" المذكور في </w:t>
       </w:r>
-      <w:hyperlink r:id="rId15">
+      <w:hyperlink r:id="rId17">
         <w:r>
           <w:rPr>
             <w:lang w:val="ar_AE" w:bidi="ar_AE"/>
@@ -7471,6 +8579,22 @@
       </w:r>
       <w:r>
         <w:rPr>
+          <w:lang w:val="ar_AE" w:bidi="ar_AE"/>
+        </w:rPr>
+        <w:t>חֵיל֑⁠וֹ</w:t>
+      </w:r>
+    </w:p>
+    <w:p>
+      <w:pPr>
+        <w:bidi/>
+      </w:pPr>
+      <w:r>
+        <w:rPr>
+          <w:lang w:val="ar_AE" w:bidi="ar_AE"/>
+        </w:rPr>
+      </w:r>
+      <w:r>
+        <w:rPr>
           <w:b/>
           <w:lang w:val="ar_AE" w:bidi="ar_AE"/>
         </w:rPr>
@@ -7519,7 +8643,7 @@
         </w:rPr>
         <w:t xml:space="preserve">" أيضًا إلى "جيشه". ولكن بما أنه يعني بوضوح "ثروة" في </w:t>
       </w:r>
-      <w:hyperlink r:id="rId16">
+      <w:hyperlink r:id="rId18">
         <w:r>
           <w:rPr>
             <w:lang w:val="ar_AE" w:bidi="ar_AE"/>
@@ -7586,6 +8710,22 @@
       </w:r>
       <w:r>
         <w:rPr>
+          <w:lang w:val="ar_AE" w:bidi="ar_AE"/>
+        </w:rPr>
+        <w:t>שְׁעָרָ֗יו</w:t>
+      </w:r>
+    </w:p>
+    <w:p>
+      <w:pPr>
+        <w:bidi/>
+      </w:pPr>
+      <w:r>
+        <w:rPr>
+          <w:lang w:val="ar_AE" w:bidi="ar_AE"/>
+        </w:rPr>
+      </w:r>
+      <w:r>
+        <w:rPr>
           <w:b/>
           <w:lang w:val="ar_AE" w:bidi="ar_AE"/>
         </w:rPr>
@@ -7705,6 +8845,22 @@
       </w:r>
       <w:r>
         <w:rPr>
+          <w:lang w:val="ar_AE" w:bidi="ar_AE"/>
+        </w:rPr>
+        <w:t>וְ⁠עַל־יְרוּשָׁלִַ֨ם֙ יַדּ֣וּ גוֹרָ֔ל</w:t>
+      </w:r>
+    </w:p>
+    <w:p>
+      <w:pPr>
+        <w:bidi/>
+      </w:pPr>
+      <w:r>
+        <w:rPr>
+          <w:lang w:val="ar_AE" w:bidi="ar_AE"/>
+        </w:rPr>
+      </w:r>
+      <w:r>
+        <w:rPr>
           <w:b/>
           <w:lang w:val="ar_AE" w:bidi="ar_AE"/>
         </w:rPr>
@@ -7837,6 +8993,22 @@
       </w:r>
       <w:r>
         <w:rPr>
+          <w:lang w:val="ar_AE" w:bidi="ar_AE"/>
+        </w:rPr>
+        <w:t>גַּם־אַתָּ֖ה כְּ⁠אַחַ֥ד מֵ⁠הֶֽם</w:t>
+      </w:r>
+    </w:p>
+    <w:p>
+      <w:pPr>
+        <w:bidi/>
+      </w:pPr>
+      <w:r>
+        <w:rPr>
+          <w:lang w:val="ar_AE" w:bidi="ar_AE"/>
+        </w:rPr>
+      </w:r>
+      <w:r>
+        <w:rPr>
           <w:b/>
           <w:lang w:val="ar_AE" w:bidi="ar_AE"/>
         </w:rPr>
@@ -7969,6 +9141,22 @@
       </w:r>
       <w:r>
         <w:rPr>
+          <w:lang w:val="ar_AE" w:bidi="ar_AE"/>
+        </w:rPr>
+        <w:t>וְ⁠אַל &amp; וְ⁠אַל &amp; וְ⁠אַל</w:t>
+      </w:r>
+    </w:p>
+    <w:p>
+      <w:pPr>
+        <w:bidi/>
+      </w:pPr>
+      <w:r>
+        <w:rPr>
+          <w:lang w:val="ar_AE" w:bidi="ar_AE"/>
+        </w:rPr>
+      </w:r>
+      <w:r>
+        <w:rPr>
           <w:b/>
           <w:lang w:val="ar_AE" w:bidi="ar_AE"/>
         </w:rPr>
@@ -8088,6 +9276,22 @@
       </w:r>
       <w:r>
         <w:rPr>
+          <w:lang w:val="ar_AE" w:bidi="ar_AE"/>
+        </w:rPr>
+        <w:t>וְ⁠אַל־תֵּ֤רֶא</w:t>
+      </w:r>
+    </w:p>
+    <w:p>
+      <w:pPr>
+        <w:bidi/>
+      </w:pPr>
+      <w:r>
+        <w:rPr>
+          <w:lang w:val="ar_AE" w:bidi="ar_AE"/>
+        </w:rPr>
+      </w:r>
+      <w:r>
+        <w:rPr>
           <w:b/>
           <w:lang w:val="ar_AE" w:bidi="ar_AE"/>
         </w:rPr>
@@ -8207,6 +9411,22 @@
       </w:r>
       <w:r>
         <w:rPr>
+          <w:lang w:val="ar_AE" w:bidi="ar_AE"/>
+        </w:rPr>
+        <w:t>בְ⁠יוֹם־אָחִ֨י⁠ךָ֙ בְּ⁠י֣וֹם נָכְר֔⁠וֹ</w:t>
+      </w:r>
+    </w:p>
+    <w:p>
+      <w:pPr>
+        <w:bidi/>
+      </w:pPr>
+      <w:r>
+        <w:rPr>
+          <w:lang w:val="ar_AE" w:bidi="ar_AE"/>
+        </w:rPr>
+      </w:r>
+      <w:r>
+        <w:rPr>
           <w:b/>
           <w:lang w:val="ar_AE" w:bidi="ar_AE"/>
         </w:rPr>
@@ -8339,6 +9559,22 @@
       </w:r>
       <w:r>
         <w:rPr>
+          <w:lang w:val="ar_AE" w:bidi="ar_AE"/>
+        </w:rPr>
+        <w:t>בְ⁠יוֹם</w:t>
+      </w:r>
+    </w:p>
+    <w:p>
+      <w:pPr>
+        <w:bidi/>
+      </w:pPr>
+      <w:r>
+        <w:rPr>
+          <w:lang w:val="ar_AE" w:bidi="ar_AE"/>
+        </w:rPr>
+      </w:r>
+      <w:r>
+        <w:rPr>
           <w:b/>
           <w:lang w:val="ar_AE" w:bidi="ar_AE"/>
         </w:rPr>
@@ -8458,6 +9694,22 @@
       </w:r>
       <w:r>
         <w:rPr>
+          <w:lang w:val="ar_AE" w:bidi="ar_AE"/>
+        </w:rPr>
+        <w:t>אָחִ֨י⁠ךָ֙</w:t>
+      </w:r>
+    </w:p>
+    <w:p>
+      <w:pPr>
+        <w:bidi/>
+      </w:pPr>
+      <w:r>
+        <w:rPr>
+          <w:lang w:val="ar_AE" w:bidi="ar_AE"/>
+        </w:rPr>
+      </w:r>
+      <w:r>
+        <w:rPr>
           <w:b/>
           <w:lang w:val="ar_AE" w:bidi="ar_AE"/>
         </w:rPr>
@@ -8493,7 +9745,7 @@
         </w:rPr>
         <w:t xml:space="preserve">على غرار ما ورد في </w:t>
       </w:r>
-      <w:hyperlink r:id="rId15">
+      <w:hyperlink r:id="rId17">
         <w:r>
           <w:rPr>
             <w:lang w:val="ar_AE" w:bidi="ar_AE"/>
@@ -8595,6 +9847,22 @@
       </w:r>
       <w:r>
         <w:rPr>
+          <w:lang w:val="ar_AE" w:bidi="ar_AE"/>
+        </w:rPr>
+        <w:t>לִ⁠בְנֵֽי־יְהוּדָ֖ה</w:t>
+      </w:r>
+    </w:p>
+    <w:p>
+      <w:pPr>
+        <w:bidi/>
+      </w:pPr>
+      <w:r>
+        <w:rPr>
+          <w:lang w:val="ar_AE" w:bidi="ar_AE"/>
+        </w:rPr>
+      </w:r>
+      <w:r>
+        <w:rPr>
           <w:b/>
           <w:lang w:val="ar_AE" w:bidi="ar_AE"/>
         </w:rPr>
@@ -8714,6 +9982,22 @@
       </w:r>
       <w:r>
         <w:rPr>
+          <w:lang w:val="ar_AE" w:bidi="ar_AE"/>
+        </w:rPr>
+        <w:t>וְ⁠אַל־תַּגְדֵּ֥ל פִּ֖י⁠ךָ</w:t>
+      </w:r>
+    </w:p>
+    <w:p>
+      <w:pPr>
+        <w:bidi/>
+      </w:pPr>
+      <w:r>
+        <w:rPr>
+          <w:lang w:val="ar_AE" w:bidi="ar_AE"/>
+        </w:rPr>
+      </w:r>
+      <w:r>
+        <w:rPr>
           <w:b/>
           <w:lang w:val="ar_AE" w:bidi="ar_AE"/>
         </w:rPr>
@@ -8820,6 +10104,22 @@
       </w:r>
       <w:r>
         <w:rPr>
+          <w:lang w:val="ar_AE" w:bidi="ar_AE"/>
+        </w:rPr>
+        <w:t>בְּ⁠י֣וֹם אֵידָ֔⁠ם &amp; בְּ⁠י֣וֹם אֵיד֑⁠וֹ &amp; בְּ⁠י֥וֹם אֵידֽ⁠וֹ</w:t>
+      </w:r>
+    </w:p>
+    <w:p>
+      <w:pPr>
+        <w:bidi/>
+      </w:pPr>
+      <w:r>
+        <w:rPr>
+          <w:lang w:val="ar_AE" w:bidi="ar_AE"/>
+        </w:rPr>
+      </w:r>
+      <w:r>
+        <w:rPr>
           <w:b/>
           <w:lang w:val="ar_AE" w:bidi="ar_AE"/>
         </w:rPr>
@@ -8939,6 +10239,22 @@
       </w:r>
       <w:r>
         <w:rPr>
+          <w:lang w:val="ar_AE" w:bidi="ar_AE"/>
+        </w:rPr>
+        <w:t>אֵידָ֔⁠ם &amp; אֵיד֑⁠וֹ &amp; אֵידֽ⁠וֹ</w:t>
+      </w:r>
+    </w:p>
+    <w:p>
+      <w:pPr>
+        <w:bidi/>
+      </w:pPr>
+      <w:r>
+        <w:rPr>
+          <w:lang w:val="ar_AE" w:bidi="ar_AE"/>
+        </w:rPr>
+      </w:r>
+      <w:r>
+        <w:rPr>
           <w:b/>
           <w:lang w:val="ar_AE" w:bidi="ar_AE"/>
         </w:rPr>
@@ -9013,7 +10329,7 @@
         </w:rPr>
         <w:t xml:space="preserve">" (انظر: </w:t>
       </w:r>
-      <w:hyperlink r:id="rId15">
+      <w:hyperlink r:id="rId17">
         <w:r>
           <w:rPr>
             <w:lang w:val="ar_AE" w:bidi="ar_AE"/>
@@ -9102,6 +10418,22 @@
       </w:r>
       <w:r>
         <w:rPr>
+          <w:lang w:val="ar_AE" w:bidi="ar_AE"/>
+        </w:rPr>
+        <w:t>גַם־אַתָּ֛ה</w:t>
+      </w:r>
+    </w:p>
+    <w:p>
+      <w:pPr>
+        <w:bidi/>
+      </w:pPr>
+      <w:r>
+        <w:rPr>
+          <w:lang w:val="ar_AE" w:bidi="ar_AE"/>
+        </w:rPr>
+      </w:r>
+      <w:r>
+        <w:rPr>
           <w:b/>
           <w:lang w:val="ar_AE" w:bidi="ar_AE"/>
         </w:rPr>
@@ -9208,6 +10540,22 @@
       </w:r>
       <w:r>
         <w:rPr>
+          <w:lang w:val="ar_AE" w:bidi="ar_AE"/>
+        </w:rPr>
+        <w:t>אַל־תֵּ֧רֶא</w:t>
+      </w:r>
+    </w:p>
+    <w:p>
+      <w:pPr>
+        <w:bidi/>
+      </w:pPr>
+      <w:r>
+        <w:rPr>
+          <w:lang w:val="ar_AE" w:bidi="ar_AE"/>
+        </w:rPr>
+      </w:r>
+      <w:r>
+        <w:rPr>
           <w:b/>
           <w:lang w:val="ar_AE" w:bidi="ar_AE"/>
         </w:rPr>
@@ -9256,7 +10604,7 @@
         </w:rPr>
         <w:t xml:space="preserve">" في هذا السياق، هو اصطلاح يُقصد به "التمتع بالنظر". راجع كيف ترجمته في </w:t>
       </w:r>
-      <w:hyperlink r:id="rId17">
+      <w:hyperlink r:id="rId19">
         <w:r>
           <w:rPr>
             <w:lang w:val="ar_AE" w:bidi="ar_AE"/>
@@ -9345,6 +10693,22 @@
       </w:r>
       <w:r>
         <w:rPr>
+          <w:lang w:val="ar_AE" w:bidi="ar_AE"/>
+        </w:rPr>
+        <w:t>וְ⁠אַל־תִּשְׁלַ֥חְנָה בְ⁠חֵיל֖⁠וֹ</w:t>
+      </w:r>
+    </w:p>
+    <w:p>
+      <w:pPr>
+        <w:bidi/>
+      </w:pPr>
+      <w:r>
+        <w:rPr>
+          <w:lang w:val="ar_AE" w:bidi="ar_AE"/>
+        </w:rPr>
+      </w:r>
+      <w:r>
+        <w:rPr>
           <w:b/>
           <w:lang w:val="ar_AE" w:bidi="ar_AE"/>
         </w:rPr>
@@ -9451,6 +10815,22 @@
       </w:r>
       <w:r>
         <w:rPr>
+          <w:lang w:val="ar_AE" w:bidi="ar_AE"/>
+        </w:rPr>
+        <w:t>הַ⁠פֶּ֔רֶק</w:t>
+      </w:r>
+    </w:p>
+    <w:p>
+      <w:pPr>
+        <w:bidi/>
+      </w:pPr>
+      <w:r>
+        <w:rPr>
+          <w:lang w:val="ar_AE" w:bidi="ar_AE"/>
+        </w:rPr>
+      </w:r>
+      <w:r>
+        <w:rPr>
           <w:b/>
           <w:lang w:val="ar_AE" w:bidi="ar_AE"/>
         </w:rPr>
@@ -9564,6 +10944,22 @@
       </w:r>
       <w:r>
         <w:rPr>
+          <w:lang w:val="ar_AE" w:bidi="ar_AE"/>
+        </w:rPr>
+        <w:t>לְ⁠הַכְרִ֖ית</w:t>
+      </w:r>
+    </w:p>
+    <w:p>
+      <w:pPr>
+        <w:bidi/>
+      </w:pPr>
+      <w:r>
+        <w:rPr>
+          <w:lang w:val="ar_AE" w:bidi="ar_AE"/>
+        </w:rPr>
+      </w:r>
+      <w:r>
+        <w:rPr>
           <w:b/>
           <w:lang w:val="ar_AE" w:bidi="ar_AE"/>
         </w:rPr>
@@ -9612,7 +11008,7 @@
         </w:rPr>
         <w:t xml:space="preserve">" هنا، هو استعارة يقصد بها "يقتل". ومن المرجح أن المقارنة مأخوذة من طريقة حصاد الحبوب حين تُقطع عند جمعها. راجع كيف ترجمت هذا التعبير نفسه في </w:t>
       </w:r>
-      <w:hyperlink r:id="rId18">
+      <w:hyperlink r:id="rId20">
         <w:r>
           <w:rPr>
             <w:lang w:val="ar_AE" w:bidi="ar_AE"/>
@@ -9701,6 +11097,22 @@
       </w:r>
       <w:r>
         <w:rPr>
+          <w:lang w:val="ar_AE" w:bidi="ar_AE"/>
+        </w:rPr>
+        <w:t>וְ⁠אַל־תַּסְגֵּ֥ר שְׂרִידָ֖י⁠ו</w:t>
+      </w:r>
+    </w:p>
+    <w:p>
+      <w:pPr>
+        <w:bidi/>
+      </w:pPr>
+      <w:r>
+        <w:rPr>
+          <w:lang w:val="ar_AE" w:bidi="ar_AE"/>
+        </w:rPr>
+      </w:r>
+      <w:r>
+        <w:rPr>
           <w:b/>
           <w:lang w:val="ar_AE" w:bidi="ar_AE"/>
         </w:rPr>
@@ -9891,6 +11303,22 @@
       </w:r>
       <w:r>
         <w:rPr>
+          <w:lang w:val="ar_AE" w:bidi="ar_AE"/>
+        </w:rPr>
+        <w:t>כִּֽי־קָר֥וֹב יוֹם־יְהוָ֖ה עַל־כָּל־הַ⁠גּוֹיִ֑ם</w:t>
+      </w:r>
+    </w:p>
+    <w:p>
+      <w:pPr>
+        <w:bidi/>
+      </w:pPr>
+      <w:r>
+        <w:rPr>
+          <w:lang w:val="ar_AE" w:bidi="ar_AE"/>
+        </w:rPr>
+      </w:r>
+      <w:r>
+        <w:rPr>
           <w:b/>
           <w:lang w:val="ar_AE" w:bidi="ar_AE"/>
         </w:rPr>
@@ -9983,6 +11411,22 @@
       </w:r>
       <w:r>
         <w:rPr>
+          <w:lang w:val="ar_AE" w:bidi="ar_AE"/>
+        </w:rPr>
+        <w:t>יוֹם־יְהוָ֖ה</w:t>
+      </w:r>
+    </w:p>
+    <w:p>
+      <w:pPr>
+        <w:bidi/>
+      </w:pPr>
+      <w:r>
+        <w:rPr>
+          <w:lang w:val="ar_AE" w:bidi="ar_AE"/>
+        </w:rPr>
+      </w:r>
+      <w:r>
+        <w:rPr>
           <w:b/>
           <w:lang w:val="ar_AE" w:bidi="ar_AE"/>
         </w:rPr>
@@ -10102,6 +11546,22 @@
       </w:r>
       <w:r>
         <w:rPr>
+          <w:lang w:val="ar_AE" w:bidi="ar_AE"/>
+        </w:rPr>
+        <w:t>קָר֥וֹב</w:t>
+      </w:r>
+    </w:p>
+    <w:p>
+      <w:pPr>
+        <w:bidi/>
+      </w:pPr>
+      <w:r>
+        <w:rPr>
+          <w:lang w:val="ar_AE" w:bidi="ar_AE"/>
+        </w:rPr>
+      </w:r>
+      <w:r>
+        <w:rPr>
           <w:b/>
           <w:lang w:val="ar_AE" w:bidi="ar_AE"/>
         </w:rPr>
@@ -10199,6 +11659,22 @@
       </w:r>
       <w:r>
         <w:rPr>
+          <w:lang w:val="ar_AE" w:bidi="ar_AE"/>
+        </w:rPr>
+        <w:t>יֵעָ֣שֶׂה לָּ֔⁠ךְ</w:t>
+      </w:r>
+    </w:p>
+    <w:p>
+      <w:pPr>
+        <w:bidi/>
+      </w:pPr>
+      <w:r>
+        <w:rPr>
+          <w:lang w:val="ar_AE" w:bidi="ar_AE"/>
+        </w:rPr>
+      </w:r>
+      <w:r>
+        <w:rPr>
           <w:b/>
           <w:lang w:val="ar_AE" w:bidi="ar_AE"/>
         </w:rPr>
@@ -10305,6 +11781,22 @@
       </w:r>
       <w:r>
         <w:rPr>
+          <w:lang w:val="ar_AE" w:bidi="ar_AE"/>
+        </w:rPr>
+        <w:t>גְּמֻלְ⁠ךָ֖ יָשׁ֥וּב בְּ⁠רֹאשֶֽׁ⁠ךָ</w:t>
+      </w:r>
+    </w:p>
+    <w:p>
+      <w:pPr>
+        <w:bidi/>
+      </w:pPr>
+      <w:r>
+        <w:rPr>
+          <w:lang w:val="ar_AE" w:bidi="ar_AE"/>
+        </w:rPr>
+      </w:r>
+      <w:r>
+        <w:rPr>
           <w:b/>
           <w:lang w:val="ar_AE" w:bidi="ar_AE"/>
         </w:rPr>
@@ -10411,6 +11903,22 @@
       </w:r>
       <w:r>
         <w:rPr>
+          <w:lang w:val="ar_AE" w:bidi="ar_AE"/>
+        </w:rPr>
+        <w:t>בְּ⁠רֹאשֶֽׁ⁠ךָ</w:t>
+      </w:r>
+    </w:p>
+    <w:p>
+      <w:pPr>
+        <w:bidi/>
+      </w:pPr>
+      <w:r>
+        <w:rPr>
+          <w:lang w:val="ar_AE" w:bidi="ar_AE"/>
+        </w:rPr>
+      </w:r>
+      <w:r>
+        <w:rPr>
           <w:b/>
           <w:lang w:val="ar_AE" w:bidi="ar_AE"/>
         </w:rPr>
@@ -10530,6 +12038,22 @@
       </w:r>
       <w:r>
         <w:rPr>
+          <w:lang w:val="ar_AE" w:bidi="ar_AE"/>
+        </w:rPr>
+        <w:t>כִּ֗י כַּֽ⁠אֲשֶׁ֤ר שְׁתִיתֶם֙</w:t>
+      </w:r>
+    </w:p>
+    <w:p>
+      <w:pPr>
+        <w:bidi/>
+      </w:pPr>
+      <w:r>
+        <w:rPr>
+          <w:lang w:val="ar_AE" w:bidi="ar_AE"/>
+        </w:rPr>
+      </w:r>
+      <w:r>
+        <w:rPr>
           <w:b/>
           <w:lang w:val="ar_AE" w:bidi="ar_AE"/>
         </w:rPr>
@@ -10622,6 +12146,22 @@
       </w:r>
       <w:r>
         <w:rPr>
+          <w:lang w:val="ar_AE" w:bidi="ar_AE"/>
+        </w:rPr>
+        <w:t>כַּֽ⁠אֲשֶׁ֤ר שְׁתִיתֶם֙</w:t>
+      </w:r>
+    </w:p>
+    <w:p>
+      <w:pPr>
+        <w:bidi/>
+      </w:pPr>
+      <w:r>
+        <w:rPr>
+          <w:lang w:val="ar_AE" w:bidi="ar_AE"/>
+        </w:rPr>
+      </w:r>
+      <w:r>
+        <w:rPr>
           <w:b/>
           <w:lang w:val="ar_AE" w:bidi="ar_AE"/>
         </w:rPr>
@@ -10727,6 +12267,22 @@
       </w:r>
       <w:r>
         <w:rPr>
+          <w:lang w:val="ar_AE" w:bidi="ar_AE"/>
+        </w:rPr>
+        <w:t>שְׁתִיתֶם֙</w:t>
+      </w:r>
+    </w:p>
+    <w:p>
+      <w:pPr>
+        <w:bidi/>
+      </w:pPr>
+      <w:r>
+        <w:rPr>
+          <w:lang w:val="ar_AE" w:bidi="ar_AE"/>
+        </w:rPr>
+      </w:r>
+      <w:r>
+        <w:rPr>
           <w:b/>
           <w:lang w:val="ar_AE" w:bidi="ar_AE"/>
         </w:rPr>
@@ -10833,6 +12389,22 @@
       </w:r>
       <w:r>
         <w:rPr>
+          <w:lang w:val="ar_AE" w:bidi="ar_AE"/>
+        </w:rPr>
+        <w:t>עַל־הַ֣ר קָדְשִׁ֔⁠י</w:t>
+      </w:r>
+    </w:p>
+    <w:p>
+      <w:pPr>
+        <w:bidi/>
+      </w:pPr>
+      <w:r>
+        <w:rPr>
+          <w:lang w:val="ar_AE" w:bidi="ar_AE"/>
+        </w:rPr>
+      </w:r>
+      <w:r>
+        <w:rPr>
           <w:b/>
           <w:lang w:val="ar_AE" w:bidi="ar_AE"/>
         </w:rPr>
@@ -10952,6 +12524,22 @@
       </w:r>
       <w:r>
         <w:rPr>
+          <w:lang w:val="ar_AE" w:bidi="ar_AE"/>
+        </w:rPr>
+        <w:t>יִשְׁתּ֥וּ כָֽל־הַ⁠גּוֹיִ֖ם תָּמִ֑יד</w:t>
+      </w:r>
+    </w:p>
+    <w:p>
+      <w:pPr>
+        <w:bidi/>
+      </w:pPr>
+      <w:r>
+        <w:rPr>
+          <w:lang w:val="ar_AE" w:bidi="ar_AE"/>
+        </w:rPr>
+      </w:r>
+      <w:r>
+        <w:rPr>
           <w:b/>
           <w:lang w:val="ar_AE" w:bidi="ar_AE"/>
         </w:rPr>
@@ -11071,6 +12659,22 @@
       </w:r>
       <w:r>
         <w:rPr>
+          <w:lang w:val="ar_AE" w:bidi="ar_AE"/>
+        </w:rPr>
+        <w:t>וְ⁠שָׁת֣וּ וְ⁠לָע֔וּ</w:t>
+      </w:r>
+    </w:p>
+    <w:p>
+      <w:pPr>
+        <w:bidi/>
+      </w:pPr>
+      <w:r>
+        <w:rPr>
+          <w:lang w:val="ar_AE" w:bidi="ar_AE"/>
+        </w:rPr>
+      </w:r>
+      <w:r>
+        <w:rPr>
           <w:b/>
           <w:lang w:val="ar_AE" w:bidi="ar_AE"/>
         </w:rPr>
@@ -11203,6 +12807,22 @@
       </w:r>
       <w:r>
         <w:rPr>
+          <w:lang w:val="ar_AE" w:bidi="ar_AE"/>
+        </w:rPr>
+        <w:t>וְ⁠שָׁת֣וּ וְ⁠לָע֔וּ</w:t>
+      </w:r>
+    </w:p>
+    <w:p>
+      <w:pPr>
+        <w:bidi/>
+      </w:pPr>
+      <w:r>
+        <w:rPr>
+          <w:lang w:val="ar_AE" w:bidi="ar_AE"/>
+        </w:rPr>
+      </w:r>
+      <w:r>
+        <w:rPr>
           <w:b/>
           <w:lang w:val="ar_AE" w:bidi="ar_AE"/>
         </w:rPr>
@@ -11321,6 +12941,22 @@
       </w:r>
       <w:r>
         <w:rPr>
+          <w:lang w:val="ar_AE" w:bidi="ar_AE"/>
+        </w:rPr>
+        <w:t>וּ⁠בְ⁠הַ֥ר צִיּ֛וֹן תִּהְיֶ֥ה פְלֵיטָ֖ה</w:t>
+      </w:r>
+    </w:p>
+    <w:p>
+      <w:pPr>
+        <w:bidi/>
+      </w:pPr>
+      <w:r>
+        <w:rPr>
+          <w:lang w:val="ar_AE" w:bidi="ar_AE"/>
+        </w:rPr>
+      </w:r>
+      <w:r>
+        <w:rPr>
           <w:b/>
           <w:lang w:val="ar_AE" w:bidi="ar_AE"/>
         </w:rPr>
@@ -11369,7 +13005,7 @@
         </w:rPr>
         <w:t xml:space="preserve">" إلى شعب إسرائيل الذين سيبقون أحياء في أورشليم بعد أن يُكمل يهوه عقاب الأمم الأخرى. وكما جاء في </w:t>
       </w:r>
-      <w:hyperlink r:id="rId19">
+      <w:hyperlink r:id="rId21">
         <w:r>
           <w:rPr>
             <w:lang w:val="ar_AE" w:bidi="ar_AE"/>
@@ -11458,6 +13094,22 @@
       </w:r>
       <w:r>
         <w:rPr>
+          <w:lang w:val="ar_AE" w:bidi="ar_AE"/>
+        </w:rPr>
+        <w:t>וּ⁠בְ⁠הַ֥ר צִיּ֛וֹן</w:t>
+      </w:r>
+    </w:p>
+    <w:p>
+      <w:pPr>
+        <w:bidi/>
+      </w:pPr>
+      <w:r>
+        <w:rPr>
+          <w:lang w:val="ar_AE" w:bidi="ar_AE"/>
+        </w:rPr>
+      </w:r>
+      <w:r>
+        <w:rPr>
           <w:b/>
           <w:lang w:val="ar_AE" w:bidi="ar_AE"/>
         </w:rPr>
@@ -11550,6 +13202,22 @@
       </w:r>
       <w:r>
         <w:rPr>
+          <w:lang w:val="ar_AE" w:bidi="ar_AE"/>
+        </w:rPr>
+        <w:t>וְ⁠הָ֣יָה קֹ֑דֶשׁ</w:t>
+      </w:r>
+    </w:p>
+    <w:p>
+      <w:pPr>
+        <w:bidi/>
+      </w:pPr>
+      <w:r>
+        <w:rPr>
+          <w:lang w:val="ar_AE" w:bidi="ar_AE"/>
+        </w:rPr>
+      </w:r>
+      <w:r>
+        <w:rPr>
           <w:b/>
           <w:lang w:val="ar_AE" w:bidi="ar_AE"/>
         </w:rPr>
@@ -11669,6 +13337,22 @@
       </w:r>
       <w:r>
         <w:rPr>
+          <w:lang w:val="ar_AE" w:bidi="ar_AE"/>
+        </w:rPr>
+        <w:t>בֵּ֣ית יַֽעֲקֹ֔ב</w:t>
+      </w:r>
+    </w:p>
+    <w:p>
+      <w:pPr>
+        <w:bidi/>
+      </w:pPr>
+      <w:r>
+        <w:rPr>
+          <w:lang w:val="ar_AE" w:bidi="ar_AE"/>
+        </w:rPr>
+      </w:r>
+      <w:r>
+        <w:rPr>
           <w:b/>
           <w:lang w:val="ar_AE" w:bidi="ar_AE"/>
         </w:rPr>
@@ -11788,6 +13472,22 @@
       </w:r>
       <w:r>
         <w:rPr>
+          <w:lang w:val="ar_AE" w:bidi="ar_AE"/>
+        </w:rPr>
+        <w:t>אֵ֖ת מוֹרָֽשֵׁי⁠הֶם</w:t>
+      </w:r>
+    </w:p>
+    <w:p>
+      <w:pPr>
+        <w:bidi/>
+      </w:pPr>
+      <w:r>
+        <w:rPr>
+          <w:lang w:val="ar_AE" w:bidi="ar_AE"/>
+        </w:rPr>
+      </w:r>
+      <w:r>
+        <w:rPr>
           <w:b/>
           <w:lang w:val="ar_AE" w:bidi="ar_AE"/>
         </w:rPr>
@@ -11885,6 +13585,22 @@
       </w:r>
       <w:r>
         <w:rPr>
+          <w:lang w:val="ar_AE" w:bidi="ar_AE"/>
+        </w:rPr>
+        <w:t>וְ⁠הָיָה֩ בֵית־יַעֲקֹ֨ב אֵ֜שׁ וּ⁠בֵ֧ית יוֹסֵ֣ף לֶהָבָ֗ה</w:t>
+      </w:r>
+    </w:p>
+    <w:p>
+      <w:pPr>
+        <w:bidi/>
+      </w:pPr>
+      <w:r>
+        <w:rPr>
+          <w:lang w:val="ar_AE" w:bidi="ar_AE"/>
+        </w:rPr>
+      </w:r>
+      <w:r>
+        <w:rPr>
           <w:b/>
           <w:lang w:val="ar_AE" w:bidi="ar_AE"/>
         </w:rPr>
@@ -11991,6 +13707,22 @@
       </w:r>
       <w:r>
         <w:rPr>
+          <w:lang w:val="ar_AE" w:bidi="ar_AE"/>
+        </w:rPr>
+        <w:t>בֵית־יַעֲקֹ֨ב</w:t>
+      </w:r>
+    </w:p>
+    <w:p>
+      <w:pPr>
+        <w:bidi/>
+      </w:pPr>
+      <w:r>
+        <w:rPr>
+          <w:lang w:val="ar_AE" w:bidi="ar_AE"/>
+        </w:rPr>
+      </w:r>
+      <w:r>
+        <w:rPr>
           <w:b/>
           <w:lang w:val="ar_AE" w:bidi="ar_AE"/>
         </w:rPr>
@@ -12110,6 +13842,22 @@
       </w:r>
       <w:r>
         <w:rPr>
+          <w:lang w:val="ar_AE" w:bidi="ar_AE"/>
+        </w:rPr>
+        <w:t>וּ⁠בֵ֧ית יוֹסֵ֣ף</w:t>
+      </w:r>
+    </w:p>
+    <w:p>
+      <w:pPr>
+        <w:bidi/>
+      </w:pPr>
+      <w:r>
+        <w:rPr>
+          <w:lang w:val="ar_AE" w:bidi="ar_AE"/>
+        </w:rPr>
+      </w:r>
+      <w:r>
+        <w:rPr>
           <w:b/>
           <w:lang w:val="ar_AE" w:bidi="ar_AE"/>
         </w:rPr>
@@ -12216,6 +13964,22 @@
       </w:r>
       <w:r>
         <w:rPr>
+          <w:lang w:val="ar_AE" w:bidi="ar_AE"/>
+        </w:rPr>
+        <w:t>וּ⁠בֵ֤ית עֵשָׂו֙ &amp; לְ⁠בֵ֣ית עֵשָׂ֔ו</w:t>
+      </w:r>
+    </w:p>
+    <w:p>
+      <w:pPr>
+        <w:bidi/>
+      </w:pPr>
+      <w:r>
+        <w:rPr>
+          <w:lang w:val="ar_AE" w:bidi="ar_AE"/>
+        </w:rPr>
+      </w:r>
+      <w:r>
+        <w:rPr>
           <w:b/>
           <w:lang w:val="ar_AE" w:bidi="ar_AE"/>
         </w:rPr>
@@ -12336,6 +14100,22 @@
       </w:r>
       <w:r>
         <w:rPr>
+          <w:lang w:val="ar_AE" w:bidi="ar_AE"/>
+        </w:rPr>
+        <w:t>אֵ֜שׁ &amp; לֶהָבָ֗ה &amp; לְ⁠קַ֔שׁ</w:t>
+      </w:r>
+    </w:p>
+    <w:p>
+      <w:pPr>
+        <w:bidi/>
+      </w:pPr>
+      <w:r>
+        <w:rPr>
+          <w:lang w:val="ar_AE" w:bidi="ar_AE"/>
+        </w:rPr>
+      </w:r>
+      <w:r>
+        <w:rPr>
           <w:b/>
           <w:lang w:val="ar_AE" w:bidi="ar_AE"/>
         </w:rPr>
@@ -12428,6 +14208,22 @@
       </w:r>
       <w:r>
         <w:rPr>
+          <w:lang w:val="ar_AE" w:bidi="ar_AE"/>
+        </w:rPr>
+        <w:t>לְ⁠קַ֔שׁ</w:t>
+      </w:r>
+    </w:p>
+    <w:p>
+      <w:pPr>
+        <w:bidi/>
+      </w:pPr>
+      <w:r>
+        <w:rPr>
+          <w:lang w:val="ar_AE" w:bidi="ar_AE"/>
+        </w:rPr>
+      </w:r>
+      <w:r>
+        <w:rPr>
           <w:b/>
           <w:lang w:val="ar_AE" w:bidi="ar_AE"/>
         </w:rPr>
@@ -12547,6 +14343,22 @@
       </w:r>
       <w:r>
         <w:rPr>
+          <w:lang w:val="ar_AE" w:bidi="ar_AE"/>
+        </w:rPr>
+        <w:t>וְ⁠דָלְק֥וּ בָ⁠הֶ֖ם וַ⁠אֲכָל֑וּ⁠ם</w:t>
+      </w:r>
+    </w:p>
+    <w:p>
+      <w:pPr>
+        <w:bidi/>
+      </w:pPr>
+      <w:r>
+        <w:rPr>
+          <w:lang w:val="ar_AE" w:bidi="ar_AE"/>
+        </w:rPr>
+      </w:r>
+      <w:r>
+        <w:rPr>
           <w:b/>
           <w:lang w:val="ar_AE" w:bidi="ar_AE"/>
         </w:rPr>
@@ -12679,6 +14491,22 @@
       </w:r>
       <w:r>
         <w:rPr>
+          <w:lang w:val="ar_AE" w:bidi="ar_AE"/>
+        </w:rPr>
+        <w:t>כִּ֥י</w:t>
+      </w:r>
+    </w:p>
+    <w:p>
+      <w:pPr>
+        <w:bidi/>
+      </w:pPr>
+      <w:r>
+        <w:rPr>
+          <w:lang w:val="ar_AE" w:bidi="ar_AE"/>
+        </w:rPr>
+      </w:r>
+      <w:r>
+        <w:rPr>
           <w:b/>
           <w:lang w:val="ar_AE" w:bidi="ar_AE"/>
         </w:rPr>
@@ -12785,6 +14613,22 @@
       </w:r>
       <w:r>
         <w:rPr>
+          <w:lang w:val="ar_AE" w:bidi="ar_AE"/>
+        </w:rPr>
+        <w:t>כִּ֥י יְהוָ֖ה דִּבֵּֽר</w:t>
+      </w:r>
+    </w:p>
+    <w:p>
+      <w:pPr>
+        <w:bidi/>
+      </w:pPr>
+      <w:r>
+        <w:rPr>
+          <w:lang w:val="ar_AE" w:bidi="ar_AE"/>
+        </w:rPr>
+      </w:r>
+      <w:r>
+        <w:rPr>
           <w:b/>
           <w:lang w:val="ar_AE" w:bidi="ar_AE"/>
         </w:rPr>
@@ -12891,6 +14735,22 @@
       </w:r>
       <w:r>
         <w:rPr>
+          <w:lang w:val="ar_AE" w:bidi="ar_AE"/>
+        </w:rPr>
+        <w:t>וְ⁠יָרְשׁ֨וּ</w:t>
+      </w:r>
+    </w:p>
+    <w:p>
+      <w:pPr>
+        <w:bidi/>
+      </w:pPr>
+      <w:r>
+        <w:rPr>
+          <w:lang w:val="ar_AE" w:bidi="ar_AE"/>
+        </w:rPr>
+      </w:r>
+      <w:r>
+        <w:rPr>
           <w:b/>
           <w:lang w:val="ar_AE" w:bidi="ar_AE"/>
         </w:rPr>
@@ -12975,6 +14835,22 @@
       </w:r>
       <w:r>
         <w:rPr>
+          <w:lang w:val="ar_AE" w:bidi="ar_AE"/>
+        </w:rPr>
+        <w:t>הַ⁠נֶּ֜גֶב</w:t>
+      </w:r>
+    </w:p>
+    <w:p>
+      <w:pPr>
+        <w:bidi/>
+      </w:pPr>
+      <w:r>
+        <w:rPr>
+          <w:lang w:val="ar_AE" w:bidi="ar_AE"/>
+        </w:rPr>
+      </w:r>
+      <w:r>
+        <w:rPr>
           <w:b/>
           <w:lang w:val="ar_AE" w:bidi="ar_AE"/>
         </w:rPr>
@@ -13088,6 +14964,22 @@
       </w:r>
       <w:r>
         <w:rPr>
+          <w:lang w:val="ar_AE" w:bidi="ar_AE"/>
+        </w:rPr>
+        <w:t>אֶת־הַ֣ר עֵשָׂ֗ו</w:t>
+      </w:r>
+    </w:p>
+    <w:p>
+      <w:pPr>
+        <w:bidi/>
+      </w:pPr>
+      <w:r>
+        <w:rPr>
+          <w:lang w:val="ar_AE" w:bidi="ar_AE"/>
+        </w:rPr>
+      </w:r>
+      <w:r>
+        <w:rPr>
           <w:b/>
           <w:lang w:val="ar_AE" w:bidi="ar_AE"/>
         </w:rPr>
@@ -13194,6 +15086,22 @@
       </w:r>
       <w:r>
         <w:rPr>
+          <w:lang w:val="ar_AE" w:bidi="ar_AE"/>
+        </w:rPr>
+        <w:t>וְ⁠הַ⁠שְּׁפֵלָה֙</w:t>
+      </w:r>
+    </w:p>
+    <w:p>
+      <w:pPr>
+        <w:bidi/>
+      </w:pPr>
+      <w:r>
+        <w:rPr>
+          <w:lang w:val="ar_AE" w:bidi="ar_AE"/>
+        </w:rPr>
+      </w:r>
+      <w:r>
+        <w:rPr>
           <w:b/>
           <w:lang w:val="ar_AE" w:bidi="ar_AE"/>
         </w:rPr>
@@ -13307,6 +15215,22 @@
       </w:r>
       <w:r>
         <w:rPr>
+          <w:lang w:val="ar_AE" w:bidi="ar_AE"/>
+        </w:rPr>
+        <w:t>וְ⁠הַ⁠שְּׁפֵלָה֙ אֶת־פְּלִשְׁתִּ֔ים</w:t>
+      </w:r>
+    </w:p>
+    <w:p>
+      <w:pPr>
+        <w:bidi/>
+      </w:pPr>
+      <w:r>
+        <w:rPr>
+          <w:lang w:val="ar_AE" w:bidi="ar_AE"/>
+        </w:rPr>
+      </w:r>
+      <w:r>
+        <w:rPr>
           <w:b/>
           <w:lang w:val="ar_AE" w:bidi="ar_AE"/>
         </w:rPr>
@@ -13426,6 +15350,22 @@
       </w:r>
       <w:r>
         <w:rPr>
+          <w:lang w:val="ar_AE" w:bidi="ar_AE"/>
+        </w:rPr>
+        <w:t>אֶת־פְּלִשְׁתִּ֔ים</w:t>
+      </w:r>
+    </w:p>
+    <w:p>
+      <w:pPr>
+        <w:bidi/>
+      </w:pPr>
+      <w:r>
+        <w:rPr>
+          <w:lang w:val="ar_AE" w:bidi="ar_AE"/>
+        </w:rPr>
+      </w:r>
+      <w:r>
+        <w:rPr>
           <w:b/>
           <w:lang w:val="ar_AE" w:bidi="ar_AE"/>
         </w:rPr>
@@ -13545,6 +15485,22 @@
       </w:r>
       <w:r>
         <w:rPr>
+          <w:lang w:val="ar_AE" w:bidi="ar_AE"/>
+        </w:rPr>
+        <w:t>וְ⁠יָרְשׁוּ֙</w:t>
+      </w:r>
+    </w:p>
+    <w:p>
+      <w:pPr>
+        <w:bidi/>
+      </w:pPr>
+      <w:r>
+        <w:rPr>
+          <w:lang w:val="ar_AE" w:bidi="ar_AE"/>
+        </w:rPr>
+      </w:r>
+      <w:r>
+        <w:rPr>
           <w:b/>
           <w:lang w:val="ar_AE" w:bidi="ar_AE"/>
         </w:rPr>
@@ -13629,6 +15585,22 @@
       </w:r>
       <w:r>
         <w:rPr>
+          <w:lang w:val="ar_AE" w:bidi="ar_AE"/>
+        </w:rPr>
+        <w:t>אֶת־שְׂדֵ֣ה אֶפְרַ֔יִם וְ⁠אֵ֖ת שְׂדֵ֣ה שֹׁמְר֑וֹן</w:t>
+      </w:r>
+    </w:p>
+    <w:p>
+      <w:pPr>
+        <w:bidi/>
+      </w:pPr>
+      <w:r>
+        <w:rPr>
+          <w:lang w:val="ar_AE" w:bidi="ar_AE"/>
+        </w:rPr>
+      </w:r>
+      <w:r>
+        <w:rPr>
           <w:b/>
           <w:lang w:val="ar_AE" w:bidi="ar_AE"/>
         </w:rPr>
@@ -13748,6 +15720,22 @@
       </w:r>
       <w:r>
         <w:rPr>
+          <w:lang w:val="ar_AE" w:bidi="ar_AE"/>
+        </w:rPr>
+        <w:t>וּ⁠בִנְיָמִ֖ן</w:t>
+      </w:r>
+    </w:p>
+    <w:p>
+      <w:pPr>
+        <w:bidi/>
+      </w:pPr>
+      <w:r>
+        <w:rPr>
+          <w:lang w:val="ar_AE" w:bidi="ar_AE"/>
+        </w:rPr>
+      </w:r>
+      <w:r>
+        <w:rPr>
           <w:b/>
           <w:lang w:val="ar_AE" w:bidi="ar_AE"/>
         </w:rPr>
@@ -13867,6 +15855,22 @@
       </w:r>
       <w:r>
         <w:rPr>
+          <w:lang w:val="ar_AE" w:bidi="ar_AE"/>
+        </w:rPr>
+        <w:t>וּ⁠בִנְיָמִ֖ן אֶת־הַ⁠גִּלְעָֽד</w:t>
+      </w:r>
+    </w:p>
+    <w:p>
+      <w:pPr>
+        <w:bidi/>
+      </w:pPr>
+      <w:r>
+        <w:rPr>
+          <w:lang w:val="ar_AE" w:bidi="ar_AE"/>
+        </w:rPr>
+      </w:r>
+      <w:r>
+        <w:rPr>
           <w:b/>
           <w:lang w:val="ar_AE" w:bidi="ar_AE"/>
         </w:rPr>
@@ -13986,6 +15990,22 @@
       </w:r>
       <w:r>
         <w:rPr>
+          <w:lang w:val="ar_AE" w:bidi="ar_AE"/>
+        </w:rPr>
+        <w:t>אֶת־הַ⁠גִּלְעָֽד</w:t>
+      </w:r>
+    </w:p>
+    <w:p>
+      <w:pPr>
+        <w:bidi/>
+      </w:pPr>
+      <w:r>
+        <w:rPr>
+          <w:lang w:val="ar_AE" w:bidi="ar_AE"/>
+        </w:rPr>
+      </w:r>
+      <w:r>
+        <w:rPr>
           <w:b/>
           <w:lang w:val="ar_AE" w:bidi="ar_AE"/>
         </w:rPr>
@@ -14085,6 +16105,22 @@
       </w:r>
       <w:r>
         <w:rPr>
+          <w:lang w:val="ar_AE" w:bidi="ar_AE"/>
+        </w:rPr>
+        <w:t>וְ⁠גָלֻ֣ת הַֽ⁠חֵל־הַ֠⁠זֶּה</w:t>
+      </w:r>
+    </w:p>
+    <w:p>
+      <w:pPr>
+        <w:bidi/>
+      </w:pPr>
+      <w:r>
+        <w:rPr>
+          <w:lang w:val="ar_AE" w:bidi="ar_AE"/>
+        </w:rPr>
+      </w:r>
+      <w:r>
+        <w:rPr>
           <w:b/>
           <w:lang w:val="ar_AE" w:bidi="ar_AE"/>
         </w:rPr>
@@ -14204,6 +16240,22 @@
       </w:r>
       <w:r>
         <w:rPr>
+          <w:lang w:val="ar_AE" w:bidi="ar_AE"/>
+        </w:rPr>
+        <w:t>הַֽ⁠חֵל</w:t>
+      </w:r>
+    </w:p>
+    <w:p>
+      <w:pPr>
+        <w:bidi/>
+      </w:pPr>
+      <w:r>
+        <w:rPr>
+          <w:lang w:val="ar_AE" w:bidi="ar_AE"/>
+        </w:rPr>
+      </w:r>
+      <w:r>
+        <w:rPr>
           <w:b/>
           <w:lang w:val="ar_AE" w:bidi="ar_AE"/>
         </w:rPr>
@@ -14287,6 +16339,22 @@
       </w:r>
       <w:r>
         <w:rPr>
+          <w:lang w:val="ar_AE" w:bidi="ar_AE"/>
+        </w:rPr>
+        <w:t>לִ⁠בְנֵ֨י יִשְׂרָאֵ֤ל</w:t>
+      </w:r>
+    </w:p>
+    <w:p>
+      <w:pPr>
+        <w:bidi/>
+      </w:pPr>
+      <w:r>
+        <w:rPr>
+          <w:lang w:val="ar_AE" w:bidi="ar_AE"/>
+        </w:rPr>
+      </w:r>
+      <w:r>
+        <w:rPr>
           <w:b/>
           <w:lang w:val="ar_AE" w:bidi="ar_AE"/>
         </w:rPr>
@@ -14445,6 +16513,22 @@
       </w:r>
       <w:r>
         <w:rPr>
+          <w:lang w:val="ar_AE" w:bidi="ar_AE"/>
+        </w:rPr>
+        <w:t>אֲשֶֽׁר־כְּנַעֲנִים֙</w:t>
+      </w:r>
+    </w:p>
+    <w:p>
+      <w:pPr>
+        <w:bidi/>
+      </w:pPr>
+      <w:r>
+        <w:rPr>
+          <w:lang w:val="ar_AE" w:bidi="ar_AE"/>
+        </w:rPr>
+      </w:r>
+      <w:r>
+        <w:rPr>
           <w:b/>
           <w:lang w:val="ar_AE" w:bidi="ar_AE"/>
         </w:rPr>
@@ -14551,6 +16635,22 @@
       </w:r>
       <w:r>
         <w:rPr>
+          <w:lang w:val="ar_AE" w:bidi="ar_AE"/>
+        </w:rPr>
+        <w:t>עַד־צָ֣רְפַ֔ת</w:t>
+      </w:r>
+    </w:p>
+    <w:p>
+      <w:pPr>
+        <w:bidi/>
+      </w:pPr>
+      <w:r>
+        <w:rPr>
+          <w:lang w:val="ar_AE" w:bidi="ar_AE"/>
+        </w:rPr>
+      </w:r>
+      <w:r>
+        <w:rPr>
           <w:b/>
           <w:lang w:val="ar_AE" w:bidi="ar_AE"/>
         </w:rPr>
@@ -14657,6 +16757,22 @@
       </w:r>
       <w:r>
         <w:rPr>
+          <w:lang w:val="ar_AE" w:bidi="ar_AE"/>
+        </w:rPr>
+        <w:t>עַד־צָ֣רְפַ֔ת</w:t>
+      </w:r>
+    </w:p>
+    <w:p>
+      <w:pPr>
+        <w:bidi/>
+      </w:pPr>
+      <w:r>
+        <w:rPr>
+          <w:lang w:val="ar_AE" w:bidi="ar_AE"/>
+        </w:rPr>
+      </w:r>
+      <w:r>
+        <w:rPr>
           <w:b/>
           <w:lang w:val="ar_AE" w:bidi="ar_AE"/>
         </w:rPr>
@@ -14761,6 +16877,22 @@
       </w:r>
       <w:r>
         <w:rPr>
+          <w:lang w:val="ar_AE" w:bidi="ar_AE"/>
+        </w:rPr>
+        <w:t>וְ⁠גָלֻ֥ת יְרוּשָׁלִַ֖ם</w:t>
+      </w:r>
+    </w:p>
+    <w:p>
+      <w:pPr>
+        <w:bidi/>
+      </w:pPr>
+      <w:r>
+        <w:rPr>
+          <w:lang w:val="ar_AE" w:bidi="ar_AE"/>
+        </w:rPr>
+      </w:r>
+      <w:r>
+        <w:rPr>
           <w:b/>
           <w:lang w:val="ar_AE" w:bidi="ar_AE"/>
         </w:rPr>
@@ -14880,6 +17012,22 @@
       </w:r>
       <w:r>
         <w:rPr>
+          <w:lang w:val="ar_AE" w:bidi="ar_AE"/>
+        </w:rPr>
+        <w:t>בִּ⁠סְפָרַ֑ד</w:t>
+      </w:r>
+    </w:p>
+    <w:p>
+      <w:pPr>
+        <w:bidi/>
+      </w:pPr>
+      <w:r>
+        <w:rPr>
+          <w:lang w:val="ar_AE" w:bidi="ar_AE"/>
+        </w:rPr>
+      </w:r>
+      <w:r>
+        <w:rPr>
           <w:b/>
           <w:lang w:val="ar_AE" w:bidi="ar_AE"/>
         </w:rPr>
@@ -14993,6 +17141,22 @@
       </w:r>
       <w:r>
         <w:rPr>
+          <w:lang w:val="ar_AE" w:bidi="ar_AE"/>
+        </w:rPr>
+        <w:t>יִֽרְשׁ֕וּ</w:t>
+      </w:r>
+    </w:p>
+    <w:p>
+      <w:pPr>
+        <w:bidi/>
+      </w:pPr>
+      <w:r>
+        <w:rPr>
+          <w:lang w:val="ar_AE" w:bidi="ar_AE"/>
+        </w:rPr>
+      </w:r>
+      <w:r>
+        <w:rPr>
           <w:b/>
           <w:lang w:val="ar_AE" w:bidi="ar_AE"/>
         </w:rPr>
@@ -15112,6 +17276,22 @@
       </w:r>
       <w:r>
         <w:rPr>
+          <w:lang w:val="ar_AE" w:bidi="ar_AE"/>
+        </w:rPr>
+        <w:t>הַ⁠נֶּֽגֶב</w:t>
+      </w:r>
+    </w:p>
+    <w:p>
+      <w:pPr>
+        <w:bidi/>
+      </w:pPr>
+      <w:r>
+        <w:rPr>
+          <w:lang w:val="ar_AE" w:bidi="ar_AE"/>
+        </w:rPr>
+      </w:r>
+      <w:r>
+        <w:rPr>
           <w:b/>
           <w:lang w:val="ar_AE" w:bidi="ar_AE"/>
         </w:rPr>
@@ -15154,7 +17334,7 @@
         </w:rPr>
         <w:t>هو اسم المنطقة الجنوبية من يهوذا، وهي منطقة جافة وصخرية وقاحلة. انظر كيف ترجمت هذا في العدد</w:t>
       </w:r>
-      <w:hyperlink r:id="rId20">
+      <w:hyperlink r:id="rId22">
         <w:r>
           <w:rPr>
             <w:lang w:val="ar_AE" w:bidi="ar_AE"/>
@@ -15243,6 +17423,22 @@
       </w:r>
       <w:r>
         <w:rPr>
+          <w:lang w:val="ar_AE" w:bidi="ar_AE"/>
+        </w:rPr>
+        <w:t>וְ⁠עָל֤וּ מֽוֹשִׁעִים֙ בְּ⁠הַ֣ר צִיּ֔וֹן לִ⁠שְׁפֹּ֖ט אֶת־הַ֣ר עֵשָׂ֑ו</w:t>
+      </w:r>
+    </w:p>
+    <w:p>
+      <w:pPr>
+        <w:bidi/>
+      </w:pPr>
+      <w:r>
+        <w:rPr>
+          <w:lang w:val="ar_AE" w:bidi="ar_AE"/>
+        </w:rPr>
+      </w:r>
+      <w:r>
+        <w:rPr>
           <w:b/>
           <w:lang w:val="ar_AE" w:bidi="ar_AE"/>
         </w:rPr>
@@ -15349,6 +17545,22 @@
       </w:r>
       <w:r>
         <w:rPr>
+          <w:lang w:val="ar_AE" w:bidi="ar_AE"/>
+        </w:rPr>
+        <w:t>מֽוֹשִׁעִים֙</w:t>
+      </w:r>
+    </w:p>
+    <w:p>
+      <w:pPr>
+        <w:bidi/>
+      </w:pPr>
+      <w:r>
+        <w:rPr>
+          <w:lang w:val="ar_AE" w:bidi="ar_AE"/>
+        </w:rPr>
+      </w:r>
+      <w:r>
+        <w:rPr>
           <w:b/>
           <w:lang w:val="ar_AE" w:bidi="ar_AE"/>
         </w:rPr>
@@ -15446,6 +17658,22 @@
       </w:r>
       <w:r>
         <w:rPr>
+          <w:lang w:val="ar_AE" w:bidi="ar_AE"/>
+        </w:rPr>
+        <w:t>בְּ⁠הַ֣ר צִיּ֔וֹן</w:t>
+      </w:r>
+    </w:p>
+    <w:p>
+      <w:pPr>
+        <w:bidi/>
+      </w:pPr>
+      <w:r>
+        <w:rPr>
+          <w:lang w:val="ar_AE" w:bidi="ar_AE"/>
+        </w:rPr>
+      </w:r>
+      <w:r>
+        <w:rPr>
           <w:b/>
           <w:lang w:val="ar_AE" w:bidi="ar_AE"/>
         </w:rPr>
@@ -15552,6 +17780,22 @@
       </w:r>
       <w:r>
         <w:rPr>
+          <w:lang w:val="ar_AE" w:bidi="ar_AE"/>
+        </w:rPr>
+        <w:t>אֶת־הַ֣ר עֵשָׂ֑ו</w:t>
+      </w:r>
+    </w:p>
+    <w:p>
+      <w:pPr>
+        <w:bidi/>
+      </w:pPr>
+      <w:r>
+        <w:rPr>
+          <w:lang w:val="ar_AE" w:bidi="ar_AE"/>
+        </w:rPr>
+      </w:r>
+      <w:r>
+        <w:rPr>
           <w:b/>
           <w:lang w:val="ar_AE" w:bidi="ar_AE"/>
         </w:rPr>
@@ -15645,6 +17889,22 @@
         <w:rPr>
           <w:lang w:val="ar_AE" w:bidi="ar_AE"/>
         </w:rPr>
+      </w:r>
+    </w:p>
+    <w:p>
+      <w:pPr>
+        <w:bidi/>
+      </w:pPr>
+      <w:r>
+        <w:rPr>
+          <w:lang w:val="ar_AE" w:bidi="ar_AE"/>
+        </w:rPr>
+      </w:r>
+      <w:r>
+        <w:rPr>
+          <w:lang w:val="ar_AE" w:bidi="ar_AE"/>
+        </w:rPr>
+        <w:t>וְ⁠הָיְתָ֥ה לַֽ⁠יהוָ֖ה הַ⁠מְּלוּכָֽה</w:t>
       </w:r>
     </w:p>
     <w:p>

--- a/arb/docx/31.content.docx
+++ b/arb/docx/31.content.docx
@@ -606,6 +606,22 @@
       </w:r>
       <w:r>
         <w:rPr>
+          <w:lang w:val="ar_AE" w:bidi="ar_AE"/>
+        </w:rPr>
+        <w:t>יְהוִ֜ה</w:t>
+      </w:r>
+    </w:p>
+    <w:p>
+      <w:pPr>
+        <w:bidi/>
+      </w:pPr>
+      <w:r>
+        <w:rPr>
+          <w:lang w:val="ar_AE" w:bidi="ar_AE"/>
+        </w:rPr>
+      </w:r>
+      <w:r>
+        <w:rPr>
           <w:b/>
           <w:lang w:val="ar_AE" w:bidi="ar_AE"/>
         </w:rPr>
@@ -711,6 +727,22 @@
       </w:r>
       <w:r>
         <w:rPr>
+          <w:lang w:val="ar_AE" w:bidi="ar_AE"/>
+        </w:rPr>
+        <w:t>ק֛וּמוּ</w:t>
+      </w:r>
+    </w:p>
+    <w:p>
+      <w:pPr>
+        <w:bidi/>
+      </w:pPr>
+      <w:r>
+        <w:rPr>
+          <w:lang w:val="ar_AE" w:bidi="ar_AE"/>
+        </w:rPr>
+      </w:r>
+      <w:r>
+        <w:rPr>
           <w:b/>
           <w:lang w:val="ar_AE" w:bidi="ar_AE"/>
         </w:rPr>
@@ -803,6 +835,22 @@
       </w:r>
       <w:r>
         <w:rPr>
+          <w:lang w:val="ar_AE" w:bidi="ar_AE"/>
+        </w:rPr>
+        <w:t>הִנֵּ֥ה קָטֹ֛ן נְתַתִּ֖י⁠ךָ</w:t>
+      </w:r>
+    </w:p>
+    <w:p>
+      <w:pPr>
+        <w:bidi/>
+      </w:pPr>
+      <w:r>
+        <w:rPr>
+          <w:lang w:val="ar_AE" w:bidi="ar_AE"/>
+        </w:rPr>
+      </w:r>
+      <w:r>
+        <w:rPr>
           <w:b/>
           <w:lang w:val="ar_AE" w:bidi="ar_AE"/>
         </w:rPr>
@@ -895,6 +943,22 @@
       </w:r>
       <w:r>
         <w:rPr>
+          <w:lang w:val="ar_AE" w:bidi="ar_AE"/>
+        </w:rPr>
+        <w:t>הִנֵּ֥ה</w:t>
+      </w:r>
+    </w:p>
+    <w:p>
+      <w:pPr>
+        <w:bidi/>
+      </w:pPr>
+      <w:r>
+        <w:rPr>
+          <w:lang w:val="ar_AE" w:bidi="ar_AE"/>
+        </w:rPr>
+      </w:r>
+      <w:r>
+        <w:rPr>
           <w:b/>
           <w:lang w:val="ar_AE" w:bidi="ar_AE"/>
         </w:rPr>
@@ -965,6 +1029,22 @@
       </w:r>
       <w:r>
         <w:rPr>
+          <w:lang w:val="ar_AE" w:bidi="ar_AE"/>
+        </w:rPr>
+        <w:t>קָטֹ֛ן נְתַתִּ֖י⁠ךָ בַּ⁠גּוֹיִ֑ם בָּז֥וּי אַתָּ֖ה מְאֹֽד</w:t>
+      </w:r>
+    </w:p>
+    <w:p>
+      <w:pPr>
+        <w:bidi/>
+      </w:pPr>
+      <w:r>
+        <w:rPr>
+          <w:lang w:val="ar_AE" w:bidi="ar_AE"/>
+        </w:rPr>
+      </w:r>
+      <w:r>
+        <w:rPr>
           <w:b/>
           <w:lang w:val="ar_AE" w:bidi="ar_AE"/>
         </w:rPr>
@@ -1057,6 +1137,22 @@
       </w:r>
       <w:r>
         <w:rPr>
+          <w:lang w:val="ar_AE" w:bidi="ar_AE"/>
+        </w:rPr>
+        <w:t>קָטֹ֛ן נְתַתִּ֖י⁠ךָ בַּ⁠גּוֹיִ֑ם</w:t>
+      </w:r>
+    </w:p>
+    <w:p>
+      <w:pPr>
+        <w:bidi/>
+      </w:pPr>
+      <w:r>
+        <w:rPr>
+          <w:lang w:val="ar_AE" w:bidi="ar_AE"/>
+        </w:rPr>
+      </w:r>
+      <w:r>
+        <w:rPr>
           <w:b/>
           <w:lang w:val="ar_AE" w:bidi="ar_AE"/>
         </w:rPr>
@@ -1149,6 +1245,22 @@
       </w:r>
       <w:r>
         <w:rPr>
+          <w:lang w:val="ar_AE" w:bidi="ar_AE"/>
+        </w:rPr>
+        <w:t>בָּז֥וּי אַתָּ֖ה מְאֹֽד</w:t>
+      </w:r>
+    </w:p>
+    <w:p>
+      <w:pPr>
+        <w:bidi/>
+      </w:pPr>
+      <w:r>
+        <w:rPr>
+          <w:lang w:val="ar_AE" w:bidi="ar_AE"/>
+        </w:rPr>
+      </w:r>
+      <w:r>
+        <w:rPr>
           <w:b/>
           <w:lang w:val="ar_AE" w:bidi="ar_AE"/>
         </w:rPr>
@@ -1241,6 +1353,22 @@
       </w:r>
       <w:r>
         <w:rPr>
+          <w:lang w:val="ar_AE" w:bidi="ar_AE"/>
+        </w:rPr>
+        <w:t>זְד֤וֹן לִבְּ⁠ךָ֙ הִשִּׁיאֶ֔⁠ךָ</w:t>
+      </w:r>
+    </w:p>
+    <w:p>
+      <w:pPr>
+        <w:bidi/>
+      </w:pPr>
+      <w:r>
+        <w:rPr>
+          <w:lang w:val="ar_AE" w:bidi="ar_AE"/>
+        </w:rPr>
+      </w:r>
+      <w:r>
+        <w:rPr>
           <w:b/>
           <w:lang w:val="ar_AE" w:bidi="ar_AE"/>
         </w:rPr>
@@ -1346,6 +1474,22 @@
       </w:r>
       <w:r>
         <w:rPr>
+          <w:lang w:val="ar_AE" w:bidi="ar_AE"/>
+        </w:rPr>
+        <w:t>זְד֤וֹן לִבְּ⁠ךָ֙ הִשִּׁיאֶ֔⁠ךָ</w:t>
+      </w:r>
+    </w:p>
+    <w:p>
+      <w:pPr>
+        <w:bidi/>
+      </w:pPr>
+      <w:r>
+        <w:rPr>
+          <w:lang w:val="ar_AE" w:bidi="ar_AE"/>
+        </w:rPr>
+      </w:r>
+      <w:r>
+        <w:rPr>
           <w:b/>
           <w:lang w:val="ar_AE" w:bidi="ar_AE"/>
         </w:rPr>
@@ -1451,6 +1595,22 @@
       </w:r>
       <w:r>
         <w:rPr>
+          <w:lang w:val="ar_AE" w:bidi="ar_AE"/>
+        </w:rPr>
+        <w:t>זְד֤וֹן לִבְּ⁠ךָ֙</w:t>
+      </w:r>
+    </w:p>
+    <w:p>
+      <w:pPr>
+        <w:bidi/>
+      </w:pPr>
+      <w:r>
+        <w:rPr>
+          <w:lang w:val="ar_AE" w:bidi="ar_AE"/>
+        </w:rPr>
+      </w:r>
+      <w:r>
+        <w:rPr>
           <w:b/>
           <w:lang w:val="ar_AE" w:bidi="ar_AE"/>
         </w:rPr>
@@ -1556,6 +1716,22 @@
       </w:r>
       <w:r>
         <w:rPr>
+          <w:lang w:val="ar_AE" w:bidi="ar_AE"/>
+        </w:rPr>
+        <w:t>זְד֤וֹן לִבְּ⁠ךָ֙</w:t>
+      </w:r>
+    </w:p>
+    <w:p>
+      <w:pPr>
+        <w:bidi/>
+      </w:pPr>
+      <w:r>
+        <w:rPr>
+          <w:lang w:val="ar_AE" w:bidi="ar_AE"/>
+        </w:rPr>
+      </w:r>
+      <w:r>
+        <w:rPr>
           <w:b/>
           <w:lang w:val="ar_AE" w:bidi="ar_AE"/>
         </w:rPr>
@@ -1661,6 +1837,22 @@
       </w:r>
       <w:r>
         <w:rPr>
+          <w:lang w:val="ar_AE" w:bidi="ar_AE"/>
+        </w:rPr>
+        <w:t>שֹׁכְנִ֥י בְ⁠חַגְוֵי־סֶּ֖לַע</w:t>
+      </w:r>
+    </w:p>
+    <w:p>
+      <w:pPr>
+        <w:bidi/>
+      </w:pPr>
+      <w:r>
+        <w:rPr>
+          <w:lang w:val="ar_AE" w:bidi="ar_AE"/>
+        </w:rPr>
+      </w:r>
+      <w:r>
+        <w:rPr>
           <w:b/>
           <w:lang w:val="ar_AE" w:bidi="ar_AE"/>
         </w:rPr>
@@ -1792,6 +1984,22 @@
       </w:r>
       <w:r>
         <w:rPr>
+          <w:lang w:val="ar_AE" w:bidi="ar_AE"/>
+        </w:rPr>
+        <w:t>בְ⁠חַגְוֵי־סֶּ֖לַע</w:t>
+      </w:r>
+    </w:p>
+    <w:p>
+      <w:pPr>
+        <w:bidi/>
+      </w:pPr>
+      <w:r>
+        <w:rPr>
+          <w:lang w:val="ar_AE" w:bidi="ar_AE"/>
+        </w:rPr>
+      </w:r>
+      <w:r>
+        <w:rPr>
           <w:b/>
           <w:lang w:val="ar_AE" w:bidi="ar_AE"/>
         </w:rPr>
@@ -1862,6 +2070,22 @@
       </w:r>
       <w:r>
         <w:rPr>
+          <w:lang w:val="ar_AE" w:bidi="ar_AE"/>
+        </w:rPr>
+        <w:t>אֹמֵ֣ר בְּ⁠לִבּ֔⁠וֹ</w:t>
+      </w:r>
+    </w:p>
+    <w:p>
+      <w:pPr>
+        <w:bidi/>
+      </w:pPr>
+      <w:r>
+        <w:rPr>
+          <w:lang w:val="ar_AE" w:bidi="ar_AE"/>
+        </w:rPr>
+      </w:r>
+      <w:r>
+        <w:rPr>
           <w:b/>
           <w:lang w:val="ar_AE" w:bidi="ar_AE"/>
         </w:rPr>
@@ -1993,6 +2217,22 @@
       </w:r>
       <w:r>
         <w:rPr>
+          <w:lang w:val="ar_AE" w:bidi="ar_AE"/>
+        </w:rPr>
+        <w:t>אֹמֵ֣ר בְּ⁠לִבּ֔⁠וֹ</w:t>
+      </w:r>
+    </w:p>
+    <w:p>
+      <w:pPr>
+        <w:bidi/>
+      </w:pPr>
+      <w:r>
+        <w:rPr>
+          <w:lang w:val="ar_AE" w:bidi="ar_AE"/>
+        </w:rPr>
+      </w:r>
+      <w:r>
+        <w:rPr>
           <w:b/>
           <w:lang w:val="ar_AE" w:bidi="ar_AE"/>
         </w:rPr>
@@ -2085,6 +2325,22 @@
       </w:r>
       <w:r>
         <w:rPr>
+          <w:lang w:val="ar_AE" w:bidi="ar_AE"/>
+        </w:rPr>
+        <w:t>מִ֥י יוֹרִדֵ֖⁠נִי אָֽרֶץ</w:t>
+      </w:r>
+    </w:p>
+    <w:p>
+      <w:pPr>
+        <w:bidi/>
+      </w:pPr>
+      <w:r>
+        <w:rPr>
+          <w:lang w:val="ar_AE" w:bidi="ar_AE"/>
+        </w:rPr>
+      </w:r>
+      <w:r>
+        <w:rPr>
           <w:b/>
           <w:lang w:val="ar_AE" w:bidi="ar_AE"/>
         </w:rPr>
@@ -2177,6 +2433,22 @@
       </w:r>
       <w:r>
         <w:rPr>
+          <w:lang w:val="ar_AE" w:bidi="ar_AE"/>
+        </w:rPr>
+        <w:t>אִם־תַּגְבִּ֣יהַּ כַּ⁠נֶּ֔שֶׁר וְ⁠אִם־בֵּ֥ין כּֽוֹכָבִ֖ים שִׂ֣ים קִנֶּ֑⁠ךָ</w:t>
+      </w:r>
+    </w:p>
+    <w:p>
+      <w:pPr>
+        <w:bidi/>
+      </w:pPr>
+      <w:r>
+        <w:rPr>
+          <w:lang w:val="ar_AE" w:bidi="ar_AE"/>
+        </w:rPr>
+      </w:r>
+      <w:r>
+        <w:rPr>
           <w:b/>
           <w:lang w:val="ar_AE" w:bidi="ar_AE"/>
         </w:rPr>
@@ -2269,6 +2541,22 @@
       </w:r>
       <w:r>
         <w:rPr>
+          <w:lang w:val="ar_AE" w:bidi="ar_AE"/>
+        </w:rPr>
+        <w:t>אִם־תַּגְבִּ֣יהַּ כַּ⁠נֶּ֔שֶׁר וְ⁠אִם־בֵּ֥ין כּֽוֹכָבִ֖ים שִׂ֣ים קִנֶּ֑⁠ךָ</w:t>
+      </w:r>
+    </w:p>
+    <w:p>
+      <w:pPr>
+        <w:bidi/>
+      </w:pPr>
+      <w:r>
+        <w:rPr>
+          <w:lang w:val="ar_AE" w:bidi="ar_AE"/>
+        </w:rPr>
+      </w:r>
+      <w:r>
+        <w:rPr>
           <w:b/>
           <w:lang w:val="ar_AE" w:bidi="ar_AE"/>
         </w:rPr>
@@ -2361,6 +2649,22 @@
       </w:r>
       <w:r>
         <w:rPr>
+          <w:lang w:val="ar_AE" w:bidi="ar_AE"/>
+        </w:rPr>
+        <w:t>שִׂ֣ים קִנֶּ֑⁠ךָ</w:t>
+      </w:r>
+    </w:p>
+    <w:p>
+      <w:pPr>
+        <w:bidi/>
+      </w:pPr>
+      <w:r>
+        <w:rPr>
+          <w:lang w:val="ar_AE" w:bidi="ar_AE"/>
+        </w:rPr>
+      </w:r>
+      <w:r>
+        <w:rPr>
           <w:b/>
           <w:lang w:val="ar_AE" w:bidi="ar_AE"/>
         </w:rPr>
@@ -2453,6 +2757,22 @@
       </w:r>
       <w:r>
         <w:rPr>
+          <w:lang w:val="ar_AE" w:bidi="ar_AE"/>
+        </w:rPr>
+        <w:t>מִ⁠שָּׁ֥ם אוֹרִֽידְ⁠ךָ֖</w:t>
+      </w:r>
+    </w:p>
+    <w:p>
+      <w:pPr>
+        <w:bidi/>
+      </w:pPr>
+      <w:r>
+        <w:rPr>
+          <w:lang w:val="ar_AE" w:bidi="ar_AE"/>
+        </w:rPr>
+      </w:r>
+      <w:r>
+        <w:rPr>
           <w:b/>
           <w:lang w:val="ar_AE" w:bidi="ar_AE"/>
         </w:rPr>
@@ -2558,6 +2878,22 @@
       </w:r>
       <w:r>
         <w:rPr>
+          <w:lang w:val="ar_AE" w:bidi="ar_AE"/>
+        </w:rPr>
+        <w:t>נְאֻם־יְהוָֽה</w:t>
+      </w:r>
+    </w:p>
+    <w:p>
+      <w:pPr>
+        <w:bidi/>
+      </w:pPr>
+      <w:r>
+        <w:rPr>
+          <w:lang w:val="ar_AE" w:bidi="ar_AE"/>
+        </w:rPr>
+      </w:r>
+      <w:r>
+        <w:rPr>
           <w:b/>
           <w:lang w:val="ar_AE" w:bidi="ar_AE"/>
         </w:rPr>
@@ -2650,6 +2986,22 @@
       </w:r>
       <w:r>
         <w:rPr>
+          <w:lang w:val="ar_AE" w:bidi="ar_AE"/>
+        </w:rPr>
+        <w:t>נְאֻם־יְהוָֽה</w:t>
+      </w:r>
+    </w:p>
+    <w:p>
+      <w:pPr>
+        <w:bidi/>
+      </w:pPr>
+      <w:r>
+        <w:rPr>
+          <w:lang w:val="ar_AE" w:bidi="ar_AE"/>
+        </w:rPr>
+      </w:r>
+      <w:r>
+        <w:rPr>
           <w:b/>
           <w:lang w:val="ar_AE" w:bidi="ar_AE"/>
         </w:rPr>
@@ -2755,6 +3107,22 @@
       </w:r>
       <w:r>
         <w:rPr>
+          <w:lang w:val="ar_AE" w:bidi="ar_AE"/>
+        </w:rPr>
+        <w:t>אִם־גַּנָּבִ֤ים בָּאֽוּ־לְ⁠ךָ֙ אִם־שׁ֣וֹדְדֵי לַ֔יְלָה</w:t>
+      </w:r>
+    </w:p>
+    <w:p>
+      <w:pPr>
+        <w:bidi/>
+      </w:pPr>
+      <w:r>
+        <w:rPr>
+          <w:lang w:val="ar_AE" w:bidi="ar_AE"/>
+        </w:rPr>
+      </w:r>
+      <w:r>
+        <w:rPr>
           <w:b/>
           <w:lang w:val="ar_AE" w:bidi="ar_AE"/>
         </w:rPr>
@@ -2847,6 +3215,22 @@
       </w:r>
       <w:r>
         <w:rPr>
+          <w:lang w:val="ar_AE" w:bidi="ar_AE"/>
+        </w:rPr>
+        <w:t>אֵ֣יךְ נִדְמֵ֔יתָה</w:t>
+      </w:r>
+    </w:p>
+    <w:p>
+      <w:pPr>
+        <w:bidi/>
+      </w:pPr>
+      <w:r>
+        <w:rPr>
+          <w:lang w:val="ar_AE" w:bidi="ar_AE"/>
+        </w:rPr>
+      </w:r>
+      <w:r>
+        <w:rPr>
           <w:b/>
           <w:lang w:val="ar_AE" w:bidi="ar_AE"/>
         </w:rPr>
@@ -2939,6 +3323,22 @@
       </w:r>
       <w:r>
         <w:rPr>
+          <w:lang w:val="ar_AE" w:bidi="ar_AE"/>
+        </w:rPr>
+        <w:t>אֵ֣יךְ נִדְמֵ֔יתָה</w:t>
+      </w:r>
+    </w:p>
+    <w:p>
+      <w:pPr>
+        <w:bidi/>
+      </w:pPr>
+      <w:r>
+        <w:rPr>
+          <w:lang w:val="ar_AE" w:bidi="ar_AE"/>
+        </w:rPr>
+      </w:r>
+      <w:r>
+        <w:rPr>
           <w:b/>
           <w:lang w:val="ar_AE" w:bidi="ar_AE"/>
         </w:rPr>
@@ -3031,6 +3431,22 @@
       </w:r>
       <w:r>
         <w:rPr>
+          <w:lang w:val="ar_AE" w:bidi="ar_AE"/>
+        </w:rPr>
+        <w:t>הֲ⁠ל֥וֹא יִגְנְב֖וּ דַּיָּ֑⁠ם</w:t>
+      </w:r>
+    </w:p>
+    <w:p>
+      <w:pPr>
+        <w:bidi/>
+      </w:pPr>
+      <w:r>
+        <w:rPr>
+          <w:lang w:val="ar_AE" w:bidi="ar_AE"/>
+        </w:rPr>
+      </w:r>
+      <w:r>
+        <w:rPr>
           <w:b/>
           <w:lang w:val="ar_AE" w:bidi="ar_AE"/>
         </w:rPr>
@@ -3123,6 +3539,22 @@
       </w:r>
       <w:r>
         <w:rPr>
+          <w:lang w:val="ar_AE" w:bidi="ar_AE"/>
+        </w:rPr>
+        <w:t>אִם־בֹּֽצְרִים֙ בָּ֣אוּ לָ֔⁠ךְ הֲ⁠ל֖וֹא יַשְׁאִ֥ירוּ עֹלֵלֽוֹת</w:t>
+      </w:r>
+    </w:p>
+    <w:p>
+      <w:pPr>
+        <w:bidi/>
+      </w:pPr>
+      <w:r>
+        <w:rPr>
+          <w:lang w:val="ar_AE" w:bidi="ar_AE"/>
+        </w:rPr>
+      </w:r>
+      <w:r>
+        <w:rPr>
           <w:b/>
           <w:lang w:val="ar_AE" w:bidi="ar_AE"/>
         </w:rPr>
@@ -3215,6 +3647,22 @@
       </w:r>
       <w:r>
         <w:rPr>
+          <w:lang w:val="ar_AE" w:bidi="ar_AE"/>
+        </w:rPr>
+        <w:t>אֵ֚יךְ</w:t>
+      </w:r>
+    </w:p>
+    <w:p>
+      <w:pPr>
+        <w:bidi/>
+      </w:pPr>
+      <w:r>
+        <w:rPr>
+          <w:lang w:val="ar_AE" w:bidi="ar_AE"/>
+        </w:rPr>
+      </w:r>
+      <w:r>
+        <w:rPr>
           <w:b/>
           <w:lang w:val="ar_AE" w:bidi="ar_AE"/>
         </w:rPr>
@@ -3320,6 +3768,22 @@
       </w:r>
       <w:r>
         <w:rPr>
+          <w:lang w:val="ar_AE" w:bidi="ar_AE"/>
+        </w:rPr>
+        <w:t>אֵ֚יךְ נֶחְפְּשׂ֣וּ עֵשָׂ֔ו</w:t>
+      </w:r>
+    </w:p>
+    <w:p>
+      <w:pPr>
+        <w:bidi/>
+      </w:pPr>
+      <w:r>
+        <w:rPr>
+          <w:lang w:val="ar_AE" w:bidi="ar_AE"/>
+        </w:rPr>
+      </w:r>
+      <w:r>
+        <w:rPr>
           <w:b/>
           <w:lang w:val="ar_AE" w:bidi="ar_AE"/>
         </w:rPr>
@@ -3412,6 +3876,22 @@
       </w:r>
       <w:r>
         <w:rPr>
+          <w:lang w:val="ar_AE" w:bidi="ar_AE"/>
+        </w:rPr>
+        <w:t>עֵשָׂ֔ו</w:t>
+      </w:r>
+    </w:p>
+    <w:p>
+      <w:pPr>
+        <w:bidi/>
+      </w:pPr>
+      <w:r>
+        <w:rPr>
+          <w:lang w:val="ar_AE" w:bidi="ar_AE"/>
+        </w:rPr>
+      </w:r>
+      <w:r>
+        <w:rPr>
           <w:b/>
           <w:lang w:val="ar_AE" w:bidi="ar_AE"/>
         </w:rPr>
@@ -3517,6 +3997,22 @@
       </w:r>
       <w:r>
         <w:rPr>
+          <w:lang w:val="ar_AE" w:bidi="ar_AE"/>
+        </w:rPr>
+        <w:t>נֶחְפְּשׂ֣וּ</w:t>
+      </w:r>
+    </w:p>
+    <w:p>
+      <w:pPr>
+        <w:bidi/>
+      </w:pPr>
+      <w:r>
+        <w:rPr>
+          <w:lang w:val="ar_AE" w:bidi="ar_AE"/>
+        </w:rPr>
+      </w:r>
+      <w:r>
+        <w:rPr>
           <w:b/>
           <w:lang w:val="ar_AE" w:bidi="ar_AE"/>
         </w:rPr>
@@ -3600,6 +4096,22 @@
       </w:r>
       <w:r>
         <w:rPr>
+          <w:lang w:val="ar_AE" w:bidi="ar_AE"/>
+        </w:rPr>
+        <w:t>נִבְע֖וּ מַצְפֻּנָֽי⁠ו</w:t>
+      </w:r>
+    </w:p>
+    <w:p>
+      <w:pPr>
+        <w:bidi/>
+      </w:pPr>
+      <w:r>
+        <w:rPr>
+          <w:lang w:val="ar_AE" w:bidi="ar_AE"/>
+        </w:rPr>
+      </w:r>
+      <w:r>
+        <w:rPr>
           <w:b/>
           <w:lang w:val="ar_AE" w:bidi="ar_AE"/>
         </w:rPr>
@@ -3692,6 +4204,22 @@
       </w:r>
       <w:r>
         <w:rPr>
+          <w:lang w:val="ar_AE" w:bidi="ar_AE"/>
+        </w:rPr>
+        <w:t>עַֽד־הַ⁠גְּב֣וּל שִׁלְּח֗וּ⁠ךָ כֹּ֚ל אַנְשֵׁ֣י בְרִיתֶ֔⁠ךָ</w:t>
+      </w:r>
+    </w:p>
+    <w:p>
+      <w:pPr>
+        <w:bidi/>
+      </w:pPr>
+      <w:r>
+        <w:rPr>
+          <w:lang w:val="ar_AE" w:bidi="ar_AE"/>
+        </w:rPr>
+      </w:r>
+      <w:r>
+        <w:rPr>
           <w:b/>
           <w:lang w:val="ar_AE" w:bidi="ar_AE"/>
         </w:rPr>
@@ -3797,6 +4325,22 @@
       </w:r>
       <w:r>
         <w:rPr>
+          <w:lang w:val="ar_AE" w:bidi="ar_AE"/>
+        </w:rPr>
+        <w:t>בְרִיתֶ֔⁠ךָ</w:t>
+      </w:r>
+    </w:p>
+    <w:p>
+      <w:pPr>
+        <w:bidi/>
+      </w:pPr>
+      <w:r>
+        <w:rPr>
+          <w:lang w:val="ar_AE" w:bidi="ar_AE"/>
+        </w:rPr>
+      </w:r>
+      <w:r>
+        <w:rPr>
           <w:b/>
           <w:lang w:val="ar_AE" w:bidi="ar_AE"/>
         </w:rPr>
@@ -3902,6 +4446,22 @@
       </w:r>
       <w:r>
         <w:rPr>
+          <w:lang w:val="ar_AE" w:bidi="ar_AE"/>
+        </w:rPr>
+        <w:t>עַֽד־הַ⁠גְּב֣וּל שִׁלְּח֗וּ⁠ךָ</w:t>
+      </w:r>
+    </w:p>
+    <w:p>
+      <w:pPr>
+        <w:bidi/>
+      </w:pPr>
+      <w:r>
+        <w:rPr>
+          <w:lang w:val="ar_AE" w:bidi="ar_AE"/>
+        </w:rPr>
+      </w:r>
+      <w:r>
+        <w:rPr>
           <w:b/>
           <w:lang w:val="ar_AE" w:bidi="ar_AE"/>
         </w:rPr>
@@ -3985,6 +4545,22 @@
       </w:r>
       <w:r>
         <w:rPr>
+          <w:lang w:val="ar_AE" w:bidi="ar_AE"/>
+        </w:rPr>
+        <w:t>כֹּ֚ל אַנְשֵׁ֣י בְרִיתֶ֔⁠ךָ &amp; אַנְשֵׁ֣י שְׁלֹמֶ֑⁠ךָ לַחְמְ⁠ךָ֗</w:t>
+      </w:r>
+    </w:p>
+    <w:p>
+      <w:pPr>
+        <w:bidi/>
+      </w:pPr>
+      <w:r>
+        <w:rPr>
+          <w:lang w:val="ar_AE" w:bidi="ar_AE"/>
+        </w:rPr>
+      </w:r>
+      <w:r>
+        <w:rPr>
           <w:b/>
           <w:lang w:val="ar_AE" w:bidi="ar_AE"/>
         </w:rPr>
@@ -4103,6 +4679,22 @@
       </w:r>
       <w:r>
         <w:rPr>
+          <w:lang w:val="ar_AE" w:bidi="ar_AE"/>
+        </w:rPr>
+        <w:t>לַחְמְ⁠ךָ֗ יָשִׂ֤ימוּ מָזוֹר֙ תַּחְתֶּ֔י⁠ךָ</w:t>
+      </w:r>
+    </w:p>
+    <w:p>
+      <w:pPr>
+        <w:bidi/>
+      </w:pPr>
+      <w:r>
+        <w:rPr>
+          <w:lang w:val="ar_AE" w:bidi="ar_AE"/>
+        </w:rPr>
+      </w:r>
+      <w:r>
+        <w:rPr>
           <w:b/>
           <w:lang w:val="ar_AE" w:bidi="ar_AE"/>
         </w:rPr>
@@ -4221,6 +4813,22 @@
       </w:r>
       <w:r>
         <w:rPr>
+          <w:lang w:val="ar_AE" w:bidi="ar_AE"/>
+        </w:rPr>
+        <w:t>אֵ֥ין תְּבוּנָ֖ה בּֽ⁠וֹ</w:t>
+      </w:r>
+    </w:p>
+    <w:p>
+      <w:pPr>
+        <w:bidi/>
+      </w:pPr>
+      <w:r>
+        <w:rPr>
+          <w:lang w:val="ar_AE" w:bidi="ar_AE"/>
+        </w:rPr>
+      </w:r>
+      <w:r>
+        <w:rPr>
           <w:b/>
           <w:lang w:val="ar_AE" w:bidi="ar_AE"/>
         </w:rPr>
@@ -4327,6 +4935,22 @@
       </w:r>
       <w:r>
         <w:rPr>
+          <w:lang w:val="ar_AE" w:bidi="ar_AE"/>
+        </w:rPr>
+        <w:t>אֵ֥ין תְּבוּנָ֖ה בּֽ⁠וֹ</w:t>
+      </w:r>
+    </w:p>
+    <w:p>
+      <w:pPr>
+        <w:bidi/>
+      </w:pPr>
+      <w:r>
+        <w:rPr>
+          <w:lang w:val="ar_AE" w:bidi="ar_AE"/>
+        </w:rPr>
+      </w:r>
+      <w:r>
+        <w:rPr>
           <w:b/>
           <w:lang w:val="ar_AE" w:bidi="ar_AE"/>
         </w:rPr>
@@ -4432,6 +5056,22 @@
       </w:r>
       <w:r>
         <w:rPr>
+          <w:lang w:val="ar_AE" w:bidi="ar_AE"/>
+        </w:rPr>
+        <w:t>בּֽ⁠וֹ</w:t>
+      </w:r>
+    </w:p>
+    <w:p>
+      <w:pPr>
+        <w:bidi/>
+      </w:pPr>
+      <w:r>
+        <w:rPr>
+          <w:lang w:val="ar_AE" w:bidi="ar_AE"/>
+        </w:rPr>
+      </w:r>
+      <w:r>
+        <w:rPr>
           <w:b/>
           <w:lang w:val="ar_AE" w:bidi="ar_AE"/>
         </w:rPr>
@@ -4537,6 +5177,22 @@
       </w:r>
       <w:r>
         <w:rPr>
+          <w:lang w:val="ar_AE" w:bidi="ar_AE"/>
+        </w:rPr>
+        <w:t>הֲ⁠ל֛וֹא בַּ⁠יּ֥וֹם הַ⁠ה֖וּא &amp; וְ⁠הַאֲבַדְתִּ֤י חֲכָמִים֙ מֵֽ⁠אֱד֔וֹם</w:t>
+      </w:r>
+    </w:p>
+    <w:p>
+      <w:pPr>
+        <w:bidi/>
+      </w:pPr>
+      <w:r>
+        <w:rPr>
+          <w:lang w:val="ar_AE" w:bidi="ar_AE"/>
+        </w:rPr>
+      </w:r>
+      <w:r>
+        <w:rPr>
           <w:b/>
           <w:lang w:val="ar_AE" w:bidi="ar_AE"/>
         </w:rPr>
@@ -4629,6 +5285,22 @@
       </w:r>
       <w:r>
         <w:rPr>
+          <w:lang w:val="ar_AE" w:bidi="ar_AE"/>
+        </w:rPr>
+        <w:t>וְ⁠הַאֲבַדְתִּ֤י חֲכָמִים֙ מֵֽ⁠אֱד֔וֹם</w:t>
+      </w:r>
+    </w:p>
+    <w:p>
+      <w:pPr>
+        <w:bidi/>
+      </w:pPr>
+      <w:r>
+        <w:rPr>
+          <w:lang w:val="ar_AE" w:bidi="ar_AE"/>
+        </w:rPr>
+      </w:r>
+      <w:r>
+        <w:rPr>
           <w:b/>
           <w:lang w:val="ar_AE" w:bidi="ar_AE"/>
         </w:rPr>
@@ -4734,6 +5406,22 @@
       </w:r>
       <w:r>
         <w:rPr>
+          <w:lang w:val="ar_AE" w:bidi="ar_AE"/>
+        </w:rPr>
+        <w:t>וּ⁠תְבוּנָ֖ה מֵ⁠הַ֥ר עֵשָֽׂו</w:t>
+      </w:r>
+    </w:p>
+    <w:p>
+      <w:pPr>
+        <w:bidi/>
+      </w:pPr>
+      <w:r>
+        <w:rPr>
+          <w:lang w:val="ar_AE" w:bidi="ar_AE"/>
+        </w:rPr>
+      </w:r>
+      <w:r>
+        <w:rPr>
           <w:b/>
           <w:lang w:val="ar_AE" w:bidi="ar_AE"/>
         </w:rPr>
@@ -4826,6 +5514,22 @@
       </w:r>
       <w:r>
         <w:rPr>
+          <w:lang w:val="ar_AE" w:bidi="ar_AE"/>
+        </w:rPr>
+        <w:t>וּ⁠תְבוּנָ֖ה מֵ⁠הַ֥ר עֵשָֽׂו</w:t>
+      </w:r>
+    </w:p>
+    <w:p>
+      <w:pPr>
+        <w:bidi/>
+      </w:pPr>
+      <w:r>
+        <w:rPr>
+          <w:lang w:val="ar_AE" w:bidi="ar_AE"/>
+        </w:rPr>
+      </w:r>
+      <w:r>
+        <w:rPr>
           <w:b/>
           <w:lang w:val="ar_AE" w:bidi="ar_AE"/>
         </w:rPr>
@@ -4931,6 +5635,22 @@
       </w:r>
       <w:r>
         <w:rPr>
+          <w:lang w:val="ar_AE" w:bidi="ar_AE"/>
+        </w:rPr>
+        <w:t>חֲכָמִים֙ מֵֽ⁠אֱד֔וֹם וּ⁠תְבוּנָ֖ה מֵ⁠הַ֥ר עֵשָֽׂו</w:t>
+      </w:r>
+    </w:p>
+    <w:p>
+      <w:pPr>
+        <w:bidi/>
+      </w:pPr>
+      <w:r>
+        <w:rPr>
+          <w:lang w:val="ar_AE" w:bidi="ar_AE"/>
+        </w:rPr>
+      </w:r>
+      <w:r>
+        <w:rPr>
           <w:b/>
           <w:lang w:val="ar_AE" w:bidi="ar_AE"/>
         </w:rPr>
@@ -5075,6 +5795,22 @@
       </w:r>
       <w:r>
         <w:rPr>
+          <w:lang w:val="ar_AE" w:bidi="ar_AE"/>
+        </w:rPr>
+        <w:t>וּ⁠תְבוּנָ֖ה</w:t>
+      </w:r>
+    </w:p>
+    <w:p>
+      <w:pPr>
+        <w:bidi/>
+      </w:pPr>
+      <w:r>
+        <w:rPr>
+          <w:lang w:val="ar_AE" w:bidi="ar_AE"/>
+        </w:rPr>
+      </w:r>
+      <w:r>
+        <w:rPr>
           <w:b/>
           <w:lang w:val="ar_AE" w:bidi="ar_AE"/>
         </w:rPr>
@@ -5180,6 +5916,22 @@
       </w:r>
       <w:r>
         <w:rPr>
+          <w:lang w:val="ar_AE" w:bidi="ar_AE"/>
+        </w:rPr>
+        <w:t>מֵ⁠הַ֥ר עֵשָֽׂו</w:t>
+      </w:r>
+    </w:p>
+    <w:p>
+      <w:pPr>
+        <w:bidi/>
+      </w:pPr>
+      <w:r>
+        <w:rPr>
+          <w:lang w:val="ar_AE" w:bidi="ar_AE"/>
+        </w:rPr>
+      </w:r>
+      <w:r>
+        <w:rPr>
           <w:b/>
           <w:lang w:val="ar_AE" w:bidi="ar_AE"/>
         </w:rPr>
@@ -5272,6 +6024,22 @@
         <w:rPr>
           <w:lang w:val="ar_AE" w:bidi="ar_AE"/>
         </w:rPr>
+      </w:r>
+    </w:p>
+    <w:p>
+      <w:pPr>
+        <w:bidi/>
+      </w:pPr>
+      <w:r>
+        <w:rPr>
+          <w:lang w:val="ar_AE" w:bidi="ar_AE"/>
+        </w:rPr>
+      </w:r>
+      <w:r>
+        <w:rPr>
+          <w:lang w:val="ar_AE" w:bidi="ar_AE"/>
+        </w:rPr>
+        <w:t>עֵשָֽׂו</w:t>
       </w:r>
     </w:p>
     <w:p>
@@ -5395,6 +6163,22 @@
       </w:r>
       <w:r>
         <w:rPr>
+          <w:lang w:val="ar_AE" w:bidi="ar_AE"/>
+        </w:rPr>
+        <w:t>וְ⁠חַתּ֥וּ גִבּוֹרֶ֖י⁠ךָ תֵּימָ֑ן</w:t>
+      </w:r>
+    </w:p>
+    <w:p>
+      <w:pPr>
+        <w:bidi/>
+      </w:pPr>
+      <w:r>
+        <w:rPr>
+          <w:lang w:val="ar_AE" w:bidi="ar_AE"/>
+        </w:rPr>
+      </w:r>
+      <w:r>
+        <w:rPr>
           <w:b/>
           <w:lang w:val="ar_AE" w:bidi="ar_AE"/>
         </w:rPr>
@@ -5500,6 +6284,22 @@
       </w:r>
       <w:r>
         <w:rPr>
+          <w:lang w:val="ar_AE" w:bidi="ar_AE"/>
+        </w:rPr>
+        <w:t>תֵּימָ֑ן</w:t>
+      </w:r>
+    </w:p>
+    <w:p>
+      <w:pPr>
+        <w:bidi/>
+      </w:pPr>
+      <w:r>
+        <w:rPr>
+          <w:lang w:val="ar_AE" w:bidi="ar_AE"/>
+        </w:rPr>
+      </w:r>
+      <w:r>
+        <w:rPr>
           <w:b/>
           <w:lang w:val="ar_AE" w:bidi="ar_AE"/>
         </w:rPr>
@@ -5592,6 +6392,22 @@
       </w:r>
       <w:r>
         <w:rPr>
+          <w:lang w:val="ar_AE" w:bidi="ar_AE"/>
+        </w:rPr>
+        <w:t>לְמַ֧עַן</w:t>
+      </w:r>
+    </w:p>
+    <w:p>
+      <w:pPr>
+        <w:bidi/>
+      </w:pPr>
+      <w:r>
+        <w:rPr>
+          <w:lang w:val="ar_AE" w:bidi="ar_AE"/>
+        </w:rPr>
+      </w:r>
+      <w:r>
+        <w:rPr>
           <w:b/>
           <w:lang w:val="ar_AE" w:bidi="ar_AE"/>
         </w:rPr>
@@ -5684,6 +6500,22 @@
       </w:r>
       <w:r>
         <w:rPr>
+          <w:lang w:val="ar_AE" w:bidi="ar_AE"/>
+        </w:rPr>
+        <w:t>יִכָּֽרֶת־אִ֛ישׁ</w:t>
+      </w:r>
+    </w:p>
+    <w:p>
+      <w:pPr>
+        <w:bidi/>
+      </w:pPr>
+      <w:r>
+        <w:rPr>
+          <w:lang w:val="ar_AE" w:bidi="ar_AE"/>
+        </w:rPr>
+      </w:r>
+      <w:r>
+        <w:rPr>
           <w:b/>
           <w:lang w:val="ar_AE" w:bidi="ar_AE"/>
         </w:rPr>
@@ -5789,6 +6621,22 @@
       </w:r>
       <w:r>
         <w:rPr>
+          <w:lang w:val="ar_AE" w:bidi="ar_AE"/>
+        </w:rPr>
+        <w:t>יִכָּֽרֶת־אִ֛ישׁ</w:t>
+      </w:r>
+    </w:p>
+    <w:p>
+      <w:pPr>
+        <w:bidi/>
+      </w:pPr>
+      <w:r>
+        <w:rPr>
+          <w:lang w:val="ar_AE" w:bidi="ar_AE"/>
+        </w:rPr>
+      </w:r>
+      <w:r>
+        <w:rPr>
           <w:b/>
           <w:lang w:val="ar_AE" w:bidi="ar_AE"/>
         </w:rPr>
@@ -5895,6 +6743,22 @@
       </w:r>
       <w:r>
         <w:rPr>
+          <w:lang w:val="ar_AE" w:bidi="ar_AE"/>
+        </w:rPr>
+        <w:t>אִ֛ישׁ</w:t>
+      </w:r>
+    </w:p>
+    <w:p>
+      <w:pPr>
+        <w:bidi/>
+      </w:pPr>
+      <w:r>
+        <w:rPr>
+          <w:lang w:val="ar_AE" w:bidi="ar_AE"/>
+        </w:rPr>
+      </w:r>
+      <w:r>
+        <w:rPr>
           <w:b/>
           <w:lang w:val="ar_AE" w:bidi="ar_AE"/>
         </w:rPr>
@@ -6008,6 +6872,22 @@
       </w:r>
       <w:r>
         <w:rPr>
+          <w:lang w:val="ar_AE" w:bidi="ar_AE"/>
+        </w:rPr>
+        <w:t>מֵ⁠הַ֥ר עֵשָׂ֖ו</w:t>
+      </w:r>
+    </w:p>
+    <w:p>
+      <w:pPr>
+        <w:bidi/>
+      </w:pPr>
+      <w:r>
+        <w:rPr>
+          <w:lang w:val="ar_AE" w:bidi="ar_AE"/>
+        </w:rPr>
+      </w:r>
+      <w:r>
+        <w:rPr>
           <w:b/>
           <w:lang w:val="ar_AE" w:bidi="ar_AE"/>
         </w:rPr>
@@ -6114,6 +6994,22 @@
       </w:r>
       <w:r>
         <w:rPr>
+          <w:lang w:val="ar_AE" w:bidi="ar_AE"/>
+        </w:rPr>
+        <w:t>מִ⁠קָּֽטֶל</w:t>
+      </w:r>
+    </w:p>
+    <w:p>
+      <w:pPr>
+        <w:bidi/>
+      </w:pPr>
+      <w:r>
+        <w:rPr>
+          <w:lang w:val="ar_AE" w:bidi="ar_AE"/>
+        </w:rPr>
+      </w:r>
+      <w:r>
+        <w:rPr>
           <w:b/>
           <w:lang w:val="ar_AE" w:bidi="ar_AE"/>
         </w:rPr>
@@ -6325,6 +7221,22 @@
       </w:r>
       <w:r>
         <w:rPr>
+          <w:lang w:val="ar_AE" w:bidi="ar_AE"/>
+        </w:rPr>
+        <w:t>אָחִ֥י⁠ךָ</w:t>
+      </w:r>
+    </w:p>
+    <w:p>
+      <w:pPr>
+        <w:bidi/>
+      </w:pPr>
+      <w:r>
+        <w:rPr>
+          <w:lang w:val="ar_AE" w:bidi="ar_AE"/>
+        </w:rPr>
+      </w:r>
+      <w:r>
+        <w:rPr>
           <w:b/>
           <w:lang w:val="ar_AE" w:bidi="ar_AE"/>
         </w:rPr>
@@ -6444,6 +7356,22 @@
       </w:r>
       <w:r>
         <w:rPr>
+          <w:lang w:val="ar_AE" w:bidi="ar_AE"/>
+        </w:rPr>
+        <w:t>יַעֲקֹ֖ב</w:t>
+      </w:r>
+    </w:p>
+    <w:p>
+      <w:pPr>
+        <w:bidi/>
+      </w:pPr>
+      <w:r>
+        <w:rPr>
+          <w:lang w:val="ar_AE" w:bidi="ar_AE"/>
+        </w:rPr>
+      </w:r>
+      <w:r>
+        <w:rPr>
           <w:b/>
           <w:lang w:val="ar_AE" w:bidi="ar_AE"/>
         </w:rPr>
@@ -6563,6 +7491,22 @@
       </w:r>
       <w:r>
         <w:rPr>
+          <w:lang w:val="ar_AE" w:bidi="ar_AE"/>
+        </w:rPr>
+        <w:t>תְּכַסְּ⁠ךָ֣ בוּשָׁ֑ה</w:t>
+      </w:r>
+    </w:p>
+    <w:p>
+      <w:pPr>
+        <w:bidi/>
+      </w:pPr>
+      <w:r>
+        <w:rPr>
+          <w:lang w:val="ar_AE" w:bidi="ar_AE"/>
+        </w:rPr>
+      </w:r>
+      <w:r>
+        <w:rPr>
           <w:b/>
           <w:lang w:val="ar_AE" w:bidi="ar_AE"/>
         </w:rPr>
@@ -6682,6 +7626,22 @@
       </w:r>
       <w:r>
         <w:rPr>
+          <w:lang w:val="ar_AE" w:bidi="ar_AE"/>
+        </w:rPr>
+        <w:t>תְּכַסְּ⁠ךָ֣ בוּשָׁ֑ה</w:t>
+      </w:r>
+    </w:p>
+    <w:p>
+      <w:pPr>
+        <w:bidi/>
+      </w:pPr>
+      <w:r>
+        <w:rPr>
+          <w:lang w:val="ar_AE" w:bidi="ar_AE"/>
+        </w:rPr>
+      </w:r>
+      <w:r>
+        <w:rPr>
           <w:b/>
           <w:lang w:val="ar_AE" w:bidi="ar_AE"/>
         </w:rPr>
@@ -6801,6 +7761,22 @@
       </w:r>
       <w:r>
         <w:rPr>
+          <w:lang w:val="ar_AE" w:bidi="ar_AE"/>
+        </w:rPr>
+        <w:t>וְ⁠נִכְרַ֖תָּ</w:t>
+      </w:r>
+    </w:p>
+    <w:p>
+      <w:pPr>
+        <w:bidi/>
+      </w:pPr>
+      <w:r>
+        <w:rPr>
+          <w:lang w:val="ar_AE" w:bidi="ar_AE"/>
+        </w:rPr>
+      </w:r>
+      <w:r>
+        <w:rPr>
           <w:b/>
           <w:lang w:val="ar_AE" w:bidi="ar_AE"/>
         </w:rPr>
@@ -6907,6 +7883,22 @@
       </w:r>
       <w:r>
         <w:rPr>
+          <w:lang w:val="ar_AE" w:bidi="ar_AE"/>
+        </w:rPr>
+        <w:t>וְ⁠נִכְרַ֖תָּ</w:t>
+      </w:r>
+    </w:p>
+    <w:p>
+      <w:pPr>
+        <w:bidi/>
+      </w:pPr>
+      <w:r>
+        <w:rPr>
+          <w:lang w:val="ar_AE" w:bidi="ar_AE"/>
+        </w:rPr>
+      </w:r>
+      <w:r>
+        <w:rPr>
           <w:b/>
           <w:lang w:val="ar_AE" w:bidi="ar_AE"/>
         </w:rPr>
@@ -6986,6 +7978,22 @@
         <w:rPr>
           <w:lang w:val="ar_AE" w:bidi="ar_AE"/>
         </w:rPr>
+      </w:r>
+    </w:p>
+    <w:p>
+      <w:pPr>
+        <w:bidi/>
+      </w:pPr>
+      <w:r>
+        <w:rPr>
+          <w:lang w:val="ar_AE" w:bidi="ar_AE"/>
+        </w:rPr>
+      </w:r>
+      <w:r>
+        <w:rPr>
+          <w:lang w:val="ar_AE" w:bidi="ar_AE"/>
+        </w:rPr>
+        <w:t>וְ⁠נִכְרַ֖תָּ</w:t>
       </w:r>
     </w:p>
     <w:p>
@@ -7122,6 +8130,22 @@
       </w:r>
       <w:r>
         <w:rPr>
+          <w:lang w:val="ar_AE" w:bidi="ar_AE"/>
+        </w:rPr>
+        <w:t>עֲמָֽדְ⁠ךָ֣ מִ⁠נֶּ֔גֶד</w:t>
+      </w:r>
+    </w:p>
+    <w:p>
+      <w:pPr>
+        <w:bidi/>
+      </w:pPr>
+      <w:r>
+        <w:rPr>
+          <w:lang w:val="ar_AE" w:bidi="ar_AE"/>
+        </w:rPr>
+      </w:r>
+      <w:r>
+        <w:rPr>
           <w:b/>
           <w:lang w:val="ar_AE" w:bidi="ar_AE"/>
         </w:rPr>
@@ -7215,6 +8239,22 @@
         <w:rPr>
           <w:lang w:val="ar_AE" w:bidi="ar_AE"/>
         </w:rPr>
+      </w:r>
+    </w:p>
+    <w:p>
+      <w:pPr>
+        <w:bidi/>
+      </w:pPr>
+      <w:r>
+        <w:rPr>
+          <w:lang w:val="ar_AE" w:bidi="ar_AE"/>
+        </w:rPr>
+      </w:r>
+      <w:r>
+        <w:rPr>
+          <w:lang w:val="ar_AE" w:bidi="ar_AE"/>
+        </w:rPr>
+        <w:t>שְׁב֥וֹת זָרִ֖ים חֵיל֑⁠וֹ וְ⁠נָכְרִ֞ים בָּ֣אוּ שְׁעָרָ֗יו</w:t>
       </w:r>
     </w:p>
     <w:p>
@@ -7471,6 +8511,22 @@
       </w:r>
       <w:r>
         <w:rPr>
+          <w:lang w:val="ar_AE" w:bidi="ar_AE"/>
+        </w:rPr>
+        <w:t>חֵיל֑⁠וֹ</w:t>
+      </w:r>
+    </w:p>
+    <w:p>
+      <w:pPr>
+        <w:bidi/>
+      </w:pPr>
+      <w:r>
+        <w:rPr>
+          <w:lang w:val="ar_AE" w:bidi="ar_AE"/>
+        </w:rPr>
+      </w:r>
+      <w:r>
+        <w:rPr>
           <w:b/>
           <w:lang w:val="ar_AE" w:bidi="ar_AE"/>
         </w:rPr>
@@ -7586,6 +8642,22 @@
       </w:r>
       <w:r>
         <w:rPr>
+          <w:lang w:val="ar_AE" w:bidi="ar_AE"/>
+        </w:rPr>
+        <w:t>שְׁעָרָ֗יו</w:t>
+      </w:r>
+    </w:p>
+    <w:p>
+      <w:pPr>
+        <w:bidi/>
+      </w:pPr>
+      <w:r>
+        <w:rPr>
+          <w:lang w:val="ar_AE" w:bidi="ar_AE"/>
+        </w:rPr>
+      </w:r>
+      <w:r>
+        <w:rPr>
           <w:b/>
           <w:lang w:val="ar_AE" w:bidi="ar_AE"/>
         </w:rPr>
@@ -7705,6 +8777,22 @@
       </w:r>
       <w:r>
         <w:rPr>
+          <w:lang w:val="ar_AE" w:bidi="ar_AE"/>
+        </w:rPr>
+        <w:t>וְ⁠עַל־יְרוּשָׁלִַ֨ם֙ יַדּ֣וּ גוֹרָ֔ל</w:t>
+      </w:r>
+    </w:p>
+    <w:p>
+      <w:pPr>
+        <w:bidi/>
+      </w:pPr>
+      <w:r>
+        <w:rPr>
+          <w:lang w:val="ar_AE" w:bidi="ar_AE"/>
+        </w:rPr>
+      </w:r>
+      <w:r>
+        <w:rPr>
           <w:b/>
           <w:lang w:val="ar_AE" w:bidi="ar_AE"/>
         </w:rPr>
@@ -7837,6 +8925,22 @@
       </w:r>
       <w:r>
         <w:rPr>
+          <w:lang w:val="ar_AE" w:bidi="ar_AE"/>
+        </w:rPr>
+        <w:t>גַּם־אַתָּ֖ה כְּ⁠אַחַ֥ד מֵ⁠הֶֽם</w:t>
+      </w:r>
+    </w:p>
+    <w:p>
+      <w:pPr>
+        <w:bidi/>
+      </w:pPr>
+      <w:r>
+        <w:rPr>
+          <w:lang w:val="ar_AE" w:bidi="ar_AE"/>
+        </w:rPr>
+      </w:r>
+      <w:r>
+        <w:rPr>
           <w:b/>
           <w:lang w:val="ar_AE" w:bidi="ar_AE"/>
         </w:rPr>
@@ -7969,6 +9073,22 @@
       </w:r>
       <w:r>
         <w:rPr>
+          <w:lang w:val="ar_AE" w:bidi="ar_AE"/>
+        </w:rPr>
+        <w:t>וְ⁠אַל &amp; וְ⁠אַל &amp; וְ⁠אַל</w:t>
+      </w:r>
+    </w:p>
+    <w:p>
+      <w:pPr>
+        <w:bidi/>
+      </w:pPr>
+      <w:r>
+        <w:rPr>
+          <w:lang w:val="ar_AE" w:bidi="ar_AE"/>
+        </w:rPr>
+      </w:r>
+      <w:r>
+        <w:rPr>
           <w:b/>
           <w:lang w:val="ar_AE" w:bidi="ar_AE"/>
         </w:rPr>
@@ -8088,6 +9208,22 @@
       </w:r>
       <w:r>
         <w:rPr>
+          <w:lang w:val="ar_AE" w:bidi="ar_AE"/>
+        </w:rPr>
+        <w:t>וְ⁠אַל־תֵּ֤רֶא</w:t>
+      </w:r>
+    </w:p>
+    <w:p>
+      <w:pPr>
+        <w:bidi/>
+      </w:pPr>
+      <w:r>
+        <w:rPr>
+          <w:lang w:val="ar_AE" w:bidi="ar_AE"/>
+        </w:rPr>
+      </w:r>
+      <w:r>
+        <w:rPr>
           <w:b/>
           <w:lang w:val="ar_AE" w:bidi="ar_AE"/>
         </w:rPr>
@@ -8207,6 +9343,22 @@
       </w:r>
       <w:r>
         <w:rPr>
+          <w:lang w:val="ar_AE" w:bidi="ar_AE"/>
+        </w:rPr>
+        <w:t>בְ⁠יוֹם־אָחִ֨י⁠ךָ֙ בְּ⁠י֣וֹם נָכְר֔⁠וֹ</w:t>
+      </w:r>
+    </w:p>
+    <w:p>
+      <w:pPr>
+        <w:bidi/>
+      </w:pPr>
+      <w:r>
+        <w:rPr>
+          <w:lang w:val="ar_AE" w:bidi="ar_AE"/>
+        </w:rPr>
+      </w:r>
+      <w:r>
+        <w:rPr>
           <w:b/>
           <w:lang w:val="ar_AE" w:bidi="ar_AE"/>
         </w:rPr>
@@ -8339,6 +9491,22 @@
       </w:r>
       <w:r>
         <w:rPr>
+          <w:lang w:val="ar_AE" w:bidi="ar_AE"/>
+        </w:rPr>
+        <w:t>בְ⁠יוֹם</w:t>
+      </w:r>
+    </w:p>
+    <w:p>
+      <w:pPr>
+        <w:bidi/>
+      </w:pPr>
+      <w:r>
+        <w:rPr>
+          <w:lang w:val="ar_AE" w:bidi="ar_AE"/>
+        </w:rPr>
+      </w:r>
+      <w:r>
+        <w:rPr>
           <w:b/>
           <w:lang w:val="ar_AE" w:bidi="ar_AE"/>
         </w:rPr>
@@ -8445,6 +9613,22 @@
         <w:rPr>
           <w:lang w:val="ar_AE" w:bidi="ar_AE"/>
         </w:rPr>
+      </w:r>
+    </w:p>
+    <w:p>
+      <w:pPr>
+        <w:bidi/>
+      </w:pPr>
+      <w:r>
+        <w:rPr>
+          <w:lang w:val="ar_AE" w:bidi="ar_AE"/>
+        </w:rPr>
+      </w:r>
+      <w:r>
+        <w:rPr>
+          <w:lang w:val="ar_AE" w:bidi="ar_AE"/>
+        </w:rPr>
+        <w:t>אָחִ֨י⁠ךָ֙</w:t>
       </w:r>
     </w:p>
     <w:p>
@@ -8595,6 +9779,22 @@
       </w:r>
       <w:r>
         <w:rPr>
+          <w:lang w:val="ar_AE" w:bidi="ar_AE"/>
+        </w:rPr>
+        <w:t>לִ⁠בְנֵֽי־יְהוּדָ֖ה</w:t>
+      </w:r>
+    </w:p>
+    <w:p>
+      <w:pPr>
+        <w:bidi/>
+      </w:pPr>
+      <w:r>
+        <w:rPr>
+          <w:lang w:val="ar_AE" w:bidi="ar_AE"/>
+        </w:rPr>
+      </w:r>
+      <w:r>
+        <w:rPr>
           <w:b/>
           <w:lang w:val="ar_AE" w:bidi="ar_AE"/>
         </w:rPr>
@@ -8714,6 +9914,22 @@
       </w:r>
       <w:r>
         <w:rPr>
+          <w:lang w:val="ar_AE" w:bidi="ar_AE"/>
+        </w:rPr>
+        <w:t>וְ⁠אַל־תַּגְדֵּ֥ל פִּ֖י⁠ךָ</w:t>
+      </w:r>
+    </w:p>
+    <w:p>
+      <w:pPr>
+        <w:bidi/>
+      </w:pPr>
+      <w:r>
+        <w:rPr>
+          <w:lang w:val="ar_AE" w:bidi="ar_AE"/>
+        </w:rPr>
+      </w:r>
+      <w:r>
+        <w:rPr>
           <w:b/>
           <w:lang w:val="ar_AE" w:bidi="ar_AE"/>
         </w:rPr>
@@ -8820,6 +10036,22 @@
       </w:r>
       <w:r>
         <w:rPr>
+          <w:lang w:val="ar_AE" w:bidi="ar_AE"/>
+        </w:rPr>
+        <w:t>בְּ⁠י֣וֹם אֵידָ֔⁠ם &amp; בְּ⁠י֣וֹם אֵיד֑⁠וֹ &amp; בְּ⁠י֥וֹם אֵידֽ⁠וֹ</w:t>
+      </w:r>
+    </w:p>
+    <w:p>
+      <w:pPr>
+        <w:bidi/>
+      </w:pPr>
+      <w:r>
+        <w:rPr>
+          <w:lang w:val="ar_AE" w:bidi="ar_AE"/>
+        </w:rPr>
+      </w:r>
+      <w:r>
+        <w:rPr>
           <w:b/>
           <w:lang w:val="ar_AE" w:bidi="ar_AE"/>
         </w:rPr>
@@ -8926,6 +10158,22 @@
         <w:rPr>
           <w:lang w:val="ar_AE" w:bidi="ar_AE"/>
         </w:rPr>
+      </w:r>
+    </w:p>
+    <w:p>
+      <w:pPr>
+        <w:bidi/>
+      </w:pPr>
+      <w:r>
+        <w:rPr>
+          <w:lang w:val="ar_AE" w:bidi="ar_AE"/>
+        </w:rPr>
+      </w:r>
+      <w:r>
+        <w:rPr>
+          <w:lang w:val="ar_AE" w:bidi="ar_AE"/>
+        </w:rPr>
+        <w:t>אֵידָ֔⁠ם &amp; אֵיד֑⁠וֹ &amp; אֵידֽ⁠וֹ</w:t>
       </w:r>
     </w:p>
     <w:p>
@@ -9102,6 +10350,22 @@
       </w:r>
       <w:r>
         <w:rPr>
+          <w:lang w:val="ar_AE" w:bidi="ar_AE"/>
+        </w:rPr>
+        <w:t>גַם־אַתָּ֛ה</w:t>
+      </w:r>
+    </w:p>
+    <w:p>
+      <w:pPr>
+        <w:bidi/>
+      </w:pPr>
+      <w:r>
+        <w:rPr>
+          <w:lang w:val="ar_AE" w:bidi="ar_AE"/>
+        </w:rPr>
+      </w:r>
+      <w:r>
+        <w:rPr>
           <w:b/>
           <w:lang w:val="ar_AE" w:bidi="ar_AE"/>
         </w:rPr>
@@ -9195,6 +10459,22 @@
         <w:rPr>
           <w:lang w:val="ar_AE" w:bidi="ar_AE"/>
         </w:rPr>
+      </w:r>
+    </w:p>
+    <w:p>
+      <w:pPr>
+        <w:bidi/>
+      </w:pPr>
+      <w:r>
+        <w:rPr>
+          <w:lang w:val="ar_AE" w:bidi="ar_AE"/>
+        </w:rPr>
+      </w:r>
+      <w:r>
+        <w:rPr>
+          <w:lang w:val="ar_AE" w:bidi="ar_AE"/>
+        </w:rPr>
+        <w:t>אַל־תֵּ֧רֶא</w:t>
       </w:r>
     </w:p>
     <w:p>
@@ -9345,6 +10625,22 @@
       </w:r>
       <w:r>
         <w:rPr>
+          <w:lang w:val="ar_AE" w:bidi="ar_AE"/>
+        </w:rPr>
+        <w:t>וְ⁠אַל־תִּשְׁלַ֥חְנָה בְ⁠חֵיל֖⁠וֹ</w:t>
+      </w:r>
+    </w:p>
+    <w:p>
+      <w:pPr>
+        <w:bidi/>
+      </w:pPr>
+      <w:r>
+        <w:rPr>
+          <w:lang w:val="ar_AE" w:bidi="ar_AE"/>
+        </w:rPr>
+      </w:r>
+      <w:r>
+        <w:rPr>
           <w:b/>
           <w:lang w:val="ar_AE" w:bidi="ar_AE"/>
         </w:rPr>
@@ -9451,6 +10747,22 @@
       </w:r>
       <w:r>
         <w:rPr>
+          <w:lang w:val="ar_AE" w:bidi="ar_AE"/>
+        </w:rPr>
+        <w:t>הַ⁠פֶּ֔רֶק</w:t>
+      </w:r>
+    </w:p>
+    <w:p>
+      <w:pPr>
+        <w:bidi/>
+      </w:pPr>
+      <w:r>
+        <w:rPr>
+          <w:lang w:val="ar_AE" w:bidi="ar_AE"/>
+        </w:rPr>
+      </w:r>
+      <w:r>
+        <w:rPr>
           <w:b/>
           <w:lang w:val="ar_AE" w:bidi="ar_AE"/>
         </w:rPr>
@@ -9551,6 +10863,22 @@
         <w:rPr>
           <w:lang w:val="ar_AE" w:bidi="ar_AE"/>
         </w:rPr>
+      </w:r>
+    </w:p>
+    <w:p>
+      <w:pPr>
+        <w:bidi/>
+      </w:pPr>
+      <w:r>
+        <w:rPr>
+          <w:lang w:val="ar_AE" w:bidi="ar_AE"/>
+        </w:rPr>
+      </w:r>
+      <w:r>
+        <w:rPr>
+          <w:lang w:val="ar_AE" w:bidi="ar_AE"/>
+        </w:rPr>
+        <w:t>לְ⁠הַכְרִ֖ית</w:t>
       </w:r>
     </w:p>
     <w:p>
@@ -9701,6 +11029,22 @@
       </w:r>
       <w:r>
         <w:rPr>
+          <w:lang w:val="ar_AE" w:bidi="ar_AE"/>
+        </w:rPr>
+        <w:t>וְ⁠אַל־תַּסְגֵּ֥ר שְׂרִידָ֖י⁠ו</w:t>
+      </w:r>
+    </w:p>
+    <w:p>
+      <w:pPr>
+        <w:bidi/>
+      </w:pPr>
+      <w:r>
+        <w:rPr>
+          <w:lang w:val="ar_AE" w:bidi="ar_AE"/>
+        </w:rPr>
+      </w:r>
+      <w:r>
+        <w:rPr>
           <w:b/>
           <w:lang w:val="ar_AE" w:bidi="ar_AE"/>
         </w:rPr>
@@ -9891,6 +11235,22 @@
       </w:r>
       <w:r>
         <w:rPr>
+          <w:lang w:val="ar_AE" w:bidi="ar_AE"/>
+        </w:rPr>
+        <w:t>כִּֽי־קָר֥וֹב יוֹם־יְהוָ֖ה עַל־כָּל־הַ⁠גּוֹיִ֑ם</w:t>
+      </w:r>
+    </w:p>
+    <w:p>
+      <w:pPr>
+        <w:bidi/>
+      </w:pPr>
+      <w:r>
+        <w:rPr>
+          <w:lang w:val="ar_AE" w:bidi="ar_AE"/>
+        </w:rPr>
+      </w:r>
+      <w:r>
+        <w:rPr>
           <w:b/>
           <w:lang w:val="ar_AE" w:bidi="ar_AE"/>
         </w:rPr>
@@ -9983,6 +11343,22 @@
       </w:r>
       <w:r>
         <w:rPr>
+          <w:lang w:val="ar_AE" w:bidi="ar_AE"/>
+        </w:rPr>
+        <w:t>יוֹם־יְהוָ֖ה</w:t>
+      </w:r>
+    </w:p>
+    <w:p>
+      <w:pPr>
+        <w:bidi/>
+      </w:pPr>
+      <w:r>
+        <w:rPr>
+          <w:lang w:val="ar_AE" w:bidi="ar_AE"/>
+        </w:rPr>
+      </w:r>
+      <w:r>
+        <w:rPr>
           <w:b/>
           <w:lang w:val="ar_AE" w:bidi="ar_AE"/>
         </w:rPr>
@@ -10102,6 +11478,22 @@
       </w:r>
       <w:r>
         <w:rPr>
+          <w:lang w:val="ar_AE" w:bidi="ar_AE"/>
+        </w:rPr>
+        <w:t>קָר֥וֹב</w:t>
+      </w:r>
+    </w:p>
+    <w:p>
+      <w:pPr>
+        <w:bidi/>
+      </w:pPr>
+      <w:r>
+        <w:rPr>
+          <w:lang w:val="ar_AE" w:bidi="ar_AE"/>
+        </w:rPr>
+      </w:r>
+      <w:r>
+        <w:rPr>
           <w:b/>
           <w:lang w:val="ar_AE" w:bidi="ar_AE"/>
         </w:rPr>
@@ -10199,6 +11591,22 @@
       </w:r>
       <w:r>
         <w:rPr>
+          <w:lang w:val="ar_AE" w:bidi="ar_AE"/>
+        </w:rPr>
+        <w:t>יֵעָ֣שֶׂה לָּ֔⁠ךְ</w:t>
+      </w:r>
+    </w:p>
+    <w:p>
+      <w:pPr>
+        <w:bidi/>
+      </w:pPr>
+      <w:r>
+        <w:rPr>
+          <w:lang w:val="ar_AE" w:bidi="ar_AE"/>
+        </w:rPr>
+      </w:r>
+      <w:r>
+        <w:rPr>
           <w:b/>
           <w:lang w:val="ar_AE" w:bidi="ar_AE"/>
         </w:rPr>
@@ -10305,6 +11713,22 @@
       </w:r>
       <w:r>
         <w:rPr>
+          <w:lang w:val="ar_AE" w:bidi="ar_AE"/>
+        </w:rPr>
+        <w:t>גְּמֻלְ⁠ךָ֖ יָשׁ֥וּב בְּ⁠רֹאשֶֽׁ⁠ךָ</w:t>
+      </w:r>
+    </w:p>
+    <w:p>
+      <w:pPr>
+        <w:bidi/>
+      </w:pPr>
+      <w:r>
+        <w:rPr>
+          <w:lang w:val="ar_AE" w:bidi="ar_AE"/>
+        </w:rPr>
+      </w:r>
+      <w:r>
+        <w:rPr>
           <w:b/>
           <w:lang w:val="ar_AE" w:bidi="ar_AE"/>
         </w:rPr>
@@ -10411,6 +11835,22 @@
       </w:r>
       <w:r>
         <w:rPr>
+          <w:lang w:val="ar_AE" w:bidi="ar_AE"/>
+        </w:rPr>
+        <w:t>בְּ⁠רֹאשֶֽׁ⁠ךָ</w:t>
+      </w:r>
+    </w:p>
+    <w:p>
+      <w:pPr>
+        <w:bidi/>
+      </w:pPr>
+      <w:r>
+        <w:rPr>
+          <w:lang w:val="ar_AE" w:bidi="ar_AE"/>
+        </w:rPr>
+      </w:r>
+      <w:r>
+        <w:rPr>
           <w:b/>
           <w:lang w:val="ar_AE" w:bidi="ar_AE"/>
         </w:rPr>
@@ -10530,6 +11970,22 @@
       </w:r>
       <w:r>
         <w:rPr>
+          <w:lang w:val="ar_AE" w:bidi="ar_AE"/>
+        </w:rPr>
+        <w:t>כִּ֗י כַּֽ⁠אֲשֶׁ֤ר שְׁתִיתֶם֙</w:t>
+      </w:r>
+    </w:p>
+    <w:p>
+      <w:pPr>
+        <w:bidi/>
+      </w:pPr>
+      <w:r>
+        <w:rPr>
+          <w:lang w:val="ar_AE" w:bidi="ar_AE"/>
+        </w:rPr>
+      </w:r>
+      <w:r>
+        <w:rPr>
           <w:b/>
           <w:lang w:val="ar_AE" w:bidi="ar_AE"/>
         </w:rPr>
@@ -10622,6 +12078,22 @@
       </w:r>
       <w:r>
         <w:rPr>
+          <w:lang w:val="ar_AE" w:bidi="ar_AE"/>
+        </w:rPr>
+        <w:t>כַּֽ⁠אֲשֶׁ֤ר שְׁתִיתֶם֙</w:t>
+      </w:r>
+    </w:p>
+    <w:p>
+      <w:pPr>
+        <w:bidi/>
+      </w:pPr>
+      <w:r>
+        <w:rPr>
+          <w:lang w:val="ar_AE" w:bidi="ar_AE"/>
+        </w:rPr>
+      </w:r>
+      <w:r>
+        <w:rPr>
           <w:b/>
           <w:lang w:val="ar_AE" w:bidi="ar_AE"/>
         </w:rPr>
@@ -10727,6 +12199,22 @@
       </w:r>
       <w:r>
         <w:rPr>
+          <w:lang w:val="ar_AE" w:bidi="ar_AE"/>
+        </w:rPr>
+        <w:t>שְׁתִיתֶם֙</w:t>
+      </w:r>
+    </w:p>
+    <w:p>
+      <w:pPr>
+        <w:bidi/>
+      </w:pPr>
+      <w:r>
+        <w:rPr>
+          <w:lang w:val="ar_AE" w:bidi="ar_AE"/>
+        </w:rPr>
+      </w:r>
+      <w:r>
+        <w:rPr>
           <w:b/>
           <w:lang w:val="ar_AE" w:bidi="ar_AE"/>
         </w:rPr>
@@ -10833,6 +12321,22 @@
       </w:r>
       <w:r>
         <w:rPr>
+          <w:lang w:val="ar_AE" w:bidi="ar_AE"/>
+        </w:rPr>
+        <w:t>עַל־הַ֣ר קָדְשִׁ֔⁠י</w:t>
+      </w:r>
+    </w:p>
+    <w:p>
+      <w:pPr>
+        <w:bidi/>
+      </w:pPr>
+      <w:r>
+        <w:rPr>
+          <w:lang w:val="ar_AE" w:bidi="ar_AE"/>
+        </w:rPr>
+      </w:r>
+      <w:r>
+        <w:rPr>
           <w:b/>
           <w:lang w:val="ar_AE" w:bidi="ar_AE"/>
         </w:rPr>
@@ -10952,6 +12456,22 @@
       </w:r>
       <w:r>
         <w:rPr>
+          <w:lang w:val="ar_AE" w:bidi="ar_AE"/>
+        </w:rPr>
+        <w:t>יִשְׁתּ֥וּ כָֽל־הַ⁠גּוֹיִ֖ם תָּמִ֑יד</w:t>
+      </w:r>
+    </w:p>
+    <w:p>
+      <w:pPr>
+        <w:bidi/>
+      </w:pPr>
+      <w:r>
+        <w:rPr>
+          <w:lang w:val="ar_AE" w:bidi="ar_AE"/>
+        </w:rPr>
+      </w:r>
+      <w:r>
+        <w:rPr>
           <w:b/>
           <w:lang w:val="ar_AE" w:bidi="ar_AE"/>
         </w:rPr>
@@ -11071,6 +12591,22 @@
       </w:r>
       <w:r>
         <w:rPr>
+          <w:lang w:val="ar_AE" w:bidi="ar_AE"/>
+        </w:rPr>
+        <w:t>וְ⁠שָׁת֣וּ וְ⁠לָע֔וּ</w:t>
+      </w:r>
+    </w:p>
+    <w:p>
+      <w:pPr>
+        <w:bidi/>
+      </w:pPr>
+      <w:r>
+        <w:rPr>
+          <w:lang w:val="ar_AE" w:bidi="ar_AE"/>
+        </w:rPr>
+      </w:r>
+      <w:r>
+        <w:rPr>
           <w:b/>
           <w:lang w:val="ar_AE" w:bidi="ar_AE"/>
         </w:rPr>
@@ -11203,6 +12739,22 @@
       </w:r>
       <w:r>
         <w:rPr>
+          <w:lang w:val="ar_AE" w:bidi="ar_AE"/>
+        </w:rPr>
+        <w:t>וְ⁠שָׁת֣וּ וְ⁠לָע֔וּ</w:t>
+      </w:r>
+    </w:p>
+    <w:p>
+      <w:pPr>
+        <w:bidi/>
+      </w:pPr>
+      <w:r>
+        <w:rPr>
+          <w:lang w:val="ar_AE" w:bidi="ar_AE"/>
+        </w:rPr>
+      </w:r>
+      <w:r>
+        <w:rPr>
           <w:b/>
           <w:lang w:val="ar_AE" w:bidi="ar_AE"/>
         </w:rPr>
@@ -11308,6 +12860,22 @@
         <w:rPr>
           <w:lang w:val="ar_AE" w:bidi="ar_AE"/>
         </w:rPr>
+      </w:r>
+    </w:p>
+    <w:p>
+      <w:pPr>
+        <w:bidi/>
+      </w:pPr>
+      <w:r>
+        <w:rPr>
+          <w:lang w:val="ar_AE" w:bidi="ar_AE"/>
+        </w:rPr>
+      </w:r>
+      <w:r>
+        <w:rPr>
+          <w:lang w:val="ar_AE" w:bidi="ar_AE"/>
+        </w:rPr>
+        <w:t>וּ⁠בְ⁠הַ֥ר צִיּ֛וֹן תִּהְיֶ֥ה פְלֵיטָ֖ה</w:t>
       </w:r>
     </w:p>
     <w:p>
@@ -11458,6 +13026,22 @@
       </w:r>
       <w:r>
         <w:rPr>
+          <w:lang w:val="ar_AE" w:bidi="ar_AE"/>
+        </w:rPr>
+        <w:t>וּ⁠בְ⁠הַ֥ר צִיּ֛וֹן</w:t>
+      </w:r>
+    </w:p>
+    <w:p>
+      <w:pPr>
+        <w:bidi/>
+      </w:pPr>
+      <w:r>
+        <w:rPr>
+          <w:lang w:val="ar_AE" w:bidi="ar_AE"/>
+        </w:rPr>
+      </w:r>
+      <w:r>
+        <w:rPr>
           <w:b/>
           <w:lang w:val="ar_AE" w:bidi="ar_AE"/>
         </w:rPr>
@@ -11550,6 +13134,22 @@
       </w:r>
       <w:r>
         <w:rPr>
+          <w:lang w:val="ar_AE" w:bidi="ar_AE"/>
+        </w:rPr>
+        <w:t>וְ⁠הָ֣יָה קֹ֑דֶשׁ</w:t>
+      </w:r>
+    </w:p>
+    <w:p>
+      <w:pPr>
+        <w:bidi/>
+      </w:pPr>
+      <w:r>
+        <w:rPr>
+          <w:lang w:val="ar_AE" w:bidi="ar_AE"/>
+        </w:rPr>
+      </w:r>
+      <w:r>
+        <w:rPr>
           <w:b/>
           <w:lang w:val="ar_AE" w:bidi="ar_AE"/>
         </w:rPr>
@@ -11669,6 +13269,22 @@
       </w:r>
       <w:r>
         <w:rPr>
+          <w:lang w:val="ar_AE" w:bidi="ar_AE"/>
+        </w:rPr>
+        <w:t>בֵּ֣ית יַֽעֲקֹ֔ב</w:t>
+      </w:r>
+    </w:p>
+    <w:p>
+      <w:pPr>
+        <w:bidi/>
+      </w:pPr>
+      <w:r>
+        <w:rPr>
+          <w:lang w:val="ar_AE" w:bidi="ar_AE"/>
+        </w:rPr>
+      </w:r>
+      <w:r>
+        <w:rPr>
           <w:b/>
           <w:lang w:val="ar_AE" w:bidi="ar_AE"/>
         </w:rPr>
@@ -11788,6 +13404,22 @@
       </w:r>
       <w:r>
         <w:rPr>
+          <w:lang w:val="ar_AE" w:bidi="ar_AE"/>
+        </w:rPr>
+        <w:t>אֵ֖ת מוֹרָֽשֵׁי⁠הֶם</w:t>
+      </w:r>
+    </w:p>
+    <w:p>
+      <w:pPr>
+        <w:bidi/>
+      </w:pPr>
+      <w:r>
+        <w:rPr>
+          <w:lang w:val="ar_AE" w:bidi="ar_AE"/>
+        </w:rPr>
+      </w:r>
+      <w:r>
+        <w:rPr>
           <w:b/>
           <w:lang w:val="ar_AE" w:bidi="ar_AE"/>
         </w:rPr>
@@ -11885,6 +13517,22 @@
       </w:r>
       <w:r>
         <w:rPr>
+          <w:lang w:val="ar_AE" w:bidi="ar_AE"/>
+        </w:rPr>
+        <w:t>וְ⁠הָיָה֩ בֵית־יַעֲקֹ֨ב אֵ֜שׁ וּ⁠בֵ֧ית יוֹסֵ֣ף לֶהָבָ֗ה</w:t>
+      </w:r>
+    </w:p>
+    <w:p>
+      <w:pPr>
+        <w:bidi/>
+      </w:pPr>
+      <w:r>
+        <w:rPr>
+          <w:lang w:val="ar_AE" w:bidi="ar_AE"/>
+        </w:rPr>
+      </w:r>
+      <w:r>
+        <w:rPr>
           <w:b/>
           <w:lang w:val="ar_AE" w:bidi="ar_AE"/>
         </w:rPr>
@@ -11991,6 +13639,22 @@
       </w:r>
       <w:r>
         <w:rPr>
+          <w:lang w:val="ar_AE" w:bidi="ar_AE"/>
+        </w:rPr>
+        <w:t>בֵית־יַעֲקֹ֨ב</w:t>
+      </w:r>
+    </w:p>
+    <w:p>
+      <w:pPr>
+        <w:bidi/>
+      </w:pPr>
+      <w:r>
+        <w:rPr>
+          <w:lang w:val="ar_AE" w:bidi="ar_AE"/>
+        </w:rPr>
+      </w:r>
+      <w:r>
+        <w:rPr>
           <w:b/>
           <w:lang w:val="ar_AE" w:bidi="ar_AE"/>
         </w:rPr>
@@ -12110,6 +13774,22 @@
       </w:r>
       <w:r>
         <w:rPr>
+          <w:lang w:val="ar_AE" w:bidi="ar_AE"/>
+        </w:rPr>
+        <w:t>וּ⁠בֵ֧ית יוֹסֵ֣ף</w:t>
+      </w:r>
+    </w:p>
+    <w:p>
+      <w:pPr>
+        <w:bidi/>
+      </w:pPr>
+      <w:r>
+        <w:rPr>
+          <w:lang w:val="ar_AE" w:bidi="ar_AE"/>
+        </w:rPr>
+      </w:r>
+      <w:r>
+        <w:rPr>
           <w:b/>
           <w:lang w:val="ar_AE" w:bidi="ar_AE"/>
         </w:rPr>
@@ -12216,6 +13896,22 @@
       </w:r>
       <w:r>
         <w:rPr>
+          <w:lang w:val="ar_AE" w:bidi="ar_AE"/>
+        </w:rPr>
+        <w:t>וּ⁠בֵ֤ית עֵשָׂו֙ &amp; לְ⁠בֵ֣ית עֵשָׂ֔ו</w:t>
+      </w:r>
+    </w:p>
+    <w:p>
+      <w:pPr>
+        <w:bidi/>
+      </w:pPr>
+      <w:r>
+        <w:rPr>
+          <w:lang w:val="ar_AE" w:bidi="ar_AE"/>
+        </w:rPr>
+      </w:r>
+      <w:r>
+        <w:rPr>
           <w:b/>
           <w:lang w:val="ar_AE" w:bidi="ar_AE"/>
         </w:rPr>
@@ -12336,6 +14032,22 @@
       </w:r>
       <w:r>
         <w:rPr>
+          <w:lang w:val="ar_AE" w:bidi="ar_AE"/>
+        </w:rPr>
+        <w:t>אֵ֜שׁ &amp; לֶהָבָ֗ה &amp; לְ⁠קַ֔שׁ</w:t>
+      </w:r>
+    </w:p>
+    <w:p>
+      <w:pPr>
+        <w:bidi/>
+      </w:pPr>
+      <w:r>
+        <w:rPr>
+          <w:lang w:val="ar_AE" w:bidi="ar_AE"/>
+        </w:rPr>
+      </w:r>
+      <w:r>
+        <w:rPr>
           <w:b/>
           <w:lang w:val="ar_AE" w:bidi="ar_AE"/>
         </w:rPr>
@@ -12428,6 +14140,22 @@
       </w:r>
       <w:r>
         <w:rPr>
+          <w:lang w:val="ar_AE" w:bidi="ar_AE"/>
+        </w:rPr>
+        <w:t>לְ⁠קַ֔שׁ</w:t>
+      </w:r>
+    </w:p>
+    <w:p>
+      <w:pPr>
+        <w:bidi/>
+      </w:pPr>
+      <w:r>
+        <w:rPr>
+          <w:lang w:val="ar_AE" w:bidi="ar_AE"/>
+        </w:rPr>
+      </w:r>
+      <w:r>
+        <w:rPr>
           <w:b/>
           <w:lang w:val="ar_AE" w:bidi="ar_AE"/>
         </w:rPr>
@@ -12547,6 +14275,22 @@
       </w:r>
       <w:r>
         <w:rPr>
+          <w:lang w:val="ar_AE" w:bidi="ar_AE"/>
+        </w:rPr>
+        <w:t>וְ⁠דָלְק֥וּ בָ⁠הֶ֖ם וַ⁠אֲכָל֑וּ⁠ם</w:t>
+      </w:r>
+    </w:p>
+    <w:p>
+      <w:pPr>
+        <w:bidi/>
+      </w:pPr>
+      <w:r>
+        <w:rPr>
+          <w:lang w:val="ar_AE" w:bidi="ar_AE"/>
+        </w:rPr>
+      </w:r>
+      <w:r>
+        <w:rPr>
           <w:b/>
           <w:lang w:val="ar_AE" w:bidi="ar_AE"/>
         </w:rPr>
@@ -12679,6 +14423,22 @@
       </w:r>
       <w:r>
         <w:rPr>
+          <w:lang w:val="ar_AE" w:bidi="ar_AE"/>
+        </w:rPr>
+        <w:t>כִּ֥י</w:t>
+      </w:r>
+    </w:p>
+    <w:p>
+      <w:pPr>
+        <w:bidi/>
+      </w:pPr>
+      <w:r>
+        <w:rPr>
+          <w:lang w:val="ar_AE" w:bidi="ar_AE"/>
+        </w:rPr>
+      </w:r>
+      <w:r>
+        <w:rPr>
           <w:b/>
           <w:lang w:val="ar_AE" w:bidi="ar_AE"/>
         </w:rPr>
@@ -12785,6 +14545,22 @@
       </w:r>
       <w:r>
         <w:rPr>
+          <w:lang w:val="ar_AE" w:bidi="ar_AE"/>
+        </w:rPr>
+        <w:t>כִּ֥י יְהוָ֖ה דִּבֵּֽר</w:t>
+      </w:r>
+    </w:p>
+    <w:p>
+      <w:pPr>
+        <w:bidi/>
+      </w:pPr>
+      <w:r>
+        <w:rPr>
+          <w:lang w:val="ar_AE" w:bidi="ar_AE"/>
+        </w:rPr>
+      </w:r>
+      <w:r>
+        <w:rPr>
           <w:b/>
           <w:lang w:val="ar_AE" w:bidi="ar_AE"/>
         </w:rPr>
@@ -12891,6 +14667,22 @@
       </w:r>
       <w:r>
         <w:rPr>
+          <w:lang w:val="ar_AE" w:bidi="ar_AE"/>
+        </w:rPr>
+        <w:t>וְ⁠יָרְשׁ֨וּ</w:t>
+      </w:r>
+    </w:p>
+    <w:p>
+      <w:pPr>
+        <w:bidi/>
+      </w:pPr>
+      <w:r>
+        <w:rPr>
+          <w:lang w:val="ar_AE" w:bidi="ar_AE"/>
+        </w:rPr>
+      </w:r>
+      <w:r>
+        <w:rPr>
           <w:b/>
           <w:lang w:val="ar_AE" w:bidi="ar_AE"/>
         </w:rPr>
@@ -12975,6 +14767,22 @@
       </w:r>
       <w:r>
         <w:rPr>
+          <w:lang w:val="ar_AE" w:bidi="ar_AE"/>
+        </w:rPr>
+        <w:t>הַ⁠נֶּ֜גֶב</w:t>
+      </w:r>
+    </w:p>
+    <w:p>
+      <w:pPr>
+        <w:bidi/>
+      </w:pPr>
+      <w:r>
+        <w:rPr>
+          <w:lang w:val="ar_AE" w:bidi="ar_AE"/>
+        </w:rPr>
+      </w:r>
+      <w:r>
+        <w:rPr>
           <w:b/>
           <w:lang w:val="ar_AE" w:bidi="ar_AE"/>
         </w:rPr>
@@ -13088,6 +14896,22 @@
       </w:r>
       <w:r>
         <w:rPr>
+          <w:lang w:val="ar_AE" w:bidi="ar_AE"/>
+        </w:rPr>
+        <w:t>אֶת־הַ֣ר עֵשָׂ֗ו</w:t>
+      </w:r>
+    </w:p>
+    <w:p>
+      <w:pPr>
+        <w:bidi/>
+      </w:pPr>
+      <w:r>
+        <w:rPr>
+          <w:lang w:val="ar_AE" w:bidi="ar_AE"/>
+        </w:rPr>
+      </w:r>
+      <w:r>
+        <w:rPr>
           <w:b/>
           <w:lang w:val="ar_AE" w:bidi="ar_AE"/>
         </w:rPr>
@@ -13194,6 +15018,22 @@
       </w:r>
       <w:r>
         <w:rPr>
+          <w:lang w:val="ar_AE" w:bidi="ar_AE"/>
+        </w:rPr>
+        <w:t>וְ⁠הַ⁠שְּׁפֵלָה֙</w:t>
+      </w:r>
+    </w:p>
+    <w:p>
+      <w:pPr>
+        <w:bidi/>
+      </w:pPr>
+      <w:r>
+        <w:rPr>
+          <w:lang w:val="ar_AE" w:bidi="ar_AE"/>
+        </w:rPr>
+      </w:r>
+      <w:r>
+        <w:rPr>
           <w:b/>
           <w:lang w:val="ar_AE" w:bidi="ar_AE"/>
         </w:rPr>
@@ -13307,6 +15147,22 @@
       </w:r>
       <w:r>
         <w:rPr>
+          <w:lang w:val="ar_AE" w:bidi="ar_AE"/>
+        </w:rPr>
+        <w:t>וְ⁠הַ⁠שְּׁפֵלָה֙ אֶת־פְּלִשְׁתִּ֔ים</w:t>
+      </w:r>
+    </w:p>
+    <w:p>
+      <w:pPr>
+        <w:bidi/>
+      </w:pPr>
+      <w:r>
+        <w:rPr>
+          <w:lang w:val="ar_AE" w:bidi="ar_AE"/>
+        </w:rPr>
+      </w:r>
+      <w:r>
+        <w:rPr>
           <w:b/>
           <w:lang w:val="ar_AE" w:bidi="ar_AE"/>
         </w:rPr>
@@ -13426,6 +15282,22 @@
       </w:r>
       <w:r>
         <w:rPr>
+          <w:lang w:val="ar_AE" w:bidi="ar_AE"/>
+        </w:rPr>
+        <w:t>אֶת־פְּלִשְׁתִּ֔ים</w:t>
+      </w:r>
+    </w:p>
+    <w:p>
+      <w:pPr>
+        <w:bidi/>
+      </w:pPr>
+      <w:r>
+        <w:rPr>
+          <w:lang w:val="ar_AE" w:bidi="ar_AE"/>
+        </w:rPr>
+      </w:r>
+      <w:r>
+        <w:rPr>
           <w:b/>
           <w:lang w:val="ar_AE" w:bidi="ar_AE"/>
         </w:rPr>
@@ -13545,6 +15417,22 @@
       </w:r>
       <w:r>
         <w:rPr>
+          <w:lang w:val="ar_AE" w:bidi="ar_AE"/>
+        </w:rPr>
+        <w:t>וְ⁠יָרְשׁוּ֙</w:t>
+      </w:r>
+    </w:p>
+    <w:p>
+      <w:pPr>
+        <w:bidi/>
+      </w:pPr>
+      <w:r>
+        <w:rPr>
+          <w:lang w:val="ar_AE" w:bidi="ar_AE"/>
+        </w:rPr>
+      </w:r>
+      <w:r>
+        <w:rPr>
           <w:b/>
           <w:lang w:val="ar_AE" w:bidi="ar_AE"/>
         </w:rPr>
@@ -13629,6 +15517,22 @@
       </w:r>
       <w:r>
         <w:rPr>
+          <w:lang w:val="ar_AE" w:bidi="ar_AE"/>
+        </w:rPr>
+        <w:t>אֶת־שְׂדֵ֣ה אֶפְרַ֔יִם וְ⁠אֵ֖ת שְׂדֵ֣ה שֹׁמְר֑וֹן</w:t>
+      </w:r>
+    </w:p>
+    <w:p>
+      <w:pPr>
+        <w:bidi/>
+      </w:pPr>
+      <w:r>
+        <w:rPr>
+          <w:lang w:val="ar_AE" w:bidi="ar_AE"/>
+        </w:rPr>
+      </w:r>
+      <w:r>
+        <w:rPr>
           <w:b/>
           <w:lang w:val="ar_AE" w:bidi="ar_AE"/>
         </w:rPr>
@@ -13748,6 +15652,22 @@
       </w:r>
       <w:r>
         <w:rPr>
+          <w:lang w:val="ar_AE" w:bidi="ar_AE"/>
+        </w:rPr>
+        <w:t>וּ⁠בִנְיָמִ֖ן</w:t>
+      </w:r>
+    </w:p>
+    <w:p>
+      <w:pPr>
+        <w:bidi/>
+      </w:pPr>
+      <w:r>
+        <w:rPr>
+          <w:lang w:val="ar_AE" w:bidi="ar_AE"/>
+        </w:rPr>
+      </w:r>
+      <w:r>
+        <w:rPr>
           <w:b/>
           <w:lang w:val="ar_AE" w:bidi="ar_AE"/>
         </w:rPr>
@@ -13867,6 +15787,22 @@
       </w:r>
       <w:r>
         <w:rPr>
+          <w:lang w:val="ar_AE" w:bidi="ar_AE"/>
+        </w:rPr>
+        <w:t>וּ⁠בִנְיָמִ֖ן אֶת־הַ⁠גִּלְעָֽד</w:t>
+      </w:r>
+    </w:p>
+    <w:p>
+      <w:pPr>
+        <w:bidi/>
+      </w:pPr>
+      <w:r>
+        <w:rPr>
+          <w:lang w:val="ar_AE" w:bidi="ar_AE"/>
+        </w:rPr>
+      </w:r>
+      <w:r>
+        <w:rPr>
           <w:b/>
           <w:lang w:val="ar_AE" w:bidi="ar_AE"/>
         </w:rPr>
@@ -13986,6 +15922,22 @@
       </w:r>
       <w:r>
         <w:rPr>
+          <w:lang w:val="ar_AE" w:bidi="ar_AE"/>
+        </w:rPr>
+        <w:t>אֶת־הַ⁠גִּלְעָֽד</w:t>
+      </w:r>
+    </w:p>
+    <w:p>
+      <w:pPr>
+        <w:bidi/>
+      </w:pPr>
+      <w:r>
+        <w:rPr>
+          <w:lang w:val="ar_AE" w:bidi="ar_AE"/>
+        </w:rPr>
+      </w:r>
+      <w:r>
+        <w:rPr>
           <w:b/>
           <w:lang w:val="ar_AE" w:bidi="ar_AE"/>
         </w:rPr>
@@ -14085,6 +16037,22 @@
       </w:r>
       <w:r>
         <w:rPr>
+          <w:lang w:val="ar_AE" w:bidi="ar_AE"/>
+        </w:rPr>
+        <w:t>וְ⁠גָלֻ֣ת הַֽ⁠חֵל־הַ֠⁠זֶּה</w:t>
+      </w:r>
+    </w:p>
+    <w:p>
+      <w:pPr>
+        <w:bidi/>
+      </w:pPr>
+      <w:r>
+        <w:rPr>
+          <w:lang w:val="ar_AE" w:bidi="ar_AE"/>
+        </w:rPr>
+      </w:r>
+      <w:r>
+        <w:rPr>
           <w:b/>
           <w:lang w:val="ar_AE" w:bidi="ar_AE"/>
         </w:rPr>
@@ -14204,6 +16172,22 @@
       </w:r>
       <w:r>
         <w:rPr>
+          <w:lang w:val="ar_AE" w:bidi="ar_AE"/>
+        </w:rPr>
+        <w:t>הַֽ⁠חֵל</w:t>
+      </w:r>
+    </w:p>
+    <w:p>
+      <w:pPr>
+        <w:bidi/>
+      </w:pPr>
+      <w:r>
+        <w:rPr>
+          <w:lang w:val="ar_AE" w:bidi="ar_AE"/>
+        </w:rPr>
+      </w:r>
+      <w:r>
+        <w:rPr>
           <w:b/>
           <w:lang w:val="ar_AE" w:bidi="ar_AE"/>
         </w:rPr>
@@ -14287,6 +16271,22 @@
       </w:r>
       <w:r>
         <w:rPr>
+          <w:lang w:val="ar_AE" w:bidi="ar_AE"/>
+        </w:rPr>
+        <w:t>לִ⁠בְנֵ֨י יִשְׂרָאֵ֤ל</w:t>
+      </w:r>
+    </w:p>
+    <w:p>
+      <w:pPr>
+        <w:bidi/>
+      </w:pPr>
+      <w:r>
+        <w:rPr>
+          <w:lang w:val="ar_AE" w:bidi="ar_AE"/>
+        </w:rPr>
+      </w:r>
+      <w:r>
+        <w:rPr>
           <w:b/>
           <w:lang w:val="ar_AE" w:bidi="ar_AE"/>
         </w:rPr>
@@ -14445,6 +16445,22 @@
       </w:r>
       <w:r>
         <w:rPr>
+          <w:lang w:val="ar_AE" w:bidi="ar_AE"/>
+        </w:rPr>
+        <w:t>אֲשֶֽׁר־כְּנַעֲנִים֙</w:t>
+      </w:r>
+    </w:p>
+    <w:p>
+      <w:pPr>
+        <w:bidi/>
+      </w:pPr>
+      <w:r>
+        <w:rPr>
+          <w:lang w:val="ar_AE" w:bidi="ar_AE"/>
+        </w:rPr>
+      </w:r>
+      <w:r>
+        <w:rPr>
           <w:b/>
           <w:lang w:val="ar_AE" w:bidi="ar_AE"/>
         </w:rPr>
@@ -14551,6 +16567,22 @@
       </w:r>
       <w:r>
         <w:rPr>
+          <w:lang w:val="ar_AE" w:bidi="ar_AE"/>
+        </w:rPr>
+        <w:t>עַד־צָ֣רְפַ֔ת</w:t>
+      </w:r>
+    </w:p>
+    <w:p>
+      <w:pPr>
+        <w:bidi/>
+      </w:pPr>
+      <w:r>
+        <w:rPr>
+          <w:lang w:val="ar_AE" w:bidi="ar_AE"/>
+        </w:rPr>
+      </w:r>
+      <w:r>
+        <w:rPr>
           <w:b/>
           <w:lang w:val="ar_AE" w:bidi="ar_AE"/>
         </w:rPr>
@@ -14657,6 +16689,22 @@
       </w:r>
       <w:r>
         <w:rPr>
+          <w:lang w:val="ar_AE" w:bidi="ar_AE"/>
+        </w:rPr>
+        <w:t>עַד־צָ֣רְפַ֔ת</w:t>
+      </w:r>
+    </w:p>
+    <w:p>
+      <w:pPr>
+        <w:bidi/>
+      </w:pPr>
+      <w:r>
+        <w:rPr>
+          <w:lang w:val="ar_AE" w:bidi="ar_AE"/>
+        </w:rPr>
+      </w:r>
+      <w:r>
+        <w:rPr>
           <w:b/>
           <w:lang w:val="ar_AE" w:bidi="ar_AE"/>
         </w:rPr>
@@ -14761,6 +16809,22 @@
       </w:r>
       <w:r>
         <w:rPr>
+          <w:lang w:val="ar_AE" w:bidi="ar_AE"/>
+        </w:rPr>
+        <w:t>וְ⁠גָלֻ֥ת יְרוּשָׁלִַ֖ם</w:t>
+      </w:r>
+    </w:p>
+    <w:p>
+      <w:pPr>
+        <w:bidi/>
+      </w:pPr>
+      <w:r>
+        <w:rPr>
+          <w:lang w:val="ar_AE" w:bidi="ar_AE"/>
+        </w:rPr>
+      </w:r>
+      <w:r>
+        <w:rPr>
           <w:b/>
           <w:lang w:val="ar_AE" w:bidi="ar_AE"/>
         </w:rPr>
@@ -14880,6 +16944,22 @@
       </w:r>
       <w:r>
         <w:rPr>
+          <w:lang w:val="ar_AE" w:bidi="ar_AE"/>
+        </w:rPr>
+        <w:t>בִּ⁠סְפָרַ֑ד</w:t>
+      </w:r>
+    </w:p>
+    <w:p>
+      <w:pPr>
+        <w:bidi/>
+      </w:pPr>
+      <w:r>
+        <w:rPr>
+          <w:lang w:val="ar_AE" w:bidi="ar_AE"/>
+        </w:rPr>
+      </w:r>
+      <w:r>
+        <w:rPr>
           <w:b/>
           <w:lang w:val="ar_AE" w:bidi="ar_AE"/>
         </w:rPr>
@@ -14993,6 +17073,22 @@
       </w:r>
       <w:r>
         <w:rPr>
+          <w:lang w:val="ar_AE" w:bidi="ar_AE"/>
+        </w:rPr>
+        <w:t>יִֽרְשׁ֕וּ</w:t>
+      </w:r>
+    </w:p>
+    <w:p>
+      <w:pPr>
+        <w:bidi/>
+      </w:pPr>
+      <w:r>
+        <w:rPr>
+          <w:lang w:val="ar_AE" w:bidi="ar_AE"/>
+        </w:rPr>
+      </w:r>
+      <w:r>
+        <w:rPr>
           <w:b/>
           <w:lang w:val="ar_AE" w:bidi="ar_AE"/>
         </w:rPr>
@@ -15099,6 +17195,22 @@
         <w:rPr>
           <w:lang w:val="ar_AE" w:bidi="ar_AE"/>
         </w:rPr>
+      </w:r>
+    </w:p>
+    <w:p>
+      <w:pPr>
+        <w:bidi/>
+      </w:pPr>
+      <w:r>
+        <w:rPr>
+          <w:lang w:val="ar_AE" w:bidi="ar_AE"/>
+        </w:rPr>
+      </w:r>
+      <w:r>
+        <w:rPr>
+          <w:lang w:val="ar_AE" w:bidi="ar_AE"/>
+        </w:rPr>
+        <w:t>הַ⁠נֶּֽגֶב</w:t>
       </w:r>
     </w:p>
     <w:p>
@@ -15243,6 +17355,22 @@
       </w:r>
       <w:r>
         <w:rPr>
+          <w:lang w:val="ar_AE" w:bidi="ar_AE"/>
+        </w:rPr>
+        <w:t>וְ⁠עָל֤וּ מֽוֹשִׁעִים֙ בְּ⁠הַ֣ר צִיּ֔וֹן לִ⁠שְׁפֹּ֖ט אֶת־הַ֣ר עֵשָׂ֑ו</w:t>
+      </w:r>
+    </w:p>
+    <w:p>
+      <w:pPr>
+        <w:bidi/>
+      </w:pPr>
+      <w:r>
+        <w:rPr>
+          <w:lang w:val="ar_AE" w:bidi="ar_AE"/>
+        </w:rPr>
+      </w:r>
+      <w:r>
+        <w:rPr>
           <w:b/>
           <w:lang w:val="ar_AE" w:bidi="ar_AE"/>
         </w:rPr>
@@ -15349,6 +17477,22 @@
       </w:r>
       <w:r>
         <w:rPr>
+          <w:lang w:val="ar_AE" w:bidi="ar_AE"/>
+        </w:rPr>
+        <w:t>מֽוֹשִׁעִים֙</w:t>
+      </w:r>
+    </w:p>
+    <w:p>
+      <w:pPr>
+        <w:bidi/>
+      </w:pPr>
+      <w:r>
+        <w:rPr>
+          <w:lang w:val="ar_AE" w:bidi="ar_AE"/>
+        </w:rPr>
+      </w:r>
+      <w:r>
+        <w:rPr>
           <w:b/>
           <w:lang w:val="ar_AE" w:bidi="ar_AE"/>
         </w:rPr>
@@ -15446,6 +17590,22 @@
       </w:r>
       <w:r>
         <w:rPr>
+          <w:lang w:val="ar_AE" w:bidi="ar_AE"/>
+        </w:rPr>
+        <w:t>בְּ⁠הַ֣ר צִיּ֔וֹן</w:t>
+      </w:r>
+    </w:p>
+    <w:p>
+      <w:pPr>
+        <w:bidi/>
+      </w:pPr>
+      <w:r>
+        <w:rPr>
+          <w:lang w:val="ar_AE" w:bidi="ar_AE"/>
+        </w:rPr>
+      </w:r>
+      <w:r>
+        <w:rPr>
           <w:b/>
           <w:lang w:val="ar_AE" w:bidi="ar_AE"/>
         </w:rPr>
@@ -15552,6 +17712,22 @@
       </w:r>
       <w:r>
         <w:rPr>
+          <w:lang w:val="ar_AE" w:bidi="ar_AE"/>
+        </w:rPr>
+        <w:t>אֶת־הַ֣ר עֵשָׂ֑ו</w:t>
+      </w:r>
+    </w:p>
+    <w:p>
+      <w:pPr>
+        <w:bidi/>
+      </w:pPr>
+      <w:r>
+        <w:rPr>
+          <w:lang w:val="ar_AE" w:bidi="ar_AE"/>
+        </w:rPr>
+      </w:r>
+      <w:r>
+        <w:rPr>
           <w:b/>
           <w:lang w:val="ar_AE" w:bidi="ar_AE"/>
         </w:rPr>
@@ -15645,6 +17821,22 @@
         <w:rPr>
           <w:lang w:val="ar_AE" w:bidi="ar_AE"/>
         </w:rPr>
+      </w:r>
+    </w:p>
+    <w:p>
+      <w:pPr>
+        <w:bidi/>
+      </w:pPr>
+      <w:r>
+        <w:rPr>
+          <w:lang w:val="ar_AE" w:bidi="ar_AE"/>
+        </w:rPr>
+      </w:r>
+      <w:r>
+        <w:rPr>
+          <w:lang w:val="ar_AE" w:bidi="ar_AE"/>
+        </w:rPr>
+        <w:t>וְ⁠הָיְתָ֥ה לַֽ⁠יהוָ֖ה הַ⁠מְּלוּכָֽה</w:t>
       </w:r>
     </w:p>
     <w:p>

--- a/arb/docx/31.content.docx
+++ b/arb/docx/31.content.docx
@@ -32,51 +32,16 @@
     </w:p>
     <w:p>
       <w:pPr>
-        <w:pStyle w:val="Heading2"/>
-        <w:bidi/>
-      </w:pPr>
-      <w:r>
-        <w:rPr>
-          <w:lang w:val="ar_AE" w:bidi="ar_AE"/>
-        </w:rPr>
-        <w:t>License Information</w:t>
-      </w:r>
-      <w:r>
-        <w:rPr>
-          <w:lang w:val="ar_AE" w:bidi="ar_AE"/>
-        </w:rPr>
-      </w:r>
-    </w:p>
-    <w:p>
-      <w:pPr>
-        <w:bidi/>
-      </w:pPr>
-      <w:r>
-        <w:rPr>
-          <w:lang w:val="ar_AE" w:bidi="ar_AE"/>
-        </w:rPr>
-      </w:r>
-      <w:r>
-        <w:rPr>
-          <w:b/>
-          <w:lang w:val="ar_AE" w:bidi="ar_AE"/>
-        </w:rPr>
-        <w:t>ملاحظات الترجمة (كلمة متكشفة)</w:t>
-      </w:r>
-      <w:r>
-        <w:rPr>
-          <w:lang w:val="ar_AE" w:bidi="ar_AE"/>
-        </w:rPr>
-        <w:t xml:space="preserve"> (Arabic) is based on</w:t>
-      </w:r>
-      <w:r>
-        <w:rPr>
-          <w:lang w:val="ar_AE" w:bidi="ar_AE"/>
-        </w:rPr>
-        <w:t xml:space="preserve">: </w:t>
-      </w:r>
-      <w:r>
-        <w:rPr>
+        <w:bidi/>
+      </w:pPr>
+      <w:r>
+        <w:rPr>
+          <w:lang w:val="ar_AE" w:bidi="ar_AE"/>
+        </w:rPr>
+      </w:r>
+      <w:r>
+        <w:rPr>
+          <w:b/>
           <w:lang w:val="ar_AE" w:bidi="ar_AE"/>
         </w:rPr>
         <w:t>unfoldingWord® Translation Notes</w:t>
@@ -85,64 +50,31 @@
         <w:rPr>
           <w:lang w:val="ar_AE" w:bidi="ar_AE"/>
         </w:rPr>
-        <w:t xml:space="preserve">, </w:t>
-      </w:r>
-      <w:hyperlink r:id="rId13">
-        <w:r>
-          <w:rPr>
-            <w:lang w:val="ar_AE" w:bidi="ar_AE"/>
-          </w:rPr>
-          <w:rPr>
-            <w:color w:val="0000EE"/>
-            <w:u w:val="single"/>
-          </w:rPr>
-          <w:t>unfoldingWord</w:t>
-        </w:r>
-      </w:hyperlink>
-      <w:r>
-        <w:rPr>
-          <w:lang w:val="ar_AE" w:bidi="ar_AE"/>
-        </w:rPr>
-        <w:t xml:space="preserve">, 2022, which is licensed under a </w:t>
-      </w:r>
-      <w:hyperlink r:id="rId14">
-        <w:r>
-          <w:rPr>
-            <w:lang w:val="ar_AE" w:bidi="ar_AE"/>
-          </w:rPr>
-          <w:rPr>
-            <w:color w:val="0000EE"/>
-            <w:u w:val="single"/>
-          </w:rPr>
-          <w:t>CC BY-SA 4.0 license</w:t>
-        </w:r>
-      </w:hyperlink>
-      <w:r>
-        <w:rPr>
-          <w:lang w:val="ar_AE" w:bidi="ar_AE"/>
-        </w:rPr>
-        <w:t>.</w:t>
-      </w:r>
-      <w:r>
-        <w:rPr>
-          <w:lang w:val="ar_AE" w:bidi="ar_AE"/>
-        </w:rPr>
-      </w:r>
-    </w:p>
-    <w:p>
-      <w:pPr>
-        <w:bidi/>
-      </w:pPr>
-      <w:r>
-        <w:rPr>
-          <w:lang w:val="ar_AE" w:bidi="ar_AE"/>
-        </w:rPr>
-      </w:r>
-      <w:r>
-        <w:rPr>
-          <w:lang w:val="ar_AE" w:bidi="ar_AE"/>
-        </w:rPr>
-        <w:t>This PDF version is provided under the same license.</w:t>
+        <w:t xml:space="preserve"> © 2022 unfoldingWord. Released under CC BY-SA 4.0 license. </w:t>
+      </w:r>
+      <w:r>
+        <w:rPr>
+          <w:lang w:val="ar_AE" w:bidi="ar_AE"/>
+        </w:rPr>
+        <w:t>unfoldingWord® Translation Notes</w:t>
+      </w:r>
+      <w:r>
+        <w:rPr>
+          <w:lang w:val="ar_AE" w:bidi="ar_AE"/>
+        </w:rPr>
+        <w:t xml:space="preserve"> has been adapted in the following languages: Tok Pisin, Arabic (عربي), French (Français), Hindi (हिंदी), Indonesian (Bahasa Indonesia), Portuguese (Português), Russian (Русский), Spanish (Español), Swahili (Kiswahili), and Simplified Chinese (简体中文) from </w:t>
+      </w:r>
+      <w:r>
+        <w:rPr>
+          <w:lang w:val="ar_AE" w:bidi="ar_AE"/>
+        </w:rPr>
+        <w:t>unfoldingWord® Translation Notes</w:t>
+      </w:r>
+      <w:r>
+        <w:rPr>
+          <w:lang w:val="ar_AE" w:bidi="ar_AE"/>
+        </w:rPr>
+        <w:t xml:space="preserve"> © 2022 unfoldingWord. Released under CC BY-SA 4.0 license by Mission Mutual</w:t>
       </w:r>
       <w:r>
         <w:rPr>
@@ -6142,7 +6074,7 @@
         </w:rPr>
         <w:t xml:space="preserve">هذا هو اسم الرجُل الذي كان سَلَف شعب أدوم. انظر كيف ترجمتَ هذا في </w:t>
       </w:r>
-      <w:hyperlink r:id="rId15">
+      <w:hyperlink r:id="rId13">
         <w:r>
           <w:rPr>
             <w:lang w:val="ar_AE" w:bidi="ar_AE"/>
@@ -8096,7 +8028,7 @@
         </w:rPr>
         <w:t xml:space="preserve">على غرار ما ورد في </w:t>
       </w:r>
-      <w:hyperlink r:id="rId16">
+      <w:hyperlink r:id="rId14">
         <w:r>
           <w:rPr>
             <w:lang w:val="ar_AE" w:bidi="ar_AE"/>
@@ -8490,7 +8422,7 @@
         </w:rPr>
         <w:t xml:space="preserve">" على "أخيك يعقوب" المذكور في </w:t>
       </w:r>
-      <w:hyperlink r:id="rId17">
+      <w:hyperlink r:id="rId15">
         <w:r>
           <w:rPr>
             <w:lang w:val="ar_AE" w:bidi="ar_AE"/>
@@ -8643,7 +8575,7 @@
         </w:rPr>
         <w:t xml:space="preserve">" أيضًا إلى "جيشه". ولكن بما أنه يعني بوضوح "ثروة" في </w:t>
       </w:r>
-      <w:hyperlink r:id="rId18">
+      <w:hyperlink r:id="rId16">
         <w:r>
           <w:rPr>
             <w:lang w:val="ar_AE" w:bidi="ar_AE"/>
@@ -9745,7 +9677,7 @@
         </w:rPr>
         <w:t xml:space="preserve">على غرار ما ورد في </w:t>
       </w:r>
-      <w:hyperlink r:id="rId17">
+      <w:hyperlink r:id="rId15">
         <w:r>
           <w:rPr>
             <w:lang w:val="ar_AE" w:bidi="ar_AE"/>
@@ -10329,7 +10261,7 @@
         </w:rPr>
         <w:t xml:space="preserve">" (انظر: </w:t>
       </w:r>
-      <w:hyperlink r:id="rId17">
+      <w:hyperlink r:id="rId15">
         <w:r>
           <w:rPr>
             <w:lang w:val="ar_AE" w:bidi="ar_AE"/>
@@ -10604,7 +10536,7 @@
         </w:rPr>
         <w:t xml:space="preserve">" في هذا السياق، هو اصطلاح يُقصد به "التمتع بالنظر". راجع كيف ترجمته في </w:t>
       </w:r>
-      <w:hyperlink r:id="rId19">
+      <w:hyperlink r:id="rId17">
         <w:r>
           <w:rPr>
             <w:lang w:val="ar_AE" w:bidi="ar_AE"/>
@@ -11008,7 +10940,7 @@
         </w:rPr>
         <w:t xml:space="preserve">" هنا، هو استعارة يقصد بها "يقتل". ومن المرجح أن المقارنة مأخوذة من طريقة حصاد الحبوب حين تُقطع عند جمعها. راجع كيف ترجمت هذا التعبير نفسه في </w:t>
       </w:r>
-      <w:hyperlink r:id="rId20">
+      <w:hyperlink r:id="rId18">
         <w:r>
           <w:rPr>
             <w:lang w:val="ar_AE" w:bidi="ar_AE"/>
@@ -13005,7 +12937,7 @@
         </w:rPr>
         <w:t xml:space="preserve">" إلى شعب إسرائيل الذين سيبقون أحياء في أورشليم بعد أن يُكمل يهوه عقاب الأمم الأخرى. وكما جاء في </w:t>
       </w:r>
-      <w:hyperlink r:id="rId21">
+      <w:hyperlink r:id="rId19">
         <w:r>
           <w:rPr>
             <w:lang w:val="ar_AE" w:bidi="ar_AE"/>
@@ -17334,7 +17266,7 @@
         </w:rPr>
         <w:t>هو اسم المنطقة الجنوبية من يهوذا، وهي منطقة جافة وصخرية وقاحلة. انظر كيف ترجمت هذا في العدد</w:t>
       </w:r>
-      <w:hyperlink r:id="rId22">
+      <w:hyperlink r:id="rId20">
         <w:r>
           <w:rPr>
             <w:lang w:val="ar_AE" w:bidi="ar_AE"/>

--- a/arb/docx/31.content.docx
+++ b/arb/docx/31.content.docx
@@ -152,13 +152,6 @@
         <w:rPr>
           <w:lang w:val="ar_AE" w:bidi="ar_AE"/>
         </w:rPr>
-      </w:r>
-      <w:r>
-        <w:rPr>
-          <w:i/>
-          <w:lang w:val="ar_AE" w:bidi="ar_AE"/>
-        </w:rPr>
-        <w:t>عوبديا - مقدمة, عوبديا 1: 1 (#4), عوبديا 1: 1 (#11), عوبديا 1: 2 (#1), عوبديا 1: 2 (#2), عوبديا ١: ٢ (#٣), عوبديا 1: 2 (#4), عوبديا ١: ٢ (#٥), عوبديا 1: 3 (#1), عوبديا 1: 3 (#2), عوبديا 1: 3 (#3), عوبديا 1: 3 (#4), عوبديا 1: 3 (#5), عوبديا 1: 3 (#6), عوبديا 1: 3 (#7), عوبديا 1: 3 (#8), عوبديا 1: 3 (#9), عوبديا 1: 4 (#1), عوبديا 1: 4 (#2), عوبديا 1: 4 (#3), عوبديا 1: 4 (#4), عوبديا 1: 4 (#5), عوبديا 1: 4 (#6), عوبديا 1: 5 (#1), عوبديا 1: 5 (#2), عوبديا 1: 5 (#3), عوبديا 1: 5 (#4), عوبديا ١: ٥ (#٥), عوبديا 1: 6 (#1), عوبديا 1: 6 (#2), عوبديا 1: 6 (#3), عوبديا 1: 6 (#4), عوبديا 1: 6 (#5), عوبديا 1: 7 (#1), عوبديا ١: ٧ (#٢), عويديا 1: 7 (#3), عوبديا 1: 7 (#4), عوبديا 1: 7 (#5), عوبديا 1: 7 (#6), عويديا 1: 7 (#7), عوبديا 1: 7 (#8), عوبديا 1: 8 (#1), عوبديا 1: 8 (#2), عوبديا 1: 8 (#3), عوبديا 1: 8 (#4), عوبديا 1: 8 (#5), عوبديا 1: 8 (#6), عوبديا 1: 8 (#7), عوبديا 1: 8 (#8), عوبديا 1: 9 (#1), عوبديا 1: 9 (#2), عوبديا 1: 9 (#3), عوبديا 1: 9 (#4), عوبديا 1: 9 (#5), عوبديا 1: 9 (#6), عوبديا 1: 9 (#7), عوبديا 1: 9 (#8), عوبديا 1: 9 (#9), عوبديا 1: 10 (#1), عوبديا 1: 10 (#2), عوبديا 1: 10 (#3), عوبديا 1: 10 (#4), عوبديا 1: 10 (#5), عوبديا 1: 10 (#6), عوبديا 1: 10 (#7), عوبديا 1: 11 (#1), عوبديا 1: 11 (#2), عوبديا 1: 11 (#3), عوبديا 1: 11 (#4), عوبديا 1: 11 (#5), عوبديا 1: 11 (#5), عوبديا 1: 11 (#7), عوبديا 1: :12 (#1), عويديا 1: 12 (#2), عوبديا 1: 12 (#3), عوبديا 1: 12 (#4), عوبديا 1: 12 (#5), عوبديا 1: 12 (#6), عوبديا 1: 12 (#7), عوبديا 1: 13 (#1), عوبديا 1: 13 (#2), عوبديا 1: 13 (#3), عوبديا 1: 13 (#4), عوبديا 1: 13 (#5), عوبديا 1: 14 (#1), عوبديا 1: 14 (#2), عوبديا 1: 14 (#3), عوبديا 1: 15 (#1), عوبديا 1: 15 (#2), عوبديا 1: 15 (#3), عوبديا 1: 15 (#4), عوبديا 1: 15 (#5), عوبديا 1: 15 (#6), عوبديا 1: 15 (#7), عوبديا 1: 16 (#1), عوبديا 1: 16 (#2), عوبديا 1: 16 (#3), عوبديا 1: 16 (#4), عوبديا 1: 16 (#5), عوبديا 1: 16 (#6), عوبديا 1: 16 (#7), عوبديا 1: 17 (#1), عوبديا 1: 17 (#2), عوبديا 1: 17 (#3), عوبديا 1: 17 (#4), عوبديا 1: 17 (#5), عوبديا 1: 18 (#1), عوبديا 1: 18 (#2), عوبديا 1: 18 (#3), عوبديا 1: 18 (#4), عوبديا 1: 18 (#5), عوبديا 1: 18 (#6), عوبديا 1: 18 (#7), عوبديا 1: 18 (#8), عوبديا 1: 18 (#9), عويديا 1: 19 (#1), عوبديا 1: 19 (#2), عوبديا 1: 19 (#3), عوبديا 1: 19 (#4), عوبديا 1: 19 (#5), عوبديا 1: 19 (#6), عوبديا 1: 19 (#7), عوبديا 1: 19 (#8), عوبديا 1: 19 (#9), عوبديا 1: 19 (#10), عوبديا 1: 19 (#11), عوبديا 1: 20 (#1), عوبديا 1: 20 (#2), عوبديا 1: 20 (#3), عوبديا 1: 20 (#4), عوبديا 1: 20 (#5), عوبديا 1: 20 (#6), عوبديا 1: 20 (#7), عوبديا 1: 20 (#8), عوبديا 1: 20 (#9), عوبديا 1: 20 (#10), عوبديا 1: 21 (#1), عوبديا 1: 21 (#2), عوبديا 1: 21 (#3), عوبديا 1: 21 (#4), عوبديا 1: 21 (#5)</w:t>
       </w:r>
       <w:r>
         <w:rPr>

--- a/arb/docx/31.content.docx
+++ b/arb/docx/31.content.docx
@@ -157,21 +157,6 @@
         <w:rPr>
           <w:lang w:val="ar_AE" w:bidi="ar_AE"/>
         </w:rPr>
-      </w:r>
-    </w:p>
-    <w:p>
-      <w:pPr>
-        <w:bidi/>
-      </w:pPr>
-      <w:r>
-        <w:rPr>
-          <w:lang w:val="ar_AE" w:bidi="ar_AE"/>
-        </w:rPr>
-      </w:r>
-      <w:r>
-        <w:rPr>
-          <w:lang w:val="ar_AE" w:bidi="ar_AE"/>
-        </w:rPr>
         <w:t xml:space="preserve"> </w:t>
       </w:r>
       <w:r>
@@ -599,22 +584,6 @@
       </w:r>
       <w:r>
         <w:rPr>
-          <w:lang w:val="ar_AE" w:bidi="ar_AE"/>
-        </w:rPr>
-        <w:t>יְהוִ֜ה</w:t>
-      </w:r>
-    </w:p>
-    <w:p>
-      <w:pPr>
-        <w:bidi/>
-      </w:pPr>
-      <w:r>
-        <w:rPr>
-          <w:lang w:val="ar_AE" w:bidi="ar_AE"/>
-        </w:rPr>
-      </w:r>
-      <w:r>
-        <w:rPr>
           <w:b/>
           <w:lang w:val="ar_AE" w:bidi="ar_AE"/>
         </w:rPr>
@@ -720,22 +689,6 @@
       </w:r>
       <w:r>
         <w:rPr>
-          <w:lang w:val="ar_AE" w:bidi="ar_AE"/>
-        </w:rPr>
-        <w:t>ק֛וּמוּ</w:t>
-      </w:r>
-    </w:p>
-    <w:p>
-      <w:pPr>
-        <w:bidi/>
-      </w:pPr>
-      <w:r>
-        <w:rPr>
-          <w:lang w:val="ar_AE" w:bidi="ar_AE"/>
-        </w:rPr>
-      </w:r>
-      <w:r>
-        <w:rPr>
           <w:b/>
           <w:lang w:val="ar_AE" w:bidi="ar_AE"/>
         </w:rPr>
@@ -809,6 +762,1162 @@
         <w:rPr>
           <w:lang w:val="ar_AE" w:bidi="ar_AE"/>
         </w:rPr>
+        <w:t>عوبديا 1: 1 (#1)</w:t>
+      </w:r>
+      <w:r>
+        <w:rPr>
+          <w:lang w:val="ar_AE" w:bidi="ar_AE"/>
+        </w:rPr>
+      </w:r>
+    </w:p>
+    <w:p>
+      <w:pPr>
+        <w:bidi/>
+      </w:pPr>
+      <w:r>
+        <w:rPr>
+          <w:lang w:val="ar_AE" w:bidi="ar_AE"/>
+        </w:rPr>
+      </w:r>
+      <w:r>
+        <w:rPr>
+          <w:b/>
+          <w:lang w:val="ar_AE" w:bidi="ar_AE"/>
+        </w:rPr>
+        <w:t>"رُؤْيَا عُوبَدْيَا"</w:t>
+      </w:r>
+    </w:p>
+    <w:p>
+      <w:pPr>
+        <w:bidi/>
+      </w:pPr>
+      <w:r>
+        <w:rPr>
+          <w:lang w:val="ar_AE" w:bidi="ar_AE"/>
+        </w:rPr>
+      </w:r>
+      <w:r>
+        <w:rPr>
+          <w:lang w:val="ar_AE" w:bidi="ar_AE"/>
+        </w:rPr>
+        <w:t xml:space="preserve">هذا هو عنوان السفر. وكلمة "رؤيا" هنا تُستعمل بالمعنى العام أي </w:t>
+      </w:r>
+      <w:r>
+        <w:rPr>
+          <w:i/>
+          <w:lang w:val="ar_AE" w:bidi="ar_AE"/>
+        </w:rPr>
+        <w:t>رسالة من يهوه</w:t>
+      </w:r>
+      <w:r>
+        <w:rPr>
+          <w:lang w:val="ar_AE" w:bidi="ar_AE"/>
+        </w:rPr>
+        <w:t>، وليس المقصود بها الطريقة التي تلقّى بها عوبديا هذه الرسالة. "فالرؤيا" هنا استعارة تصف الكيفية التي يُعلن بها الله معرفته للناس. الترجمة البديلة: "الرسالة التي أعطاها الله لعوبديا" أو "نبوة عوبديا".</w:t>
+      </w:r>
+    </w:p>
+    <w:p>
+      <w:pPr>
+        <w:bidi/>
+      </w:pPr>
+      <w:r>
+        <w:rPr>
+          <w:lang w:val="ar_AE" w:bidi="ar_AE"/>
+        </w:rPr>
+      </w:r>
+      <w:r>
+        <w:rPr>
+          <w:lang w:val="ar_AE" w:bidi="ar_AE"/>
+        </w:rPr>
+        <w:t xml:space="preserve">يرجى الاطلاع على: </w:t>
+      </w:r>
+      <w:r>
+        <w:rPr>
+          <w:lang w:val="ar_AE" w:bidi="ar_AE"/>
+        </w:rPr>
+        <w:t>الاستعارة</w:t>
+      </w:r>
+      <w:r>
+        <w:rPr>
+          <w:lang w:val="ar_AE" w:bidi="ar_AE"/>
+        </w:rPr>
+      </w:r>
+      <w:r>
+        <w:rPr>
+          <w:lang w:val="ar_AE" w:bidi="ar_AE"/>
+        </w:rPr>
+      </w:r>
+    </w:p>
+    <w:p>
+      <w:pPr>
+        <w:bidi/>
+      </w:pPr>
+      <w:r>
+        <w:rPr>
+          <w:lang w:val="ar_AE" w:bidi="ar_AE"/>
+        </w:rPr>
+      </w:r>
+    </w:p>
+    <w:p>
+      <w:pPr>
+        <w:pStyle w:val="Heading2"/>
+        <w:bidi/>
+      </w:pPr>
+      <w:r>
+        <w:rPr>
+          <w:lang w:val="ar_AE" w:bidi="ar_AE"/>
+        </w:rPr>
+        <w:t>عوبديا 1: 1 (#10)</w:t>
+      </w:r>
+      <w:r>
+        <w:rPr>
+          <w:lang w:val="ar_AE" w:bidi="ar_AE"/>
+        </w:rPr>
+      </w:r>
+    </w:p>
+    <w:p>
+      <w:pPr>
+        <w:bidi/>
+      </w:pPr>
+      <w:r>
+        <w:rPr>
+          <w:lang w:val="ar_AE" w:bidi="ar_AE"/>
+        </w:rPr>
+      </w:r>
+      <w:r>
+        <w:rPr>
+          <w:b/>
+          <w:lang w:val="ar_AE" w:bidi="ar_AE"/>
+        </w:rPr>
+        <w:t>"قُومُوا، وَلْنَقُمْ عَلَيْهَا لِلْحَرْبِ"</w:t>
+      </w:r>
+    </w:p>
+    <w:p>
+      <w:pPr>
+        <w:bidi/>
+      </w:pPr>
+      <w:r>
+        <w:rPr>
+          <w:lang w:val="ar_AE" w:bidi="ar_AE"/>
+        </w:rPr>
+      </w:r>
+      <w:r>
+        <w:rPr>
+          <w:lang w:val="ar_AE" w:bidi="ar_AE"/>
+        </w:rPr>
+        <w:t>نهاية هذه الآية ليست من كلام عوبديا نفسه، بل هي كلام رسول الرب. لذلك يمكن تقديمها كاقتباس باستخدام صيغة تمهيدية مثل "قائلاً"، أو كاقتباس غير مباشر.</w:t>
+      </w:r>
+    </w:p>
+    <w:p>
+      <w:pPr>
+        <w:bidi/>
+      </w:pPr>
+      <w:r>
+        <w:rPr>
+          <w:lang w:val="ar_AE" w:bidi="ar_AE"/>
+        </w:rPr>
+      </w:r>
+      <w:r>
+        <w:rPr>
+          <w:lang w:val="ar_AE" w:bidi="ar_AE"/>
+        </w:rPr>
+        <w:t xml:space="preserve">انظر: </w:t>
+      </w:r>
+      <w:r>
+        <w:rPr>
+          <w:lang w:val="ar_AE" w:bidi="ar_AE"/>
+        </w:rPr>
+        <w:t>الاقتباسات المباشرة والاقتباسات غير المباشرة</w:t>
+      </w:r>
+      <w:r>
+        <w:rPr>
+          <w:lang w:val="ar_AE" w:bidi="ar_AE"/>
+        </w:rPr>
+      </w:r>
+      <w:r>
+        <w:rPr>
+          <w:lang w:val="ar_AE" w:bidi="ar_AE"/>
+        </w:rPr>
+      </w:r>
+    </w:p>
+    <w:p>
+      <w:pPr>
+        <w:bidi/>
+      </w:pPr>
+      <w:r>
+        <w:rPr>
+          <w:lang w:val="ar_AE" w:bidi="ar_AE"/>
+        </w:rPr>
+      </w:r>
+    </w:p>
+    <w:p>
+      <w:pPr>
+        <w:pStyle w:val="Heading2"/>
+        <w:bidi/>
+      </w:pPr>
+      <w:r>
+        <w:rPr>
+          <w:lang w:val="ar_AE" w:bidi="ar_AE"/>
+        </w:rPr>
+        <w:t>عوبديا 1: 1 (#12)</w:t>
+      </w:r>
+      <w:r>
+        <w:rPr>
+          <w:lang w:val="ar_AE" w:bidi="ar_AE"/>
+        </w:rPr>
+      </w:r>
+    </w:p>
+    <w:p>
+      <w:pPr>
+        <w:bidi/>
+      </w:pPr>
+      <w:r>
+        <w:rPr>
+          <w:lang w:val="ar_AE" w:bidi="ar_AE"/>
+        </w:rPr>
+      </w:r>
+      <w:r>
+        <w:rPr>
+          <w:b/>
+          <w:lang w:val="ar_AE" w:bidi="ar_AE"/>
+        </w:rPr>
+        <w:t>"لْنَقُمْ عَلَيْهَا"</w:t>
+      </w:r>
+    </w:p>
+    <w:p>
+      <w:pPr>
+        <w:bidi/>
+      </w:pPr>
+      <w:r>
+        <w:rPr>
+          <w:lang w:val="ar_AE" w:bidi="ar_AE"/>
+        </w:rPr>
+      </w:r>
+      <w:r>
+        <w:rPr>
+          <w:lang w:val="ar_AE" w:bidi="ar_AE"/>
+        </w:rPr>
+        <w:t>هذا تعبير اصطلاحي يعني مقاومة شخص أو أمة مقاومة عنيفة. الترجمة البديلة: "هلمّ نجمع جيوشنا لمحاربة أدوم"</w:t>
+      </w:r>
+    </w:p>
+    <w:p>
+      <w:pPr>
+        <w:bidi/>
+      </w:pPr>
+      <w:r>
+        <w:rPr>
+          <w:lang w:val="ar_AE" w:bidi="ar_AE"/>
+        </w:rPr>
+      </w:r>
+      <w:r>
+        <w:rPr>
+          <w:lang w:val="ar_AE" w:bidi="ar_AE"/>
+        </w:rPr>
+        <w:t xml:space="preserve">انظر: </w:t>
+      </w:r>
+      <w:r>
+        <w:rPr>
+          <w:lang w:val="ar_AE" w:bidi="ar_AE"/>
+        </w:rPr>
+        <w:t>تعبير مجازي</w:t>
+      </w:r>
+      <w:r>
+        <w:rPr>
+          <w:lang w:val="ar_AE" w:bidi="ar_AE"/>
+        </w:rPr>
+      </w:r>
+      <w:r>
+        <w:rPr>
+          <w:lang w:val="ar_AE" w:bidi="ar_AE"/>
+        </w:rPr>
+      </w:r>
+    </w:p>
+    <w:p>
+      <w:pPr>
+        <w:bidi/>
+      </w:pPr>
+      <w:r>
+        <w:rPr>
+          <w:lang w:val="ar_AE" w:bidi="ar_AE"/>
+        </w:rPr>
+      </w:r>
+    </w:p>
+    <w:p>
+      <w:pPr>
+        <w:pStyle w:val="Heading2"/>
+        <w:bidi/>
+      </w:pPr>
+      <w:r>
+        <w:rPr>
+          <w:lang w:val="ar_AE" w:bidi="ar_AE"/>
+        </w:rPr>
+        <w:t>عوبديا 1: 1 (#13)</w:t>
+      </w:r>
+      <w:r>
+        <w:rPr>
+          <w:lang w:val="ar_AE" w:bidi="ar_AE"/>
+        </w:rPr>
+      </w:r>
+    </w:p>
+    <w:p>
+      <w:pPr>
+        <w:bidi/>
+      </w:pPr>
+      <w:r>
+        <w:rPr>
+          <w:lang w:val="ar_AE" w:bidi="ar_AE"/>
+        </w:rPr>
+      </w:r>
+      <w:r>
+        <w:rPr>
+          <w:b/>
+          <w:lang w:val="ar_AE" w:bidi="ar_AE"/>
+        </w:rPr>
+        <w:t>"وَلْنَقُمْ عَلَيْهَا"</w:t>
+      </w:r>
+    </w:p>
+    <w:p>
+      <w:pPr>
+        <w:bidi/>
+      </w:pPr>
+      <w:r>
+        <w:rPr>
+          <w:lang w:val="ar_AE" w:bidi="ar_AE"/>
+        </w:rPr>
+      </w:r>
+      <w:r>
+        <w:rPr>
+          <w:lang w:val="ar_AE" w:bidi="ar_AE"/>
+        </w:rPr>
+        <w:t>يُشير الضمير "عليها" هنا إلى أرض أدوم، والتي تمثل مرة أخرى شعب أدوم. الترجمة البديلة: "لننهض ضد شعب أدوم"</w:t>
+      </w:r>
+    </w:p>
+    <w:p>
+      <w:pPr>
+        <w:bidi/>
+      </w:pPr>
+      <w:r>
+        <w:rPr>
+          <w:lang w:val="ar_AE" w:bidi="ar_AE"/>
+        </w:rPr>
+      </w:r>
+      <w:r>
+        <w:rPr>
+          <w:lang w:val="ar_AE" w:bidi="ar_AE"/>
+        </w:rPr>
+        <w:t xml:space="preserve">انظر: </w:t>
+      </w:r>
+      <w:r>
+        <w:rPr>
+          <w:lang w:val="ar_AE" w:bidi="ar_AE"/>
+        </w:rPr>
+        <w:t>الكناية</w:t>
+      </w:r>
+      <w:r>
+        <w:rPr>
+          <w:lang w:val="ar_AE" w:bidi="ar_AE"/>
+        </w:rPr>
+      </w:r>
+      <w:r>
+        <w:rPr>
+          <w:lang w:val="ar_AE" w:bidi="ar_AE"/>
+        </w:rPr>
+      </w:r>
+    </w:p>
+    <w:p>
+      <w:pPr>
+        <w:bidi/>
+      </w:pPr>
+      <w:r>
+        <w:rPr>
+          <w:lang w:val="ar_AE" w:bidi="ar_AE"/>
+        </w:rPr>
+      </w:r>
+    </w:p>
+    <w:p>
+      <w:pPr>
+        <w:pStyle w:val="Heading2"/>
+        <w:bidi/>
+      </w:pPr>
+      <w:r>
+        <w:rPr>
+          <w:lang w:val="ar_AE" w:bidi="ar_AE"/>
+        </w:rPr>
+        <w:t>عوبديا 1: 1 (#14)</w:t>
+      </w:r>
+      <w:r>
+        <w:rPr>
+          <w:lang w:val="ar_AE" w:bidi="ar_AE"/>
+        </w:rPr>
+      </w:r>
+    </w:p>
+    <w:p>
+      <w:pPr>
+        <w:bidi/>
+      </w:pPr>
+      <w:r>
+        <w:rPr>
+          <w:lang w:val="ar_AE" w:bidi="ar_AE"/>
+        </w:rPr>
+      </w:r>
+      <w:r>
+        <w:rPr>
+          <w:b/>
+          <w:lang w:val="ar_AE" w:bidi="ar_AE"/>
+        </w:rPr>
+        <w:t>"لِلْحَرْبِ"</w:t>
+      </w:r>
+    </w:p>
+    <w:p>
+      <w:pPr>
+        <w:bidi/>
+      </w:pPr>
+      <w:r>
+        <w:rPr>
+          <w:lang w:val="ar_AE" w:bidi="ar_AE"/>
+        </w:rPr>
+      </w:r>
+      <w:r>
+        <w:rPr>
+          <w:lang w:val="ar_AE" w:bidi="ar_AE"/>
+        </w:rPr>
+        <w:t xml:space="preserve">إذا كان ذلك مفيدًا في لغتك، وإذا كانت لغتك لا تستخدم اسمًا مجردًا للفكرة وراء كلمة </w:t>
+      </w:r>
+      <w:r>
+        <w:rPr>
+          <w:b/>
+          <w:lang w:val="ar_AE" w:bidi="ar_AE"/>
+        </w:rPr>
+        <w:t>حرب</w:t>
+      </w:r>
+      <w:r>
+        <w:rPr>
+          <w:lang w:val="ar_AE" w:bidi="ar_AE"/>
+        </w:rPr>
+        <w:t>، يمكنك التعبير عن الفكرة نفسها بصيغة فِعلية. الترجمة البديلة: "لمهاجمتها"</w:t>
+      </w:r>
+    </w:p>
+    <w:p>
+      <w:pPr>
+        <w:bidi/>
+      </w:pPr>
+      <w:r>
+        <w:rPr>
+          <w:lang w:val="ar_AE" w:bidi="ar_AE"/>
+        </w:rPr>
+      </w:r>
+      <w:r>
+        <w:rPr>
+          <w:lang w:val="ar_AE" w:bidi="ar_AE"/>
+        </w:rPr>
+        <w:t xml:space="preserve">انظر: </w:t>
+      </w:r>
+      <w:r>
+        <w:rPr>
+          <w:lang w:val="ar_AE" w:bidi="ar_AE"/>
+        </w:rPr>
+        <w:t>الأسماء الأساسية</w:t>
+      </w:r>
+      <w:r>
+        <w:rPr>
+          <w:lang w:val="ar_AE" w:bidi="ar_AE"/>
+        </w:rPr>
+      </w:r>
+      <w:r>
+        <w:rPr>
+          <w:lang w:val="ar_AE" w:bidi="ar_AE"/>
+        </w:rPr>
+      </w:r>
+    </w:p>
+    <w:p>
+      <w:pPr>
+        <w:bidi/>
+      </w:pPr>
+      <w:r>
+        <w:rPr>
+          <w:lang w:val="ar_AE" w:bidi="ar_AE"/>
+        </w:rPr>
+      </w:r>
+    </w:p>
+    <w:p>
+      <w:pPr>
+        <w:pStyle w:val="Heading2"/>
+        <w:bidi/>
+      </w:pPr>
+      <w:r>
+        <w:rPr>
+          <w:lang w:val="ar_AE" w:bidi="ar_AE"/>
+        </w:rPr>
+        <w:t>عوبديا 1: 1 (#2)</w:t>
+      </w:r>
+      <w:r>
+        <w:rPr>
+          <w:lang w:val="ar_AE" w:bidi="ar_AE"/>
+        </w:rPr>
+      </w:r>
+    </w:p>
+    <w:p>
+      <w:pPr>
+        <w:bidi/>
+      </w:pPr>
+      <w:r>
+        <w:rPr>
+          <w:lang w:val="ar_AE" w:bidi="ar_AE"/>
+        </w:rPr>
+      </w:r>
+      <w:r>
+        <w:rPr>
+          <w:b/>
+          <w:lang w:val="ar_AE" w:bidi="ar_AE"/>
+        </w:rPr>
+        <w:t>"عوبديا"</w:t>
+      </w:r>
+    </w:p>
+    <w:p>
+      <w:pPr>
+        <w:bidi/>
+      </w:pPr>
+      <w:r>
+        <w:rPr>
+          <w:lang w:val="ar_AE" w:bidi="ar_AE"/>
+        </w:rPr>
+      </w:r>
+      <w:r>
+        <w:rPr>
+          <w:lang w:val="ar_AE" w:bidi="ar_AE"/>
+        </w:rPr>
+        <w:t>تستخدم بعض الترجمات اسم عبديا (Abdias)، لكن عوبديا (Obadiah) هو الشكل الأكثر شيوعًا لاسمه في اللغة العربية. استخدم الشكل المستعمل في لغة المصدر لديك، أو شكلاً قريبًا منه ويبدو طبيعيًا كاسم في لغتك.</w:t>
+      </w:r>
+    </w:p>
+    <w:p>
+      <w:pPr>
+        <w:bidi/>
+      </w:pPr>
+      <w:r>
+        <w:rPr>
+          <w:lang w:val="ar_AE" w:bidi="ar_AE"/>
+        </w:rPr>
+      </w:r>
+      <w:r>
+        <w:rPr>
+          <w:lang w:val="ar_AE" w:bidi="ar_AE"/>
+        </w:rPr>
+        <w:t xml:space="preserve">انظر: </w:t>
+      </w:r>
+      <w:r>
+        <w:rPr>
+          <w:lang w:val="ar_AE" w:bidi="ar_AE"/>
+        </w:rPr>
+        <w:t>كيفية ترجمة الأسماء</w:t>
+      </w:r>
+      <w:r>
+        <w:rPr>
+          <w:lang w:val="ar_AE" w:bidi="ar_AE"/>
+        </w:rPr>
+      </w:r>
+      <w:r>
+        <w:rPr>
+          <w:lang w:val="ar_AE" w:bidi="ar_AE"/>
+        </w:rPr>
+      </w:r>
+    </w:p>
+    <w:p>
+      <w:pPr>
+        <w:bidi/>
+      </w:pPr>
+      <w:r>
+        <w:rPr>
+          <w:lang w:val="ar_AE" w:bidi="ar_AE"/>
+        </w:rPr>
+      </w:r>
+    </w:p>
+    <w:p>
+      <w:pPr>
+        <w:pStyle w:val="Heading2"/>
+        <w:bidi/>
+      </w:pPr>
+      <w:r>
+        <w:rPr>
+          <w:lang w:val="ar_AE" w:bidi="ar_AE"/>
+        </w:rPr>
+        <w:t>عوبديا 1: 1 (#3)</w:t>
+      </w:r>
+      <w:r>
+        <w:rPr>
+          <w:lang w:val="ar_AE" w:bidi="ar_AE"/>
+        </w:rPr>
+      </w:r>
+    </w:p>
+    <w:p>
+      <w:pPr>
+        <w:bidi/>
+      </w:pPr>
+      <w:r>
+        <w:rPr>
+          <w:lang w:val="ar_AE" w:bidi="ar_AE"/>
+        </w:rPr>
+      </w:r>
+      <w:r>
+        <w:rPr>
+          <w:b/>
+          <w:lang w:val="ar_AE" w:bidi="ar_AE"/>
+        </w:rPr>
+        <w:t>"هَكَذَا قَالَ ٱلسَّيِّدُ ٱلرَّبُّ"</w:t>
+      </w:r>
+    </w:p>
+    <w:p>
+      <w:pPr>
+        <w:bidi/>
+      </w:pPr>
+      <w:r>
+        <w:rPr>
+          <w:lang w:val="ar_AE" w:bidi="ar_AE"/>
+        </w:rPr>
+      </w:r>
+      <w:r>
+        <w:rPr>
+          <w:lang w:val="ar_AE" w:bidi="ar_AE"/>
+        </w:rPr>
+        <w:t>هذا يُقدِّم بقية السفر على أنه رسالة من الله. استخدم في ترجمتك أسلوبًا طبيعيًا في لغتك لتقديم ما سيقوله المتكلم.</w:t>
+      </w:r>
+    </w:p>
+    <w:p>
+      <w:pPr>
+        <w:bidi/>
+      </w:pPr>
+      <w:r>
+        <w:rPr>
+          <w:lang w:val="ar_AE" w:bidi="ar_AE"/>
+        </w:rPr>
+      </w:r>
+      <w:r>
+        <w:rPr>
+          <w:lang w:val="ar_AE" w:bidi="ar_AE"/>
+        </w:rPr>
+        <w:t xml:space="preserve">يرجى الاطلاع على: </w:t>
+      </w:r>
+      <w:r>
+        <w:rPr>
+          <w:lang w:val="ar_AE" w:bidi="ar_AE"/>
+        </w:rPr>
+        <w:t>الاقتباسات وحواشي الاقتباس</w:t>
+      </w:r>
+      <w:r>
+        <w:rPr>
+          <w:lang w:val="ar_AE" w:bidi="ar_AE"/>
+        </w:rPr>
+      </w:r>
+      <w:r>
+        <w:rPr>
+          <w:lang w:val="ar_AE" w:bidi="ar_AE"/>
+        </w:rPr>
+      </w:r>
+    </w:p>
+    <w:p>
+      <w:pPr>
+        <w:bidi/>
+      </w:pPr>
+      <w:r>
+        <w:rPr>
+          <w:lang w:val="ar_AE" w:bidi="ar_AE"/>
+        </w:rPr>
+      </w:r>
+    </w:p>
+    <w:p>
+      <w:pPr>
+        <w:pStyle w:val="Heading2"/>
+        <w:bidi/>
+      </w:pPr>
+      <w:r>
+        <w:rPr>
+          <w:lang w:val="ar_AE" w:bidi="ar_AE"/>
+        </w:rPr>
+        <w:t>عوبديا 1: 1 (#5)</w:t>
+      </w:r>
+      <w:r>
+        <w:rPr>
+          <w:lang w:val="ar_AE" w:bidi="ar_AE"/>
+        </w:rPr>
+      </w:r>
+    </w:p>
+    <w:p>
+      <w:pPr>
+        <w:bidi/>
+      </w:pPr>
+      <w:r>
+        <w:rPr>
+          <w:lang w:val="ar_AE" w:bidi="ar_AE"/>
+        </w:rPr>
+      </w:r>
+      <w:r>
+        <w:rPr>
+          <w:b/>
+          <w:lang w:val="ar_AE" w:bidi="ar_AE"/>
+        </w:rPr>
+        <w:t>"عَنْ أَدُومَ"</w:t>
+      </w:r>
+    </w:p>
+    <w:p>
+      <w:pPr>
+        <w:bidi/>
+      </w:pPr>
+      <w:r>
+        <w:rPr>
+          <w:lang w:val="ar_AE" w:bidi="ar_AE"/>
+        </w:rPr>
+      </w:r>
+      <w:r>
+        <w:rPr>
+          <w:lang w:val="ar_AE" w:bidi="ar_AE"/>
+        </w:rPr>
+        <w:t xml:space="preserve">هنا يتم وصف الناس باسم شيء مرتبط بهم ارتباطًا وثيقًا، وهو </w:t>
+      </w:r>
+      <w:r>
+        <w:rPr>
+          <w:b/>
+          <w:lang w:val="ar_AE" w:bidi="ar_AE"/>
+        </w:rPr>
+        <w:t>أدوم</w:t>
+      </w:r>
+      <w:r>
+        <w:rPr>
+          <w:lang w:val="ar_AE" w:bidi="ar_AE"/>
+        </w:rPr>
+        <w:t>، أي الأرض التي يسكنون فيها. إذا لم يكن هذا واضحًا في لغتك، يمكنك أن توضّح صراحة أن المقصود هو الناس. الترجمة البديلة: "بشأن شعب أدوم".</w:t>
+      </w:r>
+    </w:p>
+    <w:p>
+      <w:pPr>
+        <w:bidi/>
+      </w:pPr>
+      <w:r>
+        <w:rPr>
+          <w:lang w:val="ar_AE" w:bidi="ar_AE"/>
+        </w:rPr>
+      </w:r>
+      <w:r>
+        <w:rPr>
+          <w:lang w:val="ar_AE" w:bidi="ar_AE"/>
+        </w:rPr>
+        <w:t xml:space="preserve">انظر: </w:t>
+      </w:r>
+      <w:r>
+        <w:rPr>
+          <w:lang w:val="ar_AE" w:bidi="ar_AE"/>
+        </w:rPr>
+        <w:t>المجاز المرسل</w:t>
+      </w:r>
+      <w:r>
+        <w:rPr>
+          <w:lang w:val="ar_AE" w:bidi="ar_AE"/>
+        </w:rPr>
+      </w:r>
+      <w:r>
+        <w:rPr>
+          <w:lang w:val="ar_AE" w:bidi="ar_AE"/>
+        </w:rPr>
+      </w:r>
+    </w:p>
+    <w:p>
+      <w:pPr>
+        <w:bidi/>
+      </w:pPr>
+      <w:r>
+        <w:rPr>
+          <w:lang w:val="ar_AE" w:bidi="ar_AE"/>
+        </w:rPr>
+      </w:r>
+    </w:p>
+    <w:p>
+      <w:pPr>
+        <w:pStyle w:val="Heading2"/>
+        <w:bidi/>
+      </w:pPr>
+      <w:r>
+        <w:rPr>
+          <w:lang w:val="ar_AE" w:bidi="ar_AE"/>
+        </w:rPr>
+        <w:t>عوبديا 1: 1 (#6)</w:t>
+      </w:r>
+      <w:r>
+        <w:rPr>
+          <w:lang w:val="ar_AE" w:bidi="ar_AE"/>
+        </w:rPr>
+      </w:r>
+    </w:p>
+    <w:p>
+      <w:pPr>
+        <w:bidi/>
+      </w:pPr>
+      <w:r>
+        <w:rPr>
+          <w:lang w:val="ar_AE" w:bidi="ar_AE"/>
+        </w:rPr>
+      </w:r>
+      <w:r>
+        <w:rPr>
+          <w:b/>
+          <w:lang w:val="ar_AE" w:bidi="ar_AE"/>
+        </w:rPr>
+        <w:t>"سَمِعْنَا"</w:t>
+      </w:r>
+    </w:p>
+    <w:p>
+      <w:pPr>
+        <w:bidi/>
+      </w:pPr>
+      <w:r>
+        <w:rPr>
+          <w:lang w:val="ar_AE" w:bidi="ar_AE"/>
+        </w:rPr>
+      </w:r>
+      <w:r>
+        <w:rPr>
+          <w:lang w:val="ar_AE" w:bidi="ar_AE"/>
+        </w:rPr>
+        <w:t>عوبديا يتحدث كشخص واحد من بين العديد من الأمم حول أدوم الذين سمعوا رسالة الرب، بما في ذلك شعب إسرائيل. وإذا كانت لغتك تحتوي على صيغةٍ شاملةٍ لضمير المتكلّم الجمع، فيُفضَّل استخدامها هنا.</w:t>
+      </w:r>
+    </w:p>
+    <w:p>
+      <w:pPr>
+        <w:bidi/>
+      </w:pPr>
+      <w:r>
+        <w:rPr>
+          <w:lang w:val="ar_AE" w:bidi="ar_AE"/>
+        </w:rPr>
+      </w:r>
+      <w:r>
+        <w:rPr>
+          <w:lang w:val="ar_AE" w:bidi="ar_AE"/>
+        </w:rPr>
+        <w:t xml:space="preserve">انظر: </w:t>
+      </w:r>
+      <w:r>
+        <w:rPr>
+          <w:lang w:val="ar_AE" w:bidi="ar_AE"/>
+        </w:rPr>
+        <w:t>"نحن" الحصرية والشاملة</w:t>
+      </w:r>
+      <w:r>
+        <w:rPr>
+          <w:lang w:val="ar_AE" w:bidi="ar_AE"/>
+        </w:rPr>
+      </w:r>
+      <w:r>
+        <w:rPr>
+          <w:lang w:val="ar_AE" w:bidi="ar_AE"/>
+        </w:rPr>
+      </w:r>
+    </w:p>
+    <w:p>
+      <w:pPr>
+        <w:bidi/>
+      </w:pPr>
+      <w:r>
+        <w:rPr>
+          <w:lang w:val="ar_AE" w:bidi="ar_AE"/>
+        </w:rPr>
+      </w:r>
+    </w:p>
+    <w:p>
+      <w:pPr>
+        <w:pStyle w:val="Heading2"/>
+        <w:bidi/>
+      </w:pPr>
+      <w:r>
+        <w:rPr>
+          <w:lang w:val="ar_AE" w:bidi="ar_AE"/>
+        </w:rPr>
+        <w:t>عوبديا 1: 1 (#7)</w:t>
+      </w:r>
+      <w:r>
+        <w:rPr>
+          <w:lang w:val="ar_AE" w:bidi="ar_AE"/>
+        </w:rPr>
+      </w:r>
+    </w:p>
+    <w:p>
+      <w:pPr>
+        <w:bidi/>
+      </w:pPr>
+      <w:r>
+        <w:rPr>
+          <w:lang w:val="ar_AE" w:bidi="ar_AE"/>
+        </w:rPr>
+      </w:r>
+      <w:r>
+        <w:rPr>
+          <w:b/>
+          <w:lang w:val="ar_AE" w:bidi="ar_AE"/>
+        </w:rPr>
+        <w:t>"سَمِعْنَا"</w:t>
+      </w:r>
+    </w:p>
+    <w:p>
+      <w:pPr>
+        <w:bidi/>
+      </w:pPr>
+      <w:r>
+        <w:rPr>
+          <w:lang w:val="ar_AE" w:bidi="ar_AE"/>
+        </w:rPr>
+      </w:r>
+      <w:r>
+        <w:rPr>
+          <w:lang w:val="ar_AE" w:bidi="ar_AE"/>
+        </w:rPr>
+        <w:t xml:space="preserve">عوبديا يخاطب شعب يهوذا بشأن شعب أدوم. لذا فإن </w:t>
+      </w:r>
+      <w:r>
+        <w:rPr>
+          <w:b/>
+          <w:lang w:val="ar_AE" w:bidi="ar_AE"/>
+        </w:rPr>
+        <w:t>نحن</w:t>
+      </w:r>
+      <w:r>
+        <w:rPr>
+          <w:lang w:val="ar_AE" w:bidi="ar_AE"/>
+        </w:rPr>
+        <w:t xml:space="preserve"> هنا تشمل الآخرين؛ إذ قد سمع آخرون في يهوذا أو يسمعون الآن الرسالة التي تدعو الأمم إلى الحرب ضد أدوم.</w:t>
+      </w:r>
+    </w:p>
+    <w:p>
+      <w:pPr>
+        <w:bidi/>
+      </w:pPr>
+      <w:r>
+        <w:rPr>
+          <w:lang w:val="ar_AE" w:bidi="ar_AE"/>
+        </w:rPr>
+      </w:r>
+      <w:r>
+        <w:rPr>
+          <w:lang w:val="ar_AE" w:bidi="ar_AE"/>
+        </w:rPr>
+        <w:t xml:space="preserve">انظر: </w:t>
+      </w:r>
+      <w:r>
+        <w:rPr>
+          <w:lang w:val="ar_AE" w:bidi="ar_AE"/>
+        </w:rPr>
+        <w:t>"نحن" الحصرية والشاملة</w:t>
+      </w:r>
+      <w:r>
+        <w:rPr>
+          <w:lang w:val="ar_AE" w:bidi="ar_AE"/>
+        </w:rPr>
+      </w:r>
+      <w:r>
+        <w:rPr>
+          <w:lang w:val="ar_AE" w:bidi="ar_AE"/>
+        </w:rPr>
+      </w:r>
+    </w:p>
+    <w:p>
+      <w:pPr>
+        <w:bidi/>
+      </w:pPr>
+      <w:r>
+        <w:rPr>
+          <w:lang w:val="ar_AE" w:bidi="ar_AE"/>
+        </w:rPr>
+      </w:r>
+    </w:p>
+    <w:p>
+      <w:pPr>
+        <w:pStyle w:val="Heading2"/>
+        <w:bidi/>
+      </w:pPr>
+      <w:r>
+        <w:rPr>
+          <w:lang w:val="ar_AE" w:bidi="ar_AE"/>
+        </w:rPr>
+        <w:t>عوبديا 1: 1 (#8)</w:t>
+      </w:r>
+      <w:r>
+        <w:rPr>
+          <w:lang w:val="ar_AE" w:bidi="ar_AE"/>
+        </w:rPr>
+      </w:r>
+    </w:p>
+    <w:p>
+      <w:pPr>
+        <w:bidi/>
+      </w:pPr>
+      <w:r>
+        <w:rPr>
+          <w:lang w:val="ar_AE" w:bidi="ar_AE"/>
+        </w:rPr>
+      </w:r>
+      <w:r>
+        <w:rPr>
+          <w:b/>
+          <w:lang w:val="ar_AE" w:bidi="ar_AE"/>
+        </w:rPr>
+        <w:t>"وَأُرْسِلَ رَسُولٌ"</w:t>
+      </w:r>
+    </w:p>
+    <w:p>
+      <w:pPr>
+        <w:bidi/>
+      </w:pPr>
+      <w:r>
+        <w:rPr>
+          <w:lang w:val="ar_AE" w:bidi="ar_AE"/>
+        </w:rPr>
+      </w:r>
+      <w:r>
+        <w:rPr>
+          <w:lang w:val="ar_AE" w:bidi="ar_AE"/>
+        </w:rPr>
+        <w:t>إذا كان ذلك أكثر طبيعية في لغتك، يمكنك استخدام صيغة الفعل المباشرة. الترجمة البديلة: "أنا الرب، قد أرسلت رسولاً"</w:t>
+      </w:r>
+    </w:p>
+    <w:p>
+      <w:pPr>
+        <w:bidi/>
+      </w:pPr>
+      <w:r>
+        <w:rPr>
+          <w:lang w:val="ar_AE" w:bidi="ar_AE"/>
+        </w:rPr>
+      </w:r>
+      <w:r>
+        <w:rPr>
+          <w:lang w:val="ar_AE" w:bidi="ar_AE"/>
+        </w:rPr>
+        <w:t xml:space="preserve">انظر: </w:t>
+      </w:r>
+      <w:r>
+        <w:rPr>
+          <w:lang w:val="ar_AE" w:bidi="ar_AE"/>
+        </w:rPr>
+        <w:t>المبني للمعلوم أو المبني للمجهول</w:t>
+      </w:r>
+      <w:r>
+        <w:rPr>
+          <w:lang w:val="ar_AE" w:bidi="ar_AE"/>
+        </w:rPr>
+      </w:r>
+      <w:r>
+        <w:rPr>
+          <w:lang w:val="ar_AE" w:bidi="ar_AE"/>
+        </w:rPr>
+      </w:r>
+    </w:p>
+    <w:p>
+      <w:pPr>
+        <w:bidi/>
+      </w:pPr>
+      <w:r>
+        <w:rPr>
+          <w:lang w:val="ar_AE" w:bidi="ar_AE"/>
+        </w:rPr>
+      </w:r>
+    </w:p>
+    <w:p>
+      <w:pPr>
+        <w:pStyle w:val="Heading2"/>
+        <w:bidi/>
+      </w:pPr>
+      <w:r>
+        <w:rPr>
+          <w:lang w:val="ar_AE" w:bidi="ar_AE"/>
+        </w:rPr>
+        <w:t>عوبديا 1: 1 (#9)</w:t>
+      </w:r>
+      <w:r>
+        <w:rPr>
+          <w:lang w:val="ar_AE" w:bidi="ar_AE"/>
+        </w:rPr>
+      </w:r>
+    </w:p>
+    <w:p>
+      <w:pPr>
+        <w:bidi/>
+      </w:pPr>
+      <w:r>
+        <w:rPr>
+          <w:lang w:val="ar_AE" w:bidi="ar_AE"/>
+        </w:rPr>
+      </w:r>
+      <w:r>
+        <w:rPr>
+          <w:b/>
+          <w:lang w:val="ar_AE" w:bidi="ar_AE"/>
+        </w:rPr>
+        <w:t>"وَأُرْسِلَ رَسُولٌ"</w:t>
+      </w:r>
+    </w:p>
+    <w:p>
+      <w:pPr>
+        <w:bidi/>
+      </w:pPr>
+      <w:r>
+        <w:rPr>
+          <w:lang w:val="ar_AE" w:bidi="ar_AE"/>
+        </w:rPr>
+      </w:r>
+      <w:r>
+        <w:rPr>
+          <w:lang w:val="ar_AE" w:bidi="ar_AE"/>
+        </w:rPr>
+        <w:t>يمكنك تحديد من الذي أرسل الرسول. الترجمة البديلة: "والرب قد أرسل رسولاً"</w:t>
+      </w:r>
+    </w:p>
+    <w:p>
+      <w:pPr>
+        <w:bidi/>
+      </w:pPr>
+      <w:r>
+        <w:rPr>
+          <w:lang w:val="ar_AE" w:bidi="ar_AE"/>
+        </w:rPr>
+      </w:r>
+      <w:r>
+        <w:rPr>
+          <w:lang w:val="ar_AE" w:bidi="ar_AE"/>
+        </w:rPr>
+        <w:t xml:space="preserve">انظر: </w:t>
+      </w:r>
+      <w:r>
+        <w:rPr>
+          <w:lang w:val="ar_AE" w:bidi="ar_AE"/>
+        </w:rPr>
+        <w:t>المعرفة المفترضة والمعلومات الضمنية</w:t>
+      </w:r>
+      <w:r>
+        <w:rPr>
+          <w:lang w:val="ar_AE" w:bidi="ar_AE"/>
+        </w:rPr>
+      </w:r>
+      <w:r>
+        <w:rPr>
+          <w:lang w:val="ar_AE" w:bidi="ar_AE"/>
+        </w:rPr>
+      </w:r>
+    </w:p>
+    <w:p>
+      <w:pPr>
+        <w:bidi/>
+      </w:pPr>
+      <w:r>
+        <w:rPr>
+          <w:lang w:val="ar_AE" w:bidi="ar_AE"/>
+        </w:rPr>
+      </w:r>
+    </w:p>
+    <w:p>
+      <w:pPr>
+        <w:pStyle w:val="Heading2"/>
+        <w:bidi/>
+      </w:pPr>
+      <w:r>
+        <w:rPr>
+          <w:lang w:val="ar_AE" w:bidi="ar_AE"/>
+        </w:rPr>
         <w:t>عوبديا 1: 2 (#1)</w:t>
       </w:r>
       <w:r>
@@ -828,22 +1937,6 @@
       </w:r>
       <w:r>
         <w:rPr>
-          <w:lang w:val="ar_AE" w:bidi="ar_AE"/>
-        </w:rPr>
-        <w:t>הִנֵּ֥ה קָטֹ֛ן נְתַתִּ֖י⁠ךָ</w:t>
-      </w:r>
-    </w:p>
-    <w:p>
-      <w:pPr>
-        <w:bidi/>
-      </w:pPr>
-      <w:r>
-        <w:rPr>
-          <w:lang w:val="ar_AE" w:bidi="ar_AE"/>
-        </w:rPr>
-      </w:r>
-      <w:r>
-        <w:rPr>
           <w:b/>
           <w:lang w:val="ar_AE" w:bidi="ar_AE"/>
         </w:rPr>
@@ -936,22 +2029,6 @@
       </w:r>
       <w:r>
         <w:rPr>
-          <w:lang w:val="ar_AE" w:bidi="ar_AE"/>
-        </w:rPr>
-        <w:t>הִנֵּ֥ה</w:t>
-      </w:r>
-    </w:p>
-    <w:p>
-      <w:pPr>
-        <w:bidi/>
-      </w:pPr>
-      <w:r>
-        <w:rPr>
-          <w:lang w:val="ar_AE" w:bidi="ar_AE"/>
-        </w:rPr>
-      </w:r>
-      <w:r>
-        <w:rPr>
           <w:b/>
           <w:lang w:val="ar_AE" w:bidi="ar_AE"/>
         </w:rPr>
@@ -1022,22 +2099,6 @@
       </w:r>
       <w:r>
         <w:rPr>
-          <w:lang w:val="ar_AE" w:bidi="ar_AE"/>
-        </w:rPr>
-        <w:t>קָטֹ֛ן נְתַתִּ֖י⁠ךָ בַּ⁠גּוֹיִ֑ם בָּז֥וּי אַתָּ֖ה מְאֹֽד</w:t>
-      </w:r>
-    </w:p>
-    <w:p>
-      <w:pPr>
-        <w:bidi/>
-      </w:pPr>
-      <w:r>
-        <w:rPr>
-          <w:lang w:val="ar_AE" w:bidi="ar_AE"/>
-        </w:rPr>
-      </w:r>
-      <w:r>
-        <w:rPr>
           <w:b/>
           <w:lang w:val="ar_AE" w:bidi="ar_AE"/>
         </w:rPr>
@@ -1130,22 +2191,6 @@
       </w:r>
       <w:r>
         <w:rPr>
-          <w:lang w:val="ar_AE" w:bidi="ar_AE"/>
-        </w:rPr>
-        <w:t>קָטֹ֛ן נְתַתִּ֖י⁠ךָ בַּ⁠גּוֹיִ֑ם</w:t>
-      </w:r>
-    </w:p>
-    <w:p>
-      <w:pPr>
-        <w:bidi/>
-      </w:pPr>
-      <w:r>
-        <w:rPr>
-          <w:lang w:val="ar_AE" w:bidi="ar_AE"/>
-        </w:rPr>
-      </w:r>
-      <w:r>
-        <w:rPr>
           <w:b/>
           <w:lang w:val="ar_AE" w:bidi="ar_AE"/>
         </w:rPr>
@@ -1238,22 +2283,6 @@
       </w:r>
       <w:r>
         <w:rPr>
-          <w:lang w:val="ar_AE" w:bidi="ar_AE"/>
-        </w:rPr>
-        <w:t>בָּז֥וּי אַתָּ֖ה מְאֹֽד</w:t>
-      </w:r>
-    </w:p>
-    <w:p>
-      <w:pPr>
-        <w:bidi/>
-      </w:pPr>
-      <w:r>
-        <w:rPr>
-          <w:lang w:val="ar_AE" w:bidi="ar_AE"/>
-        </w:rPr>
-      </w:r>
-      <w:r>
-        <w:rPr>
           <w:b/>
           <w:lang w:val="ar_AE" w:bidi="ar_AE"/>
         </w:rPr>
@@ -1346,22 +2375,6 @@
       </w:r>
       <w:r>
         <w:rPr>
-          <w:lang w:val="ar_AE" w:bidi="ar_AE"/>
-        </w:rPr>
-        <w:t>זְד֤וֹן לִבְּ⁠ךָ֙ הִשִּׁיאֶ֔⁠ךָ</w:t>
-      </w:r>
-    </w:p>
-    <w:p>
-      <w:pPr>
-        <w:bidi/>
-      </w:pPr>
-      <w:r>
-        <w:rPr>
-          <w:lang w:val="ar_AE" w:bidi="ar_AE"/>
-        </w:rPr>
-      </w:r>
-      <w:r>
-        <w:rPr>
           <w:b/>
           <w:lang w:val="ar_AE" w:bidi="ar_AE"/>
         </w:rPr>
@@ -1467,22 +2480,6 @@
       </w:r>
       <w:r>
         <w:rPr>
-          <w:lang w:val="ar_AE" w:bidi="ar_AE"/>
-        </w:rPr>
-        <w:t>זְד֤וֹן לִבְּ⁠ךָ֙ הִשִּׁיאֶ֔⁠ךָ</w:t>
-      </w:r>
-    </w:p>
-    <w:p>
-      <w:pPr>
-        <w:bidi/>
-      </w:pPr>
-      <w:r>
-        <w:rPr>
-          <w:lang w:val="ar_AE" w:bidi="ar_AE"/>
-        </w:rPr>
-      </w:r>
-      <w:r>
-        <w:rPr>
           <w:b/>
           <w:lang w:val="ar_AE" w:bidi="ar_AE"/>
         </w:rPr>
@@ -1588,22 +2585,6 @@
       </w:r>
       <w:r>
         <w:rPr>
-          <w:lang w:val="ar_AE" w:bidi="ar_AE"/>
-        </w:rPr>
-        <w:t>זְד֤וֹן לִבְּ⁠ךָ֙</w:t>
-      </w:r>
-    </w:p>
-    <w:p>
-      <w:pPr>
-        <w:bidi/>
-      </w:pPr>
-      <w:r>
-        <w:rPr>
-          <w:lang w:val="ar_AE" w:bidi="ar_AE"/>
-        </w:rPr>
-      </w:r>
-      <w:r>
-        <w:rPr>
           <w:b/>
           <w:lang w:val="ar_AE" w:bidi="ar_AE"/>
         </w:rPr>
@@ -1709,22 +2690,6 @@
       </w:r>
       <w:r>
         <w:rPr>
-          <w:lang w:val="ar_AE" w:bidi="ar_AE"/>
-        </w:rPr>
-        <w:t>זְד֤וֹן לִבְּ⁠ךָ֙</w:t>
-      </w:r>
-    </w:p>
-    <w:p>
-      <w:pPr>
-        <w:bidi/>
-      </w:pPr>
-      <w:r>
-        <w:rPr>
-          <w:lang w:val="ar_AE" w:bidi="ar_AE"/>
-        </w:rPr>
-      </w:r>
-      <w:r>
-        <w:rPr>
           <w:b/>
           <w:lang w:val="ar_AE" w:bidi="ar_AE"/>
         </w:rPr>
@@ -1830,22 +2795,6 @@
       </w:r>
       <w:r>
         <w:rPr>
-          <w:lang w:val="ar_AE" w:bidi="ar_AE"/>
-        </w:rPr>
-        <w:t>שֹׁכְנִ֥י בְ⁠חַגְוֵי־סֶּ֖לַע</w:t>
-      </w:r>
-    </w:p>
-    <w:p>
-      <w:pPr>
-        <w:bidi/>
-      </w:pPr>
-      <w:r>
-        <w:rPr>
-          <w:lang w:val="ar_AE" w:bidi="ar_AE"/>
-        </w:rPr>
-      </w:r>
-      <w:r>
-        <w:rPr>
           <w:b/>
           <w:lang w:val="ar_AE" w:bidi="ar_AE"/>
         </w:rPr>
@@ -1977,22 +2926,6 @@
       </w:r>
       <w:r>
         <w:rPr>
-          <w:lang w:val="ar_AE" w:bidi="ar_AE"/>
-        </w:rPr>
-        <w:t>בְ⁠חַגְוֵי־סֶּ֖לַע</w:t>
-      </w:r>
-    </w:p>
-    <w:p>
-      <w:pPr>
-        <w:bidi/>
-      </w:pPr>
-      <w:r>
-        <w:rPr>
-          <w:lang w:val="ar_AE" w:bidi="ar_AE"/>
-        </w:rPr>
-      </w:r>
-      <w:r>
-        <w:rPr>
           <w:b/>
           <w:lang w:val="ar_AE" w:bidi="ar_AE"/>
         </w:rPr>
@@ -2063,22 +2996,6 @@
       </w:r>
       <w:r>
         <w:rPr>
-          <w:lang w:val="ar_AE" w:bidi="ar_AE"/>
-        </w:rPr>
-        <w:t>אֹמֵ֣ר בְּ⁠לִבּ֔⁠וֹ</w:t>
-      </w:r>
-    </w:p>
-    <w:p>
-      <w:pPr>
-        <w:bidi/>
-      </w:pPr>
-      <w:r>
-        <w:rPr>
-          <w:lang w:val="ar_AE" w:bidi="ar_AE"/>
-        </w:rPr>
-      </w:r>
-      <w:r>
-        <w:rPr>
           <w:b/>
           <w:lang w:val="ar_AE" w:bidi="ar_AE"/>
         </w:rPr>
@@ -2210,22 +3127,6 @@
       </w:r>
       <w:r>
         <w:rPr>
-          <w:lang w:val="ar_AE" w:bidi="ar_AE"/>
-        </w:rPr>
-        <w:t>אֹמֵ֣ר בְּ⁠לִבּ֔⁠וֹ</w:t>
-      </w:r>
-    </w:p>
-    <w:p>
-      <w:pPr>
-        <w:bidi/>
-      </w:pPr>
-      <w:r>
-        <w:rPr>
-          <w:lang w:val="ar_AE" w:bidi="ar_AE"/>
-        </w:rPr>
-      </w:r>
-      <w:r>
-        <w:rPr>
           <w:b/>
           <w:lang w:val="ar_AE" w:bidi="ar_AE"/>
         </w:rPr>
@@ -2318,22 +3219,6 @@
       </w:r>
       <w:r>
         <w:rPr>
-          <w:lang w:val="ar_AE" w:bidi="ar_AE"/>
-        </w:rPr>
-        <w:t>מִ֥י יוֹרִדֵ֖⁠נִי אָֽרֶץ</w:t>
-      </w:r>
-    </w:p>
-    <w:p>
-      <w:pPr>
-        <w:bidi/>
-      </w:pPr>
-      <w:r>
-        <w:rPr>
-          <w:lang w:val="ar_AE" w:bidi="ar_AE"/>
-        </w:rPr>
-      </w:r>
-      <w:r>
-        <w:rPr>
           <w:b/>
           <w:lang w:val="ar_AE" w:bidi="ar_AE"/>
         </w:rPr>
@@ -2426,22 +3311,6 @@
       </w:r>
       <w:r>
         <w:rPr>
-          <w:lang w:val="ar_AE" w:bidi="ar_AE"/>
-        </w:rPr>
-        <w:t>אִם־תַּגְבִּ֣יהַּ כַּ⁠נֶּ֔שֶׁר וְ⁠אִם־בֵּ֥ין כּֽוֹכָבִ֖ים שִׂ֣ים קִנֶּ֑⁠ךָ</w:t>
-      </w:r>
-    </w:p>
-    <w:p>
-      <w:pPr>
-        <w:bidi/>
-      </w:pPr>
-      <w:r>
-        <w:rPr>
-          <w:lang w:val="ar_AE" w:bidi="ar_AE"/>
-        </w:rPr>
-      </w:r>
-      <w:r>
-        <w:rPr>
           <w:b/>
           <w:lang w:val="ar_AE" w:bidi="ar_AE"/>
         </w:rPr>
@@ -2534,22 +3403,6 @@
       </w:r>
       <w:r>
         <w:rPr>
-          <w:lang w:val="ar_AE" w:bidi="ar_AE"/>
-        </w:rPr>
-        <w:t>אִם־תַּגְבִּ֣יהַּ כַּ⁠נֶּ֔שֶׁר וְ⁠אִם־בֵּ֥ין כּֽוֹכָבִ֖ים שִׂ֣ים קִנֶּ֑⁠ךָ</w:t>
-      </w:r>
-    </w:p>
-    <w:p>
-      <w:pPr>
-        <w:bidi/>
-      </w:pPr>
-      <w:r>
-        <w:rPr>
-          <w:lang w:val="ar_AE" w:bidi="ar_AE"/>
-        </w:rPr>
-      </w:r>
-      <w:r>
-        <w:rPr>
           <w:b/>
           <w:lang w:val="ar_AE" w:bidi="ar_AE"/>
         </w:rPr>
@@ -2642,22 +3495,6 @@
       </w:r>
       <w:r>
         <w:rPr>
-          <w:lang w:val="ar_AE" w:bidi="ar_AE"/>
-        </w:rPr>
-        <w:t>שִׂ֣ים קִנֶּ֑⁠ךָ</w:t>
-      </w:r>
-    </w:p>
-    <w:p>
-      <w:pPr>
-        <w:bidi/>
-      </w:pPr>
-      <w:r>
-        <w:rPr>
-          <w:lang w:val="ar_AE" w:bidi="ar_AE"/>
-        </w:rPr>
-      </w:r>
-      <w:r>
-        <w:rPr>
           <w:b/>
           <w:lang w:val="ar_AE" w:bidi="ar_AE"/>
         </w:rPr>
@@ -2750,22 +3587,6 @@
       </w:r>
       <w:r>
         <w:rPr>
-          <w:lang w:val="ar_AE" w:bidi="ar_AE"/>
-        </w:rPr>
-        <w:t>מִ⁠שָּׁ֥ם אוֹרִֽידְ⁠ךָ֖</w:t>
-      </w:r>
-    </w:p>
-    <w:p>
-      <w:pPr>
-        <w:bidi/>
-      </w:pPr>
-      <w:r>
-        <w:rPr>
-          <w:lang w:val="ar_AE" w:bidi="ar_AE"/>
-        </w:rPr>
-      </w:r>
-      <w:r>
-        <w:rPr>
           <w:b/>
           <w:lang w:val="ar_AE" w:bidi="ar_AE"/>
         </w:rPr>
@@ -2871,22 +3692,6 @@
       </w:r>
       <w:r>
         <w:rPr>
-          <w:lang w:val="ar_AE" w:bidi="ar_AE"/>
-        </w:rPr>
-        <w:t>נְאֻם־יְהוָֽה</w:t>
-      </w:r>
-    </w:p>
-    <w:p>
-      <w:pPr>
-        <w:bidi/>
-      </w:pPr>
-      <w:r>
-        <w:rPr>
-          <w:lang w:val="ar_AE" w:bidi="ar_AE"/>
-        </w:rPr>
-      </w:r>
-      <w:r>
-        <w:rPr>
           <w:b/>
           <w:lang w:val="ar_AE" w:bidi="ar_AE"/>
         </w:rPr>
@@ -2979,22 +3784,6 @@
       </w:r>
       <w:r>
         <w:rPr>
-          <w:lang w:val="ar_AE" w:bidi="ar_AE"/>
-        </w:rPr>
-        <w:t>נְאֻם־יְהוָֽה</w:t>
-      </w:r>
-    </w:p>
-    <w:p>
-      <w:pPr>
-        <w:bidi/>
-      </w:pPr>
-      <w:r>
-        <w:rPr>
-          <w:lang w:val="ar_AE" w:bidi="ar_AE"/>
-        </w:rPr>
-      </w:r>
-      <w:r>
-        <w:rPr>
           <w:b/>
           <w:lang w:val="ar_AE" w:bidi="ar_AE"/>
         </w:rPr>
@@ -3100,22 +3889,6 @@
       </w:r>
       <w:r>
         <w:rPr>
-          <w:lang w:val="ar_AE" w:bidi="ar_AE"/>
-        </w:rPr>
-        <w:t>אִם־גַּנָּבִ֤ים בָּאֽוּ־לְ⁠ךָ֙ אִם־שׁ֣וֹדְדֵי לַ֔יְלָה</w:t>
-      </w:r>
-    </w:p>
-    <w:p>
-      <w:pPr>
-        <w:bidi/>
-      </w:pPr>
-      <w:r>
-        <w:rPr>
-          <w:lang w:val="ar_AE" w:bidi="ar_AE"/>
-        </w:rPr>
-      </w:r>
-      <w:r>
-        <w:rPr>
           <w:b/>
           <w:lang w:val="ar_AE" w:bidi="ar_AE"/>
         </w:rPr>
@@ -3208,22 +3981,6 @@
       </w:r>
       <w:r>
         <w:rPr>
-          <w:lang w:val="ar_AE" w:bidi="ar_AE"/>
-        </w:rPr>
-        <w:t>אֵ֣יךְ נִדְמֵ֔יתָה</w:t>
-      </w:r>
-    </w:p>
-    <w:p>
-      <w:pPr>
-        <w:bidi/>
-      </w:pPr>
-      <w:r>
-        <w:rPr>
-          <w:lang w:val="ar_AE" w:bidi="ar_AE"/>
-        </w:rPr>
-      </w:r>
-      <w:r>
-        <w:rPr>
           <w:b/>
           <w:lang w:val="ar_AE" w:bidi="ar_AE"/>
         </w:rPr>
@@ -3316,22 +4073,6 @@
       </w:r>
       <w:r>
         <w:rPr>
-          <w:lang w:val="ar_AE" w:bidi="ar_AE"/>
-        </w:rPr>
-        <w:t>אֵ֣יךְ נִדְמֵ֔יתָה</w:t>
-      </w:r>
-    </w:p>
-    <w:p>
-      <w:pPr>
-        <w:bidi/>
-      </w:pPr>
-      <w:r>
-        <w:rPr>
-          <w:lang w:val="ar_AE" w:bidi="ar_AE"/>
-        </w:rPr>
-      </w:r>
-      <w:r>
-        <w:rPr>
           <w:b/>
           <w:lang w:val="ar_AE" w:bidi="ar_AE"/>
         </w:rPr>
@@ -3424,22 +4165,6 @@
       </w:r>
       <w:r>
         <w:rPr>
-          <w:lang w:val="ar_AE" w:bidi="ar_AE"/>
-        </w:rPr>
-        <w:t>הֲ⁠ל֥וֹא יִגְנְב֖וּ דַּיָּ֑⁠ם</w:t>
-      </w:r>
-    </w:p>
-    <w:p>
-      <w:pPr>
-        <w:bidi/>
-      </w:pPr>
-      <w:r>
-        <w:rPr>
-          <w:lang w:val="ar_AE" w:bidi="ar_AE"/>
-        </w:rPr>
-      </w:r>
-      <w:r>
-        <w:rPr>
           <w:b/>
           <w:lang w:val="ar_AE" w:bidi="ar_AE"/>
         </w:rPr>
@@ -3532,22 +4257,6 @@
       </w:r>
       <w:r>
         <w:rPr>
-          <w:lang w:val="ar_AE" w:bidi="ar_AE"/>
-        </w:rPr>
-        <w:t>אִם־בֹּֽצְרִים֙ בָּ֣אוּ לָ֔⁠ךְ הֲ⁠ל֖וֹא יַשְׁאִ֥ירוּ עֹלֵלֽוֹת</w:t>
-      </w:r>
-    </w:p>
-    <w:p>
-      <w:pPr>
-        <w:bidi/>
-      </w:pPr>
-      <w:r>
-        <w:rPr>
-          <w:lang w:val="ar_AE" w:bidi="ar_AE"/>
-        </w:rPr>
-      </w:r>
-      <w:r>
-        <w:rPr>
           <w:b/>
           <w:lang w:val="ar_AE" w:bidi="ar_AE"/>
         </w:rPr>
@@ -3640,22 +4349,6 @@
       </w:r>
       <w:r>
         <w:rPr>
-          <w:lang w:val="ar_AE" w:bidi="ar_AE"/>
-        </w:rPr>
-        <w:t>אֵ֚יךְ</w:t>
-      </w:r>
-    </w:p>
-    <w:p>
-      <w:pPr>
-        <w:bidi/>
-      </w:pPr>
-      <w:r>
-        <w:rPr>
-          <w:lang w:val="ar_AE" w:bidi="ar_AE"/>
-        </w:rPr>
-      </w:r>
-      <w:r>
-        <w:rPr>
           <w:b/>
           <w:lang w:val="ar_AE" w:bidi="ar_AE"/>
         </w:rPr>
@@ -3761,22 +4454,6 @@
       </w:r>
       <w:r>
         <w:rPr>
-          <w:lang w:val="ar_AE" w:bidi="ar_AE"/>
-        </w:rPr>
-        <w:t>אֵ֚יךְ נֶחְפְּשׂ֣וּ עֵשָׂ֔ו</w:t>
-      </w:r>
-    </w:p>
-    <w:p>
-      <w:pPr>
-        <w:bidi/>
-      </w:pPr>
-      <w:r>
-        <w:rPr>
-          <w:lang w:val="ar_AE" w:bidi="ar_AE"/>
-        </w:rPr>
-      </w:r>
-      <w:r>
-        <w:rPr>
           <w:b/>
           <w:lang w:val="ar_AE" w:bidi="ar_AE"/>
         </w:rPr>
@@ -3869,22 +4546,6 @@
       </w:r>
       <w:r>
         <w:rPr>
-          <w:lang w:val="ar_AE" w:bidi="ar_AE"/>
-        </w:rPr>
-        <w:t>עֵשָׂ֔ו</w:t>
-      </w:r>
-    </w:p>
-    <w:p>
-      <w:pPr>
-        <w:bidi/>
-      </w:pPr>
-      <w:r>
-        <w:rPr>
-          <w:lang w:val="ar_AE" w:bidi="ar_AE"/>
-        </w:rPr>
-      </w:r>
-      <w:r>
-        <w:rPr>
           <w:b/>
           <w:lang w:val="ar_AE" w:bidi="ar_AE"/>
         </w:rPr>
@@ -3990,22 +4651,6 @@
       </w:r>
       <w:r>
         <w:rPr>
-          <w:lang w:val="ar_AE" w:bidi="ar_AE"/>
-        </w:rPr>
-        <w:t>נֶחְפְּשׂ֣וּ</w:t>
-      </w:r>
-    </w:p>
-    <w:p>
-      <w:pPr>
-        <w:bidi/>
-      </w:pPr>
-      <w:r>
-        <w:rPr>
-          <w:lang w:val="ar_AE" w:bidi="ar_AE"/>
-        </w:rPr>
-      </w:r>
-      <w:r>
-        <w:rPr>
           <w:b/>
           <w:lang w:val="ar_AE" w:bidi="ar_AE"/>
         </w:rPr>
@@ -4089,22 +4734,6 @@
       </w:r>
       <w:r>
         <w:rPr>
-          <w:lang w:val="ar_AE" w:bidi="ar_AE"/>
-        </w:rPr>
-        <w:t>נִבְע֖וּ מַצְפֻּנָֽי⁠ו</w:t>
-      </w:r>
-    </w:p>
-    <w:p>
-      <w:pPr>
-        <w:bidi/>
-      </w:pPr>
-      <w:r>
-        <w:rPr>
-          <w:lang w:val="ar_AE" w:bidi="ar_AE"/>
-        </w:rPr>
-      </w:r>
-      <w:r>
-        <w:rPr>
           <w:b/>
           <w:lang w:val="ar_AE" w:bidi="ar_AE"/>
         </w:rPr>
@@ -4197,22 +4826,6 @@
       </w:r>
       <w:r>
         <w:rPr>
-          <w:lang w:val="ar_AE" w:bidi="ar_AE"/>
-        </w:rPr>
-        <w:t>עַֽד־הַ⁠גְּב֣וּל שִׁלְּח֗וּ⁠ךָ כֹּ֚ל אַנְשֵׁ֣י בְרִיתֶ֔⁠ךָ</w:t>
-      </w:r>
-    </w:p>
-    <w:p>
-      <w:pPr>
-        <w:bidi/>
-      </w:pPr>
-      <w:r>
-        <w:rPr>
-          <w:lang w:val="ar_AE" w:bidi="ar_AE"/>
-        </w:rPr>
-      </w:r>
-      <w:r>
-        <w:rPr>
           <w:b/>
           <w:lang w:val="ar_AE" w:bidi="ar_AE"/>
         </w:rPr>
@@ -4318,22 +4931,6 @@
       </w:r>
       <w:r>
         <w:rPr>
-          <w:lang w:val="ar_AE" w:bidi="ar_AE"/>
-        </w:rPr>
-        <w:t>בְרִיתֶ֔⁠ךָ</w:t>
-      </w:r>
-    </w:p>
-    <w:p>
-      <w:pPr>
-        <w:bidi/>
-      </w:pPr>
-      <w:r>
-        <w:rPr>
-          <w:lang w:val="ar_AE" w:bidi="ar_AE"/>
-        </w:rPr>
-      </w:r>
-      <w:r>
-        <w:rPr>
           <w:b/>
           <w:lang w:val="ar_AE" w:bidi="ar_AE"/>
         </w:rPr>
@@ -4439,22 +5036,6 @@
       </w:r>
       <w:r>
         <w:rPr>
-          <w:lang w:val="ar_AE" w:bidi="ar_AE"/>
-        </w:rPr>
-        <w:t>עַֽד־הַ⁠גְּב֣וּל שִׁלְּח֗וּ⁠ךָ</w:t>
-      </w:r>
-    </w:p>
-    <w:p>
-      <w:pPr>
-        <w:bidi/>
-      </w:pPr>
-      <w:r>
-        <w:rPr>
-          <w:lang w:val="ar_AE" w:bidi="ar_AE"/>
-        </w:rPr>
-      </w:r>
-      <w:r>
-        <w:rPr>
           <w:b/>
           <w:lang w:val="ar_AE" w:bidi="ar_AE"/>
         </w:rPr>
@@ -4538,22 +5119,6 @@
       </w:r>
       <w:r>
         <w:rPr>
-          <w:lang w:val="ar_AE" w:bidi="ar_AE"/>
-        </w:rPr>
-        <w:t>כֹּ֚ל אַנְשֵׁ֣י בְרִיתֶ֔⁠ךָ &amp; אַנְשֵׁ֣י שְׁלֹמֶ֑⁠ךָ לַחְמְ⁠ךָ֗</w:t>
-      </w:r>
-    </w:p>
-    <w:p>
-      <w:pPr>
-        <w:bidi/>
-      </w:pPr>
-      <w:r>
-        <w:rPr>
-          <w:lang w:val="ar_AE" w:bidi="ar_AE"/>
-        </w:rPr>
-      </w:r>
-      <w:r>
-        <w:rPr>
           <w:b/>
           <w:lang w:val="ar_AE" w:bidi="ar_AE"/>
         </w:rPr>
@@ -4672,22 +5237,6 @@
       </w:r>
       <w:r>
         <w:rPr>
-          <w:lang w:val="ar_AE" w:bidi="ar_AE"/>
-        </w:rPr>
-        <w:t>לַחְמְ⁠ךָ֗ יָשִׂ֤ימוּ מָזוֹר֙ תַּחְתֶּ֔י⁠ךָ</w:t>
-      </w:r>
-    </w:p>
-    <w:p>
-      <w:pPr>
-        <w:bidi/>
-      </w:pPr>
-      <w:r>
-        <w:rPr>
-          <w:lang w:val="ar_AE" w:bidi="ar_AE"/>
-        </w:rPr>
-      </w:r>
-      <w:r>
-        <w:rPr>
           <w:b/>
           <w:lang w:val="ar_AE" w:bidi="ar_AE"/>
         </w:rPr>
@@ -4806,22 +5355,6 @@
       </w:r>
       <w:r>
         <w:rPr>
-          <w:lang w:val="ar_AE" w:bidi="ar_AE"/>
-        </w:rPr>
-        <w:t>אֵ֥ין תְּבוּנָ֖ה בּֽ⁠וֹ</w:t>
-      </w:r>
-    </w:p>
-    <w:p>
-      <w:pPr>
-        <w:bidi/>
-      </w:pPr>
-      <w:r>
-        <w:rPr>
-          <w:lang w:val="ar_AE" w:bidi="ar_AE"/>
-        </w:rPr>
-      </w:r>
-      <w:r>
-        <w:rPr>
           <w:b/>
           <w:lang w:val="ar_AE" w:bidi="ar_AE"/>
         </w:rPr>
@@ -4928,22 +5461,6 @@
       </w:r>
       <w:r>
         <w:rPr>
-          <w:lang w:val="ar_AE" w:bidi="ar_AE"/>
-        </w:rPr>
-        <w:t>אֵ֥ין תְּבוּנָ֖ה בּֽ⁠וֹ</w:t>
-      </w:r>
-    </w:p>
-    <w:p>
-      <w:pPr>
-        <w:bidi/>
-      </w:pPr>
-      <w:r>
-        <w:rPr>
-          <w:lang w:val="ar_AE" w:bidi="ar_AE"/>
-        </w:rPr>
-      </w:r>
-      <w:r>
-        <w:rPr>
           <w:b/>
           <w:lang w:val="ar_AE" w:bidi="ar_AE"/>
         </w:rPr>
@@ -5049,22 +5566,6 @@
       </w:r>
       <w:r>
         <w:rPr>
-          <w:lang w:val="ar_AE" w:bidi="ar_AE"/>
-        </w:rPr>
-        <w:t>בּֽ⁠וֹ</w:t>
-      </w:r>
-    </w:p>
-    <w:p>
-      <w:pPr>
-        <w:bidi/>
-      </w:pPr>
-      <w:r>
-        <w:rPr>
-          <w:lang w:val="ar_AE" w:bidi="ar_AE"/>
-        </w:rPr>
-      </w:r>
-      <w:r>
-        <w:rPr>
           <w:b/>
           <w:lang w:val="ar_AE" w:bidi="ar_AE"/>
         </w:rPr>
@@ -5170,22 +5671,6 @@
       </w:r>
       <w:r>
         <w:rPr>
-          <w:lang w:val="ar_AE" w:bidi="ar_AE"/>
-        </w:rPr>
-        <w:t>הֲ⁠ל֛וֹא בַּ⁠יּ֥וֹם הַ⁠ה֖וּא &amp; וְ⁠הַאֲבַדְתִּ֤י חֲכָמִים֙ מֵֽ⁠אֱד֔וֹם</w:t>
-      </w:r>
-    </w:p>
-    <w:p>
-      <w:pPr>
-        <w:bidi/>
-      </w:pPr>
-      <w:r>
-        <w:rPr>
-          <w:lang w:val="ar_AE" w:bidi="ar_AE"/>
-        </w:rPr>
-      </w:r>
-      <w:r>
-        <w:rPr>
           <w:b/>
           <w:lang w:val="ar_AE" w:bidi="ar_AE"/>
         </w:rPr>
@@ -5278,22 +5763,6 @@
       </w:r>
       <w:r>
         <w:rPr>
-          <w:lang w:val="ar_AE" w:bidi="ar_AE"/>
-        </w:rPr>
-        <w:t>וְ⁠הַאֲבַדְתִּ֤י חֲכָמִים֙ מֵֽ⁠אֱד֔וֹם</w:t>
-      </w:r>
-    </w:p>
-    <w:p>
-      <w:pPr>
-        <w:bidi/>
-      </w:pPr>
-      <w:r>
-        <w:rPr>
-          <w:lang w:val="ar_AE" w:bidi="ar_AE"/>
-        </w:rPr>
-      </w:r>
-      <w:r>
-        <w:rPr>
           <w:b/>
           <w:lang w:val="ar_AE" w:bidi="ar_AE"/>
         </w:rPr>
@@ -5399,22 +5868,6 @@
       </w:r>
       <w:r>
         <w:rPr>
-          <w:lang w:val="ar_AE" w:bidi="ar_AE"/>
-        </w:rPr>
-        <w:t>וּ⁠תְבוּנָ֖ה מֵ⁠הַ֥ר עֵשָֽׂו</w:t>
-      </w:r>
-    </w:p>
-    <w:p>
-      <w:pPr>
-        <w:bidi/>
-      </w:pPr>
-      <w:r>
-        <w:rPr>
-          <w:lang w:val="ar_AE" w:bidi="ar_AE"/>
-        </w:rPr>
-      </w:r>
-      <w:r>
-        <w:rPr>
           <w:b/>
           <w:lang w:val="ar_AE" w:bidi="ar_AE"/>
         </w:rPr>
@@ -5507,22 +5960,6 @@
       </w:r>
       <w:r>
         <w:rPr>
-          <w:lang w:val="ar_AE" w:bidi="ar_AE"/>
-        </w:rPr>
-        <w:t>וּ⁠תְבוּנָ֖ה מֵ⁠הַ֥ר עֵשָֽׂו</w:t>
-      </w:r>
-    </w:p>
-    <w:p>
-      <w:pPr>
-        <w:bidi/>
-      </w:pPr>
-      <w:r>
-        <w:rPr>
-          <w:lang w:val="ar_AE" w:bidi="ar_AE"/>
-        </w:rPr>
-      </w:r>
-      <w:r>
-        <w:rPr>
           <w:b/>
           <w:lang w:val="ar_AE" w:bidi="ar_AE"/>
         </w:rPr>
@@ -5628,22 +6065,6 @@
       </w:r>
       <w:r>
         <w:rPr>
-          <w:lang w:val="ar_AE" w:bidi="ar_AE"/>
-        </w:rPr>
-        <w:t>חֲכָמִים֙ מֵֽ⁠אֱד֔וֹם וּ⁠תְבוּנָ֖ה מֵ⁠הַ֥ר עֵשָֽׂו</w:t>
-      </w:r>
-    </w:p>
-    <w:p>
-      <w:pPr>
-        <w:bidi/>
-      </w:pPr>
-      <w:r>
-        <w:rPr>
-          <w:lang w:val="ar_AE" w:bidi="ar_AE"/>
-        </w:rPr>
-      </w:r>
-      <w:r>
-        <w:rPr>
           <w:b/>
           <w:lang w:val="ar_AE" w:bidi="ar_AE"/>
         </w:rPr>
@@ -5788,22 +6209,6 @@
       </w:r>
       <w:r>
         <w:rPr>
-          <w:lang w:val="ar_AE" w:bidi="ar_AE"/>
-        </w:rPr>
-        <w:t>וּ⁠תְבוּנָ֖ה</w:t>
-      </w:r>
-    </w:p>
-    <w:p>
-      <w:pPr>
-        <w:bidi/>
-      </w:pPr>
-      <w:r>
-        <w:rPr>
-          <w:lang w:val="ar_AE" w:bidi="ar_AE"/>
-        </w:rPr>
-      </w:r>
-      <w:r>
-        <w:rPr>
           <w:b/>
           <w:lang w:val="ar_AE" w:bidi="ar_AE"/>
         </w:rPr>
@@ -5909,22 +6314,6 @@
       </w:r>
       <w:r>
         <w:rPr>
-          <w:lang w:val="ar_AE" w:bidi="ar_AE"/>
-        </w:rPr>
-        <w:t>מֵ⁠הַ֥ר עֵשָֽׂו</w:t>
-      </w:r>
-    </w:p>
-    <w:p>
-      <w:pPr>
-        <w:bidi/>
-      </w:pPr>
-      <w:r>
-        <w:rPr>
-          <w:lang w:val="ar_AE" w:bidi="ar_AE"/>
-        </w:rPr>
-      </w:r>
-      <w:r>
-        <w:rPr>
           <w:b/>
           <w:lang w:val="ar_AE" w:bidi="ar_AE"/>
         </w:rPr>
@@ -6017,22 +6406,6 @@
         <w:rPr>
           <w:lang w:val="ar_AE" w:bidi="ar_AE"/>
         </w:rPr>
-      </w:r>
-    </w:p>
-    <w:p>
-      <w:pPr>
-        <w:bidi/>
-      </w:pPr>
-      <w:r>
-        <w:rPr>
-          <w:lang w:val="ar_AE" w:bidi="ar_AE"/>
-        </w:rPr>
-      </w:r>
-      <w:r>
-        <w:rPr>
-          <w:lang w:val="ar_AE" w:bidi="ar_AE"/>
-        </w:rPr>
-        <w:t>עֵשָֽׂו</w:t>
       </w:r>
     </w:p>
     <w:p>
@@ -6156,22 +6529,6 @@
       </w:r>
       <w:r>
         <w:rPr>
-          <w:lang w:val="ar_AE" w:bidi="ar_AE"/>
-        </w:rPr>
-        <w:t>וְ⁠חַתּ֥וּ גִבּוֹרֶ֖י⁠ךָ תֵּימָ֑ן</w:t>
-      </w:r>
-    </w:p>
-    <w:p>
-      <w:pPr>
-        <w:bidi/>
-      </w:pPr>
-      <w:r>
-        <w:rPr>
-          <w:lang w:val="ar_AE" w:bidi="ar_AE"/>
-        </w:rPr>
-      </w:r>
-      <w:r>
-        <w:rPr>
           <w:b/>
           <w:lang w:val="ar_AE" w:bidi="ar_AE"/>
         </w:rPr>
@@ -6277,22 +6634,6 @@
       </w:r>
       <w:r>
         <w:rPr>
-          <w:lang w:val="ar_AE" w:bidi="ar_AE"/>
-        </w:rPr>
-        <w:t>תֵּימָ֑ן</w:t>
-      </w:r>
-    </w:p>
-    <w:p>
-      <w:pPr>
-        <w:bidi/>
-      </w:pPr>
-      <w:r>
-        <w:rPr>
-          <w:lang w:val="ar_AE" w:bidi="ar_AE"/>
-        </w:rPr>
-      </w:r>
-      <w:r>
-        <w:rPr>
           <w:b/>
           <w:lang w:val="ar_AE" w:bidi="ar_AE"/>
         </w:rPr>
@@ -6385,22 +6726,6 @@
       </w:r>
       <w:r>
         <w:rPr>
-          <w:lang w:val="ar_AE" w:bidi="ar_AE"/>
-        </w:rPr>
-        <w:t>לְמַ֧עַן</w:t>
-      </w:r>
-    </w:p>
-    <w:p>
-      <w:pPr>
-        <w:bidi/>
-      </w:pPr>
-      <w:r>
-        <w:rPr>
-          <w:lang w:val="ar_AE" w:bidi="ar_AE"/>
-        </w:rPr>
-      </w:r>
-      <w:r>
-        <w:rPr>
           <w:b/>
           <w:lang w:val="ar_AE" w:bidi="ar_AE"/>
         </w:rPr>
@@ -6493,22 +6818,6 @@
       </w:r>
       <w:r>
         <w:rPr>
-          <w:lang w:val="ar_AE" w:bidi="ar_AE"/>
-        </w:rPr>
-        <w:t>יִכָּֽרֶת־אִ֛ישׁ</w:t>
-      </w:r>
-    </w:p>
-    <w:p>
-      <w:pPr>
-        <w:bidi/>
-      </w:pPr>
-      <w:r>
-        <w:rPr>
-          <w:lang w:val="ar_AE" w:bidi="ar_AE"/>
-        </w:rPr>
-      </w:r>
-      <w:r>
-        <w:rPr>
           <w:b/>
           <w:lang w:val="ar_AE" w:bidi="ar_AE"/>
         </w:rPr>
@@ -6614,22 +6923,6 @@
       </w:r>
       <w:r>
         <w:rPr>
-          <w:lang w:val="ar_AE" w:bidi="ar_AE"/>
-        </w:rPr>
-        <w:t>יִכָּֽרֶת־אִ֛ישׁ</w:t>
-      </w:r>
-    </w:p>
-    <w:p>
-      <w:pPr>
-        <w:bidi/>
-      </w:pPr>
-      <w:r>
-        <w:rPr>
-          <w:lang w:val="ar_AE" w:bidi="ar_AE"/>
-        </w:rPr>
-      </w:r>
-      <w:r>
-        <w:rPr>
           <w:b/>
           <w:lang w:val="ar_AE" w:bidi="ar_AE"/>
         </w:rPr>
@@ -6736,22 +7029,6 @@
       </w:r>
       <w:r>
         <w:rPr>
-          <w:lang w:val="ar_AE" w:bidi="ar_AE"/>
-        </w:rPr>
-        <w:t>אִ֛ישׁ</w:t>
-      </w:r>
-    </w:p>
-    <w:p>
-      <w:pPr>
-        <w:bidi/>
-      </w:pPr>
-      <w:r>
-        <w:rPr>
-          <w:lang w:val="ar_AE" w:bidi="ar_AE"/>
-        </w:rPr>
-      </w:r>
-      <w:r>
-        <w:rPr>
           <w:b/>
           <w:lang w:val="ar_AE" w:bidi="ar_AE"/>
         </w:rPr>
@@ -6865,22 +7142,6 @@
       </w:r>
       <w:r>
         <w:rPr>
-          <w:lang w:val="ar_AE" w:bidi="ar_AE"/>
-        </w:rPr>
-        <w:t>מֵ⁠הַ֥ר עֵשָׂ֖ו</w:t>
-      </w:r>
-    </w:p>
-    <w:p>
-      <w:pPr>
-        <w:bidi/>
-      </w:pPr>
-      <w:r>
-        <w:rPr>
-          <w:lang w:val="ar_AE" w:bidi="ar_AE"/>
-        </w:rPr>
-      </w:r>
-      <w:r>
-        <w:rPr>
           <w:b/>
           <w:lang w:val="ar_AE" w:bidi="ar_AE"/>
         </w:rPr>
@@ -6987,22 +7248,6 @@
       </w:r>
       <w:r>
         <w:rPr>
-          <w:lang w:val="ar_AE" w:bidi="ar_AE"/>
-        </w:rPr>
-        <w:t>מִ⁠קָּֽטֶל</w:t>
-      </w:r>
-    </w:p>
-    <w:p>
-      <w:pPr>
-        <w:bidi/>
-      </w:pPr>
-      <w:r>
-        <w:rPr>
-          <w:lang w:val="ar_AE" w:bidi="ar_AE"/>
-        </w:rPr>
-      </w:r>
-      <w:r>
-        <w:rPr>
           <w:b/>
           <w:lang w:val="ar_AE" w:bidi="ar_AE"/>
         </w:rPr>
@@ -7214,22 +7459,6 @@
       </w:r>
       <w:r>
         <w:rPr>
-          <w:lang w:val="ar_AE" w:bidi="ar_AE"/>
-        </w:rPr>
-        <w:t>אָחִ֥י⁠ךָ</w:t>
-      </w:r>
-    </w:p>
-    <w:p>
-      <w:pPr>
-        <w:bidi/>
-      </w:pPr>
-      <w:r>
-        <w:rPr>
-          <w:lang w:val="ar_AE" w:bidi="ar_AE"/>
-        </w:rPr>
-      </w:r>
-      <w:r>
-        <w:rPr>
           <w:b/>
           <w:lang w:val="ar_AE" w:bidi="ar_AE"/>
         </w:rPr>
@@ -7349,22 +7578,6 @@
       </w:r>
       <w:r>
         <w:rPr>
-          <w:lang w:val="ar_AE" w:bidi="ar_AE"/>
-        </w:rPr>
-        <w:t>יַעֲקֹ֖ב</w:t>
-      </w:r>
-    </w:p>
-    <w:p>
-      <w:pPr>
-        <w:bidi/>
-      </w:pPr>
-      <w:r>
-        <w:rPr>
-          <w:lang w:val="ar_AE" w:bidi="ar_AE"/>
-        </w:rPr>
-      </w:r>
-      <w:r>
-        <w:rPr>
           <w:b/>
           <w:lang w:val="ar_AE" w:bidi="ar_AE"/>
         </w:rPr>
@@ -7484,22 +7697,6 @@
       </w:r>
       <w:r>
         <w:rPr>
-          <w:lang w:val="ar_AE" w:bidi="ar_AE"/>
-        </w:rPr>
-        <w:t>תְּכַסְּ⁠ךָ֣ בוּשָׁ֑ה</w:t>
-      </w:r>
-    </w:p>
-    <w:p>
-      <w:pPr>
-        <w:bidi/>
-      </w:pPr>
-      <w:r>
-        <w:rPr>
-          <w:lang w:val="ar_AE" w:bidi="ar_AE"/>
-        </w:rPr>
-      </w:r>
-      <w:r>
-        <w:rPr>
           <w:b/>
           <w:lang w:val="ar_AE" w:bidi="ar_AE"/>
         </w:rPr>
@@ -7619,22 +7816,6 @@
       </w:r>
       <w:r>
         <w:rPr>
-          <w:lang w:val="ar_AE" w:bidi="ar_AE"/>
-        </w:rPr>
-        <w:t>תְּכַסְּ⁠ךָ֣ בוּשָׁ֑ה</w:t>
-      </w:r>
-    </w:p>
-    <w:p>
-      <w:pPr>
-        <w:bidi/>
-      </w:pPr>
-      <w:r>
-        <w:rPr>
-          <w:lang w:val="ar_AE" w:bidi="ar_AE"/>
-        </w:rPr>
-      </w:r>
-      <w:r>
-        <w:rPr>
           <w:b/>
           <w:lang w:val="ar_AE" w:bidi="ar_AE"/>
         </w:rPr>
@@ -7754,22 +7935,6 @@
       </w:r>
       <w:r>
         <w:rPr>
-          <w:lang w:val="ar_AE" w:bidi="ar_AE"/>
-        </w:rPr>
-        <w:t>וְ⁠נִכְרַ֖תָּ</w:t>
-      </w:r>
-    </w:p>
-    <w:p>
-      <w:pPr>
-        <w:bidi/>
-      </w:pPr>
-      <w:r>
-        <w:rPr>
-          <w:lang w:val="ar_AE" w:bidi="ar_AE"/>
-        </w:rPr>
-      </w:r>
-      <w:r>
-        <w:rPr>
           <w:b/>
           <w:lang w:val="ar_AE" w:bidi="ar_AE"/>
         </w:rPr>
@@ -7876,22 +8041,6 @@
       </w:r>
       <w:r>
         <w:rPr>
-          <w:lang w:val="ar_AE" w:bidi="ar_AE"/>
-        </w:rPr>
-        <w:t>וְ⁠נִכְרַ֖תָּ</w:t>
-      </w:r>
-    </w:p>
-    <w:p>
-      <w:pPr>
-        <w:bidi/>
-      </w:pPr>
-      <w:r>
-        <w:rPr>
-          <w:lang w:val="ar_AE" w:bidi="ar_AE"/>
-        </w:rPr>
-      </w:r>
-      <w:r>
-        <w:rPr>
           <w:b/>
           <w:lang w:val="ar_AE" w:bidi="ar_AE"/>
         </w:rPr>
@@ -7971,22 +8120,6 @@
         <w:rPr>
           <w:lang w:val="ar_AE" w:bidi="ar_AE"/>
         </w:rPr>
-      </w:r>
-    </w:p>
-    <w:p>
-      <w:pPr>
-        <w:bidi/>
-      </w:pPr>
-      <w:r>
-        <w:rPr>
-          <w:lang w:val="ar_AE" w:bidi="ar_AE"/>
-        </w:rPr>
-      </w:r>
-      <w:r>
-        <w:rPr>
-          <w:lang w:val="ar_AE" w:bidi="ar_AE"/>
-        </w:rPr>
-        <w:t>וְ⁠נִכְרַ֖תָּ</w:t>
       </w:r>
     </w:p>
     <w:p>
@@ -8123,22 +8256,6 @@
       </w:r>
       <w:r>
         <w:rPr>
-          <w:lang w:val="ar_AE" w:bidi="ar_AE"/>
-        </w:rPr>
-        <w:t>עֲמָֽדְ⁠ךָ֣ מִ⁠נֶּ֔גֶד</w:t>
-      </w:r>
-    </w:p>
-    <w:p>
-      <w:pPr>
-        <w:bidi/>
-      </w:pPr>
-      <w:r>
-        <w:rPr>
-          <w:lang w:val="ar_AE" w:bidi="ar_AE"/>
-        </w:rPr>
-      </w:r>
-      <w:r>
-        <w:rPr>
           <w:b/>
           <w:lang w:val="ar_AE" w:bidi="ar_AE"/>
         </w:rPr>
@@ -8232,22 +8349,6 @@
         <w:rPr>
           <w:lang w:val="ar_AE" w:bidi="ar_AE"/>
         </w:rPr>
-      </w:r>
-    </w:p>
-    <w:p>
-      <w:pPr>
-        <w:bidi/>
-      </w:pPr>
-      <w:r>
-        <w:rPr>
-          <w:lang w:val="ar_AE" w:bidi="ar_AE"/>
-        </w:rPr>
-      </w:r>
-      <w:r>
-        <w:rPr>
-          <w:lang w:val="ar_AE" w:bidi="ar_AE"/>
-        </w:rPr>
-        <w:t>שְׁב֥וֹת זָרִ֖ים חֵיל֑⁠וֹ וְ⁠נָכְרִ֞ים בָּ֣אוּ שְׁעָרָ֗יו</w:t>
       </w:r>
     </w:p>
     <w:p>
@@ -8504,22 +8605,6 @@
       </w:r>
       <w:r>
         <w:rPr>
-          <w:lang w:val="ar_AE" w:bidi="ar_AE"/>
-        </w:rPr>
-        <w:t>חֵיל֑⁠וֹ</w:t>
-      </w:r>
-    </w:p>
-    <w:p>
-      <w:pPr>
-        <w:bidi/>
-      </w:pPr>
-      <w:r>
-        <w:rPr>
-          <w:lang w:val="ar_AE" w:bidi="ar_AE"/>
-        </w:rPr>
-      </w:r>
-      <w:r>
-        <w:rPr>
           <w:b/>
           <w:lang w:val="ar_AE" w:bidi="ar_AE"/>
         </w:rPr>
@@ -8635,22 +8720,6 @@
       </w:r>
       <w:r>
         <w:rPr>
-          <w:lang w:val="ar_AE" w:bidi="ar_AE"/>
-        </w:rPr>
-        <w:t>שְׁעָרָ֗יו</w:t>
-      </w:r>
-    </w:p>
-    <w:p>
-      <w:pPr>
-        <w:bidi/>
-      </w:pPr>
-      <w:r>
-        <w:rPr>
-          <w:lang w:val="ar_AE" w:bidi="ar_AE"/>
-        </w:rPr>
-      </w:r>
-      <w:r>
-        <w:rPr>
           <w:b/>
           <w:lang w:val="ar_AE" w:bidi="ar_AE"/>
         </w:rPr>
@@ -8770,22 +8839,6 @@
       </w:r>
       <w:r>
         <w:rPr>
-          <w:lang w:val="ar_AE" w:bidi="ar_AE"/>
-        </w:rPr>
-        <w:t>וְ⁠עַל־יְרוּשָׁלִַ֨ם֙ יַדּ֣וּ גוֹרָ֔ל</w:t>
-      </w:r>
-    </w:p>
-    <w:p>
-      <w:pPr>
-        <w:bidi/>
-      </w:pPr>
-      <w:r>
-        <w:rPr>
-          <w:lang w:val="ar_AE" w:bidi="ar_AE"/>
-        </w:rPr>
-      </w:r>
-      <w:r>
-        <w:rPr>
           <w:b/>
           <w:lang w:val="ar_AE" w:bidi="ar_AE"/>
         </w:rPr>
@@ -8918,22 +8971,6 @@
       </w:r>
       <w:r>
         <w:rPr>
-          <w:lang w:val="ar_AE" w:bidi="ar_AE"/>
-        </w:rPr>
-        <w:t>גַּם־אַתָּ֖ה כְּ⁠אַחַ֥ד מֵ⁠הֶֽם</w:t>
-      </w:r>
-    </w:p>
-    <w:p>
-      <w:pPr>
-        <w:bidi/>
-      </w:pPr>
-      <w:r>
-        <w:rPr>
-          <w:lang w:val="ar_AE" w:bidi="ar_AE"/>
-        </w:rPr>
-      </w:r>
-      <w:r>
-        <w:rPr>
           <w:b/>
           <w:lang w:val="ar_AE" w:bidi="ar_AE"/>
         </w:rPr>
@@ -9066,22 +9103,6 @@
       </w:r>
       <w:r>
         <w:rPr>
-          <w:lang w:val="ar_AE" w:bidi="ar_AE"/>
-        </w:rPr>
-        <w:t>וְ⁠אַל &amp; וְ⁠אַל &amp; וְ⁠אַל</w:t>
-      </w:r>
-    </w:p>
-    <w:p>
-      <w:pPr>
-        <w:bidi/>
-      </w:pPr>
-      <w:r>
-        <w:rPr>
-          <w:lang w:val="ar_AE" w:bidi="ar_AE"/>
-        </w:rPr>
-      </w:r>
-      <w:r>
-        <w:rPr>
           <w:b/>
           <w:lang w:val="ar_AE" w:bidi="ar_AE"/>
         </w:rPr>
@@ -9201,22 +9222,6 @@
       </w:r>
       <w:r>
         <w:rPr>
-          <w:lang w:val="ar_AE" w:bidi="ar_AE"/>
-        </w:rPr>
-        <w:t>וְ⁠אַל־תֵּ֤רֶא</w:t>
-      </w:r>
-    </w:p>
-    <w:p>
-      <w:pPr>
-        <w:bidi/>
-      </w:pPr>
-      <w:r>
-        <w:rPr>
-          <w:lang w:val="ar_AE" w:bidi="ar_AE"/>
-        </w:rPr>
-      </w:r>
-      <w:r>
-        <w:rPr>
           <w:b/>
           <w:lang w:val="ar_AE" w:bidi="ar_AE"/>
         </w:rPr>
@@ -9336,22 +9341,6 @@
       </w:r>
       <w:r>
         <w:rPr>
-          <w:lang w:val="ar_AE" w:bidi="ar_AE"/>
-        </w:rPr>
-        <w:t>בְ⁠יוֹם־אָחִ֨י⁠ךָ֙ בְּ⁠י֣וֹם נָכְר֔⁠וֹ</w:t>
-      </w:r>
-    </w:p>
-    <w:p>
-      <w:pPr>
-        <w:bidi/>
-      </w:pPr>
-      <w:r>
-        <w:rPr>
-          <w:lang w:val="ar_AE" w:bidi="ar_AE"/>
-        </w:rPr>
-      </w:r>
-      <w:r>
-        <w:rPr>
           <w:b/>
           <w:lang w:val="ar_AE" w:bidi="ar_AE"/>
         </w:rPr>
@@ -9484,22 +9473,6 @@
       </w:r>
       <w:r>
         <w:rPr>
-          <w:lang w:val="ar_AE" w:bidi="ar_AE"/>
-        </w:rPr>
-        <w:t>בְ⁠יוֹם</w:t>
-      </w:r>
-    </w:p>
-    <w:p>
-      <w:pPr>
-        <w:bidi/>
-      </w:pPr>
-      <w:r>
-        <w:rPr>
-          <w:lang w:val="ar_AE" w:bidi="ar_AE"/>
-        </w:rPr>
-      </w:r>
-      <w:r>
-        <w:rPr>
           <w:b/>
           <w:lang w:val="ar_AE" w:bidi="ar_AE"/>
         </w:rPr>
@@ -9606,22 +9579,6 @@
         <w:rPr>
           <w:lang w:val="ar_AE" w:bidi="ar_AE"/>
         </w:rPr>
-      </w:r>
-    </w:p>
-    <w:p>
-      <w:pPr>
-        <w:bidi/>
-      </w:pPr>
-      <w:r>
-        <w:rPr>
-          <w:lang w:val="ar_AE" w:bidi="ar_AE"/>
-        </w:rPr>
-      </w:r>
-      <w:r>
-        <w:rPr>
-          <w:lang w:val="ar_AE" w:bidi="ar_AE"/>
-        </w:rPr>
-        <w:t>אָחִ֨י⁠ךָ֙</w:t>
       </w:r>
     </w:p>
     <w:p>
@@ -9772,22 +9729,6 @@
       </w:r>
       <w:r>
         <w:rPr>
-          <w:lang w:val="ar_AE" w:bidi="ar_AE"/>
-        </w:rPr>
-        <w:t>לִ⁠בְנֵֽי־יְהוּדָ֖ה</w:t>
-      </w:r>
-    </w:p>
-    <w:p>
-      <w:pPr>
-        <w:bidi/>
-      </w:pPr>
-      <w:r>
-        <w:rPr>
-          <w:lang w:val="ar_AE" w:bidi="ar_AE"/>
-        </w:rPr>
-      </w:r>
-      <w:r>
-        <w:rPr>
           <w:b/>
           <w:lang w:val="ar_AE" w:bidi="ar_AE"/>
         </w:rPr>
@@ -9907,22 +9848,6 @@
       </w:r>
       <w:r>
         <w:rPr>
-          <w:lang w:val="ar_AE" w:bidi="ar_AE"/>
-        </w:rPr>
-        <w:t>וְ⁠אַל־תַּגְדֵּ֥ל פִּ֖י⁠ךָ</w:t>
-      </w:r>
-    </w:p>
-    <w:p>
-      <w:pPr>
-        <w:bidi/>
-      </w:pPr>
-      <w:r>
-        <w:rPr>
-          <w:lang w:val="ar_AE" w:bidi="ar_AE"/>
-        </w:rPr>
-      </w:r>
-      <w:r>
-        <w:rPr>
           <w:b/>
           <w:lang w:val="ar_AE" w:bidi="ar_AE"/>
         </w:rPr>
@@ -10029,22 +9954,6 @@
       </w:r>
       <w:r>
         <w:rPr>
-          <w:lang w:val="ar_AE" w:bidi="ar_AE"/>
-        </w:rPr>
-        <w:t>בְּ⁠י֣וֹם אֵידָ֔⁠ם &amp; בְּ⁠י֣וֹם אֵיד֑⁠וֹ &amp; בְּ⁠י֥וֹם אֵידֽ⁠וֹ</w:t>
-      </w:r>
-    </w:p>
-    <w:p>
-      <w:pPr>
-        <w:bidi/>
-      </w:pPr>
-      <w:r>
-        <w:rPr>
-          <w:lang w:val="ar_AE" w:bidi="ar_AE"/>
-        </w:rPr>
-      </w:r>
-      <w:r>
-        <w:rPr>
           <w:b/>
           <w:lang w:val="ar_AE" w:bidi="ar_AE"/>
         </w:rPr>
@@ -10151,22 +10060,6 @@
         <w:rPr>
           <w:lang w:val="ar_AE" w:bidi="ar_AE"/>
         </w:rPr>
-      </w:r>
-    </w:p>
-    <w:p>
-      <w:pPr>
-        <w:bidi/>
-      </w:pPr>
-      <w:r>
-        <w:rPr>
-          <w:lang w:val="ar_AE" w:bidi="ar_AE"/>
-        </w:rPr>
-      </w:r>
-      <w:r>
-        <w:rPr>
-          <w:lang w:val="ar_AE" w:bidi="ar_AE"/>
-        </w:rPr>
-        <w:t>אֵידָ֔⁠ם &amp; אֵיד֑⁠וֹ &amp; אֵידֽ⁠וֹ</w:t>
       </w:r>
     </w:p>
     <w:p>
@@ -10343,22 +10236,6 @@
       </w:r>
       <w:r>
         <w:rPr>
-          <w:lang w:val="ar_AE" w:bidi="ar_AE"/>
-        </w:rPr>
-        <w:t>גַם־אַתָּ֛ה</w:t>
-      </w:r>
-    </w:p>
-    <w:p>
-      <w:pPr>
-        <w:bidi/>
-      </w:pPr>
-      <w:r>
-        <w:rPr>
-          <w:lang w:val="ar_AE" w:bidi="ar_AE"/>
-        </w:rPr>
-      </w:r>
-      <w:r>
-        <w:rPr>
           <w:b/>
           <w:lang w:val="ar_AE" w:bidi="ar_AE"/>
         </w:rPr>
@@ -10452,22 +10329,6 @@
         <w:rPr>
           <w:lang w:val="ar_AE" w:bidi="ar_AE"/>
         </w:rPr>
-      </w:r>
-    </w:p>
-    <w:p>
-      <w:pPr>
-        <w:bidi/>
-      </w:pPr>
-      <w:r>
-        <w:rPr>
-          <w:lang w:val="ar_AE" w:bidi="ar_AE"/>
-        </w:rPr>
-      </w:r>
-      <w:r>
-        <w:rPr>
-          <w:lang w:val="ar_AE" w:bidi="ar_AE"/>
-        </w:rPr>
-        <w:t>אַל־תֵּ֧רֶא</w:t>
       </w:r>
     </w:p>
     <w:p>
@@ -10618,22 +10479,6 @@
       </w:r>
       <w:r>
         <w:rPr>
-          <w:lang w:val="ar_AE" w:bidi="ar_AE"/>
-        </w:rPr>
-        <w:t>וְ⁠אַל־תִּשְׁלַ֥חְנָה בְ⁠חֵיל֖⁠וֹ</w:t>
-      </w:r>
-    </w:p>
-    <w:p>
-      <w:pPr>
-        <w:bidi/>
-      </w:pPr>
-      <w:r>
-        <w:rPr>
-          <w:lang w:val="ar_AE" w:bidi="ar_AE"/>
-        </w:rPr>
-      </w:r>
-      <w:r>
-        <w:rPr>
           <w:b/>
           <w:lang w:val="ar_AE" w:bidi="ar_AE"/>
         </w:rPr>
@@ -10740,22 +10585,6 @@
       </w:r>
       <w:r>
         <w:rPr>
-          <w:lang w:val="ar_AE" w:bidi="ar_AE"/>
-        </w:rPr>
-        <w:t>הַ⁠פֶּ֔רֶק</w:t>
-      </w:r>
-    </w:p>
-    <w:p>
-      <w:pPr>
-        <w:bidi/>
-      </w:pPr>
-      <w:r>
-        <w:rPr>
-          <w:lang w:val="ar_AE" w:bidi="ar_AE"/>
-        </w:rPr>
-      </w:r>
-      <w:r>
-        <w:rPr>
           <w:b/>
           <w:lang w:val="ar_AE" w:bidi="ar_AE"/>
         </w:rPr>
@@ -10856,22 +10685,6 @@
         <w:rPr>
           <w:lang w:val="ar_AE" w:bidi="ar_AE"/>
         </w:rPr>
-      </w:r>
-    </w:p>
-    <w:p>
-      <w:pPr>
-        <w:bidi/>
-      </w:pPr>
-      <w:r>
-        <w:rPr>
-          <w:lang w:val="ar_AE" w:bidi="ar_AE"/>
-        </w:rPr>
-      </w:r>
-      <w:r>
-        <w:rPr>
-          <w:lang w:val="ar_AE" w:bidi="ar_AE"/>
-        </w:rPr>
-        <w:t>לְ⁠הַכְרִ֖ית</w:t>
       </w:r>
     </w:p>
     <w:p>
@@ -11022,22 +10835,6 @@
       </w:r>
       <w:r>
         <w:rPr>
-          <w:lang w:val="ar_AE" w:bidi="ar_AE"/>
-        </w:rPr>
-        <w:t>וְ⁠אַל־תַּסְגֵּ֥ר שְׂרִידָ֖י⁠ו</w:t>
-      </w:r>
-    </w:p>
-    <w:p>
-      <w:pPr>
-        <w:bidi/>
-      </w:pPr>
-      <w:r>
-        <w:rPr>
-          <w:lang w:val="ar_AE" w:bidi="ar_AE"/>
-        </w:rPr>
-      </w:r>
-      <w:r>
-        <w:rPr>
           <w:b/>
           <w:lang w:val="ar_AE" w:bidi="ar_AE"/>
         </w:rPr>
@@ -11228,22 +11025,6 @@
       </w:r>
       <w:r>
         <w:rPr>
-          <w:lang w:val="ar_AE" w:bidi="ar_AE"/>
-        </w:rPr>
-        <w:t>כִּֽי־קָר֥וֹב יוֹם־יְהוָ֖ה עַל־כָּל־הַ⁠גּוֹיִ֑ם</w:t>
-      </w:r>
-    </w:p>
-    <w:p>
-      <w:pPr>
-        <w:bidi/>
-      </w:pPr>
-      <w:r>
-        <w:rPr>
-          <w:lang w:val="ar_AE" w:bidi="ar_AE"/>
-        </w:rPr>
-      </w:r>
-      <w:r>
-        <w:rPr>
           <w:b/>
           <w:lang w:val="ar_AE" w:bidi="ar_AE"/>
         </w:rPr>
@@ -11336,22 +11117,6 @@
       </w:r>
       <w:r>
         <w:rPr>
-          <w:lang w:val="ar_AE" w:bidi="ar_AE"/>
-        </w:rPr>
-        <w:t>יוֹם־יְהוָ֖ה</w:t>
-      </w:r>
-    </w:p>
-    <w:p>
-      <w:pPr>
-        <w:bidi/>
-      </w:pPr>
-      <w:r>
-        <w:rPr>
-          <w:lang w:val="ar_AE" w:bidi="ar_AE"/>
-        </w:rPr>
-      </w:r>
-      <w:r>
-        <w:rPr>
           <w:b/>
           <w:lang w:val="ar_AE" w:bidi="ar_AE"/>
         </w:rPr>
@@ -11471,22 +11236,6 @@
       </w:r>
       <w:r>
         <w:rPr>
-          <w:lang w:val="ar_AE" w:bidi="ar_AE"/>
-        </w:rPr>
-        <w:t>קָר֥וֹב</w:t>
-      </w:r>
-    </w:p>
-    <w:p>
-      <w:pPr>
-        <w:bidi/>
-      </w:pPr>
-      <w:r>
-        <w:rPr>
-          <w:lang w:val="ar_AE" w:bidi="ar_AE"/>
-        </w:rPr>
-      </w:r>
-      <w:r>
-        <w:rPr>
           <w:b/>
           <w:lang w:val="ar_AE" w:bidi="ar_AE"/>
         </w:rPr>
@@ -11584,22 +11333,6 @@
       </w:r>
       <w:r>
         <w:rPr>
-          <w:lang w:val="ar_AE" w:bidi="ar_AE"/>
-        </w:rPr>
-        <w:t>יֵעָ֣שֶׂה לָּ֔⁠ךְ</w:t>
-      </w:r>
-    </w:p>
-    <w:p>
-      <w:pPr>
-        <w:bidi/>
-      </w:pPr>
-      <w:r>
-        <w:rPr>
-          <w:lang w:val="ar_AE" w:bidi="ar_AE"/>
-        </w:rPr>
-      </w:r>
-      <w:r>
-        <w:rPr>
           <w:b/>
           <w:lang w:val="ar_AE" w:bidi="ar_AE"/>
         </w:rPr>
@@ -11706,22 +11439,6 @@
       </w:r>
       <w:r>
         <w:rPr>
-          <w:lang w:val="ar_AE" w:bidi="ar_AE"/>
-        </w:rPr>
-        <w:t>גְּמֻלְ⁠ךָ֖ יָשׁ֥וּב בְּ⁠רֹאשֶֽׁ⁠ךָ</w:t>
-      </w:r>
-    </w:p>
-    <w:p>
-      <w:pPr>
-        <w:bidi/>
-      </w:pPr>
-      <w:r>
-        <w:rPr>
-          <w:lang w:val="ar_AE" w:bidi="ar_AE"/>
-        </w:rPr>
-      </w:r>
-      <w:r>
-        <w:rPr>
           <w:b/>
           <w:lang w:val="ar_AE" w:bidi="ar_AE"/>
         </w:rPr>
@@ -11828,22 +11545,6 @@
       </w:r>
       <w:r>
         <w:rPr>
-          <w:lang w:val="ar_AE" w:bidi="ar_AE"/>
-        </w:rPr>
-        <w:t>בְּ⁠רֹאשֶֽׁ⁠ךָ</w:t>
-      </w:r>
-    </w:p>
-    <w:p>
-      <w:pPr>
-        <w:bidi/>
-      </w:pPr>
-      <w:r>
-        <w:rPr>
-          <w:lang w:val="ar_AE" w:bidi="ar_AE"/>
-        </w:rPr>
-      </w:r>
-      <w:r>
-        <w:rPr>
           <w:b/>
           <w:lang w:val="ar_AE" w:bidi="ar_AE"/>
         </w:rPr>
@@ -11963,22 +11664,6 @@
       </w:r>
       <w:r>
         <w:rPr>
-          <w:lang w:val="ar_AE" w:bidi="ar_AE"/>
-        </w:rPr>
-        <w:t>כִּ֗י כַּֽ⁠אֲשֶׁ֤ר שְׁתִיתֶם֙</w:t>
-      </w:r>
-    </w:p>
-    <w:p>
-      <w:pPr>
-        <w:bidi/>
-      </w:pPr>
-      <w:r>
-        <w:rPr>
-          <w:lang w:val="ar_AE" w:bidi="ar_AE"/>
-        </w:rPr>
-      </w:r>
-      <w:r>
-        <w:rPr>
           <w:b/>
           <w:lang w:val="ar_AE" w:bidi="ar_AE"/>
         </w:rPr>
@@ -12071,22 +11756,6 @@
       </w:r>
       <w:r>
         <w:rPr>
-          <w:lang w:val="ar_AE" w:bidi="ar_AE"/>
-        </w:rPr>
-        <w:t>כַּֽ⁠אֲשֶׁ֤ר שְׁתִיתֶם֙</w:t>
-      </w:r>
-    </w:p>
-    <w:p>
-      <w:pPr>
-        <w:bidi/>
-      </w:pPr>
-      <w:r>
-        <w:rPr>
-          <w:lang w:val="ar_AE" w:bidi="ar_AE"/>
-        </w:rPr>
-      </w:r>
-      <w:r>
-        <w:rPr>
           <w:b/>
           <w:lang w:val="ar_AE" w:bidi="ar_AE"/>
         </w:rPr>
@@ -12192,22 +11861,6 @@
       </w:r>
       <w:r>
         <w:rPr>
-          <w:lang w:val="ar_AE" w:bidi="ar_AE"/>
-        </w:rPr>
-        <w:t>שְׁתִיתֶם֙</w:t>
-      </w:r>
-    </w:p>
-    <w:p>
-      <w:pPr>
-        <w:bidi/>
-      </w:pPr>
-      <w:r>
-        <w:rPr>
-          <w:lang w:val="ar_AE" w:bidi="ar_AE"/>
-        </w:rPr>
-      </w:r>
-      <w:r>
-        <w:rPr>
           <w:b/>
           <w:lang w:val="ar_AE" w:bidi="ar_AE"/>
         </w:rPr>
@@ -12314,22 +11967,6 @@
       </w:r>
       <w:r>
         <w:rPr>
-          <w:lang w:val="ar_AE" w:bidi="ar_AE"/>
-        </w:rPr>
-        <w:t>עַל־הַ֣ר קָדְשִׁ֔⁠י</w:t>
-      </w:r>
-    </w:p>
-    <w:p>
-      <w:pPr>
-        <w:bidi/>
-      </w:pPr>
-      <w:r>
-        <w:rPr>
-          <w:lang w:val="ar_AE" w:bidi="ar_AE"/>
-        </w:rPr>
-      </w:r>
-      <w:r>
-        <w:rPr>
           <w:b/>
           <w:lang w:val="ar_AE" w:bidi="ar_AE"/>
         </w:rPr>
@@ -12449,22 +12086,6 @@
       </w:r>
       <w:r>
         <w:rPr>
-          <w:lang w:val="ar_AE" w:bidi="ar_AE"/>
-        </w:rPr>
-        <w:t>יִשְׁתּ֥וּ כָֽל־הַ⁠גּוֹיִ֖ם תָּמִ֑יד</w:t>
-      </w:r>
-    </w:p>
-    <w:p>
-      <w:pPr>
-        <w:bidi/>
-      </w:pPr>
-      <w:r>
-        <w:rPr>
-          <w:lang w:val="ar_AE" w:bidi="ar_AE"/>
-        </w:rPr>
-      </w:r>
-      <w:r>
-        <w:rPr>
           <w:b/>
           <w:lang w:val="ar_AE" w:bidi="ar_AE"/>
         </w:rPr>
@@ -12584,22 +12205,6 @@
       </w:r>
       <w:r>
         <w:rPr>
-          <w:lang w:val="ar_AE" w:bidi="ar_AE"/>
-        </w:rPr>
-        <w:t>וְ⁠שָׁת֣וּ וְ⁠לָע֔וּ</w:t>
-      </w:r>
-    </w:p>
-    <w:p>
-      <w:pPr>
-        <w:bidi/>
-      </w:pPr>
-      <w:r>
-        <w:rPr>
-          <w:lang w:val="ar_AE" w:bidi="ar_AE"/>
-        </w:rPr>
-      </w:r>
-      <w:r>
-        <w:rPr>
           <w:b/>
           <w:lang w:val="ar_AE" w:bidi="ar_AE"/>
         </w:rPr>
@@ -12732,22 +12337,6 @@
       </w:r>
       <w:r>
         <w:rPr>
-          <w:lang w:val="ar_AE" w:bidi="ar_AE"/>
-        </w:rPr>
-        <w:t>וְ⁠שָׁת֣וּ וְ⁠לָע֔וּ</w:t>
-      </w:r>
-    </w:p>
-    <w:p>
-      <w:pPr>
-        <w:bidi/>
-      </w:pPr>
-      <w:r>
-        <w:rPr>
-          <w:lang w:val="ar_AE" w:bidi="ar_AE"/>
-        </w:rPr>
-      </w:r>
-      <w:r>
-        <w:rPr>
           <w:b/>
           <w:lang w:val="ar_AE" w:bidi="ar_AE"/>
         </w:rPr>
@@ -12853,22 +12442,6 @@
         <w:rPr>
           <w:lang w:val="ar_AE" w:bidi="ar_AE"/>
         </w:rPr>
-      </w:r>
-    </w:p>
-    <w:p>
-      <w:pPr>
-        <w:bidi/>
-      </w:pPr>
-      <w:r>
-        <w:rPr>
-          <w:lang w:val="ar_AE" w:bidi="ar_AE"/>
-        </w:rPr>
-      </w:r>
-      <w:r>
-        <w:rPr>
-          <w:lang w:val="ar_AE" w:bidi="ar_AE"/>
-        </w:rPr>
-        <w:t>וּ⁠בְ⁠הַ֥ר צִיּ֛וֹן תִּהְיֶ֥ה פְלֵיטָ֖ה</w:t>
       </w:r>
     </w:p>
     <w:p>
@@ -13019,22 +12592,6 @@
       </w:r>
       <w:r>
         <w:rPr>
-          <w:lang w:val="ar_AE" w:bidi="ar_AE"/>
-        </w:rPr>
-        <w:t>וּ⁠בְ⁠הַ֥ר צִיּ֛וֹן</w:t>
-      </w:r>
-    </w:p>
-    <w:p>
-      <w:pPr>
-        <w:bidi/>
-      </w:pPr>
-      <w:r>
-        <w:rPr>
-          <w:lang w:val="ar_AE" w:bidi="ar_AE"/>
-        </w:rPr>
-      </w:r>
-      <w:r>
-        <w:rPr>
           <w:b/>
           <w:lang w:val="ar_AE" w:bidi="ar_AE"/>
         </w:rPr>
@@ -13127,22 +12684,6 @@
       </w:r>
       <w:r>
         <w:rPr>
-          <w:lang w:val="ar_AE" w:bidi="ar_AE"/>
-        </w:rPr>
-        <w:t>וְ⁠הָ֣יָה קֹ֑דֶשׁ</w:t>
-      </w:r>
-    </w:p>
-    <w:p>
-      <w:pPr>
-        <w:bidi/>
-      </w:pPr>
-      <w:r>
-        <w:rPr>
-          <w:lang w:val="ar_AE" w:bidi="ar_AE"/>
-        </w:rPr>
-      </w:r>
-      <w:r>
-        <w:rPr>
           <w:b/>
           <w:lang w:val="ar_AE" w:bidi="ar_AE"/>
         </w:rPr>
@@ -13262,22 +12803,6 @@
       </w:r>
       <w:r>
         <w:rPr>
-          <w:lang w:val="ar_AE" w:bidi="ar_AE"/>
-        </w:rPr>
-        <w:t>בֵּ֣ית יַֽעֲקֹ֔ב</w:t>
-      </w:r>
-    </w:p>
-    <w:p>
-      <w:pPr>
-        <w:bidi/>
-      </w:pPr>
-      <w:r>
-        <w:rPr>
-          <w:lang w:val="ar_AE" w:bidi="ar_AE"/>
-        </w:rPr>
-      </w:r>
-      <w:r>
-        <w:rPr>
           <w:b/>
           <w:lang w:val="ar_AE" w:bidi="ar_AE"/>
         </w:rPr>
@@ -13397,22 +12922,6 @@
       </w:r>
       <w:r>
         <w:rPr>
-          <w:lang w:val="ar_AE" w:bidi="ar_AE"/>
-        </w:rPr>
-        <w:t>אֵ֖ת מוֹרָֽשֵׁי⁠הֶם</w:t>
-      </w:r>
-    </w:p>
-    <w:p>
-      <w:pPr>
-        <w:bidi/>
-      </w:pPr>
-      <w:r>
-        <w:rPr>
-          <w:lang w:val="ar_AE" w:bidi="ar_AE"/>
-        </w:rPr>
-      </w:r>
-      <w:r>
-        <w:rPr>
           <w:b/>
           <w:lang w:val="ar_AE" w:bidi="ar_AE"/>
         </w:rPr>
@@ -13510,22 +13019,6 @@
       </w:r>
       <w:r>
         <w:rPr>
-          <w:lang w:val="ar_AE" w:bidi="ar_AE"/>
-        </w:rPr>
-        <w:t>וְ⁠הָיָה֩ בֵית־יַעֲקֹ֨ב אֵ֜שׁ וּ⁠בֵ֧ית יוֹסֵ֣ף לֶהָבָ֗ה</w:t>
-      </w:r>
-    </w:p>
-    <w:p>
-      <w:pPr>
-        <w:bidi/>
-      </w:pPr>
-      <w:r>
-        <w:rPr>
-          <w:lang w:val="ar_AE" w:bidi="ar_AE"/>
-        </w:rPr>
-      </w:r>
-      <w:r>
-        <w:rPr>
           <w:b/>
           <w:lang w:val="ar_AE" w:bidi="ar_AE"/>
         </w:rPr>
@@ -13632,22 +13125,6 @@
       </w:r>
       <w:r>
         <w:rPr>
-          <w:lang w:val="ar_AE" w:bidi="ar_AE"/>
-        </w:rPr>
-        <w:t>בֵית־יַעֲקֹ֨ב</w:t>
-      </w:r>
-    </w:p>
-    <w:p>
-      <w:pPr>
-        <w:bidi/>
-      </w:pPr>
-      <w:r>
-        <w:rPr>
-          <w:lang w:val="ar_AE" w:bidi="ar_AE"/>
-        </w:rPr>
-      </w:r>
-      <w:r>
-        <w:rPr>
           <w:b/>
           <w:lang w:val="ar_AE" w:bidi="ar_AE"/>
         </w:rPr>
@@ -13767,22 +13244,6 @@
       </w:r>
       <w:r>
         <w:rPr>
-          <w:lang w:val="ar_AE" w:bidi="ar_AE"/>
-        </w:rPr>
-        <w:t>וּ⁠בֵ֧ית יוֹסֵ֣ף</w:t>
-      </w:r>
-    </w:p>
-    <w:p>
-      <w:pPr>
-        <w:bidi/>
-      </w:pPr>
-      <w:r>
-        <w:rPr>
-          <w:lang w:val="ar_AE" w:bidi="ar_AE"/>
-        </w:rPr>
-      </w:r>
-      <w:r>
-        <w:rPr>
           <w:b/>
           <w:lang w:val="ar_AE" w:bidi="ar_AE"/>
         </w:rPr>
@@ -13889,22 +13350,6 @@
       </w:r>
       <w:r>
         <w:rPr>
-          <w:lang w:val="ar_AE" w:bidi="ar_AE"/>
-        </w:rPr>
-        <w:t>וּ⁠בֵ֤ית עֵשָׂו֙ &amp; לְ⁠בֵ֣ית עֵשָׂ֔ו</w:t>
-      </w:r>
-    </w:p>
-    <w:p>
-      <w:pPr>
-        <w:bidi/>
-      </w:pPr>
-      <w:r>
-        <w:rPr>
-          <w:lang w:val="ar_AE" w:bidi="ar_AE"/>
-        </w:rPr>
-      </w:r>
-      <w:r>
-        <w:rPr>
           <w:b/>
           <w:lang w:val="ar_AE" w:bidi="ar_AE"/>
         </w:rPr>
@@ -14025,22 +13470,6 @@
       </w:r>
       <w:r>
         <w:rPr>
-          <w:lang w:val="ar_AE" w:bidi="ar_AE"/>
-        </w:rPr>
-        <w:t>אֵ֜שׁ &amp; לֶהָבָ֗ה &amp; לְ⁠קַ֔שׁ</w:t>
-      </w:r>
-    </w:p>
-    <w:p>
-      <w:pPr>
-        <w:bidi/>
-      </w:pPr>
-      <w:r>
-        <w:rPr>
-          <w:lang w:val="ar_AE" w:bidi="ar_AE"/>
-        </w:rPr>
-      </w:r>
-      <w:r>
-        <w:rPr>
           <w:b/>
           <w:lang w:val="ar_AE" w:bidi="ar_AE"/>
         </w:rPr>
@@ -14133,22 +13562,6 @@
       </w:r>
       <w:r>
         <w:rPr>
-          <w:lang w:val="ar_AE" w:bidi="ar_AE"/>
-        </w:rPr>
-        <w:t>לְ⁠קַ֔שׁ</w:t>
-      </w:r>
-    </w:p>
-    <w:p>
-      <w:pPr>
-        <w:bidi/>
-      </w:pPr>
-      <w:r>
-        <w:rPr>
-          <w:lang w:val="ar_AE" w:bidi="ar_AE"/>
-        </w:rPr>
-      </w:r>
-      <w:r>
-        <w:rPr>
           <w:b/>
           <w:lang w:val="ar_AE" w:bidi="ar_AE"/>
         </w:rPr>
@@ -14268,22 +13681,6 @@
       </w:r>
       <w:r>
         <w:rPr>
-          <w:lang w:val="ar_AE" w:bidi="ar_AE"/>
-        </w:rPr>
-        <w:t>וְ⁠דָלְק֥וּ בָ⁠הֶ֖ם וַ⁠אֲכָל֑וּ⁠ם</w:t>
-      </w:r>
-    </w:p>
-    <w:p>
-      <w:pPr>
-        <w:bidi/>
-      </w:pPr>
-      <w:r>
-        <w:rPr>
-          <w:lang w:val="ar_AE" w:bidi="ar_AE"/>
-        </w:rPr>
-      </w:r>
-      <w:r>
-        <w:rPr>
           <w:b/>
           <w:lang w:val="ar_AE" w:bidi="ar_AE"/>
         </w:rPr>
@@ -14416,22 +13813,6 @@
       </w:r>
       <w:r>
         <w:rPr>
-          <w:lang w:val="ar_AE" w:bidi="ar_AE"/>
-        </w:rPr>
-        <w:t>כִּ֥י</w:t>
-      </w:r>
-    </w:p>
-    <w:p>
-      <w:pPr>
-        <w:bidi/>
-      </w:pPr>
-      <w:r>
-        <w:rPr>
-          <w:lang w:val="ar_AE" w:bidi="ar_AE"/>
-        </w:rPr>
-      </w:r>
-      <w:r>
-        <w:rPr>
           <w:b/>
           <w:lang w:val="ar_AE" w:bidi="ar_AE"/>
         </w:rPr>
@@ -14538,22 +13919,6 @@
       </w:r>
       <w:r>
         <w:rPr>
-          <w:lang w:val="ar_AE" w:bidi="ar_AE"/>
-        </w:rPr>
-        <w:t>כִּ֥י יְהוָ֖ה דִּבֵּֽר</w:t>
-      </w:r>
-    </w:p>
-    <w:p>
-      <w:pPr>
-        <w:bidi/>
-      </w:pPr>
-      <w:r>
-        <w:rPr>
-          <w:lang w:val="ar_AE" w:bidi="ar_AE"/>
-        </w:rPr>
-      </w:r>
-      <w:r>
-        <w:rPr>
           <w:b/>
           <w:lang w:val="ar_AE" w:bidi="ar_AE"/>
         </w:rPr>
@@ -14660,22 +14025,6 @@
       </w:r>
       <w:r>
         <w:rPr>
-          <w:lang w:val="ar_AE" w:bidi="ar_AE"/>
-        </w:rPr>
-        <w:t>וְ⁠יָרְשׁ֨וּ</w:t>
-      </w:r>
-    </w:p>
-    <w:p>
-      <w:pPr>
-        <w:bidi/>
-      </w:pPr>
-      <w:r>
-        <w:rPr>
-          <w:lang w:val="ar_AE" w:bidi="ar_AE"/>
-        </w:rPr>
-      </w:r>
-      <w:r>
-        <w:rPr>
           <w:b/>
           <w:lang w:val="ar_AE" w:bidi="ar_AE"/>
         </w:rPr>
@@ -14760,22 +14109,6 @@
       </w:r>
       <w:r>
         <w:rPr>
-          <w:lang w:val="ar_AE" w:bidi="ar_AE"/>
-        </w:rPr>
-        <w:t>הַ⁠נֶּ֜גֶב</w:t>
-      </w:r>
-    </w:p>
-    <w:p>
-      <w:pPr>
-        <w:bidi/>
-      </w:pPr>
-      <w:r>
-        <w:rPr>
-          <w:lang w:val="ar_AE" w:bidi="ar_AE"/>
-        </w:rPr>
-      </w:r>
-      <w:r>
-        <w:rPr>
           <w:b/>
           <w:lang w:val="ar_AE" w:bidi="ar_AE"/>
         </w:rPr>
@@ -14889,22 +14222,6 @@
       </w:r>
       <w:r>
         <w:rPr>
-          <w:lang w:val="ar_AE" w:bidi="ar_AE"/>
-        </w:rPr>
-        <w:t>אֶת־הַ֣ר עֵשָׂ֗ו</w:t>
-      </w:r>
-    </w:p>
-    <w:p>
-      <w:pPr>
-        <w:bidi/>
-      </w:pPr>
-      <w:r>
-        <w:rPr>
-          <w:lang w:val="ar_AE" w:bidi="ar_AE"/>
-        </w:rPr>
-      </w:r>
-      <w:r>
-        <w:rPr>
           <w:b/>
           <w:lang w:val="ar_AE" w:bidi="ar_AE"/>
         </w:rPr>
@@ -15011,22 +14328,6 @@
       </w:r>
       <w:r>
         <w:rPr>
-          <w:lang w:val="ar_AE" w:bidi="ar_AE"/>
-        </w:rPr>
-        <w:t>וְ⁠הַ⁠שְּׁפֵלָה֙</w:t>
-      </w:r>
-    </w:p>
-    <w:p>
-      <w:pPr>
-        <w:bidi/>
-      </w:pPr>
-      <w:r>
-        <w:rPr>
-          <w:lang w:val="ar_AE" w:bidi="ar_AE"/>
-        </w:rPr>
-      </w:r>
-      <w:r>
-        <w:rPr>
           <w:b/>
           <w:lang w:val="ar_AE" w:bidi="ar_AE"/>
         </w:rPr>
@@ -15140,22 +14441,6 @@
       </w:r>
       <w:r>
         <w:rPr>
-          <w:lang w:val="ar_AE" w:bidi="ar_AE"/>
-        </w:rPr>
-        <w:t>וְ⁠הַ⁠שְּׁפֵלָה֙ אֶת־פְּלִשְׁתִּ֔ים</w:t>
-      </w:r>
-    </w:p>
-    <w:p>
-      <w:pPr>
-        <w:bidi/>
-      </w:pPr>
-      <w:r>
-        <w:rPr>
-          <w:lang w:val="ar_AE" w:bidi="ar_AE"/>
-        </w:rPr>
-      </w:r>
-      <w:r>
-        <w:rPr>
           <w:b/>
           <w:lang w:val="ar_AE" w:bidi="ar_AE"/>
         </w:rPr>
@@ -15275,22 +14560,6 @@
       </w:r>
       <w:r>
         <w:rPr>
-          <w:lang w:val="ar_AE" w:bidi="ar_AE"/>
-        </w:rPr>
-        <w:t>אֶת־פְּלִשְׁתִּ֔ים</w:t>
-      </w:r>
-    </w:p>
-    <w:p>
-      <w:pPr>
-        <w:bidi/>
-      </w:pPr>
-      <w:r>
-        <w:rPr>
-          <w:lang w:val="ar_AE" w:bidi="ar_AE"/>
-        </w:rPr>
-      </w:r>
-      <w:r>
-        <w:rPr>
           <w:b/>
           <w:lang w:val="ar_AE" w:bidi="ar_AE"/>
         </w:rPr>
@@ -15410,22 +14679,6 @@
       </w:r>
       <w:r>
         <w:rPr>
-          <w:lang w:val="ar_AE" w:bidi="ar_AE"/>
-        </w:rPr>
-        <w:t>וְ⁠יָרְשׁוּ֙</w:t>
-      </w:r>
-    </w:p>
-    <w:p>
-      <w:pPr>
-        <w:bidi/>
-      </w:pPr>
-      <w:r>
-        <w:rPr>
-          <w:lang w:val="ar_AE" w:bidi="ar_AE"/>
-        </w:rPr>
-      </w:r>
-      <w:r>
-        <w:rPr>
           <w:b/>
           <w:lang w:val="ar_AE" w:bidi="ar_AE"/>
         </w:rPr>
@@ -15510,22 +14763,6 @@
       </w:r>
       <w:r>
         <w:rPr>
-          <w:lang w:val="ar_AE" w:bidi="ar_AE"/>
-        </w:rPr>
-        <w:t>אֶת־שְׂדֵ֣ה אֶפְרַ֔יִם וְ⁠אֵ֖ת שְׂדֵ֣ה שֹׁמְר֑וֹן</w:t>
-      </w:r>
-    </w:p>
-    <w:p>
-      <w:pPr>
-        <w:bidi/>
-      </w:pPr>
-      <w:r>
-        <w:rPr>
-          <w:lang w:val="ar_AE" w:bidi="ar_AE"/>
-        </w:rPr>
-      </w:r>
-      <w:r>
-        <w:rPr>
           <w:b/>
           <w:lang w:val="ar_AE" w:bidi="ar_AE"/>
         </w:rPr>
@@ -15645,22 +14882,6 @@
       </w:r>
       <w:r>
         <w:rPr>
-          <w:lang w:val="ar_AE" w:bidi="ar_AE"/>
-        </w:rPr>
-        <w:t>וּ⁠בִנְיָמִ֖ן</w:t>
-      </w:r>
-    </w:p>
-    <w:p>
-      <w:pPr>
-        <w:bidi/>
-      </w:pPr>
-      <w:r>
-        <w:rPr>
-          <w:lang w:val="ar_AE" w:bidi="ar_AE"/>
-        </w:rPr>
-      </w:r>
-      <w:r>
-        <w:rPr>
           <w:b/>
           <w:lang w:val="ar_AE" w:bidi="ar_AE"/>
         </w:rPr>
@@ -15780,22 +15001,6 @@
       </w:r>
       <w:r>
         <w:rPr>
-          <w:lang w:val="ar_AE" w:bidi="ar_AE"/>
-        </w:rPr>
-        <w:t>וּ⁠בִנְיָמִ֖ן אֶת־הַ⁠גִּלְעָֽד</w:t>
-      </w:r>
-    </w:p>
-    <w:p>
-      <w:pPr>
-        <w:bidi/>
-      </w:pPr>
-      <w:r>
-        <w:rPr>
-          <w:lang w:val="ar_AE" w:bidi="ar_AE"/>
-        </w:rPr>
-      </w:r>
-      <w:r>
-        <w:rPr>
           <w:b/>
           <w:lang w:val="ar_AE" w:bidi="ar_AE"/>
         </w:rPr>
@@ -15915,22 +15120,6 @@
       </w:r>
       <w:r>
         <w:rPr>
-          <w:lang w:val="ar_AE" w:bidi="ar_AE"/>
-        </w:rPr>
-        <w:t>אֶת־הַ⁠גִּלְעָֽד</w:t>
-      </w:r>
-    </w:p>
-    <w:p>
-      <w:pPr>
-        <w:bidi/>
-      </w:pPr>
-      <w:r>
-        <w:rPr>
-          <w:lang w:val="ar_AE" w:bidi="ar_AE"/>
-        </w:rPr>
-      </w:r>
-      <w:r>
-        <w:rPr>
           <w:b/>
           <w:lang w:val="ar_AE" w:bidi="ar_AE"/>
         </w:rPr>
@@ -16030,22 +15219,6 @@
       </w:r>
       <w:r>
         <w:rPr>
-          <w:lang w:val="ar_AE" w:bidi="ar_AE"/>
-        </w:rPr>
-        <w:t>וְ⁠גָלֻ֣ת הַֽ⁠חֵל־הַ֠⁠זֶּה</w:t>
-      </w:r>
-    </w:p>
-    <w:p>
-      <w:pPr>
-        <w:bidi/>
-      </w:pPr>
-      <w:r>
-        <w:rPr>
-          <w:lang w:val="ar_AE" w:bidi="ar_AE"/>
-        </w:rPr>
-      </w:r>
-      <w:r>
-        <w:rPr>
           <w:b/>
           <w:lang w:val="ar_AE" w:bidi="ar_AE"/>
         </w:rPr>
@@ -16165,22 +15338,6 @@
       </w:r>
       <w:r>
         <w:rPr>
-          <w:lang w:val="ar_AE" w:bidi="ar_AE"/>
-        </w:rPr>
-        <w:t>הַֽ⁠חֵל</w:t>
-      </w:r>
-    </w:p>
-    <w:p>
-      <w:pPr>
-        <w:bidi/>
-      </w:pPr>
-      <w:r>
-        <w:rPr>
-          <w:lang w:val="ar_AE" w:bidi="ar_AE"/>
-        </w:rPr>
-      </w:r>
-      <w:r>
-        <w:rPr>
           <w:b/>
           <w:lang w:val="ar_AE" w:bidi="ar_AE"/>
         </w:rPr>
@@ -16264,22 +15421,6 @@
       </w:r>
       <w:r>
         <w:rPr>
-          <w:lang w:val="ar_AE" w:bidi="ar_AE"/>
-        </w:rPr>
-        <w:t>לִ⁠בְנֵ֨י יִשְׂרָאֵ֤ל</w:t>
-      </w:r>
-    </w:p>
-    <w:p>
-      <w:pPr>
-        <w:bidi/>
-      </w:pPr>
-      <w:r>
-        <w:rPr>
-          <w:lang w:val="ar_AE" w:bidi="ar_AE"/>
-        </w:rPr>
-      </w:r>
-      <w:r>
-        <w:rPr>
           <w:b/>
           <w:lang w:val="ar_AE" w:bidi="ar_AE"/>
         </w:rPr>
@@ -16438,22 +15579,6 @@
       </w:r>
       <w:r>
         <w:rPr>
-          <w:lang w:val="ar_AE" w:bidi="ar_AE"/>
-        </w:rPr>
-        <w:t>אֲשֶֽׁר־כְּנַעֲנִים֙</w:t>
-      </w:r>
-    </w:p>
-    <w:p>
-      <w:pPr>
-        <w:bidi/>
-      </w:pPr>
-      <w:r>
-        <w:rPr>
-          <w:lang w:val="ar_AE" w:bidi="ar_AE"/>
-        </w:rPr>
-      </w:r>
-      <w:r>
-        <w:rPr>
           <w:b/>
           <w:lang w:val="ar_AE" w:bidi="ar_AE"/>
         </w:rPr>
@@ -16560,22 +15685,6 @@
       </w:r>
       <w:r>
         <w:rPr>
-          <w:lang w:val="ar_AE" w:bidi="ar_AE"/>
-        </w:rPr>
-        <w:t>עַד־צָ֣רְפַ֔ת</w:t>
-      </w:r>
-    </w:p>
-    <w:p>
-      <w:pPr>
-        <w:bidi/>
-      </w:pPr>
-      <w:r>
-        <w:rPr>
-          <w:lang w:val="ar_AE" w:bidi="ar_AE"/>
-        </w:rPr>
-      </w:r>
-      <w:r>
-        <w:rPr>
           <w:b/>
           <w:lang w:val="ar_AE" w:bidi="ar_AE"/>
         </w:rPr>
@@ -16682,22 +15791,6 @@
       </w:r>
       <w:r>
         <w:rPr>
-          <w:lang w:val="ar_AE" w:bidi="ar_AE"/>
-        </w:rPr>
-        <w:t>עַד־צָ֣רְפַ֔ת</w:t>
-      </w:r>
-    </w:p>
-    <w:p>
-      <w:pPr>
-        <w:bidi/>
-      </w:pPr>
-      <w:r>
-        <w:rPr>
-          <w:lang w:val="ar_AE" w:bidi="ar_AE"/>
-        </w:rPr>
-      </w:r>
-      <w:r>
-        <w:rPr>
           <w:b/>
           <w:lang w:val="ar_AE" w:bidi="ar_AE"/>
         </w:rPr>
@@ -16802,22 +15895,6 @@
       </w:r>
       <w:r>
         <w:rPr>
-          <w:lang w:val="ar_AE" w:bidi="ar_AE"/>
-        </w:rPr>
-        <w:t>וְ⁠גָלֻ֥ת יְרוּשָׁלִַ֖ם</w:t>
-      </w:r>
-    </w:p>
-    <w:p>
-      <w:pPr>
-        <w:bidi/>
-      </w:pPr>
-      <w:r>
-        <w:rPr>
-          <w:lang w:val="ar_AE" w:bidi="ar_AE"/>
-        </w:rPr>
-      </w:r>
-      <w:r>
-        <w:rPr>
           <w:b/>
           <w:lang w:val="ar_AE" w:bidi="ar_AE"/>
         </w:rPr>
@@ -16937,22 +16014,6 @@
       </w:r>
       <w:r>
         <w:rPr>
-          <w:lang w:val="ar_AE" w:bidi="ar_AE"/>
-        </w:rPr>
-        <w:t>בִּ⁠סְפָרַ֑ד</w:t>
-      </w:r>
-    </w:p>
-    <w:p>
-      <w:pPr>
-        <w:bidi/>
-      </w:pPr>
-      <w:r>
-        <w:rPr>
-          <w:lang w:val="ar_AE" w:bidi="ar_AE"/>
-        </w:rPr>
-      </w:r>
-      <w:r>
-        <w:rPr>
           <w:b/>
           <w:lang w:val="ar_AE" w:bidi="ar_AE"/>
         </w:rPr>
@@ -17066,22 +16127,6 @@
       </w:r>
       <w:r>
         <w:rPr>
-          <w:lang w:val="ar_AE" w:bidi="ar_AE"/>
-        </w:rPr>
-        <w:t>יִֽרְשׁ֕וּ</w:t>
-      </w:r>
-    </w:p>
-    <w:p>
-      <w:pPr>
-        <w:bidi/>
-      </w:pPr>
-      <w:r>
-        <w:rPr>
-          <w:lang w:val="ar_AE" w:bidi="ar_AE"/>
-        </w:rPr>
-      </w:r>
-      <w:r>
-        <w:rPr>
           <w:b/>
           <w:lang w:val="ar_AE" w:bidi="ar_AE"/>
         </w:rPr>
@@ -17188,22 +16233,6 @@
         <w:rPr>
           <w:lang w:val="ar_AE" w:bidi="ar_AE"/>
         </w:rPr>
-      </w:r>
-    </w:p>
-    <w:p>
-      <w:pPr>
-        <w:bidi/>
-      </w:pPr>
-      <w:r>
-        <w:rPr>
-          <w:lang w:val="ar_AE" w:bidi="ar_AE"/>
-        </w:rPr>
-      </w:r>
-      <w:r>
-        <w:rPr>
-          <w:lang w:val="ar_AE" w:bidi="ar_AE"/>
-        </w:rPr>
-        <w:t>הַ⁠נֶּֽגֶב</w:t>
       </w:r>
     </w:p>
     <w:p>
@@ -17348,22 +16377,6 @@
       </w:r>
       <w:r>
         <w:rPr>
-          <w:lang w:val="ar_AE" w:bidi="ar_AE"/>
-        </w:rPr>
-        <w:t>וְ⁠עָל֤וּ מֽוֹשִׁעִים֙ בְּ⁠הַ֣ר צִיּ֔וֹן לִ⁠שְׁפֹּ֖ט אֶת־הַ֣ר עֵשָׂ֑ו</w:t>
-      </w:r>
-    </w:p>
-    <w:p>
-      <w:pPr>
-        <w:bidi/>
-      </w:pPr>
-      <w:r>
-        <w:rPr>
-          <w:lang w:val="ar_AE" w:bidi="ar_AE"/>
-        </w:rPr>
-      </w:r>
-      <w:r>
-        <w:rPr>
           <w:b/>
           <w:lang w:val="ar_AE" w:bidi="ar_AE"/>
         </w:rPr>
@@ -17470,22 +16483,6 @@
       </w:r>
       <w:r>
         <w:rPr>
-          <w:lang w:val="ar_AE" w:bidi="ar_AE"/>
-        </w:rPr>
-        <w:t>מֽוֹשִׁעִים֙</w:t>
-      </w:r>
-    </w:p>
-    <w:p>
-      <w:pPr>
-        <w:bidi/>
-      </w:pPr>
-      <w:r>
-        <w:rPr>
-          <w:lang w:val="ar_AE" w:bidi="ar_AE"/>
-        </w:rPr>
-      </w:r>
-      <w:r>
-        <w:rPr>
           <w:b/>
           <w:lang w:val="ar_AE" w:bidi="ar_AE"/>
         </w:rPr>
@@ -17583,22 +16580,6 @@
       </w:r>
       <w:r>
         <w:rPr>
-          <w:lang w:val="ar_AE" w:bidi="ar_AE"/>
-        </w:rPr>
-        <w:t>בְּ⁠הַ֣ר צִיּ֔וֹן</w:t>
-      </w:r>
-    </w:p>
-    <w:p>
-      <w:pPr>
-        <w:bidi/>
-      </w:pPr>
-      <w:r>
-        <w:rPr>
-          <w:lang w:val="ar_AE" w:bidi="ar_AE"/>
-        </w:rPr>
-      </w:r>
-      <w:r>
-        <w:rPr>
           <w:b/>
           <w:lang w:val="ar_AE" w:bidi="ar_AE"/>
         </w:rPr>
@@ -17705,22 +16686,6 @@
       </w:r>
       <w:r>
         <w:rPr>
-          <w:lang w:val="ar_AE" w:bidi="ar_AE"/>
-        </w:rPr>
-        <w:t>אֶת־הַ֣ר עֵשָׂ֑ו</w:t>
-      </w:r>
-    </w:p>
-    <w:p>
-      <w:pPr>
-        <w:bidi/>
-      </w:pPr>
-      <w:r>
-        <w:rPr>
-          <w:lang w:val="ar_AE" w:bidi="ar_AE"/>
-        </w:rPr>
-      </w:r>
-      <w:r>
-        <w:rPr>
           <w:b/>
           <w:lang w:val="ar_AE" w:bidi="ar_AE"/>
         </w:rPr>
@@ -17814,22 +16779,6 @@
         <w:rPr>
           <w:lang w:val="ar_AE" w:bidi="ar_AE"/>
         </w:rPr>
-      </w:r>
-    </w:p>
-    <w:p>
-      <w:pPr>
-        <w:bidi/>
-      </w:pPr>
-      <w:r>
-        <w:rPr>
-          <w:lang w:val="ar_AE" w:bidi="ar_AE"/>
-        </w:rPr>
-      </w:r>
-      <w:r>
-        <w:rPr>
-          <w:lang w:val="ar_AE" w:bidi="ar_AE"/>
-        </w:rPr>
-        <w:t>וְ⁠הָיְתָ֥ה לַֽ⁠יהוָ֖ה הַ⁠מְּלוּכָֽה</w:t>
       </w:r>
     </w:p>
     <w:p>

--- a/arb/docx/31.content.docx
+++ b/arb/docx/31.content.docx
@@ -22,7 +22,7 @@
         <w:rPr>
           <w:lang w:val="ar_AE" w:bidi="ar_AE"/>
         </w:rPr>
-        <w:t>Resource: ملاحظات الترجمة (كلمة متكشفة)</w:t>
+        <w:t>Resource: unfoldingWord® Translation Notes</w:t>
       </w:r>
       <w:r>
         <w:rPr>
@@ -96,7 +96,7 @@
         <w:rPr>
           <w:lang w:val="ar_AE" w:bidi="ar_AE"/>
         </w:rPr>
-        <w:t>ملاحظات الترجمة (كلمة متكشفة)</w:t>
+        <w:t>unfoldingWord® Translation Notes</w:t>
       </w:r>
     </w:p>
     <w:p>

--- a/arb/docx/31.content.docx
+++ b/arb/docx/31.content.docx
@@ -584,6 +584,22 @@
       </w:r>
       <w:r>
         <w:rPr>
+          <w:lang w:val="ar_AE" w:bidi="ar_AE"/>
+        </w:rPr>
+        <w:t>יְהוִ֜ה</w:t>
+      </w:r>
+    </w:p>
+    <w:p>
+      <w:pPr>
+        <w:bidi/>
+      </w:pPr>
+      <w:r>
+        <w:rPr>
+          <w:lang w:val="ar_AE" w:bidi="ar_AE"/>
+        </w:rPr>
+      </w:r>
+      <w:r>
+        <w:rPr>
           <w:b/>
           <w:lang w:val="ar_AE" w:bidi="ar_AE"/>
         </w:rPr>
@@ -689,6 +705,22 @@
       </w:r>
       <w:r>
         <w:rPr>
+          <w:lang w:val="ar_AE" w:bidi="ar_AE"/>
+        </w:rPr>
+        <w:t>ק֛וּמוּ</w:t>
+      </w:r>
+    </w:p>
+    <w:p>
+      <w:pPr>
+        <w:bidi/>
+      </w:pPr>
+      <w:r>
+        <w:rPr>
+          <w:lang w:val="ar_AE" w:bidi="ar_AE"/>
+        </w:rPr>
+      </w:r>
+      <w:r>
+        <w:rPr>
           <w:b/>
           <w:lang w:val="ar_AE" w:bidi="ar_AE"/>
         </w:rPr>
@@ -1937,6 +1969,22 @@
       </w:r>
       <w:r>
         <w:rPr>
+          <w:lang w:val="ar_AE" w:bidi="ar_AE"/>
+        </w:rPr>
+        <w:t>הִנֵּ֥ה קָטֹ֛ן נְתַתִּ֖י⁠ךָ</w:t>
+      </w:r>
+    </w:p>
+    <w:p>
+      <w:pPr>
+        <w:bidi/>
+      </w:pPr>
+      <w:r>
+        <w:rPr>
+          <w:lang w:val="ar_AE" w:bidi="ar_AE"/>
+        </w:rPr>
+      </w:r>
+      <w:r>
+        <w:rPr>
           <w:b/>
           <w:lang w:val="ar_AE" w:bidi="ar_AE"/>
         </w:rPr>
@@ -2029,6 +2077,22 @@
       </w:r>
       <w:r>
         <w:rPr>
+          <w:lang w:val="ar_AE" w:bidi="ar_AE"/>
+        </w:rPr>
+        <w:t>הִנֵּ֥ה</w:t>
+      </w:r>
+    </w:p>
+    <w:p>
+      <w:pPr>
+        <w:bidi/>
+      </w:pPr>
+      <w:r>
+        <w:rPr>
+          <w:lang w:val="ar_AE" w:bidi="ar_AE"/>
+        </w:rPr>
+      </w:r>
+      <w:r>
+        <w:rPr>
           <w:b/>
           <w:lang w:val="ar_AE" w:bidi="ar_AE"/>
         </w:rPr>
@@ -2099,6 +2163,22 @@
       </w:r>
       <w:r>
         <w:rPr>
+          <w:lang w:val="ar_AE" w:bidi="ar_AE"/>
+        </w:rPr>
+        <w:t>קָטֹ֛ן נְתַתִּ֖י⁠ךָ בַּ⁠גּוֹיִ֑ם בָּז֥וּי אַתָּ֖ה מְאֹֽד</w:t>
+      </w:r>
+    </w:p>
+    <w:p>
+      <w:pPr>
+        <w:bidi/>
+      </w:pPr>
+      <w:r>
+        <w:rPr>
+          <w:lang w:val="ar_AE" w:bidi="ar_AE"/>
+        </w:rPr>
+      </w:r>
+      <w:r>
+        <w:rPr>
           <w:b/>
           <w:lang w:val="ar_AE" w:bidi="ar_AE"/>
         </w:rPr>
@@ -2191,6 +2271,22 @@
       </w:r>
       <w:r>
         <w:rPr>
+          <w:lang w:val="ar_AE" w:bidi="ar_AE"/>
+        </w:rPr>
+        <w:t>קָטֹ֛ן נְתַתִּ֖י⁠ךָ בַּ⁠גּוֹיִ֑ם</w:t>
+      </w:r>
+    </w:p>
+    <w:p>
+      <w:pPr>
+        <w:bidi/>
+      </w:pPr>
+      <w:r>
+        <w:rPr>
+          <w:lang w:val="ar_AE" w:bidi="ar_AE"/>
+        </w:rPr>
+      </w:r>
+      <w:r>
+        <w:rPr>
           <w:b/>
           <w:lang w:val="ar_AE" w:bidi="ar_AE"/>
         </w:rPr>
@@ -2283,6 +2379,22 @@
       </w:r>
       <w:r>
         <w:rPr>
+          <w:lang w:val="ar_AE" w:bidi="ar_AE"/>
+        </w:rPr>
+        <w:t>בָּז֥וּי אַתָּ֖ה מְאֹֽד</w:t>
+      </w:r>
+    </w:p>
+    <w:p>
+      <w:pPr>
+        <w:bidi/>
+      </w:pPr>
+      <w:r>
+        <w:rPr>
+          <w:lang w:val="ar_AE" w:bidi="ar_AE"/>
+        </w:rPr>
+      </w:r>
+      <w:r>
+        <w:rPr>
           <w:b/>
           <w:lang w:val="ar_AE" w:bidi="ar_AE"/>
         </w:rPr>
@@ -2375,6 +2487,22 @@
       </w:r>
       <w:r>
         <w:rPr>
+          <w:lang w:val="ar_AE" w:bidi="ar_AE"/>
+        </w:rPr>
+        <w:t>זְד֤וֹן לִבְּ⁠ךָ֙ הִשִּׁיאֶ֔⁠ךָ</w:t>
+      </w:r>
+    </w:p>
+    <w:p>
+      <w:pPr>
+        <w:bidi/>
+      </w:pPr>
+      <w:r>
+        <w:rPr>
+          <w:lang w:val="ar_AE" w:bidi="ar_AE"/>
+        </w:rPr>
+      </w:r>
+      <w:r>
+        <w:rPr>
           <w:b/>
           <w:lang w:val="ar_AE" w:bidi="ar_AE"/>
         </w:rPr>
@@ -2480,6 +2608,22 @@
       </w:r>
       <w:r>
         <w:rPr>
+          <w:lang w:val="ar_AE" w:bidi="ar_AE"/>
+        </w:rPr>
+        <w:t>זְד֤וֹן לִבְּ⁠ךָ֙ הִשִּׁיאֶ֔⁠ךָ</w:t>
+      </w:r>
+    </w:p>
+    <w:p>
+      <w:pPr>
+        <w:bidi/>
+      </w:pPr>
+      <w:r>
+        <w:rPr>
+          <w:lang w:val="ar_AE" w:bidi="ar_AE"/>
+        </w:rPr>
+      </w:r>
+      <w:r>
+        <w:rPr>
           <w:b/>
           <w:lang w:val="ar_AE" w:bidi="ar_AE"/>
         </w:rPr>
@@ -2585,6 +2729,22 @@
       </w:r>
       <w:r>
         <w:rPr>
+          <w:lang w:val="ar_AE" w:bidi="ar_AE"/>
+        </w:rPr>
+        <w:t>זְד֤וֹן לִבְּ⁠ךָ֙</w:t>
+      </w:r>
+    </w:p>
+    <w:p>
+      <w:pPr>
+        <w:bidi/>
+      </w:pPr>
+      <w:r>
+        <w:rPr>
+          <w:lang w:val="ar_AE" w:bidi="ar_AE"/>
+        </w:rPr>
+      </w:r>
+      <w:r>
+        <w:rPr>
           <w:b/>
           <w:lang w:val="ar_AE" w:bidi="ar_AE"/>
         </w:rPr>
@@ -2690,6 +2850,22 @@
       </w:r>
       <w:r>
         <w:rPr>
+          <w:lang w:val="ar_AE" w:bidi="ar_AE"/>
+        </w:rPr>
+        <w:t>זְד֤וֹן לִבְּ⁠ךָ֙</w:t>
+      </w:r>
+    </w:p>
+    <w:p>
+      <w:pPr>
+        <w:bidi/>
+      </w:pPr>
+      <w:r>
+        <w:rPr>
+          <w:lang w:val="ar_AE" w:bidi="ar_AE"/>
+        </w:rPr>
+      </w:r>
+      <w:r>
+        <w:rPr>
           <w:b/>
           <w:lang w:val="ar_AE" w:bidi="ar_AE"/>
         </w:rPr>
@@ -2795,6 +2971,22 @@
       </w:r>
       <w:r>
         <w:rPr>
+          <w:lang w:val="ar_AE" w:bidi="ar_AE"/>
+        </w:rPr>
+        <w:t>שֹׁכְנִ֥י בְ⁠חַגְוֵי־סֶּ֖לַע</w:t>
+      </w:r>
+    </w:p>
+    <w:p>
+      <w:pPr>
+        <w:bidi/>
+      </w:pPr>
+      <w:r>
+        <w:rPr>
+          <w:lang w:val="ar_AE" w:bidi="ar_AE"/>
+        </w:rPr>
+      </w:r>
+      <w:r>
+        <w:rPr>
           <w:b/>
           <w:lang w:val="ar_AE" w:bidi="ar_AE"/>
         </w:rPr>
@@ -2926,6 +3118,22 @@
       </w:r>
       <w:r>
         <w:rPr>
+          <w:lang w:val="ar_AE" w:bidi="ar_AE"/>
+        </w:rPr>
+        <w:t>בְ⁠חַגְוֵי־סֶּ֖לַע</w:t>
+      </w:r>
+    </w:p>
+    <w:p>
+      <w:pPr>
+        <w:bidi/>
+      </w:pPr>
+      <w:r>
+        <w:rPr>
+          <w:lang w:val="ar_AE" w:bidi="ar_AE"/>
+        </w:rPr>
+      </w:r>
+      <w:r>
+        <w:rPr>
           <w:b/>
           <w:lang w:val="ar_AE" w:bidi="ar_AE"/>
         </w:rPr>
@@ -2996,6 +3204,22 @@
       </w:r>
       <w:r>
         <w:rPr>
+          <w:lang w:val="ar_AE" w:bidi="ar_AE"/>
+        </w:rPr>
+        <w:t>אֹמֵ֣ר בְּ⁠לִבּ֔⁠וֹ</w:t>
+      </w:r>
+    </w:p>
+    <w:p>
+      <w:pPr>
+        <w:bidi/>
+      </w:pPr>
+      <w:r>
+        <w:rPr>
+          <w:lang w:val="ar_AE" w:bidi="ar_AE"/>
+        </w:rPr>
+      </w:r>
+      <w:r>
+        <w:rPr>
           <w:b/>
           <w:lang w:val="ar_AE" w:bidi="ar_AE"/>
         </w:rPr>
@@ -3127,6 +3351,22 @@
       </w:r>
       <w:r>
         <w:rPr>
+          <w:lang w:val="ar_AE" w:bidi="ar_AE"/>
+        </w:rPr>
+        <w:t>אֹמֵ֣ר בְּ⁠לִבּ֔⁠וֹ</w:t>
+      </w:r>
+    </w:p>
+    <w:p>
+      <w:pPr>
+        <w:bidi/>
+      </w:pPr>
+      <w:r>
+        <w:rPr>
+          <w:lang w:val="ar_AE" w:bidi="ar_AE"/>
+        </w:rPr>
+      </w:r>
+      <w:r>
+        <w:rPr>
           <w:b/>
           <w:lang w:val="ar_AE" w:bidi="ar_AE"/>
         </w:rPr>
@@ -3219,6 +3459,22 @@
       </w:r>
       <w:r>
         <w:rPr>
+          <w:lang w:val="ar_AE" w:bidi="ar_AE"/>
+        </w:rPr>
+        <w:t>מִ֥י יוֹרִדֵ֖⁠נִי אָֽרֶץ</w:t>
+      </w:r>
+    </w:p>
+    <w:p>
+      <w:pPr>
+        <w:bidi/>
+      </w:pPr>
+      <w:r>
+        <w:rPr>
+          <w:lang w:val="ar_AE" w:bidi="ar_AE"/>
+        </w:rPr>
+      </w:r>
+      <w:r>
+        <w:rPr>
           <w:b/>
           <w:lang w:val="ar_AE" w:bidi="ar_AE"/>
         </w:rPr>
@@ -3311,6 +3567,22 @@
       </w:r>
       <w:r>
         <w:rPr>
+          <w:lang w:val="ar_AE" w:bidi="ar_AE"/>
+        </w:rPr>
+        <w:t>אִם־תַּגְבִּ֣יהַּ כַּ⁠נֶּ֔שֶׁר וְ⁠אִם־בֵּ֥ין כּֽוֹכָבִ֖ים שִׂ֣ים קִנֶּ֑⁠ךָ</w:t>
+      </w:r>
+    </w:p>
+    <w:p>
+      <w:pPr>
+        <w:bidi/>
+      </w:pPr>
+      <w:r>
+        <w:rPr>
+          <w:lang w:val="ar_AE" w:bidi="ar_AE"/>
+        </w:rPr>
+      </w:r>
+      <w:r>
+        <w:rPr>
           <w:b/>
           <w:lang w:val="ar_AE" w:bidi="ar_AE"/>
         </w:rPr>
@@ -3403,6 +3675,22 @@
       </w:r>
       <w:r>
         <w:rPr>
+          <w:lang w:val="ar_AE" w:bidi="ar_AE"/>
+        </w:rPr>
+        <w:t>אִם־תַּגְבִּ֣יהַּ כַּ⁠נֶּ֔שֶׁר וְ⁠אִם־בֵּ֥ין כּֽוֹכָבִ֖ים שִׂ֣ים קִנֶּ֑⁠ךָ</w:t>
+      </w:r>
+    </w:p>
+    <w:p>
+      <w:pPr>
+        <w:bidi/>
+      </w:pPr>
+      <w:r>
+        <w:rPr>
+          <w:lang w:val="ar_AE" w:bidi="ar_AE"/>
+        </w:rPr>
+      </w:r>
+      <w:r>
+        <w:rPr>
           <w:b/>
           <w:lang w:val="ar_AE" w:bidi="ar_AE"/>
         </w:rPr>
@@ -3495,6 +3783,22 @@
       </w:r>
       <w:r>
         <w:rPr>
+          <w:lang w:val="ar_AE" w:bidi="ar_AE"/>
+        </w:rPr>
+        <w:t>שִׂ֣ים קִנֶּ֑⁠ךָ</w:t>
+      </w:r>
+    </w:p>
+    <w:p>
+      <w:pPr>
+        <w:bidi/>
+      </w:pPr>
+      <w:r>
+        <w:rPr>
+          <w:lang w:val="ar_AE" w:bidi="ar_AE"/>
+        </w:rPr>
+      </w:r>
+      <w:r>
+        <w:rPr>
           <w:b/>
           <w:lang w:val="ar_AE" w:bidi="ar_AE"/>
         </w:rPr>
@@ -3587,6 +3891,22 @@
       </w:r>
       <w:r>
         <w:rPr>
+          <w:lang w:val="ar_AE" w:bidi="ar_AE"/>
+        </w:rPr>
+        <w:t>מִ⁠שָּׁ֥ם אוֹרִֽידְ⁠ךָ֖</w:t>
+      </w:r>
+    </w:p>
+    <w:p>
+      <w:pPr>
+        <w:bidi/>
+      </w:pPr>
+      <w:r>
+        <w:rPr>
+          <w:lang w:val="ar_AE" w:bidi="ar_AE"/>
+        </w:rPr>
+      </w:r>
+      <w:r>
+        <w:rPr>
           <w:b/>
           <w:lang w:val="ar_AE" w:bidi="ar_AE"/>
         </w:rPr>
@@ -3692,6 +4012,22 @@
       </w:r>
       <w:r>
         <w:rPr>
+          <w:lang w:val="ar_AE" w:bidi="ar_AE"/>
+        </w:rPr>
+        <w:t>נְאֻם־יְהוָֽה</w:t>
+      </w:r>
+    </w:p>
+    <w:p>
+      <w:pPr>
+        <w:bidi/>
+      </w:pPr>
+      <w:r>
+        <w:rPr>
+          <w:lang w:val="ar_AE" w:bidi="ar_AE"/>
+        </w:rPr>
+      </w:r>
+      <w:r>
+        <w:rPr>
           <w:b/>
           <w:lang w:val="ar_AE" w:bidi="ar_AE"/>
         </w:rPr>
@@ -3784,6 +4120,22 @@
       </w:r>
       <w:r>
         <w:rPr>
+          <w:lang w:val="ar_AE" w:bidi="ar_AE"/>
+        </w:rPr>
+        <w:t>נְאֻם־יְהוָֽה</w:t>
+      </w:r>
+    </w:p>
+    <w:p>
+      <w:pPr>
+        <w:bidi/>
+      </w:pPr>
+      <w:r>
+        <w:rPr>
+          <w:lang w:val="ar_AE" w:bidi="ar_AE"/>
+        </w:rPr>
+      </w:r>
+      <w:r>
+        <w:rPr>
           <w:b/>
           <w:lang w:val="ar_AE" w:bidi="ar_AE"/>
         </w:rPr>
@@ -3889,6 +4241,22 @@
       </w:r>
       <w:r>
         <w:rPr>
+          <w:lang w:val="ar_AE" w:bidi="ar_AE"/>
+        </w:rPr>
+        <w:t>אִם־גַּנָּבִ֤ים בָּאֽוּ־לְ⁠ךָ֙ אִם־שׁ֣וֹדְדֵי לַ֔יְלָה</w:t>
+      </w:r>
+    </w:p>
+    <w:p>
+      <w:pPr>
+        <w:bidi/>
+      </w:pPr>
+      <w:r>
+        <w:rPr>
+          <w:lang w:val="ar_AE" w:bidi="ar_AE"/>
+        </w:rPr>
+      </w:r>
+      <w:r>
+        <w:rPr>
           <w:b/>
           <w:lang w:val="ar_AE" w:bidi="ar_AE"/>
         </w:rPr>
@@ -3981,6 +4349,22 @@
       </w:r>
       <w:r>
         <w:rPr>
+          <w:lang w:val="ar_AE" w:bidi="ar_AE"/>
+        </w:rPr>
+        <w:t>אֵ֣יךְ נִדְמֵ֔יתָה</w:t>
+      </w:r>
+    </w:p>
+    <w:p>
+      <w:pPr>
+        <w:bidi/>
+      </w:pPr>
+      <w:r>
+        <w:rPr>
+          <w:lang w:val="ar_AE" w:bidi="ar_AE"/>
+        </w:rPr>
+      </w:r>
+      <w:r>
+        <w:rPr>
           <w:b/>
           <w:lang w:val="ar_AE" w:bidi="ar_AE"/>
         </w:rPr>
@@ -4073,6 +4457,22 @@
       </w:r>
       <w:r>
         <w:rPr>
+          <w:lang w:val="ar_AE" w:bidi="ar_AE"/>
+        </w:rPr>
+        <w:t>אֵ֣יךְ נִדְמֵ֔יתָה</w:t>
+      </w:r>
+    </w:p>
+    <w:p>
+      <w:pPr>
+        <w:bidi/>
+      </w:pPr>
+      <w:r>
+        <w:rPr>
+          <w:lang w:val="ar_AE" w:bidi="ar_AE"/>
+        </w:rPr>
+      </w:r>
+      <w:r>
+        <w:rPr>
           <w:b/>
           <w:lang w:val="ar_AE" w:bidi="ar_AE"/>
         </w:rPr>
@@ -4165,6 +4565,22 @@
       </w:r>
       <w:r>
         <w:rPr>
+          <w:lang w:val="ar_AE" w:bidi="ar_AE"/>
+        </w:rPr>
+        <w:t>הֲ⁠ל֥וֹא יִגְנְב֖וּ דַּיָּ֑⁠ם</w:t>
+      </w:r>
+    </w:p>
+    <w:p>
+      <w:pPr>
+        <w:bidi/>
+      </w:pPr>
+      <w:r>
+        <w:rPr>
+          <w:lang w:val="ar_AE" w:bidi="ar_AE"/>
+        </w:rPr>
+      </w:r>
+      <w:r>
+        <w:rPr>
           <w:b/>
           <w:lang w:val="ar_AE" w:bidi="ar_AE"/>
         </w:rPr>
@@ -4257,6 +4673,22 @@
       </w:r>
       <w:r>
         <w:rPr>
+          <w:lang w:val="ar_AE" w:bidi="ar_AE"/>
+        </w:rPr>
+        <w:t>אִם־בֹּֽצְרִים֙ בָּ֣אוּ לָ֔⁠ךְ הֲ⁠ל֖וֹא יַשְׁאִ֥ירוּ עֹלֵלֽוֹת</w:t>
+      </w:r>
+    </w:p>
+    <w:p>
+      <w:pPr>
+        <w:bidi/>
+      </w:pPr>
+      <w:r>
+        <w:rPr>
+          <w:lang w:val="ar_AE" w:bidi="ar_AE"/>
+        </w:rPr>
+      </w:r>
+      <w:r>
+        <w:rPr>
           <w:b/>
           <w:lang w:val="ar_AE" w:bidi="ar_AE"/>
         </w:rPr>
@@ -4349,6 +4781,22 @@
       </w:r>
       <w:r>
         <w:rPr>
+          <w:lang w:val="ar_AE" w:bidi="ar_AE"/>
+        </w:rPr>
+        <w:t>אֵ֚יךְ</w:t>
+      </w:r>
+    </w:p>
+    <w:p>
+      <w:pPr>
+        <w:bidi/>
+      </w:pPr>
+      <w:r>
+        <w:rPr>
+          <w:lang w:val="ar_AE" w:bidi="ar_AE"/>
+        </w:rPr>
+      </w:r>
+      <w:r>
+        <w:rPr>
           <w:b/>
           <w:lang w:val="ar_AE" w:bidi="ar_AE"/>
         </w:rPr>
@@ -4454,6 +4902,22 @@
       </w:r>
       <w:r>
         <w:rPr>
+          <w:lang w:val="ar_AE" w:bidi="ar_AE"/>
+        </w:rPr>
+        <w:t>אֵ֚יךְ נֶחְפְּשׂ֣וּ עֵשָׂ֔ו</w:t>
+      </w:r>
+    </w:p>
+    <w:p>
+      <w:pPr>
+        <w:bidi/>
+      </w:pPr>
+      <w:r>
+        <w:rPr>
+          <w:lang w:val="ar_AE" w:bidi="ar_AE"/>
+        </w:rPr>
+      </w:r>
+      <w:r>
+        <w:rPr>
           <w:b/>
           <w:lang w:val="ar_AE" w:bidi="ar_AE"/>
         </w:rPr>
@@ -4546,6 +5010,22 @@
       </w:r>
       <w:r>
         <w:rPr>
+          <w:lang w:val="ar_AE" w:bidi="ar_AE"/>
+        </w:rPr>
+        <w:t>עֵשָׂ֔ו</w:t>
+      </w:r>
+    </w:p>
+    <w:p>
+      <w:pPr>
+        <w:bidi/>
+      </w:pPr>
+      <w:r>
+        <w:rPr>
+          <w:lang w:val="ar_AE" w:bidi="ar_AE"/>
+        </w:rPr>
+      </w:r>
+      <w:r>
+        <w:rPr>
           <w:b/>
           <w:lang w:val="ar_AE" w:bidi="ar_AE"/>
         </w:rPr>
@@ -4651,6 +5131,22 @@
       </w:r>
       <w:r>
         <w:rPr>
+          <w:lang w:val="ar_AE" w:bidi="ar_AE"/>
+        </w:rPr>
+        <w:t>נֶחְפְּשׂ֣וּ</w:t>
+      </w:r>
+    </w:p>
+    <w:p>
+      <w:pPr>
+        <w:bidi/>
+      </w:pPr>
+      <w:r>
+        <w:rPr>
+          <w:lang w:val="ar_AE" w:bidi="ar_AE"/>
+        </w:rPr>
+      </w:r>
+      <w:r>
+        <w:rPr>
           <w:b/>
           <w:lang w:val="ar_AE" w:bidi="ar_AE"/>
         </w:rPr>
@@ -4734,6 +5230,22 @@
       </w:r>
       <w:r>
         <w:rPr>
+          <w:lang w:val="ar_AE" w:bidi="ar_AE"/>
+        </w:rPr>
+        <w:t>נִבְע֖וּ מַצְפֻּנָֽי⁠ו</w:t>
+      </w:r>
+    </w:p>
+    <w:p>
+      <w:pPr>
+        <w:bidi/>
+      </w:pPr>
+      <w:r>
+        <w:rPr>
+          <w:lang w:val="ar_AE" w:bidi="ar_AE"/>
+        </w:rPr>
+      </w:r>
+      <w:r>
+        <w:rPr>
           <w:b/>
           <w:lang w:val="ar_AE" w:bidi="ar_AE"/>
         </w:rPr>
@@ -4826,6 +5338,22 @@
       </w:r>
       <w:r>
         <w:rPr>
+          <w:lang w:val="ar_AE" w:bidi="ar_AE"/>
+        </w:rPr>
+        <w:t>עַֽד־הַ⁠גְּב֣וּל שִׁלְּח֗וּ⁠ךָ כֹּ֚ל אַנְשֵׁ֣י בְרִיתֶ֔⁠ךָ</w:t>
+      </w:r>
+    </w:p>
+    <w:p>
+      <w:pPr>
+        <w:bidi/>
+      </w:pPr>
+      <w:r>
+        <w:rPr>
+          <w:lang w:val="ar_AE" w:bidi="ar_AE"/>
+        </w:rPr>
+      </w:r>
+      <w:r>
+        <w:rPr>
           <w:b/>
           <w:lang w:val="ar_AE" w:bidi="ar_AE"/>
         </w:rPr>
@@ -4931,6 +5459,22 @@
       </w:r>
       <w:r>
         <w:rPr>
+          <w:lang w:val="ar_AE" w:bidi="ar_AE"/>
+        </w:rPr>
+        <w:t>בְרִיתֶ֔⁠ךָ</w:t>
+      </w:r>
+    </w:p>
+    <w:p>
+      <w:pPr>
+        <w:bidi/>
+      </w:pPr>
+      <w:r>
+        <w:rPr>
+          <w:lang w:val="ar_AE" w:bidi="ar_AE"/>
+        </w:rPr>
+      </w:r>
+      <w:r>
+        <w:rPr>
           <w:b/>
           <w:lang w:val="ar_AE" w:bidi="ar_AE"/>
         </w:rPr>
@@ -5036,6 +5580,22 @@
       </w:r>
       <w:r>
         <w:rPr>
+          <w:lang w:val="ar_AE" w:bidi="ar_AE"/>
+        </w:rPr>
+        <w:t>עַֽד־הַ⁠גְּב֣וּל שִׁלְּח֗וּ⁠ךָ</w:t>
+      </w:r>
+    </w:p>
+    <w:p>
+      <w:pPr>
+        <w:bidi/>
+      </w:pPr>
+      <w:r>
+        <w:rPr>
+          <w:lang w:val="ar_AE" w:bidi="ar_AE"/>
+        </w:rPr>
+      </w:r>
+      <w:r>
+        <w:rPr>
           <w:b/>
           <w:lang w:val="ar_AE" w:bidi="ar_AE"/>
         </w:rPr>
@@ -5119,6 +5679,22 @@
       </w:r>
       <w:r>
         <w:rPr>
+          <w:lang w:val="ar_AE" w:bidi="ar_AE"/>
+        </w:rPr>
+        <w:t>כֹּ֚ל אַנְשֵׁ֣י בְרִיתֶ֔⁠ךָ &amp; אַנְשֵׁ֣י שְׁלֹמֶ֑⁠ךָ לַחְמְ⁠ךָ֗</w:t>
+      </w:r>
+    </w:p>
+    <w:p>
+      <w:pPr>
+        <w:bidi/>
+      </w:pPr>
+      <w:r>
+        <w:rPr>
+          <w:lang w:val="ar_AE" w:bidi="ar_AE"/>
+        </w:rPr>
+      </w:r>
+      <w:r>
+        <w:rPr>
           <w:b/>
           <w:lang w:val="ar_AE" w:bidi="ar_AE"/>
         </w:rPr>
@@ -5237,6 +5813,22 @@
       </w:r>
       <w:r>
         <w:rPr>
+          <w:lang w:val="ar_AE" w:bidi="ar_AE"/>
+        </w:rPr>
+        <w:t>לַחְמְ⁠ךָ֗ יָשִׂ֤ימוּ מָזוֹר֙ תַּחְתֶּ֔י⁠ךָ</w:t>
+      </w:r>
+    </w:p>
+    <w:p>
+      <w:pPr>
+        <w:bidi/>
+      </w:pPr>
+      <w:r>
+        <w:rPr>
+          <w:lang w:val="ar_AE" w:bidi="ar_AE"/>
+        </w:rPr>
+      </w:r>
+      <w:r>
+        <w:rPr>
           <w:b/>
           <w:lang w:val="ar_AE" w:bidi="ar_AE"/>
         </w:rPr>
@@ -5355,6 +5947,22 @@
       </w:r>
       <w:r>
         <w:rPr>
+          <w:lang w:val="ar_AE" w:bidi="ar_AE"/>
+        </w:rPr>
+        <w:t>אֵ֥ין תְּבוּנָ֖ה בּֽ⁠וֹ</w:t>
+      </w:r>
+    </w:p>
+    <w:p>
+      <w:pPr>
+        <w:bidi/>
+      </w:pPr>
+      <w:r>
+        <w:rPr>
+          <w:lang w:val="ar_AE" w:bidi="ar_AE"/>
+        </w:rPr>
+      </w:r>
+      <w:r>
+        <w:rPr>
           <w:b/>
           <w:lang w:val="ar_AE" w:bidi="ar_AE"/>
         </w:rPr>
@@ -5461,6 +6069,22 @@
       </w:r>
       <w:r>
         <w:rPr>
+          <w:lang w:val="ar_AE" w:bidi="ar_AE"/>
+        </w:rPr>
+        <w:t>אֵ֥ין תְּבוּנָ֖ה בּֽ⁠וֹ</w:t>
+      </w:r>
+    </w:p>
+    <w:p>
+      <w:pPr>
+        <w:bidi/>
+      </w:pPr>
+      <w:r>
+        <w:rPr>
+          <w:lang w:val="ar_AE" w:bidi="ar_AE"/>
+        </w:rPr>
+      </w:r>
+      <w:r>
+        <w:rPr>
           <w:b/>
           <w:lang w:val="ar_AE" w:bidi="ar_AE"/>
         </w:rPr>
@@ -5566,6 +6190,22 @@
       </w:r>
       <w:r>
         <w:rPr>
+          <w:lang w:val="ar_AE" w:bidi="ar_AE"/>
+        </w:rPr>
+        <w:t>בּֽ⁠וֹ</w:t>
+      </w:r>
+    </w:p>
+    <w:p>
+      <w:pPr>
+        <w:bidi/>
+      </w:pPr>
+      <w:r>
+        <w:rPr>
+          <w:lang w:val="ar_AE" w:bidi="ar_AE"/>
+        </w:rPr>
+      </w:r>
+      <w:r>
+        <w:rPr>
           <w:b/>
           <w:lang w:val="ar_AE" w:bidi="ar_AE"/>
         </w:rPr>
@@ -5671,6 +6311,22 @@
       </w:r>
       <w:r>
         <w:rPr>
+          <w:lang w:val="ar_AE" w:bidi="ar_AE"/>
+        </w:rPr>
+        <w:t>הֲ⁠ל֛וֹא בַּ⁠יּ֥וֹם הַ⁠ה֖וּא &amp; וְ⁠הַאֲבַדְתִּ֤י חֲכָמִים֙ מֵֽ⁠אֱד֔וֹם</w:t>
+      </w:r>
+    </w:p>
+    <w:p>
+      <w:pPr>
+        <w:bidi/>
+      </w:pPr>
+      <w:r>
+        <w:rPr>
+          <w:lang w:val="ar_AE" w:bidi="ar_AE"/>
+        </w:rPr>
+      </w:r>
+      <w:r>
+        <w:rPr>
           <w:b/>
           <w:lang w:val="ar_AE" w:bidi="ar_AE"/>
         </w:rPr>
@@ -5763,6 +6419,22 @@
       </w:r>
       <w:r>
         <w:rPr>
+          <w:lang w:val="ar_AE" w:bidi="ar_AE"/>
+        </w:rPr>
+        <w:t>וְ⁠הַאֲבַדְתִּ֤י חֲכָמִים֙ מֵֽ⁠אֱד֔וֹם</w:t>
+      </w:r>
+    </w:p>
+    <w:p>
+      <w:pPr>
+        <w:bidi/>
+      </w:pPr>
+      <w:r>
+        <w:rPr>
+          <w:lang w:val="ar_AE" w:bidi="ar_AE"/>
+        </w:rPr>
+      </w:r>
+      <w:r>
+        <w:rPr>
           <w:b/>
           <w:lang w:val="ar_AE" w:bidi="ar_AE"/>
         </w:rPr>
@@ -5868,6 +6540,22 @@
       </w:r>
       <w:r>
         <w:rPr>
+          <w:lang w:val="ar_AE" w:bidi="ar_AE"/>
+        </w:rPr>
+        <w:t>וּ⁠תְבוּנָ֖ה מֵ⁠הַ֥ר עֵשָֽׂו</w:t>
+      </w:r>
+    </w:p>
+    <w:p>
+      <w:pPr>
+        <w:bidi/>
+      </w:pPr>
+      <w:r>
+        <w:rPr>
+          <w:lang w:val="ar_AE" w:bidi="ar_AE"/>
+        </w:rPr>
+      </w:r>
+      <w:r>
+        <w:rPr>
           <w:b/>
           <w:lang w:val="ar_AE" w:bidi="ar_AE"/>
         </w:rPr>
@@ -5960,6 +6648,22 @@
       </w:r>
       <w:r>
         <w:rPr>
+          <w:lang w:val="ar_AE" w:bidi="ar_AE"/>
+        </w:rPr>
+        <w:t>וּ⁠תְבוּנָ֖ה מֵ⁠הַ֥ר עֵשָֽׂו</w:t>
+      </w:r>
+    </w:p>
+    <w:p>
+      <w:pPr>
+        <w:bidi/>
+      </w:pPr>
+      <w:r>
+        <w:rPr>
+          <w:lang w:val="ar_AE" w:bidi="ar_AE"/>
+        </w:rPr>
+      </w:r>
+      <w:r>
+        <w:rPr>
           <w:b/>
           <w:lang w:val="ar_AE" w:bidi="ar_AE"/>
         </w:rPr>
@@ -6065,6 +6769,22 @@
       </w:r>
       <w:r>
         <w:rPr>
+          <w:lang w:val="ar_AE" w:bidi="ar_AE"/>
+        </w:rPr>
+        <w:t>חֲכָמִים֙ מֵֽ⁠אֱד֔וֹם וּ⁠תְבוּנָ֖ה מֵ⁠הַ֥ר עֵשָֽׂו</w:t>
+      </w:r>
+    </w:p>
+    <w:p>
+      <w:pPr>
+        <w:bidi/>
+      </w:pPr>
+      <w:r>
+        <w:rPr>
+          <w:lang w:val="ar_AE" w:bidi="ar_AE"/>
+        </w:rPr>
+      </w:r>
+      <w:r>
+        <w:rPr>
           <w:b/>
           <w:lang w:val="ar_AE" w:bidi="ar_AE"/>
         </w:rPr>
@@ -6209,6 +6929,22 @@
       </w:r>
       <w:r>
         <w:rPr>
+          <w:lang w:val="ar_AE" w:bidi="ar_AE"/>
+        </w:rPr>
+        <w:t>וּ⁠תְבוּנָ֖ה</w:t>
+      </w:r>
+    </w:p>
+    <w:p>
+      <w:pPr>
+        <w:bidi/>
+      </w:pPr>
+      <w:r>
+        <w:rPr>
+          <w:lang w:val="ar_AE" w:bidi="ar_AE"/>
+        </w:rPr>
+      </w:r>
+      <w:r>
+        <w:rPr>
           <w:b/>
           <w:lang w:val="ar_AE" w:bidi="ar_AE"/>
         </w:rPr>
@@ -6314,6 +7050,22 @@
       </w:r>
       <w:r>
         <w:rPr>
+          <w:lang w:val="ar_AE" w:bidi="ar_AE"/>
+        </w:rPr>
+        <w:t>מֵ⁠הַ֥ר עֵשָֽׂו</w:t>
+      </w:r>
+    </w:p>
+    <w:p>
+      <w:pPr>
+        <w:bidi/>
+      </w:pPr>
+      <w:r>
+        <w:rPr>
+          <w:lang w:val="ar_AE" w:bidi="ar_AE"/>
+        </w:rPr>
+      </w:r>
+      <w:r>
+        <w:rPr>
           <w:b/>
           <w:lang w:val="ar_AE" w:bidi="ar_AE"/>
         </w:rPr>
@@ -6406,6 +7158,22 @@
         <w:rPr>
           <w:lang w:val="ar_AE" w:bidi="ar_AE"/>
         </w:rPr>
+      </w:r>
+    </w:p>
+    <w:p>
+      <w:pPr>
+        <w:bidi/>
+      </w:pPr>
+      <w:r>
+        <w:rPr>
+          <w:lang w:val="ar_AE" w:bidi="ar_AE"/>
+        </w:rPr>
+      </w:r>
+      <w:r>
+        <w:rPr>
+          <w:lang w:val="ar_AE" w:bidi="ar_AE"/>
+        </w:rPr>
+        <w:t>עֵשָֽׂו</w:t>
       </w:r>
     </w:p>
     <w:p>
@@ -6529,6 +7297,22 @@
       </w:r>
       <w:r>
         <w:rPr>
+          <w:lang w:val="ar_AE" w:bidi="ar_AE"/>
+        </w:rPr>
+        <w:t>וְ⁠חַתּ֥וּ גִבּוֹרֶ֖י⁠ךָ תֵּימָ֑ן</w:t>
+      </w:r>
+    </w:p>
+    <w:p>
+      <w:pPr>
+        <w:bidi/>
+      </w:pPr>
+      <w:r>
+        <w:rPr>
+          <w:lang w:val="ar_AE" w:bidi="ar_AE"/>
+        </w:rPr>
+      </w:r>
+      <w:r>
+        <w:rPr>
           <w:b/>
           <w:lang w:val="ar_AE" w:bidi="ar_AE"/>
         </w:rPr>
@@ -6634,6 +7418,22 @@
       </w:r>
       <w:r>
         <w:rPr>
+          <w:lang w:val="ar_AE" w:bidi="ar_AE"/>
+        </w:rPr>
+        <w:t>תֵּימָ֑ן</w:t>
+      </w:r>
+    </w:p>
+    <w:p>
+      <w:pPr>
+        <w:bidi/>
+      </w:pPr>
+      <w:r>
+        <w:rPr>
+          <w:lang w:val="ar_AE" w:bidi="ar_AE"/>
+        </w:rPr>
+      </w:r>
+      <w:r>
+        <w:rPr>
           <w:b/>
           <w:lang w:val="ar_AE" w:bidi="ar_AE"/>
         </w:rPr>
@@ -6726,6 +7526,22 @@
       </w:r>
       <w:r>
         <w:rPr>
+          <w:lang w:val="ar_AE" w:bidi="ar_AE"/>
+        </w:rPr>
+        <w:t>לְמַ֧עַן</w:t>
+      </w:r>
+    </w:p>
+    <w:p>
+      <w:pPr>
+        <w:bidi/>
+      </w:pPr>
+      <w:r>
+        <w:rPr>
+          <w:lang w:val="ar_AE" w:bidi="ar_AE"/>
+        </w:rPr>
+      </w:r>
+      <w:r>
+        <w:rPr>
           <w:b/>
           <w:lang w:val="ar_AE" w:bidi="ar_AE"/>
         </w:rPr>
@@ -6818,6 +7634,22 @@
       </w:r>
       <w:r>
         <w:rPr>
+          <w:lang w:val="ar_AE" w:bidi="ar_AE"/>
+        </w:rPr>
+        <w:t>יִכָּֽרֶת־אִ֛ישׁ</w:t>
+      </w:r>
+    </w:p>
+    <w:p>
+      <w:pPr>
+        <w:bidi/>
+      </w:pPr>
+      <w:r>
+        <w:rPr>
+          <w:lang w:val="ar_AE" w:bidi="ar_AE"/>
+        </w:rPr>
+      </w:r>
+      <w:r>
+        <w:rPr>
           <w:b/>
           <w:lang w:val="ar_AE" w:bidi="ar_AE"/>
         </w:rPr>
@@ -6923,6 +7755,22 @@
       </w:r>
       <w:r>
         <w:rPr>
+          <w:lang w:val="ar_AE" w:bidi="ar_AE"/>
+        </w:rPr>
+        <w:t>יִכָּֽרֶת־אִ֛ישׁ</w:t>
+      </w:r>
+    </w:p>
+    <w:p>
+      <w:pPr>
+        <w:bidi/>
+      </w:pPr>
+      <w:r>
+        <w:rPr>
+          <w:lang w:val="ar_AE" w:bidi="ar_AE"/>
+        </w:rPr>
+      </w:r>
+      <w:r>
+        <w:rPr>
           <w:b/>
           <w:lang w:val="ar_AE" w:bidi="ar_AE"/>
         </w:rPr>
@@ -7029,6 +7877,22 @@
       </w:r>
       <w:r>
         <w:rPr>
+          <w:lang w:val="ar_AE" w:bidi="ar_AE"/>
+        </w:rPr>
+        <w:t>אִ֛ישׁ</w:t>
+      </w:r>
+    </w:p>
+    <w:p>
+      <w:pPr>
+        <w:bidi/>
+      </w:pPr>
+      <w:r>
+        <w:rPr>
+          <w:lang w:val="ar_AE" w:bidi="ar_AE"/>
+        </w:rPr>
+      </w:r>
+      <w:r>
+        <w:rPr>
           <w:b/>
           <w:lang w:val="ar_AE" w:bidi="ar_AE"/>
         </w:rPr>
@@ -7142,6 +8006,22 @@
       </w:r>
       <w:r>
         <w:rPr>
+          <w:lang w:val="ar_AE" w:bidi="ar_AE"/>
+        </w:rPr>
+        <w:t>מֵ⁠הַ֥ר עֵשָׂ֖ו</w:t>
+      </w:r>
+    </w:p>
+    <w:p>
+      <w:pPr>
+        <w:bidi/>
+      </w:pPr>
+      <w:r>
+        <w:rPr>
+          <w:lang w:val="ar_AE" w:bidi="ar_AE"/>
+        </w:rPr>
+      </w:r>
+      <w:r>
+        <w:rPr>
           <w:b/>
           <w:lang w:val="ar_AE" w:bidi="ar_AE"/>
         </w:rPr>
@@ -7248,6 +8128,22 @@
       </w:r>
       <w:r>
         <w:rPr>
+          <w:lang w:val="ar_AE" w:bidi="ar_AE"/>
+        </w:rPr>
+        <w:t>מִ⁠קָּֽטֶל</w:t>
+      </w:r>
+    </w:p>
+    <w:p>
+      <w:pPr>
+        <w:bidi/>
+      </w:pPr>
+      <w:r>
+        <w:rPr>
+          <w:lang w:val="ar_AE" w:bidi="ar_AE"/>
+        </w:rPr>
+      </w:r>
+      <w:r>
+        <w:rPr>
           <w:b/>
           <w:lang w:val="ar_AE" w:bidi="ar_AE"/>
         </w:rPr>
@@ -7459,6 +8355,22 @@
       </w:r>
       <w:r>
         <w:rPr>
+          <w:lang w:val="ar_AE" w:bidi="ar_AE"/>
+        </w:rPr>
+        <w:t>אָחִ֥י⁠ךָ</w:t>
+      </w:r>
+    </w:p>
+    <w:p>
+      <w:pPr>
+        <w:bidi/>
+      </w:pPr>
+      <w:r>
+        <w:rPr>
+          <w:lang w:val="ar_AE" w:bidi="ar_AE"/>
+        </w:rPr>
+      </w:r>
+      <w:r>
+        <w:rPr>
           <w:b/>
           <w:lang w:val="ar_AE" w:bidi="ar_AE"/>
         </w:rPr>
@@ -7578,6 +8490,22 @@
       </w:r>
       <w:r>
         <w:rPr>
+          <w:lang w:val="ar_AE" w:bidi="ar_AE"/>
+        </w:rPr>
+        <w:t>יַעֲקֹ֖ב</w:t>
+      </w:r>
+    </w:p>
+    <w:p>
+      <w:pPr>
+        <w:bidi/>
+      </w:pPr>
+      <w:r>
+        <w:rPr>
+          <w:lang w:val="ar_AE" w:bidi="ar_AE"/>
+        </w:rPr>
+      </w:r>
+      <w:r>
+        <w:rPr>
           <w:b/>
           <w:lang w:val="ar_AE" w:bidi="ar_AE"/>
         </w:rPr>
@@ -7697,6 +8625,22 @@
       </w:r>
       <w:r>
         <w:rPr>
+          <w:lang w:val="ar_AE" w:bidi="ar_AE"/>
+        </w:rPr>
+        <w:t>תְּכַסְּ⁠ךָ֣ בוּשָׁ֑ה</w:t>
+      </w:r>
+    </w:p>
+    <w:p>
+      <w:pPr>
+        <w:bidi/>
+      </w:pPr>
+      <w:r>
+        <w:rPr>
+          <w:lang w:val="ar_AE" w:bidi="ar_AE"/>
+        </w:rPr>
+      </w:r>
+      <w:r>
+        <w:rPr>
           <w:b/>
           <w:lang w:val="ar_AE" w:bidi="ar_AE"/>
         </w:rPr>
@@ -7816,6 +8760,22 @@
       </w:r>
       <w:r>
         <w:rPr>
+          <w:lang w:val="ar_AE" w:bidi="ar_AE"/>
+        </w:rPr>
+        <w:t>תְּכַסְּ⁠ךָ֣ בוּשָׁ֑ה</w:t>
+      </w:r>
+    </w:p>
+    <w:p>
+      <w:pPr>
+        <w:bidi/>
+      </w:pPr>
+      <w:r>
+        <w:rPr>
+          <w:lang w:val="ar_AE" w:bidi="ar_AE"/>
+        </w:rPr>
+      </w:r>
+      <w:r>
+        <w:rPr>
           <w:b/>
           <w:lang w:val="ar_AE" w:bidi="ar_AE"/>
         </w:rPr>
@@ -7935,6 +8895,22 @@
       </w:r>
       <w:r>
         <w:rPr>
+          <w:lang w:val="ar_AE" w:bidi="ar_AE"/>
+        </w:rPr>
+        <w:t>וְ⁠נִכְרַ֖תָּ</w:t>
+      </w:r>
+    </w:p>
+    <w:p>
+      <w:pPr>
+        <w:bidi/>
+      </w:pPr>
+      <w:r>
+        <w:rPr>
+          <w:lang w:val="ar_AE" w:bidi="ar_AE"/>
+        </w:rPr>
+      </w:r>
+      <w:r>
+        <w:rPr>
           <w:b/>
           <w:lang w:val="ar_AE" w:bidi="ar_AE"/>
         </w:rPr>
@@ -8041,6 +9017,22 @@
       </w:r>
       <w:r>
         <w:rPr>
+          <w:lang w:val="ar_AE" w:bidi="ar_AE"/>
+        </w:rPr>
+        <w:t>וְ⁠נִכְרַ֖תָּ</w:t>
+      </w:r>
+    </w:p>
+    <w:p>
+      <w:pPr>
+        <w:bidi/>
+      </w:pPr>
+      <w:r>
+        <w:rPr>
+          <w:lang w:val="ar_AE" w:bidi="ar_AE"/>
+        </w:rPr>
+      </w:r>
+      <w:r>
+        <w:rPr>
           <w:b/>
           <w:lang w:val="ar_AE" w:bidi="ar_AE"/>
         </w:rPr>
@@ -8120,6 +9112,22 @@
         <w:rPr>
           <w:lang w:val="ar_AE" w:bidi="ar_AE"/>
         </w:rPr>
+      </w:r>
+    </w:p>
+    <w:p>
+      <w:pPr>
+        <w:bidi/>
+      </w:pPr>
+      <w:r>
+        <w:rPr>
+          <w:lang w:val="ar_AE" w:bidi="ar_AE"/>
+        </w:rPr>
+      </w:r>
+      <w:r>
+        <w:rPr>
+          <w:lang w:val="ar_AE" w:bidi="ar_AE"/>
+        </w:rPr>
+        <w:t>וְ⁠נִכְרַ֖תָּ</w:t>
       </w:r>
     </w:p>
     <w:p>
@@ -8256,6 +9264,22 @@
       </w:r>
       <w:r>
         <w:rPr>
+          <w:lang w:val="ar_AE" w:bidi="ar_AE"/>
+        </w:rPr>
+        <w:t>עֲמָֽדְ⁠ךָ֣ מִ⁠נֶּ֔גֶד</w:t>
+      </w:r>
+    </w:p>
+    <w:p>
+      <w:pPr>
+        <w:bidi/>
+      </w:pPr>
+      <w:r>
+        <w:rPr>
+          <w:lang w:val="ar_AE" w:bidi="ar_AE"/>
+        </w:rPr>
+      </w:r>
+      <w:r>
+        <w:rPr>
           <w:b/>
           <w:lang w:val="ar_AE" w:bidi="ar_AE"/>
         </w:rPr>
@@ -8349,6 +9373,22 @@
         <w:rPr>
           <w:lang w:val="ar_AE" w:bidi="ar_AE"/>
         </w:rPr>
+      </w:r>
+    </w:p>
+    <w:p>
+      <w:pPr>
+        <w:bidi/>
+      </w:pPr>
+      <w:r>
+        <w:rPr>
+          <w:lang w:val="ar_AE" w:bidi="ar_AE"/>
+        </w:rPr>
+      </w:r>
+      <w:r>
+        <w:rPr>
+          <w:lang w:val="ar_AE" w:bidi="ar_AE"/>
+        </w:rPr>
+        <w:t>שְׁב֥וֹת זָרִ֖ים חֵיל֑⁠וֹ וְ⁠נָכְרִ֞ים בָּ֣אוּ שְׁעָרָ֗יו</w:t>
       </w:r>
     </w:p>
     <w:p>
@@ -8605,6 +9645,22 @@
       </w:r>
       <w:r>
         <w:rPr>
+          <w:lang w:val="ar_AE" w:bidi="ar_AE"/>
+        </w:rPr>
+        <w:t>חֵיל֑⁠וֹ</w:t>
+      </w:r>
+    </w:p>
+    <w:p>
+      <w:pPr>
+        <w:bidi/>
+      </w:pPr>
+      <w:r>
+        <w:rPr>
+          <w:lang w:val="ar_AE" w:bidi="ar_AE"/>
+        </w:rPr>
+      </w:r>
+      <w:r>
+        <w:rPr>
           <w:b/>
           <w:lang w:val="ar_AE" w:bidi="ar_AE"/>
         </w:rPr>
@@ -8720,6 +9776,22 @@
       </w:r>
       <w:r>
         <w:rPr>
+          <w:lang w:val="ar_AE" w:bidi="ar_AE"/>
+        </w:rPr>
+        <w:t>שְׁעָרָ֗יו</w:t>
+      </w:r>
+    </w:p>
+    <w:p>
+      <w:pPr>
+        <w:bidi/>
+      </w:pPr>
+      <w:r>
+        <w:rPr>
+          <w:lang w:val="ar_AE" w:bidi="ar_AE"/>
+        </w:rPr>
+      </w:r>
+      <w:r>
+        <w:rPr>
           <w:b/>
           <w:lang w:val="ar_AE" w:bidi="ar_AE"/>
         </w:rPr>
@@ -8839,6 +9911,22 @@
       </w:r>
       <w:r>
         <w:rPr>
+          <w:lang w:val="ar_AE" w:bidi="ar_AE"/>
+        </w:rPr>
+        <w:t>וְ⁠עַל־יְרוּשָׁלִַ֨ם֙ יַדּ֣וּ גוֹרָ֔ל</w:t>
+      </w:r>
+    </w:p>
+    <w:p>
+      <w:pPr>
+        <w:bidi/>
+      </w:pPr>
+      <w:r>
+        <w:rPr>
+          <w:lang w:val="ar_AE" w:bidi="ar_AE"/>
+        </w:rPr>
+      </w:r>
+      <w:r>
+        <w:rPr>
           <w:b/>
           <w:lang w:val="ar_AE" w:bidi="ar_AE"/>
         </w:rPr>
@@ -8971,6 +10059,22 @@
       </w:r>
       <w:r>
         <w:rPr>
+          <w:lang w:val="ar_AE" w:bidi="ar_AE"/>
+        </w:rPr>
+        <w:t>גַּם־אַתָּ֖ה כְּ⁠אַחַ֥ד מֵ⁠הֶֽם</w:t>
+      </w:r>
+    </w:p>
+    <w:p>
+      <w:pPr>
+        <w:bidi/>
+      </w:pPr>
+      <w:r>
+        <w:rPr>
+          <w:lang w:val="ar_AE" w:bidi="ar_AE"/>
+        </w:rPr>
+      </w:r>
+      <w:r>
+        <w:rPr>
           <w:b/>
           <w:lang w:val="ar_AE" w:bidi="ar_AE"/>
         </w:rPr>
@@ -9103,6 +10207,22 @@
       </w:r>
       <w:r>
         <w:rPr>
+          <w:lang w:val="ar_AE" w:bidi="ar_AE"/>
+        </w:rPr>
+        <w:t>וְ⁠אַל &amp; וְ⁠אַל &amp; וְ⁠אַל</w:t>
+      </w:r>
+    </w:p>
+    <w:p>
+      <w:pPr>
+        <w:bidi/>
+      </w:pPr>
+      <w:r>
+        <w:rPr>
+          <w:lang w:val="ar_AE" w:bidi="ar_AE"/>
+        </w:rPr>
+      </w:r>
+      <w:r>
+        <w:rPr>
           <w:b/>
           <w:lang w:val="ar_AE" w:bidi="ar_AE"/>
         </w:rPr>
@@ -9222,6 +10342,22 @@
       </w:r>
       <w:r>
         <w:rPr>
+          <w:lang w:val="ar_AE" w:bidi="ar_AE"/>
+        </w:rPr>
+        <w:t>וְ⁠אַל־תֵּ֤רֶא</w:t>
+      </w:r>
+    </w:p>
+    <w:p>
+      <w:pPr>
+        <w:bidi/>
+      </w:pPr>
+      <w:r>
+        <w:rPr>
+          <w:lang w:val="ar_AE" w:bidi="ar_AE"/>
+        </w:rPr>
+      </w:r>
+      <w:r>
+        <w:rPr>
           <w:b/>
           <w:lang w:val="ar_AE" w:bidi="ar_AE"/>
         </w:rPr>
@@ -9341,6 +10477,22 @@
       </w:r>
       <w:r>
         <w:rPr>
+          <w:lang w:val="ar_AE" w:bidi="ar_AE"/>
+        </w:rPr>
+        <w:t>בְ⁠יוֹם־אָחִ֨י⁠ךָ֙ בְּ⁠י֣וֹם נָכְר֔⁠וֹ</w:t>
+      </w:r>
+    </w:p>
+    <w:p>
+      <w:pPr>
+        <w:bidi/>
+      </w:pPr>
+      <w:r>
+        <w:rPr>
+          <w:lang w:val="ar_AE" w:bidi="ar_AE"/>
+        </w:rPr>
+      </w:r>
+      <w:r>
+        <w:rPr>
           <w:b/>
           <w:lang w:val="ar_AE" w:bidi="ar_AE"/>
         </w:rPr>
@@ -9473,6 +10625,22 @@
       </w:r>
       <w:r>
         <w:rPr>
+          <w:lang w:val="ar_AE" w:bidi="ar_AE"/>
+        </w:rPr>
+        <w:t>בְ⁠יוֹם</w:t>
+      </w:r>
+    </w:p>
+    <w:p>
+      <w:pPr>
+        <w:bidi/>
+      </w:pPr>
+      <w:r>
+        <w:rPr>
+          <w:lang w:val="ar_AE" w:bidi="ar_AE"/>
+        </w:rPr>
+      </w:r>
+      <w:r>
+        <w:rPr>
           <w:b/>
           <w:lang w:val="ar_AE" w:bidi="ar_AE"/>
         </w:rPr>
@@ -9579,6 +10747,22 @@
         <w:rPr>
           <w:lang w:val="ar_AE" w:bidi="ar_AE"/>
         </w:rPr>
+      </w:r>
+    </w:p>
+    <w:p>
+      <w:pPr>
+        <w:bidi/>
+      </w:pPr>
+      <w:r>
+        <w:rPr>
+          <w:lang w:val="ar_AE" w:bidi="ar_AE"/>
+        </w:rPr>
+      </w:r>
+      <w:r>
+        <w:rPr>
+          <w:lang w:val="ar_AE" w:bidi="ar_AE"/>
+        </w:rPr>
+        <w:t>אָחִ֨י⁠ךָ֙</w:t>
       </w:r>
     </w:p>
     <w:p>
@@ -9729,6 +10913,22 @@
       </w:r>
       <w:r>
         <w:rPr>
+          <w:lang w:val="ar_AE" w:bidi="ar_AE"/>
+        </w:rPr>
+        <w:t>לִ⁠בְנֵֽי־יְהוּדָ֖ה</w:t>
+      </w:r>
+    </w:p>
+    <w:p>
+      <w:pPr>
+        <w:bidi/>
+      </w:pPr>
+      <w:r>
+        <w:rPr>
+          <w:lang w:val="ar_AE" w:bidi="ar_AE"/>
+        </w:rPr>
+      </w:r>
+      <w:r>
+        <w:rPr>
           <w:b/>
           <w:lang w:val="ar_AE" w:bidi="ar_AE"/>
         </w:rPr>
@@ -9848,6 +11048,22 @@
       </w:r>
       <w:r>
         <w:rPr>
+          <w:lang w:val="ar_AE" w:bidi="ar_AE"/>
+        </w:rPr>
+        <w:t>וְ⁠אַל־תַּגְדֵּ֥ל פִּ֖י⁠ךָ</w:t>
+      </w:r>
+    </w:p>
+    <w:p>
+      <w:pPr>
+        <w:bidi/>
+      </w:pPr>
+      <w:r>
+        <w:rPr>
+          <w:lang w:val="ar_AE" w:bidi="ar_AE"/>
+        </w:rPr>
+      </w:r>
+      <w:r>
+        <w:rPr>
           <w:b/>
           <w:lang w:val="ar_AE" w:bidi="ar_AE"/>
         </w:rPr>
@@ -9954,6 +11170,22 @@
       </w:r>
       <w:r>
         <w:rPr>
+          <w:lang w:val="ar_AE" w:bidi="ar_AE"/>
+        </w:rPr>
+        <w:t>בְּ⁠י֣וֹם אֵידָ֔⁠ם &amp; בְּ⁠י֣וֹם אֵיד֑⁠וֹ &amp; בְּ⁠י֥וֹם אֵידֽ⁠וֹ</w:t>
+      </w:r>
+    </w:p>
+    <w:p>
+      <w:pPr>
+        <w:bidi/>
+      </w:pPr>
+      <w:r>
+        <w:rPr>
+          <w:lang w:val="ar_AE" w:bidi="ar_AE"/>
+        </w:rPr>
+      </w:r>
+      <w:r>
+        <w:rPr>
           <w:b/>
           <w:lang w:val="ar_AE" w:bidi="ar_AE"/>
         </w:rPr>
@@ -10060,6 +11292,22 @@
         <w:rPr>
           <w:lang w:val="ar_AE" w:bidi="ar_AE"/>
         </w:rPr>
+      </w:r>
+    </w:p>
+    <w:p>
+      <w:pPr>
+        <w:bidi/>
+      </w:pPr>
+      <w:r>
+        <w:rPr>
+          <w:lang w:val="ar_AE" w:bidi="ar_AE"/>
+        </w:rPr>
+      </w:r>
+      <w:r>
+        <w:rPr>
+          <w:lang w:val="ar_AE" w:bidi="ar_AE"/>
+        </w:rPr>
+        <w:t>אֵידָ֔⁠ם &amp; אֵיד֑⁠וֹ &amp; אֵידֽ⁠וֹ</w:t>
       </w:r>
     </w:p>
     <w:p>
@@ -10236,6 +11484,22 @@
       </w:r>
       <w:r>
         <w:rPr>
+          <w:lang w:val="ar_AE" w:bidi="ar_AE"/>
+        </w:rPr>
+        <w:t>גַם־אַתָּ֛ה</w:t>
+      </w:r>
+    </w:p>
+    <w:p>
+      <w:pPr>
+        <w:bidi/>
+      </w:pPr>
+      <w:r>
+        <w:rPr>
+          <w:lang w:val="ar_AE" w:bidi="ar_AE"/>
+        </w:rPr>
+      </w:r>
+      <w:r>
+        <w:rPr>
           <w:b/>
           <w:lang w:val="ar_AE" w:bidi="ar_AE"/>
         </w:rPr>
@@ -10329,6 +11593,22 @@
         <w:rPr>
           <w:lang w:val="ar_AE" w:bidi="ar_AE"/>
         </w:rPr>
+      </w:r>
+    </w:p>
+    <w:p>
+      <w:pPr>
+        <w:bidi/>
+      </w:pPr>
+      <w:r>
+        <w:rPr>
+          <w:lang w:val="ar_AE" w:bidi="ar_AE"/>
+        </w:rPr>
+      </w:r>
+      <w:r>
+        <w:rPr>
+          <w:lang w:val="ar_AE" w:bidi="ar_AE"/>
+        </w:rPr>
+        <w:t>אַל־תֵּ֧רֶא</w:t>
       </w:r>
     </w:p>
     <w:p>
@@ -10479,6 +11759,22 @@
       </w:r>
       <w:r>
         <w:rPr>
+          <w:lang w:val="ar_AE" w:bidi="ar_AE"/>
+        </w:rPr>
+        <w:t>וְ⁠אַל־תִּשְׁלַ֥חְנָה בְ⁠חֵיל֖⁠וֹ</w:t>
+      </w:r>
+    </w:p>
+    <w:p>
+      <w:pPr>
+        <w:bidi/>
+      </w:pPr>
+      <w:r>
+        <w:rPr>
+          <w:lang w:val="ar_AE" w:bidi="ar_AE"/>
+        </w:rPr>
+      </w:r>
+      <w:r>
+        <w:rPr>
           <w:b/>
           <w:lang w:val="ar_AE" w:bidi="ar_AE"/>
         </w:rPr>
@@ -10585,6 +11881,22 @@
       </w:r>
       <w:r>
         <w:rPr>
+          <w:lang w:val="ar_AE" w:bidi="ar_AE"/>
+        </w:rPr>
+        <w:t>הַ⁠פֶּ֔רֶק</w:t>
+      </w:r>
+    </w:p>
+    <w:p>
+      <w:pPr>
+        <w:bidi/>
+      </w:pPr>
+      <w:r>
+        <w:rPr>
+          <w:lang w:val="ar_AE" w:bidi="ar_AE"/>
+        </w:rPr>
+      </w:r>
+      <w:r>
+        <w:rPr>
           <w:b/>
           <w:lang w:val="ar_AE" w:bidi="ar_AE"/>
         </w:rPr>
@@ -10685,6 +11997,22 @@
         <w:rPr>
           <w:lang w:val="ar_AE" w:bidi="ar_AE"/>
         </w:rPr>
+      </w:r>
+    </w:p>
+    <w:p>
+      <w:pPr>
+        <w:bidi/>
+      </w:pPr>
+      <w:r>
+        <w:rPr>
+          <w:lang w:val="ar_AE" w:bidi="ar_AE"/>
+        </w:rPr>
+      </w:r>
+      <w:r>
+        <w:rPr>
+          <w:lang w:val="ar_AE" w:bidi="ar_AE"/>
+        </w:rPr>
+        <w:t>לְ⁠הַכְרִ֖ית</w:t>
       </w:r>
     </w:p>
     <w:p>
@@ -10835,6 +12163,22 @@
       </w:r>
       <w:r>
         <w:rPr>
+          <w:lang w:val="ar_AE" w:bidi="ar_AE"/>
+        </w:rPr>
+        <w:t>וְ⁠אַל־תַּסְגֵּ֥ר שְׂרִידָ֖י⁠ו</w:t>
+      </w:r>
+    </w:p>
+    <w:p>
+      <w:pPr>
+        <w:bidi/>
+      </w:pPr>
+      <w:r>
+        <w:rPr>
+          <w:lang w:val="ar_AE" w:bidi="ar_AE"/>
+        </w:rPr>
+      </w:r>
+      <w:r>
+        <w:rPr>
           <w:b/>
           <w:lang w:val="ar_AE" w:bidi="ar_AE"/>
         </w:rPr>
@@ -11025,6 +12369,22 @@
       </w:r>
       <w:r>
         <w:rPr>
+          <w:lang w:val="ar_AE" w:bidi="ar_AE"/>
+        </w:rPr>
+        <w:t>כִּֽי־קָר֥וֹב יוֹם־יְהוָ֖ה עַל־כָּל־הַ⁠גּוֹיִ֑ם</w:t>
+      </w:r>
+    </w:p>
+    <w:p>
+      <w:pPr>
+        <w:bidi/>
+      </w:pPr>
+      <w:r>
+        <w:rPr>
+          <w:lang w:val="ar_AE" w:bidi="ar_AE"/>
+        </w:rPr>
+      </w:r>
+      <w:r>
+        <w:rPr>
           <w:b/>
           <w:lang w:val="ar_AE" w:bidi="ar_AE"/>
         </w:rPr>
@@ -11117,6 +12477,22 @@
       </w:r>
       <w:r>
         <w:rPr>
+          <w:lang w:val="ar_AE" w:bidi="ar_AE"/>
+        </w:rPr>
+        <w:t>יוֹם־יְהוָ֖ה</w:t>
+      </w:r>
+    </w:p>
+    <w:p>
+      <w:pPr>
+        <w:bidi/>
+      </w:pPr>
+      <w:r>
+        <w:rPr>
+          <w:lang w:val="ar_AE" w:bidi="ar_AE"/>
+        </w:rPr>
+      </w:r>
+      <w:r>
+        <w:rPr>
           <w:b/>
           <w:lang w:val="ar_AE" w:bidi="ar_AE"/>
         </w:rPr>
@@ -11236,6 +12612,22 @@
       </w:r>
       <w:r>
         <w:rPr>
+          <w:lang w:val="ar_AE" w:bidi="ar_AE"/>
+        </w:rPr>
+        <w:t>קָר֥וֹב</w:t>
+      </w:r>
+    </w:p>
+    <w:p>
+      <w:pPr>
+        <w:bidi/>
+      </w:pPr>
+      <w:r>
+        <w:rPr>
+          <w:lang w:val="ar_AE" w:bidi="ar_AE"/>
+        </w:rPr>
+      </w:r>
+      <w:r>
+        <w:rPr>
           <w:b/>
           <w:lang w:val="ar_AE" w:bidi="ar_AE"/>
         </w:rPr>
@@ -11333,6 +12725,22 @@
       </w:r>
       <w:r>
         <w:rPr>
+          <w:lang w:val="ar_AE" w:bidi="ar_AE"/>
+        </w:rPr>
+        <w:t>יֵעָ֣שֶׂה לָּ֔⁠ךְ</w:t>
+      </w:r>
+    </w:p>
+    <w:p>
+      <w:pPr>
+        <w:bidi/>
+      </w:pPr>
+      <w:r>
+        <w:rPr>
+          <w:lang w:val="ar_AE" w:bidi="ar_AE"/>
+        </w:rPr>
+      </w:r>
+      <w:r>
+        <w:rPr>
           <w:b/>
           <w:lang w:val="ar_AE" w:bidi="ar_AE"/>
         </w:rPr>
@@ -11439,6 +12847,22 @@
       </w:r>
       <w:r>
         <w:rPr>
+          <w:lang w:val="ar_AE" w:bidi="ar_AE"/>
+        </w:rPr>
+        <w:t>גְּמֻלְ⁠ךָ֖ יָשׁ֥וּב בְּ⁠רֹאשֶֽׁ⁠ךָ</w:t>
+      </w:r>
+    </w:p>
+    <w:p>
+      <w:pPr>
+        <w:bidi/>
+      </w:pPr>
+      <w:r>
+        <w:rPr>
+          <w:lang w:val="ar_AE" w:bidi="ar_AE"/>
+        </w:rPr>
+      </w:r>
+      <w:r>
+        <w:rPr>
           <w:b/>
           <w:lang w:val="ar_AE" w:bidi="ar_AE"/>
         </w:rPr>
@@ -11545,6 +12969,22 @@
       </w:r>
       <w:r>
         <w:rPr>
+          <w:lang w:val="ar_AE" w:bidi="ar_AE"/>
+        </w:rPr>
+        <w:t>בְּ⁠רֹאשֶֽׁ⁠ךָ</w:t>
+      </w:r>
+    </w:p>
+    <w:p>
+      <w:pPr>
+        <w:bidi/>
+      </w:pPr>
+      <w:r>
+        <w:rPr>
+          <w:lang w:val="ar_AE" w:bidi="ar_AE"/>
+        </w:rPr>
+      </w:r>
+      <w:r>
+        <w:rPr>
           <w:b/>
           <w:lang w:val="ar_AE" w:bidi="ar_AE"/>
         </w:rPr>
@@ -11664,6 +13104,22 @@
       </w:r>
       <w:r>
         <w:rPr>
+          <w:lang w:val="ar_AE" w:bidi="ar_AE"/>
+        </w:rPr>
+        <w:t>כִּ֗י כַּֽ⁠אֲשֶׁ֤ר שְׁתִיתֶם֙</w:t>
+      </w:r>
+    </w:p>
+    <w:p>
+      <w:pPr>
+        <w:bidi/>
+      </w:pPr>
+      <w:r>
+        <w:rPr>
+          <w:lang w:val="ar_AE" w:bidi="ar_AE"/>
+        </w:rPr>
+      </w:r>
+      <w:r>
+        <w:rPr>
           <w:b/>
           <w:lang w:val="ar_AE" w:bidi="ar_AE"/>
         </w:rPr>
@@ -11756,6 +13212,22 @@
       </w:r>
       <w:r>
         <w:rPr>
+          <w:lang w:val="ar_AE" w:bidi="ar_AE"/>
+        </w:rPr>
+        <w:t>כַּֽ⁠אֲשֶׁ֤ר שְׁתִיתֶם֙</w:t>
+      </w:r>
+    </w:p>
+    <w:p>
+      <w:pPr>
+        <w:bidi/>
+      </w:pPr>
+      <w:r>
+        <w:rPr>
+          <w:lang w:val="ar_AE" w:bidi="ar_AE"/>
+        </w:rPr>
+      </w:r>
+      <w:r>
+        <w:rPr>
           <w:b/>
           <w:lang w:val="ar_AE" w:bidi="ar_AE"/>
         </w:rPr>
@@ -11861,6 +13333,22 @@
       </w:r>
       <w:r>
         <w:rPr>
+          <w:lang w:val="ar_AE" w:bidi="ar_AE"/>
+        </w:rPr>
+        <w:t>שְׁתִיתֶם֙</w:t>
+      </w:r>
+    </w:p>
+    <w:p>
+      <w:pPr>
+        <w:bidi/>
+      </w:pPr>
+      <w:r>
+        <w:rPr>
+          <w:lang w:val="ar_AE" w:bidi="ar_AE"/>
+        </w:rPr>
+      </w:r>
+      <w:r>
+        <w:rPr>
           <w:b/>
           <w:lang w:val="ar_AE" w:bidi="ar_AE"/>
         </w:rPr>
@@ -11967,6 +13455,22 @@
       </w:r>
       <w:r>
         <w:rPr>
+          <w:lang w:val="ar_AE" w:bidi="ar_AE"/>
+        </w:rPr>
+        <w:t>עַל־הַ֣ר קָדְשִׁ֔⁠י</w:t>
+      </w:r>
+    </w:p>
+    <w:p>
+      <w:pPr>
+        <w:bidi/>
+      </w:pPr>
+      <w:r>
+        <w:rPr>
+          <w:lang w:val="ar_AE" w:bidi="ar_AE"/>
+        </w:rPr>
+      </w:r>
+      <w:r>
+        <w:rPr>
           <w:b/>
           <w:lang w:val="ar_AE" w:bidi="ar_AE"/>
         </w:rPr>
@@ -12086,6 +13590,22 @@
       </w:r>
       <w:r>
         <w:rPr>
+          <w:lang w:val="ar_AE" w:bidi="ar_AE"/>
+        </w:rPr>
+        <w:t>יִשְׁתּ֥וּ כָֽל־הַ⁠גּוֹיִ֖ם תָּמִ֑יד</w:t>
+      </w:r>
+    </w:p>
+    <w:p>
+      <w:pPr>
+        <w:bidi/>
+      </w:pPr>
+      <w:r>
+        <w:rPr>
+          <w:lang w:val="ar_AE" w:bidi="ar_AE"/>
+        </w:rPr>
+      </w:r>
+      <w:r>
+        <w:rPr>
           <w:b/>
           <w:lang w:val="ar_AE" w:bidi="ar_AE"/>
         </w:rPr>
@@ -12205,6 +13725,22 @@
       </w:r>
       <w:r>
         <w:rPr>
+          <w:lang w:val="ar_AE" w:bidi="ar_AE"/>
+        </w:rPr>
+        <w:t>וְ⁠שָׁת֣וּ וְ⁠לָע֔וּ</w:t>
+      </w:r>
+    </w:p>
+    <w:p>
+      <w:pPr>
+        <w:bidi/>
+      </w:pPr>
+      <w:r>
+        <w:rPr>
+          <w:lang w:val="ar_AE" w:bidi="ar_AE"/>
+        </w:rPr>
+      </w:r>
+      <w:r>
+        <w:rPr>
           <w:b/>
           <w:lang w:val="ar_AE" w:bidi="ar_AE"/>
         </w:rPr>
@@ -12337,6 +13873,22 @@
       </w:r>
       <w:r>
         <w:rPr>
+          <w:lang w:val="ar_AE" w:bidi="ar_AE"/>
+        </w:rPr>
+        <w:t>וְ⁠שָׁת֣וּ וְ⁠לָע֔וּ</w:t>
+      </w:r>
+    </w:p>
+    <w:p>
+      <w:pPr>
+        <w:bidi/>
+      </w:pPr>
+      <w:r>
+        <w:rPr>
+          <w:lang w:val="ar_AE" w:bidi="ar_AE"/>
+        </w:rPr>
+      </w:r>
+      <w:r>
+        <w:rPr>
           <w:b/>
           <w:lang w:val="ar_AE" w:bidi="ar_AE"/>
         </w:rPr>
@@ -12442,6 +13994,22 @@
         <w:rPr>
           <w:lang w:val="ar_AE" w:bidi="ar_AE"/>
         </w:rPr>
+      </w:r>
+    </w:p>
+    <w:p>
+      <w:pPr>
+        <w:bidi/>
+      </w:pPr>
+      <w:r>
+        <w:rPr>
+          <w:lang w:val="ar_AE" w:bidi="ar_AE"/>
+        </w:rPr>
+      </w:r>
+      <w:r>
+        <w:rPr>
+          <w:lang w:val="ar_AE" w:bidi="ar_AE"/>
+        </w:rPr>
+        <w:t>וּ⁠בְ⁠הַ֥ר צִיּ֛וֹן תִּהְיֶ֥ה פְלֵיטָ֖ה</w:t>
       </w:r>
     </w:p>
     <w:p>
@@ -12592,6 +14160,22 @@
       </w:r>
       <w:r>
         <w:rPr>
+          <w:lang w:val="ar_AE" w:bidi="ar_AE"/>
+        </w:rPr>
+        <w:t>וּ⁠בְ⁠הַ֥ר צִיּ֛וֹן</w:t>
+      </w:r>
+    </w:p>
+    <w:p>
+      <w:pPr>
+        <w:bidi/>
+      </w:pPr>
+      <w:r>
+        <w:rPr>
+          <w:lang w:val="ar_AE" w:bidi="ar_AE"/>
+        </w:rPr>
+      </w:r>
+      <w:r>
+        <w:rPr>
           <w:b/>
           <w:lang w:val="ar_AE" w:bidi="ar_AE"/>
         </w:rPr>
@@ -12684,6 +14268,22 @@
       </w:r>
       <w:r>
         <w:rPr>
+          <w:lang w:val="ar_AE" w:bidi="ar_AE"/>
+        </w:rPr>
+        <w:t>וְ⁠הָ֣יָה קֹ֑דֶשׁ</w:t>
+      </w:r>
+    </w:p>
+    <w:p>
+      <w:pPr>
+        <w:bidi/>
+      </w:pPr>
+      <w:r>
+        <w:rPr>
+          <w:lang w:val="ar_AE" w:bidi="ar_AE"/>
+        </w:rPr>
+      </w:r>
+      <w:r>
+        <w:rPr>
           <w:b/>
           <w:lang w:val="ar_AE" w:bidi="ar_AE"/>
         </w:rPr>
@@ -12803,6 +14403,22 @@
       </w:r>
       <w:r>
         <w:rPr>
+          <w:lang w:val="ar_AE" w:bidi="ar_AE"/>
+        </w:rPr>
+        <w:t>בֵּ֣ית יַֽעֲקֹ֔ב</w:t>
+      </w:r>
+    </w:p>
+    <w:p>
+      <w:pPr>
+        <w:bidi/>
+      </w:pPr>
+      <w:r>
+        <w:rPr>
+          <w:lang w:val="ar_AE" w:bidi="ar_AE"/>
+        </w:rPr>
+      </w:r>
+      <w:r>
+        <w:rPr>
           <w:b/>
           <w:lang w:val="ar_AE" w:bidi="ar_AE"/>
         </w:rPr>
@@ -12922,6 +14538,22 @@
       </w:r>
       <w:r>
         <w:rPr>
+          <w:lang w:val="ar_AE" w:bidi="ar_AE"/>
+        </w:rPr>
+        <w:t>אֵ֖ת מוֹרָֽשֵׁי⁠הֶם</w:t>
+      </w:r>
+    </w:p>
+    <w:p>
+      <w:pPr>
+        <w:bidi/>
+      </w:pPr>
+      <w:r>
+        <w:rPr>
+          <w:lang w:val="ar_AE" w:bidi="ar_AE"/>
+        </w:rPr>
+      </w:r>
+      <w:r>
+        <w:rPr>
           <w:b/>
           <w:lang w:val="ar_AE" w:bidi="ar_AE"/>
         </w:rPr>
@@ -13019,6 +14651,22 @@
       </w:r>
       <w:r>
         <w:rPr>
+          <w:lang w:val="ar_AE" w:bidi="ar_AE"/>
+        </w:rPr>
+        <w:t>וְ⁠הָיָה֩ בֵית־יַעֲקֹ֨ב אֵ֜שׁ וּ⁠בֵ֧ית יוֹסֵ֣ף לֶהָבָ֗ה</w:t>
+      </w:r>
+    </w:p>
+    <w:p>
+      <w:pPr>
+        <w:bidi/>
+      </w:pPr>
+      <w:r>
+        <w:rPr>
+          <w:lang w:val="ar_AE" w:bidi="ar_AE"/>
+        </w:rPr>
+      </w:r>
+      <w:r>
+        <w:rPr>
           <w:b/>
           <w:lang w:val="ar_AE" w:bidi="ar_AE"/>
         </w:rPr>
@@ -13125,6 +14773,22 @@
       </w:r>
       <w:r>
         <w:rPr>
+          <w:lang w:val="ar_AE" w:bidi="ar_AE"/>
+        </w:rPr>
+        <w:t>בֵית־יַעֲקֹ֨ב</w:t>
+      </w:r>
+    </w:p>
+    <w:p>
+      <w:pPr>
+        <w:bidi/>
+      </w:pPr>
+      <w:r>
+        <w:rPr>
+          <w:lang w:val="ar_AE" w:bidi="ar_AE"/>
+        </w:rPr>
+      </w:r>
+      <w:r>
+        <w:rPr>
           <w:b/>
           <w:lang w:val="ar_AE" w:bidi="ar_AE"/>
         </w:rPr>
@@ -13244,6 +14908,22 @@
       </w:r>
       <w:r>
         <w:rPr>
+          <w:lang w:val="ar_AE" w:bidi="ar_AE"/>
+        </w:rPr>
+        <w:t>וּ⁠בֵ֧ית יוֹסֵ֣ף</w:t>
+      </w:r>
+    </w:p>
+    <w:p>
+      <w:pPr>
+        <w:bidi/>
+      </w:pPr>
+      <w:r>
+        <w:rPr>
+          <w:lang w:val="ar_AE" w:bidi="ar_AE"/>
+        </w:rPr>
+      </w:r>
+      <w:r>
+        <w:rPr>
           <w:b/>
           <w:lang w:val="ar_AE" w:bidi="ar_AE"/>
         </w:rPr>
@@ -13350,6 +15030,22 @@
       </w:r>
       <w:r>
         <w:rPr>
+          <w:lang w:val="ar_AE" w:bidi="ar_AE"/>
+        </w:rPr>
+        <w:t>וּ⁠בֵ֤ית עֵשָׂו֙ &amp; לְ⁠בֵ֣ית עֵשָׂ֔ו</w:t>
+      </w:r>
+    </w:p>
+    <w:p>
+      <w:pPr>
+        <w:bidi/>
+      </w:pPr>
+      <w:r>
+        <w:rPr>
+          <w:lang w:val="ar_AE" w:bidi="ar_AE"/>
+        </w:rPr>
+      </w:r>
+      <w:r>
+        <w:rPr>
           <w:b/>
           <w:lang w:val="ar_AE" w:bidi="ar_AE"/>
         </w:rPr>
@@ -13470,6 +15166,22 @@
       </w:r>
       <w:r>
         <w:rPr>
+          <w:lang w:val="ar_AE" w:bidi="ar_AE"/>
+        </w:rPr>
+        <w:t>אֵ֜שׁ &amp; לֶהָבָ֗ה &amp; לְ⁠קַ֔שׁ</w:t>
+      </w:r>
+    </w:p>
+    <w:p>
+      <w:pPr>
+        <w:bidi/>
+      </w:pPr>
+      <w:r>
+        <w:rPr>
+          <w:lang w:val="ar_AE" w:bidi="ar_AE"/>
+        </w:rPr>
+      </w:r>
+      <w:r>
+        <w:rPr>
           <w:b/>
           <w:lang w:val="ar_AE" w:bidi="ar_AE"/>
         </w:rPr>
@@ -13562,6 +15274,22 @@
       </w:r>
       <w:r>
         <w:rPr>
+          <w:lang w:val="ar_AE" w:bidi="ar_AE"/>
+        </w:rPr>
+        <w:t>לְ⁠קַ֔שׁ</w:t>
+      </w:r>
+    </w:p>
+    <w:p>
+      <w:pPr>
+        <w:bidi/>
+      </w:pPr>
+      <w:r>
+        <w:rPr>
+          <w:lang w:val="ar_AE" w:bidi="ar_AE"/>
+        </w:rPr>
+      </w:r>
+      <w:r>
+        <w:rPr>
           <w:b/>
           <w:lang w:val="ar_AE" w:bidi="ar_AE"/>
         </w:rPr>
@@ -13681,6 +15409,22 @@
       </w:r>
       <w:r>
         <w:rPr>
+          <w:lang w:val="ar_AE" w:bidi="ar_AE"/>
+        </w:rPr>
+        <w:t>וְ⁠דָלְק֥וּ בָ⁠הֶ֖ם וַ⁠אֲכָל֑וּ⁠ם</w:t>
+      </w:r>
+    </w:p>
+    <w:p>
+      <w:pPr>
+        <w:bidi/>
+      </w:pPr>
+      <w:r>
+        <w:rPr>
+          <w:lang w:val="ar_AE" w:bidi="ar_AE"/>
+        </w:rPr>
+      </w:r>
+      <w:r>
+        <w:rPr>
           <w:b/>
           <w:lang w:val="ar_AE" w:bidi="ar_AE"/>
         </w:rPr>
@@ -13813,6 +15557,22 @@
       </w:r>
       <w:r>
         <w:rPr>
+          <w:lang w:val="ar_AE" w:bidi="ar_AE"/>
+        </w:rPr>
+        <w:t>כִּ֥י</w:t>
+      </w:r>
+    </w:p>
+    <w:p>
+      <w:pPr>
+        <w:bidi/>
+      </w:pPr>
+      <w:r>
+        <w:rPr>
+          <w:lang w:val="ar_AE" w:bidi="ar_AE"/>
+        </w:rPr>
+      </w:r>
+      <w:r>
+        <w:rPr>
           <w:b/>
           <w:lang w:val="ar_AE" w:bidi="ar_AE"/>
         </w:rPr>
@@ -13919,6 +15679,22 @@
       </w:r>
       <w:r>
         <w:rPr>
+          <w:lang w:val="ar_AE" w:bidi="ar_AE"/>
+        </w:rPr>
+        <w:t>כִּ֥י יְהוָ֖ה דִּבֵּֽר</w:t>
+      </w:r>
+    </w:p>
+    <w:p>
+      <w:pPr>
+        <w:bidi/>
+      </w:pPr>
+      <w:r>
+        <w:rPr>
+          <w:lang w:val="ar_AE" w:bidi="ar_AE"/>
+        </w:rPr>
+      </w:r>
+      <w:r>
+        <w:rPr>
           <w:b/>
           <w:lang w:val="ar_AE" w:bidi="ar_AE"/>
         </w:rPr>
@@ -14025,6 +15801,22 @@
       </w:r>
       <w:r>
         <w:rPr>
+          <w:lang w:val="ar_AE" w:bidi="ar_AE"/>
+        </w:rPr>
+        <w:t>וְ⁠יָרְשׁ֨וּ</w:t>
+      </w:r>
+    </w:p>
+    <w:p>
+      <w:pPr>
+        <w:bidi/>
+      </w:pPr>
+      <w:r>
+        <w:rPr>
+          <w:lang w:val="ar_AE" w:bidi="ar_AE"/>
+        </w:rPr>
+      </w:r>
+      <w:r>
+        <w:rPr>
           <w:b/>
           <w:lang w:val="ar_AE" w:bidi="ar_AE"/>
         </w:rPr>
@@ -14109,6 +15901,22 @@
       </w:r>
       <w:r>
         <w:rPr>
+          <w:lang w:val="ar_AE" w:bidi="ar_AE"/>
+        </w:rPr>
+        <w:t>הַ⁠נֶּ֜גֶב</w:t>
+      </w:r>
+    </w:p>
+    <w:p>
+      <w:pPr>
+        <w:bidi/>
+      </w:pPr>
+      <w:r>
+        <w:rPr>
+          <w:lang w:val="ar_AE" w:bidi="ar_AE"/>
+        </w:rPr>
+      </w:r>
+      <w:r>
+        <w:rPr>
           <w:b/>
           <w:lang w:val="ar_AE" w:bidi="ar_AE"/>
         </w:rPr>
@@ -14222,6 +16030,22 @@
       </w:r>
       <w:r>
         <w:rPr>
+          <w:lang w:val="ar_AE" w:bidi="ar_AE"/>
+        </w:rPr>
+        <w:t>אֶת־הַ֣ר עֵשָׂ֗ו</w:t>
+      </w:r>
+    </w:p>
+    <w:p>
+      <w:pPr>
+        <w:bidi/>
+      </w:pPr>
+      <w:r>
+        <w:rPr>
+          <w:lang w:val="ar_AE" w:bidi="ar_AE"/>
+        </w:rPr>
+      </w:r>
+      <w:r>
+        <w:rPr>
           <w:b/>
           <w:lang w:val="ar_AE" w:bidi="ar_AE"/>
         </w:rPr>
@@ -14328,6 +16152,22 @@
       </w:r>
       <w:r>
         <w:rPr>
+          <w:lang w:val="ar_AE" w:bidi="ar_AE"/>
+        </w:rPr>
+        <w:t>וְ⁠הַ⁠שְּׁפֵלָה֙</w:t>
+      </w:r>
+    </w:p>
+    <w:p>
+      <w:pPr>
+        <w:bidi/>
+      </w:pPr>
+      <w:r>
+        <w:rPr>
+          <w:lang w:val="ar_AE" w:bidi="ar_AE"/>
+        </w:rPr>
+      </w:r>
+      <w:r>
+        <w:rPr>
           <w:b/>
           <w:lang w:val="ar_AE" w:bidi="ar_AE"/>
         </w:rPr>
@@ -14441,6 +16281,22 @@
       </w:r>
       <w:r>
         <w:rPr>
+          <w:lang w:val="ar_AE" w:bidi="ar_AE"/>
+        </w:rPr>
+        <w:t>וְ⁠הַ⁠שְּׁפֵלָה֙ אֶת־פְּלִשְׁתִּ֔ים</w:t>
+      </w:r>
+    </w:p>
+    <w:p>
+      <w:pPr>
+        <w:bidi/>
+      </w:pPr>
+      <w:r>
+        <w:rPr>
+          <w:lang w:val="ar_AE" w:bidi="ar_AE"/>
+        </w:rPr>
+      </w:r>
+      <w:r>
+        <w:rPr>
           <w:b/>
           <w:lang w:val="ar_AE" w:bidi="ar_AE"/>
         </w:rPr>
@@ -14560,6 +16416,22 @@
       </w:r>
       <w:r>
         <w:rPr>
+          <w:lang w:val="ar_AE" w:bidi="ar_AE"/>
+        </w:rPr>
+        <w:t>אֶת־פְּלִשְׁתִּ֔ים</w:t>
+      </w:r>
+    </w:p>
+    <w:p>
+      <w:pPr>
+        <w:bidi/>
+      </w:pPr>
+      <w:r>
+        <w:rPr>
+          <w:lang w:val="ar_AE" w:bidi="ar_AE"/>
+        </w:rPr>
+      </w:r>
+      <w:r>
+        <w:rPr>
           <w:b/>
           <w:lang w:val="ar_AE" w:bidi="ar_AE"/>
         </w:rPr>
@@ -14679,6 +16551,22 @@
       </w:r>
       <w:r>
         <w:rPr>
+          <w:lang w:val="ar_AE" w:bidi="ar_AE"/>
+        </w:rPr>
+        <w:t>וְ⁠יָרְשׁוּ֙</w:t>
+      </w:r>
+    </w:p>
+    <w:p>
+      <w:pPr>
+        <w:bidi/>
+      </w:pPr>
+      <w:r>
+        <w:rPr>
+          <w:lang w:val="ar_AE" w:bidi="ar_AE"/>
+        </w:rPr>
+      </w:r>
+      <w:r>
+        <w:rPr>
           <w:b/>
           <w:lang w:val="ar_AE" w:bidi="ar_AE"/>
         </w:rPr>
@@ -14763,6 +16651,22 @@
       </w:r>
       <w:r>
         <w:rPr>
+          <w:lang w:val="ar_AE" w:bidi="ar_AE"/>
+        </w:rPr>
+        <w:t>אֶת־שְׂדֵ֣ה אֶפְרַ֔יִם וְ⁠אֵ֖ת שְׂדֵ֣ה שֹׁמְר֑וֹן</w:t>
+      </w:r>
+    </w:p>
+    <w:p>
+      <w:pPr>
+        <w:bidi/>
+      </w:pPr>
+      <w:r>
+        <w:rPr>
+          <w:lang w:val="ar_AE" w:bidi="ar_AE"/>
+        </w:rPr>
+      </w:r>
+      <w:r>
+        <w:rPr>
           <w:b/>
           <w:lang w:val="ar_AE" w:bidi="ar_AE"/>
         </w:rPr>
@@ -14882,6 +16786,22 @@
       </w:r>
       <w:r>
         <w:rPr>
+          <w:lang w:val="ar_AE" w:bidi="ar_AE"/>
+        </w:rPr>
+        <w:t>וּ⁠בִנְיָמִ֖ן</w:t>
+      </w:r>
+    </w:p>
+    <w:p>
+      <w:pPr>
+        <w:bidi/>
+      </w:pPr>
+      <w:r>
+        <w:rPr>
+          <w:lang w:val="ar_AE" w:bidi="ar_AE"/>
+        </w:rPr>
+      </w:r>
+      <w:r>
+        <w:rPr>
           <w:b/>
           <w:lang w:val="ar_AE" w:bidi="ar_AE"/>
         </w:rPr>
@@ -15001,6 +16921,22 @@
       </w:r>
       <w:r>
         <w:rPr>
+          <w:lang w:val="ar_AE" w:bidi="ar_AE"/>
+        </w:rPr>
+        <w:t>וּ⁠בִנְיָמִ֖ן אֶת־הַ⁠גִּלְעָֽד</w:t>
+      </w:r>
+    </w:p>
+    <w:p>
+      <w:pPr>
+        <w:bidi/>
+      </w:pPr>
+      <w:r>
+        <w:rPr>
+          <w:lang w:val="ar_AE" w:bidi="ar_AE"/>
+        </w:rPr>
+      </w:r>
+      <w:r>
+        <w:rPr>
           <w:b/>
           <w:lang w:val="ar_AE" w:bidi="ar_AE"/>
         </w:rPr>
@@ -15120,6 +17056,22 @@
       </w:r>
       <w:r>
         <w:rPr>
+          <w:lang w:val="ar_AE" w:bidi="ar_AE"/>
+        </w:rPr>
+        <w:t>אֶת־הַ⁠גִּלְעָֽד</w:t>
+      </w:r>
+    </w:p>
+    <w:p>
+      <w:pPr>
+        <w:bidi/>
+      </w:pPr>
+      <w:r>
+        <w:rPr>
+          <w:lang w:val="ar_AE" w:bidi="ar_AE"/>
+        </w:rPr>
+      </w:r>
+      <w:r>
+        <w:rPr>
           <w:b/>
           <w:lang w:val="ar_AE" w:bidi="ar_AE"/>
         </w:rPr>
@@ -15219,6 +17171,22 @@
       </w:r>
       <w:r>
         <w:rPr>
+          <w:lang w:val="ar_AE" w:bidi="ar_AE"/>
+        </w:rPr>
+        <w:t>וְ⁠גָלֻ֣ת הַֽ⁠חֵל־הַ֠⁠זֶּה</w:t>
+      </w:r>
+    </w:p>
+    <w:p>
+      <w:pPr>
+        <w:bidi/>
+      </w:pPr>
+      <w:r>
+        <w:rPr>
+          <w:lang w:val="ar_AE" w:bidi="ar_AE"/>
+        </w:rPr>
+      </w:r>
+      <w:r>
+        <w:rPr>
           <w:b/>
           <w:lang w:val="ar_AE" w:bidi="ar_AE"/>
         </w:rPr>
@@ -15338,6 +17306,22 @@
       </w:r>
       <w:r>
         <w:rPr>
+          <w:lang w:val="ar_AE" w:bidi="ar_AE"/>
+        </w:rPr>
+        <w:t>הַֽ⁠חֵל</w:t>
+      </w:r>
+    </w:p>
+    <w:p>
+      <w:pPr>
+        <w:bidi/>
+      </w:pPr>
+      <w:r>
+        <w:rPr>
+          <w:lang w:val="ar_AE" w:bidi="ar_AE"/>
+        </w:rPr>
+      </w:r>
+      <w:r>
+        <w:rPr>
           <w:b/>
           <w:lang w:val="ar_AE" w:bidi="ar_AE"/>
         </w:rPr>
@@ -15421,6 +17405,22 @@
       </w:r>
       <w:r>
         <w:rPr>
+          <w:lang w:val="ar_AE" w:bidi="ar_AE"/>
+        </w:rPr>
+        <w:t>לִ⁠בְנֵ֨י יִשְׂרָאֵ֤ל</w:t>
+      </w:r>
+    </w:p>
+    <w:p>
+      <w:pPr>
+        <w:bidi/>
+      </w:pPr>
+      <w:r>
+        <w:rPr>
+          <w:lang w:val="ar_AE" w:bidi="ar_AE"/>
+        </w:rPr>
+      </w:r>
+      <w:r>
+        <w:rPr>
           <w:b/>
           <w:lang w:val="ar_AE" w:bidi="ar_AE"/>
         </w:rPr>
@@ -15579,6 +17579,22 @@
       </w:r>
       <w:r>
         <w:rPr>
+          <w:lang w:val="ar_AE" w:bidi="ar_AE"/>
+        </w:rPr>
+        <w:t>אֲשֶֽׁר־כְּנַעֲנִים֙</w:t>
+      </w:r>
+    </w:p>
+    <w:p>
+      <w:pPr>
+        <w:bidi/>
+      </w:pPr>
+      <w:r>
+        <w:rPr>
+          <w:lang w:val="ar_AE" w:bidi="ar_AE"/>
+        </w:rPr>
+      </w:r>
+      <w:r>
+        <w:rPr>
           <w:b/>
           <w:lang w:val="ar_AE" w:bidi="ar_AE"/>
         </w:rPr>
@@ -15685,6 +17701,22 @@
       </w:r>
       <w:r>
         <w:rPr>
+          <w:lang w:val="ar_AE" w:bidi="ar_AE"/>
+        </w:rPr>
+        <w:t>עַד־צָ֣רְפַ֔ת</w:t>
+      </w:r>
+    </w:p>
+    <w:p>
+      <w:pPr>
+        <w:bidi/>
+      </w:pPr>
+      <w:r>
+        <w:rPr>
+          <w:lang w:val="ar_AE" w:bidi="ar_AE"/>
+        </w:rPr>
+      </w:r>
+      <w:r>
+        <w:rPr>
           <w:b/>
           <w:lang w:val="ar_AE" w:bidi="ar_AE"/>
         </w:rPr>
@@ -15791,6 +17823,22 @@
       </w:r>
       <w:r>
         <w:rPr>
+          <w:lang w:val="ar_AE" w:bidi="ar_AE"/>
+        </w:rPr>
+        <w:t>עַד־צָ֣רְפַ֔ת</w:t>
+      </w:r>
+    </w:p>
+    <w:p>
+      <w:pPr>
+        <w:bidi/>
+      </w:pPr>
+      <w:r>
+        <w:rPr>
+          <w:lang w:val="ar_AE" w:bidi="ar_AE"/>
+        </w:rPr>
+      </w:r>
+      <w:r>
+        <w:rPr>
           <w:b/>
           <w:lang w:val="ar_AE" w:bidi="ar_AE"/>
         </w:rPr>
@@ -15895,6 +17943,22 @@
       </w:r>
       <w:r>
         <w:rPr>
+          <w:lang w:val="ar_AE" w:bidi="ar_AE"/>
+        </w:rPr>
+        <w:t>וְ⁠גָלֻ֥ת יְרוּשָׁלִַ֖ם</w:t>
+      </w:r>
+    </w:p>
+    <w:p>
+      <w:pPr>
+        <w:bidi/>
+      </w:pPr>
+      <w:r>
+        <w:rPr>
+          <w:lang w:val="ar_AE" w:bidi="ar_AE"/>
+        </w:rPr>
+      </w:r>
+      <w:r>
+        <w:rPr>
           <w:b/>
           <w:lang w:val="ar_AE" w:bidi="ar_AE"/>
         </w:rPr>
@@ -16014,6 +18078,22 @@
       </w:r>
       <w:r>
         <w:rPr>
+          <w:lang w:val="ar_AE" w:bidi="ar_AE"/>
+        </w:rPr>
+        <w:t>בִּ⁠סְפָרַ֑ד</w:t>
+      </w:r>
+    </w:p>
+    <w:p>
+      <w:pPr>
+        <w:bidi/>
+      </w:pPr>
+      <w:r>
+        <w:rPr>
+          <w:lang w:val="ar_AE" w:bidi="ar_AE"/>
+        </w:rPr>
+      </w:r>
+      <w:r>
+        <w:rPr>
           <w:b/>
           <w:lang w:val="ar_AE" w:bidi="ar_AE"/>
         </w:rPr>
@@ -16127,6 +18207,22 @@
       </w:r>
       <w:r>
         <w:rPr>
+          <w:lang w:val="ar_AE" w:bidi="ar_AE"/>
+        </w:rPr>
+        <w:t>יִֽרְשׁ֕וּ</w:t>
+      </w:r>
+    </w:p>
+    <w:p>
+      <w:pPr>
+        <w:bidi/>
+      </w:pPr>
+      <w:r>
+        <w:rPr>
+          <w:lang w:val="ar_AE" w:bidi="ar_AE"/>
+        </w:rPr>
+      </w:r>
+      <w:r>
+        <w:rPr>
           <w:b/>
           <w:lang w:val="ar_AE" w:bidi="ar_AE"/>
         </w:rPr>
@@ -16233,6 +18329,22 @@
         <w:rPr>
           <w:lang w:val="ar_AE" w:bidi="ar_AE"/>
         </w:rPr>
+      </w:r>
+    </w:p>
+    <w:p>
+      <w:pPr>
+        <w:bidi/>
+      </w:pPr>
+      <w:r>
+        <w:rPr>
+          <w:lang w:val="ar_AE" w:bidi="ar_AE"/>
+        </w:rPr>
+      </w:r>
+      <w:r>
+        <w:rPr>
+          <w:lang w:val="ar_AE" w:bidi="ar_AE"/>
+        </w:rPr>
+        <w:t>הַ⁠נֶּֽגֶב</w:t>
       </w:r>
     </w:p>
     <w:p>
@@ -16377,6 +18489,22 @@
       </w:r>
       <w:r>
         <w:rPr>
+          <w:lang w:val="ar_AE" w:bidi="ar_AE"/>
+        </w:rPr>
+        <w:t>וְ⁠עָל֤וּ מֽוֹשִׁעִים֙ בְּ⁠הַ֣ר צִיּ֔וֹן לִ⁠שְׁפֹּ֖ט אֶת־הַ֣ר עֵשָׂ֑ו</w:t>
+      </w:r>
+    </w:p>
+    <w:p>
+      <w:pPr>
+        <w:bidi/>
+      </w:pPr>
+      <w:r>
+        <w:rPr>
+          <w:lang w:val="ar_AE" w:bidi="ar_AE"/>
+        </w:rPr>
+      </w:r>
+      <w:r>
+        <w:rPr>
           <w:b/>
           <w:lang w:val="ar_AE" w:bidi="ar_AE"/>
         </w:rPr>
@@ -16483,6 +18611,22 @@
       </w:r>
       <w:r>
         <w:rPr>
+          <w:lang w:val="ar_AE" w:bidi="ar_AE"/>
+        </w:rPr>
+        <w:t>מֽוֹשִׁעִים֙</w:t>
+      </w:r>
+    </w:p>
+    <w:p>
+      <w:pPr>
+        <w:bidi/>
+      </w:pPr>
+      <w:r>
+        <w:rPr>
+          <w:lang w:val="ar_AE" w:bidi="ar_AE"/>
+        </w:rPr>
+      </w:r>
+      <w:r>
+        <w:rPr>
           <w:b/>
           <w:lang w:val="ar_AE" w:bidi="ar_AE"/>
         </w:rPr>
@@ -16580,6 +18724,22 @@
       </w:r>
       <w:r>
         <w:rPr>
+          <w:lang w:val="ar_AE" w:bidi="ar_AE"/>
+        </w:rPr>
+        <w:t>בְּ⁠הַ֣ר צִיּ֔וֹן</w:t>
+      </w:r>
+    </w:p>
+    <w:p>
+      <w:pPr>
+        <w:bidi/>
+      </w:pPr>
+      <w:r>
+        <w:rPr>
+          <w:lang w:val="ar_AE" w:bidi="ar_AE"/>
+        </w:rPr>
+      </w:r>
+      <w:r>
+        <w:rPr>
           <w:b/>
           <w:lang w:val="ar_AE" w:bidi="ar_AE"/>
         </w:rPr>
@@ -16686,6 +18846,22 @@
       </w:r>
       <w:r>
         <w:rPr>
+          <w:lang w:val="ar_AE" w:bidi="ar_AE"/>
+        </w:rPr>
+        <w:t>אֶת־הַ֣ר עֵשָׂ֑ו</w:t>
+      </w:r>
+    </w:p>
+    <w:p>
+      <w:pPr>
+        <w:bidi/>
+      </w:pPr>
+      <w:r>
+        <w:rPr>
+          <w:lang w:val="ar_AE" w:bidi="ar_AE"/>
+        </w:rPr>
+      </w:r>
+      <w:r>
+        <w:rPr>
           <w:b/>
           <w:lang w:val="ar_AE" w:bidi="ar_AE"/>
         </w:rPr>
@@ -16779,6 +18955,22 @@
         <w:rPr>
           <w:lang w:val="ar_AE" w:bidi="ar_AE"/>
         </w:rPr>
+      </w:r>
+    </w:p>
+    <w:p>
+      <w:pPr>
+        <w:bidi/>
+      </w:pPr>
+      <w:r>
+        <w:rPr>
+          <w:lang w:val="ar_AE" w:bidi="ar_AE"/>
+        </w:rPr>
+      </w:r>
+      <w:r>
+        <w:rPr>
+          <w:lang w:val="ar_AE" w:bidi="ar_AE"/>
+        </w:rPr>
+        <w:t>וְ⁠הָיְתָ֥ה לַֽ⁠יהוָ֖ה הַ⁠מְּלוּכָֽה</w:t>
       </w:r>
     </w:p>
     <w:p>

--- a/arb/docx/31.content.docx
+++ b/arb/docx/31.content.docx
@@ -1971,7 +1971,7 @@
         <w:rPr>
           <w:lang w:val="ar_AE" w:bidi="ar_AE"/>
         </w:rPr>
-        <w:t>הִנֵּ֥ה קָטֹ֛ן נְתַתִּ֖י⁠ךָ</w:t>
+        <w:t>הִנֵּ֥ה קָטֹ֛ן נְתַתִּ֖י⁠ךָ</w:t>
       </w:r>
     </w:p>
     <w:p>
@@ -2079,7 +2079,7 @@
         <w:rPr>
           <w:lang w:val="ar_AE" w:bidi="ar_AE"/>
         </w:rPr>
-        <w:t>הִנֵּ֥ה</w:t>
+        <w:t>הִנֵּ֥ה</w:t>
       </w:r>
     </w:p>
     <w:p>
@@ -2165,7 +2165,7 @@
         <w:rPr>
           <w:lang w:val="ar_AE" w:bidi="ar_AE"/>
         </w:rPr>
-        <w:t>קָטֹ֛ן נְתַתִּ֖י⁠ךָ בַּ⁠גּוֹיִ֑ם בָּז֥וּי אַתָּ֖ה מְאֹֽד</w:t>
+        <w:t>קָטֹ֛ן נְתַתִּ֖י⁠ךָ בַּ⁠גּוֹיִ֑ם בָּז֥וּי אַתָּ֖ה מְאֹֽד</w:t>
       </w:r>
     </w:p>
     <w:p>
@@ -2273,7 +2273,7 @@
         <w:rPr>
           <w:lang w:val="ar_AE" w:bidi="ar_AE"/>
         </w:rPr>
-        <w:t>קָטֹ֛ן נְתַתִּ֖י⁠ךָ בַּ⁠גּוֹיִ֑ם</w:t>
+        <w:t>קָטֹ֛ן נְתַתִּ֖י⁠ךָ בַּ⁠גּוֹיִ֑ם</w:t>
       </w:r>
     </w:p>
     <w:p>
@@ -2381,7 +2381,7 @@
         <w:rPr>
           <w:lang w:val="ar_AE" w:bidi="ar_AE"/>
         </w:rPr>
-        <w:t>בָּז֥וּי אַתָּ֖ה מְאֹֽד</w:t>
+        <w:t>בָּז֥וּי אַתָּ֖ה מְאֹֽד</w:t>
       </w:r>
     </w:p>
     <w:p>
@@ -2489,7 +2489,7 @@
         <w:rPr>
           <w:lang w:val="ar_AE" w:bidi="ar_AE"/>
         </w:rPr>
-        <w:t>זְד֤וֹן לִבְּ⁠ךָ֙ הִשִּׁיאֶ֔⁠ךָ</w:t>
+        <w:t>זְד֤וֹן לִבְּ⁠ךָ֙ הִשִּׁיאֶ֔⁠ךָ</w:t>
       </w:r>
     </w:p>
     <w:p>
@@ -2610,7 +2610,7 @@
         <w:rPr>
           <w:lang w:val="ar_AE" w:bidi="ar_AE"/>
         </w:rPr>
-        <w:t>זְד֤וֹן לִבְּ⁠ךָ֙ הִשִּׁיאֶ֔⁠ךָ</w:t>
+        <w:t>זְד֤וֹן לִבְּ⁠ךָ֙ הִשִּׁיאֶ֔⁠ךָ</w:t>
       </w:r>
     </w:p>
     <w:p>
@@ -2731,7 +2731,7 @@
         <w:rPr>
           <w:lang w:val="ar_AE" w:bidi="ar_AE"/>
         </w:rPr>
-        <w:t>זְד֤וֹן לִבְּ⁠ךָ֙</w:t>
+        <w:t>זְד֤וֹן לִבְּ⁠ךָ֙</w:t>
       </w:r>
     </w:p>
     <w:p>
@@ -2852,7 +2852,7 @@
         <w:rPr>
           <w:lang w:val="ar_AE" w:bidi="ar_AE"/>
         </w:rPr>
-        <w:t>זְד֤וֹן לִבְּ⁠ךָ֙</w:t>
+        <w:t>זְד֤וֹן לִבְּ⁠ךָ֙</w:t>
       </w:r>
     </w:p>
     <w:p>
@@ -2973,7 +2973,7 @@
         <w:rPr>
           <w:lang w:val="ar_AE" w:bidi="ar_AE"/>
         </w:rPr>
-        <w:t>שֹׁכְנִ֥י בְ⁠חַגְוֵי־סֶּ֖לַע</w:t>
+        <w:t>שֹׁכְנִ֥י בְ⁠חַגְוֵי־סֶּ֖לַע</w:t>
       </w:r>
     </w:p>
     <w:p>
@@ -3120,7 +3120,7 @@
         <w:rPr>
           <w:lang w:val="ar_AE" w:bidi="ar_AE"/>
         </w:rPr>
-        <w:t>בְ⁠חַגְוֵי־סֶּ֖לַע</w:t>
+        <w:t>בְ⁠חַגְוֵי־סֶּ֖לַע</w:t>
       </w:r>
     </w:p>
     <w:p>
@@ -3206,7 +3206,7 @@
         <w:rPr>
           <w:lang w:val="ar_AE" w:bidi="ar_AE"/>
         </w:rPr>
-        <w:t>אֹמֵ֣ר בְּ⁠לִבּ֔⁠וֹ</w:t>
+        <w:t>אֹמֵ֣ר בְּ⁠לִבּ֔⁠וֹ</w:t>
       </w:r>
     </w:p>
     <w:p>
@@ -3353,7 +3353,7 @@
         <w:rPr>
           <w:lang w:val="ar_AE" w:bidi="ar_AE"/>
         </w:rPr>
-        <w:t>אֹמֵ֣ר בְּ⁠לִבּ֔⁠וֹ</w:t>
+        <w:t>אֹמֵ֣ר בְּ⁠לִבּ֔⁠וֹ</w:t>
       </w:r>
     </w:p>
     <w:p>
@@ -3569,7 +3569,7 @@
         <w:rPr>
           <w:lang w:val="ar_AE" w:bidi="ar_AE"/>
         </w:rPr>
-        <w:t>אִם־תַּגְבִּ֣יהַּ כַּ⁠נֶּ֔שֶׁר וְ⁠אִם־בֵּ֥ין כּֽוֹכָבִ֖ים שִׂ֣ים קִנֶּ֑⁠ךָ</w:t>
+        <w:t>אִם־תַּגְבִּ֣יהַּ כַּ⁠נֶּ֔שֶׁר וְ⁠אִם־בֵּ֥ין כּֽוֹכָבִ֖ים שִׂ֣ים קִנֶּ֑⁠ךָ</w:t>
       </w:r>
     </w:p>
     <w:p>
@@ -3677,7 +3677,7 @@
         <w:rPr>
           <w:lang w:val="ar_AE" w:bidi="ar_AE"/>
         </w:rPr>
-        <w:t>אִם־תַּגְבִּ֣יהַּ כַּ⁠נֶּ֔שֶׁר וְ⁠אִם־בֵּ֥ין כּֽוֹכָבִ֖ים שִׂ֣ים קִנֶּ֑⁠ךָ</w:t>
+        <w:t>אִם־תַּגְבִּ֣יהַּ כַּ⁠נֶּ֔שֶׁר וְ⁠אִם־בֵּ֥ין כּֽוֹכָבִ֖ים שִׂ֣ים קִנֶּ֑⁠ךָ</w:t>
       </w:r>
     </w:p>
     <w:p>
@@ -3785,7 +3785,7 @@
         <w:rPr>
           <w:lang w:val="ar_AE" w:bidi="ar_AE"/>
         </w:rPr>
-        <w:t>שִׂ֣ים קִנֶּ֑⁠ךָ</w:t>
+        <w:t>שִׂ֣ים קִנֶּ֑⁠ךָ</w:t>
       </w:r>
     </w:p>
     <w:p>
@@ -3893,7 +3893,7 @@
         <w:rPr>
           <w:lang w:val="ar_AE" w:bidi="ar_AE"/>
         </w:rPr>
-        <w:t>מִ⁠שָּׁ֥ם אוֹרִֽידְ⁠ךָ֖</w:t>
+        <w:t>מִ⁠שָּׁ֥ם אוֹרִֽידְ⁠ךָ֖</w:t>
       </w:r>
     </w:p>
     <w:p>
@@ -4243,7 +4243,7 @@
         <w:rPr>
           <w:lang w:val="ar_AE" w:bidi="ar_AE"/>
         </w:rPr>
-        <w:t>אִם־גַּנָּבִ֤ים בָּאֽוּ־לְ⁠ךָ֙ אִם־שׁ֣וֹדְדֵי לַ֔יְלָה</w:t>
+        <w:t>אִם־גַּנָּבִ֤ים בָּאֽוּ־לְ⁠ךָ֙ אִם־שׁ֣וֹדְדֵי לַ֔יְלָה</w:t>
       </w:r>
     </w:p>
     <w:p>
@@ -4567,7 +4567,7 @@
         <w:rPr>
           <w:lang w:val="ar_AE" w:bidi="ar_AE"/>
         </w:rPr>
-        <w:t>הֲ⁠ל֥וֹא יִגְנְב֖וּ דַּיָּ֑⁠ם</w:t>
+        <w:t>הֲ⁠ל֥וֹא יִגְנְב֖וּ דַּיָּ֑⁠ם</w:t>
       </w:r>
     </w:p>
     <w:p>
@@ -4675,7 +4675,7 @@
         <w:rPr>
           <w:lang w:val="ar_AE" w:bidi="ar_AE"/>
         </w:rPr>
-        <w:t>אִם־בֹּֽצְרִים֙ בָּ֣אוּ לָ֔⁠ךְ הֲ⁠ל֖וֹא יַשְׁאִ֥ירוּ עֹלֵלֽוֹת</w:t>
+        <w:t>אִם־בֹּֽצְרִים֙ בָּ֣אוּ לָ֔⁠ךְ הֲ⁠ל֖וֹא יַשְׁאִ֥ירוּ עֹלֵלֽוֹת</w:t>
       </w:r>
     </w:p>
     <w:p>
@@ -4904,7 +4904,7 @@
         <w:rPr>
           <w:lang w:val="ar_AE" w:bidi="ar_AE"/>
         </w:rPr>
-        <w:t>אֵ֚יךְ נֶחְפְּשׂ֣וּ עֵשָׂ֔ו</w:t>
+        <w:t>אֵ֚יךְ נֶחְפְּשׂ֣וּ עֵשָׂ֔ו</w:t>
       </w:r>
     </w:p>
     <w:p>
@@ -5012,7 +5012,7 @@
         <w:rPr>
           <w:lang w:val="ar_AE" w:bidi="ar_AE"/>
         </w:rPr>
-        <w:t>עֵשָׂ֔ו</w:t>
+        <w:t>עֵשָׂ֔ו</w:t>
       </w:r>
     </w:p>
     <w:p>
@@ -5133,7 +5133,7 @@
         <w:rPr>
           <w:lang w:val="ar_AE" w:bidi="ar_AE"/>
         </w:rPr>
-        <w:t>נֶחְפְּשׂ֣וּ</w:t>
+        <w:t>נֶחְפְּשׂ֣וּ</w:t>
       </w:r>
     </w:p>
     <w:p>
@@ -5232,7 +5232,7 @@
         <w:rPr>
           <w:lang w:val="ar_AE" w:bidi="ar_AE"/>
         </w:rPr>
-        <w:t>נִבְע֖וּ מַצְפֻּנָֽי⁠ו</w:t>
+        <w:t>נִבְע֖וּ מַצְפֻּנָֽי⁠ו</w:t>
       </w:r>
     </w:p>
     <w:p>
@@ -5340,7 +5340,7 @@
         <w:rPr>
           <w:lang w:val="ar_AE" w:bidi="ar_AE"/>
         </w:rPr>
-        <w:t>עַֽד־הַ⁠גְּב֣וּל שִׁלְּח֗וּ⁠ךָ כֹּ֚ל אַנְשֵׁ֣י בְרִיתֶ֔⁠ךָ</w:t>
+        <w:t>עַֽד־הַ⁠גְּב֣וּל שִׁלְּח֗וּ⁠ךָ כֹּ֚ל אַנְשֵׁ֣י בְרִיתֶ֔⁠ךָ</w:t>
       </w:r>
     </w:p>
     <w:p>
@@ -5582,7 +5582,7 @@
         <w:rPr>
           <w:lang w:val="ar_AE" w:bidi="ar_AE"/>
         </w:rPr>
-        <w:t>עַֽד־הַ⁠גְּב֣וּל שִׁלְּח֗וּ⁠ךָ</w:t>
+        <w:t>עַֽד־הַ⁠גְּב֣וּל שִׁלְּח֗וּ⁠ךָ</w:t>
       </w:r>
     </w:p>
     <w:p>
@@ -5681,7 +5681,7 @@
         <w:rPr>
           <w:lang w:val="ar_AE" w:bidi="ar_AE"/>
         </w:rPr>
-        <w:t>כֹּ֚ל אַנְשֵׁ֣י בְרִיתֶ֔⁠ךָ &amp; אַנְשֵׁ֣י שְׁלֹמֶ֑⁠ךָ לַחְמְ⁠ךָ֗</w:t>
+        <w:t>כֹּ֚ל אַנְשֵׁ֣י בְרִיתֶ֔⁠ךָ &amp; אַנְשֵׁ֣י שְׁלֹמֶ֑⁠ךָ לַחְמְ⁠ךָ֗</w:t>
       </w:r>
     </w:p>
     <w:p>
@@ -5815,7 +5815,7 @@
         <w:rPr>
           <w:lang w:val="ar_AE" w:bidi="ar_AE"/>
         </w:rPr>
-        <w:t>לַחְמְ⁠ךָ֗ יָשִׂ֤ימוּ מָזוֹר֙ תַּחְתֶּ֔י⁠ךָ</w:t>
+        <w:t>לַחְמְ⁠ךָ֗ יָשִׂ֤ימוּ מָזוֹר֙ תַּחְתֶּ֔י⁠ךָ</w:t>
       </w:r>
     </w:p>
     <w:p>
@@ -5949,7 +5949,7 @@
         <w:rPr>
           <w:lang w:val="ar_AE" w:bidi="ar_AE"/>
         </w:rPr>
-        <w:t>אֵ֥ין תְּבוּנָ֖ה בּֽ⁠וֹ</w:t>
+        <w:t>אֵ֥ין תְּבוּנָ֖ה בּֽ⁠וֹ</w:t>
       </w:r>
     </w:p>
     <w:p>
@@ -6071,7 +6071,7 @@
         <w:rPr>
           <w:lang w:val="ar_AE" w:bidi="ar_AE"/>
         </w:rPr>
-        <w:t>אֵ֥ין תְּבוּנָ֖ה בּֽ⁠וֹ</w:t>
+        <w:t>אֵ֥ין תְּבוּנָ֖ה בּֽ⁠וֹ</w:t>
       </w:r>
     </w:p>
     <w:p>
@@ -6313,7 +6313,7 @@
         <w:rPr>
           <w:lang w:val="ar_AE" w:bidi="ar_AE"/>
         </w:rPr>
-        <w:t>הֲ⁠ל֛וֹא בַּ⁠יּ֥וֹם הַ⁠ה֖וּא &amp; וְ⁠הַאֲבַדְתִּ֤י חֲכָמִים֙ מֵֽ⁠אֱד֔וֹם</w:t>
+        <w:t>הֲ⁠ל֛וֹא בַּ⁠יּ֥וֹם הַ⁠ה֖וּא &amp; וְ⁠הַאֲבַדְתִּ֤י חֲכָמִים֙ מֵֽ⁠אֱד֔וֹם</w:t>
       </w:r>
     </w:p>
     <w:p>
@@ -6421,7 +6421,7 @@
         <w:rPr>
           <w:lang w:val="ar_AE" w:bidi="ar_AE"/>
         </w:rPr>
-        <w:t>וְ⁠הַאֲבַדְתִּ֤י חֲכָמִים֙ מֵֽ⁠אֱד֔וֹם</w:t>
+        <w:t>וְ⁠הַאֲבַדְתִּ֤י חֲכָמִים֙ מֵֽ⁠אֱד֔וֹם</w:t>
       </w:r>
     </w:p>
     <w:p>
@@ -6542,7 +6542,7 @@
         <w:rPr>
           <w:lang w:val="ar_AE" w:bidi="ar_AE"/>
         </w:rPr>
-        <w:t>וּ⁠תְבוּנָ֖ה מֵ⁠הַ֥ר עֵשָֽׂו</w:t>
+        <w:t>וּ⁠תְבוּנָ֖ה מֵ⁠הַ֥ר עֵשָֽׂו</w:t>
       </w:r>
     </w:p>
     <w:p>
@@ -6650,7 +6650,7 @@
         <w:rPr>
           <w:lang w:val="ar_AE" w:bidi="ar_AE"/>
         </w:rPr>
-        <w:t>וּ⁠תְבוּנָ֖ה מֵ⁠הַ֥ר עֵשָֽׂו</w:t>
+        <w:t>וּ⁠תְבוּנָ֖ה מֵ⁠הַ֥ר עֵשָֽׂו</w:t>
       </w:r>
     </w:p>
     <w:p>
@@ -6771,7 +6771,7 @@
         <w:rPr>
           <w:lang w:val="ar_AE" w:bidi="ar_AE"/>
         </w:rPr>
-        <w:t>חֲכָמִים֙ מֵֽ⁠אֱד֔וֹם וּ⁠תְבוּנָ֖ה מֵ⁠הַ֥ר עֵשָֽׂו</w:t>
+        <w:t>חֲכָמִים֙ מֵֽ⁠אֱד֔וֹם וּ⁠תְבוּנָ֖ה מֵ⁠הַ֥ר עֵשָֽׂו</w:t>
       </w:r>
     </w:p>
     <w:p>
@@ -7052,7 +7052,7 @@
         <w:rPr>
           <w:lang w:val="ar_AE" w:bidi="ar_AE"/>
         </w:rPr>
-        <w:t>מֵ⁠הַ֥ר עֵשָֽׂו</w:t>
+        <w:t>מֵ⁠הַ֥ר עֵשָֽׂו</w:t>
       </w:r>
     </w:p>
     <w:p>
@@ -7173,7 +7173,7 @@
         <w:rPr>
           <w:lang w:val="ar_AE" w:bidi="ar_AE"/>
         </w:rPr>
-        <w:t>עֵשָֽׂו</w:t>
+        <w:t>עֵשָֽׂו</w:t>
       </w:r>
     </w:p>
     <w:p>
@@ -7299,7 +7299,7 @@
         <w:rPr>
           <w:lang w:val="ar_AE" w:bidi="ar_AE"/>
         </w:rPr>
-        <w:t>וְ⁠חַתּ֥וּ גִבּוֹרֶ֖י⁠ךָ תֵּימָ֑ן</w:t>
+        <w:t>וְ⁠חַתּ֥וּ גִבּוֹרֶ֖י⁠ךָ תֵּימָ֑ן</w:t>
       </w:r>
     </w:p>
     <w:p>
@@ -7420,7 +7420,7 @@
         <w:rPr>
           <w:lang w:val="ar_AE" w:bidi="ar_AE"/>
         </w:rPr>
-        <w:t>תֵּימָ֑ן</w:t>
+        <w:t>תֵּימָ֑ן</w:t>
       </w:r>
     </w:p>
     <w:p>
@@ -7636,7 +7636,7 @@
         <w:rPr>
           <w:lang w:val="ar_AE" w:bidi="ar_AE"/>
         </w:rPr>
-        <w:t>יִכָּֽרֶת־אִ֛ישׁ</w:t>
+        <w:t>יִכָּֽרֶת־אִ֛ישׁ</w:t>
       </w:r>
     </w:p>
     <w:p>
@@ -7757,7 +7757,7 @@
         <w:rPr>
           <w:lang w:val="ar_AE" w:bidi="ar_AE"/>
         </w:rPr>
-        <w:t>יִכָּֽרֶת־אִ֛ישׁ</w:t>
+        <w:t>יִכָּֽרֶת־אִ֛ישׁ</w:t>
       </w:r>
     </w:p>
     <w:p>
@@ -8008,7 +8008,7 @@
         <w:rPr>
           <w:lang w:val="ar_AE" w:bidi="ar_AE"/>
         </w:rPr>
-        <w:t>מֵ⁠הַ֥ר עֵשָׂ֖ו</w:t>
+        <w:t>מֵ⁠הַ֥ר עֵשָׂ֖ו</w:t>
       </w:r>
     </w:p>
     <w:p>
@@ -8130,7 +8130,7 @@
         <w:rPr>
           <w:lang w:val="ar_AE" w:bidi="ar_AE"/>
         </w:rPr>
-        <w:t>מִ⁠קָּֽטֶל</w:t>
+        <w:t>מִ⁠קָּֽטֶל</w:t>
       </w:r>
     </w:p>
     <w:p>
@@ -8627,7 +8627,7 @@
         <w:rPr>
           <w:lang w:val="ar_AE" w:bidi="ar_AE"/>
         </w:rPr>
-        <w:t>תְּכַסְּ⁠ךָ֣ בוּשָׁ֑ה</w:t>
+        <w:t>תְּכַסְּ⁠ךָ֣ בוּשָׁ֑ה</w:t>
       </w:r>
     </w:p>
     <w:p>
@@ -8762,7 +8762,7 @@
         <w:rPr>
           <w:lang w:val="ar_AE" w:bidi="ar_AE"/>
         </w:rPr>
-        <w:t>תְּכַסְּ⁠ךָ֣ בוּשָׁ֑ה</w:t>
+        <w:t>תְּכַסְּ⁠ךָ֣ בוּשָׁ֑ה</w:t>
       </w:r>
     </w:p>
     <w:p>
@@ -8897,7 +8897,7 @@
         <w:rPr>
           <w:lang w:val="ar_AE" w:bidi="ar_AE"/>
         </w:rPr>
-        <w:t>וְ⁠נִכְרַ֖תָּ</w:t>
+        <w:t>וְ⁠נִכְרַ֖תָּ</w:t>
       </w:r>
     </w:p>
     <w:p>
@@ -9019,7 +9019,7 @@
         <w:rPr>
           <w:lang w:val="ar_AE" w:bidi="ar_AE"/>
         </w:rPr>
-        <w:t>וְ⁠נִכְרַ֖תָּ</w:t>
+        <w:t>וְ⁠נִכְרַ֖תָּ</w:t>
       </w:r>
     </w:p>
     <w:p>
@@ -9127,7 +9127,7 @@
         <w:rPr>
           <w:lang w:val="ar_AE" w:bidi="ar_AE"/>
         </w:rPr>
-        <w:t>וְ⁠נִכְרַ֖תָּ</w:t>
+        <w:t>וְ⁠נִכְרַ֖תָּ</w:t>
       </w:r>
     </w:p>
     <w:p>
@@ -9266,7 +9266,7 @@
         <w:rPr>
           <w:lang w:val="ar_AE" w:bidi="ar_AE"/>
         </w:rPr>
-        <w:t>עֲמָֽדְ⁠ךָ֣ מִ⁠נֶּ֔גֶד</w:t>
+        <w:t>עֲמָֽדְ⁠ךָ֣ מִ⁠נֶּ֔גֶד</w:t>
       </w:r>
     </w:p>
     <w:p>
@@ -9388,7 +9388,7 @@
         <w:rPr>
           <w:lang w:val="ar_AE" w:bidi="ar_AE"/>
         </w:rPr>
-        <w:t>שְׁב֥וֹת זָרִ֖ים חֵיל֑⁠וֹ וְ⁠נָכְרִ֞ים בָּ֣אוּ שְׁעָרָ֗יו</w:t>
+        <w:t>שְׁב֥וֹת זָרִ֖ים חֵיל֑⁠וֹ וְ⁠נָכְרִ֞ים בָּ֣אוּ שְׁעָרָ֗יו</w:t>
       </w:r>
     </w:p>
     <w:p>
@@ -9778,7 +9778,7 @@
         <w:rPr>
           <w:lang w:val="ar_AE" w:bidi="ar_AE"/>
         </w:rPr>
-        <w:t>שְׁעָרָ֗יו</w:t>
+        <w:t>שְׁעָרָ֗יו</w:t>
       </w:r>
     </w:p>
     <w:p>
@@ -9913,7 +9913,7 @@
         <w:rPr>
           <w:lang w:val="ar_AE" w:bidi="ar_AE"/>
         </w:rPr>
-        <w:t>וְ⁠עַל־יְרוּשָׁלִַ֨ם֙ יַדּ֣וּ גוֹרָ֔ל</w:t>
+        <w:t>וְ⁠עַל־יְרוּשָׁלִַ֨ם֙ יַדּ֣וּ גוֹרָ֔ל</w:t>
       </w:r>
     </w:p>
     <w:p>
@@ -10061,7 +10061,7 @@
         <w:rPr>
           <w:lang w:val="ar_AE" w:bidi="ar_AE"/>
         </w:rPr>
-        <w:t>גַּם־אַתָּ֖ה כְּ⁠אַחַ֥ד מֵ⁠הֶֽם</w:t>
+        <w:t>גַּם־אַתָּ֖ה כְּ⁠אַחַ֥ד מֵ⁠הֶֽם</w:t>
       </w:r>
     </w:p>
     <w:p>
@@ -10344,7 +10344,7 @@
         <w:rPr>
           <w:lang w:val="ar_AE" w:bidi="ar_AE"/>
         </w:rPr>
-        <w:t>וְ⁠אַל־תֵּ֤רֶא</w:t>
+        <w:t>וְ⁠אַל־תֵּ֤רֶא</w:t>
       </w:r>
     </w:p>
     <w:p>
@@ -10479,7 +10479,7 @@
         <w:rPr>
           <w:lang w:val="ar_AE" w:bidi="ar_AE"/>
         </w:rPr>
-        <w:t>בְ⁠יוֹם־אָחִ֨י⁠ךָ֙ בְּ⁠י֣וֹם נָכְר֔⁠וֹ</w:t>
+        <w:t>בְ⁠יוֹם־אָחִ֨י⁠ךָ֙ בְּ⁠י֣וֹם נָכְר֔⁠וֹ</w:t>
       </w:r>
     </w:p>
     <w:p>
@@ -11050,7 +11050,7 @@
         <w:rPr>
           <w:lang w:val="ar_AE" w:bidi="ar_AE"/>
         </w:rPr>
-        <w:t>וְ⁠אַל־תַּגְדֵּ֥ל פִּ֖י⁠ךָ</w:t>
+        <w:t>וְ⁠אַל־תַּגְדֵּ֥ל פִּ֖י⁠ךָ</w:t>
       </w:r>
     </w:p>
     <w:p>
@@ -11172,7 +11172,7 @@
         <w:rPr>
           <w:lang w:val="ar_AE" w:bidi="ar_AE"/>
         </w:rPr>
-        <w:t>בְּ⁠י֣וֹם אֵידָ֔⁠ם &amp; בְּ⁠י֣וֹם אֵיד֑⁠וֹ &amp; בְּ⁠י֥וֹם אֵידֽ⁠וֹ</w:t>
+        <w:t>בְּ⁠י֣וֹם אֵידָ֔⁠ם &amp; בְּ⁠י֣וֹם אֵיד֑⁠וֹ &amp; בְּ⁠י֥וֹם אֵידֽ⁠וֹ</w:t>
       </w:r>
     </w:p>
     <w:p>
@@ -11486,7 +11486,7 @@
         <w:rPr>
           <w:lang w:val="ar_AE" w:bidi="ar_AE"/>
         </w:rPr>
-        <w:t>גַם־אַתָּ֛ה</w:t>
+        <w:t>גַם־אַתָּ֛ה</w:t>
       </w:r>
     </w:p>
     <w:p>
@@ -11608,7 +11608,7 @@
         <w:rPr>
           <w:lang w:val="ar_AE" w:bidi="ar_AE"/>
         </w:rPr>
-        <w:t>אַל־תֵּ֧רֶא</w:t>
+        <w:t>אַל־תֵּ֧רֶא</w:t>
       </w:r>
     </w:p>
     <w:p>
@@ -11761,7 +11761,7 @@
         <w:rPr>
           <w:lang w:val="ar_AE" w:bidi="ar_AE"/>
         </w:rPr>
-        <w:t>וְ⁠אַל־תִּשְׁלַ֥חְנָה בְ⁠חֵיל֖⁠וֹ</w:t>
+        <w:t>וְ⁠אַל־תִּשְׁלַ֥חְנָה בְ⁠חֵיל֖⁠וֹ</w:t>
       </w:r>
     </w:p>
     <w:p>
@@ -11883,7 +11883,7 @@
         <w:rPr>
           <w:lang w:val="ar_AE" w:bidi="ar_AE"/>
         </w:rPr>
-        <w:t>הַ⁠פֶּ֔רֶק</w:t>
+        <w:t>הַ⁠פֶּ֔רֶק</w:t>
       </w:r>
     </w:p>
     <w:p>
@@ -12165,7 +12165,7 @@
         <w:rPr>
           <w:lang w:val="ar_AE" w:bidi="ar_AE"/>
         </w:rPr>
-        <w:t>וְ⁠אַל־תַּסְגֵּ֥ר שְׂרִידָ֖י⁠ו</w:t>
+        <w:t>וְ⁠אַל־תַּסְגֵּ֥ר שְׂרִידָ֖י⁠ו</w:t>
       </w:r>
     </w:p>
     <w:p>
@@ -12371,7 +12371,7 @@
         <w:rPr>
           <w:lang w:val="ar_AE" w:bidi="ar_AE"/>
         </w:rPr>
-        <w:t>כִּֽי־קָר֥וֹב יוֹם־יְהוָ֖ה עַל־כָּל־הַ⁠גּוֹיִ֑ם</w:t>
+        <w:t>כִּֽי־קָר֥וֹב יוֹם־יְהוָ֖ה עַל־כָּל־הַ⁠גּוֹיִ֑ם</w:t>
       </w:r>
     </w:p>
     <w:p>
@@ -12727,7 +12727,7 @@
         <w:rPr>
           <w:lang w:val="ar_AE" w:bidi="ar_AE"/>
         </w:rPr>
-        <w:t>יֵעָ֣שֶׂה לָּ֔⁠ךְ</w:t>
+        <w:t>יֵעָ֣שֶׂה לָּ֔⁠ךְ</w:t>
       </w:r>
     </w:p>
     <w:p>
@@ -12849,7 +12849,7 @@
         <w:rPr>
           <w:lang w:val="ar_AE" w:bidi="ar_AE"/>
         </w:rPr>
-        <w:t>גְּמֻלְ⁠ךָ֖ יָשׁ֥וּב בְּ⁠רֹאשֶֽׁ⁠ךָ</w:t>
+        <w:t>גְּמֻלְ⁠ךָ֖ יָשׁ֥וּב בְּ⁠רֹאשֶֽׁ⁠ךָ</w:t>
       </w:r>
     </w:p>
     <w:p>
@@ -12971,7 +12971,7 @@
         <w:rPr>
           <w:lang w:val="ar_AE" w:bidi="ar_AE"/>
         </w:rPr>
-        <w:t>בְּ⁠רֹאשֶֽׁ⁠ךָ</w:t>
+        <w:t>בְּ⁠רֹאשֶֽׁ⁠ךָ</w:t>
       </w:r>
     </w:p>
     <w:p>
@@ -13106,7 +13106,7 @@
         <w:rPr>
           <w:lang w:val="ar_AE" w:bidi="ar_AE"/>
         </w:rPr>
-        <w:t>כִּ֗י כַּֽ⁠אֲשֶׁ֤ר שְׁתִיתֶם֙</w:t>
+        <w:t>כִּ֗י כַּֽ⁠אֲשֶׁ֤ר שְׁתִיתֶם֙</w:t>
       </w:r>
     </w:p>
     <w:p>
@@ -13214,7 +13214,7 @@
         <w:rPr>
           <w:lang w:val="ar_AE" w:bidi="ar_AE"/>
         </w:rPr>
-        <w:t>כַּֽ⁠אֲשֶׁ֤ר שְׁתִיתֶם֙</w:t>
+        <w:t>כַּֽ⁠אֲשֶׁ֤ר שְׁתִיתֶם֙</w:t>
       </w:r>
     </w:p>
     <w:p>
@@ -13335,7 +13335,7 @@
         <w:rPr>
           <w:lang w:val="ar_AE" w:bidi="ar_AE"/>
         </w:rPr>
-        <w:t>שְׁתִיתֶם֙</w:t>
+        <w:t>שְׁתִיתֶם֙</w:t>
       </w:r>
     </w:p>
     <w:p>
@@ -13457,7 +13457,7 @@
         <w:rPr>
           <w:lang w:val="ar_AE" w:bidi="ar_AE"/>
         </w:rPr>
-        <w:t>עַל־הַ֣ר קָדְשִׁ֔⁠י</w:t>
+        <w:t>עַל־הַ֣ר קָדְשִׁ֔⁠י</w:t>
       </w:r>
     </w:p>
     <w:p>
@@ -13592,7 +13592,7 @@
         <w:rPr>
           <w:lang w:val="ar_AE" w:bidi="ar_AE"/>
         </w:rPr>
-        <w:t>יִשְׁתּ֥וּ כָֽל־הַ⁠גּוֹיִ֖ם תָּמִ֑יד</w:t>
+        <w:t>יִשְׁתּ֥וּ כָֽל־הַ⁠גּוֹיִ֖ם תָּמִ֑יד</w:t>
       </w:r>
     </w:p>
     <w:p>
@@ -13727,7 +13727,7 @@
         <w:rPr>
           <w:lang w:val="ar_AE" w:bidi="ar_AE"/>
         </w:rPr>
-        <w:t>וְ⁠שָׁת֣וּ וְ⁠לָע֔וּ</w:t>
+        <w:t>וְ⁠שָׁת֣וּ וְ⁠לָע֔וּ</w:t>
       </w:r>
     </w:p>
     <w:p>
@@ -13875,7 +13875,7 @@
         <w:rPr>
           <w:lang w:val="ar_AE" w:bidi="ar_AE"/>
         </w:rPr>
-        <w:t>וְ⁠שָׁת֣וּ וְ⁠לָע֔וּ</w:t>
+        <w:t>וְ⁠שָׁת֣וּ וְ⁠לָע֔וּ</w:t>
       </w:r>
     </w:p>
     <w:p>
@@ -14009,7 +14009,7 @@
         <w:rPr>
           <w:lang w:val="ar_AE" w:bidi="ar_AE"/>
         </w:rPr>
-        <w:t>וּ⁠בְ⁠הַ֥ר צִיּ֛וֹן תִּהְיֶ֥ה פְלֵיטָ֖ה</w:t>
+        <w:t>וּ⁠בְ⁠הַ֥ר צִיּ֛וֹן תִּהְיֶ֥ה פְלֵיטָ֖ה</w:t>
       </w:r>
     </w:p>
     <w:p>
@@ -14405,7 +14405,7 @@
         <w:rPr>
           <w:lang w:val="ar_AE" w:bidi="ar_AE"/>
         </w:rPr>
-        <w:t>בֵּ֣ית יַֽעֲקֹ֔ב</w:t>
+        <w:t>בֵּ֣ית יַֽעֲקֹ֔ב</w:t>
       </w:r>
     </w:p>
     <w:p>
@@ -14540,7 +14540,7 @@
         <w:rPr>
           <w:lang w:val="ar_AE" w:bidi="ar_AE"/>
         </w:rPr>
-        <w:t>אֵ֖ת מוֹרָֽשֵׁי⁠הֶם</w:t>
+        <w:t>אֵ֖ת מוֹרָֽשֵׁי⁠הֶם</w:t>
       </w:r>
     </w:p>
     <w:p>
@@ -15032,7 +15032,7 @@
         <w:rPr>
           <w:lang w:val="ar_AE" w:bidi="ar_AE"/>
         </w:rPr>
-        <w:t>וּ⁠בֵ֤ית עֵשָׂו֙ &amp; לְ⁠בֵ֣ית עֵשָׂ֔ו</w:t>
+        <w:t>וּ⁠בֵ֤ית עֵשָׂו֙ &amp; לְ⁠בֵ֣ית עֵשָׂ֔ו</w:t>
       </w:r>
     </w:p>
     <w:p>
@@ -15559,7 +15559,7 @@
         <w:rPr>
           <w:lang w:val="ar_AE" w:bidi="ar_AE"/>
         </w:rPr>
-        <w:t>כִּ֥י</w:t>
+        <w:t>כִּ֥י</w:t>
       </w:r>
     </w:p>
     <w:p>
@@ -15681,7 +15681,7 @@
         <w:rPr>
           <w:lang w:val="ar_AE" w:bidi="ar_AE"/>
         </w:rPr>
-        <w:t>כִּ֥י יְהוָ֖ה דִּבֵּֽר</w:t>
+        <w:t>כִּ֥י יְהוָ֖ה דִּבֵּֽר</w:t>
       </w:r>
     </w:p>
     <w:p>
@@ -15903,7 +15903,7 @@
         <w:rPr>
           <w:lang w:val="ar_AE" w:bidi="ar_AE"/>
         </w:rPr>
-        <w:t>הַ⁠נֶּ֜גֶב</w:t>
+        <w:t>הַ⁠נֶּ֜גֶב</w:t>
       </w:r>
     </w:p>
     <w:p>
@@ -16032,7 +16032,7 @@
         <w:rPr>
           <w:lang w:val="ar_AE" w:bidi="ar_AE"/>
         </w:rPr>
-        <w:t>אֶת־הַ֣ר עֵשָׂ֗ו</w:t>
+        <w:t>אֶת־הַ֣ר עֵשָׂ֗ו</w:t>
       </w:r>
     </w:p>
     <w:p>
@@ -16154,7 +16154,7 @@
         <w:rPr>
           <w:lang w:val="ar_AE" w:bidi="ar_AE"/>
         </w:rPr>
-        <w:t>וְ⁠הַ⁠שְּׁפֵלָה֙</w:t>
+        <w:t>וְ⁠הַ⁠שְּׁפֵלָה֙</w:t>
       </w:r>
     </w:p>
     <w:p>
@@ -16283,7 +16283,7 @@
         <w:rPr>
           <w:lang w:val="ar_AE" w:bidi="ar_AE"/>
         </w:rPr>
-        <w:t>וְ⁠הַ⁠שְּׁפֵלָה֙ אֶת־פְּלִשְׁתִּ֔ים</w:t>
+        <w:t>וְ⁠הַ⁠שְּׁפֵלָה֙ אֶת־פְּלִשְׁתִּ֔ים</w:t>
       </w:r>
     </w:p>
     <w:p>
@@ -16418,7 +16418,7 @@
         <w:rPr>
           <w:lang w:val="ar_AE" w:bidi="ar_AE"/>
         </w:rPr>
-        <w:t>אֶת־פְּלִשְׁתִּ֔ים</w:t>
+        <w:t>אֶת־פְּלִשְׁתִּ֔ים</w:t>
       </w:r>
     </w:p>
     <w:p>
@@ -16653,7 +16653,7 @@
         <w:rPr>
           <w:lang w:val="ar_AE" w:bidi="ar_AE"/>
         </w:rPr>
-        <w:t>אֶת־שְׂדֵ֣ה אֶפְרַ֔יִם וְ⁠אֵ֖ת שְׂדֵ֣ה שֹׁמְר֑וֹן</w:t>
+        <w:t>אֶת־שְׂדֵ֣ה אֶפְרַ֔יִם וְ⁠אֵ֖ת שְׂדֵ֣ה שֹׁמְר֑וֹן</w:t>
       </w:r>
     </w:p>
     <w:p>
@@ -16923,7 +16923,7 @@
         <w:rPr>
           <w:lang w:val="ar_AE" w:bidi="ar_AE"/>
         </w:rPr>
-        <w:t>וּ⁠בִנְיָמִ֖ן אֶת־הַ⁠גִּלְעָֽד</w:t>
+        <w:t>וּ⁠בִנְיָמִ֖ן אֶת־הַ⁠גִּלְעָֽד</w:t>
       </w:r>
     </w:p>
     <w:p>
@@ -17058,7 +17058,7 @@
         <w:rPr>
           <w:lang w:val="ar_AE" w:bidi="ar_AE"/>
         </w:rPr>
-        <w:t>אֶת־הַ⁠גִּלְעָֽד</w:t>
+        <w:t>אֶת־הַ⁠גִּלְעָֽד</w:t>
       </w:r>
     </w:p>
     <w:p>
@@ -17173,7 +17173,7 @@
         <w:rPr>
           <w:lang w:val="ar_AE" w:bidi="ar_AE"/>
         </w:rPr>
-        <w:t>וְ⁠גָלֻ֣ת הַֽ⁠חֵל־הַ֠⁠זֶּה</w:t>
+        <w:t>וְ⁠גָלֻ֣ת הַֽ⁠חֵל־הַ֠⁠זֶּה</w:t>
       </w:r>
     </w:p>
     <w:p>
@@ -17407,7 +17407,7 @@
         <w:rPr>
           <w:lang w:val="ar_AE" w:bidi="ar_AE"/>
         </w:rPr>
-        <w:t>לִ⁠בְנֵ֨י יִשְׂרָאֵ֤ל</w:t>
+        <w:t>לִ⁠בְנֵ֨י יִשְׂרָאֵ֤ל</w:t>
       </w:r>
     </w:p>
     <w:p>
@@ -17581,7 +17581,7 @@
         <w:rPr>
           <w:lang w:val="ar_AE" w:bidi="ar_AE"/>
         </w:rPr>
-        <w:t>אֲשֶֽׁר־כְּנַעֲנִים֙</w:t>
+        <w:t>אֲשֶֽׁר־כְּנַעֲנִים֙</w:t>
       </w:r>
     </w:p>
     <w:p>
@@ -17945,7 +17945,7 @@
         <w:rPr>
           <w:lang w:val="ar_AE" w:bidi="ar_AE"/>
         </w:rPr>
-        <w:t>וְ⁠גָלֻ֥ת יְרוּשָׁלִַ֖ם</w:t>
+        <w:t>וְ⁠גָלֻ֥ת יְרוּשָׁלִַ֖ם</w:t>
       </w:r>
     </w:p>
     <w:p>
@@ -18080,7 +18080,7 @@
         <w:rPr>
           <w:lang w:val="ar_AE" w:bidi="ar_AE"/>
         </w:rPr>
-        <w:t>בִּ⁠סְפָרַ֑ד</w:t>
+        <w:t>בִּ⁠סְפָרַ֑ד</w:t>
       </w:r>
     </w:p>
     <w:p>
@@ -18344,7 +18344,7 @@
         <w:rPr>
           <w:lang w:val="ar_AE" w:bidi="ar_AE"/>
         </w:rPr>
-        <w:t>הַ⁠נֶּֽגֶב</w:t>
+        <w:t>הַ⁠נֶּֽגֶב</w:t>
       </w:r>
     </w:p>
     <w:p>
@@ -18491,7 +18491,7 @@
         <w:rPr>
           <w:lang w:val="ar_AE" w:bidi="ar_AE"/>
         </w:rPr>
-        <w:t>וְ⁠עָל֤וּ מֽוֹשִׁעִים֙ בְּ⁠הַ֣ר צִיּ֔וֹן לִ⁠שְׁפֹּ֖ט אֶת־הַ֣ר עֵשָׂ֑ו</w:t>
+        <w:t>וְ⁠עָל֤וּ מֽוֹשִׁעִים֙ בְּ⁠הַ֣ר צִיּ֔וֹן לִ⁠שְׁפֹּ֖ט אֶת־הַ֣ר עֵשָׂ֑ו</w:t>
       </w:r>
     </w:p>
     <w:p>
@@ -18613,7 +18613,7 @@
         <w:rPr>
           <w:lang w:val="ar_AE" w:bidi="ar_AE"/>
         </w:rPr>
-        <w:t>מֽוֹשִׁעִים֙</w:t>
+        <w:t>מֽוֹשִׁעִים֙</w:t>
       </w:r>
     </w:p>
     <w:p>
@@ -18726,7 +18726,7 @@
         <w:rPr>
           <w:lang w:val="ar_AE" w:bidi="ar_AE"/>
         </w:rPr>
-        <w:t>בְּ⁠הַ֣ר צִיּ֔וֹן</w:t>
+        <w:t>בְּ⁠הַ֣ר צִיּ֔וֹן</w:t>
       </w:r>
     </w:p>
     <w:p>
@@ -18848,7 +18848,7 @@
         <w:rPr>
           <w:lang w:val="ar_AE" w:bidi="ar_AE"/>
         </w:rPr>
-        <w:t>אֶת־הַ֣ר עֵשָׂ֑ו</w:t>
+        <w:t>אֶת־הַ֣ר עֵשָׂ֑ו</w:t>
       </w:r>
     </w:p>
     <w:p>
@@ -18970,7 +18970,7 @@
         <w:rPr>
           <w:lang w:val="ar_AE" w:bidi="ar_AE"/>
         </w:rPr>
-        <w:t>וְ⁠הָיְתָ֥ה לַֽ⁠יהוָ֖ה הַ⁠מְּלוּכָֽה</w:t>
+        <w:t>וְ⁠הָיְתָ֥ה לַֽ⁠יהוָ֖ה הַ⁠מְּלוּכָֽה</w:t>
       </w:r>
     </w:p>
     <w:p>

--- a/arb/docx/31.content.docx
+++ b/arb/docx/31.content.docx
@@ -584,22 +584,6 @@
       </w:r>
       <w:r>
         <w:rPr>
-          <w:lang w:val="ar_AE" w:bidi="ar_AE"/>
-        </w:rPr>
-        <w:t>יְהוִ֜ה</w:t>
-      </w:r>
-    </w:p>
-    <w:p>
-      <w:pPr>
-        <w:bidi/>
-      </w:pPr>
-      <w:r>
-        <w:rPr>
-          <w:lang w:val="ar_AE" w:bidi="ar_AE"/>
-        </w:rPr>
-      </w:r>
-      <w:r>
-        <w:rPr>
           <w:b/>
           <w:lang w:val="ar_AE" w:bidi="ar_AE"/>
         </w:rPr>
@@ -813,6 +797,22 @@
       </w:r>
       <w:r>
         <w:rPr>
+          <w:lang w:val="ar_AE" w:bidi="ar_AE"/>
+        </w:rPr>
+        <w:t>חֲז֖וֹן עֹֽבַדְיָ֑ה</w:t>
+      </w:r>
+    </w:p>
+    <w:p>
+      <w:pPr>
+        <w:bidi/>
+      </w:pPr>
+      <w:r>
+        <w:rPr>
+          <w:lang w:val="ar_AE" w:bidi="ar_AE"/>
+        </w:rPr>
+      </w:r>
+      <w:r>
+        <w:rPr>
           <w:b/>
           <w:lang w:val="ar_AE" w:bidi="ar_AE"/>
         </w:rPr>
@@ -1194,6 +1194,22 @@
       </w:r>
       <w:r>
         <w:rPr>
+          <w:lang w:val="ar_AE" w:bidi="ar_AE"/>
+        </w:rPr>
+        <w:t>לַ⁠מִּלְחָמָֽה</w:t>
+      </w:r>
+    </w:p>
+    <w:p>
+      <w:pPr>
+        <w:bidi/>
+      </w:pPr>
+      <w:r>
+        <w:rPr>
+          <w:lang w:val="ar_AE" w:bidi="ar_AE"/>
+        </w:rPr>
+      </w:r>
+      <w:r>
+        <w:rPr>
           <w:b/>
           <w:lang w:val="ar_AE" w:bidi="ar_AE"/>
         </w:rPr>
@@ -1299,6 +1315,22 @@
       </w:r>
       <w:r>
         <w:rPr>
+          <w:lang w:val="ar_AE" w:bidi="ar_AE"/>
+        </w:rPr>
+        <w:t>עֹֽבַדְיָ֑ה</w:t>
+      </w:r>
+    </w:p>
+    <w:p>
+      <w:pPr>
+        <w:bidi/>
+      </w:pPr>
+      <w:r>
+        <w:rPr>
+          <w:lang w:val="ar_AE" w:bidi="ar_AE"/>
+        </w:rPr>
+      </w:r>
+      <w:r>
+        <w:rPr>
           <w:b/>
           <w:lang w:val="ar_AE" w:bidi="ar_AE"/>
         </w:rPr>
@@ -1483,6 +1515,22 @@
       </w:r>
       <w:r>
         <w:rPr>
+          <w:lang w:val="ar_AE" w:bidi="ar_AE"/>
+        </w:rPr>
+        <w:t>לֶ⁠אֱד֗וֹם</w:t>
+      </w:r>
+    </w:p>
+    <w:p>
+      <w:pPr>
+        <w:bidi/>
+      </w:pPr>
+      <w:r>
+        <w:rPr>
+          <w:lang w:val="ar_AE" w:bidi="ar_AE"/>
+        </w:rPr>
+      </w:r>
+      <w:r>
+        <w:rPr>
           <w:b/>
           <w:lang w:val="ar_AE" w:bidi="ar_AE"/>
         </w:rPr>
@@ -1588,6 +1636,22 @@
       </w:r>
       <w:r>
         <w:rPr>
+          <w:lang w:val="ar_AE" w:bidi="ar_AE"/>
+        </w:rPr>
+        <w:t>שָׁמַ֜עְנוּ</w:t>
+      </w:r>
+    </w:p>
+    <w:p>
+      <w:pPr>
+        <w:bidi/>
+      </w:pPr>
+      <w:r>
+        <w:rPr>
+          <w:lang w:val="ar_AE" w:bidi="ar_AE"/>
+        </w:rPr>
+      </w:r>
+      <w:r>
+        <w:rPr>
           <w:b/>
           <w:lang w:val="ar_AE" w:bidi="ar_AE"/>
         </w:rPr>
@@ -1680,6 +1744,22 @@
       </w:r>
       <w:r>
         <w:rPr>
+          <w:lang w:val="ar_AE" w:bidi="ar_AE"/>
+        </w:rPr>
+        <w:t>שָׁמַ֜עְנוּ</w:t>
+      </w:r>
+    </w:p>
+    <w:p>
+      <w:pPr>
+        <w:bidi/>
+      </w:pPr>
+      <w:r>
+        <w:rPr>
+          <w:lang w:val="ar_AE" w:bidi="ar_AE"/>
+        </w:rPr>
+      </w:r>
+      <w:r>
+        <w:rPr>
           <w:b/>
           <w:lang w:val="ar_AE" w:bidi="ar_AE"/>
         </w:rPr>
@@ -2163,22 +2243,6 @@
       </w:r>
       <w:r>
         <w:rPr>
-          <w:lang w:val="ar_AE" w:bidi="ar_AE"/>
-        </w:rPr>
-        <w:t>קָטֹ֛ן נְתַתִּ֖י⁠ךָ בַּ⁠גּוֹיִ֑ם בָּז֥וּי אַתָּ֖ה מְאֹֽד</w:t>
-      </w:r>
-    </w:p>
-    <w:p>
-      <w:pPr>
-        <w:bidi/>
-      </w:pPr>
-      <w:r>
-        <w:rPr>
-          <w:lang w:val="ar_AE" w:bidi="ar_AE"/>
-        </w:rPr>
-      </w:r>
-      <w:r>
-        <w:rPr>
           <w:b/>
           <w:lang w:val="ar_AE" w:bidi="ar_AE"/>
         </w:rPr>
@@ -2271,22 +2335,6 @@
       </w:r>
       <w:r>
         <w:rPr>
-          <w:lang w:val="ar_AE" w:bidi="ar_AE"/>
-        </w:rPr>
-        <w:t>קָטֹ֛ן נְתַתִּ֖י⁠ךָ בַּ⁠גּוֹיִ֑ם</w:t>
-      </w:r>
-    </w:p>
-    <w:p>
-      <w:pPr>
-        <w:bidi/>
-      </w:pPr>
-      <w:r>
-        <w:rPr>
-          <w:lang w:val="ar_AE" w:bidi="ar_AE"/>
-        </w:rPr>
-      </w:r>
-      <w:r>
-        <w:rPr>
           <w:b/>
           <w:lang w:val="ar_AE" w:bidi="ar_AE"/>
         </w:rPr>
@@ -2379,22 +2427,6 @@
       </w:r>
       <w:r>
         <w:rPr>
-          <w:lang w:val="ar_AE" w:bidi="ar_AE"/>
-        </w:rPr>
-        <w:t>בָּז֥וּי אַתָּ֖ה מְאֹֽד</w:t>
-      </w:r>
-    </w:p>
-    <w:p>
-      <w:pPr>
-        <w:bidi/>
-      </w:pPr>
-      <w:r>
-        <w:rPr>
-          <w:lang w:val="ar_AE" w:bidi="ar_AE"/>
-        </w:rPr>
-      </w:r>
-      <w:r>
-        <w:rPr>
           <w:b/>
           <w:lang w:val="ar_AE" w:bidi="ar_AE"/>
         </w:rPr>
@@ -2487,22 +2519,6 @@
       </w:r>
       <w:r>
         <w:rPr>
-          <w:lang w:val="ar_AE" w:bidi="ar_AE"/>
-        </w:rPr>
-        <w:t>זְד֤וֹן לִבְּ⁠ךָ֙ הִשִּׁיאֶ֔⁠ךָ</w:t>
-      </w:r>
-    </w:p>
-    <w:p>
-      <w:pPr>
-        <w:bidi/>
-      </w:pPr>
-      <w:r>
-        <w:rPr>
-          <w:lang w:val="ar_AE" w:bidi="ar_AE"/>
-        </w:rPr>
-      </w:r>
-      <w:r>
-        <w:rPr>
           <w:b/>
           <w:lang w:val="ar_AE" w:bidi="ar_AE"/>
         </w:rPr>
@@ -2608,22 +2624,6 @@
       </w:r>
       <w:r>
         <w:rPr>
-          <w:lang w:val="ar_AE" w:bidi="ar_AE"/>
-        </w:rPr>
-        <w:t>זְד֤וֹן לִבְּ⁠ךָ֙ הִשִּׁיאֶ֔⁠ךָ</w:t>
-      </w:r>
-    </w:p>
-    <w:p>
-      <w:pPr>
-        <w:bidi/>
-      </w:pPr>
-      <w:r>
-        <w:rPr>
-          <w:lang w:val="ar_AE" w:bidi="ar_AE"/>
-        </w:rPr>
-      </w:r>
-      <w:r>
-        <w:rPr>
           <w:b/>
           <w:lang w:val="ar_AE" w:bidi="ar_AE"/>
         </w:rPr>
@@ -2850,22 +2850,6 @@
       </w:r>
       <w:r>
         <w:rPr>
-          <w:lang w:val="ar_AE" w:bidi="ar_AE"/>
-        </w:rPr>
-        <w:t>זְד֤וֹן לִבְּ⁠ךָ֙</w:t>
-      </w:r>
-    </w:p>
-    <w:p>
-      <w:pPr>
-        <w:bidi/>
-      </w:pPr>
-      <w:r>
-        <w:rPr>
-          <w:lang w:val="ar_AE" w:bidi="ar_AE"/>
-        </w:rPr>
-      </w:r>
-      <w:r>
-        <w:rPr>
           <w:b/>
           <w:lang w:val="ar_AE" w:bidi="ar_AE"/>
         </w:rPr>
@@ -3118,22 +3102,6 @@
       </w:r>
       <w:r>
         <w:rPr>
-          <w:lang w:val="ar_AE" w:bidi="ar_AE"/>
-        </w:rPr>
-        <w:t>בְ⁠חַגְוֵי־סֶּ֖לַע</w:t>
-      </w:r>
-    </w:p>
-    <w:p>
-      <w:pPr>
-        <w:bidi/>
-      </w:pPr>
-      <w:r>
-        <w:rPr>
-          <w:lang w:val="ar_AE" w:bidi="ar_AE"/>
-        </w:rPr>
-      </w:r>
-      <w:r>
-        <w:rPr>
           <w:b/>
           <w:lang w:val="ar_AE" w:bidi="ar_AE"/>
         </w:rPr>
@@ -3351,22 +3319,6 @@
       </w:r>
       <w:r>
         <w:rPr>
-          <w:lang w:val="ar_AE" w:bidi="ar_AE"/>
-        </w:rPr>
-        <w:t>אֹמֵ֣ר בְּ⁠לִבּ֔⁠וֹ</w:t>
-      </w:r>
-    </w:p>
-    <w:p>
-      <w:pPr>
-        <w:bidi/>
-      </w:pPr>
-      <w:r>
-        <w:rPr>
-          <w:lang w:val="ar_AE" w:bidi="ar_AE"/>
-        </w:rPr>
-      </w:r>
-      <w:r>
-        <w:rPr>
           <w:b/>
           <w:lang w:val="ar_AE" w:bidi="ar_AE"/>
         </w:rPr>
@@ -3459,22 +3411,6 @@
       </w:r>
       <w:r>
         <w:rPr>
-          <w:lang w:val="ar_AE" w:bidi="ar_AE"/>
-        </w:rPr>
-        <w:t>מִ֥י יוֹרִדֵ֖⁠נִי אָֽרֶץ</w:t>
-      </w:r>
-    </w:p>
-    <w:p>
-      <w:pPr>
-        <w:bidi/>
-      </w:pPr>
-      <w:r>
-        <w:rPr>
-          <w:lang w:val="ar_AE" w:bidi="ar_AE"/>
-        </w:rPr>
-      </w:r>
-      <w:r>
-        <w:rPr>
           <w:b/>
           <w:lang w:val="ar_AE" w:bidi="ar_AE"/>
         </w:rPr>
@@ -3567,22 +3503,6 @@
       </w:r>
       <w:r>
         <w:rPr>
-          <w:lang w:val="ar_AE" w:bidi="ar_AE"/>
-        </w:rPr>
-        <w:t>אִם־תַּגְבִּ֣יהַּ כַּ⁠נֶּ֔שֶׁר וְ⁠אִם־בֵּ֥ין כּֽוֹכָבִ֖ים שִׂ֣ים קִנֶּ֑⁠ךָ</w:t>
-      </w:r>
-    </w:p>
-    <w:p>
-      <w:pPr>
-        <w:bidi/>
-      </w:pPr>
-      <w:r>
-        <w:rPr>
-          <w:lang w:val="ar_AE" w:bidi="ar_AE"/>
-        </w:rPr>
-      </w:r>
-      <w:r>
-        <w:rPr>
           <w:b/>
           <w:lang w:val="ar_AE" w:bidi="ar_AE"/>
         </w:rPr>
@@ -3675,22 +3595,6 @@
       </w:r>
       <w:r>
         <w:rPr>
-          <w:lang w:val="ar_AE" w:bidi="ar_AE"/>
-        </w:rPr>
-        <w:t>אִם־תַּגְבִּ֣יהַּ כַּ⁠נֶּ֔שֶׁר וְ⁠אִם־בֵּ֥ין כּֽוֹכָבִ֖ים שִׂ֣ים קִנֶּ֑⁠ךָ</w:t>
-      </w:r>
-    </w:p>
-    <w:p>
-      <w:pPr>
-        <w:bidi/>
-      </w:pPr>
-      <w:r>
-        <w:rPr>
-          <w:lang w:val="ar_AE" w:bidi="ar_AE"/>
-        </w:rPr>
-      </w:r>
-      <w:r>
-        <w:rPr>
           <w:b/>
           <w:lang w:val="ar_AE" w:bidi="ar_AE"/>
         </w:rPr>
@@ -4241,22 +4145,6 @@
       </w:r>
       <w:r>
         <w:rPr>
-          <w:lang w:val="ar_AE" w:bidi="ar_AE"/>
-        </w:rPr>
-        <w:t>אִם־גַּנָּבִ֤ים בָּאֽוּ־לְ⁠ךָ֙ אִם־שׁ֣וֹדְדֵי לַ֔יְלָה</w:t>
-      </w:r>
-    </w:p>
-    <w:p>
-      <w:pPr>
-        <w:bidi/>
-      </w:pPr>
-      <w:r>
-        <w:rPr>
-          <w:lang w:val="ar_AE" w:bidi="ar_AE"/>
-        </w:rPr>
-      </w:r>
-      <w:r>
-        <w:rPr>
           <w:b/>
           <w:lang w:val="ar_AE" w:bidi="ar_AE"/>
         </w:rPr>
@@ -4349,6 +4237,98 @@
       </w:r>
       <w:r>
         <w:rPr>
+          <w:b/>
+          <w:lang w:val="ar_AE" w:bidi="ar_AE"/>
+        </w:rPr>
+        <w:t>"كَيْفَ هَلِكْتَ!"</w:t>
+      </w:r>
+    </w:p>
+    <w:p>
+      <w:pPr>
+        <w:bidi/>
+      </w:pPr>
+      <w:r>
+        <w:rPr>
+          <w:lang w:val="ar_AE" w:bidi="ar_AE"/>
+        </w:rPr>
+      </w:r>
+      <w:r>
+        <w:rPr>
+          <w:lang w:val="ar_AE" w:bidi="ar_AE"/>
+        </w:rPr>
+        <w:t>يمكنك استخدام صيغة الفعل المبني للمعلوم، وتحديد مَن يقوم بالفِعل. التَّرْجَمَة البديلة: "كيف سيقوم المهاجمون بتدميرك"</w:t>
+      </w:r>
+    </w:p>
+    <w:p>
+      <w:pPr>
+        <w:bidi/>
+      </w:pPr>
+      <w:r>
+        <w:rPr>
+          <w:lang w:val="ar_AE" w:bidi="ar_AE"/>
+        </w:rPr>
+      </w:r>
+      <w:r>
+        <w:rPr>
+          <w:lang w:val="ar_AE" w:bidi="ar_AE"/>
+        </w:rPr>
+        <w:t xml:space="preserve">انظر: </w:t>
+      </w:r>
+      <w:r>
+        <w:rPr>
+          <w:lang w:val="ar_AE" w:bidi="ar_AE"/>
+        </w:rPr>
+        <w:t>المبني للمعلوم أو المبني للمجهول</w:t>
+      </w:r>
+      <w:r>
+        <w:rPr>
+          <w:lang w:val="ar_AE" w:bidi="ar_AE"/>
+        </w:rPr>
+      </w:r>
+      <w:r>
+        <w:rPr>
+          <w:lang w:val="ar_AE" w:bidi="ar_AE"/>
+        </w:rPr>
+      </w:r>
+    </w:p>
+    <w:p>
+      <w:pPr>
+        <w:bidi/>
+      </w:pPr>
+      <w:r>
+        <w:rPr>
+          <w:lang w:val="ar_AE" w:bidi="ar_AE"/>
+        </w:rPr>
+      </w:r>
+    </w:p>
+    <w:p>
+      <w:pPr>
+        <w:pStyle w:val="Heading2"/>
+        <w:bidi/>
+      </w:pPr>
+      <w:r>
+        <w:rPr>
+          <w:lang w:val="ar_AE" w:bidi="ar_AE"/>
+        </w:rPr>
+        <w:t>عوبديا 1: 5 (#3)</w:t>
+      </w:r>
+      <w:r>
+        <w:rPr>
+          <w:lang w:val="ar_AE" w:bidi="ar_AE"/>
+        </w:rPr>
+      </w:r>
+    </w:p>
+    <w:p>
+      <w:pPr>
+        <w:bidi/>
+      </w:pPr>
+      <w:r>
+        <w:rPr>
+          <w:lang w:val="ar_AE" w:bidi="ar_AE"/>
+        </w:rPr>
+      </w:r>
+      <w:r>
+        <w:rPr>
           <w:lang w:val="ar_AE" w:bidi="ar_AE"/>
         </w:rPr>
         <w:t>אֵ֣יךְ נִדְמֵ֔יתָה</w:t>
@@ -4384,7 +4364,7 @@
         <w:rPr>
           <w:lang w:val="ar_AE" w:bidi="ar_AE"/>
         </w:rPr>
-        <w:t>يمكنك استخدام صيغة الفعل المبني للمعلوم، وتحديد مَن يقوم بالفِعل. التَّرْجَمَة البديلة: "كيف سيقوم المهاجمون بتدميرك"</w:t>
+        <w:t>يضيف الرب (يهوه) هذه العبارة في منتصف جملة أخرى للتعبير عن أنَّ عقوبة أدوم مروعة. على عكس اللصوص وجامعي العنب، فإنَّ الذين يهاجمون أدوم لن يتركوا شيئًا وراءهم. إذا كان مفيدًا في لُغتك، يمكنك نقل العبارة إلى نهاية الآية وجعلها جُملة مستقلة. التَّرْجَمَة البديلة: "لكن المهاجمين سيدمرونك تمامًا"</w:t>
       </w:r>
     </w:p>
     <w:p>
@@ -4406,6 +4386,435 @@
         <w:rPr>
           <w:lang w:val="ar_AE" w:bidi="ar_AE"/>
         </w:rPr>
+        <w:t>عبارات التعجُّب</w:t>
+      </w:r>
+      <w:r>
+        <w:rPr>
+          <w:lang w:val="ar_AE" w:bidi="ar_AE"/>
+        </w:rPr>
+      </w:r>
+      <w:r>
+        <w:rPr>
+          <w:lang w:val="ar_AE" w:bidi="ar_AE"/>
+        </w:rPr>
+      </w:r>
+    </w:p>
+    <w:p>
+      <w:pPr>
+        <w:bidi/>
+      </w:pPr>
+      <w:r>
+        <w:rPr>
+          <w:lang w:val="ar_AE" w:bidi="ar_AE"/>
+        </w:rPr>
+      </w:r>
+    </w:p>
+    <w:p>
+      <w:pPr>
+        <w:pStyle w:val="Heading2"/>
+        <w:bidi/>
+      </w:pPr>
+      <w:r>
+        <w:rPr>
+          <w:lang w:val="ar_AE" w:bidi="ar_AE"/>
+        </w:rPr>
+        <w:t>عوبديا 1: 5 (#4)</w:t>
+      </w:r>
+      <w:r>
+        <w:rPr>
+          <w:lang w:val="ar_AE" w:bidi="ar_AE"/>
+        </w:rPr>
+      </w:r>
+    </w:p>
+    <w:p>
+      <w:pPr>
+        <w:bidi/>
+      </w:pPr>
+      <w:r>
+        <w:rPr>
+          <w:lang w:val="ar_AE" w:bidi="ar_AE"/>
+        </w:rPr>
+      </w:r>
+      <w:r>
+        <w:rPr>
+          <w:lang w:val="ar_AE" w:bidi="ar_AE"/>
+        </w:rPr>
+        <w:t>הֲ⁠ל֥וֹא יִגְנְב֖וּ דַּיָּ֑⁠ם</w:t>
+      </w:r>
+    </w:p>
+    <w:p>
+      <w:pPr>
+        <w:bidi/>
+      </w:pPr>
+      <w:r>
+        <w:rPr>
+          <w:lang w:val="ar_AE" w:bidi="ar_AE"/>
+        </w:rPr>
+      </w:r>
+      <w:r>
+        <w:rPr>
+          <w:b/>
+          <w:lang w:val="ar_AE" w:bidi="ar_AE"/>
+        </w:rPr>
+        <w:t>"أَفَلاَ يَسْرِقُونَ حَاجَتَهُمْ؟"</w:t>
+      </w:r>
+    </w:p>
+    <w:p>
+      <w:pPr>
+        <w:bidi/>
+      </w:pPr>
+      <w:r>
+        <w:rPr>
+          <w:lang w:val="ar_AE" w:bidi="ar_AE"/>
+        </w:rPr>
+      </w:r>
+      <w:r>
+        <w:rPr>
+          <w:lang w:val="ar_AE" w:bidi="ar_AE"/>
+        </w:rPr>
+        <w:t>هذا هو السؤال البلاغي. تُستخدم صيغة السؤال لتوضيح الأمر توضيحًا قويًا. إذا لم تستخدم الأسئلة البلاغية بهذه الطريقة في لُغتك، يمكنك استخدام جملة هنا. التَّرْجَمَة البديلة: "كانوا سيأخذون فقط ما يرغبون فيه"</w:t>
+      </w:r>
+    </w:p>
+    <w:p>
+      <w:pPr>
+        <w:bidi/>
+      </w:pPr>
+      <w:r>
+        <w:rPr>
+          <w:lang w:val="ar_AE" w:bidi="ar_AE"/>
+        </w:rPr>
+      </w:r>
+      <w:r>
+        <w:rPr>
+          <w:lang w:val="ar_AE" w:bidi="ar_AE"/>
+        </w:rPr>
+        <w:t xml:space="preserve">انظر: </w:t>
+      </w:r>
+      <w:r>
+        <w:rPr>
+          <w:lang w:val="ar_AE" w:bidi="ar_AE"/>
+        </w:rPr>
+        <w:t>السؤال البلاغي</w:t>
+      </w:r>
+      <w:r>
+        <w:rPr>
+          <w:lang w:val="ar_AE" w:bidi="ar_AE"/>
+        </w:rPr>
+      </w:r>
+      <w:r>
+        <w:rPr>
+          <w:lang w:val="ar_AE" w:bidi="ar_AE"/>
+        </w:rPr>
+      </w:r>
+    </w:p>
+    <w:p>
+      <w:pPr>
+        <w:bidi/>
+      </w:pPr>
+      <w:r>
+        <w:rPr>
+          <w:lang w:val="ar_AE" w:bidi="ar_AE"/>
+        </w:rPr>
+      </w:r>
+    </w:p>
+    <w:p>
+      <w:pPr>
+        <w:pStyle w:val="Heading2"/>
+        <w:bidi/>
+      </w:pPr>
+      <w:r>
+        <w:rPr>
+          <w:lang w:val="ar_AE" w:bidi="ar_AE"/>
+        </w:rPr>
+        <w:t>عوبديا ١: ٥ (#٥)</w:t>
+      </w:r>
+      <w:r>
+        <w:rPr>
+          <w:lang w:val="ar_AE" w:bidi="ar_AE"/>
+        </w:rPr>
+      </w:r>
+    </w:p>
+    <w:p>
+      <w:pPr>
+        <w:bidi/>
+      </w:pPr>
+      <w:r>
+        <w:rPr>
+          <w:lang w:val="ar_AE" w:bidi="ar_AE"/>
+        </w:rPr>
+      </w:r>
+      <w:r>
+        <w:rPr>
+          <w:b/>
+          <w:lang w:val="ar_AE" w:bidi="ar_AE"/>
+        </w:rPr>
+        <w:t>"إِنْ أَتَاكَ قَاطِفُونَ أَفَلاَ يُبْقُونَ خُصَاصَةً؟"</w:t>
+      </w:r>
+    </w:p>
+    <w:p>
+      <w:pPr>
+        <w:bidi/>
+      </w:pPr>
+      <w:r>
+        <w:rPr>
+          <w:lang w:val="ar_AE" w:bidi="ar_AE"/>
+        </w:rPr>
+      </w:r>
+      <w:r>
+        <w:rPr>
+          <w:lang w:val="ar_AE" w:bidi="ar_AE"/>
+        </w:rPr>
+        <w:t>هذا هو السؤال البلاغي. تُستخدم أسلوب الاستفهام لتوصيل فكرة بقوة. إذا لم تُستخدم الأسئلة البلاغية بهذه الطريقة في لُغتك، يمكنك استخدام جملة هنا. التَّرْجَمَة البديلة: "من المؤكد أنهم سيتركون بعض العنب وراءهم"</w:t>
+      </w:r>
+    </w:p>
+    <w:p>
+      <w:pPr>
+        <w:bidi/>
+      </w:pPr>
+      <w:r>
+        <w:rPr>
+          <w:lang w:val="ar_AE" w:bidi="ar_AE"/>
+        </w:rPr>
+      </w:r>
+      <w:r>
+        <w:rPr>
+          <w:lang w:val="ar_AE" w:bidi="ar_AE"/>
+        </w:rPr>
+        <w:t xml:space="preserve">انظر: </w:t>
+      </w:r>
+      <w:r>
+        <w:rPr>
+          <w:lang w:val="ar_AE" w:bidi="ar_AE"/>
+        </w:rPr>
+        <w:t>السؤال البلاغي</w:t>
+      </w:r>
+      <w:r>
+        <w:rPr>
+          <w:lang w:val="ar_AE" w:bidi="ar_AE"/>
+        </w:rPr>
+      </w:r>
+      <w:r>
+        <w:rPr>
+          <w:lang w:val="ar_AE" w:bidi="ar_AE"/>
+        </w:rPr>
+      </w:r>
+    </w:p>
+    <w:p>
+      <w:pPr>
+        <w:bidi/>
+      </w:pPr>
+      <w:r>
+        <w:rPr>
+          <w:lang w:val="ar_AE" w:bidi="ar_AE"/>
+        </w:rPr>
+      </w:r>
+    </w:p>
+    <w:p>
+      <w:pPr>
+        <w:pStyle w:val="Heading2"/>
+        <w:bidi/>
+      </w:pPr>
+      <w:r>
+        <w:rPr>
+          <w:lang w:val="ar_AE" w:bidi="ar_AE"/>
+        </w:rPr>
+        <w:t>عوبديا 1: 6 (#1)</w:t>
+      </w:r>
+      <w:r>
+        <w:rPr>
+          <w:lang w:val="ar_AE" w:bidi="ar_AE"/>
+        </w:rPr>
+      </w:r>
+    </w:p>
+    <w:p>
+      <w:pPr>
+        <w:bidi/>
+      </w:pPr>
+      <w:r>
+        <w:rPr>
+          <w:lang w:val="ar_AE" w:bidi="ar_AE"/>
+        </w:rPr>
+      </w:r>
+      <w:r>
+        <w:rPr>
+          <w:lang w:val="ar_AE" w:bidi="ar_AE"/>
+        </w:rPr>
+        <w:t>אֵ֚יךְ</w:t>
+      </w:r>
+    </w:p>
+    <w:p>
+      <w:pPr>
+        <w:bidi/>
+      </w:pPr>
+      <w:r>
+        <w:rPr>
+          <w:lang w:val="ar_AE" w:bidi="ar_AE"/>
+        </w:rPr>
+      </w:r>
+      <w:r>
+        <w:rPr>
+          <w:b/>
+          <w:lang w:val="ar_AE" w:bidi="ar_AE"/>
+        </w:rPr>
+        <w:t>"كَيْفَ"</w:t>
+      </w:r>
+    </w:p>
+    <w:p>
+      <w:pPr>
+        <w:bidi/>
+      </w:pPr>
+      <w:r>
+        <w:rPr>
+          <w:lang w:val="ar_AE" w:bidi="ar_AE"/>
+        </w:rPr>
+      </w:r>
+      <w:r>
+        <w:rPr>
+          <w:lang w:val="ar_AE" w:bidi="ar_AE"/>
+        </w:rPr>
+        <w:t xml:space="preserve">هنا، </w:t>
+      </w:r>
+      <w:r>
+        <w:rPr>
+          <w:b/>
+          <w:lang w:val="ar_AE" w:bidi="ar_AE"/>
+        </w:rPr>
+        <w:t>كَيْفَ</w:t>
+      </w:r>
+      <w:r>
+        <w:rPr>
+          <w:lang w:val="ar_AE" w:bidi="ar_AE"/>
+        </w:rPr>
+        <w:t xml:space="preserve"> تعبير عن الدهشة من شدة نهْب أدوم. استخدم طريقة ملائمة لطبيعة لُغتك للتعبير عن ذلك. التَّرْجَمَة البديلة: "للغاية" أو "بالتمام"</w:t>
+      </w:r>
+    </w:p>
+    <w:p>
+      <w:pPr>
+        <w:bidi/>
+      </w:pPr>
+      <w:r>
+        <w:rPr>
+          <w:lang w:val="ar_AE" w:bidi="ar_AE"/>
+        </w:rPr>
+      </w:r>
+      <w:r>
+        <w:rPr>
+          <w:lang w:val="ar_AE" w:bidi="ar_AE"/>
+        </w:rPr>
+        <w:t xml:space="preserve">انظر: </w:t>
+      </w:r>
+      <w:r>
+        <w:rPr>
+          <w:lang w:val="ar_AE" w:bidi="ar_AE"/>
+        </w:rPr>
+        <w:t>عبارات التعجُّب</w:t>
+      </w:r>
+      <w:r>
+        <w:rPr>
+          <w:lang w:val="ar_AE" w:bidi="ar_AE"/>
+        </w:rPr>
+      </w:r>
+      <w:r>
+        <w:rPr>
+          <w:lang w:val="ar_AE" w:bidi="ar_AE"/>
+        </w:rPr>
+      </w:r>
+    </w:p>
+    <w:p>
+      <w:pPr>
+        <w:bidi/>
+      </w:pPr>
+      <w:r>
+        <w:rPr>
+          <w:lang w:val="ar_AE" w:bidi="ar_AE"/>
+        </w:rPr>
+      </w:r>
+    </w:p>
+    <w:p>
+      <w:pPr>
+        <w:pStyle w:val="Heading2"/>
+        <w:bidi/>
+      </w:pPr>
+      <w:r>
+        <w:rPr>
+          <w:lang w:val="ar_AE" w:bidi="ar_AE"/>
+        </w:rPr>
+        <w:t>عوبديا 1: 6 (#2)</w:t>
+      </w:r>
+      <w:r>
+        <w:rPr>
+          <w:lang w:val="ar_AE" w:bidi="ar_AE"/>
+        </w:rPr>
+      </w:r>
+    </w:p>
+    <w:p>
+      <w:pPr>
+        <w:bidi/>
+      </w:pPr>
+      <w:r>
+        <w:rPr>
+          <w:lang w:val="ar_AE" w:bidi="ar_AE"/>
+        </w:rPr>
+      </w:r>
+      <w:r>
+        <w:rPr>
+          <w:lang w:val="ar_AE" w:bidi="ar_AE"/>
+        </w:rPr>
+        <w:t>אֵ֚יךְ נֶחְפְּשׂ֣וּ עֵשָׂ֔ו</w:t>
+      </w:r>
+    </w:p>
+    <w:p>
+      <w:pPr>
+        <w:bidi/>
+      </w:pPr>
+      <w:r>
+        <w:rPr>
+          <w:lang w:val="ar_AE" w:bidi="ar_AE"/>
+        </w:rPr>
+      </w:r>
+      <w:r>
+        <w:rPr>
+          <w:b/>
+          <w:lang w:val="ar_AE" w:bidi="ar_AE"/>
+        </w:rPr>
+        <w:t>"كَيْفَ فُتِّشَ عِيسُو"</w:t>
+      </w:r>
+    </w:p>
+    <w:p>
+      <w:pPr>
+        <w:bidi/>
+      </w:pPr>
+      <w:r>
+        <w:rPr>
+          <w:lang w:val="ar_AE" w:bidi="ar_AE"/>
+        </w:rPr>
+      </w:r>
+      <w:r>
+        <w:rPr>
+          <w:lang w:val="ar_AE" w:bidi="ar_AE"/>
+        </w:rPr>
+        <w:t>إذا كان ذلك مناسبًا في لُغتك، يمكنك استخدام صيغة الفعل المبني للمعلوم، ويمكنك أن تحدد من يقوم بالفِعل. التَّرْجَمَة البديلة: "كيف سيقوم المهاجمون بنهْب بلاد أدوم"</w:t>
+      </w:r>
+    </w:p>
+    <w:p>
+      <w:pPr>
+        <w:bidi/>
+      </w:pPr>
+      <w:r>
+        <w:rPr>
+          <w:lang w:val="ar_AE" w:bidi="ar_AE"/>
+        </w:rPr>
+      </w:r>
+      <w:r>
+        <w:rPr>
+          <w:lang w:val="ar_AE" w:bidi="ar_AE"/>
+        </w:rPr>
+        <w:t xml:space="preserve">انظر: </w:t>
+      </w:r>
+      <w:r>
+        <w:rPr>
+          <w:lang w:val="ar_AE" w:bidi="ar_AE"/>
+        </w:rPr>
         <w:t>المبني للمعلوم أو المبني للمجهول</w:t>
       </w:r>
       <w:r>
@@ -4438,61 +4847,74 @@
         <w:rPr>
           <w:lang w:val="ar_AE" w:bidi="ar_AE"/>
         </w:rPr>
-        <w:t>عوبديا 1: 5 (#3)</w:t>
-      </w:r>
-      <w:r>
-        <w:rPr>
-          <w:lang w:val="ar_AE" w:bidi="ar_AE"/>
-        </w:rPr>
-      </w:r>
-    </w:p>
-    <w:p>
-      <w:pPr>
-        <w:bidi/>
-      </w:pPr>
-      <w:r>
-        <w:rPr>
-          <w:lang w:val="ar_AE" w:bidi="ar_AE"/>
-        </w:rPr>
-      </w:r>
-      <w:r>
-        <w:rPr>
-          <w:lang w:val="ar_AE" w:bidi="ar_AE"/>
-        </w:rPr>
-        <w:t>אֵ֣יךְ נִדְמֵ֔יתָה</w:t>
-      </w:r>
-    </w:p>
-    <w:p>
-      <w:pPr>
-        <w:bidi/>
-      </w:pPr>
-      <w:r>
-        <w:rPr>
-          <w:lang w:val="ar_AE" w:bidi="ar_AE"/>
-        </w:rPr>
-      </w:r>
-      <w:r>
-        <w:rPr>
-          <w:b/>
-          <w:lang w:val="ar_AE" w:bidi="ar_AE"/>
-        </w:rPr>
-        <w:t>"كَيْفَ هَلِكْتَ!"</w:t>
-      </w:r>
-    </w:p>
-    <w:p>
-      <w:pPr>
-        <w:bidi/>
-      </w:pPr>
-      <w:r>
-        <w:rPr>
-          <w:lang w:val="ar_AE" w:bidi="ar_AE"/>
-        </w:rPr>
-      </w:r>
-      <w:r>
-        <w:rPr>
-          <w:lang w:val="ar_AE" w:bidi="ar_AE"/>
-        </w:rPr>
-        <w:t>يضيف الرب (يهوه) هذه العبارة في منتصف جملة أخرى للتعبير عن أنَّ عقوبة أدوم مروعة. على عكس اللصوص وجامعي العنب، فإنَّ الذين يهاجمون أدوم لن يتركوا شيئًا وراءهم. إذا كان مفيدًا في لُغتك، يمكنك نقل العبارة إلى نهاية الآية وجعلها جُملة مستقلة. التَّرْجَمَة البديلة: "لكن المهاجمين سيدمرونك تمامًا"</w:t>
+        <w:t>عوبديا 1: 6 (#3)</w:t>
+      </w:r>
+      <w:r>
+        <w:rPr>
+          <w:lang w:val="ar_AE" w:bidi="ar_AE"/>
+        </w:rPr>
+      </w:r>
+    </w:p>
+    <w:p>
+      <w:pPr>
+        <w:bidi/>
+      </w:pPr>
+      <w:r>
+        <w:rPr>
+          <w:lang w:val="ar_AE" w:bidi="ar_AE"/>
+        </w:rPr>
+      </w:r>
+      <w:r>
+        <w:rPr>
+          <w:lang w:val="ar_AE" w:bidi="ar_AE"/>
+        </w:rPr>
+        <w:t>עֵשָׂ֔ו</w:t>
+      </w:r>
+    </w:p>
+    <w:p>
+      <w:pPr>
+        <w:bidi/>
+      </w:pPr>
+      <w:r>
+        <w:rPr>
+          <w:lang w:val="ar_AE" w:bidi="ar_AE"/>
+        </w:rPr>
+      </w:r>
+      <w:r>
+        <w:rPr>
+          <w:b/>
+          <w:lang w:val="ar_AE" w:bidi="ar_AE"/>
+        </w:rPr>
+        <w:t>"عِيسُو"</w:t>
+      </w:r>
+    </w:p>
+    <w:p>
+      <w:pPr>
+        <w:bidi/>
+      </w:pPr>
+      <w:r>
+        <w:rPr>
+          <w:lang w:val="ar_AE" w:bidi="ar_AE"/>
+        </w:rPr>
+      </w:r>
+      <w:r>
+        <w:rPr>
+          <w:lang w:val="ar_AE" w:bidi="ar_AE"/>
+        </w:rPr>
+        <w:t xml:space="preserve">هنا، يشير الاسم </w:t>
+      </w:r>
+      <w:r>
+        <w:rPr>
+          <w:b/>
+          <w:lang w:val="ar_AE" w:bidi="ar_AE"/>
+        </w:rPr>
+        <w:t>عِيسُو</w:t>
+      </w:r>
+      <w:r>
+        <w:rPr>
+          <w:lang w:val="ar_AE" w:bidi="ar_AE"/>
+        </w:rPr>
+        <w:t xml:space="preserve"> إلى شعب أدوم. كانوا من نسل عيسو، الذي كان يُعرف أيضًا باسم أدوم. يُصوَّر جميع شعب أدوم كما لو كانوا شخصًا واحدًا، وهو جَدُّهم. إذا كان هذا يسبب التباسًا في لُغتك، يمكنك الإشارة إلى الشعب بدلًا من ذلك.</w:t>
       </w:r>
     </w:p>
     <w:p>
@@ -4514,7 +4936,7 @@
         <w:rPr>
           <w:lang w:val="ar_AE" w:bidi="ar_AE"/>
         </w:rPr>
-        <w:t>عبارات التعجُّب</w:t>
+        <w:t>التشخيص</w:t>
       </w:r>
       <w:r>
         <w:rPr>
@@ -4546,61 +4968,144 @@
         <w:rPr>
           <w:lang w:val="ar_AE" w:bidi="ar_AE"/>
         </w:rPr>
-        <w:t>عوبديا 1: 5 (#4)</w:t>
-      </w:r>
-      <w:r>
-        <w:rPr>
-          <w:lang w:val="ar_AE" w:bidi="ar_AE"/>
-        </w:rPr>
-      </w:r>
-    </w:p>
-    <w:p>
-      <w:pPr>
-        <w:bidi/>
-      </w:pPr>
-      <w:r>
-        <w:rPr>
-          <w:lang w:val="ar_AE" w:bidi="ar_AE"/>
-        </w:rPr>
-      </w:r>
-      <w:r>
-        <w:rPr>
-          <w:lang w:val="ar_AE" w:bidi="ar_AE"/>
-        </w:rPr>
-        <w:t>הֲ⁠ל֥וֹא יִגְנְב֖וּ דַּיָּ֑⁠ם</w:t>
-      </w:r>
-    </w:p>
-    <w:p>
-      <w:pPr>
-        <w:bidi/>
-      </w:pPr>
-      <w:r>
-        <w:rPr>
-          <w:lang w:val="ar_AE" w:bidi="ar_AE"/>
-        </w:rPr>
-      </w:r>
-      <w:r>
-        <w:rPr>
-          <w:b/>
-          <w:lang w:val="ar_AE" w:bidi="ar_AE"/>
-        </w:rPr>
-        <w:t>"أَفَلاَ يَسْرِقُونَ حَاجَتَهُمْ؟"</w:t>
-      </w:r>
-    </w:p>
-    <w:p>
-      <w:pPr>
-        <w:bidi/>
-      </w:pPr>
-      <w:r>
-        <w:rPr>
-          <w:lang w:val="ar_AE" w:bidi="ar_AE"/>
-        </w:rPr>
-      </w:r>
-      <w:r>
-        <w:rPr>
-          <w:lang w:val="ar_AE" w:bidi="ar_AE"/>
-        </w:rPr>
-        <w:t>هذا هو السؤال البلاغي. تُستخدم صيغة السؤال لتوضيح الأمر توضيحًا قويًا. إذا لم تستخدم الأسئلة البلاغية بهذه الطريقة في لُغتك، يمكنك استخدام جملة هنا. التَّرْجَمَة البديلة: "كانوا سيأخذون فقط ما يرغبون فيه"</w:t>
+        <w:t>عوبديا 1: 6 (#4)</w:t>
+      </w:r>
+      <w:r>
+        <w:rPr>
+          <w:lang w:val="ar_AE" w:bidi="ar_AE"/>
+        </w:rPr>
+      </w:r>
+    </w:p>
+    <w:p>
+      <w:pPr>
+        <w:bidi/>
+      </w:pPr>
+      <w:r>
+        <w:rPr>
+          <w:lang w:val="ar_AE" w:bidi="ar_AE"/>
+        </w:rPr>
+      </w:r>
+      <w:r>
+        <w:rPr>
+          <w:lang w:val="ar_AE" w:bidi="ar_AE"/>
+        </w:rPr>
+        <w:t>נֶחְפְּשׂ֣וּ</w:t>
+      </w:r>
+    </w:p>
+    <w:p>
+      <w:pPr>
+        <w:bidi/>
+      </w:pPr>
+      <w:r>
+        <w:rPr>
+          <w:lang w:val="ar_AE" w:bidi="ar_AE"/>
+        </w:rPr>
+      </w:r>
+      <w:r>
+        <w:rPr>
+          <w:b/>
+          <w:lang w:val="ar_AE" w:bidi="ar_AE"/>
+        </w:rPr>
+        <w:t>"فُحِصَتْ مَخَابِئُهُ"</w:t>
+      </w:r>
+    </w:p>
+    <w:p>
+      <w:pPr>
+        <w:bidi/>
+      </w:pPr>
+      <w:r>
+        <w:rPr>
+          <w:lang w:val="ar_AE" w:bidi="ar_AE"/>
+        </w:rPr>
+      </w:r>
+      <w:r>
+        <w:rPr>
+          <w:lang w:val="ar_AE" w:bidi="ar_AE"/>
+        </w:rPr>
+        <w:t xml:space="preserve">هنا، </w:t>
+      </w:r>
+      <w:r>
+        <w:rPr>
+          <w:b/>
+          <w:lang w:val="ar_AE" w:bidi="ar_AE"/>
+        </w:rPr>
+        <w:t>فُحِصَتْ</w:t>
+      </w:r>
+      <w:r>
+        <w:rPr>
+          <w:lang w:val="ar_AE" w:bidi="ar_AE"/>
+        </w:rPr>
+        <w:t xml:space="preserve"> يعني أن الأعداء فتَّشوا ممتلكات الناس، وأخذوا كافة ما له قيمة، وتركوا كل شيء آخر في حالة فوضى أو تلَف.</w:t>
+      </w:r>
+      <w:r>
+        <w:rPr>
+          <w:lang w:val="ar_AE" w:bidi="ar_AE"/>
+        </w:rPr>
+      </w:r>
+      <w:r>
+        <w:rPr>
+          <w:lang w:val="ar_AE" w:bidi="ar_AE"/>
+        </w:rPr>
+      </w:r>
+    </w:p>
+    <w:p>
+      <w:pPr>
+        <w:bidi/>
+      </w:pPr>
+      <w:r>
+        <w:rPr>
+          <w:lang w:val="ar_AE" w:bidi="ar_AE"/>
+        </w:rPr>
+      </w:r>
+    </w:p>
+    <w:p>
+      <w:pPr>
+        <w:pStyle w:val="Heading2"/>
+        <w:bidi/>
+      </w:pPr>
+      <w:r>
+        <w:rPr>
+          <w:lang w:val="ar_AE" w:bidi="ar_AE"/>
+        </w:rPr>
+        <w:t>عوبديا 1: 6 (#5)</w:t>
+      </w:r>
+      <w:r>
+        <w:rPr>
+          <w:lang w:val="ar_AE" w:bidi="ar_AE"/>
+        </w:rPr>
+      </w:r>
+    </w:p>
+    <w:p>
+      <w:pPr>
+        <w:bidi/>
+      </w:pPr>
+      <w:r>
+        <w:rPr>
+          <w:lang w:val="ar_AE" w:bidi="ar_AE"/>
+        </w:rPr>
+      </w:r>
+      <w:r>
+        <w:rPr>
+          <w:b/>
+          <w:lang w:val="ar_AE" w:bidi="ar_AE"/>
+        </w:rPr>
+        <w:t>"وَفُحِصَتْ مَخَابِئُهُ"</w:t>
+      </w:r>
+    </w:p>
+    <w:p>
+      <w:pPr>
+        <w:bidi/>
+      </w:pPr>
+      <w:r>
+        <w:rPr>
+          <w:lang w:val="ar_AE" w:bidi="ar_AE"/>
+        </w:rPr>
+      </w:r>
+      <w:r>
+        <w:rPr>
+          <w:lang w:val="ar_AE" w:bidi="ar_AE"/>
+        </w:rPr>
+        <w:t>إذا كان ذلك مفيدًا في لُغتك، يمكنك استخدام صيغة الفعل المبني للمعلوم، ويمكنك أن تذكر من يقوم بالفِعل. التَّرْجَمَة البديلة: "سيبحث السارقون عن جميع كنوزه المَخفية"</w:t>
       </w:r>
     </w:p>
     <w:p>
@@ -4622,7 +5127,7 @@
         <w:rPr>
           <w:lang w:val="ar_AE" w:bidi="ar_AE"/>
         </w:rPr>
-        <w:t>السؤال البلاغي</w:t>
+        <w:t>المبني للمعلوم أو المبني للمجهول</w:t>
       </w:r>
       <w:r>
         <w:rPr>
@@ -4654,61 +5159,58 @@
         <w:rPr>
           <w:lang w:val="ar_AE" w:bidi="ar_AE"/>
         </w:rPr>
-        <w:t>عوبديا ١: ٥ (#٥)</w:t>
-      </w:r>
-      <w:r>
-        <w:rPr>
-          <w:lang w:val="ar_AE" w:bidi="ar_AE"/>
-        </w:rPr>
-      </w:r>
-    </w:p>
-    <w:p>
-      <w:pPr>
-        <w:bidi/>
-      </w:pPr>
-      <w:r>
-        <w:rPr>
-          <w:lang w:val="ar_AE" w:bidi="ar_AE"/>
-        </w:rPr>
-      </w:r>
-      <w:r>
-        <w:rPr>
-          <w:lang w:val="ar_AE" w:bidi="ar_AE"/>
-        </w:rPr>
-        <w:t>אִם־בֹּֽצְרִים֙ בָּ֣אוּ לָ֔⁠ךְ הֲ⁠ל֖וֹא יַשְׁאִ֥ירוּ עֹלֵלֽוֹת</w:t>
-      </w:r>
-    </w:p>
-    <w:p>
-      <w:pPr>
-        <w:bidi/>
-      </w:pPr>
-      <w:r>
-        <w:rPr>
-          <w:lang w:val="ar_AE" w:bidi="ar_AE"/>
-        </w:rPr>
-      </w:r>
-      <w:r>
-        <w:rPr>
-          <w:b/>
-          <w:lang w:val="ar_AE" w:bidi="ar_AE"/>
-        </w:rPr>
-        <w:t>"إِنْ أَتَاكَ قَاطِفُونَ أَفَلاَ يُبْقُونَ خُصَاصَةً؟"</w:t>
-      </w:r>
-    </w:p>
-    <w:p>
-      <w:pPr>
-        <w:bidi/>
-      </w:pPr>
-      <w:r>
-        <w:rPr>
-          <w:lang w:val="ar_AE" w:bidi="ar_AE"/>
-        </w:rPr>
-      </w:r>
-      <w:r>
-        <w:rPr>
-          <w:lang w:val="ar_AE" w:bidi="ar_AE"/>
-        </w:rPr>
-        <w:t>هذا هو السؤال البلاغي. تُستخدم أسلوب الاستفهام لتوصيل فكرة بقوة. إذا لم تُستخدم الأسئلة البلاغية بهذه الطريقة في لُغتك، يمكنك استخدام جملة هنا. التَّرْجَمَة البديلة: "من المؤكد أنهم سيتركون بعض العنب وراءهم"</w:t>
+        <w:t>عوبديا 1: 7 (#1)</w:t>
+      </w:r>
+      <w:r>
+        <w:rPr>
+          <w:lang w:val="ar_AE" w:bidi="ar_AE"/>
+        </w:rPr>
+      </w:r>
+    </w:p>
+    <w:p>
+      <w:pPr>
+        <w:bidi/>
+      </w:pPr>
+      <w:r>
+        <w:rPr>
+          <w:lang w:val="ar_AE" w:bidi="ar_AE"/>
+        </w:rPr>
+      </w:r>
+      <w:r>
+        <w:rPr>
+          <w:b/>
+          <w:lang w:val="ar_AE" w:bidi="ar_AE"/>
+        </w:rPr>
+        <w:t>"طَرَدَكَ إِلَى التُّخْمِ كُلُّ مُعَاهِدِيكَ"</w:t>
+      </w:r>
+    </w:p>
+    <w:p>
+      <w:pPr>
+        <w:bidi/>
+      </w:pPr>
+      <w:r>
+        <w:rPr>
+          <w:lang w:val="ar_AE" w:bidi="ar_AE"/>
+        </w:rPr>
+      </w:r>
+      <w:r>
+        <w:rPr>
+          <w:lang w:val="ar_AE" w:bidi="ar_AE"/>
+        </w:rPr>
+        <w:t xml:space="preserve">إنْ لم يكن من المنطقي في لُغتك ذكرك لشخص ما سيتعرض للهجوم من آخر لديه معه </w:t>
+      </w:r>
+      <w:r>
+        <w:rPr>
+          <w:b/>
+          <w:lang w:val="ar_AE" w:bidi="ar_AE"/>
+        </w:rPr>
+        <w:t>عَهْد</w:t>
+      </w:r>
+      <w:r>
+        <w:rPr>
+          <w:lang w:val="ar_AE" w:bidi="ar_AE"/>
+        </w:rPr>
+        <w:t>، أي حليف له، يمكنك إضافة خطوة الخيانة المفقودة.</w:t>
       </w:r>
     </w:p>
     <w:p>
@@ -4730,7 +5232,7 @@
         <w:rPr>
           <w:lang w:val="ar_AE" w:bidi="ar_AE"/>
         </w:rPr>
-        <w:t>السؤال البلاغي</w:t>
+        <w:t>المعرفة المفترضة والمعلومات الضمنية</w:t>
       </w:r>
       <w:r>
         <w:rPr>
@@ -4762,45 +5264,150 @@
         <w:rPr>
           <w:lang w:val="ar_AE" w:bidi="ar_AE"/>
         </w:rPr>
-        <w:t>عوبديا 1: 6 (#1)</w:t>
-      </w:r>
-      <w:r>
-        <w:rPr>
-          <w:lang w:val="ar_AE" w:bidi="ar_AE"/>
-        </w:rPr>
-      </w:r>
-    </w:p>
-    <w:p>
-      <w:pPr>
-        <w:bidi/>
-      </w:pPr>
-      <w:r>
-        <w:rPr>
-          <w:lang w:val="ar_AE" w:bidi="ar_AE"/>
-        </w:rPr>
-      </w:r>
-      <w:r>
-        <w:rPr>
-          <w:lang w:val="ar_AE" w:bidi="ar_AE"/>
-        </w:rPr>
-        <w:t>אֵ֚יךְ</w:t>
-      </w:r>
-    </w:p>
-    <w:p>
-      <w:pPr>
-        <w:bidi/>
-      </w:pPr>
-      <w:r>
-        <w:rPr>
-          <w:lang w:val="ar_AE" w:bidi="ar_AE"/>
-        </w:rPr>
-      </w:r>
-      <w:r>
-        <w:rPr>
-          <w:b/>
-          <w:lang w:val="ar_AE" w:bidi="ar_AE"/>
-        </w:rPr>
-        <w:t>"كَيْفَ"</w:t>
+        <w:t>عوبديا ١: ٧ (#٢)</w:t>
+      </w:r>
+      <w:r>
+        <w:rPr>
+          <w:lang w:val="ar_AE" w:bidi="ar_AE"/>
+        </w:rPr>
+      </w:r>
+    </w:p>
+    <w:p>
+      <w:pPr>
+        <w:bidi/>
+      </w:pPr>
+      <w:r>
+        <w:rPr>
+          <w:lang w:val="ar_AE" w:bidi="ar_AE"/>
+        </w:rPr>
+      </w:r>
+      <w:r>
+        <w:rPr>
+          <w:b/>
+          <w:lang w:val="ar_AE" w:bidi="ar_AE"/>
+        </w:rPr>
+        <w:t>"مُعَاهِدِيكَ"</w:t>
+      </w:r>
+    </w:p>
+    <w:p>
+      <w:pPr>
+        <w:bidi/>
+      </w:pPr>
+      <w:r>
+        <w:rPr>
+          <w:lang w:val="ar_AE" w:bidi="ar_AE"/>
+        </w:rPr>
+      </w:r>
+      <w:r>
+        <w:rPr>
+          <w:lang w:val="ar_AE" w:bidi="ar_AE"/>
+        </w:rPr>
+        <w:t xml:space="preserve">لا يزال الرب (يهوه) مخاطبًا شعب أدوم هنا، لذا فإن </w:t>
+      </w:r>
+      <w:r>
+        <w:rPr>
+          <w:b/>
+          <w:lang w:val="ar_AE" w:bidi="ar_AE"/>
+        </w:rPr>
+        <w:t>كاف</w:t>
+      </w:r>
+      <w:r>
+        <w:rPr>
+          <w:lang w:val="ar_AE" w:bidi="ar_AE"/>
+        </w:rPr>
+        <w:t xml:space="preserve"> المِلكية تشير إليهم.</w:t>
+      </w:r>
+    </w:p>
+    <w:p>
+      <w:pPr>
+        <w:bidi/>
+      </w:pPr>
+      <w:r>
+        <w:rPr>
+          <w:lang w:val="ar_AE" w:bidi="ar_AE"/>
+        </w:rPr>
+      </w:r>
+      <w:r>
+        <w:rPr>
+          <w:lang w:val="ar_AE" w:bidi="ar_AE"/>
+        </w:rPr>
+        <w:t xml:space="preserve">انظر: </w:t>
+      </w:r>
+      <w:r>
+        <w:rPr>
+          <w:lang w:val="ar_AE" w:bidi="ar_AE"/>
+        </w:rPr>
+        <w:t>الضمائر المفردة التي تشير إلى مجموعات</w:t>
+      </w:r>
+      <w:r>
+        <w:rPr>
+          <w:lang w:val="ar_AE" w:bidi="ar_AE"/>
+        </w:rPr>
+      </w:r>
+      <w:r>
+        <w:rPr>
+          <w:lang w:val="ar_AE" w:bidi="ar_AE"/>
+        </w:rPr>
+      </w:r>
+    </w:p>
+    <w:p>
+      <w:pPr>
+        <w:bidi/>
+      </w:pPr>
+      <w:r>
+        <w:rPr>
+          <w:lang w:val="ar_AE" w:bidi="ar_AE"/>
+        </w:rPr>
+      </w:r>
+    </w:p>
+    <w:p>
+      <w:pPr>
+        <w:pStyle w:val="Heading2"/>
+        <w:bidi/>
+      </w:pPr>
+      <w:r>
+        <w:rPr>
+          <w:lang w:val="ar_AE" w:bidi="ar_AE"/>
+        </w:rPr>
+        <w:t>عويديا 1: 7 (#3)</w:t>
+      </w:r>
+      <w:r>
+        <w:rPr>
+          <w:lang w:val="ar_AE" w:bidi="ar_AE"/>
+        </w:rPr>
+      </w:r>
+    </w:p>
+    <w:p>
+      <w:pPr>
+        <w:bidi/>
+      </w:pPr>
+      <w:r>
+        <w:rPr>
+          <w:lang w:val="ar_AE" w:bidi="ar_AE"/>
+        </w:rPr>
+      </w:r>
+      <w:r>
+        <w:rPr>
+          <w:lang w:val="ar_AE" w:bidi="ar_AE"/>
+        </w:rPr>
+        <w:t>עַֽד־הַ⁠גְּב֣וּל שִׁלְּח֗וּ⁠ךָ</w:t>
+      </w:r>
+    </w:p>
+    <w:p>
+      <w:pPr>
+        <w:bidi/>
+      </w:pPr>
+      <w:r>
+        <w:rPr>
+          <w:lang w:val="ar_AE" w:bidi="ar_AE"/>
+        </w:rPr>
+      </w:r>
+      <w:r>
+        <w:rPr>
+          <w:b/>
+          <w:lang w:val="ar_AE" w:bidi="ar_AE"/>
+        </w:rPr>
+        <w:t>"طَرَدَكَ إِلَى التُّخْمِ"</w:t>
       </w:r>
     </w:p>
     <w:p>
@@ -4823,13 +5430,109 @@
           <w:b/>
           <w:lang w:val="ar_AE" w:bidi="ar_AE"/>
         </w:rPr>
-        <w:t>كَيْفَ</w:t>
-      </w:r>
-      <w:r>
-        <w:rPr>
-          <w:lang w:val="ar_AE" w:bidi="ar_AE"/>
-        </w:rPr>
-        <w:t xml:space="preserve"> تعبير عن الدهشة من شدة نهْب أدوم. استخدم طريقة ملائمة لطبيعة لُغتك للتعبير عن ذلك. التَّرْجَمَة البديلة: "للغاية" أو "بالتمام"</w:t>
+        <w:t>التُّخْمِ</w:t>
+      </w:r>
+      <w:r>
+        <w:rPr>
+          <w:lang w:val="ar_AE" w:bidi="ar_AE"/>
+        </w:rPr>
+        <w:t xml:space="preserve"> يمكن أن تعني: (1) قد تشير إلى حدود بلد أدوم. التَّرْجَمَة البديلة: "سوف يجبرونك على مغادرة بلدك" أو (2) قد تشير إلى حدود بلد كان صديقًا في الماضي. التَّرْجَمَة البديلة: "سوف يرفضون منحك اللجوء إلى بلدهم"</w:t>
+      </w:r>
+      <w:r>
+        <w:rPr>
+          <w:lang w:val="ar_AE" w:bidi="ar_AE"/>
+        </w:rPr>
+      </w:r>
+      <w:r>
+        <w:rPr>
+          <w:lang w:val="ar_AE" w:bidi="ar_AE"/>
+        </w:rPr>
+      </w:r>
+    </w:p>
+    <w:p>
+      <w:pPr>
+        <w:bidi/>
+      </w:pPr>
+      <w:r>
+        <w:rPr>
+          <w:lang w:val="ar_AE" w:bidi="ar_AE"/>
+        </w:rPr>
+      </w:r>
+    </w:p>
+    <w:p>
+      <w:pPr>
+        <w:pStyle w:val="Heading2"/>
+        <w:bidi/>
+      </w:pPr>
+      <w:r>
+        <w:rPr>
+          <w:lang w:val="ar_AE" w:bidi="ar_AE"/>
+        </w:rPr>
+        <w:t>عوبديا 1: 7 (#4)</w:t>
+      </w:r>
+      <w:r>
+        <w:rPr>
+          <w:lang w:val="ar_AE" w:bidi="ar_AE"/>
+        </w:rPr>
+      </w:r>
+    </w:p>
+    <w:p>
+      <w:pPr>
+        <w:bidi/>
+      </w:pPr>
+      <w:r>
+        <w:rPr>
+          <w:lang w:val="ar_AE" w:bidi="ar_AE"/>
+        </w:rPr>
+      </w:r>
+      <w:r>
+        <w:rPr>
+          <w:b/>
+          <w:lang w:val="ar_AE" w:bidi="ar_AE"/>
+        </w:rPr>
+        <w:t>"كُلُّ مُعَاهِدِيكَ"</w:t>
+      </w:r>
+      <w:r>
+        <w:rPr>
+          <w:lang w:val="ar_AE" w:bidi="ar_AE"/>
+        </w:rPr>
+        <w:t xml:space="preserve"> - </w:t>
+      </w:r>
+      <w:r>
+        <w:rPr>
+          <w:b/>
+          <w:lang w:val="ar_AE" w:bidi="ar_AE"/>
+        </w:rPr>
+        <w:t>"مُسَالِمُوكَ"</w:t>
+      </w:r>
+      <w:r>
+        <w:rPr>
+          <w:lang w:val="ar_AE" w:bidi="ar_AE"/>
+        </w:rPr>
+        <w:t xml:space="preserve"> - </w:t>
+      </w:r>
+      <w:r>
+        <w:rPr>
+          <w:b/>
+          <w:lang w:val="ar_AE" w:bidi="ar_AE"/>
+        </w:rPr>
+        <w:t>"أَهْلُ خُبْزِكَ"</w:t>
+      </w:r>
+    </w:p>
+    <w:p>
+      <w:pPr>
+        <w:bidi/>
+      </w:pPr>
+      <w:r>
+        <w:rPr>
+          <w:lang w:val="ar_AE" w:bidi="ar_AE"/>
+        </w:rPr>
+      </w:r>
+      <w:r>
+        <w:rPr>
+          <w:lang w:val="ar_AE" w:bidi="ar_AE"/>
+        </w:rPr>
+        <w:t>تشير العبارات الثلاث جميعها إلى حُلفاء أدوم. يُبرز الرب (يهوه) أهمية ما يقوله مِن خلال تكراره بطرق مشابهة.</w:t>
       </w:r>
     </w:p>
     <w:p>
@@ -4851,7 +5554,7 @@
         <w:rPr>
           <w:lang w:val="ar_AE" w:bidi="ar_AE"/>
         </w:rPr>
-        <w:t>عبارات التعجُّب</w:t>
+        <w:t>التوازي</w:t>
       </w:r>
       <w:r>
         <w:rPr>
@@ -4883,61 +5586,71 @@
         <w:rPr>
           <w:lang w:val="ar_AE" w:bidi="ar_AE"/>
         </w:rPr>
-        <w:t>عوبديا 1: 6 (#2)</w:t>
-      </w:r>
-      <w:r>
-        <w:rPr>
-          <w:lang w:val="ar_AE" w:bidi="ar_AE"/>
-        </w:rPr>
-      </w:r>
-    </w:p>
-    <w:p>
-      <w:pPr>
-        <w:bidi/>
-      </w:pPr>
-      <w:r>
-        <w:rPr>
-          <w:lang w:val="ar_AE" w:bidi="ar_AE"/>
-        </w:rPr>
-      </w:r>
-      <w:r>
-        <w:rPr>
-          <w:lang w:val="ar_AE" w:bidi="ar_AE"/>
-        </w:rPr>
-        <w:t>אֵ֚יךְ נֶחְפְּשׂ֣וּ עֵשָׂ֔ו</w:t>
-      </w:r>
-    </w:p>
-    <w:p>
-      <w:pPr>
-        <w:bidi/>
-      </w:pPr>
-      <w:r>
-        <w:rPr>
-          <w:lang w:val="ar_AE" w:bidi="ar_AE"/>
-        </w:rPr>
-      </w:r>
-      <w:r>
-        <w:rPr>
-          <w:b/>
-          <w:lang w:val="ar_AE" w:bidi="ar_AE"/>
-        </w:rPr>
-        <w:t>"كَيْفَ فُتِّشَ عِيسُو"</w:t>
-      </w:r>
-    </w:p>
-    <w:p>
-      <w:pPr>
-        <w:bidi/>
-      </w:pPr>
-      <w:r>
-        <w:rPr>
-          <w:lang w:val="ar_AE" w:bidi="ar_AE"/>
-        </w:rPr>
-      </w:r>
-      <w:r>
-        <w:rPr>
-          <w:lang w:val="ar_AE" w:bidi="ar_AE"/>
-        </w:rPr>
-        <w:t>إذا كان ذلك مناسبًا في لُغتك، يمكنك استخدام صيغة الفعل المبني للمعلوم، ويمكنك أن تحدد من يقوم بالفِعل. التَّرْجَمَة البديلة: "كيف سيقوم المهاجمون بنهْب بلاد أدوم"</w:t>
+        <w:t>عوبديا 1: 7 (#5)</w:t>
+      </w:r>
+      <w:r>
+        <w:rPr>
+          <w:lang w:val="ar_AE" w:bidi="ar_AE"/>
+        </w:rPr>
+      </w:r>
+    </w:p>
+    <w:p>
+      <w:pPr>
+        <w:bidi/>
+      </w:pPr>
+      <w:r>
+        <w:rPr>
+          <w:lang w:val="ar_AE" w:bidi="ar_AE"/>
+        </w:rPr>
+      </w:r>
+      <w:r>
+        <w:rPr>
+          <w:b/>
+          <w:lang w:val="ar_AE" w:bidi="ar_AE"/>
+        </w:rPr>
+        <w:t>"أَهْلُ خُبْزِكَ وَضَعُوا شَرَكًا تَحْتَكَ"</w:t>
+      </w:r>
+    </w:p>
+    <w:p>
+      <w:pPr>
+        <w:bidi/>
+      </w:pPr>
+      <w:r>
+        <w:rPr>
+          <w:lang w:val="ar_AE" w:bidi="ar_AE"/>
+        </w:rPr>
+      </w:r>
+      <w:r>
+        <w:rPr>
+          <w:lang w:val="ar_AE" w:bidi="ar_AE"/>
+        </w:rPr>
+        <w:t xml:space="preserve">يُقال في اللغة العِبرية ببساطة </w:t>
+      </w:r>
+      <w:r>
+        <w:rPr>
+          <w:b/>
+          <w:lang w:val="ar_AE" w:bidi="ar_AE"/>
+        </w:rPr>
+        <w:t>خُبزَك</w:t>
+      </w:r>
+      <w:r>
+        <w:rPr>
+          <w:lang w:val="ar_AE" w:bidi="ar_AE"/>
+        </w:rPr>
+        <w:t xml:space="preserve">. في هذا الأسلوب الشعري، يُتوقع من المستمعين والقُرَّاء فهْم المعنى واستكمال الكلمات المفقودة </w:t>
+      </w:r>
+      <w:r>
+        <w:rPr>
+          <w:b/>
+          <w:lang w:val="ar_AE" w:bidi="ar_AE"/>
+        </w:rPr>
+        <w:t>رِجال (أهل)</w:t>
+      </w:r>
+      <w:r>
+        <w:rPr>
+          <w:lang w:val="ar_AE" w:bidi="ar_AE"/>
+        </w:rPr>
+        <w:t xml:space="preserve"> من السطرَين السابقَين.</w:t>
       </w:r>
     </w:p>
     <w:p>
@@ -4959,7 +5672,7 @@
         <w:rPr>
           <w:lang w:val="ar_AE" w:bidi="ar_AE"/>
         </w:rPr>
-        <w:t>المبني للمعلوم أو المبني للمجهول</w:t>
+        <w:t>الحذْف</w:t>
       </w:r>
       <w:r>
         <w:rPr>
@@ -4991,74 +5704,75 @@
         <w:rPr>
           <w:lang w:val="ar_AE" w:bidi="ar_AE"/>
         </w:rPr>
-        <w:t>عوبديا 1: 6 (#3)</w:t>
-      </w:r>
-      <w:r>
-        <w:rPr>
-          <w:lang w:val="ar_AE" w:bidi="ar_AE"/>
-        </w:rPr>
-      </w:r>
-    </w:p>
-    <w:p>
-      <w:pPr>
-        <w:bidi/>
-      </w:pPr>
-      <w:r>
-        <w:rPr>
-          <w:lang w:val="ar_AE" w:bidi="ar_AE"/>
-        </w:rPr>
-      </w:r>
-      <w:r>
-        <w:rPr>
-          <w:lang w:val="ar_AE" w:bidi="ar_AE"/>
-        </w:rPr>
-        <w:t>עֵשָׂ֔ו</w:t>
-      </w:r>
-    </w:p>
-    <w:p>
-      <w:pPr>
-        <w:bidi/>
-      </w:pPr>
-      <w:r>
-        <w:rPr>
-          <w:lang w:val="ar_AE" w:bidi="ar_AE"/>
-        </w:rPr>
-      </w:r>
-      <w:r>
-        <w:rPr>
-          <w:b/>
-          <w:lang w:val="ar_AE" w:bidi="ar_AE"/>
-        </w:rPr>
-        <w:t>"عِيسُو"</w:t>
-      </w:r>
-    </w:p>
-    <w:p>
-      <w:pPr>
-        <w:bidi/>
-      </w:pPr>
-      <w:r>
-        <w:rPr>
-          <w:lang w:val="ar_AE" w:bidi="ar_AE"/>
-        </w:rPr>
-      </w:r>
-      <w:r>
-        <w:rPr>
-          <w:lang w:val="ar_AE" w:bidi="ar_AE"/>
-        </w:rPr>
-        <w:t xml:space="preserve">هنا، يشير الاسم </w:t>
-      </w:r>
-      <w:r>
-        <w:rPr>
-          <w:b/>
-          <w:lang w:val="ar_AE" w:bidi="ar_AE"/>
-        </w:rPr>
-        <w:t>عِيسُو</w:t>
-      </w:r>
-      <w:r>
-        <w:rPr>
-          <w:lang w:val="ar_AE" w:bidi="ar_AE"/>
-        </w:rPr>
-        <w:t xml:space="preserve"> إلى شعب أدوم. كانوا من نسل عيسو، الذي كان يُعرف أيضًا باسم أدوم. يُصوَّر جميع شعب أدوم كما لو كانوا شخصًا واحدًا، وهو جَدُّهم. إذا كان هذا يسبب التباسًا في لُغتك، يمكنك الإشارة إلى الشعب بدلًا من ذلك.</w:t>
+        <w:t>عوبديا 1: 7 (#6)</w:t>
+      </w:r>
+      <w:r>
+        <w:rPr>
+          <w:lang w:val="ar_AE" w:bidi="ar_AE"/>
+        </w:rPr>
+      </w:r>
+    </w:p>
+    <w:p>
+      <w:pPr>
+        <w:bidi/>
+      </w:pPr>
+      <w:r>
+        <w:rPr>
+          <w:lang w:val="ar_AE" w:bidi="ar_AE"/>
+        </w:rPr>
+      </w:r>
+      <w:r>
+        <w:rPr>
+          <w:lang w:val="ar_AE" w:bidi="ar_AE"/>
+        </w:rPr>
+        <w:t>אֵ֥ין תְּבוּנָ֖ה בּֽ⁠וֹ</w:t>
+      </w:r>
+    </w:p>
+    <w:p>
+      <w:pPr>
+        <w:bidi/>
+      </w:pPr>
+      <w:r>
+        <w:rPr>
+          <w:lang w:val="ar_AE" w:bidi="ar_AE"/>
+        </w:rPr>
+      </w:r>
+      <w:r>
+        <w:rPr>
+          <w:b/>
+          <w:lang w:val="ar_AE" w:bidi="ar_AE"/>
+        </w:rPr>
+        <w:t>"</w:t>
+      </w:r>
+      <w:r>
+        <w:rPr>
+          <w:b/>
+          <w:lang w:val="ar_AE" w:bidi="ar_AE"/>
+        </w:rPr>
+        <w:t>لَا فَهْمَ فِيهِ</w:t>
+      </w:r>
+      <w:r>
+        <w:rPr>
+          <w:b/>
+          <w:lang w:val="ar_AE" w:bidi="ar_AE"/>
+        </w:rPr>
+        <w:t>"</w:t>
+      </w:r>
+    </w:p>
+    <w:p>
+      <w:pPr>
+        <w:bidi/>
+      </w:pPr>
+      <w:r>
+        <w:rPr>
+          <w:lang w:val="ar_AE" w:bidi="ar_AE"/>
+        </w:rPr>
+      </w:r>
+      <w:r>
+        <w:rPr>
+          <w:lang w:val="ar_AE" w:bidi="ar_AE"/>
+        </w:rPr>
+        <w:t>هذه العبارة قد تحتمل عدة معانٍ: (1) أن يكون الرب قائلًا هذا على سبيل الاعتراض أو الملاحظة الجانبية، مبيّنًا تقييـمه لشعب أدوم. وإذا كان ذلك يوقع لبسًا في لغتك، فيمكنك الاستمرار في مخاطبة أدوم بصيغة المخاطَب. (2) أن يكون الحلفاء السابقون هم الذين يقولون هذا عن أدوم. الترجمة البديلة: "حينئذٍ سيقولون لك: لستَ بالحكيم كما كنتَ تظنّ" (3) أن تكون الإشارة راجعة إلى الفخ المذكور آنفًا. الترجمة البديلة: "وليس ثَمَّ إدراكٌ له" (4) أن تكون الإشارة إلى الموقف الصادم نفسه، أي خيانة الحلفاء لأدوم. الترجمة البديلة: "لا يوجد فهم لهذا"</w:t>
       </w:r>
     </w:p>
     <w:p>
@@ -5080,6 +5794,232 @@
         <w:rPr>
           <w:lang w:val="ar_AE" w:bidi="ar_AE"/>
         </w:rPr>
+        <w:t>محادثة جانبية</w:t>
+      </w:r>
+      <w:r>
+        <w:rPr>
+          <w:lang w:val="ar_AE" w:bidi="ar_AE"/>
+        </w:rPr>
+      </w:r>
+      <w:r>
+        <w:rPr>
+          <w:lang w:val="ar_AE" w:bidi="ar_AE"/>
+        </w:rPr>
+      </w:r>
+    </w:p>
+    <w:p>
+      <w:pPr>
+        <w:bidi/>
+      </w:pPr>
+      <w:r>
+        <w:rPr>
+          <w:lang w:val="ar_AE" w:bidi="ar_AE"/>
+        </w:rPr>
+      </w:r>
+    </w:p>
+    <w:p>
+      <w:pPr>
+        <w:pStyle w:val="Heading2"/>
+        <w:bidi/>
+      </w:pPr>
+      <w:r>
+        <w:rPr>
+          <w:lang w:val="ar_AE" w:bidi="ar_AE"/>
+        </w:rPr>
+        <w:t>عويديا 1: 7 (#7)</w:t>
+      </w:r>
+      <w:r>
+        <w:rPr>
+          <w:lang w:val="ar_AE" w:bidi="ar_AE"/>
+        </w:rPr>
+      </w:r>
+    </w:p>
+    <w:p>
+      <w:pPr>
+        <w:bidi/>
+      </w:pPr>
+      <w:r>
+        <w:rPr>
+          <w:lang w:val="ar_AE" w:bidi="ar_AE"/>
+        </w:rPr>
+      </w:r>
+      <w:r>
+        <w:rPr>
+          <w:b/>
+          <w:lang w:val="ar_AE" w:bidi="ar_AE"/>
+        </w:rPr>
+        <w:t>"لاَ فَهْمَ فِيهِ"</w:t>
+      </w:r>
+    </w:p>
+    <w:p>
+      <w:pPr>
+        <w:bidi/>
+      </w:pPr>
+      <w:r>
+        <w:rPr>
+          <w:lang w:val="ar_AE" w:bidi="ar_AE"/>
+        </w:rPr>
+      </w:r>
+      <w:r>
+        <w:rPr>
+          <w:lang w:val="ar_AE" w:bidi="ar_AE"/>
+        </w:rPr>
+        <w:t xml:space="preserve">إذا كانت لُغتك لا تستخدم اسمًا مجردًا للفكرة وراء كلمة </w:t>
+      </w:r>
+      <w:r>
+        <w:rPr>
+          <w:b/>
+          <w:lang w:val="ar_AE" w:bidi="ar_AE"/>
+        </w:rPr>
+        <w:t>الفهْم</w:t>
+      </w:r>
+      <w:r>
+        <w:rPr>
+          <w:lang w:val="ar_AE" w:bidi="ar_AE"/>
+        </w:rPr>
+        <w:t>، يمكنك التعبير عن الفكرة ذاتها بصيغة فعلية. التَّرْجَمَة البديلة: "إنه لا يفهم أي شيء"</w:t>
+      </w:r>
+    </w:p>
+    <w:p>
+      <w:pPr>
+        <w:bidi/>
+      </w:pPr>
+      <w:r>
+        <w:rPr>
+          <w:lang w:val="ar_AE" w:bidi="ar_AE"/>
+        </w:rPr>
+      </w:r>
+      <w:r>
+        <w:rPr>
+          <w:lang w:val="ar_AE" w:bidi="ar_AE"/>
+        </w:rPr>
+        <w:t xml:space="preserve">انظر: </w:t>
+      </w:r>
+      <w:r>
+        <w:rPr>
+          <w:lang w:val="ar_AE" w:bidi="ar_AE"/>
+        </w:rPr>
+        <w:t>الأسماء المجردة</w:t>
+      </w:r>
+      <w:r>
+        <w:rPr>
+          <w:lang w:val="ar_AE" w:bidi="ar_AE"/>
+        </w:rPr>
+      </w:r>
+      <w:r>
+        <w:rPr>
+          <w:lang w:val="ar_AE" w:bidi="ar_AE"/>
+        </w:rPr>
+      </w:r>
+    </w:p>
+    <w:p>
+      <w:pPr>
+        <w:bidi/>
+      </w:pPr>
+      <w:r>
+        <w:rPr>
+          <w:lang w:val="ar_AE" w:bidi="ar_AE"/>
+        </w:rPr>
+      </w:r>
+    </w:p>
+    <w:p>
+      <w:pPr>
+        <w:pStyle w:val="Heading2"/>
+        <w:bidi/>
+      </w:pPr>
+      <w:r>
+        <w:rPr>
+          <w:lang w:val="ar_AE" w:bidi="ar_AE"/>
+        </w:rPr>
+        <w:t>عوبديا 1: 7 (#8)</w:t>
+      </w:r>
+      <w:r>
+        <w:rPr>
+          <w:lang w:val="ar_AE" w:bidi="ar_AE"/>
+        </w:rPr>
+      </w:r>
+    </w:p>
+    <w:p>
+      <w:pPr>
+        <w:bidi/>
+      </w:pPr>
+      <w:r>
+        <w:rPr>
+          <w:lang w:val="ar_AE" w:bidi="ar_AE"/>
+        </w:rPr>
+      </w:r>
+      <w:r>
+        <w:rPr>
+          <w:lang w:val="ar_AE" w:bidi="ar_AE"/>
+        </w:rPr>
+        <w:t>בּֽ⁠וֹ</w:t>
+      </w:r>
+    </w:p>
+    <w:p>
+      <w:pPr>
+        <w:bidi/>
+      </w:pPr>
+      <w:r>
+        <w:rPr>
+          <w:lang w:val="ar_AE" w:bidi="ar_AE"/>
+        </w:rPr>
+      </w:r>
+      <w:r>
+        <w:rPr>
+          <w:b/>
+          <w:lang w:val="ar_AE" w:bidi="ar_AE"/>
+        </w:rPr>
+        <w:t>"فِيهِ"</w:t>
+      </w:r>
+    </w:p>
+    <w:p>
+      <w:pPr>
+        <w:bidi/>
+      </w:pPr>
+      <w:r>
+        <w:rPr>
+          <w:lang w:val="ar_AE" w:bidi="ar_AE"/>
+        </w:rPr>
+      </w:r>
+      <w:r>
+        <w:rPr>
+          <w:lang w:val="ar_AE" w:bidi="ar_AE"/>
+        </w:rPr>
+        <w:t xml:space="preserve">هنا، </w:t>
+      </w:r>
+      <w:r>
+        <w:rPr>
+          <w:b/>
+          <w:lang w:val="ar_AE" w:bidi="ar_AE"/>
+        </w:rPr>
+        <w:t>الهاء</w:t>
+      </w:r>
+      <w:r>
+        <w:rPr>
+          <w:lang w:val="ar_AE" w:bidi="ar_AE"/>
+        </w:rPr>
+        <w:t xml:space="preserve"> ضمير مستتر ربما يشير إلى أدوم، الذي يمثل الأشخاص الذين يعيشون هناك. التَّرْجَمَة البديلة: "في شعب أدوم"</w:t>
+      </w:r>
+    </w:p>
+    <w:p>
+      <w:pPr>
+        <w:bidi/>
+      </w:pPr>
+      <w:r>
+        <w:rPr>
+          <w:lang w:val="ar_AE" w:bidi="ar_AE"/>
+        </w:rPr>
+      </w:r>
+      <w:r>
+        <w:rPr>
+          <w:lang w:val="ar_AE" w:bidi="ar_AE"/>
+        </w:rPr>
+        <w:t xml:space="preserve">انظر: </w:t>
+      </w:r>
+      <w:r>
+        <w:rPr>
+          <w:lang w:val="ar_AE" w:bidi="ar_AE"/>
+        </w:rPr>
         <w:t>التشخيص</w:t>
       </w:r>
       <w:r>
@@ -5112,1208 +6052,12 @@
         <w:rPr>
           <w:lang w:val="ar_AE" w:bidi="ar_AE"/>
         </w:rPr>
-        <w:t>عوبديا 1: 6 (#4)</w:t>
-      </w:r>
-      <w:r>
-        <w:rPr>
-          <w:lang w:val="ar_AE" w:bidi="ar_AE"/>
-        </w:rPr>
-      </w:r>
-    </w:p>
-    <w:p>
-      <w:pPr>
-        <w:bidi/>
-      </w:pPr>
-      <w:r>
-        <w:rPr>
-          <w:lang w:val="ar_AE" w:bidi="ar_AE"/>
-        </w:rPr>
-      </w:r>
-      <w:r>
-        <w:rPr>
-          <w:lang w:val="ar_AE" w:bidi="ar_AE"/>
-        </w:rPr>
-        <w:t>נֶחְפְּשׂ֣וּ</w:t>
-      </w:r>
-    </w:p>
-    <w:p>
-      <w:pPr>
-        <w:bidi/>
-      </w:pPr>
-      <w:r>
-        <w:rPr>
-          <w:lang w:val="ar_AE" w:bidi="ar_AE"/>
-        </w:rPr>
-      </w:r>
-      <w:r>
-        <w:rPr>
-          <w:b/>
-          <w:lang w:val="ar_AE" w:bidi="ar_AE"/>
-        </w:rPr>
-        <w:t>"فُحِصَتْ مَخَابِئُهُ"</w:t>
-      </w:r>
-    </w:p>
-    <w:p>
-      <w:pPr>
-        <w:bidi/>
-      </w:pPr>
-      <w:r>
-        <w:rPr>
-          <w:lang w:val="ar_AE" w:bidi="ar_AE"/>
-        </w:rPr>
-      </w:r>
-      <w:r>
-        <w:rPr>
-          <w:lang w:val="ar_AE" w:bidi="ar_AE"/>
-        </w:rPr>
-        <w:t xml:space="preserve">هنا، </w:t>
-      </w:r>
-      <w:r>
-        <w:rPr>
-          <w:b/>
-          <w:lang w:val="ar_AE" w:bidi="ar_AE"/>
-        </w:rPr>
-        <w:t>فُحِصَتْ</w:t>
-      </w:r>
-      <w:r>
-        <w:rPr>
-          <w:lang w:val="ar_AE" w:bidi="ar_AE"/>
-        </w:rPr>
-        <w:t xml:space="preserve"> يعني أن الأعداء فتَّشوا ممتلكات الناس، وأخذوا كافة ما له قيمة، وتركوا كل شيء آخر في حالة فوضى أو تلَف.</w:t>
-      </w:r>
-      <w:r>
-        <w:rPr>
-          <w:lang w:val="ar_AE" w:bidi="ar_AE"/>
-        </w:rPr>
-      </w:r>
-      <w:r>
-        <w:rPr>
-          <w:lang w:val="ar_AE" w:bidi="ar_AE"/>
-        </w:rPr>
-      </w:r>
-    </w:p>
-    <w:p>
-      <w:pPr>
-        <w:bidi/>
-      </w:pPr>
-      <w:r>
-        <w:rPr>
-          <w:lang w:val="ar_AE" w:bidi="ar_AE"/>
-        </w:rPr>
-      </w:r>
-    </w:p>
-    <w:p>
-      <w:pPr>
-        <w:pStyle w:val="Heading2"/>
-        <w:bidi/>
-      </w:pPr>
-      <w:r>
-        <w:rPr>
-          <w:lang w:val="ar_AE" w:bidi="ar_AE"/>
-        </w:rPr>
-        <w:t>عوبديا 1: 6 (#5)</w:t>
-      </w:r>
-      <w:r>
-        <w:rPr>
-          <w:lang w:val="ar_AE" w:bidi="ar_AE"/>
-        </w:rPr>
-      </w:r>
-    </w:p>
-    <w:p>
-      <w:pPr>
-        <w:bidi/>
-      </w:pPr>
-      <w:r>
-        <w:rPr>
-          <w:lang w:val="ar_AE" w:bidi="ar_AE"/>
-        </w:rPr>
-      </w:r>
-      <w:r>
-        <w:rPr>
-          <w:lang w:val="ar_AE" w:bidi="ar_AE"/>
-        </w:rPr>
-        <w:t>נִבְע֖וּ מַצְפֻּנָֽי⁠ו</w:t>
-      </w:r>
-    </w:p>
-    <w:p>
-      <w:pPr>
-        <w:bidi/>
-      </w:pPr>
-      <w:r>
-        <w:rPr>
-          <w:lang w:val="ar_AE" w:bidi="ar_AE"/>
-        </w:rPr>
-      </w:r>
-      <w:r>
-        <w:rPr>
-          <w:b/>
-          <w:lang w:val="ar_AE" w:bidi="ar_AE"/>
-        </w:rPr>
-        <w:t>"وَفُحِصَتْ مَخَابِئُهُ"</w:t>
-      </w:r>
-    </w:p>
-    <w:p>
-      <w:pPr>
-        <w:bidi/>
-      </w:pPr>
-      <w:r>
-        <w:rPr>
-          <w:lang w:val="ar_AE" w:bidi="ar_AE"/>
-        </w:rPr>
-      </w:r>
-      <w:r>
-        <w:rPr>
-          <w:lang w:val="ar_AE" w:bidi="ar_AE"/>
-        </w:rPr>
-        <w:t>إذا كان ذلك مفيدًا في لُغتك، يمكنك استخدام صيغة الفعل المبني للمعلوم، ويمكنك أن تذكر من يقوم بالفِعل. التَّرْجَمَة البديلة: "سيبحث السارقون عن جميع كنوزه المَخفية"</w:t>
-      </w:r>
-    </w:p>
-    <w:p>
-      <w:pPr>
-        <w:bidi/>
-      </w:pPr>
-      <w:r>
-        <w:rPr>
-          <w:lang w:val="ar_AE" w:bidi="ar_AE"/>
-        </w:rPr>
-      </w:r>
-      <w:r>
-        <w:rPr>
-          <w:lang w:val="ar_AE" w:bidi="ar_AE"/>
-        </w:rPr>
-        <w:t xml:space="preserve">انظر: </w:t>
-      </w:r>
-      <w:r>
-        <w:rPr>
-          <w:lang w:val="ar_AE" w:bidi="ar_AE"/>
-        </w:rPr>
-        <w:t>المبني للمعلوم أو المبني للمجهول</w:t>
-      </w:r>
-      <w:r>
-        <w:rPr>
-          <w:lang w:val="ar_AE" w:bidi="ar_AE"/>
-        </w:rPr>
-      </w:r>
-      <w:r>
-        <w:rPr>
-          <w:lang w:val="ar_AE" w:bidi="ar_AE"/>
-        </w:rPr>
-      </w:r>
-    </w:p>
-    <w:p>
-      <w:pPr>
-        <w:bidi/>
-      </w:pPr>
-      <w:r>
-        <w:rPr>
-          <w:lang w:val="ar_AE" w:bidi="ar_AE"/>
-        </w:rPr>
-      </w:r>
-    </w:p>
-    <w:p>
-      <w:pPr>
-        <w:pStyle w:val="Heading2"/>
-        <w:bidi/>
-      </w:pPr>
-      <w:r>
-        <w:rPr>
-          <w:lang w:val="ar_AE" w:bidi="ar_AE"/>
-        </w:rPr>
-        <w:t>عوبديا 1: 7 (#1)</w:t>
-      </w:r>
-      <w:r>
-        <w:rPr>
-          <w:lang w:val="ar_AE" w:bidi="ar_AE"/>
-        </w:rPr>
-      </w:r>
-    </w:p>
-    <w:p>
-      <w:pPr>
-        <w:bidi/>
-      </w:pPr>
-      <w:r>
-        <w:rPr>
-          <w:lang w:val="ar_AE" w:bidi="ar_AE"/>
-        </w:rPr>
-      </w:r>
-      <w:r>
-        <w:rPr>
-          <w:lang w:val="ar_AE" w:bidi="ar_AE"/>
-        </w:rPr>
-        <w:t>עַֽד־הַ⁠גְּב֣וּל שִׁלְּח֗וּ⁠ךָ כֹּ֚ל אַנְשֵׁ֣י בְרִיתֶ֔⁠ךָ</w:t>
-      </w:r>
-    </w:p>
-    <w:p>
-      <w:pPr>
-        <w:bidi/>
-      </w:pPr>
-      <w:r>
-        <w:rPr>
-          <w:lang w:val="ar_AE" w:bidi="ar_AE"/>
-        </w:rPr>
-      </w:r>
-      <w:r>
-        <w:rPr>
-          <w:b/>
-          <w:lang w:val="ar_AE" w:bidi="ar_AE"/>
-        </w:rPr>
-        <w:t>"طَرَدَكَ إِلَى التُّخْمِ كُلُّ مُعَاهِدِيكَ"</w:t>
-      </w:r>
-    </w:p>
-    <w:p>
-      <w:pPr>
-        <w:bidi/>
-      </w:pPr>
-      <w:r>
-        <w:rPr>
-          <w:lang w:val="ar_AE" w:bidi="ar_AE"/>
-        </w:rPr>
-      </w:r>
-      <w:r>
-        <w:rPr>
-          <w:lang w:val="ar_AE" w:bidi="ar_AE"/>
-        </w:rPr>
-        <w:t xml:space="preserve">إنْ لم يكن من المنطقي في لُغتك ذكرك لشخص ما سيتعرض للهجوم من آخر لديه معه </w:t>
-      </w:r>
-      <w:r>
-        <w:rPr>
-          <w:b/>
-          <w:lang w:val="ar_AE" w:bidi="ar_AE"/>
-        </w:rPr>
-        <w:t>عَهْد</w:t>
-      </w:r>
-      <w:r>
-        <w:rPr>
-          <w:lang w:val="ar_AE" w:bidi="ar_AE"/>
-        </w:rPr>
-        <w:t>، أي حليف له، يمكنك إضافة خطوة الخيانة المفقودة.</w:t>
-      </w:r>
-    </w:p>
-    <w:p>
-      <w:pPr>
-        <w:bidi/>
-      </w:pPr>
-      <w:r>
-        <w:rPr>
-          <w:lang w:val="ar_AE" w:bidi="ar_AE"/>
-        </w:rPr>
-      </w:r>
-      <w:r>
-        <w:rPr>
-          <w:lang w:val="ar_AE" w:bidi="ar_AE"/>
-        </w:rPr>
-        <w:t xml:space="preserve">انظر: </w:t>
-      </w:r>
-      <w:r>
-        <w:rPr>
-          <w:lang w:val="ar_AE" w:bidi="ar_AE"/>
-        </w:rPr>
-        <w:t>المعرفة المفترضة والمعلومات الضمنية</w:t>
-      </w:r>
-      <w:r>
-        <w:rPr>
-          <w:lang w:val="ar_AE" w:bidi="ar_AE"/>
-        </w:rPr>
-      </w:r>
-      <w:r>
-        <w:rPr>
-          <w:lang w:val="ar_AE" w:bidi="ar_AE"/>
-        </w:rPr>
-      </w:r>
-    </w:p>
-    <w:p>
-      <w:pPr>
-        <w:bidi/>
-      </w:pPr>
-      <w:r>
-        <w:rPr>
-          <w:lang w:val="ar_AE" w:bidi="ar_AE"/>
-        </w:rPr>
-      </w:r>
-    </w:p>
-    <w:p>
-      <w:pPr>
-        <w:pStyle w:val="Heading2"/>
-        <w:bidi/>
-      </w:pPr>
-      <w:r>
-        <w:rPr>
-          <w:lang w:val="ar_AE" w:bidi="ar_AE"/>
-        </w:rPr>
-        <w:t>عوبديا ١: ٧ (#٢)</w:t>
-      </w:r>
-      <w:r>
-        <w:rPr>
-          <w:lang w:val="ar_AE" w:bidi="ar_AE"/>
-        </w:rPr>
-      </w:r>
-    </w:p>
-    <w:p>
-      <w:pPr>
-        <w:bidi/>
-      </w:pPr>
-      <w:r>
-        <w:rPr>
-          <w:lang w:val="ar_AE" w:bidi="ar_AE"/>
-        </w:rPr>
-      </w:r>
-      <w:r>
-        <w:rPr>
-          <w:lang w:val="ar_AE" w:bidi="ar_AE"/>
-        </w:rPr>
-        <w:t>בְרִיתֶ֔⁠ךָ</w:t>
-      </w:r>
-    </w:p>
-    <w:p>
-      <w:pPr>
-        <w:bidi/>
-      </w:pPr>
-      <w:r>
-        <w:rPr>
-          <w:lang w:val="ar_AE" w:bidi="ar_AE"/>
-        </w:rPr>
-      </w:r>
-      <w:r>
-        <w:rPr>
-          <w:b/>
-          <w:lang w:val="ar_AE" w:bidi="ar_AE"/>
-        </w:rPr>
-        <w:t>"مُعَاهِدِيكَ"</w:t>
-      </w:r>
-    </w:p>
-    <w:p>
-      <w:pPr>
-        <w:bidi/>
-      </w:pPr>
-      <w:r>
-        <w:rPr>
-          <w:lang w:val="ar_AE" w:bidi="ar_AE"/>
-        </w:rPr>
-      </w:r>
-      <w:r>
-        <w:rPr>
-          <w:lang w:val="ar_AE" w:bidi="ar_AE"/>
-        </w:rPr>
-        <w:t xml:space="preserve">لا يزال الرب (يهوه) مخاطبًا شعب أدوم هنا، لذا فإن </w:t>
-      </w:r>
-      <w:r>
-        <w:rPr>
-          <w:b/>
-          <w:lang w:val="ar_AE" w:bidi="ar_AE"/>
-        </w:rPr>
-        <w:t>كاف</w:t>
-      </w:r>
-      <w:r>
-        <w:rPr>
-          <w:lang w:val="ar_AE" w:bidi="ar_AE"/>
-        </w:rPr>
-        <w:t xml:space="preserve"> المِلكية تشير إليهم.</w:t>
-      </w:r>
-    </w:p>
-    <w:p>
-      <w:pPr>
-        <w:bidi/>
-      </w:pPr>
-      <w:r>
-        <w:rPr>
-          <w:lang w:val="ar_AE" w:bidi="ar_AE"/>
-        </w:rPr>
-      </w:r>
-      <w:r>
-        <w:rPr>
-          <w:lang w:val="ar_AE" w:bidi="ar_AE"/>
-        </w:rPr>
-        <w:t xml:space="preserve">انظر: </w:t>
-      </w:r>
-      <w:r>
-        <w:rPr>
-          <w:lang w:val="ar_AE" w:bidi="ar_AE"/>
-        </w:rPr>
-        <w:t>الضمائر المفردة التي تشير إلى مجموعات</w:t>
-      </w:r>
-      <w:r>
-        <w:rPr>
-          <w:lang w:val="ar_AE" w:bidi="ar_AE"/>
-        </w:rPr>
-      </w:r>
-      <w:r>
-        <w:rPr>
-          <w:lang w:val="ar_AE" w:bidi="ar_AE"/>
-        </w:rPr>
-      </w:r>
-    </w:p>
-    <w:p>
-      <w:pPr>
-        <w:bidi/>
-      </w:pPr>
-      <w:r>
-        <w:rPr>
-          <w:lang w:val="ar_AE" w:bidi="ar_AE"/>
-        </w:rPr>
-      </w:r>
-    </w:p>
-    <w:p>
-      <w:pPr>
-        <w:pStyle w:val="Heading2"/>
-        <w:bidi/>
-      </w:pPr>
-      <w:r>
-        <w:rPr>
-          <w:lang w:val="ar_AE" w:bidi="ar_AE"/>
-        </w:rPr>
-        <w:t>عويديا 1: 7 (#3)</w:t>
-      </w:r>
-      <w:r>
-        <w:rPr>
-          <w:lang w:val="ar_AE" w:bidi="ar_AE"/>
-        </w:rPr>
-      </w:r>
-    </w:p>
-    <w:p>
-      <w:pPr>
-        <w:bidi/>
-      </w:pPr>
-      <w:r>
-        <w:rPr>
-          <w:lang w:val="ar_AE" w:bidi="ar_AE"/>
-        </w:rPr>
-      </w:r>
-      <w:r>
-        <w:rPr>
-          <w:lang w:val="ar_AE" w:bidi="ar_AE"/>
-        </w:rPr>
-        <w:t>עַֽד־הַ⁠גְּב֣וּל שִׁלְּח֗וּ⁠ךָ</w:t>
-      </w:r>
-    </w:p>
-    <w:p>
-      <w:pPr>
-        <w:bidi/>
-      </w:pPr>
-      <w:r>
-        <w:rPr>
-          <w:lang w:val="ar_AE" w:bidi="ar_AE"/>
-        </w:rPr>
-      </w:r>
-      <w:r>
-        <w:rPr>
-          <w:b/>
-          <w:lang w:val="ar_AE" w:bidi="ar_AE"/>
-        </w:rPr>
-        <w:t>"طَرَدَكَ إِلَى التُّخْمِ"</w:t>
-      </w:r>
-    </w:p>
-    <w:p>
-      <w:pPr>
-        <w:bidi/>
-      </w:pPr>
-      <w:r>
-        <w:rPr>
-          <w:lang w:val="ar_AE" w:bidi="ar_AE"/>
-        </w:rPr>
-      </w:r>
-      <w:r>
-        <w:rPr>
-          <w:lang w:val="ar_AE" w:bidi="ar_AE"/>
-        </w:rPr>
-        <w:t xml:space="preserve">هنا، </w:t>
-      </w:r>
-      <w:r>
-        <w:rPr>
-          <w:b/>
-          <w:lang w:val="ar_AE" w:bidi="ar_AE"/>
-        </w:rPr>
-        <w:t>التُّخْمِ</w:t>
-      </w:r>
-      <w:r>
-        <w:rPr>
-          <w:lang w:val="ar_AE" w:bidi="ar_AE"/>
-        </w:rPr>
-        <w:t xml:space="preserve"> يمكن أن تعني: (1) قد تشير إلى حدود بلد أدوم. التَّرْجَمَة البديلة: "سوف يجبرونك على مغادرة بلدك" أو (2) قد تشير إلى حدود بلد كان صديقًا في الماضي. التَّرْجَمَة البديلة: "سوف يرفضون منحك اللجوء إلى بلدهم"</w:t>
-      </w:r>
-      <w:r>
-        <w:rPr>
-          <w:lang w:val="ar_AE" w:bidi="ar_AE"/>
-        </w:rPr>
-      </w:r>
-      <w:r>
-        <w:rPr>
-          <w:lang w:val="ar_AE" w:bidi="ar_AE"/>
-        </w:rPr>
-      </w:r>
-    </w:p>
-    <w:p>
-      <w:pPr>
-        <w:bidi/>
-      </w:pPr>
-      <w:r>
-        <w:rPr>
-          <w:lang w:val="ar_AE" w:bidi="ar_AE"/>
-        </w:rPr>
-      </w:r>
-    </w:p>
-    <w:p>
-      <w:pPr>
-        <w:pStyle w:val="Heading2"/>
-        <w:bidi/>
-      </w:pPr>
-      <w:r>
-        <w:rPr>
-          <w:lang w:val="ar_AE" w:bidi="ar_AE"/>
-        </w:rPr>
-        <w:t>عوبديا 1: 7 (#4)</w:t>
-      </w:r>
-      <w:r>
-        <w:rPr>
-          <w:lang w:val="ar_AE" w:bidi="ar_AE"/>
-        </w:rPr>
-      </w:r>
-    </w:p>
-    <w:p>
-      <w:pPr>
-        <w:bidi/>
-      </w:pPr>
-      <w:r>
-        <w:rPr>
-          <w:lang w:val="ar_AE" w:bidi="ar_AE"/>
-        </w:rPr>
-      </w:r>
-      <w:r>
-        <w:rPr>
-          <w:lang w:val="ar_AE" w:bidi="ar_AE"/>
-        </w:rPr>
-        <w:t>כֹּ֚ל אַנְשֵׁ֣י בְרִיתֶ֔⁠ךָ &amp; אַנְשֵׁ֣י שְׁלֹמֶ֑⁠ךָ לַחְמְ⁠ךָ֗</w:t>
-      </w:r>
-    </w:p>
-    <w:p>
-      <w:pPr>
-        <w:bidi/>
-      </w:pPr>
-      <w:r>
-        <w:rPr>
-          <w:lang w:val="ar_AE" w:bidi="ar_AE"/>
-        </w:rPr>
-      </w:r>
-      <w:r>
-        <w:rPr>
-          <w:b/>
-          <w:lang w:val="ar_AE" w:bidi="ar_AE"/>
-        </w:rPr>
-        <w:t>"كُلُّ مُعَاهِدِيكَ"</w:t>
-      </w:r>
-      <w:r>
-        <w:rPr>
-          <w:lang w:val="ar_AE" w:bidi="ar_AE"/>
-        </w:rPr>
-        <w:t xml:space="preserve"> - </w:t>
-      </w:r>
-      <w:r>
-        <w:rPr>
-          <w:b/>
-          <w:lang w:val="ar_AE" w:bidi="ar_AE"/>
-        </w:rPr>
-        <w:t>"مُسَالِمُوكَ"</w:t>
-      </w:r>
-      <w:r>
-        <w:rPr>
-          <w:lang w:val="ar_AE" w:bidi="ar_AE"/>
-        </w:rPr>
-        <w:t xml:space="preserve"> - </w:t>
-      </w:r>
-      <w:r>
-        <w:rPr>
-          <w:b/>
-          <w:lang w:val="ar_AE" w:bidi="ar_AE"/>
-        </w:rPr>
-        <w:t>"أَهْلُ خُبْزِكَ"</w:t>
-      </w:r>
-    </w:p>
-    <w:p>
-      <w:pPr>
-        <w:bidi/>
-      </w:pPr>
-      <w:r>
-        <w:rPr>
-          <w:lang w:val="ar_AE" w:bidi="ar_AE"/>
-        </w:rPr>
-      </w:r>
-      <w:r>
-        <w:rPr>
-          <w:lang w:val="ar_AE" w:bidi="ar_AE"/>
-        </w:rPr>
-        <w:t>تشير العبارات الثلاث جميعها إلى حُلفاء أدوم. يُبرز الرب (يهوه) أهمية ما يقوله مِن خلال تكراره بطرق مشابهة.</w:t>
-      </w:r>
-    </w:p>
-    <w:p>
-      <w:pPr>
-        <w:bidi/>
-      </w:pPr>
-      <w:r>
-        <w:rPr>
-          <w:lang w:val="ar_AE" w:bidi="ar_AE"/>
-        </w:rPr>
-      </w:r>
-      <w:r>
-        <w:rPr>
-          <w:lang w:val="ar_AE" w:bidi="ar_AE"/>
-        </w:rPr>
-        <w:t xml:space="preserve">انظر: </w:t>
-      </w:r>
-      <w:r>
-        <w:rPr>
-          <w:lang w:val="ar_AE" w:bidi="ar_AE"/>
-        </w:rPr>
-        <w:t>التوازي</w:t>
-      </w:r>
-      <w:r>
-        <w:rPr>
-          <w:lang w:val="ar_AE" w:bidi="ar_AE"/>
-        </w:rPr>
-      </w:r>
-      <w:r>
-        <w:rPr>
-          <w:lang w:val="ar_AE" w:bidi="ar_AE"/>
-        </w:rPr>
-      </w:r>
-    </w:p>
-    <w:p>
-      <w:pPr>
-        <w:bidi/>
-      </w:pPr>
-      <w:r>
-        <w:rPr>
-          <w:lang w:val="ar_AE" w:bidi="ar_AE"/>
-        </w:rPr>
-      </w:r>
-    </w:p>
-    <w:p>
-      <w:pPr>
-        <w:pStyle w:val="Heading2"/>
-        <w:bidi/>
-      </w:pPr>
-      <w:r>
-        <w:rPr>
-          <w:lang w:val="ar_AE" w:bidi="ar_AE"/>
-        </w:rPr>
-        <w:t>عوبديا 1: 7 (#5)</w:t>
-      </w:r>
-      <w:r>
-        <w:rPr>
-          <w:lang w:val="ar_AE" w:bidi="ar_AE"/>
-        </w:rPr>
-      </w:r>
-    </w:p>
-    <w:p>
-      <w:pPr>
-        <w:bidi/>
-      </w:pPr>
-      <w:r>
-        <w:rPr>
-          <w:lang w:val="ar_AE" w:bidi="ar_AE"/>
-        </w:rPr>
-      </w:r>
-      <w:r>
-        <w:rPr>
-          <w:lang w:val="ar_AE" w:bidi="ar_AE"/>
-        </w:rPr>
-        <w:t>לַחְמְ⁠ךָ֗ יָשִׂ֤ימוּ מָזוֹר֙ תַּחְתֶּ֔י⁠ךָ</w:t>
-      </w:r>
-    </w:p>
-    <w:p>
-      <w:pPr>
-        <w:bidi/>
-      </w:pPr>
-      <w:r>
-        <w:rPr>
-          <w:lang w:val="ar_AE" w:bidi="ar_AE"/>
-        </w:rPr>
-      </w:r>
-      <w:r>
-        <w:rPr>
-          <w:b/>
-          <w:lang w:val="ar_AE" w:bidi="ar_AE"/>
-        </w:rPr>
-        <w:t>"أَهْلُ خُبْزِكَ وَضَعُوا شَرَكًا تَحْتَكَ"</w:t>
-      </w:r>
-    </w:p>
-    <w:p>
-      <w:pPr>
-        <w:bidi/>
-      </w:pPr>
-      <w:r>
-        <w:rPr>
-          <w:lang w:val="ar_AE" w:bidi="ar_AE"/>
-        </w:rPr>
-      </w:r>
-      <w:r>
-        <w:rPr>
-          <w:lang w:val="ar_AE" w:bidi="ar_AE"/>
-        </w:rPr>
-        <w:t xml:space="preserve">يُقال في اللغة العِبرية ببساطة </w:t>
-      </w:r>
-      <w:r>
-        <w:rPr>
-          <w:b/>
-          <w:lang w:val="ar_AE" w:bidi="ar_AE"/>
-        </w:rPr>
-        <w:t>خُبزَك</w:t>
-      </w:r>
-      <w:r>
-        <w:rPr>
-          <w:lang w:val="ar_AE" w:bidi="ar_AE"/>
-        </w:rPr>
-        <w:t xml:space="preserve">. في هذا الأسلوب الشعري، يُتوقع من المستمعين والقُرَّاء فهْم المعنى واستكمال الكلمات المفقودة </w:t>
-      </w:r>
-      <w:r>
-        <w:rPr>
-          <w:b/>
-          <w:lang w:val="ar_AE" w:bidi="ar_AE"/>
-        </w:rPr>
-        <w:t>رِجال (أهل)</w:t>
-      </w:r>
-      <w:r>
-        <w:rPr>
-          <w:lang w:val="ar_AE" w:bidi="ar_AE"/>
-        </w:rPr>
-        <w:t xml:space="preserve"> من السطرَين السابقَين.</w:t>
-      </w:r>
-    </w:p>
-    <w:p>
-      <w:pPr>
-        <w:bidi/>
-      </w:pPr>
-      <w:r>
-        <w:rPr>
-          <w:lang w:val="ar_AE" w:bidi="ar_AE"/>
-        </w:rPr>
-      </w:r>
-      <w:r>
-        <w:rPr>
-          <w:lang w:val="ar_AE" w:bidi="ar_AE"/>
-        </w:rPr>
-        <w:t xml:space="preserve">انظر: </w:t>
-      </w:r>
-      <w:r>
-        <w:rPr>
-          <w:lang w:val="ar_AE" w:bidi="ar_AE"/>
-        </w:rPr>
-        <w:t>الحذْف</w:t>
-      </w:r>
-      <w:r>
-        <w:rPr>
-          <w:lang w:val="ar_AE" w:bidi="ar_AE"/>
-        </w:rPr>
-      </w:r>
-      <w:r>
-        <w:rPr>
-          <w:lang w:val="ar_AE" w:bidi="ar_AE"/>
-        </w:rPr>
-      </w:r>
-    </w:p>
-    <w:p>
-      <w:pPr>
-        <w:bidi/>
-      </w:pPr>
-      <w:r>
-        <w:rPr>
-          <w:lang w:val="ar_AE" w:bidi="ar_AE"/>
-        </w:rPr>
-      </w:r>
-    </w:p>
-    <w:p>
-      <w:pPr>
-        <w:pStyle w:val="Heading2"/>
-        <w:bidi/>
-      </w:pPr>
-      <w:r>
-        <w:rPr>
-          <w:lang w:val="ar_AE" w:bidi="ar_AE"/>
-        </w:rPr>
-        <w:t>عوبديا 1: 7 (#6)</w:t>
-      </w:r>
-      <w:r>
-        <w:rPr>
-          <w:lang w:val="ar_AE" w:bidi="ar_AE"/>
-        </w:rPr>
-      </w:r>
-    </w:p>
-    <w:p>
-      <w:pPr>
-        <w:bidi/>
-      </w:pPr>
-      <w:r>
-        <w:rPr>
-          <w:lang w:val="ar_AE" w:bidi="ar_AE"/>
-        </w:rPr>
-      </w:r>
-      <w:r>
-        <w:rPr>
-          <w:lang w:val="ar_AE" w:bidi="ar_AE"/>
-        </w:rPr>
-        <w:t>אֵ֥ין תְּבוּנָ֖ה בּֽ⁠וֹ</w:t>
-      </w:r>
-    </w:p>
-    <w:p>
-      <w:pPr>
-        <w:bidi/>
-      </w:pPr>
-      <w:r>
-        <w:rPr>
-          <w:lang w:val="ar_AE" w:bidi="ar_AE"/>
-        </w:rPr>
-      </w:r>
-      <w:r>
-        <w:rPr>
-          <w:b/>
-          <w:lang w:val="ar_AE" w:bidi="ar_AE"/>
-        </w:rPr>
-        <w:t>"</w:t>
-      </w:r>
-      <w:r>
-        <w:rPr>
-          <w:b/>
-          <w:lang w:val="ar_AE" w:bidi="ar_AE"/>
-        </w:rPr>
-        <w:t>لَا فَهْمَ فِيهِ</w:t>
-      </w:r>
-      <w:r>
-        <w:rPr>
-          <w:b/>
-          <w:lang w:val="ar_AE" w:bidi="ar_AE"/>
-        </w:rPr>
-        <w:t>"</w:t>
-      </w:r>
-    </w:p>
-    <w:p>
-      <w:pPr>
-        <w:bidi/>
-      </w:pPr>
-      <w:r>
-        <w:rPr>
-          <w:lang w:val="ar_AE" w:bidi="ar_AE"/>
-        </w:rPr>
-      </w:r>
-      <w:r>
-        <w:rPr>
-          <w:lang w:val="ar_AE" w:bidi="ar_AE"/>
-        </w:rPr>
-        <w:t>هذه العبارة قد تحتمل عدة معانٍ: (1) أن يكون الرب قائلًا هذا على سبيل الاعتراض أو الملاحظة الجانبية، مبيّنًا تقييـمه لشعب أدوم. وإذا كان ذلك يوقع لبسًا في لغتك، فيمكنك الاستمرار في مخاطبة أدوم بصيغة المخاطَب. (2) أن يكون الحلفاء السابقون هم الذين يقولون هذا عن أدوم. الترجمة البديلة: "حينئذٍ سيقولون لك: لستَ بالحكيم كما كنتَ تظنّ" (3) أن تكون الإشارة راجعة إلى الفخ المذكور آنفًا. الترجمة البديلة: "وليس ثَمَّ إدراكٌ له" (4) أن تكون الإشارة إلى الموقف الصادم نفسه، أي خيانة الحلفاء لأدوم. الترجمة البديلة: "لا يوجد فهم لهذا"</w:t>
-      </w:r>
-    </w:p>
-    <w:p>
-      <w:pPr>
-        <w:bidi/>
-      </w:pPr>
-      <w:r>
-        <w:rPr>
-          <w:lang w:val="ar_AE" w:bidi="ar_AE"/>
-        </w:rPr>
-      </w:r>
-      <w:r>
-        <w:rPr>
-          <w:lang w:val="ar_AE" w:bidi="ar_AE"/>
-        </w:rPr>
-        <w:t xml:space="preserve">انظر: </w:t>
-      </w:r>
-      <w:r>
-        <w:rPr>
-          <w:lang w:val="ar_AE" w:bidi="ar_AE"/>
-        </w:rPr>
-        <w:t>محادثة جانبية</w:t>
-      </w:r>
-      <w:r>
-        <w:rPr>
-          <w:lang w:val="ar_AE" w:bidi="ar_AE"/>
-        </w:rPr>
-      </w:r>
-      <w:r>
-        <w:rPr>
-          <w:lang w:val="ar_AE" w:bidi="ar_AE"/>
-        </w:rPr>
-      </w:r>
-    </w:p>
-    <w:p>
-      <w:pPr>
-        <w:bidi/>
-      </w:pPr>
-      <w:r>
-        <w:rPr>
-          <w:lang w:val="ar_AE" w:bidi="ar_AE"/>
-        </w:rPr>
-      </w:r>
-    </w:p>
-    <w:p>
-      <w:pPr>
-        <w:pStyle w:val="Heading2"/>
-        <w:bidi/>
-      </w:pPr>
-      <w:r>
-        <w:rPr>
-          <w:lang w:val="ar_AE" w:bidi="ar_AE"/>
-        </w:rPr>
-        <w:t>عويديا 1: 7 (#7)</w:t>
-      </w:r>
-      <w:r>
-        <w:rPr>
-          <w:lang w:val="ar_AE" w:bidi="ar_AE"/>
-        </w:rPr>
-      </w:r>
-    </w:p>
-    <w:p>
-      <w:pPr>
-        <w:bidi/>
-      </w:pPr>
-      <w:r>
-        <w:rPr>
-          <w:lang w:val="ar_AE" w:bidi="ar_AE"/>
-        </w:rPr>
-      </w:r>
-      <w:r>
-        <w:rPr>
-          <w:lang w:val="ar_AE" w:bidi="ar_AE"/>
-        </w:rPr>
-        <w:t>אֵ֥ין תְּבוּנָ֖ה בּֽ⁠וֹ</w:t>
-      </w:r>
-    </w:p>
-    <w:p>
-      <w:pPr>
-        <w:bidi/>
-      </w:pPr>
-      <w:r>
-        <w:rPr>
-          <w:lang w:val="ar_AE" w:bidi="ar_AE"/>
-        </w:rPr>
-      </w:r>
-      <w:r>
-        <w:rPr>
-          <w:b/>
-          <w:lang w:val="ar_AE" w:bidi="ar_AE"/>
-        </w:rPr>
-        <w:t>"لاَ فَهْمَ فِيهِ"</w:t>
-      </w:r>
-    </w:p>
-    <w:p>
-      <w:pPr>
-        <w:bidi/>
-      </w:pPr>
-      <w:r>
-        <w:rPr>
-          <w:lang w:val="ar_AE" w:bidi="ar_AE"/>
-        </w:rPr>
-      </w:r>
-      <w:r>
-        <w:rPr>
-          <w:lang w:val="ar_AE" w:bidi="ar_AE"/>
-        </w:rPr>
-        <w:t xml:space="preserve">إذا كانت لُغتك لا تستخدم اسمًا مجردًا للفكرة وراء كلمة </w:t>
-      </w:r>
-      <w:r>
-        <w:rPr>
-          <w:b/>
-          <w:lang w:val="ar_AE" w:bidi="ar_AE"/>
-        </w:rPr>
-        <w:t>الفهْم</w:t>
-      </w:r>
-      <w:r>
-        <w:rPr>
-          <w:lang w:val="ar_AE" w:bidi="ar_AE"/>
-        </w:rPr>
-        <w:t>، يمكنك التعبير عن الفكرة ذاتها بصيغة فعلية. التَّرْجَمَة البديلة: "إنه لا يفهم أي شيء"</w:t>
-      </w:r>
-    </w:p>
-    <w:p>
-      <w:pPr>
-        <w:bidi/>
-      </w:pPr>
-      <w:r>
-        <w:rPr>
-          <w:lang w:val="ar_AE" w:bidi="ar_AE"/>
-        </w:rPr>
-      </w:r>
-      <w:r>
-        <w:rPr>
-          <w:lang w:val="ar_AE" w:bidi="ar_AE"/>
-        </w:rPr>
-        <w:t xml:space="preserve">انظر: </w:t>
-      </w:r>
-      <w:r>
-        <w:rPr>
-          <w:lang w:val="ar_AE" w:bidi="ar_AE"/>
-        </w:rPr>
-        <w:t>الأسماء المجردة</w:t>
-      </w:r>
-      <w:r>
-        <w:rPr>
-          <w:lang w:val="ar_AE" w:bidi="ar_AE"/>
-        </w:rPr>
-      </w:r>
-      <w:r>
-        <w:rPr>
-          <w:lang w:val="ar_AE" w:bidi="ar_AE"/>
-        </w:rPr>
-      </w:r>
-    </w:p>
-    <w:p>
-      <w:pPr>
-        <w:bidi/>
-      </w:pPr>
-      <w:r>
-        <w:rPr>
-          <w:lang w:val="ar_AE" w:bidi="ar_AE"/>
-        </w:rPr>
-      </w:r>
-    </w:p>
-    <w:p>
-      <w:pPr>
-        <w:pStyle w:val="Heading2"/>
-        <w:bidi/>
-      </w:pPr>
-      <w:r>
-        <w:rPr>
-          <w:lang w:val="ar_AE" w:bidi="ar_AE"/>
-        </w:rPr>
-        <w:t>عوبديا 1: 7 (#8)</w:t>
-      </w:r>
-      <w:r>
-        <w:rPr>
-          <w:lang w:val="ar_AE" w:bidi="ar_AE"/>
-        </w:rPr>
-      </w:r>
-    </w:p>
-    <w:p>
-      <w:pPr>
-        <w:bidi/>
-      </w:pPr>
-      <w:r>
-        <w:rPr>
-          <w:lang w:val="ar_AE" w:bidi="ar_AE"/>
-        </w:rPr>
-      </w:r>
-      <w:r>
-        <w:rPr>
-          <w:lang w:val="ar_AE" w:bidi="ar_AE"/>
-        </w:rPr>
-        <w:t>בּֽ⁠וֹ</w:t>
-      </w:r>
-    </w:p>
-    <w:p>
-      <w:pPr>
-        <w:bidi/>
-      </w:pPr>
-      <w:r>
-        <w:rPr>
-          <w:lang w:val="ar_AE" w:bidi="ar_AE"/>
-        </w:rPr>
-      </w:r>
-      <w:r>
-        <w:rPr>
-          <w:b/>
-          <w:lang w:val="ar_AE" w:bidi="ar_AE"/>
-        </w:rPr>
-        <w:t>"فِيهِ"</w:t>
-      </w:r>
-    </w:p>
-    <w:p>
-      <w:pPr>
-        <w:bidi/>
-      </w:pPr>
-      <w:r>
-        <w:rPr>
-          <w:lang w:val="ar_AE" w:bidi="ar_AE"/>
-        </w:rPr>
-      </w:r>
-      <w:r>
-        <w:rPr>
-          <w:lang w:val="ar_AE" w:bidi="ar_AE"/>
-        </w:rPr>
-        <w:t xml:space="preserve">هنا، </w:t>
-      </w:r>
-      <w:r>
-        <w:rPr>
-          <w:b/>
-          <w:lang w:val="ar_AE" w:bidi="ar_AE"/>
-        </w:rPr>
-        <w:t>الهاء</w:t>
-      </w:r>
-      <w:r>
-        <w:rPr>
-          <w:lang w:val="ar_AE" w:bidi="ar_AE"/>
-        </w:rPr>
-        <w:t xml:space="preserve"> ضمير مستتر ربما يشير إلى أدوم، الذي يمثل الأشخاص الذين يعيشون هناك. التَّرْجَمَة البديلة: "في شعب أدوم"</w:t>
-      </w:r>
-    </w:p>
-    <w:p>
-      <w:pPr>
-        <w:bidi/>
-      </w:pPr>
-      <w:r>
-        <w:rPr>
-          <w:lang w:val="ar_AE" w:bidi="ar_AE"/>
-        </w:rPr>
-      </w:r>
-      <w:r>
-        <w:rPr>
-          <w:lang w:val="ar_AE" w:bidi="ar_AE"/>
-        </w:rPr>
-        <w:t xml:space="preserve">انظر: </w:t>
-      </w:r>
-      <w:r>
-        <w:rPr>
-          <w:lang w:val="ar_AE" w:bidi="ar_AE"/>
-        </w:rPr>
-        <w:t>التشخيص</w:t>
-      </w:r>
-      <w:r>
-        <w:rPr>
-          <w:lang w:val="ar_AE" w:bidi="ar_AE"/>
-        </w:rPr>
-      </w:r>
-      <w:r>
-        <w:rPr>
-          <w:lang w:val="ar_AE" w:bidi="ar_AE"/>
-        </w:rPr>
-      </w:r>
-    </w:p>
-    <w:p>
-      <w:pPr>
-        <w:bidi/>
-      </w:pPr>
-      <w:r>
-        <w:rPr>
-          <w:lang w:val="ar_AE" w:bidi="ar_AE"/>
-        </w:rPr>
-      </w:r>
-    </w:p>
-    <w:p>
-      <w:pPr>
-        <w:pStyle w:val="Heading2"/>
-        <w:bidi/>
-      </w:pPr>
-      <w:r>
-        <w:rPr>
-          <w:lang w:val="ar_AE" w:bidi="ar_AE"/>
-        </w:rPr>
         <w:t>عوبديا 1: 8 (#1)</w:t>
       </w:r>
       <w:r>
         <w:rPr>
           <w:lang w:val="ar_AE" w:bidi="ar_AE"/>
         </w:rPr>
-      </w:r>
-    </w:p>
-    <w:p>
-      <w:pPr>
-        <w:bidi/>
-      </w:pPr>
-      <w:r>
-        <w:rPr>
-          <w:lang w:val="ar_AE" w:bidi="ar_AE"/>
-        </w:rPr>
-      </w:r>
-      <w:r>
-        <w:rPr>
-          <w:lang w:val="ar_AE" w:bidi="ar_AE"/>
-        </w:rPr>
-        <w:t>הֲ⁠ל֛וֹא בַּ⁠יּ֥וֹם הַ⁠ה֖וּא &amp; וְ⁠הַאֲבַדְתִּ֤י חֲכָמִים֙ מֵֽ⁠אֱד֔וֹם</w:t>
       </w:r>
     </w:p>
     <w:p>
@@ -8263,6 +8007,22 @@
       </w:r>
       <w:r>
         <w:rPr>
+          <w:lang w:val="ar_AE" w:bidi="ar_AE"/>
+        </w:rPr>
+        <w:t>מִ⁠קָּֽטֶל</w:t>
+      </w:r>
+    </w:p>
+    <w:p>
+      <w:pPr>
+        <w:bidi/>
+      </w:pPr>
+      <w:r>
+        <w:rPr>
+          <w:lang w:val="ar_AE" w:bidi="ar_AE"/>
+        </w:rPr>
+      </w:r>
+      <w:r>
+        <w:rPr>
           <w:b/>
           <w:lang w:val="ar_AE" w:bidi="ar_AE"/>
         </w:rPr>
@@ -8760,22 +8520,6 @@
       </w:r>
       <w:r>
         <w:rPr>
-          <w:lang w:val="ar_AE" w:bidi="ar_AE"/>
-        </w:rPr>
-        <w:t>תְּכַסְּ⁠ךָ֣ בוּשָׁ֑ה</w:t>
-      </w:r>
-    </w:p>
-    <w:p>
-      <w:pPr>
-        <w:bidi/>
-      </w:pPr>
-      <w:r>
-        <w:rPr>
-          <w:lang w:val="ar_AE" w:bidi="ar_AE"/>
-        </w:rPr>
-      </w:r>
-      <w:r>
-        <w:rPr>
           <w:b/>
           <w:lang w:val="ar_AE" w:bidi="ar_AE"/>
         </w:rPr>
@@ -8895,22 +8639,6 @@
       </w:r>
       <w:r>
         <w:rPr>
-          <w:lang w:val="ar_AE" w:bidi="ar_AE"/>
-        </w:rPr>
-        <w:t>וְ⁠נִכְרַ֖תָּ</w:t>
-      </w:r>
-    </w:p>
-    <w:p>
-      <w:pPr>
-        <w:bidi/>
-      </w:pPr>
-      <w:r>
-        <w:rPr>
-          <w:lang w:val="ar_AE" w:bidi="ar_AE"/>
-        </w:rPr>
-      </w:r>
-      <w:r>
-        <w:rPr>
           <w:b/>
           <w:lang w:val="ar_AE" w:bidi="ar_AE"/>
         </w:rPr>
@@ -9017,22 +8745,6 @@
       </w:r>
       <w:r>
         <w:rPr>
-          <w:lang w:val="ar_AE" w:bidi="ar_AE"/>
-        </w:rPr>
-        <w:t>וְ⁠נִכְרַ֖תָּ</w:t>
-      </w:r>
-    </w:p>
-    <w:p>
-      <w:pPr>
-        <w:bidi/>
-      </w:pPr>
-      <w:r>
-        <w:rPr>
-          <w:lang w:val="ar_AE" w:bidi="ar_AE"/>
-        </w:rPr>
-      </w:r>
-      <w:r>
-        <w:rPr>
           <w:b/>
           <w:lang w:val="ar_AE" w:bidi="ar_AE"/>
         </w:rPr>
@@ -9112,22 +8824,6 @@
         <w:rPr>
           <w:lang w:val="ar_AE" w:bidi="ar_AE"/>
         </w:rPr>
-      </w:r>
-    </w:p>
-    <w:p>
-      <w:pPr>
-        <w:bidi/>
-      </w:pPr>
-      <w:r>
-        <w:rPr>
-          <w:lang w:val="ar_AE" w:bidi="ar_AE"/>
-        </w:rPr>
-      </w:r>
-      <w:r>
-        <w:rPr>
-          <w:lang w:val="ar_AE" w:bidi="ar_AE"/>
-        </w:rPr>
-        <w:t>וְ⁠נִכְרַ֖תָּ</w:t>
       </w:r>
     </w:p>
     <w:p>
@@ -9386,22 +9082,6 @@
       </w:r>
       <w:r>
         <w:rPr>
-          <w:lang w:val="ar_AE" w:bidi="ar_AE"/>
-        </w:rPr>
-        <w:t>שְׁב֥וֹת זָרִ֖ים חֵיל֑⁠וֹ וְ⁠נָכְרִ֞ים בָּ֣אוּ שְׁעָרָ֗יו</w:t>
-      </w:r>
-    </w:p>
-    <w:p>
-      <w:pPr>
-        <w:bidi/>
-      </w:pPr>
-      <w:r>
-        <w:rPr>
-          <w:lang w:val="ar_AE" w:bidi="ar_AE"/>
-        </w:rPr>
-      </w:r>
-      <w:r>
-        <w:rPr>
           <w:b/>
           <w:lang w:val="ar_AE" w:bidi="ar_AE"/>
         </w:rPr>
@@ -10477,22 +10157,6 @@
       </w:r>
       <w:r>
         <w:rPr>
-          <w:lang w:val="ar_AE" w:bidi="ar_AE"/>
-        </w:rPr>
-        <w:t>בְ⁠יוֹם־אָחִ֨י⁠ךָ֙ בְּ⁠י֣וֹם נָכְר֔⁠וֹ</w:t>
-      </w:r>
-    </w:p>
-    <w:p>
-      <w:pPr>
-        <w:bidi/>
-      </w:pPr>
-      <w:r>
-        <w:rPr>
-          <w:lang w:val="ar_AE" w:bidi="ar_AE"/>
-        </w:rPr>
-      </w:r>
-      <w:r>
-        <w:rPr>
           <w:b/>
           <w:lang w:val="ar_AE" w:bidi="ar_AE"/>
         </w:rPr>
@@ -11048,22 +10712,6 @@
       </w:r>
       <w:r>
         <w:rPr>
-          <w:lang w:val="ar_AE" w:bidi="ar_AE"/>
-        </w:rPr>
-        <w:t>וְ⁠אַל־תַּגְדֵּ֥ל פִּ֖י⁠ךָ</w:t>
-      </w:r>
-    </w:p>
-    <w:p>
-      <w:pPr>
-        <w:bidi/>
-      </w:pPr>
-      <w:r>
-        <w:rPr>
-          <w:lang w:val="ar_AE" w:bidi="ar_AE"/>
-        </w:rPr>
-      </w:r>
-      <w:r>
-        <w:rPr>
           <w:b/>
           <w:lang w:val="ar_AE" w:bidi="ar_AE"/>
         </w:rPr>
@@ -11157,22 +10805,6 @@
         <w:rPr>
           <w:lang w:val="ar_AE" w:bidi="ar_AE"/>
         </w:rPr>
-      </w:r>
-    </w:p>
-    <w:p>
-      <w:pPr>
-        <w:bidi/>
-      </w:pPr>
-      <w:r>
-        <w:rPr>
-          <w:lang w:val="ar_AE" w:bidi="ar_AE"/>
-        </w:rPr>
-      </w:r>
-      <w:r>
-        <w:rPr>
-          <w:lang w:val="ar_AE" w:bidi="ar_AE"/>
-        </w:rPr>
-        <w:t>בְּ⁠י֣וֹם אֵידָ֔⁠ם &amp; בְּ⁠י֣וֹם אֵיד֑⁠וֹ &amp; בְּ⁠י֥וֹם אֵידֽ⁠וֹ</w:t>
       </w:r>
     </w:p>
     <w:p>
@@ -11606,22 +11238,6 @@
       </w:r>
       <w:r>
         <w:rPr>
-          <w:lang w:val="ar_AE" w:bidi="ar_AE"/>
-        </w:rPr>
-        <w:t>אַל־תֵּ֧רֶא</w:t>
-      </w:r>
-    </w:p>
-    <w:p>
-      <w:pPr>
-        <w:bidi/>
-      </w:pPr>
-      <w:r>
-        <w:rPr>
-          <w:lang w:val="ar_AE" w:bidi="ar_AE"/>
-        </w:rPr>
-      </w:r>
-      <w:r>
-        <w:rPr>
           <w:b/>
           <w:lang w:val="ar_AE" w:bidi="ar_AE"/>
         </w:rPr>
@@ -11881,22 +11497,6 @@
       </w:r>
       <w:r>
         <w:rPr>
-          <w:lang w:val="ar_AE" w:bidi="ar_AE"/>
-        </w:rPr>
-        <w:t>הַ⁠פֶּ֔רֶק</w:t>
-      </w:r>
-    </w:p>
-    <w:p>
-      <w:pPr>
-        <w:bidi/>
-      </w:pPr>
-      <w:r>
-        <w:rPr>
-          <w:lang w:val="ar_AE" w:bidi="ar_AE"/>
-        </w:rPr>
-      </w:r>
-      <w:r>
-        <w:rPr>
           <w:b/>
           <w:lang w:val="ar_AE" w:bidi="ar_AE"/>
         </w:rPr>
@@ -12163,22 +11763,6 @@
       </w:r>
       <w:r>
         <w:rPr>
-          <w:lang w:val="ar_AE" w:bidi="ar_AE"/>
-        </w:rPr>
-        <w:t>וְ⁠אַל־תַּסְגֵּ֥ר שְׂרִידָ֖י⁠ו</w:t>
-      </w:r>
-    </w:p>
-    <w:p>
-      <w:pPr>
-        <w:bidi/>
-      </w:pPr>
-      <w:r>
-        <w:rPr>
-          <w:lang w:val="ar_AE" w:bidi="ar_AE"/>
-        </w:rPr>
-      </w:r>
-      <w:r>
-        <w:rPr>
           <w:b/>
           <w:lang w:val="ar_AE" w:bidi="ar_AE"/>
         </w:rPr>
@@ -12847,22 +12431,6 @@
       </w:r>
       <w:r>
         <w:rPr>
-          <w:lang w:val="ar_AE" w:bidi="ar_AE"/>
-        </w:rPr>
-        <w:t>גְּמֻלְ⁠ךָ֖ יָשׁ֥וּב בְּ⁠רֹאשֶֽׁ⁠ךָ</w:t>
-      </w:r>
-    </w:p>
-    <w:p>
-      <w:pPr>
-        <w:bidi/>
-      </w:pPr>
-      <w:r>
-        <w:rPr>
-          <w:lang w:val="ar_AE" w:bidi="ar_AE"/>
-        </w:rPr>
-      </w:r>
-      <w:r>
-        <w:rPr>
           <w:b/>
           <w:lang w:val="ar_AE" w:bidi="ar_AE"/>
         </w:rPr>
@@ -12969,22 +12537,6 @@
       </w:r>
       <w:r>
         <w:rPr>
-          <w:lang w:val="ar_AE" w:bidi="ar_AE"/>
-        </w:rPr>
-        <w:t>בְּ⁠רֹאשֶֽׁ⁠ךָ</w:t>
-      </w:r>
-    </w:p>
-    <w:p>
-      <w:pPr>
-        <w:bidi/>
-      </w:pPr>
-      <w:r>
-        <w:rPr>
-          <w:lang w:val="ar_AE" w:bidi="ar_AE"/>
-        </w:rPr>
-      </w:r>
-      <w:r>
-        <w:rPr>
           <w:b/>
           <w:lang w:val="ar_AE" w:bidi="ar_AE"/>
         </w:rPr>
@@ -13590,22 +13142,6 @@
       </w:r>
       <w:r>
         <w:rPr>
-          <w:lang w:val="ar_AE" w:bidi="ar_AE"/>
-        </w:rPr>
-        <w:t>יִשְׁתּ֥וּ כָֽל־הַ⁠גּוֹיִ֖ם תָּמִ֑יד</w:t>
-      </w:r>
-    </w:p>
-    <w:p>
-      <w:pPr>
-        <w:bidi/>
-      </w:pPr>
-      <w:r>
-        <w:rPr>
-          <w:lang w:val="ar_AE" w:bidi="ar_AE"/>
-        </w:rPr>
-      </w:r>
-      <w:r>
-        <w:rPr>
           <w:b/>
           <w:lang w:val="ar_AE" w:bidi="ar_AE"/>
         </w:rPr>
@@ -13860,22 +13396,6 @@
         <w:rPr>
           <w:lang w:val="ar_AE" w:bidi="ar_AE"/>
         </w:rPr>
-      </w:r>
-    </w:p>
-    <w:p>
-      <w:pPr>
-        <w:bidi/>
-      </w:pPr>
-      <w:r>
-        <w:rPr>
-          <w:lang w:val="ar_AE" w:bidi="ar_AE"/>
-        </w:rPr>
-      </w:r>
-      <w:r>
-        <w:rPr>
-          <w:lang w:val="ar_AE" w:bidi="ar_AE"/>
-        </w:rPr>
-        <w:t>וְ⁠שָׁת֣וּ וְ⁠לָע֔וּ</w:t>
       </w:r>
     </w:p>
     <w:p>
@@ -14268,22 +13788,6 @@
       </w:r>
       <w:r>
         <w:rPr>
-          <w:lang w:val="ar_AE" w:bidi="ar_AE"/>
-        </w:rPr>
-        <w:t>וְ⁠הָ֣יָה קֹ֑דֶשׁ</w:t>
-      </w:r>
-    </w:p>
-    <w:p>
-      <w:pPr>
-        <w:bidi/>
-      </w:pPr>
-      <w:r>
-        <w:rPr>
-          <w:lang w:val="ar_AE" w:bidi="ar_AE"/>
-        </w:rPr>
-      </w:r>
-      <w:r>
-        <w:rPr>
           <w:b/>
           <w:lang w:val="ar_AE" w:bidi="ar_AE"/>
         </w:rPr>
@@ -14651,22 +14155,6 @@
       </w:r>
       <w:r>
         <w:rPr>
-          <w:lang w:val="ar_AE" w:bidi="ar_AE"/>
-        </w:rPr>
-        <w:t>וְ⁠הָיָה֩ בֵית־יַעֲקֹ֨ב אֵ֜שׁ וּ⁠בֵ֧ית יוֹסֵ֣ף לֶהָבָ֗ה</w:t>
-      </w:r>
-    </w:p>
-    <w:p>
-      <w:pPr>
-        <w:bidi/>
-      </w:pPr>
-      <w:r>
-        <w:rPr>
-          <w:lang w:val="ar_AE" w:bidi="ar_AE"/>
-        </w:rPr>
-      </w:r>
-      <w:r>
-        <w:rPr>
           <w:b/>
           <w:lang w:val="ar_AE" w:bidi="ar_AE"/>
         </w:rPr>
@@ -15030,22 +14518,6 @@
       </w:r>
       <w:r>
         <w:rPr>
-          <w:lang w:val="ar_AE" w:bidi="ar_AE"/>
-        </w:rPr>
-        <w:t>וּ⁠בֵ֤ית עֵשָׂו֙ &amp; לְ⁠בֵ֣ית עֵשָׂ֔ו</w:t>
-      </w:r>
-    </w:p>
-    <w:p>
-      <w:pPr>
-        <w:bidi/>
-      </w:pPr>
-      <w:r>
-        <w:rPr>
-          <w:lang w:val="ar_AE" w:bidi="ar_AE"/>
-        </w:rPr>
-      </w:r>
-      <w:r>
-        <w:rPr>
           <w:b/>
           <w:lang w:val="ar_AE" w:bidi="ar_AE"/>
         </w:rPr>
@@ -16281,22 +15753,6 @@
       </w:r>
       <w:r>
         <w:rPr>
-          <w:lang w:val="ar_AE" w:bidi="ar_AE"/>
-        </w:rPr>
-        <w:t>וְ⁠הַ⁠שְּׁפֵלָה֙ אֶת־פְּלִשְׁתִּ֔ים</w:t>
-      </w:r>
-    </w:p>
-    <w:p>
-      <w:pPr>
-        <w:bidi/>
-      </w:pPr>
-      <w:r>
-        <w:rPr>
-          <w:lang w:val="ar_AE" w:bidi="ar_AE"/>
-        </w:rPr>
-      </w:r>
-      <w:r>
-        <w:rPr>
           <w:b/>
           <w:lang w:val="ar_AE" w:bidi="ar_AE"/>
         </w:rPr>
@@ -16538,22 +15994,6 @@
         <w:rPr>
           <w:lang w:val="ar_AE" w:bidi="ar_AE"/>
         </w:rPr>
-      </w:r>
-    </w:p>
-    <w:p>
-      <w:pPr>
-        <w:bidi/>
-      </w:pPr>
-      <w:r>
-        <w:rPr>
-          <w:lang w:val="ar_AE" w:bidi="ar_AE"/>
-        </w:rPr>
-      </w:r>
-      <w:r>
-        <w:rPr>
-          <w:lang w:val="ar_AE" w:bidi="ar_AE"/>
-        </w:rPr>
-        <w:t>וְ⁠יָרְשׁוּ֙</w:t>
       </w:r>
     </w:p>
     <w:p>
@@ -18955,22 +18395,6 @@
         <w:rPr>
           <w:lang w:val="ar_AE" w:bidi="ar_AE"/>
         </w:rPr>
-      </w:r>
-    </w:p>
-    <w:p>
-      <w:pPr>
-        <w:bidi/>
-      </w:pPr>
-      <w:r>
-        <w:rPr>
-          <w:lang w:val="ar_AE" w:bidi="ar_AE"/>
-        </w:rPr>
-      </w:r>
-      <w:r>
-        <w:rPr>
-          <w:lang w:val="ar_AE" w:bidi="ar_AE"/>
-        </w:rPr>
-        <w:t>וְ⁠הָיְתָ֥ה לַֽ⁠יהוָ֖ה הַ⁠מְּלוּכָֽה</w:t>
       </w:r>
     </w:p>
     <w:p>

--- a/arb/docx/31.content.docx
+++ b/arb/docx/31.content.docx
@@ -584,6 +584,22 @@
       </w:r>
       <w:r>
         <w:rPr>
+          <w:lang w:val="ar_AE" w:bidi="ar_AE"/>
+        </w:rPr>
+        <w:t>יְהוִ֜ה</w:t>
+      </w:r>
+    </w:p>
+    <w:p>
+      <w:pPr>
+        <w:bidi/>
+      </w:pPr>
+      <w:r>
+        <w:rPr>
+          <w:lang w:val="ar_AE" w:bidi="ar_AE"/>
+        </w:rPr>
+      </w:r>
+      <w:r>
+        <w:rPr>
           <w:b/>
           <w:lang w:val="ar_AE" w:bidi="ar_AE"/>
         </w:rPr>
@@ -918,6 +934,22 @@
       </w:r>
       <w:r>
         <w:rPr>
+          <w:lang w:val="ar_AE" w:bidi="ar_AE"/>
+        </w:rPr>
+        <w:t>ק֛וּמוּ וְ⁠נָק֥וּמָה עָלֶי⁠הָ לַ⁠מִּלְחָמָֽה</w:t>
+      </w:r>
+    </w:p>
+    <w:p>
+      <w:pPr>
+        <w:bidi/>
+      </w:pPr>
+      <w:r>
+        <w:rPr>
+          <w:lang w:val="ar_AE" w:bidi="ar_AE"/>
+        </w:rPr>
+      </w:r>
+      <w:r>
+        <w:rPr>
           <w:b/>
           <w:lang w:val="ar_AE" w:bidi="ar_AE"/>
         </w:rPr>
@@ -1010,6 +1042,22 @@
       </w:r>
       <w:r>
         <w:rPr>
+          <w:lang w:val="ar_AE" w:bidi="ar_AE"/>
+        </w:rPr>
+        <w:t>וְ⁠נָק֥וּמָה עָלֶי⁠הָ</w:t>
+      </w:r>
+    </w:p>
+    <w:p>
+      <w:pPr>
+        <w:bidi/>
+      </w:pPr>
+      <w:r>
+        <w:rPr>
+          <w:lang w:val="ar_AE" w:bidi="ar_AE"/>
+        </w:rPr>
+      </w:r>
+      <w:r>
+        <w:rPr>
           <w:b/>
           <w:lang w:val="ar_AE" w:bidi="ar_AE"/>
         </w:rPr>
@@ -1102,6 +1150,22 @@
       </w:r>
       <w:r>
         <w:rPr>
+          <w:lang w:val="ar_AE" w:bidi="ar_AE"/>
+        </w:rPr>
+        <w:t>וְ⁠נָק֥וּמָה עָלֶי⁠הָ</w:t>
+      </w:r>
+    </w:p>
+    <w:p>
+      <w:pPr>
+        <w:bidi/>
+      </w:pPr>
+      <w:r>
+        <w:rPr>
+          <w:lang w:val="ar_AE" w:bidi="ar_AE"/>
+        </w:rPr>
+      </w:r>
+      <w:r>
+        <w:rPr>
           <w:b/>
           <w:lang w:val="ar_AE" w:bidi="ar_AE"/>
         </w:rPr>
@@ -1423,6 +1487,22 @@
       </w:r>
       <w:r>
         <w:rPr>
+          <w:lang w:val="ar_AE" w:bidi="ar_AE"/>
+        </w:rPr>
+        <w:t>כֹּֽה־אָמַר֩ אֲדֹנָ֨⁠י יְהוִ֜ה</w:t>
+      </w:r>
+    </w:p>
+    <w:p>
+      <w:pPr>
+        <w:bidi/>
+      </w:pPr>
+      <w:r>
+        <w:rPr>
+          <w:lang w:val="ar_AE" w:bidi="ar_AE"/>
+        </w:rPr>
+      </w:r>
+      <w:r>
+        <w:rPr>
           <w:b/>
           <w:lang w:val="ar_AE" w:bidi="ar_AE"/>
         </w:rPr>
@@ -1865,6 +1945,22 @@
       </w:r>
       <w:r>
         <w:rPr>
+          <w:lang w:val="ar_AE" w:bidi="ar_AE"/>
+        </w:rPr>
+        <w:t>וְ⁠צִיר֙ &amp; שֻׁלָּ֔ח</w:t>
+      </w:r>
+    </w:p>
+    <w:p>
+      <w:pPr>
+        <w:bidi/>
+      </w:pPr>
+      <w:r>
+        <w:rPr>
+          <w:lang w:val="ar_AE" w:bidi="ar_AE"/>
+        </w:rPr>
+      </w:r>
+      <w:r>
+        <w:rPr>
           <w:b/>
           <w:lang w:val="ar_AE" w:bidi="ar_AE"/>
         </w:rPr>
@@ -1957,6 +2053,22 @@
       </w:r>
       <w:r>
         <w:rPr>
+          <w:lang w:val="ar_AE" w:bidi="ar_AE"/>
+        </w:rPr>
+        <w:t>וְ⁠צִיר֙ &amp; שֻׁלָּ֔ח</w:t>
+      </w:r>
+    </w:p>
+    <w:p>
+      <w:pPr>
+        <w:bidi/>
+      </w:pPr>
+      <w:r>
+        <w:rPr>
+          <w:lang w:val="ar_AE" w:bidi="ar_AE"/>
+        </w:rPr>
+      </w:r>
+      <w:r>
+        <w:rPr>
           <w:b/>
           <w:lang w:val="ar_AE" w:bidi="ar_AE"/>
         </w:rPr>
@@ -2243,6 +2355,22 @@
       </w:r>
       <w:r>
         <w:rPr>
+          <w:lang w:val="ar_AE" w:bidi="ar_AE"/>
+        </w:rPr>
+        <w:t>קָטֹ֛ן נְתַתִּ֖י⁠ךָ בַּ⁠גּוֹיִ֑ם בָּז֥וּי אַתָּ֖ה מְאֹֽד</w:t>
+      </w:r>
+    </w:p>
+    <w:p>
+      <w:pPr>
+        <w:bidi/>
+      </w:pPr>
+      <w:r>
+        <w:rPr>
+          <w:lang w:val="ar_AE" w:bidi="ar_AE"/>
+        </w:rPr>
+      </w:r>
+      <w:r>
+        <w:rPr>
           <w:b/>
           <w:lang w:val="ar_AE" w:bidi="ar_AE"/>
         </w:rPr>
@@ -2335,6 +2463,22 @@
       </w:r>
       <w:r>
         <w:rPr>
+          <w:lang w:val="ar_AE" w:bidi="ar_AE"/>
+        </w:rPr>
+        <w:t>קָטֹ֛ן נְתַתִּ֖י⁠ךָ בַּ⁠גּוֹיִ֑ם</w:t>
+      </w:r>
+    </w:p>
+    <w:p>
+      <w:pPr>
+        <w:bidi/>
+      </w:pPr>
+      <w:r>
+        <w:rPr>
+          <w:lang w:val="ar_AE" w:bidi="ar_AE"/>
+        </w:rPr>
+      </w:r>
+      <w:r>
+        <w:rPr>
           <w:b/>
           <w:lang w:val="ar_AE" w:bidi="ar_AE"/>
         </w:rPr>
@@ -2427,6 +2571,22 @@
       </w:r>
       <w:r>
         <w:rPr>
+          <w:lang w:val="ar_AE" w:bidi="ar_AE"/>
+        </w:rPr>
+        <w:t>בָּז֥וּי אַתָּ֖ה מְאֹֽד</w:t>
+      </w:r>
+    </w:p>
+    <w:p>
+      <w:pPr>
+        <w:bidi/>
+      </w:pPr>
+      <w:r>
+        <w:rPr>
+          <w:lang w:val="ar_AE" w:bidi="ar_AE"/>
+        </w:rPr>
+      </w:r>
+      <w:r>
+        <w:rPr>
           <w:b/>
           <w:lang w:val="ar_AE" w:bidi="ar_AE"/>
         </w:rPr>
@@ -2519,6 +2679,22 @@
       </w:r>
       <w:r>
         <w:rPr>
+          <w:lang w:val="ar_AE" w:bidi="ar_AE"/>
+        </w:rPr>
+        <w:t>זְד֤וֹן לִבְּ⁠ךָ֙ הִשִּׁיאֶ֔⁠ךָ</w:t>
+      </w:r>
+    </w:p>
+    <w:p>
+      <w:pPr>
+        <w:bidi/>
+      </w:pPr>
+      <w:r>
+        <w:rPr>
+          <w:lang w:val="ar_AE" w:bidi="ar_AE"/>
+        </w:rPr>
+      </w:r>
+      <w:r>
+        <w:rPr>
           <w:b/>
           <w:lang w:val="ar_AE" w:bidi="ar_AE"/>
         </w:rPr>
@@ -2624,6 +2800,22 @@
       </w:r>
       <w:r>
         <w:rPr>
+          <w:lang w:val="ar_AE" w:bidi="ar_AE"/>
+        </w:rPr>
+        <w:t>זְד֤וֹן לִבְּ⁠ךָ֙ הִשִּׁיאֶ֔⁠ךָ</w:t>
+      </w:r>
+    </w:p>
+    <w:p>
+      <w:pPr>
+        <w:bidi/>
+      </w:pPr>
+      <w:r>
+        <w:rPr>
+          <w:lang w:val="ar_AE" w:bidi="ar_AE"/>
+        </w:rPr>
+      </w:r>
+      <w:r>
+        <w:rPr>
           <w:b/>
           <w:lang w:val="ar_AE" w:bidi="ar_AE"/>
         </w:rPr>
@@ -2850,6 +3042,22 @@
       </w:r>
       <w:r>
         <w:rPr>
+          <w:lang w:val="ar_AE" w:bidi="ar_AE"/>
+        </w:rPr>
+        <w:t>זְד֤וֹן לִבְּ⁠ךָ֙</w:t>
+      </w:r>
+    </w:p>
+    <w:p>
+      <w:pPr>
+        <w:bidi/>
+      </w:pPr>
+      <w:r>
+        <w:rPr>
+          <w:lang w:val="ar_AE" w:bidi="ar_AE"/>
+        </w:rPr>
+      </w:r>
+      <w:r>
+        <w:rPr>
           <w:b/>
           <w:lang w:val="ar_AE" w:bidi="ar_AE"/>
         </w:rPr>
@@ -3102,6 +3310,22 @@
       </w:r>
       <w:r>
         <w:rPr>
+          <w:lang w:val="ar_AE" w:bidi="ar_AE"/>
+        </w:rPr>
+        <w:t>בְ⁠חַגְוֵי־סֶּ֖לַע</w:t>
+      </w:r>
+    </w:p>
+    <w:p>
+      <w:pPr>
+        <w:bidi/>
+      </w:pPr>
+      <w:r>
+        <w:rPr>
+          <w:lang w:val="ar_AE" w:bidi="ar_AE"/>
+        </w:rPr>
+      </w:r>
+      <w:r>
+        <w:rPr>
           <w:b/>
           <w:lang w:val="ar_AE" w:bidi="ar_AE"/>
         </w:rPr>
@@ -3319,6 +3543,22 @@
       </w:r>
       <w:r>
         <w:rPr>
+          <w:lang w:val="ar_AE" w:bidi="ar_AE"/>
+        </w:rPr>
+        <w:t>אֹמֵ֣ר בְּ⁠לִבּ֔⁠וֹ</w:t>
+      </w:r>
+    </w:p>
+    <w:p>
+      <w:pPr>
+        <w:bidi/>
+      </w:pPr>
+      <w:r>
+        <w:rPr>
+          <w:lang w:val="ar_AE" w:bidi="ar_AE"/>
+        </w:rPr>
+      </w:r>
+      <w:r>
+        <w:rPr>
           <w:b/>
           <w:lang w:val="ar_AE" w:bidi="ar_AE"/>
         </w:rPr>
@@ -3411,6 +3651,22 @@
       </w:r>
       <w:r>
         <w:rPr>
+          <w:lang w:val="ar_AE" w:bidi="ar_AE"/>
+        </w:rPr>
+        <w:t>מִ֥י יוֹרִדֵ֖⁠נִי אָֽרֶץ</w:t>
+      </w:r>
+    </w:p>
+    <w:p>
+      <w:pPr>
+        <w:bidi/>
+      </w:pPr>
+      <w:r>
+        <w:rPr>
+          <w:lang w:val="ar_AE" w:bidi="ar_AE"/>
+        </w:rPr>
+      </w:r>
+      <w:r>
+        <w:rPr>
           <w:b/>
           <w:lang w:val="ar_AE" w:bidi="ar_AE"/>
         </w:rPr>
@@ -3503,6 +3759,22 @@
       </w:r>
       <w:r>
         <w:rPr>
+          <w:lang w:val="ar_AE" w:bidi="ar_AE"/>
+        </w:rPr>
+        <w:t>אִם־תַּגְבִּ֣יהַּ כַּ⁠נֶּ֔שֶׁר וְ⁠אִם־בֵּ֥ין כּֽוֹכָבִ֖ים שִׂ֣ים קִנֶּ֑⁠ךָ</w:t>
+      </w:r>
+    </w:p>
+    <w:p>
+      <w:pPr>
+        <w:bidi/>
+      </w:pPr>
+      <w:r>
+        <w:rPr>
+          <w:lang w:val="ar_AE" w:bidi="ar_AE"/>
+        </w:rPr>
+      </w:r>
+      <w:r>
+        <w:rPr>
           <w:b/>
           <w:lang w:val="ar_AE" w:bidi="ar_AE"/>
         </w:rPr>
@@ -3595,6 +3867,22 @@
       </w:r>
       <w:r>
         <w:rPr>
+          <w:lang w:val="ar_AE" w:bidi="ar_AE"/>
+        </w:rPr>
+        <w:t>אִם־תַּגְבִּ֣יהַּ כַּ⁠נֶּ֔שֶׁר וְ⁠אִם־בֵּ֥ין כּֽוֹכָבִ֖ים שִׂ֣ים קִנֶּ֑⁠ךָ</w:t>
+      </w:r>
+    </w:p>
+    <w:p>
+      <w:pPr>
+        <w:bidi/>
+      </w:pPr>
+      <w:r>
+        <w:rPr>
+          <w:lang w:val="ar_AE" w:bidi="ar_AE"/>
+        </w:rPr>
+      </w:r>
+      <w:r>
+        <w:rPr>
           <w:b/>
           <w:lang w:val="ar_AE" w:bidi="ar_AE"/>
         </w:rPr>
@@ -4145,6 +4433,22 @@
       </w:r>
       <w:r>
         <w:rPr>
+          <w:lang w:val="ar_AE" w:bidi="ar_AE"/>
+        </w:rPr>
+        <w:t>אִם־גַּנָּבִ֤ים בָּאֽוּ־לְ⁠ךָ֙ אִם־שׁ֣וֹדְדֵי לַ֔יְלָה</w:t>
+      </w:r>
+    </w:p>
+    <w:p>
+      <w:pPr>
+        <w:bidi/>
+      </w:pPr>
+      <w:r>
+        <w:rPr>
+          <w:lang w:val="ar_AE" w:bidi="ar_AE"/>
+        </w:rPr>
+      </w:r>
+      <w:r>
+        <w:rPr>
           <w:b/>
           <w:lang w:val="ar_AE" w:bidi="ar_AE"/>
         </w:rPr>
@@ -4237,6 +4541,22 @@
       </w:r>
       <w:r>
         <w:rPr>
+          <w:lang w:val="ar_AE" w:bidi="ar_AE"/>
+        </w:rPr>
+        <w:t>אֵ֣יךְ נִדְמֵ֔יתָה</w:t>
+      </w:r>
+    </w:p>
+    <w:p>
+      <w:pPr>
+        <w:bidi/>
+      </w:pPr>
+      <w:r>
+        <w:rPr>
+          <w:lang w:val="ar_AE" w:bidi="ar_AE"/>
+        </w:rPr>
+      </w:r>
+      <w:r>
+        <w:rPr>
           <w:b/>
           <w:lang w:val="ar_AE" w:bidi="ar_AE"/>
         </w:rPr>
@@ -4545,6 +4865,22 @@
       </w:r>
       <w:r>
         <w:rPr>
+          <w:lang w:val="ar_AE" w:bidi="ar_AE"/>
+        </w:rPr>
+        <w:t>אִם־בֹּֽצְרִים֙ בָּ֣אוּ לָ֔⁠ךְ הֲ⁠ל֖וֹא יַשְׁאִ֥ירוּ עֹלֵלֽוֹת</w:t>
+      </w:r>
+    </w:p>
+    <w:p>
+      <w:pPr>
+        <w:bidi/>
+      </w:pPr>
+      <w:r>
+        <w:rPr>
+          <w:lang w:val="ar_AE" w:bidi="ar_AE"/>
+        </w:rPr>
+      </w:r>
+      <w:r>
+        <w:rPr>
           <w:b/>
           <w:lang w:val="ar_AE" w:bidi="ar_AE"/>
         </w:rPr>
@@ -5086,6 +5422,22 @@
       </w:r>
       <w:r>
         <w:rPr>
+          <w:lang w:val="ar_AE" w:bidi="ar_AE"/>
+        </w:rPr>
+        <w:t>נִבְע֖וּ מַצְפֻּנָֽי⁠ו</w:t>
+      </w:r>
+    </w:p>
+    <w:p>
+      <w:pPr>
+        <w:bidi/>
+      </w:pPr>
+      <w:r>
+        <w:rPr>
+          <w:lang w:val="ar_AE" w:bidi="ar_AE"/>
+        </w:rPr>
+      </w:r>
+      <w:r>
+        <w:rPr>
           <w:b/>
           <w:lang w:val="ar_AE" w:bidi="ar_AE"/>
         </w:rPr>
@@ -5178,6 +5530,22 @@
       </w:r>
       <w:r>
         <w:rPr>
+          <w:lang w:val="ar_AE" w:bidi="ar_AE"/>
+        </w:rPr>
+        <w:t>עַֽד־הַ⁠גְּב֣וּל שִׁלְּח֗וּ⁠ךָ כֹּ֚ל אַנְשֵׁ֣י בְרִיתֶ֔⁠ךָ</w:t>
+      </w:r>
+    </w:p>
+    <w:p>
+      <w:pPr>
+        <w:bidi/>
+      </w:pPr>
+      <w:r>
+        <w:rPr>
+          <w:lang w:val="ar_AE" w:bidi="ar_AE"/>
+        </w:rPr>
+      </w:r>
+      <w:r>
+        <w:rPr>
           <w:b/>
           <w:lang w:val="ar_AE" w:bidi="ar_AE"/>
         </w:rPr>
@@ -5283,6 +5651,22 @@
       </w:r>
       <w:r>
         <w:rPr>
+          <w:lang w:val="ar_AE" w:bidi="ar_AE"/>
+        </w:rPr>
+        <w:t>בְרִיתֶ֔⁠ךָ</w:t>
+      </w:r>
+    </w:p>
+    <w:p>
+      <w:pPr>
+        <w:bidi/>
+      </w:pPr>
+      <w:r>
+        <w:rPr>
+          <w:lang w:val="ar_AE" w:bidi="ar_AE"/>
+        </w:rPr>
+      </w:r>
+      <w:r>
+        <w:rPr>
           <w:b/>
           <w:lang w:val="ar_AE" w:bidi="ar_AE"/>
         </w:rPr>
@@ -5487,6 +5871,22 @@
       </w:r>
       <w:r>
         <w:rPr>
+          <w:lang w:val="ar_AE" w:bidi="ar_AE"/>
+        </w:rPr>
+        <w:t>כֹּ֚ל אַנְשֵׁ֣י בְרִיתֶ֔⁠ךָ &amp; אַנְשֵׁ֣י שְׁלֹמֶ֑⁠ךָ לַחְמְ⁠ךָ֗</w:t>
+      </w:r>
+    </w:p>
+    <w:p>
+      <w:pPr>
+        <w:bidi/>
+      </w:pPr>
+      <w:r>
+        <w:rPr>
+          <w:lang w:val="ar_AE" w:bidi="ar_AE"/>
+        </w:rPr>
+      </w:r>
+      <w:r>
+        <w:rPr>
           <w:b/>
           <w:lang w:val="ar_AE" w:bidi="ar_AE"/>
         </w:rPr>
@@ -5605,6 +6005,22 @@
       </w:r>
       <w:r>
         <w:rPr>
+          <w:lang w:val="ar_AE" w:bidi="ar_AE"/>
+        </w:rPr>
+        <w:t>לַחְמְ⁠ךָ֗ יָשִׂ֤ימוּ מָזוֹר֙ תַּחְתֶּ֔י⁠ךָ</w:t>
+      </w:r>
+    </w:p>
+    <w:p>
+      <w:pPr>
+        <w:bidi/>
+      </w:pPr>
+      <w:r>
+        <w:rPr>
+          <w:lang w:val="ar_AE" w:bidi="ar_AE"/>
+        </w:rPr>
+      </w:r>
+      <w:r>
+        <w:rPr>
           <w:b/>
           <w:lang w:val="ar_AE" w:bidi="ar_AE"/>
         </w:rPr>
@@ -5845,6 +6261,22 @@
       </w:r>
       <w:r>
         <w:rPr>
+          <w:lang w:val="ar_AE" w:bidi="ar_AE"/>
+        </w:rPr>
+        <w:t>אֵ֥ין תְּבוּנָ֖ה בּֽ⁠וֹ</w:t>
+      </w:r>
+    </w:p>
+    <w:p>
+      <w:pPr>
+        <w:bidi/>
+      </w:pPr>
+      <w:r>
+        <w:rPr>
+          <w:lang w:val="ar_AE" w:bidi="ar_AE"/>
+        </w:rPr>
+      </w:r>
+      <w:r>
+        <w:rPr>
           <w:b/>
           <w:lang w:val="ar_AE" w:bidi="ar_AE"/>
         </w:rPr>
@@ -6058,6 +6490,22 @@
         <w:rPr>
           <w:lang w:val="ar_AE" w:bidi="ar_AE"/>
         </w:rPr>
+      </w:r>
+    </w:p>
+    <w:p>
+      <w:pPr>
+        <w:bidi/>
+      </w:pPr>
+      <w:r>
+        <w:rPr>
+          <w:lang w:val="ar_AE" w:bidi="ar_AE"/>
+        </w:rPr>
+      </w:r>
+      <w:r>
+        <w:rPr>
+          <w:lang w:val="ar_AE" w:bidi="ar_AE"/>
+        </w:rPr>
+        <w:t>הֲ⁠ל֛וֹא בַּ⁠יּ֥וֹם הַ⁠ה֖וּא &amp; וְ⁠הַאֲבַדְתִּ֤י חֲכָמִים֙ מֵֽ⁠אֱד֔וֹם</w:t>
       </w:r>
     </w:p>
     <w:p>
@@ -8520,6 +8968,22 @@
       </w:r>
       <w:r>
         <w:rPr>
+          <w:lang w:val="ar_AE" w:bidi="ar_AE"/>
+        </w:rPr>
+        <w:t>תְּכַסְּ⁠ךָ֣ בוּשָׁ֑ה</w:t>
+      </w:r>
+    </w:p>
+    <w:p>
+      <w:pPr>
+        <w:bidi/>
+      </w:pPr>
+      <w:r>
+        <w:rPr>
+          <w:lang w:val="ar_AE" w:bidi="ar_AE"/>
+        </w:rPr>
+      </w:r>
+      <w:r>
+        <w:rPr>
           <w:b/>
           <w:lang w:val="ar_AE" w:bidi="ar_AE"/>
         </w:rPr>
@@ -8639,6 +9103,22 @@
       </w:r>
       <w:r>
         <w:rPr>
+          <w:lang w:val="ar_AE" w:bidi="ar_AE"/>
+        </w:rPr>
+        <w:t>וְ⁠נִכְרַ֖תָּ</w:t>
+      </w:r>
+    </w:p>
+    <w:p>
+      <w:pPr>
+        <w:bidi/>
+      </w:pPr>
+      <w:r>
+        <w:rPr>
+          <w:lang w:val="ar_AE" w:bidi="ar_AE"/>
+        </w:rPr>
+      </w:r>
+      <w:r>
+        <w:rPr>
           <w:b/>
           <w:lang w:val="ar_AE" w:bidi="ar_AE"/>
         </w:rPr>
@@ -8745,6 +9225,22 @@
       </w:r>
       <w:r>
         <w:rPr>
+          <w:lang w:val="ar_AE" w:bidi="ar_AE"/>
+        </w:rPr>
+        <w:t>וְ⁠נִכְרַ֖תָּ</w:t>
+      </w:r>
+    </w:p>
+    <w:p>
+      <w:pPr>
+        <w:bidi/>
+      </w:pPr>
+      <w:r>
+        <w:rPr>
+          <w:lang w:val="ar_AE" w:bidi="ar_AE"/>
+        </w:rPr>
+      </w:r>
+      <w:r>
+        <w:rPr>
           <w:b/>
           <w:lang w:val="ar_AE" w:bidi="ar_AE"/>
         </w:rPr>
@@ -8824,6 +9320,22 @@
         <w:rPr>
           <w:lang w:val="ar_AE" w:bidi="ar_AE"/>
         </w:rPr>
+      </w:r>
+    </w:p>
+    <w:p>
+      <w:pPr>
+        <w:bidi/>
+      </w:pPr>
+      <w:r>
+        <w:rPr>
+          <w:lang w:val="ar_AE" w:bidi="ar_AE"/>
+        </w:rPr>
+      </w:r>
+      <w:r>
+        <w:rPr>
+          <w:lang w:val="ar_AE" w:bidi="ar_AE"/>
+        </w:rPr>
+        <w:t>וְ⁠נִכְרַ֖תָּ</w:t>
       </w:r>
     </w:p>
     <w:p>
@@ -9082,6 +9594,22 @@
       </w:r>
       <w:r>
         <w:rPr>
+          <w:lang w:val="ar_AE" w:bidi="ar_AE"/>
+        </w:rPr>
+        <w:t>שְׁב֥וֹת זָרִ֖ים חֵיל֑⁠וֹ וְ⁠נָכְרִ֞ים בָּ֣אוּ שְׁעָרָ֗יו</w:t>
+      </w:r>
+    </w:p>
+    <w:p>
+      <w:pPr>
+        <w:bidi/>
+      </w:pPr>
+      <w:r>
+        <w:rPr>
+          <w:lang w:val="ar_AE" w:bidi="ar_AE"/>
+        </w:rPr>
+      </w:r>
+      <w:r>
+        <w:rPr>
           <w:b/>
           <w:lang w:val="ar_AE" w:bidi="ar_AE"/>
         </w:rPr>
@@ -9175,6 +9703,22 @@
         <w:rPr>
           <w:lang w:val="ar_AE" w:bidi="ar_AE"/>
         </w:rPr>
+      </w:r>
+    </w:p>
+    <w:p>
+      <w:pPr>
+        <w:bidi/>
+      </w:pPr>
+      <w:r>
+        <w:rPr>
+          <w:lang w:val="ar_AE" w:bidi="ar_AE"/>
+        </w:rPr>
+      </w:r>
+      <w:r>
+        <w:rPr>
+          <w:lang w:val="ar_AE" w:bidi="ar_AE"/>
+        </w:rPr>
+        <w:t>חֵיל֑⁠וֹ &amp; שְׁעָרָ֗יו</w:t>
       </w:r>
     </w:p>
     <w:p>
@@ -10157,6 +10701,22 @@
       </w:r>
       <w:r>
         <w:rPr>
+          <w:lang w:val="ar_AE" w:bidi="ar_AE"/>
+        </w:rPr>
+        <w:t>בְ⁠יוֹם־אָחִ֨י⁠ךָ֙ בְּ⁠י֣וֹם נָכְר֔⁠וֹ</w:t>
+      </w:r>
+    </w:p>
+    <w:p>
+      <w:pPr>
+        <w:bidi/>
+      </w:pPr>
+      <w:r>
+        <w:rPr>
+          <w:lang w:val="ar_AE" w:bidi="ar_AE"/>
+        </w:rPr>
+      </w:r>
+      <w:r>
+        <w:rPr>
           <w:b/>
           <w:lang w:val="ar_AE" w:bidi="ar_AE"/>
         </w:rPr>
@@ -10712,6 +11272,22 @@
       </w:r>
       <w:r>
         <w:rPr>
+          <w:lang w:val="ar_AE" w:bidi="ar_AE"/>
+        </w:rPr>
+        <w:t>וְ⁠אַל־תַּגְדֵּ֥ל פִּ֖י⁠ךָ</w:t>
+      </w:r>
+    </w:p>
+    <w:p>
+      <w:pPr>
+        <w:bidi/>
+      </w:pPr>
+      <w:r>
+        <w:rPr>
+          <w:lang w:val="ar_AE" w:bidi="ar_AE"/>
+        </w:rPr>
+      </w:r>
+      <w:r>
+        <w:rPr>
           <w:b/>
           <w:lang w:val="ar_AE" w:bidi="ar_AE"/>
         </w:rPr>
@@ -10805,6 +11381,22 @@
         <w:rPr>
           <w:lang w:val="ar_AE" w:bidi="ar_AE"/>
         </w:rPr>
+      </w:r>
+    </w:p>
+    <w:p>
+      <w:pPr>
+        <w:bidi/>
+      </w:pPr>
+      <w:r>
+        <w:rPr>
+          <w:lang w:val="ar_AE" w:bidi="ar_AE"/>
+        </w:rPr>
+      </w:r>
+      <w:r>
+        <w:rPr>
+          <w:lang w:val="ar_AE" w:bidi="ar_AE"/>
+        </w:rPr>
+        <w:t>בְּ⁠י֣וֹם אֵידָ֔⁠ם &amp; בְּ⁠י֣וֹם אֵיד֑⁠וֹ &amp; בְּ⁠י֥וֹם אֵידֽ⁠וֹ</w:t>
       </w:r>
     </w:p>
     <w:p>
@@ -11238,6 +11830,22 @@
       </w:r>
       <w:r>
         <w:rPr>
+          <w:lang w:val="ar_AE" w:bidi="ar_AE"/>
+        </w:rPr>
+        <w:t>אַל־תֵּ֧רֶא</w:t>
+      </w:r>
+    </w:p>
+    <w:p>
+      <w:pPr>
+        <w:bidi/>
+      </w:pPr>
+      <w:r>
+        <w:rPr>
+          <w:lang w:val="ar_AE" w:bidi="ar_AE"/>
+        </w:rPr>
+      </w:r>
+      <w:r>
+        <w:rPr>
           <w:b/>
           <w:lang w:val="ar_AE" w:bidi="ar_AE"/>
         </w:rPr>
@@ -11497,6 +12105,22 @@
       </w:r>
       <w:r>
         <w:rPr>
+          <w:lang w:val="ar_AE" w:bidi="ar_AE"/>
+        </w:rPr>
+        <w:t>הַ⁠פֶּ֔רֶק</w:t>
+      </w:r>
+    </w:p>
+    <w:p>
+      <w:pPr>
+        <w:bidi/>
+      </w:pPr>
+      <w:r>
+        <w:rPr>
+          <w:lang w:val="ar_AE" w:bidi="ar_AE"/>
+        </w:rPr>
+      </w:r>
+      <w:r>
+        <w:rPr>
           <w:b/>
           <w:lang w:val="ar_AE" w:bidi="ar_AE"/>
         </w:rPr>
@@ -11763,6 +12387,22 @@
       </w:r>
       <w:r>
         <w:rPr>
+          <w:lang w:val="ar_AE" w:bidi="ar_AE"/>
+        </w:rPr>
+        <w:t>וְ⁠אַל־תַּסְגֵּ֥ר שְׂרִידָ֖י⁠ו</w:t>
+      </w:r>
+    </w:p>
+    <w:p>
+      <w:pPr>
+        <w:bidi/>
+      </w:pPr>
+      <w:r>
+        <w:rPr>
+          <w:lang w:val="ar_AE" w:bidi="ar_AE"/>
+        </w:rPr>
+      </w:r>
+      <w:r>
+        <w:rPr>
           <w:b/>
           <w:lang w:val="ar_AE" w:bidi="ar_AE"/>
         </w:rPr>
@@ -11869,6 +12509,22 @@
       </w:r>
       <w:r>
         <w:rPr>
+          <w:lang w:val="ar_AE" w:bidi="ar_AE"/>
+        </w:rPr>
+        <w:t>כִּֽי־קָר֥וֹב יוֹם־יְהוָ֖ה עַל־כָּל־הַ⁠גּוֹיִ֑ם כַּ⁠אֲשֶׁ֤ר עָשִׂ֨יתָ֙ יֵעָ֣שֶׂה לָּ֔⁠ךְ גְּמֻלְ⁠ךָ֖ יָשׁ֥וּב בְּ⁠רֹאשֶֽׁ⁠ךָ</w:t>
+      </w:r>
+    </w:p>
+    <w:p>
+      <w:pPr>
+        <w:bidi/>
+      </w:pPr>
+      <w:r>
+        <w:rPr>
+          <w:lang w:val="ar_AE" w:bidi="ar_AE"/>
+        </w:rPr>
+      </w:r>
+      <w:r>
+        <w:rPr>
           <w:b/>
           <w:lang w:val="ar_AE" w:bidi="ar_AE"/>
         </w:rPr>
@@ -12431,6 +13087,22 @@
       </w:r>
       <w:r>
         <w:rPr>
+          <w:lang w:val="ar_AE" w:bidi="ar_AE"/>
+        </w:rPr>
+        <w:t>גְּמֻלְ⁠ךָ֖ יָשׁ֥וּב בְּ⁠רֹאשֶֽׁ⁠ךָ</w:t>
+      </w:r>
+    </w:p>
+    <w:p>
+      <w:pPr>
+        <w:bidi/>
+      </w:pPr>
+      <w:r>
+        <w:rPr>
+          <w:lang w:val="ar_AE" w:bidi="ar_AE"/>
+        </w:rPr>
+      </w:r>
+      <w:r>
+        <w:rPr>
           <w:b/>
           <w:lang w:val="ar_AE" w:bidi="ar_AE"/>
         </w:rPr>
@@ -12537,6 +13209,22 @@
       </w:r>
       <w:r>
         <w:rPr>
+          <w:lang w:val="ar_AE" w:bidi="ar_AE"/>
+        </w:rPr>
+        <w:t>בְּ⁠רֹאשֶֽׁ⁠ךָ</w:t>
+      </w:r>
+    </w:p>
+    <w:p>
+      <w:pPr>
+        <w:bidi/>
+      </w:pPr>
+      <w:r>
+        <w:rPr>
+          <w:lang w:val="ar_AE" w:bidi="ar_AE"/>
+        </w:rPr>
+      </w:r>
+      <w:r>
+        <w:rPr>
           <w:b/>
           <w:lang w:val="ar_AE" w:bidi="ar_AE"/>
         </w:rPr>
@@ -13142,6 +13830,22 @@
       </w:r>
       <w:r>
         <w:rPr>
+          <w:lang w:val="ar_AE" w:bidi="ar_AE"/>
+        </w:rPr>
+        <w:t>יִשְׁתּ֥וּ כָֽל־הַ⁠גּוֹיִ֖ם תָּמִ֑יד</w:t>
+      </w:r>
+    </w:p>
+    <w:p>
+      <w:pPr>
+        <w:bidi/>
+      </w:pPr>
+      <w:r>
+        <w:rPr>
+          <w:lang w:val="ar_AE" w:bidi="ar_AE"/>
+        </w:rPr>
+      </w:r>
+      <w:r>
+        <w:rPr>
           <w:b/>
           <w:lang w:val="ar_AE" w:bidi="ar_AE"/>
         </w:rPr>
@@ -13396,6 +14100,22 @@
         <w:rPr>
           <w:lang w:val="ar_AE" w:bidi="ar_AE"/>
         </w:rPr>
+      </w:r>
+    </w:p>
+    <w:p>
+      <w:pPr>
+        <w:bidi/>
+      </w:pPr>
+      <w:r>
+        <w:rPr>
+          <w:lang w:val="ar_AE" w:bidi="ar_AE"/>
+        </w:rPr>
+      </w:r>
+      <w:r>
+        <w:rPr>
+          <w:lang w:val="ar_AE" w:bidi="ar_AE"/>
+        </w:rPr>
+        <w:t>וְ⁠שָׁת֣וּ וְ⁠לָע֔וּ</w:t>
       </w:r>
     </w:p>
     <w:p>
@@ -13788,6 +14508,22 @@
       </w:r>
       <w:r>
         <w:rPr>
+          <w:lang w:val="ar_AE" w:bidi="ar_AE"/>
+        </w:rPr>
+        <w:t>וְ⁠הָ֣יָה קֹ֑דֶשׁ</w:t>
+      </w:r>
+    </w:p>
+    <w:p>
+      <w:pPr>
+        <w:bidi/>
+      </w:pPr>
+      <w:r>
+        <w:rPr>
+          <w:lang w:val="ar_AE" w:bidi="ar_AE"/>
+        </w:rPr>
+      </w:r>
+      <w:r>
+        <w:rPr>
           <w:b/>
           <w:lang w:val="ar_AE" w:bidi="ar_AE"/>
         </w:rPr>
@@ -14155,6 +14891,22 @@
       </w:r>
       <w:r>
         <w:rPr>
+          <w:lang w:val="ar_AE" w:bidi="ar_AE"/>
+        </w:rPr>
+        <w:t>וְ⁠הָיָה֩ בֵית־יַעֲקֹ֨ב אֵ֜שׁ וּ⁠בֵ֧ית יוֹסֵ֣ף לֶהָבָ֗ה</w:t>
+      </w:r>
+    </w:p>
+    <w:p>
+      <w:pPr>
+        <w:bidi/>
+      </w:pPr>
+      <w:r>
+        <w:rPr>
+          <w:lang w:val="ar_AE" w:bidi="ar_AE"/>
+        </w:rPr>
+      </w:r>
+      <w:r>
+        <w:rPr>
           <w:b/>
           <w:lang w:val="ar_AE" w:bidi="ar_AE"/>
         </w:rPr>
@@ -14518,6 +15270,22 @@
       </w:r>
       <w:r>
         <w:rPr>
+          <w:lang w:val="ar_AE" w:bidi="ar_AE"/>
+        </w:rPr>
+        <w:t>וּ⁠בֵ֤ית עֵשָׂו֙ &amp; לְ⁠בֵ֣ית עֵשָׂ֔ו</w:t>
+      </w:r>
+    </w:p>
+    <w:p>
+      <w:pPr>
+        <w:bidi/>
+      </w:pPr>
+      <w:r>
+        <w:rPr>
+          <w:lang w:val="ar_AE" w:bidi="ar_AE"/>
+        </w:rPr>
+      </w:r>
+      <w:r>
+        <w:rPr>
           <w:b/>
           <w:lang w:val="ar_AE" w:bidi="ar_AE"/>
         </w:rPr>
@@ -15753,6 +16521,22 @@
       </w:r>
       <w:r>
         <w:rPr>
+          <w:lang w:val="ar_AE" w:bidi="ar_AE"/>
+        </w:rPr>
+        <w:t>וְ⁠הַ⁠שְּׁפֵלָה֙ אֶת־פְּלִשְׁתִּ֔ים</w:t>
+      </w:r>
+    </w:p>
+    <w:p>
+      <w:pPr>
+        <w:bidi/>
+      </w:pPr>
+      <w:r>
+        <w:rPr>
+          <w:lang w:val="ar_AE" w:bidi="ar_AE"/>
+        </w:rPr>
+      </w:r>
+      <w:r>
+        <w:rPr>
           <w:b/>
           <w:lang w:val="ar_AE" w:bidi="ar_AE"/>
         </w:rPr>
@@ -15994,6 +16778,22 @@
         <w:rPr>
           <w:lang w:val="ar_AE" w:bidi="ar_AE"/>
         </w:rPr>
+      </w:r>
+    </w:p>
+    <w:p>
+      <w:pPr>
+        <w:bidi/>
+      </w:pPr>
+      <w:r>
+        <w:rPr>
+          <w:lang w:val="ar_AE" w:bidi="ar_AE"/>
+        </w:rPr>
+      </w:r>
+      <w:r>
+        <w:rPr>
+          <w:lang w:val="ar_AE" w:bidi="ar_AE"/>
+        </w:rPr>
+        <w:t>וְ⁠יָרְשׁוּ֙</w:t>
       </w:r>
     </w:p>
     <w:p>
@@ -18395,6 +19195,22 @@
         <w:rPr>
           <w:lang w:val="ar_AE" w:bidi="ar_AE"/>
         </w:rPr>
+      </w:r>
+    </w:p>
+    <w:p>
+      <w:pPr>
+        <w:bidi/>
+      </w:pPr>
+      <w:r>
+        <w:rPr>
+          <w:lang w:val="ar_AE" w:bidi="ar_AE"/>
+        </w:rPr>
+      </w:r>
+      <w:r>
+        <w:rPr>
+          <w:lang w:val="ar_AE" w:bidi="ar_AE"/>
+        </w:rPr>
+        <w:t>וְ⁠הָיְתָ֥ה לַֽ⁠יהוָ֖ה הַ⁠מְּלוּכָֽה</w:t>
       </w:r>
     </w:p>
     <w:p>
